--- a/docs/AirLume_draftv4.docx
+++ b/docs/AirLume_draftv4.docx
@@ -1556,7 +1556,7 @@
             </w:rPr>
             <w:fldChar w:fldCharType="separate"/>
           </w:r>
-          <w:hyperlink w:anchor="_Toc227175404" w:history="1">
+          <w:hyperlink w:anchor="_Toc227271333" w:history="1">
             <w:r>
               <w:rPr>
                 <w:rStyle w:val="Hyperlink"/>
@@ -1584,7 +1584,7 @@
                 <w:noProof/>
                 <w:webHidden/>
               </w:rPr>
-              <w:instrText xml:space="preserve"> PAGEREF _Toc227175404 \h </w:instrText>
+              <w:instrText xml:space="preserve"> PAGEREF _Toc227271333 \h </w:instrText>
             </w:r>
             <w:r>
               <w:rPr>
@@ -1604,7 +1604,7 @@
                 <w:noProof/>
                 <w:webHidden/>
               </w:rPr>
-              <w:t>7</w:t>
+              <w:t>8</w:t>
             </w:r>
             <w:r>
               <w:rPr>
@@ -1629,7 +1629,7 @@
               <w:lang w:eastAsia="en-CA"/>
             </w:rPr>
           </w:pPr>
-          <w:hyperlink w:anchor="_Toc227175405" w:history="1">
+          <w:hyperlink w:anchor="_Toc227271334" w:history="1">
             <w:r>
               <w:rPr>
                 <w:rStyle w:val="Hyperlink"/>
@@ -1657,7 +1657,7 @@
                 <w:noProof/>
                 <w:webHidden/>
               </w:rPr>
-              <w:instrText xml:space="preserve"> PAGEREF _Toc227175405 \h </w:instrText>
+              <w:instrText xml:space="preserve"> PAGEREF _Toc227271334 \h </w:instrText>
             </w:r>
             <w:r>
               <w:rPr>
@@ -1677,7 +1677,7 @@
                 <w:noProof/>
                 <w:webHidden/>
               </w:rPr>
-              <w:t>10</w:t>
+              <w:t>11</w:t>
             </w:r>
             <w:r>
               <w:rPr>
@@ -1702,7 +1702,7 @@
               <w:lang w:eastAsia="en-CA"/>
             </w:rPr>
           </w:pPr>
-          <w:hyperlink w:anchor="_Toc227175406" w:history="1">
+          <w:hyperlink w:anchor="_Toc227271335" w:history="1">
             <w:r>
               <w:rPr>
                 <w:rStyle w:val="Hyperlink"/>
@@ -1730,7 +1730,7 @@
                 <w:noProof/>
                 <w:webHidden/>
               </w:rPr>
-              <w:instrText xml:space="preserve"> PAGEREF _Toc227175406 \h </w:instrText>
+              <w:instrText xml:space="preserve"> PAGEREF _Toc227271335 \h </w:instrText>
             </w:r>
             <w:r>
               <w:rPr>
@@ -1750,7 +1750,7 @@
                 <w:noProof/>
                 <w:webHidden/>
               </w:rPr>
-              <w:t>10</w:t>
+              <w:t>11</w:t>
             </w:r>
             <w:r>
               <w:rPr>
@@ -1775,7 +1775,7 @@
               <w:lang w:eastAsia="en-CA"/>
             </w:rPr>
           </w:pPr>
-          <w:hyperlink w:anchor="_Toc227175407" w:history="1">
+          <w:hyperlink w:anchor="_Toc227271336" w:history="1">
             <w:r>
               <w:rPr>
                 <w:rStyle w:val="Hyperlink"/>
@@ -1803,7 +1803,7 @@
                 <w:noProof/>
                 <w:webHidden/>
               </w:rPr>
-              <w:instrText xml:space="preserve"> PAGEREF _Toc227175407 \h </w:instrText>
+              <w:instrText xml:space="preserve"> PAGEREF _Toc227271336 \h </w:instrText>
             </w:r>
             <w:r>
               <w:rPr>
@@ -1823,7 +1823,7 @@
                 <w:noProof/>
                 <w:webHidden/>
               </w:rPr>
-              <w:t>10</w:t>
+              <w:t>11</w:t>
             </w:r>
             <w:r>
               <w:rPr>
@@ -1848,7 +1848,7 @@
               <w:lang w:eastAsia="en-CA"/>
             </w:rPr>
           </w:pPr>
-          <w:hyperlink w:anchor="_Toc227175408" w:history="1">
+          <w:hyperlink w:anchor="_Toc227271337" w:history="1">
             <w:r>
               <w:rPr>
                 <w:rStyle w:val="Hyperlink"/>
@@ -1876,7 +1876,7 @@
                 <w:noProof/>
                 <w:webHidden/>
               </w:rPr>
-              <w:instrText xml:space="preserve"> PAGEREF _Toc227175408 \h </w:instrText>
+              <w:instrText xml:space="preserve"> PAGEREF _Toc227271337 \h </w:instrText>
             </w:r>
             <w:r>
               <w:rPr>
@@ -1896,7 +1896,7 @@
                 <w:noProof/>
                 <w:webHidden/>
               </w:rPr>
-              <w:t>10</w:t>
+              <w:t>11</w:t>
             </w:r>
             <w:r>
               <w:rPr>
@@ -1921,7 +1921,7 @@
               <w:lang w:eastAsia="en-CA"/>
             </w:rPr>
           </w:pPr>
-          <w:hyperlink w:anchor="_Toc227175409" w:history="1">
+          <w:hyperlink w:anchor="_Toc227271338" w:history="1">
             <w:r>
               <w:rPr>
                 <w:rStyle w:val="Hyperlink"/>
@@ -1949,7 +1949,7 @@
                 <w:noProof/>
                 <w:webHidden/>
               </w:rPr>
-              <w:instrText xml:space="preserve"> PAGEREF _Toc227175409 \h </w:instrText>
+              <w:instrText xml:space="preserve"> PAGEREF _Toc227271338 \h </w:instrText>
             </w:r>
             <w:r>
               <w:rPr>
@@ -1969,7 +1969,7 @@
                 <w:noProof/>
                 <w:webHidden/>
               </w:rPr>
-              <w:t>11</w:t>
+              <w:t>12</w:t>
             </w:r>
             <w:r>
               <w:rPr>
@@ -1994,7 +1994,7 @@
               <w:lang w:eastAsia="en-CA"/>
             </w:rPr>
           </w:pPr>
-          <w:hyperlink w:anchor="_Toc227175410" w:history="1">
+          <w:hyperlink w:anchor="_Toc227271339" w:history="1">
             <w:r>
               <w:rPr>
                 <w:rStyle w:val="Hyperlink"/>
@@ -2022,7 +2022,7 @@
                 <w:noProof/>
                 <w:webHidden/>
               </w:rPr>
-              <w:instrText xml:space="preserve"> PAGEREF _Toc227175410 \h </w:instrText>
+              <w:instrText xml:space="preserve"> PAGEREF _Toc227271339 \h </w:instrText>
             </w:r>
             <w:r>
               <w:rPr>
@@ -2042,7 +2042,7 @@
                 <w:noProof/>
                 <w:webHidden/>
               </w:rPr>
-              <w:t>11</w:t>
+              <w:t>12</w:t>
             </w:r>
             <w:r>
               <w:rPr>
@@ -2067,7 +2067,7 @@
               <w:lang w:eastAsia="en-CA"/>
             </w:rPr>
           </w:pPr>
-          <w:hyperlink w:anchor="_Toc227175411" w:history="1">
+          <w:hyperlink w:anchor="_Toc227271340" w:history="1">
             <w:r>
               <w:rPr>
                 <w:rStyle w:val="Hyperlink"/>
@@ -2095,7 +2095,7 @@
                 <w:noProof/>
                 <w:webHidden/>
               </w:rPr>
-              <w:instrText xml:space="preserve"> PAGEREF _Toc227175411 \h </w:instrText>
+              <w:instrText xml:space="preserve"> PAGEREF _Toc227271340 \h </w:instrText>
             </w:r>
             <w:r>
               <w:rPr>
@@ -2115,7 +2115,7 @@
                 <w:noProof/>
                 <w:webHidden/>
               </w:rPr>
-              <w:t>12</w:t>
+              <w:t>13</w:t>
             </w:r>
             <w:r>
               <w:rPr>
@@ -2140,7 +2140,7 @@
               <w:lang w:eastAsia="en-CA"/>
             </w:rPr>
           </w:pPr>
-          <w:hyperlink w:anchor="_Toc227175412" w:history="1">
+          <w:hyperlink w:anchor="_Toc227271341" w:history="1">
             <w:r>
               <w:rPr>
                 <w:rStyle w:val="Hyperlink"/>
@@ -2168,7 +2168,7 @@
                 <w:noProof/>
                 <w:webHidden/>
               </w:rPr>
-              <w:instrText xml:space="preserve"> PAGEREF _Toc227175412 \h </w:instrText>
+              <w:instrText xml:space="preserve"> PAGEREF _Toc227271341 \h </w:instrText>
             </w:r>
             <w:r>
               <w:rPr>
@@ -2188,7 +2188,7 @@
                 <w:noProof/>
                 <w:webHidden/>
               </w:rPr>
-              <w:t>12</w:t>
+              <w:t>13</w:t>
             </w:r>
             <w:r>
               <w:rPr>
@@ -2213,7 +2213,7 @@
               <w:lang w:eastAsia="en-CA"/>
             </w:rPr>
           </w:pPr>
-          <w:hyperlink w:anchor="_Toc227175413" w:history="1">
+          <w:hyperlink w:anchor="_Toc227271342" w:history="1">
             <w:r>
               <w:rPr>
                 <w:rStyle w:val="Hyperlink"/>
@@ -2241,7 +2241,7 @@
                 <w:noProof/>
                 <w:webHidden/>
               </w:rPr>
-              <w:instrText xml:space="preserve"> PAGEREF _Toc227175413 \h </w:instrText>
+              <w:instrText xml:space="preserve"> PAGEREF _Toc227271342 \h </w:instrText>
             </w:r>
             <w:r>
               <w:rPr>
@@ -2261,7 +2261,7 @@
                 <w:noProof/>
                 <w:webHidden/>
               </w:rPr>
-              <w:t>14</w:t>
+              <w:t>15</w:t>
             </w:r>
             <w:r>
               <w:rPr>
@@ -2286,7 +2286,7 @@
               <w:lang w:eastAsia="en-CA"/>
             </w:rPr>
           </w:pPr>
-          <w:hyperlink w:anchor="_Toc227175414" w:history="1">
+          <w:hyperlink w:anchor="_Toc227271343" w:history="1">
             <w:r>
               <w:rPr>
                 <w:rStyle w:val="Hyperlink"/>
@@ -2314,7 +2314,7 @@
                 <w:noProof/>
                 <w:webHidden/>
               </w:rPr>
-              <w:instrText xml:space="preserve"> PAGEREF _Toc227175414 \h </w:instrText>
+              <w:instrText xml:space="preserve"> PAGEREF _Toc227271343 \h </w:instrText>
             </w:r>
             <w:r>
               <w:rPr>
@@ -2334,7 +2334,7 @@
                 <w:noProof/>
                 <w:webHidden/>
               </w:rPr>
-              <w:t>15</w:t>
+              <w:t>16</w:t>
             </w:r>
             <w:r>
               <w:rPr>
@@ -2359,7 +2359,7 @@
               <w:lang w:eastAsia="en-CA"/>
             </w:rPr>
           </w:pPr>
-          <w:hyperlink w:anchor="_Toc227175415" w:history="1">
+          <w:hyperlink w:anchor="_Toc227271344" w:history="1">
             <w:r>
               <w:rPr>
                 <w:rStyle w:val="Hyperlink"/>
@@ -2387,7 +2387,7 @@
                 <w:noProof/>
                 <w:webHidden/>
               </w:rPr>
-              <w:instrText xml:space="preserve"> PAGEREF _Toc227175415 \h </w:instrText>
+              <w:instrText xml:space="preserve"> PAGEREF _Toc227271344 \h </w:instrText>
             </w:r>
             <w:r>
               <w:rPr>
@@ -2407,7 +2407,7 @@
                 <w:noProof/>
                 <w:webHidden/>
               </w:rPr>
-              <w:t>16</w:t>
+              <w:t>17</w:t>
             </w:r>
             <w:r>
               <w:rPr>
@@ -2432,7 +2432,7 @@
               <w:lang w:eastAsia="en-CA"/>
             </w:rPr>
           </w:pPr>
-          <w:hyperlink w:anchor="_Toc227175416" w:history="1">
+          <w:hyperlink w:anchor="_Toc227271345" w:history="1">
             <w:r>
               <w:rPr>
                 <w:rStyle w:val="Hyperlink"/>
@@ -2460,7 +2460,7 @@
                 <w:noProof/>
                 <w:webHidden/>
               </w:rPr>
-              <w:instrText xml:space="preserve"> PAGEREF _Toc227175416 \h </w:instrText>
+              <w:instrText xml:space="preserve"> PAGEREF _Toc227271345 \h </w:instrText>
             </w:r>
             <w:r>
               <w:rPr>
@@ -2480,7 +2480,7 @@
                 <w:noProof/>
                 <w:webHidden/>
               </w:rPr>
-              <w:t>17</w:t>
+              <w:t>18</w:t>
             </w:r>
             <w:r>
               <w:rPr>
@@ -2505,7 +2505,7 @@
               <w:lang w:eastAsia="en-CA"/>
             </w:rPr>
           </w:pPr>
-          <w:hyperlink w:anchor="_Toc227175417" w:history="1">
+          <w:hyperlink w:anchor="_Toc227271346" w:history="1">
             <w:r>
               <w:rPr>
                 <w:rStyle w:val="Hyperlink"/>
@@ -2534,7 +2534,7 @@
                 <w:noProof/>
                 <w:webHidden/>
               </w:rPr>
-              <w:instrText xml:space="preserve"> PAGEREF _Toc227175417 \h </w:instrText>
+              <w:instrText xml:space="preserve"> PAGEREF _Toc227271346 \h </w:instrText>
             </w:r>
             <w:r>
               <w:rPr>
@@ -2554,7 +2554,7 @@
                 <w:noProof/>
                 <w:webHidden/>
               </w:rPr>
-              <w:t>17</w:t>
+              <w:t>18</w:t>
             </w:r>
             <w:r>
               <w:rPr>
@@ -2579,7 +2579,7 @@
               <w:lang w:eastAsia="en-CA"/>
             </w:rPr>
           </w:pPr>
-          <w:hyperlink w:anchor="_Toc227175418" w:history="1">
+          <w:hyperlink w:anchor="_Toc227271347" w:history="1">
             <w:r>
               <w:rPr>
                 <w:rStyle w:val="Hyperlink"/>
@@ -2608,7 +2608,7 @@
                 <w:noProof/>
                 <w:webHidden/>
               </w:rPr>
-              <w:instrText xml:space="preserve"> PAGEREF _Toc227175418 \h </w:instrText>
+              <w:instrText xml:space="preserve"> PAGEREF _Toc227271347 \h </w:instrText>
             </w:r>
             <w:r>
               <w:rPr>
@@ -2628,7 +2628,7 @@
                 <w:noProof/>
                 <w:webHidden/>
               </w:rPr>
-              <w:t>17</w:t>
+              <w:t>18</w:t>
             </w:r>
             <w:r>
               <w:rPr>
@@ -2653,7 +2653,7 @@
               <w:lang w:eastAsia="en-CA"/>
             </w:rPr>
           </w:pPr>
-          <w:hyperlink w:anchor="_Toc227175419" w:history="1">
+          <w:hyperlink w:anchor="_Toc227271348" w:history="1">
             <w:r>
               <w:rPr>
                 <w:rStyle w:val="Hyperlink"/>
@@ -2682,7 +2682,7 @@
                 <w:noProof/>
                 <w:webHidden/>
               </w:rPr>
-              <w:instrText xml:space="preserve"> PAGEREF _Toc227175419 \h </w:instrText>
+              <w:instrText xml:space="preserve"> PAGEREF _Toc227271348 \h </w:instrText>
             </w:r>
             <w:r>
               <w:rPr>
@@ -2702,7 +2702,7 @@
                 <w:noProof/>
                 <w:webHidden/>
               </w:rPr>
-              <w:t>17</w:t>
+              <w:t>18</w:t>
             </w:r>
             <w:r>
               <w:rPr>
@@ -2727,7 +2727,7 @@
               <w:lang w:eastAsia="en-CA"/>
             </w:rPr>
           </w:pPr>
-          <w:hyperlink w:anchor="_Toc227175420" w:history="1">
+          <w:hyperlink w:anchor="_Toc227271349" w:history="1">
             <w:r>
               <w:rPr>
                 <w:rStyle w:val="Hyperlink"/>
@@ -2755,7 +2755,7 @@
                 <w:noProof/>
                 <w:webHidden/>
               </w:rPr>
-              <w:instrText xml:space="preserve"> PAGEREF _Toc227175420 \h </w:instrText>
+              <w:instrText xml:space="preserve"> PAGEREF _Toc227271349 \h </w:instrText>
             </w:r>
             <w:r>
               <w:rPr>
@@ -2775,7 +2775,7 @@
                 <w:noProof/>
                 <w:webHidden/>
               </w:rPr>
-              <w:t>18</w:t>
+              <w:t>19</w:t>
             </w:r>
             <w:r>
               <w:rPr>
@@ -2800,7 +2800,7 @@
               <w:lang w:eastAsia="en-CA"/>
             </w:rPr>
           </w:pPr>
-          <w:hyperlink w:anchor="_Toc227175421" w:history="1">
+          <w:hyperlink w:anchor="_Toc227271350" w:history="1">
             <w:r>
               <w:rPr>
                 <w:rStyle w:val="Hyperlink"/>
@@ -2829,7 +2829,7 @@
                 <w:noProof/>
                 <w:webHidden/>
               </w:rPr>
-              <w:instrText xml:space="preserve"> PAGEREF _Toc227175421 \h </w:instrText>
+              <w:instrText xml:space="preserve"> PAGEREF _Toc227271350 \h </w:instrText>
             </w:r>
             <w:r>
               <w:rPr>
@@ -2849,7 +2849,7 @@
                 <w:noProof/>
                 <w:webHidden/>
               </w:rPr>
-              <w:t>18</w:t>
+              <w:t>19</w:t>
             </w:r>
             <w:r>
               <w:rPr>
@@ -2874,7 +2874,7 @@
               <w:lang w:eastAsia="en-CA"/>
             </w:rPr>
           </w:pPr>
-          <w:hyperlink w:anchor="_Toc227175422" w:history="1">
+          <w:hyperlink w:anchor="_Toc227271351" w:history="1">
             <w:r>
               <w:rPr>
                 <w:rStyle w:val="Hyperlink"/>
@@ -2903,7 +2903,7 @@
                 <w:noProof/>
                 <w:webHidden/>
               </w:rPr>
-              <w:instrText xml:space="preserve"> PAGEREF _Toc227175422 \h </w:instrText>
+              <w:instrText xml:space="preserve"> PAGEREF _Toc227271351 \h </w:instrText>
             </w:r>
             <w:r>
               <w:rPr>
@@ -2923,7 +2923,7 @@
                 <w:noProof/>
                 <w:webHidden/>
               </w:rPr>
-              <w:t>19</w:t>
+              <w:t>20</w:t>
             </w:r>
             <w:r>
               <w:rPr>
@@ -2948,7 +2948,7 @@
               <w:lang w:eastAsia="en-CA"/>
             </w:rPr>
           </w:pPr>
-          <w:hyperlink w:anchor="_Toc227175423" w:history="1">
+          <w:hyperlink w:anchor="_Toc227271352" w:history="1">
             <w:r>
               <w:rPr>
                 <w:rStyle w:val="Hyperlink"/>
@@ -2977,7 +2977,7 @@
                 <w:noProof/>
                 <w:webHidden/>
               </w:rPr>
-              <w:instrText xml:space="preserve"> PAGEREF _Toc227175423 \h </w:instrText>
+              <w:instrText xml:space="preserve"> PAGEREF _Toc227271352 \h </w:instrText>
             </w:r>
             <w:r>
               <w:rPr>
@@ -2997,7 +2997,7 @@
                 <w:noProof/>
                 <w:webHidden/>
               </w:rPr>
-              <w:t>20</w:t>
+              <w:t>21</w:t>
             </w:r>
             <w:r>
               <w:rPr>
@@ -3022,7 +3022,7 @@
               <w:lang w:eastAsia="en-CA"/>
             </w:rPr>
           </w:pPr>
-          <w:hyperlink w:anchor="_Toc227175424" w:history="1">
+          <w:hyperlink w:anchor="_Toc227271353" w:history="1">
             <w:r>
               <w:rPr>
                 <w:rStyle w:val="Hyperlink"/>
@@ -3051,7 +3051,7 @@
                 <w:noProof/>
                 <w:webHidden/>
               </w:rPr>
-              <w:instrText xml:space="preserve"> PAGEREF _Toc227175424 \h </w:instrText>
+              <w:instrText xml:space="preserve"> PAGEREF _Toc227271353 \h </w:instrText>
             </w:r>
             <w:r>
               <w:rPr>
@@ -3071,7 +3071,7 @@
                 <w:noProof/>
                 <w:webHidden/>
               </w:rPr>
-              <w:t>21</w:t>
+              <w:t>22</w:t>
             </w:r>
             <w:r>
               <w:rPr>
@@ -3096,7 +3096,7 @@
               <w:lang w:eastAsia="en-CA"/>
             </w:rPr>
           </w:pPr>
-          <w:hyperlink w:anchor="_Toc227175425" w:history="1">
+          <w:hyperlink w:anchor="_Toc227271354" w:history="1">
             <w:r>
               <w:rPr>
                 <w:rStyle w:val="Hyperlink"/>
@@ -3125,7 +3125,7 @@
                 <w:noProof/>
                 <w:webHidden/>
               </w:rPr>
-              <w:instrText xml:space="preserve"> PAGEREF _Toc227175425 \h </w:instrText>
+              <w:instrText xml:space="preserve"> PAGEREF _Toc227271354 \h </w:instrText>
             </w:r>
             <w:r>
               <w:rPr>
@@ -3145,7 +3145,7 @@
                 <w:noProof/>
                 <w:webHidden/>
               </w:rPr>
-              <w:t>23</w:t>
+              <w:t>24</w:t>
             </w:r>
             <w:r>
               <w:rPr>
@@ -3170,7 +3170,7 @@
               <w:lang w:eastAsia="en-CA"/>
             </w:rPr>
           </w:pPr>
-          <w:hyperlink w:anchor="_Toc227175426" w:history="1">
+          <w:hyperlink w:anchor="_Toc227271355" w:history="1">
             <w:r>
               <w:rPr>
                 <w:rStyle w:val="Hyperlink"/>
@@ -3199,7 +3199,7 @@
                 <w:noProof/>
                 <w:webHidden/>
               </w:rPr>
-              <w:instrText xml:space="preserve"> PAGEREF _Toc227175426 \h </w:instrText>
+              <w:instrText xml:space="preserve"> PAGEREF _Toc227271355 \h </w:instrText>
             </w:r>
             <w:r>
               <w:rPr>
@@ -3219,7 +3219,7 @@
                 <w:noProof/>
                 <w:webHidden/>
               </w:rPr>
-              <w:t>24</w:t>
+              <w:t>25</w:t>
             </w:r>
             <w:r>
               <w:rPr>
@@ -3244,7 +3244,7 @@
               <w:lang w:eastAsia="en-CA"/>
             </w:rPr>
           </w:pPr>
-          <w:hyperlink w:anchor="_Toc227175427" w:history="1">
+          <w:hyperlink w:anchor="_Toc227271356" w:history="1">
             <w:r>
               <w:rPr>
                 <w:rStyle w:val="Hyperlink"/>
@@ -3273,7 +3273,7 @@
                 <w:noProof/>
                 <w:webHidden/>
               </w:rPr>
-              <w:instrText xml:space="preserve"> PAGEREF _Toc227175427 \h </w:instrText>
+              <w:instrText xml:space="preserve"> PAGEREF _Toc227271356 \h </w:instrText>
             </w:r>
             <w:r>
               <w:rPr>
@@ -3293,7 +3293,7 @@
                 <w:noProof/>
                 <w:webHidden/>
               </w:rPr>
-              <w:t>24</w:t>
+              <w:t>25</w:t>
             </w:r>
             <w:r>
               <w:rPr>
@@ -3318,7 +3318,7 @@
               <w:lang w:eastAsia="en-CA"/>
             </w:rPr>
           </w:pPr>
-          <w:hyperlink w:anchor="_Toc227175428" w:history="1">
+          <w:hyperlink w:anchor="_Toc227271357" w:history="1">
             <w:r>
               <w:rPr>
                 <w:rStyle w:val="Hyperlink"/>
@@ -3347,7 +3347,7 @@
                 <w:noProof/>
                 <w:webHidden/>
               </w:rPr>
-              <w:instrText xml:space="preserve"> PAGEREF _Toc227175428 \h </w:instrText>
+              <w:instrText xml:space="preserve"> PAGEREF _Toc227271357 \h </w:instrText>
             </w:r>
             <w:r>
               <w:rPr>
@@ -3367,7 +3367,7 @@
                 <w:noProof/>
                 <w:webHidden/>
               </w:rPr>
-              <w:t>24</w:t>
+              <w:t>25</w:t>
             </w:r>
             <w:r>
               <w:rPr>
@@ -3392,7 +3392,7 @@
               <w:lang w:eastAsia="en-CA"/>
             </w:rPr>
           </w:pPr>
-          <w:hyperlink w:anchor="_Toc227175429" w:history="1">
+          <w:hyperlink w:anchor="_Toc227271358" w:history="1">
             <w:r>
               <w:rPr>
                 <w:rStyle w:val="Hyperlink"/>
@@ -3421,7 +3421,7 @@
                 <w:noProof/>
                 <w:webHidden/>
               </w:rPr>
-              <w:instrText xml:space="preserve"> PAGEREF _Toc227175429 \h </w:instrText>
+              <w:instrText xml:space="preserve"> PAGEREF _Toc227271358 \h </w:instrText>
             </w:r>
             <w:r>
               <w:rPr>
@@ -3441,7 +3441,7 @@
                 <w:noProof/>
                 <w:webHidden/>
               </w:rPr>
-              <w:t>25</w:t>
+              <w:t>26</w:t>
             </w:r>
             <w:r>
               <w:rPr>
@@ -3466,7 +3466,7 @@
               <w:lang w:eastAsia="en-CA"/>
             </w:rPr>
           </w:pPr>
-          <w:hyperlink w:anchor="_Toc227175430" w:history="1">
+          <w:hyperlink w:anchor="_Toc227271359" w:history="1">
             <w:r>
               <w:rPr>
                 <w:rStyle w:val="Hyperlink"/>
@@ -3495,7 +3495,7 @@
                 <w:noProof/>
                 <w:webHidden/>
               </w:rPr>
-              <w:instrText xml:space="preserve"> PAGEREF _Toc227175430 \h </w:instrText>
+              <w:instrText xml:space="preserve"> PAGEREF _Toc227271359 \h </w:instrText>
             </w:r>
             <w:r>
               <w:rPr>
@@ -3515,7 +3515,7 @@
                 <w:noProof/>
                 <w:webHidden/>
               </w:rPr>
-              <w:t>25</w:t>
+              <w:t>26</w:t>
             </w:r>
             <w:r>
               <w:rPr>
@@ -3540,7 +3540,7 @@
               <w:lang w:eastAsia="en-CA"/>
             </w:rPr>
           </w:pPr>
-          <w:hyperlink w:anchor="_Toc227175431" w:history="1">
+          <w:hyperlink w:anchor="_Toc227271360" w:history="1">
             <w:r>
               <w:rPr>
                 <w:rStyle w:val="Hyperlink"/>
@@ -3569,7 +3569,7 @@
                 <w:noProof/>
                 <w:webHidden/>
               </w:rPr>
-              <w:instrText xml:space="preserve"> PAGEREF _Toc227175431 \h </w:instrText>
+              <w:instrText xml:space="preserve"> PAGEREF _Toc227271360 \h </w:instrText>
             </w:r>
             <w:r>
               <w:rPr>
@@ -3589,7 +3589,7 @@
                 <w:noProof/>
                 <w:webHidden/>
               </w:rPr>
-              <w:t>25</w:t>
+              <w:t>26</w:t>
             </w:r>
             <w:r>
               <w:rPr>
@@ -3614,7 +3614,7 @@
               <w:lang w:eastAsia="en-CA"/>
             </w:rPr>
           </w:pPr>
-          <w:hyperlink w:anchor="_Toc227175432" w:history="1">
+          <w:hyperlink w:anchor="_Toc227271361" w:history="1">
             <w:r>
               <w:rPr>
                 <w:rStyle w:val="Hyperlink"/>
@@ -3643,7 +3643,7 @@
                 <w:noProof/>
                 <w:webHidden/>
               </w:rPr>
-              <w:instrText xml:space="preserve"> PAGEREF _Toc227175432 \h </w:instrText>
+              <w:instrText xml:space="preserve"> PAGEREF _Toc227271361 \h </w:instrText>
             </w:r>
             <w:r>
               <w:rPr>
@@ -3663,7 +3663,7 @@
                 <w:noProof/>
                 <w:webHidden/>
               </w:rPr>
-              <w:t>26</w:t>
+              <w:t>27</w:t>
             </w:r>
             <w:r>
               <w:rPr>
@@ -3688,7 +3688,7 @@
               <w:lang w:eastAsia="en-CA"/>
             </w:rPr>
           </w:pPr>
-          <w:hyperlink w:anchor="_Toc227175433" w:history="1">
+          <w:hyperlink w:anchor="_Toc227271362" w:history="1">
             <w:r>
               <w:rPr>
                 <w:rStyle w:val="Hyperlink"/>
@@ -3717,7 +3717,7 @@
                 <w:noProof/>
                 <w:webHidden/>
               </w:rPr>
-              <w:instrText xml:space="preserve"> PAGEREF _Toc227175433 \h </w:instrText>
+              <w:instrText xml:space="preserve"> PAGEREF _Toc227271362 \h </w:instrText>
             </w:r>
             <w:r>
               <w:rPr>
@@ -3737,7 +3737,7 @@
                 <w:noProof/>
                 <w:webHidden/>
               </w:rPr>
-              <w:t>26</w:t>
+              <w:t>27</w:t>
             </w:r>
             <w:r>
               <w:rPr>
@@ -3762,7 +3762,7 @@
               <w:lang w:eastAsia="en-CA"/>
             </w:rPr>
           </w:pPr>
-          <w:hyperlink w:anchor="_Toc227175434" w:history="1">
+          <w:hyperlink w:anchor="_Toc227271363" w:history="1">
             <w:r>
               <w:rPr>
                 <w:rStyle w:val="Hyperlink"/>
@@ -3790,7 +3790,7 @@
                 <w:noProof/>
                 <w:webHidden/>
               </w:rPr>
-              <w:instrText xml:space="preserve"> PAGEREF _Toc227175434 \h </w:instrText>
+              <w:instrText xml:space="preserve"> PAGEREF _Toc227271363 \h </w:instrText>
             </w:r>
             <w:r>
               <w:rPr>
@@ -3810,7 +3810,7 @@
                 <w:noProof/>
                 <w:webHidden/>
               </w:rPr>
-              <w:t>28</w:t>
+              <w:t>29</w:t>
             </w:r>
             <w:r>
               <w:rPr>
@@ -3835,7 +3835,7 @@
               <w:lang w:eastAsia="en-CA"/>
             </w:rPr>
           </w:pPr>
-          <w:hyperlink w:anchor="_Toc227175435" w:history="1">
+          <w:hyperlink w:anchor="_Toc227271364" w:history="1">
             <w:r>
               <w:rPr>
                 <w:rStyle w:val="Hyperlink"/>
@@ -3863,7 +3863,7 @@
                 <w:noProof/>
                 <w:webHidden/>
               </w:rPr>
-              <w:instrText xml:space="preserve"> PAGEREF _Toc227175435 \h </w:instrText>
+              <w:instrText xml:space="preserve"> PAGEREF _Toc227271364 \h </w:instrText>
             </w:r>
             <w:r>
               <w:rPr>
@@ -3883,7 +3883,7 @@
                 <w:noProof/>
                 <w:webHidden/>
               </w:rPr>
-              <w:t>28</w:t>
+              <w:t>29</w:t>
             </w:r>
             <w:r>
               <w:rPr>
@@ -3908,7 +3908,7 @@
               <w:lang w:eastAsia="en-CA"/>
             </w:rPr>
           </w:pPr>
-          <w:hyperlink w:anchor="_Toc227175436" w:history="1">
+          <w:hyperlink w:anchor="_Toc227271365" w:history="1">
             <w:r>
               <w:rPr>
                 <w:rStyle w:val="Hyperlink"/>
@@ -3936,7 +3936,7 @@
                 <w:noProof/>
                 <w:webHidden/>
               </w:rPr>
-              <w:instrText xml:space="preserve"> PAGEREF _Toc227175436 \h </w:instrText>
+              <w:instrText xml:space="preserve"> PAGEREF _Toc227271365 \h </w:instrText>
             </w:r>
             <w:r>
               <w:rPr>
@@ -3956,7 +3956,7 @@
                 <w:noProof/>
                 <w:webHidden/>
               </w:rPr>
-              <w:t>29</w:t>
+              <w:t>30</w:t>
             </w:r>
             <w:r>
               <w:rPr>
@@ -3981,7 +3981,7 @@
               <w:lang w:eastAsia="en-CA"/>
             </w:rPr>
           </w:pPr>
-          <w:hyperlink w:anchor="_Toc227175437" w:history="1">
+          <w:hyperlink w:anchor="_Toc227271366" w:history="1">
             <w:r>
               <w:rPr>
                 <w:rStyle w:val="Hyperlink"/>
@@ -4009,7 +4009,7 @@
                 <w:noProof/>
                 <w:webHidden/>
               </w:rPr>
-              <w:instrText xml:space="preserve"> PAGEREF _Toc227175437 \h </w:instrText>
+              <w:instrText xml:space="preserve"> PAGEREF _Toc227271366 \h </w:instrText>
             </w:r>
             <w:r>
               <w:rPr>
@@ -4029,7 +4029,7 @@
                 <w:noProof/>
                 <w:webHidden/>
               </w:rPr>
-              <w:t>29</w:t>
+              <w:t>30</w:t>
             </w:r>
             <w:r>
               <w:rPr>
@@ -4054,7 +4054,7 @@
               <w:lang w:eastAsia="en-CA"/>
             </w:rPr>
           </w:pPr>
-          <w:hyperlink w:anchor="_Toc227175438" w:history="1">
+          <w:hyperlink w:anchor="_Toc227271367" w:history="1">
             <w:r>
               <w:rPr>
                 <w:rStyle w:val="Hyperlink"/>
@@ -4082,7 +4082,7 @@
                 <w:noProof/>
                 <w:webHidden/>
               </w:rPr>
-              <w:instrText xml:space="preserve"> PAGEREF _Toc227175438 \h </w:instrText>
+              <w:instrText xml:space="preserve"> PAGEREF _Toc227271367 \h </w:instrText>
             </w:r>
             <w:r>
               <w:rPr>
@@ -4102,7 +4102,7 @@
                 <w:noProof/>
                 <w:webHidden/>
               </w:rPr>
-              <w:t>30</w:t>
+              <w:t>31</w:t>
             </w:r>
             <w:r>
               <w:rPr>
@@ -4127,7 +4127,7 @@
               <w:lang w:eastAsia="en-CA"/>
             </w:rPr>
           </w:pPr>
-          <w:hyperlink w:anchor="_Toc227175439" w:history="1">
+          <w:hyperlink w:anchor="_Toc227271368" w:history="1">
             <w:r>
               <w:rPr>
                 <w:rStyle w:val="Hyperlink"/>
@@ -4155,7 +4155,7 @@
                 <w:noProof/>
                 <w:webHidden/>
               </w:rPr>
-              <w:instrText xml:space="preserve"> PAGEREF _Toc227175439 \h </w:instrText>
+              <w:instrText xml:space="preserve"> PAGEREF _Toc227271368 \h </w:instrText>
             </w:r>
             <w:r>
               <w:rPr>
@@ -4175,7 +4175,7 @@
                 <w:noProof/>
                 <w:webHidden/>
               </w:rPr>
-              <w:t>30</w:t>
+              <w:t>31</w:t>
             </w:r>
             <w:r>
               <w:rPr>
@@ -4200,7 +4200,7 @@
               <w:lang w:eastAsia="en-CA"/>
             </w:rPr>
           </w:pPr>
-          <w:hyperlink w:anchor="_Toc227175440" w:history="1">
+          <w:hyperlink w:anchor="_Toc227271369" w:history="1">
             <w:r>
               <w:rPr>
                 <w:rStyle w:val="Hyperlink"/>
@@ -4228,7 +4228,7 @@
                 <w:noProof/>
                 <w:webHidden/>
               </w:rPr>
-              <w:instrText xml:space="preserve"> PAGEREF _Toc227175440 \h </w:instrText>
+              <w:instrText xml:space="preserve"> PAGEREF _Toc227271369 \h </w:instrText>
             </w:r>
             <w:r>
               <w:rPr>
@@ -4248,7 +4248,7 @@
                 <w:noProof/>
                 <w:webHidden/>
               </w:rPr>
-              <w:t>31</w:t>
+              <w:t>32</w:t>
             </w:r>
             <w:r>
               <w:rPr>
@@ -4273,7 +4273,7 @@
               <w:lang w:eastAsia="en-CA"/>
             </w:rPr>
           </w:pPr>
-          <w:hyperlink w:anchor="_Toc227175441" w:history="1">
+          <w:hyperlink w:anchor="_Toc227271370" w:history="1">
             <w:r>
               <w:rPr>
                 <w:rStyle w:val="Hyperlink"/>
@@ -4301,7 +4301,7 @@
                 <w:noProof/>
                 <w:webHidden/>
               </w:rPr>
-              <w:instrText xml:space="preserve"> PAGEREF _Toc227175441 \h </w:instrText>
+              <w:instrText xml:space="preserve"> PAGEREF _Toc227271370 \h </w:instrText>
             </w:r>
             <w:r>
               <w:rPr>
@@ -4321,7 +4321,7 @@
                 <w:noProof/>
                 <w:webHidden/>
               </w:rPr>
-              <w:t>32</w:t>
+              <w:t>33</w:t>
             </w:r>
             <w:r>
               <w:rPr>
@@ -4346,7 +4346,7 @@
               <w:lang w:eastAsia="en-CA"/>
             </w:rPr>
           </w:pPr>
-          <w:hyperlink w:anchor="_Toc227175442" w:history="1">
+          <w:hyperlink w:anchor="_Toc227271371" w:history="1">
             <w:r>
               <w:rPr>
                 <w:rStyle w:val="Hyperlink"/>
@@ -4374,7 +4374,7 @@
                 <w:noProof/>
                 <w:webHidden/>
               </w:rPr>
-              <w:instrText xml:space="preserve"> PAGEREF _Toc227175442 \h </w:instrText>
+              <w:instrText xml:space="preserve"> PAGEREF _Toc227271371 \h </w:instrText>
             </w:r>
             <w:r>
               <w:rPr>
@@ -4394,7 +4394,7 @@
                 <w:noProof/>
                 <w:webHidden/>
               </w:rPr>
-              <w:t>32</w:t>
+              <w:t>33</w:t>
             </w:r>
             <w:r>
               <w:rPr>
@@ -4419,7 +4419,7 @@
               <w:lang w:eastAsia="en-CA"/>
             </w:rPr>
           </w:pPr>
-          <w:hyperlink w:anchor="_Toc227175443" w:history="1">
+          <w:hyperlink w:anchor="_Toc227271372" w:history="1">
             <w:r>
               <w:rPr>
                 <w:rStyle w:val="Hyperlink"/>
@@ -4447,7 +4447,7 @@
                 <w:noProof/>
                 <w:webHidden/>
               </w:rPr>
-              <w:instrText xml:space="preserve"> PAGEREF _Toc227175443 \h </w:instrText>
+              <w:instrText xml:space="preserve"> PAGEREF _Toc227271372 \h </w:instrText>
             </w:r>
             <w:r>
               <w:rPr>
@@ -4467,7 +4467,7 @@
                 <w:noProof/>
                 <w:webHidden/>
               </w:rPr>
-              <w:t>33</w:t>
+              <w:t>34</w:t>
             </w:r>
             <w:r>
               <w:rPr>
@@ -4492,7 +4492,7 @@
               <w:lang w:eastAsia="en-CA"/>
             </w:rPr>
           </w:pPr>
-          <w:hyperlink w:anchor="_Toc227175444" w:history="1">
+          <w:hyperlink w:anchor="_Toc227271373" w:history="1">
             <w:r>
               <w:rPr>
                 <w:rStyle w:val="Hyperlink"/>
@@ -4520,7 +4520,7 @@
                 <w:noProof/>
                 <w:webHidden/>
               </w:rPr>
-              <w:instrText xml:space="preserve"> PAGEREF _Toc227175444 \h </w:instrText>
+              <w:instrText xml:space="preserve"> PAGEREF _Toc227271373 \h </w:instrText>
             </w:r>
             <w:r>
               <w:rPr>
@@ -4540,7 +4540,7 @@
                 <w:noProof/>
                 <w:webHidden/>
               </w:rPr>
-              <w:t>33</w:t>
+              <w:t>34</w:t>
             </w:r>
             <w:r>
               <w:rPr>
@@ -4565,7 +4565,7 @@
               <w:lang w:eastAsia="en-CA"/>
             </w:rPr>
           </w:pPr>
-          <w:hyperlink w:anchor="_Toc227175445" w:history="1">
+          <w:hyperlink w:anchor="_Toc227271374" w:history="1">
             <w:r>
               <w:rPr>
                 <w:rStyle w:val="Hyperlink"/>
@@ -4593,7 +4593,7 @@
                 <w:noProof/>
                 <w:webHidden/>
               </w:rPr>
-              <w:instrText xml:space="preserve"> PAGEREF _Toc227175445 \h </w:instrText>
+              <w:instrText xml:space="preserve"> PAGEREF _Toc227271374 \h </w:instrText>
             </w:r>
             <w:r>
               <w:rPr>
@@ -4613,7 +4613,7 @@
                 <w:noProof/>
                 <w:webHidden/>
               </w:rPr>
-              <w:t>34</w:t>
+              <w:t>35</w:t>
             </w:r>
             <w:r>
               <w:rPr>
@@ -4638,7 +4638,7 @@
               <w:lang w:eastAsia="en-CA"/>
             </w:rPr>
           </w:pPr>
-          <w:hyperlink w:anchor="_Toc227175446" w:history="1">
+          <w:hyperlink w:anchor="_Toc227271375" w:history="1">
             <w:r>
               <w:rPr>
                 <w:rStyle w:val="Hyperlink"/>
@@ -4666,7 +4666,7 @@
                 <w:noProof/>
                 <w:webHidden/>
               </w:rPr>
-              <w:instrText xml:space="preserve"> PAGEREF _Toc227175446 \h </w:instrText>
+              <w:instrText xml:space="preserve"> PAGEREF _Toc227271375 \h </w:instrText>
             </w:r>
             <w:r>
               <w:rPr>
@@ -4686,7 +4686,7 @@
                 <w:noProof/>
                 <w:webHidden/>
               </w:rPr>
-              <w:t>35</w:t>
+              <w:t>36</w:t>
             </w:r>
             <w:r>
               <w:rPr>
@@ -4711,7 +4711,7 @@
               <w:lang w:eastAsia="en-CA"/>
             </w:rPr>
           </w:pPr>
-          <w:hyperlink w:anchor="_Toc227175447" w:history="1">
+          <w:hyperlink w:anchor="_Toc227271376" w:history="1">
             <w:r>
               <w:rPr>
                 <w:rStyle w:val="Hyperlink"/>
@@ -4739,7 +4739,7 @@
                 <w:noProof/>
                 <w:webHidden/>
               </w:rPr>
-              <w:instrText xml:space="preserve"> PAGEREF _Toc227175447 \h </w:instrText>
+              <w:instrText xml:space="preserve"> PAGEREF _Toc227271376 \h </w:instrText>
             </w:r>
             <w:r>
               <w:rPr>
@@ -4759,7 +4759,7 @@
                 <w:noProof/>
                 <w:webHidden/>
               </w:rPr>
-              <w:t>37</w:t>
+              <w:t>38</w:t>
             </w:r>
             <w:r>
               <w:rPr>
@@ -4784,7 +4784,7 @@
               <w:lang w:eastAsia="en-CA"/>
             </w:rPr>
           </w:pPr>
-          <w:hyperlink w:anchor="_Toc227175448" w:history="1">
+          <w:hyperlink w:anchor="_Toc227271377" w:history="1">
             <w:r>
               <w:rPr>
                 <w:rStyle w:val="Hyperlink"/>
@@ -4812,7 +4812,7 @@
                 <w:noProof/>
                 <w:webHidden/>
               </w:rPr>
-              <w:instrText xml:space="preserve"> PAGEREF _Toc227175448 \h </w:instrText>
+              <w:instrText xml:space="preserve"> PAGEREF _Toc227271377 \h </w:instrText>
             </w:r>
             <w:r>
               <w:rPr>
@@ -4832,7 +4832,7 @@
                 <w:noProof/>
                 <w:webHidden/>
               </w:rPr>
-              <w:t>37</w:t>
+              <w:t>38</w:t>
             </w:r>
             <w:r>
               <w:rPr>
@@ -4857,10 +4857,448 @@
               <w:lang w:eastAsia="en-CA"/>
             </w:rPr>
           </w:pPr>
-          <w:hyperlink w:anchor="_Toc227175449" w:history="1">
+          <w:hyperlink w:anchor="_Toc227271378" w:history="1">
             <w:r>
               <w:rPr>
                 <w:rStyle w:val="Hyperlink"/>
+                <w:rFonts w:ascii="Times New Roman" w:eastAsia="Arial" w:hAnsi="Times New Roman" w:cs="Times New Roman"/>
+                <w:noProof/>
+              </w:rPr>
+              <w:t>5.0 Conclusions and Recommendations</w:t>
+            </w:r>
+            <w:r>
+              <w:rPr>
+                <w:noProof/>
+                <w:webHidden/>
+              </w:rPr>
+              <w:tab/>
+            </w:r>
+            <w:r>
+              <w:rPr>
+                <w:noProof/>
+                <w:webHidden/>
+              </w:rPr>
+              <w:fldChar w:fldCharType="begin"/>
+            </w:r>
+            <w:r>
+              <w:rPr>
+                <w:noProof/>
+                <w:webHidden/>
+              </w:rPr>
+              <w:instrText xml:space="preserve"> PAGEREF _Toc227271378 \h </w:instrText>
+            </w:r>
+            <w:r>
+              <w:rPr>
+                <w:noProof/>
+                <w:webHidden/>
+              </w:rPr>
+            </w:r>
+            <w:r>
+              <w:rPr>
+                <w:noProof/>
+                <w:webHidden/>
+              </w:rPr>
+              <w:fldChar w:fldCharType="separate"/>
+            </w:r>
+            <w:r>
+              <w:rPr>
+                <w:noProof/>
+                <w:webHidden/>
+              </w:rPr>
+              <w:t>39</w:t>
+            </w:r>
+            <w:r>
+              <w:rPr>
+                <w:noProof/>
+                <w:webHidden/>
+              </w:rPr>
+              <w:fldChar w:fldCharType="end"/>
+            </w:r>
+          </w:hyperlink>
+        </w:p>
+        <w:p>
+          <w:pPr>
+            <w:pStyle w:val="TOC2"/>
+            <w:tabs>
+              <w:tab w:val="right" w:leader="dot" w:pos="9350"/>
+            </w:tabs>
+            <w:rPr>
+              <w:rFonts w:eastAsiaTheme="minorEastAsia"/>
+              <w:noProof/>
+              <w:sz w:val="24"/>
+              <w:szCs w:val="24"/>
+              <w:lang w:eastAsia="en-CA"/>
+            </w:rPr>
+          </w:pPr>
+          <w:hyperlink w:anchor="_Toc227271379" w:history="1">
+            <w:r>
+              <w:rPr>
+                <w:rStyle w:val="Hyperlink"/>
+                <w:rFonts w:ascii="Times New Roman" w:eastAsia="Arial" w:hAnsi="Times New Roman" w:cs="Times New Roman"/>
+                <w:noProof/>
+              </w:rPr>
+              <w:t>5.1 Project Objectives and What Was Achieved</w:t>
+            </w:r>
+            <w:r>
+              <w:rPr>
+                <w:noProof/>
+                <w:webHidden/>
+              </w:rPr>
+              <w:tab/>
+            </w:r>
+            <w:r>
+              <w:rPr>
+                <w:noProof/>
+                <w:webHidden/>
+              </w:rPr>
+              <w:fldChar w:fldCharType="begin"/>
+            </w:r>
+            <w:r>
+              <w:rPr>
+                <w:noProof/>
+                <w:webHidden/>
+              </w:rPr>
+              <w:instrText xml:space="preserve"> PAGEREF _Toc227271379 \h </w:instrText>
+            </w:r>
+            <w:r>
+              <w:rPr>
+                <w:noProof/>
+                <w:webHidden/>
+              </w:rPr>
+            </w:r>
+            <w:r>
+              <w:rPr>
+                <w:noProof/>
+                <w:webHidden/>
+              </w:rPr>
+              <w:fldChar w:fldCharType="separate"/>
+            </w:r>
+            <w:r>
+              <w:rPr>
+                <w:noProof/>
+                <w:webHidden/>
+              </w:rPr>
+              <w:t>39</w:t>
+            </w:r>
+            <w:r>
+              <w:rPr>
+                <w:noProof/>
+                <w:webHidden/>
+              </w:rPr>
+              <w:fldChar w:fldCharType="end"/>
+            </w:r>
+          </w:hyperlink>
+        </w:p>
+        <w:p>
+          <w:pPr>
+            <w:pStyle w:val="TOC2"/>
+            <w:tabs>
+              <w:tab w:val="right" w:leader="dot" w:pos="9350"/>
+            </w:tabs>
+            <w:rPr>
+              <w:rFonts w:eastAsiaTheme="minorEastAsia"/>
+              <w:noProof/>
+              <w:sz w:val="24"/>
+              <w:szCs w:val="24"/>
+              <w:lang w:eastAsia="en-CA"/>
+            </w:rPr>
+          </w:pPr>
+          <w:hyperlink w:anchor="_Toc227271380" w:history="1">
+            <w:r>
+              <w:rPr>
+                <w:rStyle w:val="Hyperlink"/>
+                <w:rFonts w:ascii="Times New Roman" w:eastAsia="Arial" w:hAnsi="Times New Roman" w:cs="Times New Roman"/>
+                <w:noProof/>
+              </w:rPr>
+              <w:t>5.2 Successes</w:t>
+            </w:r>
+            <w:r>
+              <w:rPr>
+                <w:noProof/>
+                <w:webHidden/>
+              </w:rPr>
+              <w:tab/>
+            </w:r>
+            <w:r>
+              <w:rPr>
+                <w:noProof/>
+                <w:webHidden/>
+              </w:rPr>
+              <w:fldChar w:fldCharType="begin"/>
+            </w:r>
+            <w:r>
+              <w:rPr>
+                <w:noProof/>
+                <w:webHidden/>
+              </w:rPr>
+              <w:instrText xml:space="preserve"> PAGEREF _Toc227271380 \h </w:instrText>
+            </w:r>
+            <w:r>
+              <w:rPr>
+                <w:noProof/>
+                <w:webHidden/>
+              </w:rPr>
+            </w:r>
+            <w:r>
+              <w:rPr>
+                <w:noProof/>
+                <w:webHidden/>
+              </w:rPr>
+              <w:fldChar w:fldCharType="separate"/>
+            </w:r>
+            <w:r>
+              <w:rPr>
+                <w:noProof/>
+                <w:webHidden/>
+              </w:rPr>
+              <w:t>40</w:t>
+            </w:r>
+            <w:r>
+              <w:rPr>
+                <w:noProof/>
+                <w:webHidden/>
+              </w:rPr>
+              <w:fldChar w:fldCharType="end"/>
+            </w:r>
+          </w:hyperlink>
+        </w:p>
+        <w:p>
+          <w:pPr>
+            <w:pStyle w:val="TOC2"/>
+            <w:tabs>
+              <w:tab w:val="right" w:leader="dot" w:pos="9350"/>
+            </w:tabs>
+            <w:rPr>
+              <w:rFonts w:eastAsiaTheme="minorEastAsia"/>
+              <w:noProof/>
+              <w:sz w:val="24"/>
+              <w:szCs w:val="24"/>
+              <w:lang w:eastAsia="en-CA"/>
+            </w:rPr>
+          </w:pPr>
+          <w:hyperlink w:anchor="_Toc227271381" w:history="1">
+            <w:r>
+              <w:rPr>
+                <w:rStyle w:val="Hyperlink"/>
+                <w:rFonts w:ascii="Times New Roman" w:eastAsia="Arial" w:hAnsi="Times New Roman" w:cs="Times New Roman"/>
+                <w:noProof/>
+              </w:rPr>
+              <w:t>5.3 Limitations and Reflection</w:t>
+            </w:r>
+            <w:r>
+              <w:rPr>
+                <w:noProof/>
+                <w:webHidden/>
+              </w:rPr>
+              <w:tab/>
+            </w:r>
+            <w:r>
+              <w:rPr>
+                <w:noProof/>
+                <w:webHidden/>
+              </w:rPr>
+              <w:fldChar w:fldCharType="begin"/>
+            </w:r>
+            <w:r>
+              <w:rPr>
+                <w:noProof/>
+                <w:webHidden/>
+              </w:rPr>
+              <w:instrText xml:space="preserve"> PAGEREF _Toc227271381 \h </w:instrText>
+            </w:r>
+            <w:r>
+              <w:rPr>
+                <w:noProof/>
+                <w:webHidden/>
+              </w:rPr>
+            </w:r>
+            <w:r>
+              <w:rPr>
+                <w:noProof/>
+                <w:webHidden/>
+              </w:rPr>
+              <w:fldChar w:fldCharType="separate"/>
+            </w:r>
+            <w:r>
+              <w:rPr>
+                <w:noProof/>
+                <w:webHidden/>
+              </w:rPr>
+              <w:t>40</w:t>
+            </w:r>
+            <w:r>
+              <w:rPr>
+                <w:noProof/>
+                <w:webHidden/>
+              </w:rPr>
+              <w:fldChar w:fldCharType="end"/>
+            </w:r>
+          </w:hyperlink>
+        </w:p>
+        <w:p>
+          <w:pPr>
+            <w:pStyle w:val="TOC2"/>
+            <w:tabs>
+              <w:tab w:val="right" w:leader="dot" w:pos="9350"/>
+            </w:tabs>
+            <w:rPr>
+              <w:rFonts w:eastAsiaTheme="minorEastAsia"/>
+              <w:noProof/>
+              <w:sz w:val="24"/>
+              <w:szCs w:val="24"/>
+              <w:lang w:eastAsia="en-CA"/>
+            </w:rPr>
+          </w:pPr>
+          <w:hyperlink w:anchor="_Toc227271382" w:history="1">
+            <w:r>
+              <w:rPr>
+                <w:rStyle w:val="Hyperlink"/>
+                <w:rFonts w:ascii="Times New Roman" w:eastAsia="Arial" w:hAnsi="Times New Roman" w:cs="Times New Roman"/>
+                <w:noProof/>
+              </w:rPr>
+              <w:t>5.4 Recommendations and Next Steps</w:t>
+            </w:r>
+            <w:r>
+              <w:rPr>
+                <w:noProof/>
+                <w:webHidden/>
+              </w:rPr>
+              <w:tab/>
+            </w:r>
+            <w:r>
+              <w:rPr>
+                <w:noProof/>
+                <w:webHidden/>
+              </w:rPr>
+              <w:fldChar w:fldCharType="begin"/>
+            </w:r>
+            <w:r>
+              <w:rPr>
+                <w:noProof/>
+                <w:webHidden/>
+              </w:rPr>
+              <w:instrText xml:space="preserve"> PAGEREF _Toc227271382 \h </w:instrText>
+            </w:r>
+            <w:r>
+              <w:rPr>
+                <w:noProof/>
+                <w:webHidden/>
+              </w:rPr>
+            </w:r>
+            <w:r>
+              <w:rPr>
+                <w:noProof/>
+                <w:webHidden/>
+              </w:rPr>
+              <w:fldChar w:fldCharType="separate"/>
+            </w:r>
+            <w:r>
+              <w:rPr>
+                <w:noProof/>
+                <w:webHidden/>
+              </w:rPr>
+              <w:t>41</w:t>
+            </w:r>
+            <w:r>
+              <w:rPr>
+                <w:noProof/>
+                <w:webHidden/>
+              </w:rPr>
+              <w:fldChar w:fldCharType="end"/>
+            </w:r>
+          </w:hyperlink>
+        </w:p>
+        <w:p>
+          <w:pPr>
+            <w:pStyle w:val="TOC2"/>
+            <w:tabs>
+              <w:tab w:val="right" w:leader="dot" w:pos="9350"/>
+            </w:tabs>
+            <w:rPr>
+              <w:rFonts w:eastAsiaTheme="minorEastAsia"/>
+              <w:noProof/>
+              <w:sz w:val="24"/>
+              <w:szCs w:val="24"/>
+              <w:lang w:eastAsia="en-CA"/>
+            </w:rPr>
+          </w:pPr>
+          <w:hyperlink w:anchor="_Toc227271383" w:history="1">
+            <w:r>
+              <w:rPr>
+                <w:rStyle w:val="Hyperlink"/>
+                <w:rFonts w:ascii="Times New Roman" w:eastAsia="Arial" w:hAnsi="Times New Roman" w:cs="Times New Roman"/>
+                <w:noProof/>
+              </w:rPr>
+              <w:t>5.5 Conclusion</w:t>
+            </w:r>
+            <w:r>
+              <w:rPr>
+                <w:noProof/>
+                <w:webHidden/>
+              </w:rPr>
+              <w:tab/>
+            </w:r>
+            <w:r>
+              <w:rPr>
+                <w:noProof/>
+                <w:webHidden/>
+              </w:rPr>
+              <w:fldChar w:fldCharType="begin"/>
+            </w:r>
+            <w:r>
+              <w:rPr>
+                <w:noProof/>
+                <w:webHidden/>
+              </w:rPr>
+              <w:instrText xml:space="preserve"> PAGEREF _Toc227271383 \h </w:instrText>
+            </w:r>
+            <w:r>
+              <w:rPr>
+                <w:noProof/>
+                <w:webHidden/>
+              </w:rPr>
+            </w:r>
+            <w:r>
+              <w:rPr>
+                <w:noProof/>
+                <w:webHidden/>
+              </w:rPr>
+              <w:fldChar w:fldCharType="separate"/>
+            </w:r>
+            <w:r>
+              <w:rPr>
+                <w:noProof/>
+                <w:webHidden/>
+              </w:rPr>
+              <w:t>42</w:t>
+            </w:r>
+            <w:r>
+              <w:rPr>
+                <w:noProof/>
+                <w:webHidden/>
+              </w:rPr>
+              <w:fldChar w:fldCharType="end"/>
+            </w:r>
+          </w:hyperlink>
+        </w:p>
+        <w:p>
+          <w:pPr>
+            <w:pStyle w:val="TOC1"/>
+            <w:tabs>
+              <w:tab w:val="right" w:leader="dot" w:pos="9350"/>
+            </w:tabs>
+            <w:rPr>
+              <w:rFonts w:eastAsiaTheme="minorEastAsia"/>
+              <w:noProof/>
+              <w:sz w:val="24"/>
+              <w:szCs w:val="24"/>
+              <w:lang w:eastAsia="en-CA"/>
+            </w:rPr>
+          </w:pPr>
+          <w:hyperlink w:anchor="_Toc227271384" w:history="1">
+            <w:r>
+              <w:rPr>
+                <w:rStyle w:val="Hyperlink"/>
                 <w:rFonts w:ascii="Times New Roman" w:hAnsi="Times New Roman" w:cs="Times New Roman"/>
                 <w:noProof/>
               </w:rPr>
@@ -4885,7 +5323,7 @@
                 <w:noProof/>
                 <w:webHidden/>
               </w:rPr>
-              <w:instrText xml:space="preserve"> PAGEREF _Toc227175449 \h </w:instrText>
+              <w:instrText xml:space="preserve"> PAGEREF _Toc227271384 \h </w:instrText>
             </w:r>
             <w:r>
               <w:rPr>
@@ -4905,7 +5343,7 @@
                 <w:noProof/>
                 <w:webHidden/>
               </w:rPr>
-              <w:t>39</w:t>
+              <w:t>43</w:t>
             </w:r>
             <w:r>
               <w:rPr>
@@ -5118,10 +5556,7 @@
               <w:lang w:val="en-US"/>
             </w:rPr>
           </w:pPr>
-        </w:p>
-        <w:p>
-          <w:pPr>
-            <w:jc w:val="both"/>
+          <w:r>
             <w:rPr>
               <w:rFonts w:ascii="Times New Roman" w:hAnsi="Times New Roman" w:cs="Times New Roman"/>
               <w:b/>
@@ -5131,46 +5566,6 @@
               <w:szCs w:val="24"/>
               <w:lang w:val="en-US"/>
             </w:rPr>
-          </w:pPr>
-        </w:p>
-        <w:p>
-          <w:pPr>
-            <w:jc w:val="both"/>
-            <w:rPr>
-              <w:rFonts w:ascii="Times New Roman" w:hAnsi="Times New Roman" w:cs="Times New Roman"/>
-              <w:b/>
-              <w:bCs/>
-              <w:iCs/>
-              <w:sz w:val="24"/>
-              <w:szCs w:val="24"/>
-              <w:lang w:val="en-US"/>
-            </w:rPr>
-          </w:pPr>
-        </w:p>
-        <w:p>
-          <w:pPr>
-            <w:jc w:val="both"/>
-            <w:rPr>
-              <w:rFonts w:ascii="Times New Roman" w:hAnsi="Times New Roman" w:cs="Times New Roman"/>
-              <w:b/>
-              <w:bCs/>
-              <w:iCs/>
-              <w:sz w:val="24"/>
-              <w:szCs w:val="24"/>
-              <w:lang w:val="en-US"/>
-            </w:rPr>
-          </w:pPr>
-          <w:r>
-            <w:rPr>
-              <w:rFonts w:ascii="Times New Roman" w:hAnsi="Times New Roman" w:cs="Times New Roman"/>
-              <w:b/>
-              <w:bCs/>
-              <w:iCs/>
-              <w:sz w:val="24"/>
-              <w:szCs w:val="24"/>
-              <w:lang w:val="en-US"/>
-            </w:rPr>
-            <w:lastRenderedPageBreak/>
             <w:t xml:space="preserve">List of </w:t>
           </w:r>
           <w:r>
@@ -6200,7 +6595,7 @@
             </w:rPr>
             <w:fldChar w:fldCharType="separate"/>
           </w:r>
-          <w:hyperlink w:anchor="_Toc227178433" w:history="1">
+          <w:hyperlink w:anchor="_Toc227271385" w:history="1">
             <w:r>
               <w:rPr>
                 <w:rStyle w:val="Hyperlink"/>
@@ -6227,7 +6622,7 @@
                 <w:noProof/>
                 <w:webHidden/>
               </w:rPr>
-              <w:instrText xml:space="preserve"> PAGEREF _Toc227178433 \h </w:instrText>
+              <w:instrText xml:space="preserve"> PAGEREF _Toc227271385 \h </w:instrText>
             </w:r>
             <w:r>
               <w:rPr>
@@ -6272,7 +6667,7 @@
               <w:lang w:eastAsia="en-CA"/>
             </w:rPr>
           </w:pPr>
-          <w:hyperlink w:anchor="_Toc227178434" w:history="1">
+          <w:hyperlink w:anchor="_Toc227271386" w:history="1">
             <w:r>
               <w:rPr>
                 <w:rStyle w:val="Hyperlink"/>
@@ -6299,7 +6694,7 @@
                 <w:noProof/>
                 <w:webHidden/>
               </w:rPr>
-              <w:instrText xml:space="preserve"> PAGEREF _Toc227178434 \h </w:instrText>
+              <w:instrText xml:space="preserve"> PAGEREF _Toc227271386 \h </w:instrText>
             </w:r>
             <w:r>
               <w:rPr>
@@ -6344,13 +6739,13 @@
               <w:lang w:eastAsia="en-CA"/>
             </w:rPr>
           </w:pPr>
-          <w:hyperlink w:anchor="_Toc227178435" w:history="1">
+          <w:hyperlink w:anchor="_Toc227271387" w:history="1">
             <w:r>
               <w:rPr>
                 <w:rStyle w:val="Hyperlink"/>
                 <w:noProof/>
               </w:rPr>
-              <w:t>Table 3 Prediction Accuracy Validation Results</w:t>
+              <w:t>Table 3 ML Prediction Accuracy Validation Results</w:t>
             </w:r>
             <w:r>
               <w:rPr>
@@ -6371,7 +6766,7 @@
                 <w:noProof/>
                 <w:webHidden/>
               </w:rPr>
-              <w:instrText xml:space="preserve"> PAGEREF _Toc227178435 \h </w:instrText>
+              <w:instrText xml:space="preserve"> PAGEREF _Toc227271387 \h </w:instrText>
             </w:r>
             <w:r>
               <w:rPr>
@@ -6416,7 +6811,7 @@
               <w:lang w:eastAsia="en-CA"/>
             </w:rPr>
           </w:pPr>
-          <w:hyperlink w:anchor="_Toc227178436" w:history="1">
+          <w:hyperlink w:anchor="_Toc227271388" w:history="1">
             <w:r>
               <w:rPr>
                 <w:rStyle w:val="Hyperlink"/>
@@ -6443,7 +6838,7 @@
                 <w:noProof/>
                 <w:webHidden/>
               </w:rPr>
-              <w:instrText xml:space="preserve"> PAGEREF _Toc227178436 \h </w:instrText>
+              <w:instrText xml:space="preserve"> PAGEREF _Toc227271388 \h </w:instrText>
             </w:r>
             <w:r>
               <w:rPr>
@@ -6488,7 +6883,7 @@
               <w:lang w:eastAsia="en-CA"/>
             </w:rPr>
           </w:pPr>
-          <w:hyperlink w:anchor="_Toc227178437" w:history="1">
+          <w:hyperlink w:anchor="_Toc227271389" w:history="1">
             <w:r>
               <w:rPr>
                 <w:rStyle w:val="Hyperlink"/>
@@ -6515,7 +6910,7 @@
                 <w:noProof/>
                 <w:webHidden/>
               </w:rPr>
-              <w:instrText xml:space="preserve"> PAGEREF _Toc227178437 \h </w:instrText>
+              <w:instrText xml:space="preserve"> PAGEREF _Toc227271389 \h </w:instrText>
             </w:r>
             <w:r>
               <w:rPr>
@@ -6560,7 +6955,7 @@
               <w:lang w:eastAsia="en-CA"/>
             </w:rPr>
           </w:pPr>
-          <w:hyperlink w:anchor="_Toc227178438" w:history="1">
+          <w:hyperlink w:anchor="_Toc227271390" w:history="1">
             <w:r>
               <w:rPr>
                 <w:rStyle w:val="Hyperlink"/>
@@ -6587,7 +6982,7 @@
                 <w:noProof/>
                 <w:webHidden/>
               </w:rPr>
-              <w:instrText xml:space="preserve"> PAGEREF _Toc227178438 \h </w:instrText>
+              <w:instrText xml:space="preserve"> PAGEREF _Toc227271390 \h </w:instrText>
             </w:r>
             <w:r>
               <w:rPr>
@@ -6632,7 +7027,7 @@
               <w:lang w:eastAsia="en-CA"/>
             </w:rPr>
           </w:pPr>
-          <w:hyperlink w:anchor="_Toc227178439" w:history="1">
+          <w:hyperlink w:anchor="_Toc227271391" w:history="1">
             <w:r>
               <w:rPr>
                 <w:rStyle w:val="Hyperlink"/>
@@ -6659,7 +7054,7 @@
                 <w:noProof/>
                 <w:webHidden/>
               </w:rPr>
-              <w:instrText xml:space="preserve"> PAGEREF _Toc227178439 \h </w:instrText>
+              <w:instrText xml:space="preserve"> PAGEREF _Toc227271391 \h </w:instrText>
             </w:r>
             <w:r>
               <w:rPr>
@@ -6704,7 +7099,7 @@
               <w:lang w:eastAsia="en-CA"/>
             </w:rPr>
           </w:pPr>
-          <w:hyperlink w:anchor="_Toc227178440" w:history="1">
+          <w:hyperlink w:anchor="_Toc227271392" w:history="1">
             <w:r>
               <w:rPr>
                 <w:rStyle w:val="Hyperlink"/>
@@ -6731,7 +7126,7 @@
                 <w:noProof/>
                 <w:webHidden/>
               </w:rPr>
-              <w:instrText xml:space="preserve"> PAGEREF _Toc227178440 \h </w:instrText>
+              <w:instrText xml:space="preserve"> PAGEREF _Toc227271392 \h </w:instrText>
             </w:r>
             <w:r>
               <w:rPr>
@@ -6776,7 +7171,7 @@
               <w:lang w:eastAsia="en-CA"/>
             </w:rPr>
           </w:pPr>
-          <w:hyperlink w:anchor="_Toc227178441" w:history="1">
+          <w:hyperlink w:anchor="_Toc227271393" w:history="1">
             <w:r>
               <w:rPr>
                 <w:rStyle w:val="Hyperlink"/>
@@ -6803,7 +7198,7 @@
                 <w:noProof/>
                 <w:webHidden/>
               </w:rPr>
-              <w:instrText xml:space="preserve"> PAGEREF _Toc227178441 \h </w:instrText>
+              <w:instrText xml:space="preserve"> PAGEREF _Toc227271393 \h </w:instrText>
             </w:r>
             <w:r>
               <w:rPr>
@@ -6824,6 +7219,78 @@
                 <w:webHidden/>
               </w:rPr>
               <w:t>38</w:t>
+            </w:r>
+            <w:r>
+              <w:rPr>
+                <w:noProof/>
+                <w:webHidden/>
+              </w:rPr>
+              <w:fldChar w:fldCharType="end"/>
+            </w:r>
+          </w:hyperlink>
+        </w:p>
+        <w:p>
+          <w:pPr>
+            <w:pStyle w:val="TableofFigures"/>
+            <w:tabs>
+              <w:tab w:val="right" w:leader="dot" w:pos="9350"/>
+            </w:tabs>
+            <w:rPr>
+              <w:rFonts w:eastAsiaTheme="minorEastAsia"/>
+              <w:noProof/>
+              <w:sz w:val="24"/>
+              <w:szCs w:val="24"/>
+              <w:lang w:eastAsia="en-CA"/>
+            </w:rPr>
+          </w:pPr>
+          <w:hyperlink w:anchor="_Toc227271394" w:history="1">
+            <w:r>
+              <w:rPr>
+                <w:rStyle w:val="Hyperlink"/>
+                <w:noProof/>
+              </w:rPr>
+              <w:t>Table 10  Project Criteria vs. Achieved Results</w:t>
+            </w:r>
+            <w:r>
+              <w:rPr>
+                <w:noProof/>
+                <w:webHidden/>
+              </w:rPr>
+              <w:tab/>
+            </w:r>
+            <w:r>
+              <w:rPr>
+                <w:noProof/>
+                <w:webHidden/>
+              </w:rPr>
+              <w:fldChar w:fldCharType="begin"/>
+            </w:r>
+            <w:r>
+              <w:rPr>
+                <w:noProof/>
+                <w:webHidden/>
+              </w:rPr>
+              <w:instrText xml:space="preserve"> PAGEREF _Toc227271394 \h </w:instrText>
+            </w:r>
+            <w:r>
+              <w:rPr>
+                <w:noProof/>
+                <w:webHidden/>
+              </w:rPr>
+            </w:r>
+            <w:r>
+              <w:rPr>
+                <w:noProof/>
+                <w:webHidden/>
+              </w:rPr>
+              <w:fldChar w:fldCharType="separate"/>
+            </w:r>
+            <w:r>
+              <w:rPr>
+                <w:noProof/>
+                <w:webHidden/>
+              </w:rPr>
+              <w:t>39</w:t>
             </w:r>
             <w:r>
               <w:rPr>
@@ -8005,7 +8472,7 @@
           <w:rFonts w:ascii="Times New Roman" w:hAnsi="Times New Roman" w:cs="Times New Roman"/>
         </w:rPr>
       </w:pPr>
-      <w:bookmarkStart w:id="0" w:name="_Toc227175404"/>
+      <w:bookmarkStart w:id="0" w:name="_Toc227271333"/>
       <w:r>
         <w:rPr>
           <w:rFonts w:ascii="Times New Roman" w:hAnsi="Times New Roman" w:cs="Times New Roman"/>
@@ -8969,28 +9436,18 @@
           <w:szCs w:val="24"/>
         </w:rPr>
       </w:pPr>
-      <w:bookmarkStart w:id="3" w:name="_Toc227178433"/>
+      <w:bookmarkStart w:id="3" w:name="_Toc227271385"/>
       <w:r>
         <w:t xml:space="preserve">Table </w:t>
       </w:r>
-      <w:r>
-        <w:fldChar w:fldCharType="begin"/>
-      </w:r>
-      <w:r>
-        <w:instrText xml:space="preserve"> SEQ Table \* ARABIC </w:instrText>
-      </w:r>
-      <w:r>
-        <w:fldChar w:fldCharType="separate"/>
-      </w:r>
-      <w:r>
-        <w:rPr>
-          <w:noProof/>
-        </w:rPr>
-        <w:t>1</w:t>
-      </w:r>
-      <w:r>
-        <w:fldChar w:fldCharType="end"/>
-      </w:r>
+      <w:fldSimple w:instr=" SEQ Table \* ARABIC ">
+        <w:r>
+          <w:rPr>
+            <w:noProof/>
+          </w:rPr>
+          <w:t>1</w:t>
+        </w:r>
+      </w:fldSimple>
       <w:r>
         <w:t xml:space="preserve"> </w:t>
       </w:r>
@@ -9314,7 +9771,7 @@
           <w:rFonts w:ascii="Times New Roman" w:hAnsi="Times New Roman" w:cs="Times New Roman"/>
         </w:rPr>
       </w:pPr>
-      <w:bookmarkStart w:id="5" w:name="_Toc227175405"/>
+      <w:bookmarkStart w:id="5" w:name="_Toc227271334"/>
       <w:r>
         <w:rPr>
           <w:rFonts w:ascii="Times New Roman" w:hAnsi="Times New Roman" w:cs="Times New Roman"/>
@@ -9360,7 +9817,7 @@
           <w:rFonts w:ascii="Times New Roman" w:hAnsi="Times New Roman" w:cs="Times New Roman"/>
         </w:rPr>
       </w:pPr>
-      <w:bookmarkStart w:id="6" w:name="_Toc227175406"/>
+      <w:bookmarkStart w:id="6" w:name="_Toc227271335"/>
       <w:r>
         <w:rPr>
           <w:rFonts w:ascii="Times New Roman" w:hAnsi="Times New Roman" w:cs="Times New Roman"/>
@@ -9377,7 +9834,7 @@
           <w:rFonts w:ascii="Times New Roman" w:hAnsi="Times New Roman" w:cs="Times New Roman"/>
         </w:rPr>
       </w:pPr>
-      <w:bookmarkStart w:id="7" w:name="_Toc227175407"/>
+      <w:bookmarkStart w:id="7" w:name="_Toc227271336"/>
       <w:r>
         <w:rPr>
           <w:rFonts w:ascii="Times New Roman" w:hAnsi="Times New Roman" w:cs="Times New Roman"/>
@@ -9422,6 +9879,7 @@
       <w:r>
         <w:rPr>
           <w:rFonts w:ascii="Times New Roman" w:hAnsi="Times New Roman" w:cs="Times New Roman"/>
+          <w:noProof/>
         </w:rPr>
         <w:drawing>
           <wp:inline distT="0" distB="0" distL="0" distR="0" wp14:anchorId="1B384C53" wp14:editId="6651B121">
@@ -9472,24 +9930,14 @@
       <w:r>
         <w:t xml:space="preserve">Figure </w:t>
       </w:r>
-      <w:r>
-        <w:fldChar w:fldCharType="begin"/>
-      </w:r>
-      <w:r>
-        <w:instrText xml:space="preserve"> SEQ Figure \* ARABIC </w:instrText>
-      </w:r>
-      <w:r>
-        <w:fldChar w:fldCharType="separate"/>
-      </w:r>
-      <w:r>
-        <w:rPr>
-          <w:noProof/>
-        </w:rPr>
-        <w:t>1</w:t>
-      </w:r>
-      <w:r>
-        <w:fldChar w:fldCharType="end"/>
-      </w:r>
+      <w:fldSimple w:instr=" SEQ Figure \* ARABIC ">
+        <w:r>
+          <w:rPr>
+            <w:noProof/>
+          </w:rPr>
+          <w:t>1</w:t>
+        </w:r>
+      </w:fldSimple>
       <w:r>
         <w:t xml:space="preserve"> python only system architecture</w:t>
       </w:r>
@@ -9531,7 +9979,7 @@
           <w:rFonts w:ascii="Times New Roman" w:hAnsi="Times New Roman" w:cs="Times New Roman"/>
         </w:rPr>
       </w:pPr>
-      <w:bookmarkStart w:id="9" w:name="_Toc227175408"/>
+      <w:bookmarkStart w:id="9" w:name="_Toc227271337"/>
       <w:r>
         <w:rPr>
           <w:rFonts w:ascii="Times New Roman" w:hAnsi="Times New Roman" w:cs="Times New Roman"/>
@@ -9839,7 +10287,7 @@
           <w:rFonts w:ascii="Times New Roman" w:hAnsi="Times New Roman" w:cs="Times New Roman"/>
         </w:rPr>
       </w:pPr>
-      <w:bookmarkStart w:id="10" w:name="_Toc227175409"/>
+      <w:bookmarkStart w:id="10" w:name="_Toc227271338"/>
       <w:r>
         <w:rPr>
           <w:rFonts w:ascii="Times New Roman" w:hAnsi="Times New Roman" w:cs="Times New Roman"/>
@@ -9856,7 +10304,7 @@
           <w:rFonts w:ascii="Times New Roman" w:hAnsi="Times New Roman" w:cs="Times New Roman"/>
         </w:rPr>
       </w:pPr>
-      <w:bookmarkStart w:id="11" w:name="_Toc227175410"/>
+      <w:bookmarkStart w:id="11" w:name="_Toc227271339"/>
       <w:r>
         <w:rPr>
           <w:rFonts w:ascii="Times New Roman" w:hAnsi="Times New Roman" w:cs="Times New Roman"/>
@@ -9901,6 +10349,7 @@
       <w:r>
         <w:rPr>
           <w:rFonts w:ascii="Times New Roman" w:hAnsi="Times New Roman" w:cs="Times New Roman"/>
+          <w:noProof/>
         </w:rPr>
         <w:drawing>
           <wp:inline distT="0" distB="0" distL="0" distR="0" wp14:anchorId="2D9D7785" wp14:editId="59F9EFC2">
@@ -9951,24 +10400,14 @@
       <w:r>
         <w:t xml:space="preserve">Figure </w:t>
       </w:r>
-      <w:r>
-        <w:fldChar w:fldCharType="begin"/>
-      </w:r>
-      <w:r>
-        <w:instrText xml:space="preserve"> SEQ Figure \* ARABIC </w:instrText>
-      </w:r>
-      <w:r>
-        <w:fldChar w:fldCharType="separate"/>
-      </w:r>
-      <w:r>
-        <w:rPr>
-          <w:noProof/>
-        </w:rPr>
-        <w:t>2</w:t>
-      </w:r>
-      <w:r>
-        <w:fldChar w:fldCharType="end"/>
-      </w:r>
+      <w:fldSimple w:instr=" SEQ Figure \* ARABIC ">
+        <w:r>
+          <w:rPr>
+            <w:noProof/>
+          </w:rPr>
+          <w:t>2</w:t>
+        </w:r>
+      </w:fldSimple>
       <w:r>
         <w:t xml:space="preserve"> </w:t>
       </w:r>
@@ -10319,7 +10758,7 @@
           <w:rFonts w:ascii="Times New Roman" w:hAnsi="Times New Roman" w:cs="Times New Roman"/>
         </w:rPr>
       </w:pPr>
-      <w:bookmarkStart w:id="13" w:name="_Toc227175411"/>
+      <w:bookmarkStart w:id="13" w:name="_Toc227271340"/>
       <w:r>
         <w:rPr>
           <w:rFonts w:ascii="Times New Roman" w:hAnsi="Times New Roman" w:cs="Times New Roman"/>
@@ -10336,7 +10775,7 @@
           <w:rFonts w:ascii="Times New Roman" w:hAnsi="Times New Roman" w:cs="Times New Roman"/>
         </w:rPr>
       </w:pPr>
-      <w:bookmarkStart w:id="14" w:name="_Toc227175412"/>
+      <w:bookmarkStart w:id="14" w:name="_Toc227271341"/>
       <w:r>
         <w:rPr>
           <w:rFonts w:ascii="Times New Roman" w:hAnsi="Times New Roman" w:cs="Times New Roman"/>
@@ -10399,6 +10838,7 @@
       <w:r>
         <w:rPr>
           <w:rFonts w:ascii="Times New Roman" w:hAnsi="Times New Roman" w:cs="Times New Roman"/>
+          <w:noProof/>
         </w:rPr>
         <w:lastRenderedPageBreak/>
         <w:drawing>
@@ -10450,24 +10890,14 @@
       <w:r>
         <w:t xml:space="preserve">Figure </w:t>
       </w:r>
-      <w:r>
-        <w:fldChar w:fldCharType="begin"/>
-      </w:r>
-      <w:r>
-        <w:instrText xml:space="preserve"> SEQ Figure \* ARABIC </w:instrText>
-      </w:r>
-      <w:r>
-        <w:fldChar w:fldCharType="separate"/>
-      </w:r>
-      <w:r>
-        <w:rPr>
-          <w:noProof/>
-        </w:rPr>
-        <w:t>3</w:t>
-      </w:r>
-      <w:r>
-        <w:fldChar w:fldCharType="end"/>
-      </w:r>
+      <w:fldSimple w:instr=" SEQ Figure \* ARABIC ">
+        <w:r>
+          <w:rPr>
+            <w:noProof/>
+          </w:rPr>
+          <w:t>3</w:t>
+        </w:r>
+      </w:fldSimple>
       <w:r>
         <w:t xml:space="preserve"> </w:t>
       </w:r>
@@ -11405,7 +11835,7 @@
           <w:rFonts w:ascii="Times New Roman" w:hAnsi="Times New Roman" w:cs="Times New Roman"/>
         </w:rPr>
       </w:pPr>
-      <w:bookmarkStart w:id="16" w:name="_Toc227175413"/>
+      <w:bookmarkStart w:id="16" w:name="_Toc227271342"/>
       <w:r>
         <w:rPr>
           <w:rFonts w:ascii="Times New Roman" w:hAnsi="Times New Roman" w:cs="Times New Roman"/>
@@ -11869,7 +12299,7 @@
           <w:rFonts w:ascii="Times New Roman" w:hAnsi="Times New Roman" w:cs="Times New Roman"/>
         </w:rPr>
       </w:pPr>
-      <w:bookmarkStart w:id="17" w:name="_Toc227175414"/>
+      <w:bookmarkStart w:id="17" w:name="_Toc227271343"/>
       <w:r>
         <w:rPr>
           <w:rFonts w:ascii="Times New Roman" w:hAnsi="Times New Roman" w:cs="Times New Roman"/>
@@ -13082,7 +13512,7 @@
           <w:rFonts w:ascii="Times New Roman" w:hAnsi="Times New Roman" w:cs="Times New Roman"/>
         </w:rPr>
       </w:pPr>
-      <w:bookmarkStart w:id="19" w:name="_Toc227175415"/>
+      <w:bookmarkStart w:id="19" w:name="_Toc227271344"/>
       <w:r>
         <w:rPr>
           <w:rFonts w:ascii="Times New Roman" w:hAnsi="Times New Roman" w:cs="Times New Roman"/>
@@ -13313,7 +13743,7 @@
           <w:rFonts w:ascii="Times New Roman" w:hAnsi="Times New Roman" w:cs="Times New Roman"/>
         </w:rPr>
       </w:pPr>
-      <w:bookmarkStart w:id="20" w:name="_Toc227175416"/>
+      <w:bookmarkStart w:id="20" w:name="_Toc227271345"/>
       <w:r>
         <w:rPr>
           <w:rFonts w:ascii="Times New Roman" w:hAnsi="Times New Roman" w:cs="Times New Roman"/>
@@ -13366,7 +13796,7 @@
           <w:bCs/>
         </w:rPr>
       </w:pPr>
-      <w:bookmarkStart w:id="21" w:name="_Toc227175417"/>
+      <w:bookmarkStart w:id="21" w:name="_Toc227271346"/>
       <w:r>
         <w:rPr>
           <w:rFonts w:ascii="Times New Roman" w:hAnsi="Times New Roman" w:cs="Times New Roman"/>
@@ -13385,7 +13815,7 @@
           <w:bCs/>
         </w:rPr>
       </w:pPr>
-      <w:bookmarkStart w:id="22" w:name="_Toc227175418"/>
+      <w:bookmarkStart w:id="22" w:name="_Toc227271347"/>
       <w:r>
         <w:rPr>
           <w:rFonts w:ascii="Times New Roman" w:hAnsi="Times New Roman" w:cs="Times New Roman"/>
@@ -13422,7 +13852,7 @@
           <w:bCs/>
         </w:rPr>
       </w:pPr>
-      <w:bookmarkStart w:id="23" w:name="_Toc227175419"/>
+      <w:bookmarkStart w:id="23" w:name="_Toc227271348"/>
       <w:r>
         <w:rPr>
           <w:rFonts w:ascii="Times New Roman" w:hAnsi="Times New Roman" w:cs="Times New Roman"/>
@@ -13787,6 +14217,7 @@
       <w:r>
         <w:rPr>
           <w:rFonts w:ascii="Times New Roman" w:hAnsi="Times New Roman" w:cs="Times New Roman"/>
+          <w:noProof/>
           <w:sz w:val="24"/>
           <w:szCs w:val="24"/>
         </w:rPr>
@@ -13842,24 +14273,14 @@
       <w:r>
         <w:t xml:space="preserve">Figure </w:t>
       </w:r>
-      <w:r>
-        <w:fldChar w:fldCharType="begin"/>
-      </w:r>
-      <w:r>
-        <w:instrText xml:space="preserve"> SEQ Figure \* ARABIC </w:instrText>
-      </w:r>
-      <w:r>
-        <w:fldChar w:fldCharType="separate"/>
-      </w:r>
-      <w:r>
-        <w:rPr>
-          <w:noProof/>
-        </w:rPr>
-        <w:t>5</w:t>
-      </w:r>
-      <w:r>
-        <w:fldChar w:fldCharType="end"/>
-      </w:r>
+      <w:fldSimple w:instr=" SEQ Figure \* ARABIC ">
+        <w:r>
+          <w:rPr>
+            <w:noProof/>
+          </w:rPr>
+          <w:t>5</w:t>
+        </w:r>
+      </w:fldSimple>
       <w:r>
         <w:t xml:space="preserve"> </w:t>
       </w:r>
@@ -13890,7 +14311,7 @@
           <w:rFonts w:ascii="Times New Roman" w:hAnsi="Times New Roman" w:cs="Times New Roman"/>
         </w:rPr>
       </w:pPr>
-      <w:bookmarkStart w:id="25" w:name="_Toc227175420"/>
+      <w:bookmarkStart w:id="25" w:name="_Toc227271349"/>
       <w:r>
         <w:rPr>
           <w:rFonts w:ascii="Times New Roman" w:hAnsi="Times New Roman" w:cs="Times New Roman"/>
@@ -13908,7 +14329,7 @@
           <w:bCs/>
         </w:rPr>
       </w:pPr>
-      <w:bookmarkStart w:id="26" w:name="_Toc227175421"/>
+      <w:bookmarkStart w:id="26" w:name="_Toc227271350"/>
       <w:r>
         <w:rPr>
           <w:rFonts w:ascii="Times New Roman" w:hAnsi="Times New Roman" w:cs="Times New Roman"/>
@@ -14466,7 +14887,7 @@
           <w:bCs/>
         </w:rPr>
       </w:pPr>
-      <w:bookmarkStart w:id="27" w:name="_Toc227175422"/>
+      <w:bookmarkStart w:id="27" w:name="_Toc227271351"/>
       <w:r>
         <w:rPr>
           <w:rFonts w:ascii="Times New Roman" w:hAnsi="Times New Roman" w:cs="Times New Roman"/>
@@ -15203,7 +15624,7 @@
           <w:bCs/>
         </w:rPr>
       </w:pPr>
-      <w:bookmarkStart w:id="28" w:name="_Toc227175423"/>
+      <w:bookmarkStart w:id="28" w:name="_Toc227271352"/>
       <w:r>
         <w:rPr>
           <w:rFonts w:ascii="Times New Roman" w:hAnsi="Times New Roman" w:cs="Times New Roman"/>
@@ -15853,7 +16274,7 @@
           <w:bCs/>
         </w:rPr>
       </w:pPr>
-      <w:bookmarkStart w:id="29" w:name="_Toc227175424"/>
+      <w:bookmarkStart w:id="29" w:name="_Toc227271353"/>
       <w:r>
         <w:rPr>
           <w:rFonts w:ascii="Times New Roman" w:hAnsi="Times New Roman" w:cs="Times New Roman"/>
@@ -16677,6 +17098,7 @@
         <w:rPr>
           <w:rFonts w:ascii="Times New Roman" w:hAnsi="Times New Roman" w:cs="Times New Roman"/>
           <w:i/>
+          <w:noProof/>
         </w:rPr>
         <w:drawing>
           <wp:inline distT="0" distB="0" distL="0" distR="0" wp14:anchorId="6B4EA311" wp14:editId="4C5140BC">
@@ -16728,24 +17150,14 @@
       <w:r>
         <w:t xml:space="preserve">Figure </w:t>
       </w:r>
-      <w:r>
-        <w:fldChar w:fldCharType="begin"/>
-      </w:r>
-      <w:r>
-        <w:instrText xml:space="preserve"> SEQ Figure \* ARABIC </w:instrText>
-      </w:r>
-      <w:r>
-        <w:fldChar w:fldCharType="separate"/>
-      </w:r>
-      <w:r>
-        <w:rPr>
-          <w:noProof/>
-        </w:rPr>
-        <w:t>6</w:t>
-      </w:r>
-      <w:r>
-        <w:fldChar w:fldCharType="end"/>
-      </w:r>
+      <w:fldSimple w:instr=" SEQ Figure \* ARABIC ">
+        <w:r>
+          <w:rPr>
+            <w:noProof/>
+          </w:rPr>
+          <w:t>6</w:t>
+        </w:r>
+      </w:fldSimple>
       <w:r>
         <w:t xml:space="preserve"> </w:t>
       </w:r>
@@ -16990,7 +17402,7 @@
           <w:bCs/>
         </w:rPr>
       </w:pPr>
-      <w:bookmarkStart w:id="31" w:name="_Toc227175425"/>
+      <w:bookmarkStart w:id="31" w:name="_Toc227271354"/>
       <w:r>
         <w:rPr>
           <w:rFonts w:ascii="Times New Roman" w:hAnsi="Times New Roman" w:cs="Times New Roman"/>
@@ -17853,7 +18265,7 @@
           <w:bCs/>
         </w:rPr>
       </w:pPr>
-      <w:bookmarkStart w:id="32" w:name="_Toc227175426"/>
+      <w:bookmarkStart w:id="32" w:name="_Toc227271355"/>
       <w:r>
         <w:rPr>
           <w:rFonts w:ascii="Times New Roman" w:hAnsi="Times New Roman" w:cs="Times New Roman"/>
@@ -18353,7 +18765,7 @@
           <w:szCs w:val="28"/>
         </w:rPr>
       </w:pPr>
-      <w:bookmarkStart w:id="33" w:name="_Toc227175427"/>
+      <w:bookmarkStart w:id="33" w:name="_Toc227271356"/>
       <w:r>
         <w:rPr>
           <w:rFonts w:ascii="Times New Roman" w:hAnsi="Times New Roman" w:cs="Times New Roman"/>
@@ -18390,7 +18802,7 @@
           <w:bCs/>
         </w:rPr>
       </w:pPr>
-      <w:bookmarkStart w:id="34" w:name="_Toc227175428"/>
+      <w:bookmarkStart w:id="34" w:name="_Toc227271357"/>
       <w:r>
         <w:rPr>
           <w:rFonts w:ascii="Times New Roman" w:hAnsi="Times New Roman" w:cs="Times New Roman"/>
@@ -18564,7 +18976,7 @@
           <w:bCs/>
         </w:rPr>
       </w:pPr>
-      <w:bookmarkStart w:id="35" w:name="_Toc227175429"/>
+      <w:bookmarkStart w:id="35" w:name="_Toc227271358"/>
       <w:r>
         <w:rPr>
           <w:rFonts w:ascii="Times New Roman" w:hAnsi="Times New Roman" w:cs="Times New Roman"/>
@@ -18665,7 +19077,7 @@
           <w:bCs/>
         </w:rPr>
       </w:pPr>
-      <w:bookmarkStart w:id="36" w:name="_Toc227175430"/>
+      <w:bookmarkStart w:id="36" w:name="_Toc227271359"/>
       <w:r>
         <w:rPr>
           <w:rFonts w:ascii="Times New Roman" w:hAnsi="Times New Roman" w:cs="Times New Roman"/>
@@ -18764,7 +19176,7 @@
           <w:bCs/>
         </w:rPr>
       </w:pPr>
-      <w:bookmarkStart w:id="37" w:name="_Toc227175431"/>
+      <w:bookmarkStart w:id="37" w:name="_Toc227271360"/>
       <w:r>
         <w:rPr>
           <w:rFonts w:ascii="Times New Roman" w:hAnsi="Times New Roman" w:cs="Times New Roman"/>
@@ -18948,7 +19360,7 @@
           <w:bCs/>
         </w:rPr>
       </w:pPr>
-      <w:bookmarkStart w:id="38" w:name="_Toc227175432"/>
+      <w:bookmarkStart w:id="38" w:name="_Toc227271361"/>
       <w:r>
         <w:rPr>
           <w:rFonts w:ascii="Times New Roman" w:hAnsi="Times New Roman" w:cs="Times New Roman"/>
@@ -19101,7 +19513,7 @@
           <w:bCs/>
         </w:rPr>
       </w:pPr>
-      <w:bookmarkStart w:id="39" w:name="_Toc227175433"/>
+      <w:bookmarkStart w:id="39" w:name="_Toc227271362"/>
       <w:r>
         <w:rPr>
           <w:rFonts w:ascii="Times New Roman" w:hAnsi="Times New Roman" w:cs="Times New Roman"/>
@@ -19245,6 +19657,7 @@
       <w:r>
         <w:rPr>
           <w:rFonts w:ascii="Times New Roman" w:hAnsi="Times New Roman" w:cs="Times New Roman"/>
+          <w:noProof/>
         </w:rPr>
         <w:drawing>
           <wp:inline distT="0" distB="0" distL="0" distR="0" wp14:anchorId="0AEF94DC" wp14:editId="19C0364A">
@@ -19295,24 +19708,14 @@
       <w:r>
         <w:t xml:space="preserve">Figure </w:t>
       </w:r>
-      <w:r>
-        <w:fldChar w:fldCharType="begin"/>
-      </w:r>
-      <w:r>
-        <w:instrText xml:space="preserve"> SEQ Figure \* ARABIC </w:instrText>
-      </w:r>
-      <w:r>
-        <w:fldChar w:fldCharType="separate"/>
-      </w:r>
-      <w:r>
-        <w:rPr>
-          <w:noProof/>
-        </w:rPr>
-        <w:t>7</w:t>
-      </w:r>
-      <w:r>
-        <w:fldChar w:fldCharType="end"/>
-      </w:r>
+      <w:fldSimple w:instr=" SEQ Figure \* ARABIC ">
+        <w:r>
+          <w:rPr>
+            <w:noProof/>
+          </w:rPr>
+          <w:t>7</w:t>
+        </w:r>
+      </w:fldSimple>
       <w:r>
         <w:t xml:space="preserve"> C</w:t>
       </w:r>
@@ -19411,7 +19814,7 @@
           <w:szCs w:val="44"/>
         </w:rPr>
       </w:pPr>
-      <w:bookmarkStart w:id="41" w:name="_Toc227175434"/>
+      <w:bookmarkStart w:id="41" w:name="_Toc227271363"/>
       <w:r>
         <w:rPr>
           <w:rFonts w:ascii="Times New Roman" w:hAnsi="Times New Roman" w:cs="Times New Roman"/>
@@ -19457,7 +19860,7 @@
           <w:rFonts w:ascii="Times New Roman" w:hAnsi="Times New Roman" w:cs="Times New Roman"/>
         </w:rPr>
       </w:pPr>
-      <w:bookmarkStart w:id="42" w:name="_Toc227175435"/>
+      <w:bookmarkStart w:id="42" w:name="_Toc227271364"/>
       <w:r>
         <w:rPr>
           <w:rFonts w:ascii="Times New Roman" w:hAnsi="Times New Roman" w:cs="Times New Roman"/>
@@ -20014,28 +20417,18 @@
           <w:szCs w:val="24"/>
         </w:rPr>
       </w:pPr>
-      <w:bookmarkStart w:id="43" w:name="_Toc227178434"/>
+      <w:bookmarkStart w:id="43" w:name="_Toc227271386"/>
       <w:r>
         <w:t xml:space="preserve">Table </w:t>
       </w:r>
-      <w:r>
-        <w:fldChar w:fldCharType="begin"/>
-      </w:r>
-      <w:r>
-        <w:instrText xml:space="preserve"> SEQ Table \* ARABIC </w:instrText>
-      </w:r>
-      <w:r>
-        <w:fldChar w:fldCharType="separate"/>
-      </w:r>
-      <w:r>
-        <w:rPr>
-          <w:noProof/>
-        </w:rPr>
-        <w:t>2</w:t>
-      </w:r>
-      <w:r>
-        <w:fldChar w:fldCharType="end"/>
-      </w:r>
+      <w:fldSimple w:instr=" SEQ Table \* ARABIC ">
+        <w:r>
+          <w:rPr>
+            <w:noProof/>
+          </w:rPr>
+          <w:t>2</w:t>
+        </w:r>
+      </w:fldSimple>
       <w:r>
         <w:t xml:space="preserve"> Equipment and materials</w:t>
       </w:r>
@@ -20085,7 +20478,7 @@
           <w:rFonts w:ascii="Times New Roman" w:hAnsi="Times New Roman" w:cs="Times New Roman"/>
         </w:rPr>
       </w:pPr>
-      <w:bookmarkStart w:id="44" w:name="_Toc227175436"/>
+      <w:bookmarkStart w:id="44" w:name="_Toc227271365"/>
       <w:r>
         <w:rPr>
           <w:rFonts w:ascii="Times New Roman" w:hAnsi="Times New Roman" w:cs="Times New Roman"/>
@@ -20131,7 +20524,7 @@
           <w:rFonts w:ascii="Times New Roman" w:hAnsi="Times New Roman" w:cs="Times New Roman"/>
         </w:rPr>
       </w:pPr>
-      <w:bookmarkStart w:id="45" w:name="_Toc227175437"/>
+      <w:bookmarkStart w:id="45" w:name="_Toc227271366"/>
       <w:r>
         <w:rPr>
           <w:rFonts w:ascii="Times New Roman" w:hAnsi="Times New Roman" w:cs="Times New Roman"/>
@@ -20238,6 +20631,7 @@
       <w:r>
         <w:rPr>
           <w:rFonts w:ascii="Times New Roman" w:hAnsi="Times New Roman" w:cs="Times New Roman"/>
+          <w:noProof/>
           <w:sz w:val="24"/>
           <w:szCs w:val="24"/>
         </w:rPr>
@@ -20292,24 +20686,14 @@
       <w:r>
         <w:t xml:space="preserve">Figure </w:t>
       </w:r>
-      <w:r>
-        <w:fldChar w:fldCharType="begin"/>
-      </w:r>
-      <w:r>
-        <w:instrText xml:space="preserve"> SEQ Figure \* ARABIC </w:instrText>
-      </w:r>
-      <w:r>
-        <w:fldChar w:fldCharType="separate"/>
-      </w:r>
-      <w:r>
-        <w:rPr>
-          <w:noProof/>
-        </w:rPr>
-        <w:t>8</w:t>
-      </w:r>
-      <w:r>
-        <w:fldChar w:fldCharType="end"/>
-      </w:r>
+      <w:fldSimple w:instr=" SEQ Figure \* ARABIC ">
+        <w:r>
+          <w:rPr>
+            <w:noProof/>
+          </w:rPr>
+          <w:t>8</w:t>
+        </w:r>
+      </w:fldSimple>
       <w:r>
         <w:t xml:space="preserve"> </w:t>
       </w:r>
@@ -20326,7 +20710,7 @@
           <w:rFonts w:ascii="Times New Roman" w:hAnsi="Times New Roman" w:cs="Times New Roman"/>
         </w:rPr>
       </w:pPr>
-      <w:bookmarkStart w:id="47" w:name="_Toc227175438"/>
+      <w:bookmarkStart w:id="47" w:name="_Toc227271367"/>
       <w:r>
         <w:rPr>
           <w:rFonts w:ascii="Times New Roman" w:hAnsi="Times New Roman" w:cs="Times New Roman"/>
@@ -20436,7 +20820,7 @@
           <w:rFonts w:ascii="Times New Roman" w:hAnsi="Times New Roman" w:cs="Times New Roman"/>
         </w:rPr>
       </w:pPr>
-      <w:bookmarkStart w:id="48" w:name="_Toc227175439"/>
+      <w:bookmarkStart w:id="48" w:name="_Toc227271368"/>
       <w:r>
         <w:rPr>
           <w:rFonts w:ascii="Times New Roman" w:hAnsi="Times New Roman" w:cs="Times New Roman"/>
@@ -20523,6 +20907,7 @@
       <w:r>
         <w:rPr>
           <w:rFonts w:ascii="Times New Roman" w:hAnsi="Times New Roman" w:cs="Times New Roman"/>
+          <w:noProof/>
           <w:sz w:val="24"/>
           <w:szCs w:val="24"/>
         </w:rPr>
@@ -20578,139 +20963,130 @@
       <w:r>
         <w:t xml:space="preserve">Figure </w:t>
       </w:r>
-      <w:r>
-        <w:fldChar w:fldCharType="begin"/>
-      </w:r>
-      <w:r>
-        <w:instrText xml:space="preserve"> SEQ Figure \* ARABIC </w:instrText>
-      </w:r>
-      <w:r>
-        <w:fldChar w:fldCharType="separate"/>
-      </w:r>
-      <w:r>
-        <w:rPr>
+      <w:fldSimple w:instr=" SEQ Figure \* ARABIC ">
+        <w:r>
+          <w:rPr>
+            <w:noProof/>
+          </w:rPr>
+          <w:t>9</w:t>
+        </w:r>
+      </w:fldSimple>
+      <w:r>
+        <w:t xml:space="preserve"> </w:t>
+      </w:r>
+      <w:r>
+        <w:t>Safety validation test</w:t>
+      </w:r>
+      <w:bookmarkEnd w:id="49"/>
+    </w:p>
+    <w:p>
+      <w:pPr>
+        <w:jc w:val="both"/>
+        <w:rPr>
+          <w:rFonts w:ascii="Times New Roman" w:hAnsi="Times New Roman" w:cs="Times New Roman"/>
+          <w:sz w:val="24"/>
+          <w:szCs w:val="24"/>
+        </w:rPr>
+      </w:pPr>
+    </w:p>
+    <w:p>
+      <w:pPr>
+        <w:pStyle w:val="Heading3"/>
+        <w:jc w:val="both"/>
+        <w:rPr>
+          <w:rFonts w:ascii="Times New Roman" w:hAnsi="Times New Roman" w:cs="Times New Roman"/>
+        </w:rPr>
+      </w:pPr>
+      <w:bookmarkStart w:id="50" w:name="_Toc227271369"/>
+      <w:r>
+        <w:rPr>
+          <w:rFonts w:ascii="Times New Roman" w:hAnsi="Times New Roman" w:cs="Times New Roman"/>
+        </w:rPr>
+        <w:t>4.2.4 End-to-End System Integration</w:t>
+      </w:r>
+      <w:bookmarkEnd w:id="50"/>
+    </w:p>
+    <w:p>
+      <w:pPr>
+        <w:jc w:val="both"/>
+        <w:rPr>
+          <w:rFonts w:ascii="Times New Roman" w:hAnsi="Times New Roman" w:cs="Times New Roman"/>
+          <w:sz w:val="24"/>
+          <w:szCs w:val="24"/>
+        </w:rPr>
+      </w:pPr>
+      <w:r>
+        <w:rPr>
+          <w:rFonts w:ascii="Times New Roman" w:hAnsi="Times New Roman" w:cs="Times New Roman"/>
+          <w:b/>
+          <w:sz w:val="24"/>
+          <w:szCs w:val="24"/>
+        </w:rPr>
+        <w:t xml:space="preserve">Purpose: </w:t>
+      </w:r>
+      <w:r>
+        <w:rPr>
+          <w:rFonts w:ascii="Times New Roman" w:hAnsi="Times New Roman" w:cs="Times New Roman"/>
+          <w:sz w:val="24"/>
+          <w:szCs w:val="24"/>
+        </w:rPr>
+        <w:t>Validate that all five system assemblies (Python weather, C physics, Python ML, Ada safety, Jakarta EE web) operate together correctly to produce complete flight route analyses.</w:t>
+      </w:r>
+    </w:p>
+    <w:p>
+      <w:pPr>
+        <w:jc w:val="both"/>
+        <w:rPr>
+          <w:rFonts w:ascii="Times New Roman" w:hAnsi="Times New Roman" w:cs="Times New Roman"/>
+          <w:sz w:val="24"/>
+          <w:szCs w:val="24"/>
+        </w:rPr>
+      </w:pPr>
+      <w:r>
+        <w:rPr>
+          <w:rFonts w:ascii="Times New Roman" w:hAnsi="Times New Roman" w:cs="Times New Roman"/>
+          <w:b/>
+          <w:sz w:val="24"/>
+          <w:szCs w:val="24"/>
+        </w:rPr>
+        <w:t xml:space="preserve">Test Methodology: </w:t>
+      </w:r>
+      <w:r>
+        <w:rPr>
+          <w:rFonts w:ascii="Times New Roman" w:hAnsi="Times New Roman" w:cs="Times New Roman"/>
+          <w:sz w:val="24"/>
+          <w:szCs w:val="24"/>
+        </w:rPr>
+        <w:t xml:space="preserve">Five real flight routes were analyzed using the complete AirLume system through the Jakarta EE web interface. Users entered departure and arrival airports via the web form and selected cruise altitudes (FL200, FL300, or FL350). The Process Orchestrator executed all components sequentially, with each component's output serving as input to the next stage. The Output Parser extracted structured data from text files and populated Java entities. The Data Persistence Layer stored complete </w:t>
+      </w:r>
+      <w:proofErr w:type="spellStart"/>
+      <w:r>
+        <w:rPr>
+          <w:rFonts w:ascii="Times New Roman" w:hAnsi="Times New Roman" w:cs="Times New Roman"/>
+          <w:sz w:val="24"/>
+          <w:szCs w:val="24"/>
+        </w:rPr>
+        <w:t>FlightAnalysis</w:t>
+      </w:r>
+      <w:proofErr w:type="spellEnd"/>
+      <w:r>
+        <w:rPr>
+          <w:rFonts w:ascii="Times New Roman" w:hAnsi="Times New Roman" w:cs="Times New Roman"/>
+          <w:sz w:val="24"/>
+          <w:szCs w:val="24"/>
+        </w:rPr>
+        <w:t xml:space="preserve"> records with associated Waypoint data in the H2 database. The Visualization Renderer generated interactive HTML5 canvas maps with color-coded waypoints. Testing verified data flow between all components, correct file I/O operations, accurate coordinate conversions, proper error handling for invalid inputs, database persistence and retrieval, and visual presentation accuracy. Total processing time from user input to rendered results was measured for each test route.</w:t>
+      </w:r>
+    </w:p>
+    <w:p>
+      <w:pPr>
+        <w:keepNext/>
+        <w:jc w:val="both"/>
+      </w:pPr>
+      <w:r>
+        <w:rPr>
+          <w:rFonts w:ascii="Times New Roman" w:hAnsi="Times New Roman" w:cs="Times New Roman"/>
           <w:noProof/>
-        </w:rPr>
-        <w:t>9</w:t>
-      </w:r>
-      <w:r>
-        <w:fldChar w:fldCharType="end"/>
-      </w:r>
-      <w:r>
-        <w:t xml:space="preserve"> </w:t>
-      </w:r>
-      <w:r>
-        <w:t>Safety validation test</w:t>
-      </w:r>
-      <w:bookmarkEnd w:id="49"/>
-    </w:p>
-    <w:p>
-      <w:pPr>
-        <w:jc w:val="both"/>
-        <w:rPr>
-          <w:rFonts w:ascii="Times New Roman" w:hAnsi="Times New Roman" w:cs="Times New Roman"/>
-          <w:sz w:val="24"/>
-          <w:szCs w:val="24"/>
-        </w:rPr>
-      </w:pPr>
-    </w:p>
-    <w:p>
-      <w:pPr>
-        <w:pStyle w:val="Heading3"/>
-        <w:jc w:val="both"/>
-        <w:rPr>
-          <w:rFonts w:ascii="Times New Roman" w:hAnsi="Times New Roman" w:cs="Times New Roman"/>
-        </w:rPr>
-      </w:pPr>
-      <w:bookmarkStart w:id="50" w:name="_Toc227175440"/>
-      <w:r>
-        <w:rPr>
-          <w:rFonts w:ascii="Times New Roman" w:hAnsi="Times New Roman" w:cs="Times New Roman"/>
-        </w:rPr>
-        <w:t>4.2.4 End-to-End System Integration</w:t>
-      </w:r>
-      <w:bookmarkEnd w:id="50"/>
-    </w:p>
-    <w:p>
-      <w:pPr>
-        <w:jc w:val="both"/>
-        <w:rPr>
-          <w:rFonts w:ascii="Times New Roman" w:hAnsi="Times New Roman" w:cs="Times New Roman"/>
-          <w:sz w:val="24"/>
-          <w:szCs w:val="24"/>
-        </w:rPr>
-      </w:pPr>
-      <w:r>
-        <w:rPr>
-          <w:rFonts w:ascii="Times New Roman" w:hAnsi="Times New Roman" w:cs="Times New Roman"/>
-          <w:b/>
-          <w:sz w:val="24"/>
-          <w:szCs w:val="24"/>
-        </w:rPr>
-        <w:t xml:space="preserve">Purpose: </w:t>
-      </w:r>
-      <w:r>
-        <w:rPr>
-          <w:rFonts w:ascii="Times New Roman" w:hAnsi="Times New Roman" w:cs="Times New Roman"/>
-          <w:sz w:val="24"/>
-          <w:szCs w:val="24"/>
-        </w:rPr>
-        <w:t>Validate that all five system assemblies (Python weather, C physics, Python ML, Ada safety, Jakarta EE web) operate together correctly to produce complete flight route analyses.</w:t>
-      </w:r>
-    </w:p>
-    <w:p>
-      <w:pPr>
-        <w:jc w:val="both"/>
-        <w:rPr>
-          <w:rFonts w:ascii="Times New Roman" w:hAnsi="Times New Roman" w:cs="Times New Roman"/>
-          <w:sz w:val="24"/>
-          <w:szCs w:val="24"/>
-        </w:rPr>
-      </w:pPr>
-      <w:r>
-        <w:rPr>
-          <w:rFonts w:ascii="Times New Roman" w:hAnsi="Times New Roman" w:cs="Times New Roman"/>
-          <w:b/>
-          <w:sz w:val="24"/>
-          <w:szCs w:val="24"/>
-        </w:rPr>
-        <w:t xml:space="preserve">Test Methodology: </w:t>
-      </w:r>
-      <w:r>
-        <w:rPr>
-          <w:rFonts w:ascii="Times New Roman" w:hAnsi="Times New Roman" w:cs="Times New Roman"/>
-          <w:sz w:val="24"/>
-          <w:szCs w:val="24"/>
-        </w:rPr>
-        <w:t xml:space="preserve">Five real flight routes were analyzed using the complete AirLume system through the Jakarta EE web interface. Users entered departure and arrival airports via the web form and selected cruise altitudes (FL200, FL300, or FL350). The Process Orchestrator executed all components sequentially, with each component's output serving as input to the next stage. The Output Parser extracted structured data from text files and populated Java entities. The Data Persistence Layer stored complete </w:t>
-      </w:r>
-      <w:proofErr w:type="spellStart"/>
-      <w:r>
-        <w:rPr>
-          <w:rFonts w:ascii="Times New Roman" w:hAnsi="Times New Roman" w:cs="Times New Roman"/>
-          <w:sz w:val="24"/>
-          <w:szCs w:val="24"/>
-        </w:rPr>
-        <w:t>FlightAnalysis</w:t>
-      </w:r>
-      <w:proofErr w:type="spellEnd"/>
-      <w:r>
-        <w:rPr>
-          <w:rFonts w:ascii="Times New Roman" w:hAnsi="Times New Roman" w:cs="Times New Roman"/>
-          <w:sz w:val="24"/>
-          <w:szCs w:val="24"/>
-        </w:rPr>
-        <w:t xml:space="preserve"> records with associated Waypoint data in the H2 database. The Visualization Renderer generated interactive HTML5 canvas maps with color-coded waypoints. Testing verified data flow between all components, correct file I/O operations, accurate coordinate conversions, proper error handling for invalid inputs, database persistence and retrieval, and visual presentation accuracy. Total processing time from user input to rendered results was measured for each test route.</w:t>
-      </w:r>
-    </w:p>
-    <w:p>
-      <w:pPr>
-        <w:keepNext/>
-        <w:jc w:val="both"/>
-      </w:pPr>
-      <w:r>
-        <w:rPr>
-          <w:rFonts w:ascii="Times New Roman" w:hAnsi="Times New Roman" w:cs="Times New Roman"/>
           <w:sz w:val="24"/>
           <w:szCs w:val="24"/>
         </w:rPr>
@@ -20766,24 +21142,14 @@
       <w:r>
         <w:t xml:space="preserve">Figure </w:t>
       </w:r>
-      <w:r>
-        <w:fldChar w:fldCharType="begin"/>
-      </w:r>
-      <w:r>
-        <w:instrText xml:space="preserve"> SEQ Figure \* ARABIC </w:instrText>
-      </w:r>
-      <w:r>
-        <w:fldChar w:fldCharType="separate"/>
-      </w:r>
-      <w:r>
-        <w:rPr>
-          <w:noProof/>
-        </w:rPr>
-        <w:t>10</w:t>
-      </w:r>
-      <w:r>
-        <w:fldChar w:fldCharType="end"/>
-      </w:r>
+      <w:fldSimple w:instr=" SEQ Figure \* ARABIC ">
+        <w:r>
+          <w:rPr>
+            <w:noProof/>
+          </w:rPr>
+          <w:t>10</w:t>
+        </w:r>
+      </w:fldSimple>
       <w:r>
         <w:t xml:space="preserve"> </w:t>
       </w:r>
@@ -20810,7 +21176,7 @@
           <w:rFonts w:ascii="Times New Roman" w:hAnsi="Times New Roman" w:cs="Times New Roman"/>
         </w:rPr>
       </w:pPr>
-      <w:bookmarkStart w:id="52" w:name="_Toc227175441"/>
+      <w:bookmarkStart w:id="52" w:name="_Toc227271370"/>
       <w:r>
         <w:rPr>
           <w:rFonts w:ascii="Times New Roman" w:hAnsi="Times New Roman" w:cs="Times New Roman"/>
@@ -20855,7 +21221,7 @@
           <w:rFonts w:ascii="Times New Roman" w:hAnsi="Times New Roman" w:cs="Times New Roman"/>
         </w:rPr>
       </w:pPr>
-      <w:bookmarkStart w:id="53" w:name="_Toc227175442"/>
+      <w:bookmarkStart w:id="53" w:name="_Toc227271371"/>
       <w:r>
         <w:rPr>
           <w:rFonts w:ascii="Times New Roman" w:hAnsi="Times New Roman" w:cs="Times New Roman"/>
@@ -21327,32 +21693,25 @@
         <w:pStyle w:val="Caption"/>
         <w:jc w:val="center"/>
       </w:pPr>
-      <w:bookmarkStart w:id="54" w:name="_Toc227178435"/>
+      <w:bookmarkStart w:id="54" w:name="_Toc227271387"/>
       <w:r>
         <w:t xml:space="preserve">Table </w:t>
       </w:r>
-      <w:r>
-        <w:fldChar w:fldCharType="begin"/>
-      </w:r>
-      <w:r>
-        <w:instrText xml:space="preserve"> SEQ Table \* ARABIC </w:instrText>
-      </w:r>
-      <w:r>
-        <w:fldChar w:fldCharType="separate"/>
-      </w:r>
-      <w:r>
-        <w:rPr>
-          <w:noProof/>
-        </w:rPr>
-        <w:t>3</w:t>
-      </w:r>
-      <w:r>
-        <w:fldChar w:fldCharType="end"/>
-      </w:r>
+      <w:fldSimple w:instr=" SEQ Table \* ARABIC ">
+        <w:r>
+          <w:rPr>
+            <w:noProof/>
+          </w:rPr>
+          <w:t>3</w:t>
+        </w:r>
+      </w:fldSimple>
       <w:r>
         <w:t xml:space="preserve"> </w:t>
       </w:r>
       <w:r>
+        <w:t xml:space="preserve">ML </w:t>
+      </w:r>
+      <w:r>
         <w:t>Prediction Accuracy Validation Results</w:t>
       </w:r>
       <w:bookmarkEnd w:id="54"/>
@@ -21372,7 +21731,23 @@
           <w:sz w:val="24"/>
           <w:szCs w:val="24"/>
         </w:rPr>
-        <w:t>Interpretation: The system correctly identified 23 of 51 actual lightning events (45% recall). It produced only 4 false alarms out of 49 non-strike cases (91% specificity). The 28 missed strikes (false negatives) represent the primary area for improvement and indicate the model is conservative, which is appropriate for safety applications.</w:t>
+        <w:t>Interpretation</w:t>
+      </w:r>
+      <w:r>
+        <w:rPr>
+          <w:rFonts w:ascii="Times New Roman" w:hAnsi="Times New Roman" w:cs="Times New Roman"/>
+          <w:sz w:val="24"/>
+          <w:szCs w:val="24"/>
+        </w:rPr>
+        <w:t xml:space="preserve"> for Machine Learning</w:t>
+      </w:r>
+      <w:r>
+        <w:rPr>
+          <w:rFonts w:ascii="Times New Roman" w:hAnsi="Times New Roman" w:cs="Times New Roman"/>
+          <w:sz w:val="24"/>
+          <w:szCs w:val="24"/>
+        </w:rPr>
+        <w:t>: The system correctly identified 23 of 51 actual lightning events (45% recall). It produced only 4 false alarms out of 49 non-strike cases (91% specificity). The 28 missed strikes (false negatives) represent the primary area for improvement and indicate the model is conservative, which is appropriate for safety applications.</w:t>
       </w:r>
     </w:p>
     <w:p>
@@ -21393,7 +21768,7 @@
           <w:rFonts w:ascii="Times New Roman" w:hAnsi="Times New Roman" w:cs="Times New Roman"/>
         </w:rPr>
       </w:pPr>
-      <w:bookmarkStart w:id="55" w:name="_Toc227175443"/>
+      <w:bookmarkStart w:id="55" w:name="_Toc227271372"/>
       <w:r>
         <w:rPr>
           <w:rFonts w:ascii="Times New Roman" w:hAnsi="Times New Roman" w:cs="Times New Roman"/>
@@ -22202,28 +22577,18 @@
           <w:szCs w:val="24"/>
         </w:rPr>
       </w:pPr>
-      <w:bookmarkStart w:id="56" w:name="_Toc227178436"/>
+      <w:bookmarkStart w:id="56" w:name="_Toc227271388"/>
       <w:r>
         <w:t xml:space="preserve">Table </w:t>
       </w:r>
-      <w:r>
-        <w:fldChar w:fldCharType="begin"/>
-      </w:r>
-      <w:r>
-        <w:instrText xml:space="preserve"> SEQ Table \* ARABIC </w:instrText>
-      </w:r>
-      <w:r>
-        <w:fldChar w:fldCharType="separate"/>
-      </w:r>
-      <w:r>
-        <w:rPr>
-          <w:noProof/>
-        </w:rPr>
-        <w:t>4</w:t>
-      </w:r>
-      <w:r>
-        <w:fldChar w:fldCharType="end"/>
-      </w:r>
+      <w:fldSimple w:instr=" SEQ Table \* ARABIC ">
+        <w:r>
+          <w:rPr>
+            <w:noProof/>
+          </w:rPr>
+          <w:t>4</w:t>
+        </w:r>
+      </w:fldSimple>
       <w:r>
         <w:t xml:space="preserve"> </w:t>
       </w:r>
@@ -22370,7 +22735,7 @@
           <w:rFonts w:ascii="Times New Roman" w:hAnsi="Times New Roman" w:cs="Times New Roman"/>
         </w:rPr>
       </w:pPr>
-      <w:bookmarkStart w:id="57" w:name="_Toc227175444"/>
+      <w:bookmarkStart w:id="57" w:name="_Toc227271373"/>
       <w:r>
         <w:rPr>
           <w:rFonts w:ascii="Times New Roman" w:hAnsi="Times New Roman" w:cs="Times New Roman"/>
@@ -23023,28 +23388,18 @@
           <w:szCs w:val="24"/>
         </w:rPr>
       </w:pPr>
-      <w:bookmarkStart w:id="58" w:name="_Toc227178437"/>
+      <w:bookmarkStart w:id="58" w:name="_Toc227271389"/>
       <w:r>
         <w:t xml:space="preserve">Table </w:t>
       </w:r>
-      <w:r>
-        <w:fldChar w:fldCharType="begin"/>
-      </w:r>
-      <w:r>
-        <w:instrText xml:space="preserve"> SEQ Table \* ARABIC </w:instrText>
-      </w:r>
-      <w:r>
-        <w:fldChar w:fldCharType="separate"/>
-      </w:r>
-      <w:r>
-        <w:rPr>
-          <w:noProof/>
-        </w:rPr>
-        <w:t>5</w:t>
-      </w:r>
-      <w:r>
-        <w:fldChar w:fldCharType="end"/>
-      </w:r>
+      <w:fldSimple w:instr=" SEQ Table \* ARABIC ">
+        <w:r>
+          <w:rPr>
+            <w:noProof/>
+          </w:rPr>
+          <w:t>5</w:t>
+        </w:r>
+      </w:fldSimple>
       <w:r>
         <w:t xml:space="preserve"> </w:t>
       </w:r>
@@ -23097,7 +23452,7 @@
           <w:rFonts w:ascii="Times New Roman" w:hAnsi="Times New Roman" w:cs="Times New Roman"/>
         </w:rPr>
       </w:pPr>
-      <w:bookmarkStart w:id="59" w:name="_Toc227175445"/>
+      <w:bookmarkStart w:id="59" w:name="_Toc227271374"/>
       <w:r>
         <w:rPr>
           <w:rFonts w:ascii="Times New Roman" w:hAnsi="Times New Roman" w:cs="Times New Roman"/>
@@ -24108,86 +24463,77 @@
           <w:szCs w:val="24"/>
         </w:rPr>
       </w:pPr>
-      <w:bookmarkStart w:id="60" w:name="_Toc227178438"/>
+      <w:bookmarkStart w:id="60" w:name="_Toc227271390"/>
       <w:r>
         <w:t xml:space="preserve">Table </w:t>
       </w:r>
-      <w:r>
-        <w:fldChar w:fldCharType="begin"/>
-      </w:r>
-      <w:r>
-        <w:instrText xml:space="preserve"> SEQ Table \* ARABIC </w:instrText>
-      </w:r>
-      <w:r>
-        <w:fldChar w:fldCharType="separate"/>
-      </w:r>
-      <w:r>
-        <w:rPr>
+      <w:fldSimple w:instr=" SEQ Table \* ARABIC ">
+        <w:r>
+          <w:rPr>
+            <w:noProof/>
+          </w:rPr>
+          <w:t>6</w:t>
+        </w:r>
+      </w:fldSimple>
+      <w:r>
+        <w:t xml:space="preserve"> </w:t>
+      </w:r>
+      <w:r>
+        <w:t>End-to-End System Integration Results</w:t>
+      </w:r>
+      <w:bookmarkEnd w:id="60"/>
+    </w:p>
+    <w:p>
+      <w:pPr>
+        <w:jc w:val="both"/>
+        <w:rPr>
+          <w:rFonts w:ascii="Times New Roman" w:hAnsi="Times New Roman" w:cs="Times New Roman"/>
+          <w:sz w:val="24"/>
+          <w:szCs w:val="24"/>
+        </w:rPr>
+      </w:pPr>
+      <w:r>
+        <w:rPr>
+          <w:rFonts w:ascii="Times New Roman" w:hAnsi="Times New Roman" w:cs="Times New Roman"/>
+          <w:sz w:val="24"/>
+          <w:szCs w:val="24"/>
+        </w:rPr>
+        <w:t xml:space="preserve">All five integration tests completed successfully with correct data flow through all system components. The average total processing time was 22.4 seconds, including weather API retrieval (5s), physics calculations (12s), ML enhancement (2s), Ada validation (3s), and web rendering. The H2 database correctly persisted all </w:t>
+      </w:r>
+      <w:proofErr w:type="spellStart"/>
+      <w:r>
+        <w:rPr>
+          <w:rFonts w:ascii="Times New Roman" w:hAnsi="Times New Roman" w:cs="Times New Roman"/>
+          <w:sz w:val="24"/>
+          <w:szCs w:val="24"/>
+        </w:rPr>
+        <w:t>FlightAnalysis</w:t>
+      </w:r>
+      <w:proofErr w:type="spellEnd"/>
+      <w:r>
+        <w:rPr>
+          <w:rFonts w:ascii="Times New Roman" w:hAnsi="Times New Roman" w:cs="Times New Roman"/>
+          <w:sz w:val="24"/>
+          <w:szCs w:val="24"/>
+        </w:rPr>
+        <w:t xml:space="preserve"> and Waypoint records. The visualization renderer generated accurate color-coded maps with risk-appropriate waypoint colors. No errors occurred in component communication or file I/O operations.</w:t>
+      </w:r>
+    </w:p>
+    <w:p>
+      <w:pPr>
+        <w:keepNext/>
+        <w:jc w:val="both"/>
+      </w:pPr>
+      <w:r>
+        <w:rPr>
+          <w:rFonts w:ascii="Times New Roman" w:hAnsi="Times New Roman" w:cs="Times New Roman"/>
           <w:noProof/>
-        </w:rPr>
-        <w:t>6</w:t>
-      </w:r>
-      <w:r>
-        <w:fldChar w:fldCharType="end"/>
-      </w:r>
-      <w:r>
-        <w:t xml:space="preserve"> </w:t>
-      </w:r>
-      <w:r>
-        <w:t>End-to-End System Integration Results</w:t>
-      </w:r>
-      <w:bookmarkEnd w:id="60"/>
-    </w:p>
-    <w:p>
-      <w:pPr>
-        <w:jc w:val="both"/>
-        <w:rPr>
-          <w:rFonts w:ascii="Times New Roman" w:hAnsi="Times New Roman" w:cs="Times New Roman"/>
-          <w:sz w:val="24"/>
-          <w:szCs w:val="24"/>
-        </w:rPr>
-      </w:pPr>
-      <w:r>
-        <w:rPr>
-          <w:rFonts w:ascii="Times New Roman" w:hAnsi="Times New Roman" w:cs="Times New Roman"/>
-          <w:sz w:val="24"/>
-          <w:szCs w:val="24"/>
-        </w:rPr>
-        <w:t xml:space="preserve">All five integration tests completed successfully with correct data flow through all system components. The average total processing time was 22.4 seconds, including weather API retrieval (5s), physics calculations (12s), ML enhancement (2s), Ada validation (3s), and web rendering. The H2 database correctly persisted all </w:t>
-      </w:r>
-      <w:proofErr w:type="spellStart"/>
-      <w:r>
-        <w:rPr>
-          <w:rFonts w:ascii="Times New Roman" w:hAnsi="Times New Roman" w:cs="Times New Roman"/>
-          <w:sz w:val="24"/>
-          <w:szCs w:val="24"/>
-        </w:rPr>
-        <w:t>FlightAnalysis</w:t>
-      </w:r>
-      <w:proofErr w:type="spellEnd"/>
-      <w:r>
-        <w:rPr>
-          <w:rFonts w:ascii="Times New Roman" w:hAnsi="Times New Roman" w:cs="Times New Roman"/>
-          <w:sz w:val="24"/>
-          <w:szCs w:val="24"/>
-        </w:rPr>
-        <w:t xml:space="preserve"> and Waypoint records. The visualization renderer generated accurate color-coded maps with risk-appropriate waypoint colors. No errors occurred in component communication or file I/O operations.</w:t>
-      </w:r>
-    </w:p>
-    <w:p>
-      <w:pPr>
-        <w:keepNext/>
-        <w:jc w:val="both"/>
-      </w:pPr>
-      <w:r>
-        <w:rPr>
-          <w:rFonts w:ascii="Times New Roman" w:hAnsi="Times New Roman" w:cs="Times New Roman"/>
           <w:sz w:val="24"/>
           <w:szCs w:val="24"/>
         </w:rPr>
         <w:lastRenderedPageBreak/>
         <w:drawing>
-          <wp:inline distT="0" distB="0" distL="0" distR="0" wp14:anchorId="68023F0B" wp14:editId="1B4DD49C">
+          <wp:inline distT="0" distB="0" distL="0" distR="0" wp14:anchorId="68023F0B" wp14:editId="0887B53C">
             <wp:extent cx="5943600" cy="4970145"/>
             <wp:effectExtent l="0" t="0" r="0" b="1905"/>
             <wp:docPr id="138264432" name="Picture 1"/>
@@ -24237,24 +24583,14 @@
       <w:r>
         <w:t xml:space="preserve">Figure </w:t>
       </w:r>
-      <w:r>
-        <w:fldChar w:fldCharType="begin"/>
-      </w:r>
-      <w:r>
-        <w:instrText xml:space="preserve"> SEQ Figure \* ARABIC </w:instrText>
-      </w:r>
-      <w:r>
-        <w:fldChar w:fldCharType="separate"/>
-      </w:r>
-      <w:r>
-        <w:rPr>
-          <w:noProof/>
-        </w:rPr>
-        <w:t>11</w:t>
-      </w:r>
-      <w:r>
-        <w:fldChar w:fldCharType="end"/>
-      </w:r>
+      <w:fldSimple w:instr=" SEQ Figure \* ARABIC ">
+        <w:r>
+          <w:rPr>
+            <w:noProof/>
+          </w:rPr>
+          <w:t>11</w:t>
+        </w:r>
+      </w:fldSimple>
       <w:r>
         <w:t xml:space="preserve"> </w:t>
       </w:r>
@@ -24284,7 +24620,7 @@
           <w:bCs/>
         </w:rPr>
       </w:pPr>
-      <w:bookmarkStart w:id="62" w:name="_Toc227175446"/>
+      <w:bookmarkStart w:id="62" w:name="_Toc227271375"/>
       <w:r>
         <w:rPr>
           <w:rFonts w:ascii="Times New Roman" w:hAnsi="Times New Roman" w:cs="Times New Roman"/>
@@ -24489,11 +24825,11 @@
         <w:tblLook w:val="04A0" w:firstRow="1" w:lastRow="0" w:firstColumn="1" w:lastColumn="0" w:noHBand="0" w:noVBand="1"/>
       </w:tblPr>
       <w:tblGrid>
-        <w:gridCol w:w="1998"/>
-        <w:gridCol w:w="1600"/>
-        <w:gridCol w:w="2400"/>
+        <w:gridCol w:w="1129"/>
+        <w:gridCol w:w="2510"/>
+        <w:gridCol w:w="2386"/>
         <w:gridCol w:w="1563"/>
-        <w:gridCol w:w="1799"/>
+        <w:gridCol w:w="1772"/>
       </w:tblGrid>
       <w:tr>
         <w:trPr>
@@ -24502,7 +24838,7 @@
         <w:tc>
           <w:tcPr>
             <w:cnfStyle w:val="001000000000" w:firstRow="0" w:lastRow="0" w:firstColumn="1" w:lastColumn="0" w:oddVBand="0" w:evenVBand="0" w:oddHBand="0" w:evenHBand="0" w:firstRowFirstColumn="0" w:firstRowLastColumn="0" w:lastRowFirstColumn="0" w:lastRowLastColumn="0"/>
-            <w:tcW w:w="2000" w:type="dxa"/>
+            <w:tcW w:w="1129" w:type="dxa"/>
             <w:hideMark/>
           </w:tcPr>
           <w:p>
@@ -24529,7 +24865,7 @@
         </w:tc>
         <w:tc>
           <w:tcPr>
-            <w:tcW w:w="1600" w:type="dxa"/>
+            <w:tcW w:w="2510" w:type="dxa"/>
             <w:hideMark/>
           </w:tcPr>
           <w:p>
@@ -24557,7 +24893,7 @@
         </w:tc>
         <w:tc>
           <w:tcPr>
-            <w:tcW w:w="2400" w:type="dxa"/>
+            <w:tcW w:w="2386" w:type="dxa"/>
             <w:hideMark/>
           </w:tcPr>
           <w:p>
@@ -24585,7 +24921,7 @@
         </w:tc>
         <w:tc>
           <w:tcPr>
-            <w:tcW w:w="1560" w:type="dxa"/>
+            <w:tcW w:w="1563" w:type="dxa"/>
             <w:hideMark/>
           </w:tcPr>
           <w:p>
@@ -24613,13 +24949,12 @@
         </w:tc>
         <w:tc>
           <w:tcPr>
-            <w:tcW w:w="1800" w:type="dxa"/>
+            <w:tcW w:w="1772" w:type="dxa"/>
             <w:hideMark/>
           </w:tcPr>
           <w:p>
             <w:pPr>
               <w:spacing w:after="200" w:line="276" w:lineRule="auto"/>
-              <w:jc w:val="both"/>
               <w:cnfStyle w:val="100000000000" w:firstRow="1" w:lastRow="0" w:firstColumn="0" w:lastColumn="0" w:oddVBand="0" w:evenVBand="0" w:oddHBand="0" w:evenHBand="0" w:firstRowFirstColumn="0" w:firstRowLastColumn="0" w:lastRowFirstColumn="0" w:lastRowLastColumn="0"/>
               <w:rPr>
                 <w:rFonts w:ascii="Times New Roman" w:hAnsi="Times New Roman" w:cs="Times New Roman"/>
@@ -24647,7 +24982,7 @@
         <w:tc>
           <w:tcPr>
             <w:cnfStyle w:val="001000000000" w:firstRow="0" w:lastRow="0" w:firstColumn="1" w:lastColumn="0" w:oddVBand="0" w:evenVBand="0" w:oddHBand="0" w:evenHBand="0" w:firstRowFirstColumn="0" w:firstRowLastColumn="0" w:lastRowFirstColumn="0" w:lastRowLastColumn="0"/>
-            <w:tcW w:w="2000" w:type="dxa"/>
+            <w:tcW w:w="1129" w:type="dxa"/>
             <w:hideMark/>
           </w:tcPr>
           <w:p>
@@ -24674,7 +25009,7 @@
         </w:tc>
         <w:tc>
           <w:tcPr>
-            <w:tcW w:w="1600" w:type="dxa"/>
+            <w:tcW w:w="2510" w:type="dxa"/>
             <w:hideMark/>
           </w:tcPr>
           <w:p>
@@ -24702,7 +25037,7 @@
         </w:tc>
         <w:tc>
           <w:tcPr>
-            <w:tcW w:w="2400" w:type="dxa"/>
+            <w:tcW w:w="2386" w:type="dxa"/>
             <w:hideMark/>
           </w:tcPr>
           <w:p>
@@ -24730,7 +25065,7 @@
         </w:tc>
         <w:tc>
           <w:tcPr>
-            <w:tcW w:w="1560" w:type="dxa"/>
+            <w:tcW w:w="1563" w:type="dxa"/>
             <w:hideMark/>
           </w:tcPr>
           <w:p>
@@ -24758,7 +25093,7 @@
         </w:tc>
         <w:tc>
           <w:tcPr>
-            <w:tcW w:w="1800" w:type="dxa"/>
+            <w:tcW w:w="1772" w:type="dxa"/>
             <w:hideMark/>
           </w:tcPr>
           <w:p>
@@ -24789,7 +25124,7 @@
         <w:tc>
           <w:tcPr>
             <w:cnfStyle w:val="001000000000" w:firstRow="0" w:lastRow="0" w:firstColumn="1" w:lastColumn="0" w:oddVBand="0" w:evenVBand="0" w:oddHBand="0" w:evenHBand="0" w:firstRowFirstColumn="0" w:firstRowLastColumn="0" w:lastRowFirstColumn="0" w:lastRowLastColumn="0"/>
-            <w:tcW w:w="2000" w:type="dxa"/>
+            <w:tcW w:w="1129" w:type="dxa"/>
             <w:hideMark/>
           </w:tcPr>
           <w:p>
@@ -24816,7 +25151,7 @@
         </w:tc>
         <w:tc>
           <w:tcPr>
-            <w:tcW w:w="1600" w:type="dxa"/>
+            <w:tcW w:w="2510" w:type="dxa"/>
             <w:hideMark/>
           </w:tcPr>
           <w:p>
@@ -24844,7 +25179,7 @@
         </w:tc>
         <w:tc>
           <w:tcPr>
-            <w:tcW w:w="2400" w:type="dxa"/>
+            <w:tcW w:w="2386" w:type="dxa"/>
             <w:hideMark/>
           </w:tcPr>
           <w:p>
@@ -24872,7 +25207,7 @@
         </w:tc>
         <w:tc>
           <w:tcPr>
-            <w:tcW w:w="1560" w:type="dxa"/>
+            <w:tcW w:w="1563" w:type="dxa"/>
             <w:hideMark/>
           </w:tcPr>
           <w:p>
@@ -24900,7 +25235,7 @@
         </w:tc>
         <w:tc>
           <w:tcPr>
-            <w:tcW w:w="1800" w:type="dxa"/>
+            <w:tcW w:w="1772" w:type="dxa"/>
             <w:hideMark/>
           </w:tcPr>
           <w:p>
@@ -24934,7 +25269,7 @@
         <w:tc>
           <w:tcPr>
             <w:cnfStyle w:val="001000000000" w:firstRow="0" w:lastRow="0" w:firstColumn="1" w:lastColumn="0" w:oddVBand="0" w:evenVBand="0" w:oddHBand="0" w:evenHBand="0" w:firstRowFirstColumn="0" w:firstRowLastColumn="0" w:lastRowFirstColumn="0" w:lastRowLastColumn="0"/>
-            <w:tcW w:w="2000" w:type="dxa"/>
+            <w:tcW w:w="1129" w:type="dxa"/>
             <w:hideMark/>
           </w:tcPr>
           <w:p>
@@ -24961,7 +25296,7 @@
         </w:tc>
         <w:tc>
           <w:tcPr>
-            <w:tcW w:w="1600" w:type="dxa"/>
+            <w:tcW w:w="2510" w:type="dxa"/>
             <w:hideMark/>
           </w:tcPr>
           <w:p>
@@ -25000,7 +25335,7 @@
         </w:tc>
         <w:tc>
           <w:tcPr>
-            <w:tcW w:w="2400" w:type="dxa"/>
+            <w:tcW w:w="2386" w:type="dxa"/>
             <w:hideMark/>
           </w:tcPr>
           <w:p>
@@ -25068,7 +25403,7 @@
         </w:tc>
         <w:tc>
           <w:tcPr>
-            <w:tcW w:w="1560" w:type="dxa"/>
+            <w:tcW w:w="1563" w:type="dxa"/>
             <w:hideMark/>
           </w:tcPr>
           <w:p>
@@ -25096,7 +25431,7 @@
         </w:tc>
         <w:tc>
           <w:tcPr>
-            <w:tcW w:w="1800" w:type="dxa"/>
+            <w:tcW w:w="1772" w:type="dxa"/>
             <w:hideMark/>
           </w:tcPr>
           <w:p>
@@ -25127,7 +25462,7 @@
         <w:tc>
           <w:tcPr>
             <w:cnfStyle w:val="001000000000" w:firstRow="0" w:lastRow="0" w:firstColumn="1" w:lastColumn="0" w:oddVBand="0" w:evenVBand="0" w:oddHBand="0" w:evenHBand="0" w:firstRowFirstColumn="0" w:firstRowLastColumn="0" w:lastRowFirstColumn="0" w:lastRowLastColumn="0"/>
-            <w:tcW w:w="2000" w:type="dxa"/>
+            <w:tcW w:w="1129" w:type="dxa"/>
             <w:hideMark/>
           </w:tcPr>
           <w:p>
@@ -25154,7 +25489,7 @@
         </w:tc>
         <w:tc>
           <w:tcPr>
-            <w:tcW w:w="1600" w:type="dxa"/>
+            <w:tcW w:w="2510" w:type="dxa"/>
             <w:hideMark/>
           </w:tcPr>
           <w:p>
@@ -25182,7 +25517,7 @@
         </w:tc>
         <w:tc>
           <w:tcPr>
-            <w:tcW w:w="2400" w:type="dxa"/>
+            <w:tcW w:w="2386" w:type="dxa"/>
             <w:hideMark/>
           </w:tcPr>
           <w:p>
@@ -25210,7 +25545,7 @@
         </w:tc>
         <w:tc>
           <w:tcPr>
-            <w:tcW w:w="1560" w:type="dxa"/>
+            <w:tcW w:w="1563" w:type="dxa"/>
             <w:hideMark/>
           </w:tcPr>
           <w:p>
@@ -25238,7 +25573,7 @@
         </w:tc>
         <w:tc>
           <w:tcPr>
-            <w:tcW w:w="1800" w:type="dxa"/>
+            <w:tcW w:w="1772" w:type="dxa"/>
             <w:hideMark/>
           </w:tcPr>
           <w:p>
@@ -25272,7 +25607,7 @@
         <w:tc>
           <w:tcPr>
             <w:cnfStyle w:val="001000000000" w:firstRow="0" w:lastRow="0" w:firstColumn="1" w:lastColumn="0" w:oddVBand="0" w:evenVBand="0" w:oddHBand="0" w:evenHBand="0" w:firstRowFirstColumn="0" w:firstRowLastColumn="0" w:lastRowFirstColumn="0" w:lastRowLastColumn="0"/>
-            <w:tcW w:w="2000" w:type="dxa"/>
+            <w:tcW w:w="1129" w:type="dxa"/>
             <w:hideMark/>
           </w:tcPr>
           <w:p>
@@ -25299,7 +25634,7 @@
         </w:tc>
         <w:tc>
           <w:tcPr>
-            <w:tcW w:w="1600" w:type="dxa"/>
+            <w:tcW w:w="2510" w:type="dxa"/>
             <w:hideMark/>
           </w:tcPr>
           <w:p>
@@ -25327,7 +25662,7 @@
         </w:tc>
         <w:tc>
           <w:tcPr>
-            <w:tcW w:w="2400" w:type="dxa"/>
+            <w:tcW w:w="2386" w:type="dxa"/>
             <w:hideMark/>
           </w:tcPr>
           <w:p>
@@ -25375,7 +25710,7 @@
         </w:tc>
         <w:tc>
           <w:tcPr>
-            <w:tcW w:w="1560" w:type="dxa"/>
+            <w:tcW w:w="1563" w:type="dxa"/>
             <w:hideMark/>
           </w:tcPr>
           <w:p>
@@ -25403,7 +25738,7 @@
         </w:tc>
         <w:tc>
           <w:tcPr>
-            <w:tcW w:w="1800" w:type="dxa"/>
+            <w:tcW w:w="1772" w:type="dxa"/>
             <w:hideMark/>
           </w:tcPr>
           <w:p>
@@ -25443,28 +25778,18 @@
           <w:szCs w:val="24"/>
         </w:rPr>
       </w:pPr>
-      <w:bookmarkStart w:id="63" w:name="_Toc227178439"/>
+      <w:bookmarkStart w:id="63" w:name="_Toc227271391"/>
       <w:r>
         <w:t xml:space="preserve">Table </w:t>
       </w:r>
-      <w:r>
-        <w:fldChar w:fldCharType="begin"/>
-      </w:r>
-      <w:r>
-        <w:instrText xml:space="preserve"> SEQ Table \* ARABIC </w:instrText>
-      </w:r>
-      <w:r>
-        <w:fldChar w:fldCharType="separate"/>
-      </w:r>
-      <w:r>
-        <w:rPr>
-          <w:noProof/>
-        </w:rPr>
-        <w:t>7</w:t>
-      </w:r>
-      <w:r>
-        <w:fldChar w:fldCharType="end"/>
-      </w:r>
+      <w:fldSimple w:instr=" SEQ Table \* ARABIC ">
+        <w:r>
+          <w:rPr>
+            <w:noProof/>
+          </w:rPr>
+          <w:t>7</w:t>
+        </w:r>
+      </w:fldSimple>
       <w:r>
         <w:t xml:space="preserve"> </w:t>
       </w:r>
@@ -26013,28 +26338,18 @@
           <w:szCs w:val="24"/>
         </w:rPr>
       </w:pPr>
-      <w:bookmarkStart w:id="64" w:name="_Toc227178440"/>
+      <w:bookmarkStart w:id="64" w:name="_Toc227271392"/>
       <w:r>
         <w:t xml:space="preserve">Table </w:t>
       </w:r>
-      <w:r>
-        <w:fldChar w:fldCharType="begin"/>
-      </w:r>
-      <w:r>
-        <w:instrText xml:space="preserve"> SEQ Table \* ARABIC </w:instrText>
-      </w:r>
-      <w:r>
-        <w:fldChar w:fldCharType="separate"/>
-      </w:r>
-      <w:r>
-        <w:rPr>
-          <w:noProof/>
-        </w:rPr>
-        <w:t>8</w:t>
-      </w:r>
-      <w:r>
-        <w:fldChar w:fldCharType="end"/>
-      </w:r>
+      <w:fldSimple w:instr=" SEQ Table \* ARABIC ">
+        <w:r>
+          <w:rPr>
+            <w:noProof/>
+          </w:rPr>
+          <w:t>8</w:t>
+        </w:r>
+      </w:fldSimple>
       <w:r>
         <w:t xml:space="preserve"> </w:t>
       </w:r>
@@ -26107,7 +26422,7 @@
           <w:bCs/>
         </w:rPr>
       </w:pPr>
-      <w:bookmarkStart w:id="65" w:name="_Toc227175447"/>
+      <w:bookmarkStart w:id="65" w:name="_Toc227271376"/>
       <w:r>
         <w:rPr>
           <w:rFonts w:ascii="Times New Roman" w:hAnsi="Times New Roman" w:cs="Times New Roman"/>
@@ -26891,28 +27206,18 @@
           <w:szCs w:val="24"/>
         </w:rPr>
       </w:pPr>
-      <w:bookmarkStart w:id="66" w:name="_Toc227178441"/>
+      <w:bookmarkStart w:id="66" w:name="_Toc227271393"/>
       <w:r>
         <w:t xml:space="preserve">Table </w:t>
       </w:r>
-      <w:r>
-        <w:fldChar w:fldCharType="begin"/>
-      </w:r>
-      <w:r>
-        <w:instrText xml:space="preserve"> SEQ Table \* ARABIC </w:instrText>
-      </w:r>
-      <w:r>
-        <w:fldChar w:fldCharType="separate"/>
-      </w:r>
-      <w:r>
-        <w:rPr>
-          <w:noProof/>
-        </w:rPr>
-        <w:t>9</w:t>
-      </w:r>
-      <w:r>
-        <w:fldChar w:fldCharType="end"/>
-      </w:r>
+      <w:fldSimple w:instr=" SEQ Table \* ARABIC ">
+        <w:r>
+          <w:rPr>
+            <w:noProof/>
+          </w:rPr>
+          <w:t>9</w:t>
+        </w:r>
+      </w:fldSimple>
       <w:r>
         <w:t xml:space="preserve"> </w:t>
       </w:r>
@@ -26952,7 +27257,7 @@
           <w:bCs/>
         </w:rPr>
       </w:pPr>
-      <w:bookmarkStart w:id="67" w:name="_Toc227175448"/>
+      <w:bookmarkStart w:id="67" w:name="_Toc227271377"/>
       <w:r>
         <w:rPr>
           <w:rFonts w:ascii="Times New Roman" w:hAnsi="Times New Roman" w:cs="Times New Roman"/>
@@ -27110,6 +27415,1838 @@
     </w:p>
     <w:p>
       <w:pPr>
+        <w:spacing w:after="200" w:line="276" w:lineRule="auto"/>
+        <w:jc w:val="both"/>
+        <w:rPr>
+          <w:rFonts w:ascii="Times New Roman" w:hAnsi="Times New Roman" w:cs="Times New Roman"/>
+          <w:iCs/>
+          <w:sz w:val="24"/>
+          <w:szCs w:val="24"/>
+        </w:rPr>
+      </w:pPr>
+    </w:p>
+    <w:p>
+      <w:pPr>
+        <w:spacing w:after="200" w:line="276" w:lineRule="auto"/>
+        <w:jc w:val="both"/>
+        <w:rPr>
+          <w:rFonts w:ascii="Times New Roman" w:hAnsi="Times New Roman" w:cs="Times New Roman"/>
+          <w:iCs/>
+          <w:sz w:val="24"/>
+          <w:szCs w:val="24"/>
+        </w:rPr>
+      </w:pPr>
+    </w:p>
+    <w:p>
+      <w:pPr>
+        <w:pStyle w:val="Heading1"/>
+        <w:jc w:val="both"/>
+        <w:rPr>
+          <w:rFonts w:ascii="Times New Roman" w:hAnsi="Times New Roman" w:cs="Times New Roman"/>
+          <w:sz w:val="48"/>
+          <w:szCs w:val="48"/>
+        </w:rPr>
+      </w:pPr>
+      <w:bookmarkStart w:id="68" w:name="_Toc227271378"/>
+      <w:r>
+        <w:rPr>
+          <w:rFonts w:ascii="Times New Roman" w:eastAsia="Arial" w:hAnsi="Times New Roman" w:cs="Times New Roman"/>
+        </w:rPr>
+        <w:t>5.0 Conclusions and Recommendations</w:t>
+      </w:r>
+      <w:bookmarkEnd w:id="68"/>
+    </w:p>
+    <w:p>
+      <w:pPr>
+        <w:spacing w:after="80"/>
+        <w:jc w:val="both"/>
+        <w:rPr>
+          <w:rFonts w:ascii="Times New Roman" w:hAnsi="Times New Roman" w:cs="Times New Roman"/>
+        </w:rPr>
+      </w:pPr>
+    </w:p>
+    <w:p>
+      <w:pPr>
+        <w:pStyle w:val="Heading2"/>
+        <w:jc w:val="both"/>
+        <w:rPr>
+          <w:rFonts w:ascii="Times New Roman" w:hAnsi="Times New Roman" w:cs="Times New Roman"/>
+          <w:sz w:val="36"/>
+          <w:szCs w:val="36"/>
+        </w:rPr>
+      </w:pPr>
+      <w:bookmarkStart w:id="69" w:name="_Toc227271379"/>
+      <w:r>
+        <w:rPr>
+          <w:rFonts w:ascii="Times New Roman" w:eastAsia="Arial" w:hAnsi="Times New Roman" w:cs="Times New Roman"/>
+        </w:rPr>
+        <w:t>5.1 Project Objectives and What Was Achieved</w:t>
+      </w:r>
+      <w:bookmarkEnd w:id="69"/>
+    </w:p>
+    <w:p>
+      <w:pPr>
+        <w:jc w:val="both"/>
+        <w:rPr>
+          <w:rFonts w:ascii="Times New Roman" w:hAnsi="Times New Roman" w:cs="Times New Roman"/>
+        </w:rPr>
+      </w:pPr>
+      <w:r>
+        <w:rPr>
+          <w:rFonts w:ascii="Times New Roman" w:eastAsia="Arial" w:hAnsi="Times New Roman" w:cs="Times New Roman"/>
+          <w:sz w:val="24"/>
+          <w:szCs w:val="24"/>
+        </w:rPr>
+        <w:t>AirLume was designed to address a critical gap in aviation safety: the absence of predictive lightning strike forecasting. The aviation industry spends approximately $2 billion annually on mandatory post-strike inspections, with 63% of strikes occurring in clear weather conditions that existing reactive detection systems cannot anticipate [1][2]. The project set out to build a multi-language lightning prediction system capable of forecasting lightning formation probability 2–4 hours in advance along specific flight routes, meeting six measurable success criteria.</w:t>
+      </w:r>
+    </w:p>
+    <w:p>
+      <w:pPr>
+        <w:jc w:val="both"/>
+        <w:rPr>
+          <w:rFonts w:ascii="Times New Roman" w:hAnsi="Times New Roman" w:cs="Times New Roman"/>
+        </w:rPr>
+      </w:pPr>
+      <w:r>
+        <w:rPr>
+          <w:rFonts w:ascii="Times New Roman" w:eastAsia="Arial" w:hAnsi="Times New Roman" w:cs="Times New Roman"/>
+          <w:sz w:val="24"/>
+          <w:szCs w:val="24"/>
+        </w:rPr>
+        <w:t>The final system achieved the following outcomes against those criteria:</w:t>
+      </w:r>
+    </w:p>
+    <w:p>
+      <w:pPr>
+        <w:spacing w:after="80"/>
+        <w:jc w:val="both"/>
+        <w:rPr>
+          <w:rFonts w:ascii="Times New Roman" w:hAnsi="Times New Roman" w:cs="Times New Roman"/>
+        </w:rPr>
+      </w:pPr>
+    </w:p>
+    <w:tbl>
+      <w:tblPr>
+        <w:tblW w:w="8500" w:type="dxa"/>
+        <w:tblBorders>
+          <w:top w:val="single" w:sz="4" w:space="0" w:color="auto"/>
+          <w:left w:val="single" w:sz="4" w:space="0" w:color="auto"/>
+          <w:bottom w:val="single" w:sz="4" w:space="0" w:color="auto"/>
+          <w:right w:val="single" w:sz="4" w:space="0" w:color="auto"/>
+          <w:insideH w:val="single" w:sz="4" w:space="0" w:color="auto"/>
+          <w:insideV w:val="single" w:sz="4" w:space="0" w:color="auto"/>
+        </w:tblBorders>
+        <w:shd w:val="clear" w:color="auto" w:fill="FFFFFF" w:themeFill="background1"/>
+        <w:tblCellMar>
+          <w:left w:w="10" w:type="dxa"/>
+          <w:right w:w="10" w:type="dxa"/>
+        </w:tblCellMar>
+        <w:tblLook w:val="0000" w:firstRow="0" w:lastRow="0" w:firstColumn="0" w:lastColumn="0" w:noHBand="0" w:noVBand="0"/>
+      </w:tblPr>
+      <w:tblGrid>
+        <w:gridCol w:w="2500"/>
+        <w:gridCol w:w="2000"/>
+        <w:gridCol w:w="2500"/>
+        <w:gridCol w:w="1500"/>
+      </w:tblGrid>
+      <w:tr>
+        <w:tblPrEx>
+          <w:tblCellMar>
+            <w:top w:w="0" w:type="dxa"/>
+            <w:bottom w:w="0" w:type="dxa"/>
+          </w:tblCellMar>
+        </w:tblPrEx>
+        <w:trPr>
+          <w:tblHeader/>
+        </w:trPr>
+        <w:tc>
+          <w:tcPr>
+            <w:tcW w:w="2500" w:type="dxa"/>
+            <w:tcBorders>
+              <w:top w:val="single" w:sz="1" w:space="0" w:color="CCCCCC"/>
+              <w:left w:val="single" w:sz="1" w:space="0" w:color="CCCCCC"/>
+              <w:bottom w:val="single" w:sz="1" w:space="0" w:color="CCCCCC"/>
+              <w:right w:val="single" w:sz="1" w:space="0" w:color="CCCCCC"/>
+            </w:tcBorders>
+            <w:shd w:val="clear" w:color="auto" w:fill="FFFFFF" w:themeFill="background1"/>
+            <w:tcMar>
+              <w:top w:w="80" w:type="dxa"/>
+              <w:left w:w="120" w:type="dxa"/>
+              <w:bottom w:w="80" w:type="dxa"/>
+              <w:right w:w="120" w:type="dxa"/>
+            </w:tcMar>
+          </w:tcPr>
+          <w:p>
+            <w:pPr>
+              <w:jc w:val="both"/>
+              <w:rPr>
+                <w:rFonts w:ascii="Times New Roman" w:hAnsi="Times New Roman" w:cs="Times New Roman"/>
+              </w:rPr>
+            </w:pPr>
+            <w:r>
+              <w:rPr>
+                <w:rFonts w:ascii="Times New Roman" w:eastAsia="Arial" w:hAnsi="Times New Roman" w:cs="Times New Roman"/>
+                <w:b/>
+                <w:bCs/>
+                <w:sz w:val="24"/>
+                <w:szCs w:val="24"/>
+              </w:rPr>
+              <w:t>Criterion</w:t>
+            </w:r>
+          </w:p>
+        </w:tc>
+        <w:tc>
+          <w:tcPr>
+            <w:tcW w:w="2000" w:type="dxa"/>
+            <w:tcBorders>
+              <w:top w:val="single" w:sz="1" w:space="0" w:color="CCCCCC"/>
+              <w:left w:val="single" w:sz="1" w:space="0" w:color="CCCCCC"/>
+              <w:bottom w:val="single" w:sz="1" w:space="0" w:color="CCCCCC"/>
+              <w:right w:val="single" w:sz="1" w:space="0" w:color="CCCCCC"/>
+            </w:tcBorders>
+            <w:shd w:val="clear" w:color="auto" w:fill="FFFFFF" w:themeFill="background1"/>
+            <w:tcMar>
+              <w:top w:w="80" w:type="dxa"/>
+              <w:left w:w="120" w:type="dxa"/>
+              <w:bottom w:w="80" w:type="dxa"/>
+              <w:right w:w="120" w:type="dxa"/>
+            </w:tcMar>
+          </w:tcPr>
+          <w:p>
+            <w:pPr>
+              <w:jc w:val="both"/>
+              <w:rPr>
+                <w:rFonts w:ascii="Times New Roman" w:hAnsi="Times New Roman" w:cs="Times New Roman"/>
+              </w:rPr>
+            </w:pPr>
+            <w:r>
+              <w:rPr>
+                <w:rFonts w:ascii="Times New Roman" w:eastAsia="Arial" w:hAnsi="Times New Roman" w:cs="Times New Roman"/>
+                <w:b/>
+                <w:bCs/>
+                <w:sz w:val="24"/>
+                <w:szCs w:val="24"/>
+              </w:rPr>
+              <w:t>Target</w:t>
+            </w:r>
+          </w:p>
+        </w:tc>
+        <w:tc>
+          <w:tcPr>
+            <w:tcW w:w="2500" w:type="dxa"/>
+            <w:tcBorders>
+              <w:top w:val="single" w:sz="1" w:space="0" w:color="CCCCCC"/>
+              <w:left w:val="single" w:sz="1" w:space="0" w:color="CCCCCC"/>
+              <w:bottom w:val="single" w:sz="1" w:space="0" w:color="CCCCCC"/>
+              <w:right w:val="single" w:sz="1" w:space="0" w:color="CCCCCC"/>
+            </w:tcBorders>
+            <w:shd w:val="clear" w:color="auto" w:fill="FFFFFF" w:themeFill="background1"/>
+            <w:tcMar>
+              <w:top w:w="80" w:type="dxa"/>
+              <w:left w:w="120" w:type="dxa"/>
+              <w:bottom w:w="80" w:type="dxa"/>
+              <w:right w:w="120" w:type="dxa"/>
+            </w:tcMar>
+          </w:tcPr>
+          <w:p>
+            <w:pPr>
+              <w:jc w:val="both"/>
+              <w:rPr>
+                <w:rFonts w:ascii="Times New Roman" w:hAnsi="Times New Roman" w:cs="Times New Roman"/>
+              </w:rPr>
+            </w:pPr>
+            <w:r>
+              <w:rPr>
+                <w:rFonts w:ascii="Times New Roman" w:eastAsia="Arial" w:hAnsi="Times New Roman" w:cs="Times New Roman"/>
+                <w:b/>
+                <w:bCs/>
+                <w:sz w:val="24"/>
+                <w:szCs w:val="24"/>
+              </w:rPr>
+              <w:t>Result</w:t>
+            </w:r>
+          </w:p>
+        </w:tc>
+        <w:tc>
+          <w:tcPr>
+            <w:tcW w:w="1500" w:type="dxa"/>
+            <w:tcBorders>
+              <w:top w:val="single" w:sz="1" w:space="0" w:color="CCCCCC"/>
+              <w:left w:val="single" w:sz="1" w:space="0" w:color="CCCCCC"/>
+              <w:bottom w:val="single" w:sz="1" w:space="0" w:color="CCCCCC"/>
+              <w:right w:val="single" w:sz="1" w:space="0" w:color="CCCCCC"/>
+            </w:tcBorders>
+            <w:shd w:val="clear" w:color="auto" w:fill="FFFFFF" w:themeFill="background1"/>
+            <w:tcMar>
+              <w:top w:w="80" w:type="dxa"/>
+              <w:left w:w="120" w:type="dxa"/>
+              <w:bottom w:w="80" w:type="dxa"/>
+              <w:right w:w="120" w:type="dxa"/>
+            </w:tcMar>
+          </w:tcPr>
+          <w:p>
+            <w:pPr>
+              <w:jc w:val="both"/>
+              <w:rPr>
+                <w:rFonts w:ascii="Times New Roman" w:hAnsi="Times New Roman" w:cs="Times New Roman"/>
+              </w:rPr>
+            </w:pPr>
+            <w:r>
+              <w:rPr>
+                <w:rFonts w:ascii="Times New Roman" w:eastAsia="Arial" w:hAnsi="Times New Roman" w:cs="Times New Roman"/>
+                <w:b/>
+                <w:bCs/>
+                <w:sz w:val="24"/>
+                <w:szCs w:val="24"/>
+              </w:rPr>
+              <w:t>Status</w:t>
+            </w:r>
+          </w:p>
+        </w:tc>
+      </w:tr>
+      <w:tr>
+        <w:tblPrEx>
+          <w:tblCellMar>
+            <w:top w:w="0" w:type="dxa"/>
+            <w:bottom w:w="0" w:type="dxa"/>
+          </w:tblCellMar>
+        </w:tblPrEx>
+        <w:tc>
+          <w:tcPr>
+            <w:tcW w:w="2500" w:type="dxa"/>
+            <w:tcBorders>
+              <w:top w:val="single" w:sz="1" w:space="0" w:color="CCCCCC"/>
+              <w:left w:val="single" w:sz="1" w:space="0" w:color="CCCCCC"/>
+              <w:bottom w:val="single" w:sz="1" w:space="0" w:color="CCCCCC"/>
+              <w:right w:val="single" w:sz="1" w:space="0" w:color="CCCCCC"/>
+            </w:tcBorders>
+            <w:shd w:val="clear" w:color="auto" w:fill="FFFFFF" w:themeFill="background1"/>
+            <w:tcMar>
+              <w:top w:w="80" w:type="dxa"/>
+              <w:left w:w="120" w:type="dxa"/>
+              <w:bottom w:w="80" w:type="dxa"/>
+              <w:right w:w="120" w:type="dxa"/>
+            </w:tcMar>
+          </w:tcPr>
+          <w:p>
+            <w:pPr>
+              <w:jc w:val="both"/>
+              <w:rPr>
+                <w:rFonts w:ascii="Times New Roman" w:hAnsi="Times New Roman" w:cs="Times New Roman"/>
+              </w:rPr>
+            </w:pPr>
+            <w:r>
+              <w:rPr>
+                <w:rFonts w:ascii="Times New Roman" w:eastAsia="Arial" w:hAnsi="Times New Roman" w:cs="Times New Roman"/>
+                <w:sz w:val="24"/>
+                <w:szCs w:val="24"/>
+              </w:rPr>
+              <w:t>Prediction accuracy (C engine)</w:t>
+            </w:r>
+          </w:p>
+        </w:tc>
+        <w:tc>
+          <w:tcPr>
+            <w:tcW w:w="2000" w:type="dxa"/>
+            <w:tcBorders>
+              <w:top w:val="single" w:sz="1" w:space="0" w:color="CCCCCC"/>
+              <w:left w:val="single" w:sz="1" w:space="0" w:color="CCCCCC"/>
+              <w:bottom w:val="single" w:sz="1" w:space="0" w:color="CCCCCC"/>
+              <w:right w:val="single" w:sz="1" w:space="0" w:color="CCCCCC"/>
+            </w:tcBorders>
+            <w:shd w:val="clear" w:color="auto" w:fill="FFFFFF" w:themeFill="background1"/>
+            <w:tcMar>
+              <w:top w:w="80" w:type="dxa"/>
+              <w:left w:w="120" w:type="dxa"/>
+              <w:bottom w:w="80" w:type="dxa"/>
+              <w:right w:w="120" w:type="dxa"/>
+            </w:tcMar>
+          </w:tcPr>
+          <w:p>
+            <w:pPr>
+              <w:jc w:val="both"/>
+              <w:rPr>
+                <w:rFonts w:ascii="Times New Roman" w:hAnsi="Times New Roman" w:cs="Times New Roman"/>
+              </w:rPr>
+            </w:pPr>
+            <w:r>
+              <w:rPr>
+                <w:rFonts w:ascii="Times New Roman" w:eastAsia="Arial" w:hAnsi="Times New Roman" w:cs="Times New Roman"/>
+                <w:sz w:val="24"/>
+                <w:szCs w:val="24"/>
+              </w:rPr>
+              <w:t>80%+</w:t>
+            </w:r>
+          </w:p>
+        </w:tc>
+        <w:tc>
+          <w:tcPr>
+            <w:tcW w:w="2500" w:type="dxa"/>
+            <w:tcBorders>
+              <w:top w:val="single" w:sz="1" w:space="0" w:color="CCCCCC"/>
+              <w:left w:val="single" w:sz="1" w:space="0" w:color="CCCCCC"/>
+              <w:bottom w:val="single" w:sz="1" w:space="0" w:color="CCCCCC"/>
+              <w:right w:val="single" w:sz="1" w:space="0" w:color="CCCCCC"/>
+            </w:tcBorders>
+            <w:shd w:val="clear" w:color="auto" w:fill="FFFFFF" w:themeFill="background1"/>
+            <w:tcMar>
+              <w:top w:w="80" w:type="dxa"/>
+              <w:left w:w="120" w:type="dxa"/>
+              <w:bottom w:w="80" w:type="dxa"/>
+              <w:right w:w="120" w:type="dxa"/>
+            </w:tcMar>
+          </w:tcPr>
+          <w:p>
+            <w:pPr>
+              <w:jc w:val="both"/>
+              <w:rPr>
+                <w:rFonts w:ascii="Times New Roman" w:hAnsi="Times New Roman" w:cs="Times New Roman"/>
+              </w:rPr>
+            </w:pPr>
+            <w:r>
+              <w:rPr>
+                <w:rFonts w:ascii="Times New Roman" w:eastAsia="Arial" w:hAnsi="Times New Roman" w:cs="Times New Roman"/>
+                <w:sz w:val="24"/>
+                <w:szCs w:val="24"/>
+              </w:rPr>
+              <w:t>80% on historical data</w:t>
+            </w:r>
+          </w:p>
+        </w:tc>
+        <w:tc>
+          <w:tcPr>
+            <w:tcW w:w="1500" w:type="dxa"/>
+            <w:tcBorders>
+              <w:top w:val="single" w:sz="1" w:space="0" w:color="CCCCCC"/>
+              <w:left w:val="single" w:sz="1" w:space="0" w:color="CCCCCC"/>
+              <w:bottom w:val="single" w:sz="1" w:space="0" w:color="CCCCCC"/>
+              <w:right w:val="single" w:sz="1" w:space="0" w:color="CCCCCC"/>
+            </w:tcBorders>
+            <w:shd w:val="clear" w:color="auto" w:fill="FFFFFF" w:themeFill="background1"/>
+            <w:tcMar>
+              <w:top w:w="80" w:type="dxa"/>
+              <w:left w:w="120" w:type="dxa"/>
+              <w:bottom w:w="80" w:type="dxa"/>
+              <w:right w:w="120" w:type="dxa"/>
+            </w:tcMar>
+          </w:tcPr>
+          <w:p>
+            <w:pPr>
+              <w:jc w:val="both"/>
+              <w:rPr>
+                <w:rFonts w:ascii="Times New Roman" w:hAnsi="Times New Roman" w:cs="Times New Roman"/>
+              </w:rPr>
+            </w:pPr>
+            <w:r>
+              <w:rPr>
+                <w:rFonts w:ascii="Times New Roman" w:eastAsia="Arial" w:hAnsi="Times New Roman" w:cs="Times New Roman"/>
+                <w:sz w:val="24"/>
+                <w:szCs w:val="24"/>
+              </w:rPr>
+              <w:t>Met</w:t>
+            </w:r>
+          </w:p>
+        </w:tc>
+      </w:tr>
+      <w:tr>
+        <w:tblPrEx>
+          <w:tblCellMar>
+            <w:top w:w="0" w:type="dxa"/>
+            <w:bottom w:w="0" w:type="dxa"/>
+          </w:tblCellMar>
+        </w:tblPrEx>
+        <w:tc>
+          <w:tcPr>
+            <w:tcW w:w="2500" w:type="dxa"/>
+            <w:tcBorders>
+              <w:top w:val="single" w:sz="1" w:space="0" w:color="CCCCCC"/>
+              <w:left w:val="single" w:sz="1" w:space="0" w:color="CCCCCC"/>
+              <w:bottom w:val="single" w:sz="1" w:space="0" w:color="CCCCCC"/>
+              <w:right w:val="single" w:sz="1" w:space="0" w:color="CCCCCC"/>
+            </w:tcBorders>
+            <w:shd w:val="clear" w:color="auto" w:fill="FFFFFF" w:themeFill="background1"/>
+            <w:tcMar>
+              <w:top w:w="80" w:type="dxa"/>
+              <w:left w:w="120" w:type="dxa"/>
+              <w:bottom w:w="80" w:type="dxa"/>
+              <w:right w:w="120" w:type="dxa"/>
+            </w:tcMar>
+          </w:tcPr>
+          <w:p>
+            <w:pPr>
+              <w:jc w:val="both"/>
+              <w:rPr>
+                <w:rFonts w:ascii="Times New Roman" w:hAnsi="Times New Roman" w:cs="Times New Roman"/>
+              </w:rPr>
+            </w:pPr>
+            <w:r>
+              <w:rPr>
+                <w:rFonts w:ascii="Times New Roman" w:eastAsia="Arial" w:hAnsi="Times New Roman" w:cs="Times New Roman"/>
+                <w:sz w:val="24"/>
+                <w:szCs w:val="24"/>
+              </w:rPr>
+              <w:t>Real-time performance</w:t>
+            </w:r>
+          </w:p>
+        </w:tc>
+        <w:tc>
+          <w:tcPr>
+            <w:tcW w:w="2000" w:type="dxa"/>
+            <w:tcBorders>
+              <w:top w:val="single" w:sz="1" w:space="0" w:color="CCCCCC"/>
+              <w:left w:val="single" w:sz="1" w:space="0" w:color="CCCCCC"/>
+              <w:bottom w:val="single" w:sz="1" w:space="0" w:color="CCCCCC"/>
+              <w:right w:val="single" w:sz="1" w:space="0" w:color="CCCCCC"/>
+            </w:tcBorders>
+            <w:shd w:val="clear" w:color="auto" w:fill="FFFFFF" w:themeFill="background1"/>
+            <w:tcMar>
+              <w:top w:w="80" w:type="dxa"/>
+              <w:left w:w="120" w:type="dxa"/>
+              <w:bottom w:w="80" w:type="dxa"/>
+              <w:right w:w="120" w:type="dxa"/>
+            </w:tcMar>
+          </w:tcPr>
+          <w:p>
+            <w:pPr>
+              <w:jc w:val="both"/>
+              <w:rPr>
+                <w:rFonts w:ascii="Times New Roman" w:hAnsi="Times New Roman" w:cs="Times New Roman"/>
+              </w:rPr>
+            </w:pPr>
+            <w:r>
+              <w:rPr>
+                <w:rFonts w:ascii="Times New Roman" w:eastAsia="Arial" w:hAnsi="Times New Roman" w:cs="Times New Roman"/>
+                <w:sz w:val="24"/>
+                <w:szCs w:val="24"/>
+              </w:rPr>
+              <w:t xml:space="preserve">&lt;100 </w:t>
+            </w:r>
+            <w:proofErr w:type="spellStart"/>
+            <w:r>
+              <w:rPr>
+                <w:rFonts w:ascii="Times New Roman" w:eastAsia="Arial" w:hAnsi="Times New Roman" w:cs="Times New Roman"/>
+                <w:sz w:val="24"/>
+                <w:szCs w:val="24"/>
+              </w:rPr>
+              <w:t>ms</w:t>
+            </w:r>
+            <w:proofErr w:type="spellEnd"/>
+          </w:p>
+        </w:tc>
+        <w:tc>
+          <w:tcPr>
+            <w:tcW w:w="2500" w:type="dxa"/>
+            <w:tcBorders>
+              <w:top w:val="single" w:sz="1" w:space="0" w:color="CCCCCC"/>
+              <w:left w:val="single" w:sz="1" w:space="0" w:color="CCCCCC"/>
+              <w:bottom w:val="single" w:sz="1" w:space="0" w:color="CCCCCC"/>
+              <w:right w:val="single" w:sz="1" w:space="0" w:color="CCCCCC"/>
+            </w:tcBorders>
+            <w:shd w:val="clear" w:color="auto" w:fill="FFFFFF" w:themeFill="background1"/>
+            <w:tcMar>
+              <w:top w:w="80" w:type="dxa"/>
+              <w:left w:w="120" w:type="dxa"/>
+              <w:bottom w:w="80" w:type="dxa"/>
+              <w:right w:w="120" w:type="dxa"/>
+            </w:tcMar>
+          </w:tcPr>
+          <w:p>
+            <w:pPr>
+              <w:jc w:val="both"/>
+              <w:rPr>
+                <w:rFonts w:ascii="Times New Roman" w:hAnsi="Times New Roman" w:cs="Times New Roman"/>
+              </w:rPr>
+            </w:pPr>
+            <w:r>
+              <w:rPr>
+                <w:rFonts w:ascii="Times New Roman" w:eastAsia="Arial" w:hAnsi="Times New Roman" w:cs="Times New Roman"/>
+                <w:sz w:val="24"/>
+                <w:szCs w:val="24"/>
+              </w:rPr>
+              <w:t xml:space="preserve">88.2 </w:t>
+            </w:r>
+            <w:proofErr w:type="spellStart"/>
+            <w:r>
+              <w:rPr>
+                <w:rFonts w:ascii="Times New Roman" w:eastAsia="Arial" w:hAnsi="Times New Roman" w:cs="Times New Roman"/>
+                <w:sz w:val="24"/>
+                <w:szCs w:val="24"/>
+              </w:rPr>
+              <w:t>ms</w:t>
+            </w:r>
+            <w:proofErr w:type="spellEnd"/>
+            <w:r>
+              <w:rPr>
+                <w:rFonts w:ascii="Times New Roman" w:eastAsia="Arial" w:hAnsi="Times New Roman" w:cs="Times New Roman"/>
+                <w:sz w:val="24"/>
+                <w:szCs w:val="24"/>
+              </w:rPr>
+              <w:t xml:space="preserve"> average</w:t>
+            </w:r>
+          </w:p>
+        </w:tc>
+        <w:tc>
+          <w:tcPr>
+            <w:tcW w:w="1500" w:type="dxa"/>
+            <w:tcBorders>
+              <w:top w:val="single" w:sz="1" w:space="0" w:color="CCCCCC"/>
+              <w:left w:val="single" w:sz="1" w:space="0" w:color="CCCCCC"/>
+              <w:bottom w:val="single" w:sz="1" w:space="0" w:color="CCCCCC"/>
+              <w:right w:val="single" w:sz="1" w:space="0" w:color="CCCCCC"/>
+            </w:tcBorders>
+            <w:shd w:val="clear" w:color="auto" w:fill="FFFFFF" w:themeFill="background1"/>
+            <w:tcMar>
+              <w:top w:w="80" w:type="dxa"/>
+              <w:left w:w="120" w:type="dxa"/>
+              <w:bottom w:w="80" w:type="dxa"/>
+              <w:right w:w="120" w:type="dxa"/>
+            </w:tcMar>
+          </w:tcPr>
+          <w:p>
+            <w:pPr>
+              <w:jc w:val="both"/>
+              <w:rPr>
+                <w:rFonts w:ascii="Times New Roman" w:hAnsi="Times New Roman" w:cs="Times New Roman"/>
+              </w:rPr>
+            </w:pPr>
+            <w:r>
+              <w:rPr>
+                <w:rFonts w:ascii="Times New Roman" w:eastAsia="Arial" w:hAnsi="Times New Roman" w:cs="Times New Roman"/>
+                <w:sz w:val="24"/>
+                <w:szCs w:val="24"/>
+              </w:rPr>
+              <w:t>Met</w:t>
+            </w:r>
+          </w:p>
+        </w:tc>
+      </w:tr>
+      <w:tr>
+        <w:tblPrEx>
+          <w:tblCellMar>
+            <w:top w:w="0" w:type="dxa"/>
+            <w:bottom w:w="0" w:type="dxa"/>
+          </w:tblCellMar>
+        </w:tblPrEx>
+        <w:tc>
+          <w:tcPr>
+            <w:tcW w:w="2500" w:type="dxa"/>
+            <w:tcBorders>
+              <w:top w:val="single" w:sz="1" w:space="0" w:color="CCCCCC"/>
+              <w:left w:val="single" w:sz="1" w:space="0" w:color="CCCCCC"/>
+              <w:bottom w:val="single" w:sz="1" w:space="0" w:color="CCCCCC"/>
+              <w:right w:val="single" w:sz="1" w:space="0" w:color="CCCCCC"/>
+            </w:tcBorders>
+            <w:shd w:val="clear" w:color="auto" w:fill="FFFFFF" w:themeFill="background1"/>
+            <w:tcMar>
+              <w:top w:w="80" w:type="dxa"/>
+              <w:left w:w="120" w:type="dxa"/>
+              <w:bottom w:w="80" w:type="dxa"/>
+              <w:right w:w="120" w:type="dxa"/>
+            </w:tcMar>
+          </w:tcPr>
+          <w:p>
+            <w:pPr>
+              <w:jc w:val="both"/>
+              <w:rPr>
+                <w:rFonts w:ascii="Times New Roman" w:hAnsi="Times New Roman" w:cs="Times New Roman"/>
+              </w:rPr>
+            </w:pPr>
+            <w:r>
+              <w:rPr>
+                <w:rFonts w:ascii="Times New Roman" w:eastAsia="Arial" w:hAnsi="Times New Roman" w:cs="Times New Roman"/>
+                <w:sz w:val="24"/>
+                <w:szCs w:val="24"/>
+              </w:rPr>
+              <w:t>Weather API integration</w:t>
+            </w:r>
+          </w:p>
+        </w:tc>
+        <w:tc>
+          <w:tcPr>
+            <w:tcW w:w="2000" w:type="dxa"/>
+            <w:tcBorders>
+              <w:top w:val="single" w:sz="1" w:space="0" w:color="CCCCCC"/>
+              <w:left w:val="single" w:sz="1" w:space="0" w:color="CCCCCC"/>
+              <w:bottom w:val="single" w:sz="1" w:space="0" w:color="CCCCCC"/>
+              <w:right w:val="single" w:sz="1" w:space="0" w:color="CCCCCC"/>
+            </w:tcBorders>
+            <w:shd w:val="clear" w:color="auto" w:fill="FFFFFF" w:themeFill="background1"/>
+            <w:tcMar>
+              <w:top w:w="80" w:type="dxa"/>
+              <w:left w:w="120" w:type="dxa"/>
+              <w:bottom w:w="80" w:type="dxa"/>
+              <w:right w:w="120" w:type="dxa"/>
+            </w:tcMar>
+          </w:tcPr>
+          <w:p>
+            <w:pPr>
+              <w:jc w:val="both"/>
+              <w:rPr>
+                <w:rFonts w:ascii="Times New Roman" w:hAnsi="Times New Roman" w:cs="Times New Roman"/>
+              </w:rPr>
+            </w:pPr>
+            <w:r>
+              <w:rPr>
+                <w:rFonts w:ascii="Times New Roman" w:eastAsia="Arial" w:hAnsi="Times New Roman" w:cs="Times New Roman"/>
+                <w:sz w:val="24"/>
+                <w:szCs w:val="24"/>
+              </w:rPr>
+              <w:t>15–20 min updates</w:t>
+            </w:r>
+          </w:p>
+        </w:tc>
+        <w:tc>
+          <w:tcPr>
+            <w:tcW w:w="2500" w:type="dxa"/>
+            <w:tcBorders>
+              <w:top w:val="single" w:sz="1" w:space="0" w:color="CCCCCC"/>
+              <w:left w:val="single" w:sz="1" w:space="0" w:color="CCCCCC"/>
+              <w:bottom w:val="single" w:sz="1" w:space="0" w:color="CCCCCC"/>
+              <w:right w:val="single" w:sz="1" w:space="0" w:color="CCCCCC"/>
+            </w:tcBorders>
+            <w:shd w:val="clear" w:color="auto" w:fill="FFFFFF" w:themeFill="background1"/>
+            <w:tcMar>
+              <w:top w:w="80" w:type="dxa"/>
+              <w:left w:w="120" w:type="dxa"/>
+              <w:bottom w:w="80" w:type="dxa"/>
+              <w:right w:w="120" w:type="dxa"/>
+            </w:tcMar>
+          </w:tcPr>
+          <w:p>
+            <w:pPr>
+              <w:jc w:val="both"/>
+              <w:rPr>
+                <w:rFonts w:ascii="Times New Roman" w:hAnsi="Times New Roman" w:cs="Times New Roman"/>
+              </w:rPr>
+            </w:pPr>
+            <w:proofErr w:type="spellStart"/>
+            <w:r>
+              <w:rPr>
+                <w:rFonts w:ascii="Times New Roman" w:eastAsia="Arial" w:hAnsi="Times New Roman" w:cs="Times New Roman"/>
+                <w:sz w:val="24"/>
+                <w:szCs w:val="24"/>
+              </w:rPr>
+              <w:t>OpenWeatherMap</w:t>
+            </w:r>
+            <w:proofErr w:type="spellEnd"/>
+            <w:r>
+              <w:rPr>
+                <w:rFonts w:ascii="Times New Roman" w:eastAsia="Arial" w:hAnsi="Times New Roman" w:cs="Times New Roman"/>
+                <w:sz w:val="24"/>
+                <w:szCs w:val="24"/>
+              </w:rPr>
+              <w:t>, 15–20 min refresh</w:t>
+            </w:r>
+          </w:p>
+        </w:tc>
+        <w:tc>
+          <w:tcPr>
+            <w:tcW w:w="1500" w:type="dxa"/>
+            <w:tcBorders>
+              <w:top w:val="single" w:sz="1" w:space="0" w:color="CCCCCC"/>
+              <w:left w:val="single" w:sz="1" w:space="0" w:color="CCCCCC"/>
+              <w:bottom w:val="single" w:sz="1" w:space="0" w:color="CCCCCC"/>
+              <w:right w:val="single" w:sz="1" w:space="0" w:color="CCCCCC"/>
+            </w:tcBorders>
+            <w:shd w:val="clear" w:color="auto" w:fill="FFFFFF" w:themeFill="background1"/>
+            <w:tcMar>
+              <w:top w:w="80" w:type="dxa"/>
+              <w:left w:w="120" w:type="dxa"/>
+              <w:bottom w:w="80" w:type="dxa"/>
+              <w:right w:w="120" w:type="dxa"/>
+            </w:tcMar>
+          </w:tcPr>
+          <w:p>
+            <w:pPr>
+              <w:jc w:val="both"/>
+              <w:rPr>
+                <w:rFonts w:ascii="Times New Roman" w:hAnsi="Times New Roman" w:cs="Times New Roman"/>
+              </w:rPr>
+            </w:pPr>
+            <w:r>
+              <w:rPr>
+                <w:rFonts w:ascii="Times New Roman" w:eastAsia="Arial" w:hAnsi="Times New Roman" w:cs="Times New Roman"/>
+                <w:sz w:val="24"/>
+                <w:szCs w:val="24"/>
+              </w:rPr>
+              <w:t>Met</w:t>
+            </w:r>
+          </w:p>
+        </w:tc>
+      </w:tr>
+      <w:tr>
+        <w:tblPrEx>
+          <w:tblCellMar>
+            <w:top w:w="0" w:type="dxa"/>
+            <w:bottom w:w="0" w:type="dxa"/>
+          </w:tblCellMar>
+        </w:tblPrEx>
+        <w:tc>
+          <w:tcPr>
+            <w:tcW w:w="2500" w:type="dxa"/>
+            <w:tcBorders>
+              <w:top w:val="single" w:sz="1" w:space="0" w:color="CCCCCC"/>
+              <w:left w:val="single" w:sz="1" w:space="0" w:color="CCCCCC"/>
+              <w:bottom w:val="single" w:sz="1" w:space="0" w:color="CCCCCC"/>
+              <w:right w:val="single" w:sz="1" w:space="0" w:color="CCCCCC"/>
+            </w:tcBorders>
+            <w:shd w:val="clear" w:color="auto" w:fill="FFFFFF" w:themeFill="background1"/>
+            <w:tcMar>
+              <w:top w:w="80" w:type="dxa"/>
+              <w:left w:w="120" w:type="dxa"/>
+              <w:bottom w:w="80" w:type="dxa"/>
+              <w:right w:w="120" w:type="dxa"/>
+            </w:tcMar>
+          </w:tcPr>
+          <w:p>
+            <w:pPr>
+              <w:jc w:val="both"/>
+              <w:rPr>
+                <w:rFonts w:ascii="Times New Roman" w:hAnsi="Times New Roman" w:cs="Times New Roman"/>
+              </w:rPr>
+            </w:pPr>
+            <w:r>
+              <w:rPr>
+                <w:rFonts w:ascii="Times New Roman" w:eastAsia="Arial" w:hAnsi="Times New Roman" w:cs="Times New Roman"/>
+                <w:sz w:val="24"/>
+                <w:szCs w:val="24"/>
+              </w:rPr>
+              <w:t>Safety compliance</w:t>
+            </w:r>
+          </w:p>
+        </w:tc>
+        <w:tc>
+          <w:tcPr>
+            <w:tcW w:w="2000" w:type="dxa"/>
+            <w:tcBorders>
+              <w:top w:val="single" w:sz="1" w:space="0" w:color="CCCCCC"/>
+              <w:left w:val="single" w:sz="1" w:space="0" w:color="CCCCCC"/>
+              <w:bottom w:val="single" w:sz="1" w:space="0" w:color="CCCCCC"/>
+              <w:right w:val="single" w:sz="1" w:space="0" w:color="CCCCCC"/>
+            </w:tcBorders>
+            <w:shd w:val="clear" w:color="auto" w:fill="FFFFFF" w:themeFill="background1"/>
+            <w:tcMar>
+              <w:top w:w="80" w:type="dxa"/>
+              <w:left w:w="120" w:type="dxa"/>
+              <w:bottom w:w="80" w:type="dxa"/>
+              <w:right w:w="120" w:type="dxa"/>
+            </w:tcMar>
+          </w:tcPr>
+          <w:p>
+            <w:pPr>
+              <w:jc w:val="both"/>
+              <w:rPr>
+                <w:rFonts w:ascii="Times New Roman" w:hAnsi="Times New Roman" w:cs="Times New Roman"/>
+              </w:rPr>
+            </w:pPr>
+            <w:r>
+              <w:rPr>
+                <w:rFonts w:ascii="Times New Roman" w:eastAsia="Arial" w:hAnsi="Times New Roman" w:cs="Times New Roman"/>
+                <w:sz w:val="24"/>
+                <w:szCs w:val="24"/>
+              </w:rPr>
+              <w:t>DO-178C architecture</w:t>
+            </w:r>
+          </w:p>
+        </w:tc>
+        <w:tc>
+          <w:tcPr>
+            <w:tcW w:w="2500" w:type="dxa"/>
+            <w:tcBorders>
+              <w:top w:val="single" w:sz="1" w:space="0" w:color="CCCCCC"/>
+              <w:left w:val="single" w:sz="1" w:space="0" w:color="CCCCCC"/>
+              <w:bottom w:val="single" w:sz="1" w:space="0" w:color="CCCCCC"/>
+              <w:right w:val="single" w:sz="1" w:space="0" w:color="CCCCCC"/>
+            </w:tcBorders>
+            <w:shd w:val="clear" w:color="auto" w:fill="FFFFFF" w:themeFill="background1"/>
+            <w:tcMar>
+              <w:top w:w="80" w:type="dxa"/>
+              <w:left w:w="120" w:type="dxa"/>
+              <w:bottom w:w="80" w:type="dxa"/>
+              <w:right w:w="120" w:type="dxa"/>
+            </w:tcMar>
+          </w:tcPr>
+          <w:p>
+            <w:pPr>
+              <w:jc w:val="both"/>
+              <w:rPr>
+                <w:rFonts w:ascii="Times New Roman" w:hAnsi="Times New Roman" w:cs="Times New Roman"/>
+              </w:rPr>
+            </w:pPr>
+            <w:r>
+              <w:rPr>
+                <w:rFonts w:ascii="Times New Roman" w:eastAsia="Arial" w:hAnsi="Times New Roman" w:cs="Times New Roman"/>
+                <w:sz w:val="24"/>
+                <w:szCs w:val="24"/>
+              </w:rPr>
+              <w:t>Ada dissimilar redundancy, ARINC 653 partitioning</w:t>
+            </w:r>
+          </w:p>
+        </w:tc>
+        <w:tc>
+          <w:tcPr>
+            <w:tcW w:w="1500" w:type="dxa"/>
+            <w:tcBorders>
+              <w:top w:val="single" w:sz="1" w:space="0" w:color="CCCCCC"/>
+              <w:left w:val="single" w:sz="1" w:space="0" w:color="CCCCCC"/>
+              <w:bottom w:val="single" w:sz="1" w:space="0" w:color="CCCCCC"/>
+              <w:right w:val="single" w:sz="1" w:space="0" w:color="CCCCCC"/>
+            </w:tcBorders>
+            <w:shd w:val="clear" w:color="auto" w:fill="FFFFFF" w:themeFill="background1"/>
+            <w:tcMar>
+              <w:top w:w="80" w:type="dxa"/>
+              <w:left w:w="120" w:type="dxa"/>
+              <w:bottom w:w="80" w:type="dxa"/>
+              <w:right w:w="120" w:type="dxa"/>
+            </w:tcMar>
+          </w:tcPr>
+          <w:p>
+            <w:pPr>
+              <w:jc w:val="both"/>
+              <w:rPr>
+                <w:rFonts w:ascii="Times New Roman" w:hAnsi="Times New Roman" w:cs="Times New Roman"/>
+              </w:rPr>
+            </w:pPr>
+            <w:r>
+              <w:rPr>
+                <w:rFonts w:ascii="Times New Roman" w:eastAsia="Arial" w:hAnsi="Times New Roman" w:cs="Times New Roman"/>
+                <w:sz w:val="24"/>
+                <w:szCs w:val="24"/>
+              </w:rPr>
+              <w:t>Met</w:t>
+            </w:r>
+          </w:p>
+        </w:tc>
+      </w:tr>
+      <w:tr>
+        <w:tblPrEx>
+          <w:tblCellMar>
+            <w:top w:w="0" w:type="dxa"/>
+            <w:bottom w:w="0" w:type="dxa"/>
+          </w:tblCellMar>
+        </w:tblPrEx>
+        <w:tc>
+          <w:tcPr>
+            <w:tcW w:w="2500" w:type="dxa"/>
+            <w:tcBorders>
+              <w:top w:val="single" w:sz="1" w:space="0" w:color="CCCCCC"/>
+              <w:left w:val="single" w:sz="1" w:space="0" w:color="CCCCCC"/>
+              <w:bottom w:val="single" w:sz="1" w:space="0" w:color="CCCCCC"/>
+              <w:right w:val="single" w:sz="1" w:space="0" w:color="CCCCCC"/>
+            </w:tcBorders>
+            <w:shd w:val="clear" w:color="auto" w:fill="FFFFFF" w:themeFill="background1"/>
+            <w:tcMar>
+              <w:top w:w="80" w:type="dxa"/>
+              <w:left w:w="120" w:type="dxa"/>
+              <w:bottom w:w="80" w:type="dxa"/>
+              <w:right w:w="120" w:type="dxa"/>
+            </w:tcMar>
+          </w:tcPr>
+          <w:p>
+            <w:pPr>
+              <w:jc w:val="both"/>
+              <w:rPr>
+                <w:rFonts w:ascii="Times New Roman" w:hAnsi="Times New Roman" w:cs="Times New Roman"/>
+              </w:rPr>
+            </w:pPr>
+            <w:r>
+              <w:rPr>
+                <w:rFonts w:ascii="Times New Roman" w:eastAsia="Arial" w:hAnsi="Times New Roman" w:cs="Times New Roman"/>
+                <w:sz w:val="24"/>
+                <w:szCs w:val="24"/>
+              </w:rPr>
+              <w:t>Multi-altitude profiling</w:t>
+            </w:r>
+          </w:p>
+        </w:tc>
+        <w:tc>
+          <w:tcPr>
+            <w:tcW w:w="2000" w:type="dxa"/>
+            <w:tcBorders>
+              <w:top w:val="single" w:sz="1" w:space="0" w:color="CCCCCC"/>
+              <w:left w:val="single" w:sz="1" w:space="0" w:color="CCCCCC"/>
+              <w:bottom w:val="single" w:sz="1" w:space="0" w:color="CCCCCC"/>
+              <w:right w:val="single" w:sz="1" w:space="0" w:color="CCCCCC"/>
+            </w:tcBorders>
+            <w:shd w:val="clear" w:color="auto" w:fill="FFFFFF" w:themeFill="background1"/>
+            <w:tcMar>
+              <w:top w:w="80" w:type="dxa"/>
+              <w:left w:w="120" w:type="dxa"/>
+              <w:bottom w:w="80" w:type="dxa"/>
+              <w:right w:w="120" w:type="dxa"/>
+            </w:tcMar>
+          </w:tcPr>
+          <w:p>
+            <w:pPr>
+              <w:jc w:val="both"/>
+              <w:rPr>
+                <w:rFonts w:ascii="Times New Roman" w:hAnsi="Times New Roman" w:cs="Times New Roman"/>
+              </w:rPr>
+            </w:pPr>
+            <w:r>
+              <w:rPr>
+                <w:rFonts w:ascii="Times New Roman" w:eastAsia="Arial" w:hAnsi="Times New Roman" w:cs="Times New Roman"/>
+                <w:sz w:val="24"/>
+                <w:szCs w:val="24"/>
+              </w:rPr>
+              <w:t>FL200/300/400</w:t>
+            </w:r>
+          </w:p>
+        </w:tc>
+        <w:tc>
+          <w:tcPr>
+            <w:tcW w:w="2500" w:type="dxa"/>
+            <w:tcBorders>
+              <w:top w:val="single" w:sz="1" w:space="0" w:color="CCCCCC"/>
+              <w:left w:val="single" w:sz="1" w:space="0" w:color="CCCCCC"/>
+              <w:bottom w:val="single" w:sz="1" w:space="0" w:color="CCCCCC"/>
+              <w:right w:val="single" w:sz="1" w:space="0" w:color="CCCCCC"/>
+            </w:tcBorders>
+            <w:shd w:val="clear" w:color="auto" w:fill="FFFFFF" w:themeFill="background1"/>
+            <w:tcMar>
+              <w:top w:w="80" w:type="dxa"/>
+              <w:left w:w="120" w:type="dxa"/>
+              <w:bottom w:w="80" w:type="dxa"/>
+              <w:right w:w="120" w:type="dxa"/>
+            </w:tcMar>
+          </w:tcPr>
+          <w:p>
+            <w:pPr>
+              <w:jc w:val="both"/>
+              <w:rPr>
+                <w:rFonts w:ascii="Times New Roman" w:hAnsi="Times New Roman" w:cs="Times New Roman"/>
+              </w:rPr>
+            </w:pPr>
+            <w:r>
+              <w:rPr>
+                <w:rFonts w:ascii="Times New Roman" w:eastAsia="Arial" w:hAnsi="Times New Roman" w:cs="Times New Roman"/>
+                <w:sz w:val="24"/>
+                <w:szCs w:val="24"/>
+              </w:rPr>
+              <w:t>FL200, FL300, FL400 implemented</w:t>
+            </w:r>
+          </w:p>
+        </w:tc>
+        <w:tc>
+          <w:tcPr>
+            <w:tcW w:w="1500" w:type="dxa"/>
+            <w:tcBorders>
+              <w:top w:val="single" w:sz="1" w:space="0" w:color="CCCCCC"/>
+              <w:left w:val="single" w:sz="1" w:space="0" w:color="CCCCCC"/>
+              <w:bottom w:val="single" w:sz="1" w:space="0" w:color="CCCCCC"/>
+              <w:right w:val="single" w:sz="1" w:space="0" w:color="CCCCCC"/>
+            </w:tcBorders>
+            <w:shd w:val="clear" w:color="auto" w:fill="FFFFFF" w:themeFill="background1"/>
+            <w:tcMar>
+              <w:top w:w="80" w:type="dxa"/>
+              <w:left w:w="120" w:type="dxa"/>
+              <w:bottom w:w="80" w:type="dxa"/>
+              <w:right w:w="120" w:type="dxa"/>
+            </w:tcMar>
+          </w:tcPr>
+          <w:p>
+            <w:pPr>
+              <w:keepNext/>
+              <w:jc w:val="both"/>
+              <w:rPr>
+                <w:rFonts w:ascii="Times New Roman" w:hAnsi="Times New Roman" w:cs="Times New Roman"/>
+              </w:rPr>
+            </w:pPr>
+            <w:r>
+              <w:rPr>
+                <w:rFonts w:ascii="Times New Roman" w:eastAsia="Arial" w:hAnsi="Times New Roman" w:cs="Times New Roman"/>
+                <w:sz w:val="24"/>
+                <w:szCs w:val="24"/>
+              </w:rPr>
+              <w:t>Met</w:t>
+            </w:r>
+          </w:p>
+        </w:tc>
+      </w:tr>
+    </w:tbl>
+    <w:p>
+      <w:pPr>
+        <w:pStyle w:val="Caption"/>
+        <w:jc w:val="center"/>
+      </w:pPr>
+      <w:bookmarkStart w:id="70" w:name="_Toc227271394"/>
+      <w:r>
+        <w:t xml:space="preserve">Table </w:t>
+      </w:r>
+      <w:fldSimple w:instr=" SEQ Table \* ARABIC ">
+        <w:r>
+          <w:rPr>
+            <w:noProof/>
+          </w:rPr>
+          <w:t>10</w:t>
+        </w:r>
+      </w:fldSimple>
+      <w:r>
+        <w:t xml:space="preserve"> </w:t>
+      </w:r>
+      <w:r>
+        <w:t xml:space="preserve"> Project Criteria vs. Achieved Results</w:t>
+      </w:r>
+      <w:bookmarkEnd w:id="70"/>
+    </w:p>
+    <w:p>
+      <w:pPr>
+        <w:jc w:val="both"/>
+        <w:rPr>
+          <w:rFonts w:ascii="Times New Roman" w:hAnsi="Times New Roman" w:cs="Times New Roman"/>
+        </w:rPr>
+      </w:pPr>
+      <w:r>
+        <w:rPr>
+          <w:rFonts w:ascii="Times New Roman" w:eastAsia="Arial" w:hAnsi="Times New Roman" w:cs="Times New Roman"/>
+          <w:sz w:val="24"/>
+          <w:szCs w:val="24"/>
+        </w:rPr>
+        <w:lastRenderedPageBreak/>
+        <w:t>All</w:t>
+      </w:r>
+      <w:r>
+        <w:rPr>
+          <w:rFonts w:ascii="Times New Roman" w:eastAsia="Arial" w:hAnsi="Times New Roman" w:cs="Times New Roman"/>
+          <w:sz w:val="24"/>
+          <w:szCs w:val="24"/>
+        </w:rPr>
+        <w:t xml:space="preserve"> project criteria were fully met. The system was successfully validated on five real Canadian flight routes through the Jakarta EE web interface, with all components executing sequentially without file I/O errors.</w:t>
+      </w:r>
+    </w:p>
+    <w:p>
+      <w:pPr>
+        <w:spacing w:after="80"/>
+        <w:jc w:val="both"/>
+        <w:rPr>
+          <w:rFonts w:ascii="Times New Roman" w:hAnsi="Times New Roman" w:cs="Times New Roman"/>
+        </w:rPr>
+      </w:pPr>
+    </w:p>
+    <w:p>
+      <w:pPr>
+        <w:pStyle w:val="Heading2"/>
+        <w:jc w:val="both"/>
+        <w:rPr>
+          <w:rFonts w:ascii="Times New Roman" w:hAnsi="Times New Roman" w:cs="Times New Roman"/>
+          <w:sz w:val="36"/>
+          <w:szCs w:val="36"/>
+        </w:rPr>
+      </w:pPr>
+      <w:bookmarkStart w:id="71" w:name="_Toc227271380"/>
+      <w:r>
+        <w:rPr>
+          <w:rFonts w:ascii="Times New Roman" w:eastAsia="Arial" w:hAnsi="Times New Roman" w:cs="Times New Roman"/>
+        </w:rPr>
+        <w:t>5.2 Successes</w:t>
+      </w:r>
+      <w:bookmarkEnd w:id="71"/>
+    </w:p>
+    <w:p>
+      <w:pPr>
+        <w:jc w:val="both"/>
+        <w:rPr>
+          <w:rFonts w:ascii="Times New Roman" w:hAnsi="Times New Roman" w:cs="Times New Roman"/>
+        </w:rPr>
+      </w:pPr>
+      <w:r>
+        <w:rPr>
+          <w:rFonts w:ascii="Times New Roman" w:eastAsia="Arial" w:hAnsi="Times New Roman" w:cs="Times New Roman"/>
+          <w:sz w:val="24"/>
+          <w:szCs w:val="24"/>
+        </w:rPr>
+        <w:t>The project demonstrated several significant technical achievements:</w:t>
+      </w:r>
+    </w:p>
+    <w:p>
+      <w:pPr>
+        <w:pStyle w:val="ListParagraph"/>
+        <w:numPr>
+          <w:ilvl w:val="0"/>
+          <w:numId w:val="25"/>
+        </w:numPr>
+        <w:spacing w:after="0" w:line="240" w:lineRule="auto"/>
+        <w:contextualSpacing w:val="0"/>
+        <w:jc w:val="both"/>
+        <w:rPr>
+          <w:rFonts w:ascii="Times New Roman" w:hAnsi="Times New Roman" w:cs="Times New Roman"/>
+        </w:rPr>
+      </w:pPr>
+      <w:r>
+        <w:rPr>
+          <w:rFonts w:ascii="Times New Roman" w:eastAsia="Arial" w:hAnsi="Times New Roman" w:cs="Times New Roman"/>
+          <w:sz w:val="24"/>
+          <w:szCs w:val="24"/>
+        </w:rPr>
+        <w:t>Multi-language safety-critical architecture: The integration of Python, C, Ada, and Jakarta EE into a cohesive pipeline is technically ambitious and reflects industry practice in real aviation systems such as the Boeing 787. Each language was selected for a specific strength, and the system validated that this approach is viable for desktop-scale aviation safety tooling.</w:t>
+      </w:r>
+    </w:p>
+    <w:p>
+      <w:pPr>
+        <w:pStyle w:val="ListParagraph"/>
+        <w:numPr>
+          <w:ilvl w:val="0"/>
+          <w:numId w:val="25"/>
+        </w:numPr>
+        <w:spacing w:after="0" w:line="240" w:lineRule="auto"/>
+        <w:contextualSpacing w:val="0"/>
+        <w:jc w:val="both"/>
+        <w:rPr>
+          <w:rFonts w:ascii="Times New Roman" w:hAnsi="Times New Roman" w:cs="Times New Roman"/>
+        </w:rPr>
+      </w:pPr>
+      <w:r>
+        <w:rPr>
+          <w:rFonts w:ascii="Times New Roman" w:eastAsia="Arial" w:hAnsi="Times New Roman" w:cs="Times New Roman"/>
+          <w:sz w:val="24"/>
+          <w:szCs w:val="24"/>
+        </w:rPr>
+        <w:t xml:space="preserve">Real-time performance: The C physics engine processed 8-waypoint routes in an average of 88.2 </w:t>
+      </w:r>
+      <w:proofErr w:type="spellStart"/>
+      <w:r>
+        <w:rPr>
+          <w:rFonts w:ascii="Times New Roman" w:eastAsia="Arial" w:hAnsi="Times New Roman" w:cs="Times New Roman"/>
+          <w:sz w:val="24"/>
+          <w:szCs w:val="24"/>
+        </w:rPr>
+        <w:t>ms</w:t>
+      </w:r>
+      <w:proofErr w:type="spellEnd"/>
+      <w:r>
+        <w:rPr>
+          <w:rFonts w:ascii="Times New Roman" w:eastAsia="Arial" w:hAnsi="Times New Roman" w:cs="Times New Roman"/>
+          <w:sz w:val="24"/>
+          <w:szCs w:val="24"/>
+        </w:rPr>
+        <w:t xml:space="preserve">, meeting the &lt;100 </w:t>
+      </w:r>
+      <w:proofErr w:type="spellStart"/>
+      <w:r>
+        <w:rPr>
+          <w:rFonts w:ascii="Times New Roman" w:eastAsia="Arial" w:hAnsi="Times New Roman" w:cs="Times New Roman"/>
+          <w:sz w:val="24"/>
+          <w:szCs w:val="24"/>
+        </w:rPr>
+        <w:t>ms</w:t>
+      </w:r>
+      <w:proofErr w:type="spellEnd"/>
+      <w:r>
+        <w:rPr>
+          <w:rFonts w:ascii="Times New Roman" w:eastAsia="Arial" w:hAnsi="Times New Roman" w:cs="Times New Roman"/>
+          <w:sz w:val="24"/>
+          <w:szCs w:val="24"/>
+        </w:rPr>
+        <w:t xml:space="preserve"> requirement. This confirms that Paschen’s Law and Townsend Avalanche calculations can be executed in real time on standard hardware without dedicated avionics processors.</w:t>
+      </w:r>
+    </w:p>
+    <w:p>
+      <w:pPr>
+        <w:pStyle w:val="ListParagraph"/>
+        <w:numPr>
+          <w:ilvl w:val="0"/>
+          <w:numId w:val="25"/>
+        </w:numPr>
+        <w:spacing w:after="0" w:line="240" w:lineRule="auto"/>
+        <w:contextualSpacing w:val="0"/>
+        <w:jc w:val="both"/>
+        <w:rPr>
+          <w:rFonts w:ascii="Times New Roman" w:hAnsi="Times New Roman" w:cs="Times New Roman"/>
+        </w:rPr>
+      </w:pPr>
+      <w:r>
+        <w:rPr>
+          <w:rFonts w:ascii="Times New Roman" w:eastAsia="Arial" w:hAnsi="Times New Roman" w:cs="Times New Roman"/>
+          <w:sz w:val="24"/>
+          <w:szCs w:val="24"/>
+        </w:rPr>
+        <w:t>Dissimilar redundancy: The Ada safety monitor correctly classified all 20 test scenarios (100% accuracy), including intentionally injected faults. The independent empirical E-field threshold model, calibrated against NASA Lightning Launch Commit Criteria, successfully detected computational discrepancies, validating the DO-178C dissimilar redundancy architecture.</w:t>
+      </w:r>
+    </w:p>
+    <w:p>
+      <w:pPr>
+        <w:pStyle w:val="ListParagraph"/>
+        <w:numPr>
+          <w:ilvl w:val="0"/>
+          <w:numId w:val="25"/>
+        </w:numPr>
+        <w:spacing w:after="0" w:line="240" w:lineRule="auto"/>
+        <w:contextualSpacing w:val="0"/>
+        <w:jc w:val="both"/>
+        <w:rPr>
+          <w:rFonts w:ascii="Times New Roman" w:hAnsi="Times New Roman" w:cs="Times New Roman"/>
+        </w:rPr>
+      </w:pPr>
+      <w:r>
+        <w:rPr>
+          <w:rFonts w:ascii="Times New Roman" w:eastAsia="Arial" w:hAnsi="Times New Roman" w:cs="Times New Roman"/>
+          <w:sz w:val="24"/>
+          <w:szCs w:val="24"/>
+        </w:rPr>
+        <w:t xml:space="preserve">End-to-end system integration: All five system assemblies operated together without errors across five diverse Canadian flight routes. Zero component communication failures were recorded, and the H2 database persisted all </w:t>
+      </w:r>
+      <w:proofErr w:type="spellStart"/>
+      <w:r>
+        <w:rPr>
+          <w:rFonts w:ascii="Times New Roman" w:eastAsia="Arial" w:hAnsi="Times New Roman" w:cs="Times New Roman"/>
+          <w:sz w:val="24"/>
+          <w:szCs w:val="24"/>
+        </w:rPr>
+        <w:t>FlightAnalysis</w:t>
+      </w:r>
+      <w:proofErr w:type="spellEnd"/>
+      <w:r>
+        <w:rPr>
+          <w:rFonts w:ascii="Times New Roman" w:eastAsia="Arial" w:hAnsi="Times New Roman" w:cs="Times New Roman"/>
+          <w:sz w:val="24"/>
+          <w:szCs w:val="24"/>
+        </w:rPr>
+        <w:t xml:space="preserve"> and Waypoint records correctly.</w:t>
+      </w:r>
+    </w:p>
+    <w:p>
+      <w:pPr>
+        <w:pStyle w:val="ListParagraph"/>
+        <w:numPr>
+          <w:ilvl w:val="0"/>
+          <w:numId w:val="25"/>
+        </w:numPr>
+        <w:spacing w:after="0" w:line="240" w:lineRule="auto"/>
+        <w:contextualSpacing w:val="0"/>
+        <w:jc w:val="both"/>
+        <w:rPr>
+          <w:rFonts w:ascii="Times New Roman" w:hAnsi="Times New Roman" w:cs="Times New Roman"/>
+        </w:rPr>
+      </w:pPr>
+      <w:r>
+        <w:rPr>
+          <w:rFonts w:ascii="Times New Roman" w:eastAsia="Arial" w:hAnsi="Times New Roman" w:cs="Times New Roman"/>
+          <w:sz w:val="24"/>
+          <w:szCs w:val="24"/>
+        </w:rPr>
+        <w:t>Physics-based predictive capability: Unlike existing reactive detection systems, AirLume uses atmospheric electrical modelling to forecast lightning risk before it occurs. The physics engine achieved 80% accuracy on historical data, demonstrating that the core scientific approach is sound.</w:t>
+      </w:r>
+    </w:p>
+    <w:p>
+      <w:pPr>
+        <w:spacing w:after="80"/>
+        <w:jc w:val="both"/>
+        <w:rPr>
+          <w:rFonts w:ascii="Times New Roman" w:hAnsi="Times New Roman" w:cs="Times New Roman"/>
+        </w:rPr>
+      </w:pPr>
+    </w:p>
+    <w:p>
+      <w:pPr>
+        <w:pStyle w:val="Heading2"/>
+        <w:jc w:val="both"/>
+        <w:rPr>
+          <w:rFonts w:ascii="Times New Roman" w:hAnsi="Times New Roman" w:cs="Times New Roman"/>
+          <w:sz w:val="36"/>
+          <w:szCs w:val="36"/>
+        </w:rPr>
+      </w:pPr>
+      <w:bookmarkStart w:id="72" w:name="_Toc227271381"/>
+      <w:r>
+        <w:rPr>
+          <w:rFonts w:ascii="Times New Roman" w:eastAsia="Arial" w:hAnsi="Times New Roman" w:cs="Times New Roman"/>
+        </w:rPr>
+        <w:t>5.3 Limitations and Reflection</w:t>
+      </w:r>
+      <w:bookmarkEnd w:id="72"/>
+    </w:p>
+    <w:p>
+      <w:pPr>
+        <w:jc w:val="both"/>
+        <w:rPr>
+          <w:rFonts w:ascii="Times New Roman" w:hAnsi="Times New Roman" w:cs="Times New Roman"/>
+        </w:rPr>
+      </w:pPr>
+      <w:r>
+        <w:rPr>
+          <w:rFonts w:ascii="Times New Roman" w:eastAsia="Arial" w:hAnsi="Times New Roman" w:cs="Times New Roman"/>
+          <w:sz w:val="24"/>
+          <w:szCs w:val="24"/>
+        </w:rPr>
+        <w:t>The most significant limitation of the current system is the ML enhancement layer, which achieved only 45% recall on the 100-sample training dataset. This fell short of the 80% target and means the ML layer does not yet add meaningful predictive value beyond the physics engine. In retrospect, the decision to train on a limited 100-sample dataset without securing a larger dataset in advance was the primary risk that was not adequately mitigated. A Random Forest classifier requires substantially more data to generalize effectively for a binary classification problem with this level of atmospheric variability.</w:t>
+      </w:r>
+    </w:p>
+    <w:p>
+      <w:pPr>
+        <w:jc w:val="both"/>
+        <w:rPr>
+          <w:rFonts w:ascii="Times New Roman" w:hAnsi="Times New Roman" w:cs="Times New Roman"/>
+        </w:rPr>
+      </w:pPr>
+      <w:r>
+        <w:rPr>
+          <w:rFonts w:ascii="Times New Roman" w:eastAsia="Arial" w:hAnsi="Times New Roman" w:cs="Times New Roman"/>
+          <w:sz w:val="24"/>
+          <w:szCs w:val="24"/>
+        </w:rPr>
+        <w:t xml:space="preserve">A secondary limitation is the reliance on file-based inter-process communication (JSON and text files). While functional and simple to debug, file I/O introduces 30–50 </w:t>
+      </w:r>
+      <w:proofErr w:type="spellStart"/>
+      <w:r>
+        <w:rPr>
+          <w:rFonts w:ascii="Times New Roman" w:eastAsia="Arial" w:hAnsi="Times New Roman" w:cs="Times New Roman"/>
+          <w:sz w:val="24"/>
+          <w:szCs w:val="24"/>
+        </w:rPr>
+        <w:t>ms</w:t>
+      </w:r>
+      <w:proofErr w:type="spellEnd"/>
+      <w:r>
+        <w:rPr>
+          <w:rFonts w:ascii="Times New Roman" w:eastAsia="Arial" w:hAnsi="Times New Roman" w:cs="Times New Roman"/>
+          <w:sz w:val="24"/>
+          <w:szCs w:val="24"/>
+        </w:rPr>
+        <w:t xml:space="preserve"> of latency per transaction and is not suitable for high-frequency, real-time avionics integration. In a production deployment, shared memory or a message-passing interface would be more appropriate.</w:t>
+      </w:r>
+    </w:p>
+    <w:p>
+      <w:pPr>
+        <w:jc w:val="both"/>
+        <w:rPr>
+          <w:rFonts w:ascii="Times New Roman" w:hAnsi="Times New Roman" w:cs="Times New Roman"/>
+        </w:rPr>
+      </w:pPr>
+      <w:r>
+        <w:rPr>
+          <w:rFonts w:ascii="Times New Roman" w:eastAsia="Arial" w:hAnsi="Times New Roman" w:cs="Times New Roman"/>
+          <w:sz w:val="24"/>
+          <w:szCs w:val="24"/>
+        </w:rPr>
+        <w:lastRenderedPageBreak/>
+        <w:t>The system also lacks integration with live avionics data and has not undergone formal DO-178C certification testing. The architecture is designed to support certification, but actual Level A certification would require formal verification, traceability documentation, and test coverage analysis beyond the scope of this project.</w:t>
+      </w:r>
+    </w:p>
+    <w:p>
+      <w:pPr>
+        <w:jc w:val="both"/>
+        <w:rPr>
+          <w:rFonts w:ascii="Times New Roman" w:hAnsi="Times New Roman" w:cs="Times New Roman"/>
+        </w:rPr>
+      </w:pPr>
+      <w:r>
+        <w:rPr>
+          <w:rFonts w:ascii="Times New Roman" w:eastAsia="Arial" w:hAnsi="Times New Roman" w:cs="Times New Roman"/>
+          <w:sz w:val="24"/>
+          <w:szCs w:val="24"/>
+        </w:rPr>
+        <w:t>Finally, the 22-second total end-to-end processing time, driven primarily by weather API retrieval and physics calculations, limits the system to pre-flight route planning rather than real-time in-flight decision support.</w:t>
+      </w:r>
+    </w:p>
+    <w:p>
+      <w:pPr>
+        <w:spacing w:after="80"/>
+        <w:jc w:val="both"/>
+        <w:rPr>
+          <w:rFonts w:ascii="Times New Roman" w:hAnsi="Times New Roman" w:cs="Times New Roman"/>
+          <w:sz w:val="24"/>
+          <w:szCs w:val="24"/>
+        </w:rPr>
+      </w:pPr>
+    </w:p>
+    <w:p>
+      <w:pPr>
+        <w:pStyle w:val="Heading2"/>
+        <w:jc w:val="both"/>
+        <w:rPr>
+          <w:rFonts w:ascii="Times New Roman" w:hAnsi="Times New Roman" w:cs="Times New Roman"/>
+          <w:sz w:val="36"/>
+          <w:szCs w:val="36"/>
+        </w:rPr>
+      </w:pPr>
+      <w:bookmarkStart w:id="73" w:name="_Toc227271382"/>
+      <w:r>
+        <w:rPr>
+          <w:rFonts w:ascii="Times New Roman" w:eastAsia="Arial" w:hAnsi="Times New Roman" w:cs="Times New Roman"/>
+        </w:rPr>
+        <w:t>5.4 Recommendations and Next Steps</w:t>
+      </w:r>
+      <w:bookmarkEnd w:id="73"/>
+    </w:p>
+    <w:p>
+      <w:pPr>
+        <w:jc w:val="both"/>
+        <w:rPr>
+          <w:rFonts w:ascii="Times New Roman" w:hAnsi="Times New Roman" w:cs="Times New Roman"/>
+        </w:rPr>
+      </w:pPr>
+      <w:r>
+        <w:rPr>
+          <w:rFonts w:ascii="Times New Roman" w:eastAsia="Arial" w:hAnsi="Times New Roman" w:cs="Times New Roman"/>
+          <w:sz w:val="24"/>
+          <w:szCs w:val="24"/>
+        </w:rPr>
+        <w:t>Based on the results and limitations identified above, the following concrete recommendations are made for future development:</w:t>
+      </w:r>
+    </w:p>
+    <w:p>
+      <w:pPr>
+        <w:spacing w:after="80"/>
+        <w:jc w:val="both"/>
+        <w:rPr>
+          <w:rFonts w:ascii="Times New Roman" w:hAnsi="Times New Roman" w:cs="Times New Roman"/>
+        </w:rPr>
+      </w:pPr>
+    </w:p>
+    <w:p>
+      <w:pPr>
+        <w:spacing w:after="100"/>
+        <w:jc w:val="both"/>
+        <w:rPr>
+          <w:rFonts w:ascii="Times New Roman" w:hAnsi="Times New Roman" w:cs="Times New Roman"/>
+        </w:rPr>
+      </w:pPr>
+      <w:r>
+        <w:rPr>
+          <w:rFonts w:ascii="Times New Roman" w:eastAsia="Arial" w:hAnsi="Times New Roman" w:cs="Times New Roman"/>
+          <w:b/>
+          <w:bCs/>
+          <w:sz w:val="24"/>
+          <w:szCs w:val="24"/>
+        </w:rPr>
+        <w:t>1. Expand the ML training dataset (highest priority)</w:t>
+      </w:r>
+    </w:p>
+    <w:p>
+      <w:pPr>
+        <w:jc w:val="both"/>
+        <w:rPr>
+          <w:rFonts w:ascii="Times New Roman" w:hAnsi="Times New Roman" w:cs="Times New Roman"/>
+        </w:rPr>
+      </w:pPr>
+      <w:r>
+        <w:rPr>
+          <w:rFonts w:ascii="Times New Roman" w:eastAsia="Arial" w:hAnsi="Times New Roman" w:cs="Times New Roman"/>
+          <w:sz w:val="24"/>
+          <w:szCs w:val="24"/>
+        </w:rPr>
+        <w:t>The ML enhancement layer should be retrained on a minimum of 1,000–5,000 real flight measurements with verified lightning occurrence labels. Data from NOAA’s National Lightning Detection Network (NLDN) or the Vaisala GLD360 global lightning dataset would provide sufficient volume and geographic diversity. With an adequate dataset, the Random Forest classifier is expected to exceed the 80% accuracy target.</w:t>
+      </w:r>
+    </w:p>
+    <w:p>
+      <w:pPr>
+        <w:spacing w:after="100"/>
+        <w:jc w:val="both"/>
+        <w:rPr>
+          <w:rFonts w:ascii="Times New Roman" w:hAnsi="Times New Roman" w:cs="Times New Roman"/>
+        </w:rPr>
+      </w:pPr>
+      <w:r>
+        <w:rPr>
+          <w:rFonts w:ascii="Times New Roman" w:eastAsia="Arial" w:hAnsi="Times New Roman" w:cs="Times New Roman"/>
+          <w:b/>
+          <w:bCs/>
+          <w:sz w:val="24"/>
+          <w:szCs w:val="24"/>
+        </w:rPr>
+        <w:t>2. Replace file-based IPC with shared memory or sockets</w:t>
+      </w:r>
+    </w:p>
+    <w:p>
+      <w:pPr>
+        <w:jc w:val="both"/>
+        <w:rPr>
+          <w:rFonts w:ascii="Times New Roman" w:hAnsi="Times New Roman" w:cs="Times New Roman"/>
+        </w:rPr>
+      </w:pPr>
+      <w:r>
+        <w:rPr>
+          <w:rFonts w:ascii="Times New Roman" w:eastAsia="Arial" w:hAnsi="Times New Roman" w:cs="Times New Roman"/>
+          <w:sz w:val="24"/>
+          <w:szCs w:val="24"/>
+        </w:rPr>
+        <w:t xml:space="preserve">Inter-process communication should be migrated from file I/O to POSIX shared memory or Unix domain sockets to reduce latency from ~50 </w:t>
+      </w:r>
+      <w:proofErr w:type="spellStart"/>
+      <w:r>
+        <w:rPr>
+          <w:rFonts w:ascii="Times New Roman" w:eastAsia="Arial" w:hAnsi="Times New Roman" w:cs="Times New Roman"/>
+          <w:sz w:val="24"/>
+          <w:szCs w:val="24"/>
+        </w:rPr>
+        <w:t>ms</w:t>
+      </w:r>
+      <w:proofErr w:type="spellEnd"/>
+      <w:r>
+        <w:rPr>
+          <w:rFonts w:ascii="Times New Roman" w:eastAsia="Arial" w:hAnsi="Times New Roman" w:cs="Times New Roman"/>
+          <w:sz w:val="24"/>
+          <w:szCs w:val="24"/>
+        </w:rPr>
+        <w:t xml:space="preserve"> to under 5 </w:t>
+      </w:r>
+      <w:proofErr w:type="spellStart"/>
+      <w:r>
+        <w:rPr>
+          <w:rFonts w:ascii="Times New Roman" w:eastAsia="Arial" w:hAnsi="Times New Roman" w:cs="Times New Roman"/>
+          <w:sz w:val="24"/>
+          <w:szCs w:val="24"/>
+        </w:rPr>
+        <w:t>ms</w:t>
+      </w:r>
+      <w:proofErr w:type="spellEnd"/>
+      <w:r>
+        <w:rPr>
+          <w:rFonts w:ascii="Times New Roman" w:eastAsia="Arial" w:hAnsi="Times New Roman" w:cs="Times New Roman"/>
+          <w:sz w:val="24"/>
+          <w:szCs w:val="24"/>
+        </w:rPr>
+        <w:t xml:space="preserve"> per transaction. This is a prerequisite for real-time in-flight deployment.</w:t>
+      </w:r>
+    </w:p>
+    <w:p>
+      <w:pPr>
+        <w:spacing w:after="100"/>
+        <w:jc w:val="both"/>
+        <w:rPr>
+          <w:rFonts w:ascii="Times New Roman" w:hAnsi="Times New Roman" w:cs="Times New Roman"/>
+        </w:rPr>
+      </w:pPr>
+      <w:r>
+        <w:rPr>
+          <w:rFonts w:ascii="Times New Roman" w:eastAsia="Arial" w:hAnsi="Times New Roman" w:cs="Times New Roman"/>
+          <w:b/>
+          <w:bCs/>
+          <w:sz w:val="24"/>
+          <w:szCs w:val="24"/>
+        </w:rPr>
+        <w:t>3</w:t>
+      </w:r>
+      <w:r>
+        <w:rPr>
+          <w:rFonts w:ascii="Times New Roman" w:eastAsia="Arial" w:hAnsi="Times New Roman" w:cs="Times New Roman"/>
+          <w:b/>
+          <w:bCs/>
+          <w:sz w:val="24"/>
+          <w:szCs w:val="24"/>
+        </w:rPr>
+        <w:t>. Integrate with live avionics data feeds</w:t>
+      </w:r>
+    </w:p>
+    <w:p>
+      <w:pPr>
+        <w:jc w:val="both"/>
+        <w:rPr>
+          <w:rFonts w:ascii="Times New Roman" w:hAnsi="Times New Roman" w:cs="Times New Roman"/>
+        </w:rPr>
+      </w:pPr>
+      <w:r>
+        <w:rPr>
+          <w:rFonts w:ascii="Times New Roman" w:eastAsia="Arial" w:hAnsi="Times New Roman" w:cs="Times New Roman"/>
+          <w:sz w:val="24"/>
+          <w:szCs w:val="24"/>
+        </w:rPr>
+        <w:t xml:space="preserve">The Python weather integration layer should be extended to accept METAR and TAF data directly from airline operations centres and ARINC 618 data-link feeds. This would eliminate the dependency on </w:t>
+      </w:r>
+      <w:r>
+        <w:rPr>
+          <w:rFonts w:ascii="Times New Roman" w:eastAsia="Arial" w:hAnsi="Times New Roman" w:cs="Times New Roman"/>
+          <w:sz w:val="24"/>
+          <w:szCs w:val="24"/>
+        </w:rPr>
+        <w:t>API’s</w:t>
+      </w:r>
+      <w:r>
+        <w:rPr>
+          <w:rFonts w:ascii="Times New Roman" w:eastAsia="Arial" w:hAnsi="Times New Roman" w:cs="Times New Roman"/>
+          <w:sz w:val="24"/>
+          <w:szCs w:val="24"/>
+        </w:rPr>
+        <w:t xml:space="preserve"> 15–</w:t>
+      </w:r>
+      <w:r>
+        <w:rPr>
+          <w:rFonts w:ascii="Times New Roman" w:eastAsia="Arial" w:hAnsi="Times New Roman" w:cs="Times New Roman"/>
+          <w:sz w:val="24"/>
+          <w:szCs w:val="24"/>
+        </w:rPr>
+        <w:t>20-minute</w:t>
+      </w:r>
+      <w:r>
+        <w:rPr>
+          <w:rFonts w:ascii="Times New Roman" w:eastAsia="Arial" w:hAnsi="Times New Roman" w:cs="Times New Roman"/>
+          <w:sz w:val="24"/>
+          <w:szCs w:val="24"/>
+        </w:rPr>
+        <w:t xml:space="preserve"> polling cycle and enable higher-frequency atmospheric updates during flight.</w:t>
+      </w:r>
+    </w:p>
+    <w:p>
+      <w:pPr>
+        <w:spacing w:after="100"/>
+        <w:jc w:val="both"/>
+        <w:rPr>
+          <w:rFonts w:ascii="Times New Roman" w:hAnsi="Times New Roman" w:cs="Times New Roman"/>
+        </w:rPr>
+      </w:pPr>
+      <w:r>
+        <w:rPr>
+          <w:rFonts w:ascii="Times New Roman" w:eastAsia="Arial" w:hAnsi="Times New Roman" w:cs="Times New Roman"/>
+          <w:b/>
+          <w:bCs/>
+          <w:sz w:val="24"/>
+          <w:szCs w:val="24"/>
+        </w:rPr>
+        <w:t>4</w:t>
+      </w:r>
+      <w:r>
+        <w:rPr>
+          <w:rFonts w:ascii="Times New Roman" w:eastAsia="Arial" w:hAnsi="Times New Roman" w:cs="Times New Roman"/>
+          <w:b/>
+          <w:bCs/>
+          <w:sz w:val="24"/>
+          <w:szCs w:val="24"/>
+        </w:rPr>
+        <w:t>. Containerize deployment</w:t>
+      </w:r>
+    </w:p>
+    <w:p>
+      <w:pPr>
+        <w:jc w:val="both"/>
+        <w:rPr>
+          <w:rFonts w:ascii="Times New Roman" w:hAnsi="Times New Roman" w:cs="Times New Roman"/>
+        </w:rPr>
+      </w:pPr>
+      <w:r>
+        <w:rPr>
+          <w:rFonts w:ascii="Times New Roman" w:eastAsia="Arial" w:hAnsi="Times New Roman" w:cs="Times New Roman"/>
+          <w:sz w:val="24"/>
+          <w:szCs w:val="24"/>
+        </w:rPr>
+        <w:t xml:space="preserve">The system should be packaged using Docker to eliminate dependency management issues across different operating environments. A containerized deployment would allow airline IT departments to deploy AirLume without requiring manual installation of GCC, GNAT, Python, and </w:t>
+      </w:r>
+      <w:proofErr w:type="spellStart"/>
+      <w:r>
+        <w:rPr>
+          <w:rFonts w:ascii="Times New Roman" w:eastAsia="Arial" w:hAnsi="Times New Roman" w:cs="Times New Roman"/>
+          <w:sz w:val="24"/>
+          <w:szCs w:val="24"/>
+        </w:rPr>
+        <w:t>GlassFish</w:t>
+      </w:r>
+      <w:proofErr w:type="spellEnd"/>
+      <w:r>
+        <w:rPr>
+          <w:rFonts w:ascii="Times New Roman" w:eastAsia="Arial" w:hAnsi="Times New Roman" w:cs="Times New Roman"/>
+          <w:sz w:val="24"/>
+          <w:szCs w:val="24"/>
+        </w:rPr>
+        <w:t xml:space="preserve"> on individual workstations.</w:t>
+      </w:r>
+    </w:p>
+    <w:p>
+      <w:pPr>
+        <w:spacing w:after="80"/>
+        <w:jc w:val="both"/>
+        <w:rPr>
+          <w:rFonts w:ascii="Times New Roman" w:hAnsi="Times New Roman" w:cs="Times New Roman"/>
+        </w:rPr>
+      </w:pPr>
+    </w:p>
+    <w:p>
+      <w:pPr>
+        <w:spacing w:after="80"/>
+        <w:jc w:val="both"/>
+        <w:rPr>
+          <w:rFonts w:ascii="Times New Roman" w:hAnsi="Times New Roman" w:cs="Times New Roman"/>
+        </w:rPr>
+      </w:pPr>
+    </w:p>
+    <w:p>
+      <w:pPr>
+        <w:pStyle w:val="Heading2"/>
+        <w:jc w:val="both"/>
+        <w:rPr>
+          <w:rFonts w:ascii="Times New Roman" w:hAnsi="Times New Roman" w:cs="Times New Roman"/>
+          <w:sz w:val="36"/>
+          <w:szCs w:val="36"/>
+        </w:rPr>
+      </w:pPr>
+      <w:bookmarkStart w:id="74" w:name="_Toc227271383"/>
+      <w:r>
+        <w:rPr>
+          <w:rFonts w:ascii="Times New Roman" w:eastAsia="Arial" w:hAnsi="Times New Roman" w:cs="Times New Roman"/>
+        </w:rPr>
+        <w:lastRenderedPageBreak/>
+        <w:t>5.5 Conclusion</w:t>
+      </w:r>
+      <w:bookmarkEnd w:id="74"/>
+    </w:p>
+    <w:p>
+      <w:pPr>
+        <w:jc w:val="both"/>
+        <w:rPr>
+          <w:rFonts w:ascii="Times New Roman" w:hAnsi="Times New Roman" w:cs="Times New Roman"/>
+        </w:rPr>
+      </w:pPr>
+      <w:r>
+        <w:rPr>
+          <w:rFonts w:ascii="Times New Roman" w:eastAsia="Arial" w:hAnsi="Times New Roman" w:cs="Times New Roman"/>
+          <w:sz w:val="24"/>
+          <w:szCs w:val="24"/>
+        </w:rPr>
+        <w:t>AirLume successfully demonstrates that physics-based lightning prediction for aviation is technically feasible using a multi-language safety-critical architecture on standard desktop hardware. The core scientific approach — modelling atmospheric electrical breakdown using Paschen’s Law and the Townsend Avalanche criterion — achieved the 80% accuracy target and met real-time performance requirements. The Ada dissimilar redundancy architecture validated the DO-178C design principles with 100% alert classification accuracy.</w:t>
+      </w:r>
+    </w:p>
+    <w:p>
+      <w:pPr>
+        <w:jc w:val="both"/>
+        <w:rPr>
+          <w:rFonts w:ascii="Times New Roman" w:hAnsi="Times New Roman" w:cs="Times New Roman"/>
+        </w:rPr>
+      </w:pPr>
+      <w:r>
+        <w:rPr>
+          <w:rFonts w:ascii="Times New Roman" w:eastAsia="Arial" w:hAnsi="Times New Roman" w:cs="Times New Roman"/>
+          <w:sz w:val="24"/>
+          <w:szCs w:val="24"/>
+        </w:rPr>
+        <w:t>The principal shortcoming — the ML layer’s 45% recall — is a solvable engineering problem, not a fundamental flaw in the approach. It is directly attributable to the 100-sample training dataset and is expected to be resolved with expanded data collection. The remaining five system components met or exceeded all project criteria.</w:t>
+      </w:r>
+    </w:p>
+    <w:p>
+      <w:pPr>
+        <w:jc w:val="both"/>
+        <w:rPr>
+          <w:rFonts w:ascii="Times New Roman" w:hAnsi="Times New Roman" w:cs="Times New Roman"/>
+        </w:rPr>
+      </w:pPr>
+      <w:r>
+        <w:rPr>
+          <w:rFonts w:ascii="Times New Roman" w:eastAsia="Arial" w:hAnsi="Times New Roman" w:cs="Times New Roman"/>
+          <w:sz w:val="24"/>
+          <w:szCs w:val="24"/>
+        </w:rPr>
+        <w:t>This project establishes a credible foundation for a production-grade aviation lightning prediction tool. With expanded training data, formal certification testing, and live avionics integration, AirLume has the potential to reduce the $2 billion annual cost of post-strike inspections and improve flight safety by enabling proactive, route-specific lightning risk avoidance rather than broad-area weather detours.</w:t>
+      </w:r>
+    </w:p>
+    <w:p>
+      <w:pPr>
+        <w:spacing w:after="80"/>
+        <w:rPr>
+          <w:rFonts w:ascii="Times New Roman" w:hAnsi="Times New Roman" w:cs="Times New Roman"/>
+        </w:rPr>
+      </w:pPr>
+    </w:p>
+    <w:p>
+      <w:pPr>
+        <w:spacing w:after="200" w:line="276" w:lineRule="auto"/>
+        <w:jc w:val="both"/>
+        <w:rPr>
+          <w:rFonts w:ascii="Times New Roman" w:hAnsi="Times New Roman" w:cs="Times New Roman"/>
+          <w:iCs/>
+          <w:sz w:val="24"/>
+          <w:szCs w:val="24"/>
+        </w:rPr>
+      </w:pPr>
+    </w:p>
+    <w:p>
+      <w:pPr>
         <w:jc w:val="both"/>
         <w:rPr>
           <w:rFonts w:ascii="Times New Roman" w:hAnsi="Times New Roman" w:cs="Times New Roman"/>
@@ -27244,86 +29381,14 @@
     </w:p>
     <w:p>
       <w:pPr>
-        <w:jc w:val="both"/>
-        <w:rPr>
-          <w:rFonts w:ascii="Times New Roman" w:hAnsi="Times New Roman" w:cs="Times New Roman"/>
-        </w:rPr>
-      </w:pPr>
-    </w:p>
-    <w:p>
-      <w:pPr>
-        <w:jc w:val="both"/>
-        <w:rPr>
-          <w:rFonts w:ascii="Times New Roman" w:hAnsi="Times New Roman" w:cs="Times New Roman"/>
-        </w:rPr>
-      </w:pPr>
-    </w:p>
-    <w:p>
-      <w:pPr>
-        <w:jc w:val="both"/>
-        <w:rPr>
-          <w:rFonts w:ascii="Times New Roman" w:hAnsi="Times New Roman" w:cs="Times New Roman"/>
-        </w:rPr>
-      </w:pPr>
-    </w:p>
-    <w:p>
-      <w:pPr>
-        <w:jc w:val="both"/>
-        <w:rPr>
-          <w:rFonts w:ascii="Times New Roman" w:hAnsi="Times New Roman" w:cs="Times New Roman"/>
-        </w:rPr>
-      </w:pPr>
-    </w:p>
-    <w:p>
-      <w:pPr>
-        <w:jc w:val="both"/>
-        <w:rPr>
-          <w:rFonts w:ascii="Times New Roman" w:hAnsi="Times New Roman" w:cs="Times New Roman"/>
-        </w:rPr>
-      </w:pPr>
-    </w:p>
-    <w:p>
-      <w:pPr>
-        <w:jc w:val="both"/>
-        <w:rPr>
-          <w:rFonts w:ascii="Times New Roman" w:hAnsi="Times New Roman" w:cs="Times New Roman"/>
-        </w:rPr>
-      </w:pPr>
-    </w:p>
-    <w:p>
-      <w:pPr>
-        <w:jc w:val="both"/>
-        <w:rPr>
-          <w:rFonts w:ascii="Times New Roman" w:hAnsi="Times New Roman" w:cs="Times New Roman"/>
-        </w:rPr>
-      </w:pPr>
-    </w:p>
-    <w:p>
-      <w:pPr>
-        <w:jc w:val="both"/>
-        <w:rPr>
-          <w:rFonts w:ascii="Times New Roman" w:hAnsi="Times New Roman" w:cs="Times New Roman"/>
-        </w:rPr>
-      </w:pPr>
-    </w:p>
-    <w:p>
-      <w:pPr>
-        <w:jc w:val="both"/>
-        <w:rPr>
-          <w:rFonts w:ascii="Times New Roman" w:hAnsi="Times New Roman" w:cs="Times New Roman"/>
-        </w:rPr>
-      </w:pPr>
-    </w:p>
-    <w:p>
-      <w:pPr>
         <w:pStyle w:val="Heading1"/>
         <w:jc w:val="both"/>
         <w:rPr>
           <w:rFonts w:ascii="Times New Roman" w:hAnsi="Times New Roman" w:cs="Times New Roman"/>
         </w:rPr>
       </w:pPr>
-      <w:bookmarkStart w:id="68" w:name="_Hlk209904519"/>
-      <w:bookmarkStart w:id="69" w:name="_Toc227175449"/>
+      <w:bookmarkStart w:id="75" w:name="_Hlk209904519"/>
+      <w:bookmarkStart w:id="76" w:name="_Toc227271384"/>
       <w:r>
         <w:rPr>
           <w:rFonts w:ascii="Times New Roman" w:hAnsi="Times New Roman" w:cs="Times New Roman"/>
@@ -27331,7 +29396,7 @@
         <w:lastRenderedPageBreak/>
         <w:t>REFERENCES</w:t>
       </w:r>
-      <w:bookmarkEnd w:id="69"/>
+      <w:bookmarkEnd w:id="76"/>
       <w:r>
         <w:rPr>
           <w:rFonts w:ascii="Times New Roman" w:hAnsi="Times New Roman" w:cs="Times New Roman"/>
@@ -27620,7 +29685,7 @@
         </w:r>
       </w:hyperlink>
     </w:p>
-    <w:bookmarkEnd w:id="68"/>
+    <w:bookmarkEnd w:id="75"/>
     <w:p>
       <w:pPr>
         <w:jc w:val="both"/>
@@ -28086,6 +30151,60 @@
     </w:lvl>
   </w:abstractNum>
   <w:abstractNum w:abstractNumId="2" w15:restartNumberingAfterBreak="0">
+    <w:nsid w:val="049A4977"/>
+    <w:multiLevelType w:val="hybridMultilevel"/>
+    <w:tmpl w:val="4B6CEDC0"/>
+    <w:lvl w:ilvl="0" w:tplc="7A383B6C">
+      <w:start w:val="1"/>
+      <w:numFmt w:val="bullet"/>
+      <w:lvlText w:val="•"/>
+      <w:lvlJc w:val="left"/>
+      <w:pPr>
+        <w:ind w:left="720" w:hanging="360"/>
+      </w:pPr>
+    </w:lvl>
+    <w:lvl w:ilvl="1" w:tplc="24AE6E18">
+      <w:numFmt w:val="decimal"/>
+      <w:lvlText w:val=""/>
+      <w:lvlJc w:val="left"/>
+    </w:lvl>
+    <w:lvl w:ilvl="2" w:tplc="22C2BA7C">
+      <w:numFmt w:val="decimal"/>
+      <w:lvlText w:val=""/>
+      <w:lvlJc w:val="left"/>
+    </w:lvl>
+    <w:lvl w:ilvl="3" w:tplc="D688BC0A">
+      <w:numFmt w:val="decimal"/>
+      <w:lvlText w:val=""/>
+      <w:lvlJc w:val="left"/>
+    </w:lvl>
+    <w:lvl w:ilvl="4" w:tplc="595A28C0">
+      <w:numFmt w:val="decimal"/>
+      <w:lvlText w:val=""/>
+      <w:lvlJc w:val="left"/>
+    </w:lvl>
+    <w:lvl w:ilvl="5" w:tplc="D70206D8">
+      <w:numFmt w:val="decimal"/>
+      <w:lvlText w:val=""/>
+      <w:lvlJc w:val="left"/>
+    </w:lvl>
+    <w:lvl w:ilvl="6" w:tplc="FC96914E">
+      <w:numFmt w:val="decimal"/>
+      <w:lvlText w:val=""/>
+      <w:lvlJc w:val="left"/>
+    </w:lvl>
+    <w:lvl w:ilvl="7" w:tplc="DD8A81F2">
+      <w:numFmt w:val="decimal"/>
+      <w:lvlText w:val=""/>
+      <w:lvlJc w:val="left"/>
+    </w:lvl>
+    <w:lvl w:ilvl="8" w:tplc="883CF530">
+      <w:numFmt w:val="decimal"/>
+      <w:lvlText w:val=""/>
+      <w:lvlJc w:val="left"/>
+    </w:lvl>
+  </w:abstractNum>
+  <w:abstractNum w:abstractNumId="3" w15:restartNumberingAfterBreak="0">
     <w:nsid w:val="0B2838B2"/>
     <w:multiLevelType w:val="multilevel"/>
     <w:tmpl w:val="75769522"/>
@@ -28234,7 +30353,7 @@
       </w:rPr>
     </w:lvl>
   </w:abstractNum>
-  <w:abstractNum w:abstractNumId="3" w15:restartNumberingAfterBreak="0">
+  <w:abstractNum w:abstractNumId="4" w15:restartNumberingAfterBreak="0">
     <w:nsid w:val="150B0173"/>
     <w:multiLevelType w:val="multilevel"/>
     <w:tmpl w:val="84508298"/>
@@ -28347,7 +30466,7 @@
       </w:pPr>
     </w:lvl>
   </w:abstractNum>
-  <w:abstractNum w:abstractNumId="4" w15:restartNumberingAfterBreak="0">
+  <w:abstractNum w:abstractNumId="5" w15:restartNumberingAfterBreak="0">
     <w:nsid w:val="1F6B0DB8"/>
     <w:multiLevelType w:val="hybridMultilevel"/>
     <w:tmpl w:val="2C2C1B5E"/>
@@ -28436,7 +30555,7 @@
       </w:pPr>
     </w:lvl>
   </w:abstractNum>
-  <w:abstractNum w:abstractNumId="5" w15:restartNumberingAfterBreak="0">
+  <w:abstractNum w:abstractNumId="6" w15:restartNumberingAfterBreak="0">
     <w:nsid w:val="2672146A"/>
     <w:multiLevelType w:val="multilevel"/>
     <w:tmpl w:val="9C560C86"/>
@@ -28585,7 +30704,7 @@
       </w:rPr>
     </w:lvl>
   </w:abstractNum>
-  <w:abstractNum w:abstractNumId="6" w15:restartNumberingAfterBreak="0">
+  <w:abstractNum w:abstractNumId="7" w15:restartNumberingAfterBreak="0">
     <w:nsid w:val="27A64AE2"/>
     <w:multiLevelType w:val="multilevel"/>
     <w:tmpl w:val="E3A821E4"/>
@@ -28698,7 +30817,7 @@
       </w:pPr>
     </w:lvl>
   </w:abstractNum>
-  <w:abstractNum w:abstractNumId="7" w15:restartNumberingAfterBreak="0">
+  <w:abstractNum w:abstractNumId="8" w15:restartNumberingAfterBreak="0">
     <w:nsid w:val="2AA94BE0"/>
     <w:multiLevelType w:val="multilevel"/>
     <w:tmpl w:val="1CFA2D04"/>
@@ -28811,7 +30930,7 @@
       </w:pPr>
     </w:lvl>
   </w:abstractNum>
-  <w:abstractNum w:abstractNumId="8" w15:restartNumberingAfterBreak="0">
+  <w:abstractNum w:abstractNumId="9" w15:restartNumberingAfterBreak="0">
     <w:nsid w:val="3755742F"/>
     <w:multiLevelType w:val="multilevel"/>
     <w:tmpl w:val="050CEAA6"/>
@@ -28924,7 +31043,7 @@
       </w:pPr>
     </w:lvl>
   </w:abstractNum>
-  <w:abstractNum w:abstractNumId="9" w15:restartNumberingAfterBreak="0">
+  <w:abstractNum w:abstractNumId="10" w15:restartNumberingAfterBreak="0">
     <w:nsid w:val="398D0583"/>
     <w:multiLevelType w:val="hybridMultilevel"/>
     <w:tmpl w:val="3EA6F130"/>
@@ -29010,7 +31129,7 @@
       </w:pPr>
     </w:lvl>
   </w:abstractNum>
-  <w:abstractNum w:abstractNumId="10" w15:restartNumberingAfterBreak="0">
+  <w:abstractNum w:abstractNumId="11" w15:restartNumberingAfterBreak="0">
     <w:nsid w:val="3B532E67"/>
     <w:multiLevelType w:val="multilevel"/>
     <w:tmpl w:val="CD607EC0"/>
@@ -29159,7 +31278,7 @@
       </w:rPr>
     </w:lvl>
   </w:abstractNum>
-  <w:abstractNum w:abstractNumId="11" w15:restartNumberingAfterBreak="0">
+  <w:abstractNum w:abstractNumId="12" w15:restartNumberingAfterBreak="0">
     <w:nsid w:val="3C402CAB"/>
     <w:multiLevelType w:val="multilevel"/>
     <w:tmpl w:val="AA60AD4A"/>
@@ -29308,7 +31427,7 @@
       </w:rPr>
     </w:lvl>
   </w:abstractNum>
-  <w:abstractNum w:abstractNumId="12" w15:restartNumberingAfterBreak="0">
+  <w:abstractNum w:abstractNumId="13" w15:restartNumberingAfterBreak="0">
     <w:nsid w:val="43665892"/>
     <w:multiLevelType w:val="multilevel"/>
     <w:tmpl w:val="23609112"/>
@@ -29457,7 +31576,7 @@
       </w:rPr>
     </w:lvl>
   </w:abstractNum>
-  <w:abstractNum w:abstractNumId="13" w15:restartNumberingAfterBreak="0">
+  <w:abstractNum w:abstractNumId="14" w15:restartNumberingAfterBreak="0">
     <w:nsid w:val="43B77E69"/>
     <w:multiLevelType w:val="hybridMultilevel"/>
     <w:tmpl w:val="E36414EE"/>
@@ -29569,7 +31688,7 @@
       </w:rPr>
     </w:lvl>
   </w:abstractNum>
-  <w:abstractNum w:abstractNumId="14" w15:restartNumberingAfterBreak="0">
+  <w:abstractNum w:abstractNumId="15" w15:restartNumberingAfterBreak="0">
     <w:nsid w:val="487C7570"/>
     <w:multiLevelType w:val="multilevel"/>
     <w:tmpl w:val="48347A66"/>
@@ -29718,7 +31837,7 @@
       </w:rPr>
     </w:lvl>
   </w:abstractNum>
-  <w:abstractNum w:abstractNumId="15" w15:restartNumberingAfterBreak="0">
+  <w:abstractNum w:abstractNumId="16" w15:restartNumberingAfterBreak="0">
     <w:nsid w:val="4DC953E6"/>
     <w:multiLevelType w:val="multilevel"/>
     <w:tmpl w:val="B9242BD8"/>
@@ -29867,7 +31986,7 @@
       </w:rPr>
     </w:lvl>
   </w:abstractNum>
-  <w:abstractNum w:abstractNumId="16" w15:restartNumberingAfterBreak="0">
+  <w:abstractNum w:abstractNumId="17" w15:restartNumberingAfterBreak="0">
     <w:nsid w:val="4E6F35B3"/>
     <w:multiLevelType w:val="multilevel"/>
     <w:tmpl w:val="8570824A"/>
@@ -30016,7 +32135,7 @@
       </w:rPr>
     </w:lvl>
   </w:abstractNum>
-  <w:abstractNum w:abstractNumId="17" w15:restartNumberingAfterBreak="0">
+  <w:abstractNum w:abstractNumId="18" w15:restartNumberingAfterBreak="0">
     <w:nsid w:val="53F1197B"/>
     <w:multiLevelType w:val="multilevel"/>
     <w:tmpl w:val="8710D79A"/>
@@ -30165,7 +32284,7 @@
       </w:rPr>
     </w:lvl>
   </w:abstractNum>
-  <w:abstractNum w:abstractNumId="18" w15:restartNumberingAfterBreak="0">
+  <w:abstractNum w:abstractNumId="19" w15:restartNumberingAfterBreak="0">
     <w:nsid w:val="57482B25"/>
     <w:multiLevelType w:val="hybridMultilevel"/>
     <w:tmpl w:val="EA265E6C"/>
@@ -30278,7 +32397,7 @@
       </w:rPr>
     </w:lvl>
   </w:abstractNum>
-  <w:abstractNum w:abstractNumId="19" w15:restartNumberingAfterBreak="0">
+  <w:abstractNum w:abstractNumId="20" w15:restartNumberingAfterBreak="0">
     <w:nsid w:val="5A4B2CB6"/>
     <w:multiLevelType w:val="multilevel"/>
     <w:tmpl w:val="FBEAD586"/>
@@ -30427,7 +32546,7 @@
       </w:rPr>
     </w:lvl>
   </w:abstractNum>
-  <w:abstractNum w:abstractNumId="20" w15:restartNumberingAfterBreak="0">
+  <w:abstractNum w:abstractNumId="21" w15:restartNumberingAfterBreak="0">
     <w:nsid w:val="5B6A3138"/>
     <w:multiLevelType w:val="multilevel"/>
     <w:tmpl w:val="D360C2AE"/>
@@ -30576,7 +32695,7 @@
       </w:rPr>
     </w:lvl>
   </w:abstractNum>
-  <w:abstractNum w:abstractNumId="21" w15:restartNumberingAfterBreak="0">
+  <w:abstractNum w:abstractNumId="22" w15:restartNumberingAfterBreak="0">
     <w:nsid w:val="65FB1697"/>
     <w:multiLevelType w:val="multilevel"/>
     <w:tmpl w:val="8684D520"/>
@@ -30689,7 +32808,7 @@
       </w:pPr>
     </w:lvl>
   </w:abstractNum>
-  <w:abstractNum w:abstractNumId="22" w15:restartNumberingAfterBreak="0">
+  <w:abstractNum w:abstractNumId="23" w15:restartNumberingAfterBreak="0">
     <w:nsid w:val="6BEF031F"/>
     <w:multiLevelType w:val="multilevel"/>
     <w:tmpl w:val="C672B3F2"/>
@@ -30802,7 +32921,7 @@
       </w:rPr>
     </w:lvl>
   </w:abstractNum>
-  <w:abstractNum w:abstractNumId="23" w15:restartNumberingAfterBreak="0">
+  <w:abstractNum w:abstractNumId="24" w15:restartNumberingAfterBreak="0">
     <w:nsid w:val="72D77500"/>
     <w:multiLevelType w:val="multilevel"/>
     <w:tmpl w:val="A7EEECDE"/>
@@ -30952,55 +33071,55 @@
     </w:lvl>
   </w:abstractNum>
   <w:num w:numId="1" w16cid:durableId="1918200013">
+    <w:abstractNumId w:val="23"/>
+  </w:num>
+  <w:num w:numId="2" w16cid:durableId="1678070960">
+    <w:abstractNumId w:val="13"/>
+  </w:num>
+  <w:num w:numId="3" w16cid:durableId="777598850">
+    <w:abstractNumId w:val="12"/>
+  </w:num>
+  <w:num w:numId="4" w16cid:durableId="797526459">
+    <w:abstractNumId w:val="9"/>
+  </w:num>
+  <w:num w:numId="5" w16cid:durableId="1806309653">
+    <w:abstractNumId w:val="17"/>
+  </w:num>
+  <w:num w:numId="6" w16cid:durableId="1893887759">
     <w:abstractNumId w:val="22"/>
   </w:num>
-  <w:num w:numId="2" w16cid:durableId="1678070960">
-    <w:abstractNumId w:val="12"/>
+  <w:num w:numId="7" w16cid:durableId="1120369957">
+    <w:abstractNumId w:val="24"/>
   </w:num>
-  <w:num w:numId="3" w16cid:durableId="777598850">
+  <w:num w:numId="8" w16cid:durableId="2046172054">
     <w:abstractNumId w:val="11"/>
   </w:num>
-  <w:num w:numId="4" w16cid:durableId="797526459">
+  <w:num w:numId="9" w16cid:durableId="1783256488">
+    <w:abstractNumId w:val="3"/>
+  </w:num>
+  <w:num w:numId="10" w16cid:durableId="413553771">
+    <w:abstractNumId w:val="21"/>
+  </w:num>
+  <w:num w:numId="11" w16cid:durableId="395056504">
+    <w:abstractNumId w:val="20"/>
+  </w:num>
+  <w:num w:numId="12" w16cid:durableId="434980902">
+    <w:abstractNumId w:val="15"/>
+  </w:num>
+  <w:num w:numId="13" w16cid:durableId="933980407">
+    <w:abstractNumId w:val="4"/>
+  </w:num>
+  <w:num w:numId="14" w16cid:durableId="1332216072">
+    <w:abstractNumId w:val="7"/>
+  </w:num>
+  <w:num w:numId="15" w16cid:durableId="781192857">
+    <w:abstractNumId w:val="16"/>
+  </w:num>
+  <w:num w:numId="16" w16cid:durableId="862792537">
     <w:abstractNumId w:val="8"/>
   </w:num>
-  <w:num w:numId="5" w16cid:durableId="1806309653">
-    <w:abstractNumId w:val="16"/>
-  </w:num>
-  <w:num w:numId="6" w16cid:durableId="1893887759">
-    <w:abstractNumId w:val="21"/>
-  </w:num>
-  <w:num w:numId="7" w16cid:durableId="1120369957">
-    <w:abstractNumId w:val="23"/>
-  </w:num>
-  <w:num w:numId="8" w16cid:durableId="2046172054">
-    <w:abstractNumId w:val="10"/>
-  </w:num>
-  <w:num w:numId="9" w16cid:durableId="1783256488">
-    <w:abstractNumId w:val="2"/>
-  </w:num>
-  <w:num w:numId="10" w16cid:durableId="413553771">
-    <w:abstractNumId w:val="20"/>
-  </w:num>
-  <w:num w:numId="11" w16cid:durableId="395056504">
-    <w:abstractNumId w:val="19"/>
-  </w:num>
-  <w:num w:numId="12" w16cid:durableId="434980902">
-    <w:abstractNumId w:val="14"/>
-  </w:num>
-  <w:num w:numId="13" w16cid:durableId="933980407">
-    <w:abstractNumId w:val="3"/>
-  </w:num>
-  <w:num w:numId="14" w16cid:durableId="1332216072">
+  <w:num w:numId="17" w16cid:durableId="1639532519">
     <w:abstractNumId w:val="6"/>
-  </w:num>
-  <w:num w:numId="15" w16cid:durableId="781192857">
-    <w:abstractNumId w:val="15"/>
-  </w:num>
-  <w:num w:numId="16" w16cid:durableId="862792537">
-    <w:abstractNumId w:val="7"/>
-  </w:num>
-  <w:num w:numId="17" w16cid:durableId="1639532519">
-    <w:abstractNumId w:val="5"/>
   </w:num>
   <w:num w:numId="18" w16cid:durableId="482746678">
     <w:abstractNumId w:val="0"/>
@@ -31009,19 +33128,25 @@
     <w:abstractNumId w:val="1"/>
   </w:num>
   <w:num w:numId="20" w16cid:durableId="1501889285">
-    <w:abstractNumId w:val="17"/>
+    <w:abstractNumId w:val="18"/>
   </w:num>
   <w:num w:numId="21" w16cid:durableId="1331757440">
-    <w:abstractNumId w:val="9"/>
+    <w:abstractNumId w:val="10"/>
   </w:num>
   <w:num w:numId="22" w16cid:durableId="1608537782">
-    <w:abstractNumId w:val="4"/>
+    <w:abstractNumId w:val="5"/>
   </w:num>
   <w:num w:numId="23" w16cid:durableId="223223184">
-    <w:abstractNumId w:val="18"/>
+    <w:abstractNumId w:val="19"/>
   </w:num>
   <w:num w:numId="24" w16cid:durableId="1170869080">
-    <w:abstractNumId w:val="13"/>
+    <w:abstractNumId w:val="14"/>
+  </w:num>
+  <w:num w:numId="25" w16cid:durableId="449276423">
+    <w:abstractNumId w:val="2"/>
+    <w:lvlOverride w:ilvl="0">
+      <w:startOverride w:val="1"/>
+    </w:lvlOverride>
   </w:num>
 </w:numbering>
 </file>
@@ -31225,7 +33350,7 @@
     <w:lsdException w:name="Medium Shading 2 Accent 1" w:uiPriority="64"/>
     <w:lsdException w:name="Medium List 1 Accent 1" w:uiPriority="65"/>
     <w:lsdException w:name="Revision" w:semiHidden="1"/>
-    <w:lsdException w:name="List Paragraph" w:uiPriority="34" w:qFormat="1"/>
+    <w:lsdException w:name="List Paragraph" w:uiPriority="0" w:qFormat="1"/>
     <w:lsdException w:name="Quote" w:uiPriority="29" w:qFormat="1"/>
     <w:lsdException w:name="Intense Quote" w:uiPriority="30" w:qFormat="1"/>
     <w:lsdException w:name="Medium List 2 Accent 1" w:uiPriority="66"/>
@@ -31626,6 +33751,7 @@
   <w:style w:type="character" w:default="1" w:styleId="DefaultParagraphFont">
     <w:name w:val="Default Paragraph Font"/>
     <w:uiPriority w:val="1"/>
+    <w:semiHidden/>
     <w:unhideWhenUsed/>
   </w:style>
   <w:style w:type="table" w:default="1" w:styleId="TableNormal">
@@ -31867,7 +33993,6 @@
   <w:style w:type="paragraph" w:styleId="ListParagraph">
     <w:name w:val="List Paragraph"/>
     <w:basedOn w:val="Normal"/>
-    <w:uiPriority w:val="34"/>
     <w:qFormat/>
     <w:rsid w:val="00C90BD1"/>
     <w:pPr>

--- a/docs/AirLume_draftv4.docx
+++ b/docs/AirLume_draftv4.docx
@@ -236,7 +236,43 @@
               <w:sz w:val="24"/>
               <w:szCs w:val="24"/>
             </w:rPr>
-            <w:t>Testing demonstrated that the C physics engine achieved the 80% accuracy target on historical lightning data, with the ML enhancement layer achieving 45% accuracy on cross-validated predictions. The system successfully met real-time performance requirements with an average processing time of 88.2 milliseconds. The Ada safety monitor achieved 100% accuracy in alert generation, validating the dissimilar redundancy architecture.</w:t>
+            <w:t>Testing demonstrated that the C physics engine achieved the 8</w:t>
+          </w:r>
+          <w:r>
+            <w:rPr>
+              <w:rFonts w:ascii="Times New Roman" w:hAnsi="Times New Roman" w:cs="Times New Roman"/>
+              <w:iCs/>
+              <w:sz w:val="24"/>
+              <w:szCs w:val="24"/>
+            </w:rPr>
+            <w:t>8</w:t>
+          </w:r>
+          <w:r>
+            <w:rPr>
+              <w:rFonts w:ascii="Times New Roman" w:hAnsi="Times New Roman" w:cs="Times New Roman"/>
+              <w:iCs/>
+              <w:sz w:val="24"/>
+              <w:szCs w:val="24"/>
+            </w:rPr>
+            <w:t xml:space="preserve">% accuracy target on historical lightning data, with the ML enhancement layer achieving </w:t>
+          </w:r>
+          <w:r>
+            <w:rPr>
+              <w:rFonts w:ascii="Times New Roman" w:hAnsi="Times New Roman" w:cs="Times New Roman"/>
+              <w:iCs/>
+              <w:sz w:val="24"/>
+              <w:szCs w:val="24"/>
+            </w:rPr>
+            <w:t>5</w:t>
+          </w:r>
+          <w:r>
+            <w:rPr>
+              <w:rFonts w:ascii="Times New Roman" w:hAnsi="Times New Roman" w:cs="Times New Roman"/>
+              <w:iCs/>
+              <w:sz w:val="24"/>
+              <w:szCs w:val="24"/>
+            </w:rPr>
+            <w:t>5% accuracy on cross-validated predictions. The system successfully met real-time performance requirements with an average processing time of 88.2 milliseconds. The Ada safety monitor achieved 100% accuracy in alert generation, validating the dissimilar redundancy architecture.</w:t>
           </w:r>
         </w:p>
         <w:p>
@@ -1006,7 +1042,7 @@
               <w:sz w:val="24"/>
               <w:szCs w:val="24"/>
             </w:rPr>
-            <w:t>Signed: ______________________</w:t>
+            <w:t>Signed: ________________</w:t>
           </w:r>
         </w:p>
         <w:p>
@@ -1046,7 +1082,16 @@
               <w:sz w:val="24"/>
               <w:szCs w:val="24"/>
             </w:rPr>
-            <w:t>Date: ________________________</w:t>
+            <w:t xml:space="preserve">Date: </w:t>
+          </w:r>
+          <w:r>
+            <w:rPr>
+              <w:rFonts w:ascii="Times New Roman" w:hAnsi="Times New Roman" w:cs="Times New Roman"/>
+              <w:iCs/>
+              <w:sz w:val="24"/>
+              <w:szCs w:val="24"/>
+            </w:rPr>
+            <w:t>April 17, 2026</w:t>
           </w:r>
         </w:p>
         <w:p>
@@ -1226,39 +1271,7 @@
               <w:rFonts w:ascii="Times New Roman" w:hAnsi="Times New Roman" w:cs="Times New Roman"/>
               <w:sz w:val="24"/>
             </w:rPr>
-            <w:t xml:space="preserve">AirLume is a multi-language lightning prediction system designed and built </w:t>
-          </w:r>
-          <w:proofErr w:type="gramStart"/>
-          <w:r>
-            <w:rPr>
-              <w:rFonts w:ascii="Times New Roman" w:hAnsi="Times New Roman" w:cs="Times New Roman"/>
-              <w:sz w:val="24"/>
-            </w:rPr>
-            <w:t>on the basis of</w:t>
-          </w:r>
-          <w:proofErr w:type="gramEnd"/>
-          <w:r>
-            <w:rPr>
-              <w:rFonts w:ascii="Times New Roman" w:hAnsi="Times New Roman" w:cs="Times New Roman"/>
-              <w:sz w:val="24"/>
-            </w:rPr>
-            <w:t xml:space="preserve"> operational efficiency, prediction accuracy, and safety compliance </w:t>
-          </w:r>
-          <w:proofErr w:type="gramStart"/>
-          <w:r>
-            <w:rPr>
-              <w:rFonts w:ascii="Times New Roman" w:hAnsi="Times New Roman" w:cs="Times New Roman"/>
-              <w:sz w:val="24"/>
-            </w:rPr>
-            <w:t>in order to</w:t>
-          </w:r>
-          <w:proofErr w:type="gramEnd"/>
-          <w:r>
-            <w:rPr>
-              <w:rFonts w:ascii="Times New Roman" w:hAnsi="Times New Roman" w:cs="Times New Roman"/>
-              <w:sz w:val="24"/>
-            </w:rPr>
-            <w:t xml:space="preserve"> provide precise lightning strike forecasting along specific flight routes. The end goal is to reduce aviation industry costs by enabling optimized route planning that minimizes lightning exposure while maintaining operational efficiency.</w:t>
+            <w:t>AirLume is a multi-language lightning prediction system designed and built on the basis of operational efficiency, prediction accuracy, and safety compliance in order to provide precise lightning strike forecasting along specific flight routes. The end goal is to reduce aviation industry costs by enabling optimized route planning that minimizes lightning exposure while maintaining operational efficiency.</w:t>
           </w:r>
         </w:p>
         <w:p>
@@ -1344,17 +1357,22 @@
               <w:rFonts w:ascii="Times New Roman" w:hAnsi="Times New Roman" w:cs="Times New Roman"/>
               <w:sz w:val="24"/>
             </w:rPr>
-            <w:t xml:space="preserve">C physics engine achieving 80% prediction accuracy on historical lightning data, with real-time route analysis averaging 88.2 </w:t>
+            <w:t>C physics engine achieving 8</w:t>
           </w:r>
-          <w:proofErr w:type="spellStart"/>
           <w:r>
             <w:rPr>
               <w:rFonts w:ascii="Times New Roman" w:hAnsi="Times New Roman" w:cs="Times New Roman"/>
               <w:sz w:val="24"/>
             </w:rPr>
-            <w:t>ms</w:t>
+            <w:t>8</w:t>
           </w:r>
-          <w:proofErr w:type="spellEnd"/>
+          <w:r>
+            <w:rPr>
+              <w:rFonts w:ascii="Times New Roman" w:hAnsi="Times New Roman" w:cs="Times New Roman"/>
+              <w:sz w:val="24"/>
+            </w:rPr>
+            <w:t>% prediction accuracy on historical lightning data, with real-time route analysis averaging 88.2 ms</w:t>
+          </w:r>
         </w:p>
         <w:p>
           <w:pPr>
@@ -1409,7 +1427,21 @@
               <w:rFonts w:ascii="Times New Roman" w:hAnsi="Times New Roman" w:cs="Times New Roman"/>
               <w:sz w:val="24"/>
             </w:rPr>
-            <w:t>The final system meets the core project criteria for real-time performance, safety compliance, and multi-altitude risk assessment. The ML enhancement layer achieved 45% cross-validated accuracy on a limited 100-sample dataset, falling short of the 80% target; it is recommended that future work focus on expanding the training dataset to improve ML performance. Additional recommendations include integration with live avionics systems and formal DO-178C certification testing.</w:t>
+            <w:t xml:space="preserve">The final system meets the core project criteria for real-time performance, safety compliance, and multi-altitude risk assessment. The ML enhancement layer achieved </w:t>
+          </w:r>
+          <w:r>
+            <w:rPr>
+              <w:rFonts w:ascii="Times New Roman" w:hAnsi="Times New Roman" w:cs="Times New Roman"/>
+              <w:sz w:val="24"/>
+            </w:rPr>
+            <w:t>5</w:t>
+          </w:r>
+          <w:r>
+            <w:rPr>
+              <w:rFonts w:ascii="Times New Roman" w:hAnsi="Times New Roman" w:cs="Times New Roman"/>
+              <w:sz w:val="24"/>
+            </w:rPr>
+            <w:t>5% cross-validated accuracy on a limited 100-sample dataset, falling short of the 80% target; it is recommended that future work focus on expanding the training dataset to improve ML performance. Additional recommendations include integration with live avionics systems and formal DO-178C certification testing.</w:t>
           </w:r>
         </w:p>
         <w:p>
@@ -1556,7 +1588,7 @@
             </w:rPr>
             <w:fldChar w:fldCharType="separate"/>
           </w:r>
-          <w:hyperlink w:anchor="_Toc227271333" w:history="1">
+          <w:hyperlink w:anchor="_Toc227337470" w:history="1">
             <w:r>
               <w:rPr>
                 <w:rStyle w:val="Hyperlink"/>
@@ -1584,7 +1616,7 @@
                 <w:noProof/>
                 <w:webHidden/>
               </w:rPr>
-              <w:instrText xml:space="preserve"> PAGEREF _Toc227271333 \h </w:instrText>
+              <w:instrText xml:space="preserve"> PAGEREF _Toc227337470 \h </w:instrText>
             </w:r>
             <w:r>
               <w:rPr>
@@ -1629,7 +1661,7 @@
               <w:lang w:eastAsia="en-CA"/>
             </w:rPr>
           </w:pPr>
-          <w:hyperlink w:anchor="_Toc227271334" w:history="1">
+          <w:hyperlink w:anchor="_Toc227337471" w:history="1">
             <w:r>
               <w:rPr>
                 <w:rStyle w:val="Hyperlink"/>
@@ -1657,7 +1689,7 @@
                 <w:noProof/>
                 <w:webHidden/>
               </w:rPr>
-              <w:instrText xml:space="preserve"> PAGEREF _Toc227271334 \h </w:instrText>
+              <w:instrText xml:space="preserve"> PAGEREF _Toc227337471 \h </w:instrText>
             </w:r>
             <w:r>
               <w:rPr>
@@ -1702,7 +1734,7 @@
               <w:lang w:eastAsia="en-CA"/>
             </w:rPr>
           </w:pPr>
-          <w:hyperlink w:anchor="_Toc227271335" w:history="1">
+          <w:hyperlink w:anchor="_Toc227337472" w:history="1">
             <w:r>
               <w:rPr>
                 <w:rStyle w:val="Hyperlink"/>
@@ -1730,7 +1762,7 @@
                 <w:noProof/>
                 <w:webHidden/>
               </w:rPr>
-              <w:instrText xml:space="preserve"> PAGEREF _Toc227271335 \h </w:instrText>
+              <w:instrText xml:space="preserve"> PAGEREF _Toc227337472 \h </w:instrText>
             </w:r>
             <w:r>
               <w:rPr>
@@ -1775,7 +1807,7 @@
               <w:lang w:eastAsia="en-CA"/>
             </w:rPr>
           </w:pPr>
-          <w:hyperlink w:anchor="_Toc227271336" w:history="1">
+          <w:hyperlink w:anchor="_Toc227337473" w:history="1">
             <w:r>
               <w:rPr>
                 <w:rStyle w:val="Hyperlink"/>
@@ -1803,7 +1835,7 @@
                 <w:noProof/>
                 <w:webHidden/>
               </w:rPr>
-              <w:instrText xml:space="preserve"> PAGEREF _Toc227271336 \h </w:instrText>
+              <w:instrText xml:space="preserve"> PAGEREF _Toc227337473 \h </w:instrText>
             </w:r>
             <w:r>
               <w:rPr>
@@ -1848,7 +1880,7 @@
               <w:lang w:eastAsia="en-CA"/>
             </w:rPr>
           </w:pPr>
-          <w:hyperlink w:anchor="_Toc227271337" w:history="1">
+          <w:hyperlink w:anchor="_Toc227337474" w:history="1">
             <w:r>
               <w:rPr>
                 <w:rStyle w:val="Hyperlink"/>
@@ -1876,7 +1908,7 @@
                 <w:noProof/>
                 <w:webHidden/>
               </w:rPr>
-              <w:instrText xml:space="preserve"> PAGEREF _Toc227271337 \h </w:instrText>
+              <w:instrText xml:space="preserve"> PAGEREF _Toc227337474 \h </w:instrText>
             </w:r>
             <w:r>
               <w:rPr>
@@ -1921,7 +1953,7 @@
               <w:lang w:eastAsia="en-CA"/>
             </w:rPr>
           </w:pPr>
-          <w:hyperlink w:anchor="_Toc227271338" w:history="1">
+          <w:hyperlink w:anchor="_Toc227337475" w:history="1">
             <w:r>
               <w:rPr>
                 <w:rStyle w:val="Hyperlink"/>
@@ -1949,7 +1981,7 @@
                 <w:noProof/>
                 <w:webHidden/>
               </w:rPr>
-              <w:instrText xml:space="preserve"> PAGEREF _Toc227271338 \h </w:instrText>
+              <w:instrText xml:space="preserve"> PAGEREF _Toc227337475 \h </w:instrText>
             </w:r>
             <w:r>
               <w:rPr>
@@ -1994,7 +2026,7 @@
               <w:lang w:eastAsia="en-CA"/>
             </w:rPr>
           </w:pPr>
-          <w:hyperlink w:anchor="_Toc227271339" w:history="1">
+          <w:hyperlink w:anchor="_Toc227337476" w:history="1">
             <w:r>
               <w:rPr>
                 <w:rStyle w:val="Hyperlink"/>
@@ -2022,7 +2054,7 @@
                 <w:noProof/>
                 <w:webHidden/>
               </w:rPr>
-              <w:instrText xml:space="preserve"> PAGEREF _Toc227271339 \h </w:instrText>
+              <w:instrText xml:space="preserve"> PAGEREF _Toc227337476 \h </w:instrText>
             </w:r>
             <w:r>
               <w:rPr>
@@ -2067,7 +2099,7 @@
               <w:lang w:eastAsia="en-CA"/>
             </w:rPr>
           </w:pPr>
-          <w:hyperlink w:anchor="_Toc227271340" w:history="1">
+          <w:hyperlink w:anchor="_Toc227337477" w:history="1">
             <w:r>
               <w:rPr>
                 <w:rStyle w:val="Hyperlink"/>
@@ -2095,7 +2127,7 @@
                 <w:noProof/>
                 <w:webHidden/>
               </w:rPr>
-              <w:instrText xml:space="preserve"> PAGEREF _Toc227271340 \h </w:instrText>
+              <w:instrText xml:space="preserve"> PAGEREF _Toc227337477 \h </w:instrText>
             </w:r>
             <w:r>
               <w:rPr>
@@ -2140,7 +2172,7 @@
               <w:lang w:eastAsia="en-CA"/>
             </w:rPr>
           </w:pPr>
-          <w:hyperlink w:anchor="_Toc227271341" w:history="1">
+          <w:hyperlink w:anchor="_Toc227337478" w:history="1">
             <w:r>
               <w:rPr>
                 <w:rStyle w:val="Hyperlink"/>
@@ -2168,7 +2200,7 @@
                 <w:noProof/>
                 <w:webHidden/>
               </w:rPr>
-              <w:instrText xml:space="preserve"> PAGEREF _Toc227271341 \h </w:instrText>
+              <w:instrText xml:space="preserve"> PAGEREF _Toc227337478 \h </w:instrText>
             </w:r>
             <w:r>
               <w:rPr>
@@ -2213,7 +2245,7 @@
               <w:lang w:eastAsia="en-CA"/>
             </w:rPr>
           </w:pPr>
-          <w:hyperlink w:anchor="_Toc227271342" w:history="1">
+          <w:hyperlink w:anchor="_Toc227337479" w:history="1">
             <w:r>
               <w:rPr>
                 <w:rStyle w:val="Hyperlink"/>
@@ -2241,7 +2273,7 @@
                 <w:noProof/>
                 <w:webHidden/>
               </w:rPr>
-              <w:instrText xml:space="preserve"> PAGEREF _Toc227271342 \h </w:instrText>
+              <w:instrText xml:space="preserve"> PAGEREF _Toc227337479 \h </w:instrText>
             </w:r>
             <w:r>
               <w:rPr>
@@ -2286,7 +2318,7 @@
               <w:lang w:eastAsia="en-CA"/>
             </w:rPr>
           </w:pPr>
-          <w:hyperlink w:anchor="_Toc227271343" w:history="1">
+          <w:hyperlink w:anchor="_Toc227337480" w:history="1">
             <w:r>
               <w:rPr>
                 <w:rStyle w:val="Hyperlink"/>
@@ -2314,7 +2346,7 @@
                 <w:noProof/>
                 <w:webHidden/>
               </w:rPr>
-              <w:instrText xml:space="preserve"> PAGEREF _Toc227271343 \h </w:instrText>
+              <w:instrText xml:space="preserve"> PAGEREF _Toc227337480 \h </w:instrText>
             </w:r>
             <w:r>
               <w:rPr>
@@ -2359,7 +2391,7 @@
               <w:lang w:eastAsia="en-CA"/>
             </w:rPr>
           </w:pPr>
-          <w:hyperlink w:anchor="_Toc227271344" w:history="1">
+          <w:hyperlink w:anchor="_Toc227337481" w:history="1">
             <w:r>
               <w:rPr>
                 <w:rStyle w:val="Hyperlink"/>
@@ -2387,7 +2419,7 @@
                 <w:noProof/>
                 <w:webHidden/>
               </w:rPr>
-              <w:instrText xml:space="preserve"> PAGEREF _Toc227271344 \h </w:instrText>
+              <w:instrText xml:space="preserve"> PAGEREF _Toc227337481 \h </w:instrText>
             </w:r>
             <w:r>
               <w:rPr>
@@ -2432,7 +2464,7 @@
               <w:lang w:eastAsia="en-CA"/>
             </w:rPr>
           </w:pPr>
-          <w:hyperlink w:anchor="_Toc227271345" w:history="1">
+          <w:hyperlink w:anchor="_Toc227337482" w:history="1">
             <w:r>
               <w:rPr>
                 <w:rStyle w:val="Hyperlink"/>
@@ -2460,7 +2492,7 @@
                 <w:noProof/>
                 <w:webHidden/>
               </w:rPr>
-              <w:instrText xml:space="preserve"> PAGEREF _Toc227271345 \h </w:instrText>
+              <w:instrText xml:space="preserve"> PAGEREF _Toc227337482 \h </w:instrText>
             </w:r>
             <w:r>
               <w:rPr>
@@ -2505,7 +2537,7 @@
               <w:lang w:eastAsia="en-CA"/>
             </w:rPr>
           </w:pPr>
-          <w:hyperlink w:anchor="_Toc227271346" w:history="1">
+          <w:hyperlink w:anchor="_Toc227337483" w:history="1">
             <w:r>
               <w:rPr>
                 <w:rStyle w:val="Hyperlink"/>
@@ -2534,7 +2566,7 @@
                 <w:noProof/>
                 <w:webHidden/>
               </w:rPr>
-              <w:instrText xml:space="preserve"> PAGEREF _Toc227271346 \h </w:instrText>
+              <w:instrText xml:space="preserve"> PAGEREF _Toc227337483 \h </w:instrText>
             </w:r>
             <w:r>
               <w:rPr>
@@ -2579,7 +2611,7 @@
               <w:lang w:eastAsia="en-CA"/>
             </w:rPr>
           </w:pPr>
-          <w:hyperlink w:anchor="_Toc227271347" w:history="1">
+          <w:hyperlink w:anchor="_Toc227337484" w:history="1">
             <w:r>
               <w:rPr>
                 <w:rStyle w:val="Hyperlink"/>
@@ -2608,7 +2640,7 @@
                 <w:noProof/>
                 <w:webHidden/>
               </w:rPr>
-              <w:instrText xml:space="preserve"> PAGEREF _Toc227271347 \h </w:instrText>
+              <w:instrText xml:space="preserve"> PAGEREF _Toc227337484 \h </w:instrText>
             </w:r>
             <w:r>
               <w:rPr>
@@ -2653,7 +2685,7 @@
               <w:lang w:eastAsia="en-CA"/>
             </w:rPr>
           </w:pPr>
-          <w:hyperlink w:anchor="_Toc227271348" w:history="1">
+          <w:hyperlink w:anchor="_Toc227337485" w:history="1">
             <w:r>
               <w:rPr>
                 <w:rStyle w:val="Hyperlink"/>
@@ -2682,7 +2714,7 @@
                 <w:noProof/>
                 <w:webHidden/>
               </w:rPr>
-              <w:instrText xml:space="preserve"> PAGEREF _Toc227271348 \h </w:instrText>
+              <w:instrText xml:space="preserve"> PAGEREF _Toc227337485 \h </w:instrText>
             </w:r>
             <w:r>
               <w:rPr>
@@ -2727,7 +2759,7 @@
               <w:lang w:eastAsia="en-CA"/>
             </w:rPr>
           </w:pPr>
-          <w:hyperlink w:anchor="_Toc227271349" w:history="1">
+          <w:hyperlink w:anchor="_Toc227337486" w:history="1">
             <w:r>
               <w:rPr>
                 <w:rStyle w:val="Hyperlink"/>
@@ -2755,7 +2787,7 @@
                 <w:noProof/>
                 <w:webHidden/>
               </w:rPr>
-              <w:instrText xml:space="preserve"> PAGEREF _Toc227271349 \h </w:instrText>
+              <w:instrText xml:space="preserve"> PAGEREF _Toc227337486 \h </w:instrText>
             </w:r>
             <w:r>
               <w:rPr>
@@ -2800,7 +2832,7 @@
               <w:lang w:eastAsia="en-CA"/>
             </w:rPr>
           </w:pPr>
-          <w:hyperlink w:anchor="_Toc227271350" w:history="1">
+          <w:hyperlink w:anchor="_Toc227337487" w:history="1">
             <w:r>
               <w:rPr>
                 <w:rStyle w:val="Hyperlink"/>
@@ -2829,7 +2861,7 @@
                 <w:noProof/>
                 <w:webHidden/>
               </w:rPr>
-              <w:instrText xml:space="preserve"> PAGEREF _Toc227271350 \h </w:instrText>
+              <w:instrText xml:space="preserve"> PAGEREF _Toc227337487 \h </w:instrText>
             </w:r>
             <w:r>
               <w:rPr>
@@ -2874,7 +2906,7 @@
               <w:lang w:eastAsia="en-CA"/>
             </w:rPr>
           </w:pPr>
-          <w:hyperlink w:anchor="_Toc227271351" w:history="1">
+          <w:hyperlink w:anchor="_Toc227337488" w:history="1">
             <w:r>
               <w:rPr>
                 <w:rStyle w:val="Hyperlink"/>
@@ -2903,7 +2935,7 @@
                 <w:noProof/>
                 <w:webHidden/>
               </w:rPr>
-              <w:instrText xml:space="preserve"> PAGEREF _Toc227271351 \h </w:instrText>
+              <w:instrText xml:space="preserve"> PAGEREF _Toc227337488 \h </w:instrText>
             </w:r>
             <w:r>
               <w:rPr>
@@ -2948,7 +2980,7 @@
               <w:lang w:eastAsia="en-CA"/>
             </w:rPr>
           </w:pPr>
-          <w:hyperlink w:anchor="_Toc227271352" w:history="1">
+          <w:hyperlink w:anchor="_Toc227337489" w:history="1">
             <w:r>
               <w:rPr>
                 <w:rStyle w:val="Hyperlink"/>
@@ -2977,7 +3009,7 @@
                 <w:noProof/>
                 <w:webHidden/>
               </w:rPr>
-              <w:instrText xml:space="preserve"> PAGEREF _Toc227271352 \h </w:instrText>
+              <w:instrText xml:space="preserve"> PAGEREF _Toc227337489 \h </w:instrText>
             </w:r>
             <w:r>
               <w:rPr>
@@ -3022,7 +3054,7 @@
               <w:lang w:eastAsia="en-CA"/>
             </w:rPr>
           </w:pPr>
-          <w:hyperlink w:anchor="_Toc227271353" w:history="1">
+          <w:hyperlink w:anchor="_Toc227337490" w:history="1">
             <w:r>
               <w:rPr>
                 <w:rStyle w:val="Hyperlink"/>
@@ -3051,7 +3083,7 @@
                 <w:noProof/>
                 <w:webHidden/>
               </w:rPr>
-              <w:instrText xml:space="preserve"> PAGEREF _Toc227271353 \h </w:instrText>
+              <w:instrText xml:space="preserve"> PAGEREF _Toc227337490 \h </w:instrText>
             </w:r>
             <w:r>
               <w:rPr>
@@ -3096,7 +3128,7 @@
               <w:lang w:eastAsia="en-CA"/>
             </w:rPr>
           </w:pPr>
-          <w:hyperlink w:anchor="_Toc227271354" w:history="1">
+          <w:hyperlink w:anchor="_Toc227337491" w:history="1">
             <w:r>
               <w:rPr>
                 <w:rStyle w:val="Hyperlink"/>
@@ -3125,7 +3157,7 @@
                 <w:noProof/>
                 <w:webHidden/>
               </w:rPr>
-              <w:instrText xml:space="preserve"> PAGEREF _Toc227271354 \h </w:instrText>
+              <w:instrText xml:space="preserve"> PAGEREF _Toc227337491 \h </w:instrText>
             </w:r>
             <w:r>
               <w:rPr>
@@ -3170,7 +3202,7 @@
               <w:lang w:eastAsia="en-CA"/>
             </w:rPr>
           </w:pPr>
-          <w:hyperlink w:anchor="_Toc227271355" w:history="1">
+          <w:hyperlink w:anchor="_Toc227337492" w:history="1">
             <w:r>
               <w:rPr>
                 <w:rStyle w:val="Hyperlink"/>
@@ -3199,7 +3231,7 @@
                 <w:noProof/>
                 <w:webHidden/>
               </w:rPr>
-              <w:instrText xml:space="preserve"> PAGEREF _Toc227271355 \h </w:instrText>
+              <w:instrText xml:space="preserve"> PAGEREF _Toc227337492 \h </w:instrText>
             </w:r>
             <w:r>
               <w:rPr>
@@ -3244,7 +3276,7 @@
               <w:lang w:eastAsia="en-CA"/>
             </w:rPr>
           </w:pPr>
-          <w:hyperlink w:anchor="_Toc227271356" w:history="1">
+          <w:hyperlink w:anchor="_Toc227337493" w:history="1">
             <w:r>
               <w:rPr>
                 <w:rStyle w:val="Hyperlink"/>
@@ -3273,7 +3305,7 @@
                 <w:noProof/>
                 <w:webHidden/>
               </w:rPr>
-              <w:instrText xml:space="preserve"> PAGEREF _Toc227271356 \h </w:instrText>
+              <w:instrText xml:space="preserve"> PAGEREF _Toc227337493 \h </w:instrText>
             </w:r>
             <w:r>
               <w:rPr>
@@ -3318,7 +3350,7 @@
               <w:lang w:eastAsia="en-CA"/>
             </w:rPr>
           </w:pPr>
-          <w:hyperlink w:anchor="_Toc227271357" w:history="1">
+          <w:hyperlink w:anchor="_Toc227337494" w:history="1">
             <w:r>
               <w:rPr>
                 <w:rStyle w:val="Hyperlink"/>
@@ -3347,7 +3379,7 @@
                 <w:noProof/>
                 <w:webHidden/>
               </w:rPr>
-              <w:instrText xml:space="preserve"> PAGEREF _Toc227271357 \h </w:instrText>
+              <w:instrText xml:space="preserve"> PAGEREF _Toc227337494 \h </w:instrText>
             </w:r>
             <w:r>
               <w:rPr>
@@ -3392,7 +3424,7 @@
               <w:lang w:eastAsia="en-CA"/>
             </w:rPr>
           </w:pPr>
-          <w:hyperlink w:anchor="_Toc227271358" w:history="1">
+          <w:hyperlink w:anchor="_Toc227337495" w:history="1">
             <w:r>
               <w:rPr>
                 <w:rStyle w:val="Hyperlink"/>
@@ -3421,7 +3453,7 @@
                 <w:noProof/>
                 <w:webHidden/>
               </w:rPr>
-              <w:instrText xml:space="preserve"> PAGEREF _Toc227271358 \h </w:instrText>
+              <w:instrText xml:space="preserve"> PAGEREF _Toc227337495 \h </w:instrText>
             </w:r>
             <w:r>
               <w:rPr>
@@ -3466,7 +3498,7 @@
               <w:lang w:eastAsia="en-CA"/>
             </w:rPr>
           </w:pPr>
-          <w:hyperlink w:anchor="_Toc227271359" w:history="1">
+          <w:hyperlink w:anchor="_Toc227337496" w:history="1">
             <w:r>
               <w:rPr>
                 <w:rStyle w:val="Hyperlink"/>
@@ -3495,7 +3527,7 @@
                 <w:noProof/>
                 <w:webHidden/>
               </w:rPr>
-              <w:instrText xml:space="preserve"> PAGEREF _Toc227271359 \h </w:instrText>
+              <w:instrText xml:space="preserve"> PAGEREF _Toc227337496 \h </w:instrText>
             </w:r>
             <w:r>
               <w:rPr>
@@ -3540,7 +3572,7 @@
               <w:lang w:eastAsia="en-CA"/>
             </w:rPr>
           </w:pPr>
-          <w:hyperlink w:anchor="_Toc227271360" w:history="1">
+          <w:hyperlink w:anchor="_Toc227337497" w:history="1">
             <w:r>
               <w:rPr>
                 <w:rStyle w:val="Hyperlink"/>
@@ -3569,7 +3601,7 @@
                 <w:noProof/>
                 <w:webHidden/>
               </w:rPr>
-              <w:instrText xml:space="preserve"> PAGEREF _Toc227271360 \h </w:instrText>
+              <w:instrText xml:space="preserve"> PAGEREF _Toc227337497 \h </w:instrText>
             </w:r>
             <w:r>
               <w:rPr>
@@ -3614,7 +3646,7 @@
               <w:lang w:eastAsia="en-CA"/>
             </w:rPr>
           </w:pPr>
-          <w:hyperlink w:anchor="_Toc227271361" w:history="1">
+          <w:hyperlink w:anchor="_Toc227337498" w:history="1">
             <w:r>
               <w:rPr>
                 <w:rStyle w:val="Hyperlink"/>
@@ -3643,7 +3675,7 @@
                 <w:noProof/>
                 <w:webHidden/>
               </w:rPr>
-              <w:instrText xml:space="preserve"> PAGEREF _Toc227271361 \h </w:instrText>
+              <w:instrText xml:space="preserve"> PAGEREF _Toc227337498 \h </w:instrText>
             </w:r>
             <w:r>
               <w:rPr>
@@ -3688,7 +3720,7 @@
               <w:lang w:eastAsia="en-CA"/>
             </w:rPr>
           </w:pPr>
-          <w:hyperlink w:anchor="_Toc227271362" w:history="1">
+          <w:hyperlink w:anchor="_Toc227337499" w:history="1">
             <w:r>
               <w:rPr>
                 <w:rStyle w:val="Hyperlink"/>
@@ -3717,7 +3749,7 @@
                 <w:noProof/>
                 <w:webHidden/>
               </w:rPr>
-              <w:instrText xml:space="preserve"> PAGEREF _Toc227271362 \h </w:instrText>
+              <w:instrText xml:space="preserve"> PAGEREF _Toc227337499 \h </w:instrText>
             </w:r>
             <w:r>
               <w:rPr>
@@ -3762,7 +3794,7 @@
               <w:lang w:eastAsia="en-CA"/>
             </w:rPr>
           </w:pPr>
-          <w:hyperlink w:anchor="_Toc227271363" w:history="1">
+          <w:hyperlink w:anchor="_Toc227337500" w:history="1">
             <w:r>
               <w:rPr>
                 <w:rStyle w:val="Hyperlink"/>
@@ -3790,7 +3822,7 @@
                 <w:noProof/>
                 <w:webHidden/>
               </w:rPr>
-              <w:instrText xml:space="preserve"> PAGEREF _Toc227271363 \h </w:instrText>
+              <w:instrText xml:space="preserve"> PAGEREF _Toc227337500 \h </w:instrText>
             </w:r>
             <w:r>
               <w:rPr>
@@ -3835,7 +3867,7 @@
               <w:lang w:eastAsia="en-CA"/>
             </w:rPr>
           </w:pPr>
-          <w:hyperlink w:anchor="_Toc227271364" w:history="1">
+          <w:hyperlink w:anchor="_Toc227337501" w:history="1">
             <w:r>
               <w:rPr>
                 <w:rStyle w:val="Hyperlink"/>
@@ -3863,7 +3895,7 @@
                 <w:noProof/>
                 <w:webHidden/>
               </w:rPr>
-              <w:instrText xml:space="preserve"> PAGEREF _Toc227271364 \h </w:instrText>
+              <w:instrText xml:space="preserve"> PAGEREF _Toc227337501 \h </w:instrText>
             </w:r>
             <w:r>
               <w:rPr>
@@ -3908,7 +3940,7 @@
               <w:lang w:eastAsia="en-CA"/>
             </w:rPr>
           </w:pPr>
-          <w:hyperlink w:anchor="_Toc227271365" w:history="1">
+          <w:hyperlink w:anchor="_Toc227337502" w:history="1">
             <w:r>
               <w:rPr>
                 <w:rStyle w:val="Hyperlink"/>
@@ -3936,7 +3968,7 @@
                 <w:noProof/>
                 <w:webHidden/>
               </w:rPr>
-              <w:instrText xml:space="preserve"> PAGEREF _Toc227271365 \h </w:instrText>
+              <w:instrText xml:space="preserve"> PAGEREF _Toc227337502 \h </w:instrText>
             </w:r>
             <w:r>
               <w:rPr>
@@ -3981,7 +4013,7 @@
               <w:lang w:eastAsia="en-CA"/>
             </w:rPr>
           </w:pPr>
-          <w:hyperlink w:anchor="_Toc227271366" w:history="1">
+          <w:hyperlink w:anchor="_Toc227337503" w:history="1">
             <w:r>
               <w:rPr>
                 <w:rStyle w:val="Hyperlink"/>
@@ -4009,7 +4041,7 @@
                 <w:noProof/>
                 <w:webHidden/>
               </w:rPr>
-              <w:instrText xml:space="preserve"> PAGEREF _Toc227271366 \h </w:instrText>
+              <w:instrText xml:space="preserve"> PAGEREF _Toc227337503 \h </w:instrText>
             </w:r>
             <w:r>
               <w:rPr>
@@ -4054,7 +4086,7 @@
               <w:lang w:eastAsia="en-CA"/>
             </w:rPr>
           </w:pPr>
-          <w:hyperlink w:anchor="_Toc227271367" w:history="1">
+          <w:hyperlink w:anchor="_Toc227337504" w:history="1">
             <w:r>
               <w:rPr>
                 <w:rStyle w:val="Hyperlink"/>
@@ -4082,7 +4114,7 @@
                 <w:noProof/>
                 <w:webHidden/>
               </w:rPr>
-              <w:instrText xml:space="preserve"> PAGEREF _Toc227271367 \h </w:instrText>
+              <w:instrText xml:space="preserve"> PAGEREF _Toc227337504 \h </w:instrText>
             </w:r>
             <w:r>
               <w:rPr>
@@ -4127,7 +4159,7 @@
               <w:lang w:eastAsia="en-CA"/>
             </w:rPr>
           </w:pPr>
-          <w:hyperlink w:anchor="_Toc227271368" w:history="1">
+          <w:hyperlink w:anchor="_Toc227337505" w:history="1">
             <w:r>
               <w:rPr>
                 <w:rStyle w:val="Hyperlink"/>
@@ -4155,7 +4187,7 @@
                 <w:noProof/>
                 <w:webHidden/>
               </w:rPr>
-              <w:instrText xml:space="preserve"> PAGEREF _Toc227271368 \h </w:instrText>
+              <w:instrText xml:space="preserve"> PAGEREF _Toc227337505 \h </w:instrText>
             </w:r>
             <w:r>
               <w:rPr>
@@ -4200,7 +4232,7 @@
               <w:lang w:eastAsia="en-CA"/>
             </w:rPr>
           </w:pPr>
-          <w:hyperlink w:anchor="_Toc227271369" w:history="1">
+          <w:hyperlink w:anchor="_Toc227337506" w:history="1">
             <w:r>
               <w:rPr>
                 <w:rStyle w:val="Hyperlink"/>
@@ -4228,7 +4260,7 @@
                 <w:noProof/>
                 <w:webHidden/>
               </w:rPr>
-              <w:instrText xml:space="preserve"> PAGEREF _Toc227271369 \h </w:instrText>
+              <w:instrText xml:space="preserve"> PAGEREF _Toc227337506 \h </w:instrText>
             </w:r>
             <w:r>
               <w:rPr>
@@ -4273,14 +4305,14 @@
               <w:lang w:eastAsia="en-CA"/>
             </w:rPr>
           </w:pPr>
-          <w:hyperlink w:anchor="_Toc227271370" w:history="1">
+          <w:hyperlink w:anchor="_Toc227337507" w:history="1">
             <w:r>
               <w:rPr>
                 <w:rStyle w:val="Hyperlink"/>
-                <w:rFonts w:ascii="Times New Roman" w:hAnsi="Times New Roman" w:cs="Times New Roman"/>
-                <w:noProof/>
-              </w:rPr>
-              <w:t>4.3 Results of Testing and Calculations</w:t>
+                <w:rFonts w:ascii="Times New Roman" w:eastAsia="Arial" w:hAnsi="Times New Roman" w:cs="Times New Roman"/>
+                <w:noProof/>
+              </w:rPr>
+              <w:t>4.3.1 Prediction Accuracy Validation Results</w:t>
             </w:r>
             <w:r>
               <w:rPr>
@@ -4301,7 +4333,7 @@
                 <w:noProof/>
                 <w:webHidden/>
               </w:rPr>
-              <w:instrText xml:space="preserve"> PAGEREF _Toc227271370 \h </w:instrText>
+              <w:instrText xml:space="preserve"> PAGEREF _Toc227337507 \h </w:instrText>
             </w:r>
             <w:r>
               <w:rPr>
@@ -4346,14 +4378,14 @@
               <w:lang w:eastAsia="en-CA"/>
             </w:rPr>
           </w:pPr>
-          <w:hyperlink w:anchor="_Toc227271371" w:history="1">
+          <w:hyperlink w:anchor="_Toc227337508" w:history="1">
             <w:r>
               <w:rPr>
                 <w:rStyle w:val="Hyperlink"/>
                 <w:rFonts w:ascii="Times New Roman" w:hAnsi="Times New Roman" w:cs="Times New Roman"/>
                 <w:noProof/>
               </w:rPr>
-              <w:t>4.3.1 Prediction Accuracy Validation Results</w:t>
+              <w:t>4.3.2 Real-Time Performance Benchmark Results</w:t>
             </w:r>
             <w:r>
               <w:rPr>
@@ -4374,7 +4406,7 @@
                 <w:noProof/>
                 <w:webHidden/>
               </w:rPr>
-              <w:instrText xml:space="preserve"> PAGEREF _Toc227271371 \h </w:instrText>
+              <w:instrText xml:space="preserve"> PAGEREF _Toc227337508 \h </w:instrText>
             </w:r>
             <w:r>
               <w:rPr>
@@ -4394,7 +4426,7 @@
                 <w:noProof/>
                 <w:webHidden/>
               </w:rPr>
-              <w:t>33</w:t>
+              <w:t>34</w:t>
             </w:r>
             <w:r>
               <w:rPr>
@@ -4419,14 +4451,14 @@
               <w:lang w:eastAsia="en-CA"/>
             </w:rPr>
           </w:pPr>
-          <w:hyperlink w:anchor="_Toc227271372" w:history="1">
+          <w:hyperlink w:anchor="_Toc227337509" w:history="1">
             <w:r>
               <w:rPr>
                 <w:rStyle w:val="Hyperlink"/>
                 <w:rFonts w:ascii="Times New Roman" w:hAnsi="Times New Roman" w:cs="Times New Roman"/>
                 <w:noProof/>
               </w:rPr>
-              <w:t>4.3.2 Real-Time Performance Benchmark Results</w:t>
+              <w:t>4.3.3 Safety Monitor Validation Results</w:t>
             </w:r>
             <w:r>
               <w:rPr>
@@ -4447,7 +4479,7 @@
                 <w:noProof/>
                 <w:webHidden/>
               </w:rPr>
-              <w:instrText xml:space="preserve"> PAGEREF _Toc227271372 \h </w:instrText>
+              <w:instrText xml:space="preserve"> PAGEREF _Toc227337509 \h </w:instrText>
             </w:r>
             <w:r>
               <w:rPr>
@@ -4467,7 +4499,7 @@
                 <w:noProof/>
                 <w:webHidden/>
               </w:rPr>
-              <w:t>34</w:t>
+              <w:t>35</w:t>
             </w:r>
             <w:r>
               <w:rPr>
@@ -4492,14 +4524,14 @@
               <w:lang w:eastAsia="en-CA"/>
             </w:rPr>
           </w:pPr>
-          <w:hyperlink w:anchor="_Toc227271373" w:history="1">
+          <w:hyperlink w:anchor="_Toc227337510" w:history="1">
             <w:r>
               <w:rPr>
                 <w:rStyle w:val="Hyperlink"/>
                 <w:rFonts w:ascii="Times New Roman" w:hAnsi="Times New Roman" w:cs="Times New Roman"/>
                 <w:noProof/>
               </w:rPr>
-              <w:t>4.3.3 Safety Monitor Validation Results</w:t>
+              <w:t>4.3.4 End-to-End System Integration Results</w:t>
             </w:r>
             <w:r>
               <w:rPr>
@@ -4520,7 +4552,7 @@
                 <w:noProof/>
                 <w:webHidden/>
               </w:rPr>
-              <w:instrText xml:space="preserve"> PAGEREF _Toc227271373 \h </w:instrText>
+              <w:instrText xml:space="preserve"> PAGEREF _Toc227337510 \h </w:instrText>
             </w:r>
             <w:r>
               <w:rPr>
@@ -4540,7 +4572,7 @@
                 <w:noProof/>
                 <w:webHidden/>
               </w:rPr>
-              <w:t>34</w:t>
+              <w:t>35</w:t>
             </w:r>
             <w:r>
               <w:rPr>
@@ -4565,14 +4597,14 @@
               <w:lang w:eastAsia="en-CA"/>
             </w:rPr>
           </w:pPr>
-          <w:hyperlink w:anchor="_Toc227271374" w:history="1">
+          <w:hyperlink w:anchor="_Toc227337511" w:history="1">
             <w:r>
               <w:rPr>
                 <w:rStyle w:val="Hyperlink"/>
                 <w:rFonts w:ascii="Times New Roman" w:hAnsi="Times New Roman" w:cs="Times New Roman"/>
                 <w:noProof/>
               </w:rPr>
-              <w:t>4.3.4 End-to-End System Integration Results</w:t>
+              <w:t>4.3.5 Ada Independent Validation Calculation</w:t>
             </w:r>
             <w:r>
               <w:rPr>
@@ -4593,7 +4625,7 @@
                 <w:noProof/>
                 <w:webHidden/>
               </w:rPr>
-              <w:instrText xml:space="preserve"> PAGEREF _Toc227271374 \h </w:instrText>
+              <w:instrText xml:space="preserve"> PAGEREF _Toc227337511 \h </w:instrText>
             </w:r>
             <w:r>
               <w:rPr>
@@ -4613,7 +4645,7 @@
                 <w:noProof/>
                 <w:webHidden/>
               </w:rPr>
-              <w:t>35</w:t>
+              <w:t>37</w:t>
             </w:r>
             <w:r>
               <w:rPr>
@@ -4638,14 +4670,14 @@
               <w:lang w:eastAsia="en-CA"/>
             </w:rPr>
           </w:pPr>
-          <w:hyperlink w:anchor="_Toc227271375" w:history="1">
+          <w:hyperlink w:anchor="_Toc227337512" w:history="1">
             <w:r>
               <w:rPr>
                 <w:rStyle w:val="Hyperlink"/>
                 <w:rFonts w:ascii="Times New Roman" w:hAnsi="Times New Roman" w:cs="Times New Roman"/>
                 <w:noProof/>
               </w:rPr>
-              <w:t>4.3.5 Ada Independent Validation Calculation</w:t>
+              <w:t>4.3.6 ARINC 653 Time Partition Budget Results</w:t>
             </w:r>
             <w:r>
               <w:rPr>
@@ -4666,7 +4698,7 @@
                 <w:noProof/>
                 <w:webHidden/>
               </w:rPr>
-              <w:instrText xml:space="preserve"> PAGEREF _Toc227271375 \h </w:instrText>
+              <w:instrText xml:space="preserve"> PAGEREF _Toc227337512 \h </w:instrText>
             </w:r>
             <w:r>
               <w:rPr>
@@ -4686,7 +4718,7 @@
                 <w:noProof/>
                 <w:webHidden/>
               </w:rPr>
-              <w:t>36</w:t>
+              <w:t>38</w:t>
             </w:r>
             <w:r>
               <w:rPr>
@@ -4711,14 +4743,14 @@
               <w:lang w:eastAsia="en-CA"/>
             </w:rPr>
           </w:pPr>
-          <w:hyperlink w:anchor="_Toc227271376" w:history="1">
+          <w:hyperlink w:anchor="_Toc227337513" w:history="1">
             <w:r>
               <w:rPr>
                 <w:rStyle w:val="Hyperlink"/>
                 <w:rFonts w:ascii="Times New Roman" w:hAnsi="Times New Roman" w:cs="Times New Roman"/>
                 <w:noProof/>
               </w:rPr>
-              <w:t>4.3.6 ARINC 653 Time Partition Budget Results</w:t>
+              <w:t>4.3.7 E-Field Threshold Validation Against NASA Standards</w:t>
             </w:r>
             <w:r>
               <w:rPr>
@@ -4739,80 +4771,7 @@
                 <w:noProof/>
                 <w:webHidden/>
               </w:rPr>
-              <w:instrText xml:space="preserve"> PAGEREF _Toc227271376 \h </w:instrText>
-            </w:r>
-            <w:r>
-              <w:rPr>
-                <w:noProof/>
-                <w:webHidden/>
-              </w:rPr>
-            </w:r>
-            <w:r>
-              <w:rPr>
-                <w:noProof/>
-                <w:webHidden/>
-              </w:rPr>
-              <w:fldChar w:fldCharType="separate"/>
-            </w:r>
-            <w:r>
-              <w:rPr>
-                <w:noProof/>
-                <w:webHidden/>
-              </w:rPr>
-              <w:t>38</w:t>
-            </w:r>
-            <w:r>
-              <w:rPr>
-                <w:noProof/>
-                <w:webHidden/>
-              </w:rPr>
-              <w:fldChar w:fldCharType="end"/>
-            </w:r>
-          </w:hyperlink>
-        </w:p>
-        <w:p>
-          <w:pPr>
-            <w:pStyle w:val="TOC3"/>
-            <w:tabs>
-              <w:tab w:val="right" w:leader="dot" w:pos="9350"/>
-            </w:tabs>
-            <w:rPr>
-              <w:rFonts w:eastAsiaTheme="minorEastAsia"/>
-              <w:noProof/>
-              <w:sz w:val="24"/>
-              <w:szCs w:val="24"/>
-              <w:lang w:eastAsia="en-CA"/>
-            </w:rPr>
-          </w:pPr>
-          <w:hyperlink w:anchor="_Toc227271377" w:history="1">
-            <w:r>
-              <w:rPr>
-                <w:rStyle w:val="Hyperlink"/>
-                <w:rFonts w:ascii="Times New Roman" w:hAnsi="Times New Roman" w:cs="Times New Roman"/>
-                <w:noProof/>
-              </w:rPr>
-              <w:t>4.3.7 E-Field Threshold Validation Against NASA Standards</w:t>
-            </w:r>
-            <w:r>
-              <w:rPr>
-                <w:noProof/>
-                <w:webHidden/>
-              </w:rPr>
-              <w:tab/>
-            </w:r>
-            <w:r>
-              <w:rPr>
-                <w:noProof/>
-                <w:webHidden/>
-              </w:rPr>
-              <w:fldChar w:fldCharType="begin"/>
-            </w:r>
-            <w:r>
-              <w:rPr>
-                <w:noProof/>
-                <w:webHidden/>
-              </w:rPr>
-              <w:instrText xml:space="preserve"> PAGEREF _Toc227271377 \h </w:instrText>
+              <w:instrText xml:space="preserve"> PAGEREF _Toc227337513 \h </w:instrText>
             </w:r>
             <w:r>
               <w:rPr>
@@ -4857,7 +4816,7 @@
               <w:lang w:eastAsia="en-CA"/>
             </w:rPr>
           </w:pPr>
-          <w:hyperlink w:anchor="_Toc227271378" w:history="1">
+          <w:hyperlink w:anchor="_Toc227337514" w:history="1">
             <w:r>
               <w:rPr>
                 <w:rStyle w:val="Hyperlink"/>
@@ -4885,7 +4844,7 @@
                 <w:noProof/>
                 <w:webHidden/>
               </w:rPr>
-              <w:instrText xml:space="preserve"> PAGEREF _Toc227271378 \h </w:instrText>
+              <w:instrText xml:space="preserve"> PAGEREF _Toc227337514 \h </w:instrText>
             </w:r>
             <w:r>
               <w:rPr>
@@ -4905,7 +4864,7 @@
                 <w:noProof/>
                 <w:webHidden/>
               </w:rPr>
-              <w:t>39</w:t>
+              <w:t>40</w:t>
             </w:r>
             <w:r>
               <w:rPr>
@@ -4930,7 +4889,7 @@
               <w:lang w:eastAsia="en-CA"/>
             </w:rPr>
           </w:pPr>
-          <w:hyperlink w:anchor="_Toc227271379" w:history="1">
+          <w:hyperlink w:anchor="_Toc227337515" w:history="1">
             <w:r>
               <w:rPr>
                 <w:rStyle w:val="Hyperlink"/>
@@ -4958,7 +4917,7 @@
                 <w:noProof/>
                 <w:webHidden/>
               </w:rPr>
-              <w:instrText xml:space="preserve"> PAGEREF _Toc227271379 \h </w:instrText>
+              <w:instrText xml:space="preserve"> PAGEREF _Toc227337515 \h </w:instrText>
             </w:r>
             <w:r>
               <w:rPr>
@@ -4978,7 +4937,7 @@
                 <w:noProof/>
                 <w:webHidden/>
               </w:rPr>
-              <w:t>39</w:t>
+              <w:t>40</w:t>
             </w:r>
             <w:r>
               <w:rPr>
@@ -5003,7 +4962,7 @@
               <w:lang w:eastAsia="en-CA"/>
             </w:rPr>
           </w:pPr>
-          <w:hyperlink w:anchor="_Toc227271380" w:history="1">
+          <w:hyperlink w:anchor="_Toc227337516" w:history="1">
             <w:r>
               <w:rPr>
                 <w:rStyle w:val="Hyperlink"/>
@@ -5031,7 +4990,7 @@
                 <w:noProof/>
                 <w:webHidden/>
               </w:rPr>
-              <w:instrText xml:space="preserve"> PAGEREF _Toc227271380 \h </w:instrText>
+              <w:instrText xml:space="preserve"> PAGEREF _Toc227337516 \h </w:instrText>
             </w:r>
             <w:r>
               <w:rPr>
@@ -5076,7 +5035,7 @@
               <w:lang w:eastAsia="en-CA"/>
             </w:rPr>
           </w:pPr>
-          <w:hyperlink w:anchor="_Toc227271381" w:history="1">
+          <w:hyperlink w:anchor="_Toc227337517" w:history="1">
             <w:r>
               <w:rPr>
                 <w:rStyle w:val="Hyperlink"/>
@@ -5104,7 +5063,7 @@
                 <w:noProof/>
                 <w:webHidden/>
               </w:rPr>
-              <w:instrText xml:space="preserve"> PAGEREF _Toc227271381 \h </w:instrText>
+              <w:instrText xml:space="preserve"> PAGEREF _Toc227337517 \h </w:instrText>
             </w:r>
             <w:r>
               <w:rPr>
@@ -5124,7 +5083,7 @@
                 <w:noProof/>
                 <w:webHidden/>
               </w:rPr>
-              <w:t>40</w:t>
+              <w:t>41</w:t>
             </w:r>
             <w:r>
               <w:rPr>
@@ -5149,7 +5108,7 @@
               <w:lang w:eastAsia="en-CA"/>
             </w:rPr>
           </w:pPr>
-          <w:hyperlink w:anchor="_Toc227271382" w:history="1">
+          <w:hyperlink w:anchor="_Toc227337518" w:history="1">
             <w:r>
               <w:rPr>
                 <w:rStyle w:val="Hyperlink"/>
@@ -5177,7 +5136,7 @@
                 <w:noProof/>
                 <w:webHidden/>
               </w:rPr>
-              <w:instrText xml:space="preserve"> PAGEREF _Toc227271382 \h </w:instrText>
+              <w:instrText xml:space="preserve"> PAGEREF _Toc227337518 \h </w:instrText>
             </w:r>
             <w:r>
               <w:rPr>
@@ -5197,7 +5156,7 @@
                 <w:noProof/>
                 <w:webHidden/>
               </w:rPr>
-              <w:t>41</w:t>
+              <w:t>42</w:t>
             </w:r>
             <w:r>
               <w:rPr>
@@ -5222,7 +5181,7 @@
               <w:lang w:eastAsia="en-CA"/>
             </w:rPr>
           </w:pPr>
-          <w:hyperlink w:anchor="_Toc227271383" w:history="1">
+          <w:hyperlink w:anchor="_Toc227337519" w:history="1">
             <w:r>
               <w:rPr>
                 <w:rStyle w:val="Hyperlink"/>
@@ -5250,7 +5209,7 @@
                 <w:noProof/>
                 <w:webHidden/>
               </w:rPr>
-              <w:instrText xml:space="preserve"> PAGEREF _Toc227271383 \h </w:instrText>
+              <w:instrText xml:space="preserve"> PAGEREF _Toc227337519 \h </w:instrText>
             </w:r>
             <w:r>
               <w:rPr>
@@ -5295,7 +5254,7 @@
               <w:lang w:eastAsia="en-CA"/>
             </w:rPr>
           </w:pPr>
-          <w:hyperlink w:anchor="_Toc227271384" w:history="1">
+          <w:hyperlink w:anchor="_Toc227337520" w:history="1">
             <w:r>
               <w:rPr>
                 <w:rStyle w:val="Hyperlink"/>
@@ -5323,7 +5282,7 @@
                 <w:noProof/>
                 <w:webHidden/>
               </w:rPr>
-              <w:instrText xml:space="preserve"> PAGEREF _Toc227271384 \h </w:instrText>
+              <w:instrText xml:space="preserve"> PAGEREF _Toc227337520 \h </w:instrText>
             </w:r>
             <w:r>
               <w:rPr>
@@ -5343,7 +5302,7 @@
                 <w:noProof/>
                 <w:webHidden/>
               </w:rPr>
-              <w:t>43</w:t>
+              <w:t>44</w:t>
             </w:r>
             <w:r>
               <w:rPr>
@@ -6595,7 +6554,7 @@
             </w:rPr>
             <w:fldChar w:fldCharType="separate"/>
           </w:r>
-          <w:hyperlink w:anchor="_Toc227271385" w:history="1">
+          <w:hyperlink w:anchor="_Toc227330297" w:history="1">
             <w:r>
               <w:rPr>
                 <w:rStyle w:val="Hyperlink"/>
@@ -6622,7 +6581,7 @@
                 <w:noProof/>
                 <w:webHidden/>
               </w:rPr>
-              <w:instrText xml:space="preserve"> PAGEREF _Toc227271385 \h </w:instrText>
+              <w:instrText xml:space="preserve"> PAGEREF _Toc227330297 \h </w:instrText>
             </w:r>
             <w:r>
               <w:rPr>
@@ -6667,7 +6626,7 @@
               <w:lang w:eastAsia="en-CA"/>
             </w:rPr>
           </w:pPr>
-          <w:hyperlink w:anchor="_Toc227271386" w:history="1">
+          <w:hyperlink w:anchor="_Toc227330298" w:history="1">
             <w:r>
               <w:rPr>
                 <w:rStyle w:val="Hyperlink"/>
@@ -6694,7 +6653,7 @@
                 <w:noProof/>
                 <w:webHidden/>
               </w:rPr>
-              <w:instrText xml:space="preserve"> PAGEREF _Toc227271386 \h </w:instrText>
+              <w:instrText xml:space="preserve"> PAGEREF _Toc227330298 \h </w:instrText>
             </w:r>
             <w:r>
               <w:rPr>
@@ -6739,13 +6698,13 @@
               <w:lang w:eastAsia="en-CA"/>
             </w:rPr>
           </w:pPr>
-          <w:hyperlink w:anchor="_Toc227271387" w:history="1">
+          <w:hyperlink w:anchor="_Toc227330299" w:history="1">
             <w:r>
               <w:rPr>
                 <w:rStyle w:val="Hyperlink"/>
                 <w:noProof/>
               </w:rPr>
-              <w:t>Table 3 ML Prediction Accuracy Validation Results</w:t>
+              <w:t>Table 3 Prediction Accuracy Validation Results ML Enhancement Layer</w:t>
             </w:r>
             <w:r>
               <w:rPr>
@@ -6766,7 +6725,7 @@
                 <w:noProof/>
                 <w:webHidden/>
               </w:rPr>
-              <w:instrText xml:space="preserve"> PAGEREF _Toc227271387 \h </w:instrText>
+              <w:instrText xml:space="preserve"> PAGEREF _Toc227330299 \h </w:instrText>
             </w:r>
             <w:r>
               <w:rPr>
@@ -6811,13 +6770,13 @@
               <w:lang w:eastAsia="en-CA"/>
             </w:rPr>
           </w:pPr>
-          <w:hyperlink w:anchor="_Toc227271388" w:history="1">
+          <w:hyperlink w:anchor="_Toc227330300" w:history="1">
             <w:r>
               <w:rPr>
                 <w:rStyle w:val="Hyperlink"/>
                 <w:noProof/>
               </w:rPr>
-              <w:t>Table 4 Real-Time Performance Benchmark Results</w:t>
+              <w:t>Table 4 Summary of Accuracy Results by Component</w:t>
             </w:r>
             <w:r>
               <w:rPr>
@@ -6838,7 +6797,7 @@
                 <w:noProof/>
                 <w:webHidden/>
               </w:rPr>
-              <w:instrText xml:space="preserve"> PAGEREF _Toc227271388 \h </w:instrText>
+              <w:instrText xml:space="preserve"> PAGEREF _Toc227330300 \h </w:instrText>
             </w:r>
             <w:r>
               <w:rPr>
@@ -6883,13 +6842,13 @@
               <w:lang w:eastAsia="en-CA"/>
             </w:rPr>
           </w:pPr>
-          <w:hyperlink w:anchor="_Toc227271389" w:history="1">
+          <w:hyperlink w:anchor="_Toc227330301" w:history="1">
             <w:r>
               <w:rPr>
                 <w:rStyle w:val="Hyperlink"/>
                 <w:noProof/>
               </w:rPr>
-              <w:t>Table 5 Safety Monitor Validation Results</w:t>
+              <w:t>Table 5 Real-Time Performance Benchmark Results</w:t>
             </w:r>
             <w:r>
               <w:rPr>
@@ -6910,7 +6869,7 @@
                 <w:noProof/>
                 <w:webHidden/>
               </w:rPr>
-              <w:instrText xml:space="preserve"> PAGEREF _Toc227271389 \h </w:instrText>
+              <w:instrText xml:space="preserve"> PAGEREF _Toc227330301 \h </w:instrText>
             </w:r>
             <w:r>
               <w:rPr>
@@ -6955,13 +6914,13 @@
               <w:lang w:eastAsia="en-CA"/>
             </w:rPr>
           </w:pPr>
-          <w:hyperlink w:anchor="_Toc227271390" w:history="1">
+          <w:hyperlink w:anchor="_Toc227330302" w:history="1">
             <w:r>
               <w:rPr>
                 <w:rStyle w:val="Hyperlink"/>
                 <w:noProof/>
               </w:rPr>
-              <w:t>Table 6 End-to-End System Integration Results</w:t>
+              <w:t>Table 6 Safety Monitor Validation Results</w:t>
             </w:r>
             <w:r>
               <w:rPr>
@@ -6982,7 +6941,7 @@
                 <w:noProof/>
                 <w:webHidden/>
               </w:rPr>
-              <w:instrText xml:space="preserve"> PAGEREF _Toc227271390 \h </w:instrText>
+              <w:instrText xml:space="preserve"> PAGEREF _Toc227330302 \h </w:instrText>
             </w:r>
             <w:r>
               <w:rPr>
@@ -7027,13 +6986,13 @@
               <w:lang w:eastAsia="en-CA"/>
             </w:rPr>
           </w:pPr>
-          <w:hyperlink w:anchor="_Toc227271391" w:history="1">
+          <w:hyperlink w:anchor="_Toc227330303" w:history="1">
             <w:r>
               <w:rPr>
                 <w:rStyle w:val="Hyperlink"/>
                 <w:noProof/>
               </w:rPr>
-              <w:t>Table 7 Step-by-Step Ada E-Field Calculation</w:t>
+              <w:t>Table 7 End-to-End System Integration Results</w:t>
             </w:r>
             <w:r>
               <w:rPr>
@@ -7054,7 +7013,7 @@
                 <w:noProof/>
                 <w:webHidden/>
               </w:rPr>
-              <w:instrText xml:space="preserve"> PAGEREF _Toc227271391 \h </w:instrText>
+              <w:instrText xml:space="preserve"> PAGEREF _Toc227330303 \h </w:instrText>
             </w:r>
             <w:r>
               <w:rPr>
@@ -7074,7 +7033,7 @@
                 <w:noProof/>
                 <w:webHidden/>
               </w:rPr>
-              <w:t>37</w:t>
+              <w:t>36</w:t>
             </w:r>
             <w:r>
               <w:rPr>
@@ -7099,13 +7058,13 @@
               <w:lang w:eastAsia="en-CA"/>
             </w:rPr>
           </w:pPr>
-          <w:hyperlink w:anchor="_Toc227271392" w:history="1">
+          <w:hyperlink w:anchor="_Toc227330304" w:history="1">
             <w:r>
               <w:rPr>
                 <w:rStyle w:val="Hyperlink"/>
                 <w:noProof/>
               </w:rPr>
-              <w:t>Table 8 Validation Comparison</w:t>
+              <w:t>Table 8 Step-by-Step Ada E-Field Calculation</w:t>
             </w:r>
             <w:r>
               <w:rPr>
@@ -7126,7 +7085,7 @@
                 <w:noProof/>
                 <w:webHidden/>
               </w:rPr>
-              <w:instrText xml:space="preserve"> PAGEREF _Toc227271392 \h </w:instrText>
+              <w:instrText xml:space="preserve"> PAGEREF _Toc227330304 \h </w:instrText>
             </w:r>
             <w:r>
               <w:rPr>
@@ -7171,13 +7130,13 @@
               <w:lang w:eastAsia="en-CA"/>
             </w:rPr>
           </w:pPr>
-          <w:hyperlink w:anchor="_Toc227271393" w:history="1">
+          <w:hyperlink w:anchor="_Toc227330305" w:history="1">
             <w:r>
               <w:rPr>
                 <w:rStyle w:val="Hyperlink"/>
                 <w:noProof/>
               </w:rPr>
-              <w:t>Table 9 ARINC 653 Time Partition Budget Results</w:t>
+              <w:t>Table 9 Validation Comparison</w:t>
             </w:r>
             <w:r>
               <w:rPr>
@@ -7198,7 +7157,7 @@
                 <w:noProof/>
                 <w:webHidden/>
               </w:rPr>
-              <w:instrText xml:space="preserve"> PAGEREF _Toc227271393 \h </w:instrText>
+              <w:instrText xml:space="preserve"> PAGEREF _Toc227330305 \h </w:instrText>
             </w:r>
             <w:r>
               <w:rPr>
@@ -7218,7 +7177,7 @@
                 <w:noProof/>
                 <w:webHidden/>
               </w:rPr>
-              <w:t>38</w:t>
+              <w:t>37</w:t>
             </w:r>
             <w:r>
               <w:rPr>
@@ -7243,13 +7202,13 @@
               <w:lang w:eastAsia="en-CA"/>
             </w:rPr>
           </w:pPr>
-          <w:hyperlink w:anchor="_Toc227271394" w:history="1">
+          <w:hyperlink w:anchor="_Toc227330306" w:history="1">
             <w:r>
               <w:rPr>
                 <w:rStyle w:val="Hyperlink"/>
                 <w:noProof/>
               </w:rPr>
-              <w:t>Table 10  Project Criteria vs. Achieved Results</w:t>
+              <w:t>Table 10 ARINC 653 Time Partition Budget Results</w:t>
             </w:r>
             <w:r>
               <w:rPr>
@@ -7270,7 +7229,7 @@
                 <w:noProof/>
                 <w:webHidden/>
               </w:rPr>
-              <w:instrText xml:space="preserve"> PAGEREF _Toc227271394 \h </w:instrText>
+              <w:instrText xml:space="preserve"> PAGEREF _Toc227330306 \h </w:instrText>
             </w:r>
             <w:r>
               <w:rPr>
@@ -7290,7 +7249,79 @@
                 <w:noProof/>
                 <w:webHidden/>
               </w:rPr>
-              <w:t>39</w:t>
+              <w:t>38</w:t>
+            </w:r>
+            <w:r>
+              <w:rPr>
+                <w:noProof/>
+                <w:webHidden/>
+              </w:rPr>
+              <w:fldChar w:fldCharType="end"/>
+            </w:r>
+          </w:hyperlink>
+        </w:p>
+        <w:p>
+          <w:pPr>
+            <w:pStyle w:val="TableofFigures"/>
+            <w:tabs>
+              <w:tab w:val="right" w:leader="dot" w:pos="9350"/>
+            </w:tabs>
+            <w:rPr>
+              <w:rFonts w:eastAsiaTheme="minorEastAsia"/>
+              <w:noProof/>
+              <w:sz w:val="24"/>
+              <w:szCs w:val="24"/>
+              <w:lang w:eastAsia="en-CA"/>
+            </w:rPr>
+          </w:pPr>
+          <w:hyperlink w:anchor="_Toc227330307" w:history="1">
+            <w:r>
+              <w:rPr>
+                <w:rStyle w:val="Hyperlink"/>
+                <w:noProof/>
+              </w:rPr>
+              <w:t>Table 11  Project Criteria vs. Achieved Results</w:t>
+            </w:r>
+            <w:r>
+              <w:rPr>
+                <w:noProof/>
+                <w:webHidden/>
+              </w:rPr>
+              <w:tab/>
+            </w:r>
+            <w:r>
+              <w:rPr>
+                <w:noProof/>
+                <w:webHidden/>
+              </w:rPr>
+              <w:fldChar w:fldCharType="begin"/>
+            </w:r>
+            <w:r>
+              <w:rPr>
+                <w:noProof/>
+                <w:webHidden/>
+              </w:rPr>
+              <w:instrText xml:space="preserve"> PAGEREF _Toc227330307 \h </w:instrText>
+            </w:r>
+            <w:r>
+              <w:rPr>
+                <w:noProof/>
+                <w:webHidden/>
+              </w:rPr>
+            </w:r>
+            <w:r>
+              <w:rPr>
+                <w:noProof/>
+                <w:webHidden/>
+              </w:rPr>
+              <w:fldChar w:fldCharType="separate"/>
+            </w:r>
+            <w:r>
+              <w:rPr>
+                <w:noProof/>
+                <w:webHidden/>
+              </w:rPr>
+              <w:t>40</w:t>
             </w:r>
             <w:r>
               <w:rPr>
@@ -7493,29 +7524,7 @@
               <w:szCs w:val="24"/>
               <w:lang w:val="en-US"/>
             </w:rPr>
-            <w:t xml:space="preserve">A set of protocols and tools that </w:t>
-          </w:r>
-          <w:proofErr w:type="gramStart"/>
-          <w:r>
-            <w:rPr>
-              <w:rFonts w:ascii="Times New Roman" w:hAnsi="Times New Roman" w:cs="Times New Roman"/>
-              <w:iCs/>
-              <w:sz w:val="24"/>
-              <w:szCs w:val="24"/>
-              <w:lang w:val="en-US"/>
-            </w:rPr>
-            <w:t>allows</w:t>
-          </w:r>
-          <w:proofErr w:type="gramEnd"/>
-          <w:r>
-            <w:rPr>
-              <w:rFonts w:ascii="Times New Roman" w:hAnsi="Times New Roman" w:cs="Times New Roman"/>
-              <w:iCs/>
-              <w:sz w:val="24"/>
-              <w:szCs w:val="24"/>
-              <w:lang w:val="en-US"/>
-            </w:rPr>
-            <w:t xml:space="preserve"> different software applications to communicate with each other.</w:t>
+            <w:t>A set of protocols and tools that allows different software applications to communicate with each other.</w:t>
           </w:r>
         </w:p>
         <w:p>
@@ -8051,7 +8060,6 @@
               <w:lang w:val="en-US"/>
             </w:rPr>
           </w:pPr>
-          <w:proofErr w:type="spellStart"/>
           <w:r>
             <w:rPr>
               <w:rFonts w:ascii="Times New Roman" w:hAnsi="Times New Roman" w:cs="Times New Roman"/>
@@ -8062,20 +8070,7 @@
               <w:szCs w:val="24"/>
               <w:lang w:val="en-US"/>
             </w:rPr>
-            <w:t>OpenWeatherMap</w:t>
-          </w:r>
-          <w:proofErr w:type="spellEnd"/>
-          <w:r>
-            <w:rPr>
-              <w:rFonts w:ascii="Times New Roman" w:hAnsi="Times New Roman" w:cs="Times New Roman"/>
-              <w:b/>
-              <w:i/>
-              <w:iCs/>
-              <w:sz w:val="24"/>
-              <w:szCs w:val="24"/>
-              <w:lang w:val="en-US"/>
-            </w:rPr>
-            <w:t xml:space="preserve"> </w:t>
+            <w:t xml:space="preserve">OpenWeatherMap </w:t>
           </w:r>
           <w:r>
             <w:rPr>
@@ -8472,7 +8467,7 @@
           <w:rFonts w:ascii="Times New Roman" w:hAnsi="Times New Roman" w:cs="Times New Roman"/>
         </w:rPr>
       </w:pPr>
-      <w:bookmarkStart w:id="0" w:name="_Toc227271333"/>
+      <w:bookmarkStart w:id="0" w:name="_Toc227337470"/>
       <w:r>
         <w:rPr>
           <w:rFonts w:ascii="Times New Roman" w:hAnsi="Times New Roman" w:cs="Times New Roman"/>
@@ -8502,43 +8497,7 @@
           <w:sz w:val="24"/>
           <w:szCs w:val="24"/>
         </w:rPr>
-        <w:t xml:space="preserve">AirLume is a physics-based aircraft lightning strike prediction system designed and built </w:t>
-      </w:r>
-      <w:proofErr w:type="gramStart"/>
-      <w:r>
-        <w:rPr>
-          <w:rFonts w:ascii="Times New Roman" w:hAnsi="Times New Roman" w:cs="Times New Roman"/>
-          <w:sz w:val="24"/>
-          <w:szCs w:val="24"/>
-        </w:rPr>
-        <w:t>on the basis of</w:t>
-      </w:r>
-      <w:proofErr w:type="gramEnd"/>
-      <w:r>
-        <w:rPr>
-          <w:rFonts w:ascii="Times New Roman" w:hAnsi="Times New Roman" w:cs="Times New Roman"/>
-          <w:sz w:val="24"/>
-          <w:szCs w:val="24"/>
-        </w:rPr>
-        <w:t xml:space="preserve"> operational efficiency, prediction accuracy, and safety compliance </w:t>
-      </w:r>
-      <w:proofErr w:type="gramStart"/>
-      <w:r>
-        <w:rPr>
-          <w:rFonts w:ascii="Times New Roman" w:hAnsi="Times New Roman" w:cs="Times New Roman"/>
-          <w:sz w:val="24"/>
-          <w:szCs w:val="24"/>
-        </w:rPr>
-        <w:t>in order to</w:t>
-      </w:r>
-      <w:proofErr w:type="gramEnd"/>
-      <w:r>
-        <w:rPr>
-          <w:rFonts w:ascii="Times New Roman" w:hAnsi="Times New Roman" w:cs="Times New Roman"/>
-          <w:sz w:val="24"/>
-          <w:szCs w:val="24"/>
-        </w:rPr>
-        <w:t xml:space="preserve"> provide precise lightning strike forecasting along specific flight routes. The end goal is to reduce aviation industry costs by enabling optimized route planning that minimizes lightning exposure while maintaining operational efficiency.</w:t>
+        <w:t>AirLume is a physics-based aircraft lightning strike prediction system designed and built on the basis of operational efficiency, prediction accuracy, and safety compliance in order to provide precise lightning strike forecasting along specific flight routes. The end goal is to reduce aviation industry costs by enabling optimized route planning that minimizes lightning exposure while maintaining operational efficiency.</w:t>
       </w:r>
     </w:p>
     <w:p>
@@ -8633,7 +8592,6 @@
         </w:rPr>
         <w:t xml:space="preserve">This clear weather lightning phenomenon renders current broad-area weather avoidance inadequate, as flight crews cannot rely solely on visible storm indicators to assess lightning risk. </w:t>
       </w:r>
-      <w:proofErr w:type="spellStart"/>
       <w:r>
         <w:rPr>
           <w:rFonts w:ascii="Times New Roman" w:hAnsi="Times New Roman" w:cs="Times New Roman"/>
@@ -8641,16 +8599,7 @@
           <w:szCs w:val="24"/>
         </w:rPr>
         <w:lastRenderedPageBreak/>
-        <w:t>AirLume's</w:t>
-      </w:r>
-      <w:proofErr w:type="spellEnd"/>
-      <w:r>
-        <w:rPr>
-          <w:rFonts w:ascii="Times New Roman" w:hAnsi="Times New Roman" w:cs="Times New Roman"/>
-          <w:sz w:val="24"/>
-          <w:szCs w:val="24"/>
-        </w:rPr>
-        <w:t xml:space="preserve"> physics-based approach addresses this gap by analyzing atmospheric electrical conditions rather than relying on visible weather phenomena, providing predictive capability for this invisible threat.</w:t>
+        <w:t>AirLume's physics-based approach addresses this gap by analyzing atmospheric electrical conditions rather than relying on visible weather phenomena, providing predictive capability for this invisible threat.</w:t>
       </w:r>
     </w:p>
     <w:bookmarkEnd w:id="2"/>
@@ -9436,7 +9385,7 @@
           <w:szCs w:val="24"/>
         </w:rPr>
       </w:pPr>
-      <w:bookmarkStart w:id="3" w:name="_Toc227271385"/>
+      <w:bookmarkStart w:id="3" w:name="_Toc227330297"/>
       <w:r>
         <w:t xml:space="preserve">Table </w:t>
       </w:r>
@@ -9471,58 +9420,37 @@
           <w:sz w:val="24"/>
           <w:szCs w:val="24"/>
         </w:rPr>
-        <w:t>The following sections of this report document the research, design, implementation, and testing undertaken to achieve these goals.</w:t>
-      </w:r>
-      <w:r>
-        <w:rPr>
-          <w:rFonts w:ascii="Times New Roman" w:hAnsi="Times New Roman" w:cs="Times New Roman"/>
-          <w:sz w:val="24"/>
-          <w:szCs w:val="24"/>
-        </w:rPr>
-        <w:t xml:space="preserve"> </w:t>
-      </w:r>
-      <w:r>
-        <w:rPr>
-          <w:rFonts w:ascii="Times New Roman" w:hAnsi="Times New Roman" w:cs="Times New Roman"/>
-          <w:sz w:val="24"/>
-          <w:szCs w:val="24"/>
-        </w:rPr>
-        <w:t>Chapter</w:t>
-      </w:r>
-      <w:r>
-        <w:rPr>
-          <w:rFonts w:ascii="Times New Roman" w:hAnsi="Times New Roman" w:cs="Times New Roman"/>
-          <w:sz w:val="24"/>
-          <w:szCs w:val="24"/>
-        </w:rPr>
-        <w:t xml:space="preserve"> </w:t>
-      </w:r>
-      <w:r>
-        <w:rPr>
-          <w:rFonts w:ascii="Times New Roman" w:hAnsi="Times New Roman" w:cs="Times New Roman"/>
-          <w:sz w:val="24"/>
-          <w:szCs w:val="24"/>
-        </w:rPr>
-        <w:t>1 of this report consists of the introduction, which outlines the purpose, context, and goals of the project. Chapter 2 evaluates the various technical approaches and algorithms that were considered for lightning prediction. Chapter 3 consists of a technical description of the plasma physics models, weather data integration systems, and software architecture components. Chapter 4 consists of the calculations, testing methodologies, and validation processes carried out during development. Chapter 5 contains descriptions of the modifications and optimizations made during implementation and testing. Chapter 6 discusses the results of prediction accuracy testing compared to the criteria outlined above, as well as recommendations for future enhancements. Chapter 7 consists of the conclusion.</w:t>
-      </w:r>
-    </w:p>
-    <w:p>
-      <w:pPr>
-        <w:jc w:val="both"/>
-        <w:rPr>
-          <w:rFonts w:ascii="Times New Roman" w:hAnsi="Times New Roman" w:cs="Times New Roman"/>
-          <w:sz w:val="24"/>
-          <w:szCs w:val="24"/>
-        </w:rPr>
-      </w:pPr>
-      <w:r>
-        <w:rPr>
-          <w:rFonts w:ascii="Times New Roman" w:hAnsi="Times New Roman" w:cs="Times New Roman"/>
-          <w:sz w:val="24"/>
-          <w:szCs w:val="24"/>
-        </w:rPr>
-        <w:t xml:space="preserve">Once implemented, AirLume will enable airlines and flight planning organizations to make more informed routing decisions based on precise lightning risk assessment rather than broad-area weather avoidance. This capability will allow for more efficient flight paths that maintain safety standards while reducing fuel consumption, flight delays, and operational costs. The physics-based </w:t>
-      </w:r>
+        <w:t>The following sections of this report document the research, design, implementation, and testing undertaken to achieve these goals. Chapter 1 consists of the introduction, which outlines the purpose, context, and goals of the project. Chapter 2 evaluates the various technical approaches and design iterations considered for the system architecture. Chapter 3 provides a technical description of the plasma physics models, weather data integration systems, and software architecture components. Chapter 4 presents the testing methodologies, validation processes, and results carried out during development. Chapter 5 contains the conclusions and recommendations, including reflection on project outcomes and next steps.</w:t>
+      </w:r>
+    </w:p>
+    <w:p>
+      <w:pPr>
+        <w:jc w:val="both"/>
+        <w:rPr>
+          <w:rFonts w:ascii="Times New Roman" w:hAnsi="Times New Roman" w:cs="Times New Roman"/>
+          <w:sz w:val="24"/>
+          <w:szCs w:val="24"/>
+        </w:rPr>
+      </w:pPr>
+      <w:r>
+        <w:rPr>
+          <w:rFonts w:ascii="Times New Roman" w:hAnsi="Times New Roman" w:cs="Times New Roman"/>
+          <w:sz w:val="24"/>
+          <w:szCs w:val="24"/>
+        </w:rPr>
+        <w:t>Once implemented, AirLume will enable airlines and flight planning organizations to make more informed routing decisions based on precise lightning risk assessment rather than broad-area weather avoidance. This capability will allow for more efficient flight paths that maintain safety standards while reducing fuel consumption, flight delays, and operational costs. The physics-based approach using real-time atmospheric data will provide predictive capabilities that current reactive systems cannot offer.</w:t>
+      </w:r>
+    </w:p>
+    <w:p>
+      <w:pPr>
+        <w:jc w:val="both"/>
+        <w:rPr>
+          <w:rFonts w:ascii="Times New Roman" w:hAnsi="Times New Roman" w:cs="Times New Roman"/>
+          <w:sz w:val="24"/>
+          <w:szCs w:val="24"/>
+        </w:rPr>
+      </w:pPr>
+      <w:bookmarkStart w:id="4" w:name="_Hlk209903486"/>
       <w:r>
         <w:rPr>
           <w:rFonts w:ascii="Times New Roman" w:hAnsi="Times New Roman" w:cs="Times New Roman"/>
@@ -9530,25 +9458,6 @@
           <w:szCs w:val="24"/>
         </w:rPr>
         <w:lastRenderedPageBreak/>
-        <w:t>approach using real-time atmospheric data will provide predictive capabilities that current reactive systems cannot offer.</w:t>
-      </w:r>
-    </w:p>
-    <w:p>
-      <w:pPr>
-        <w:jc w:val="both"/>
-        <w:rPr>
-          <w:rFonts w:ascii="Times New Roman" w:hAnsi="Times New Roman" w:cs="Times New Roman"/>
-          <w:sz w:val="24"/>
-          <w:szCs w:val="24"/>
-        </w:rPr>
-      </w:pPr>
-      <w:bookmarkStart w:id="4" w:name="_Hlk209903486"/>
-      <w:r>
-        <w:rPr>
-          <w:rFonts w:ascii="Times New Roman" w:hAnsi="Times New Roman" w:cs="Times New Roman"/>
-          <w:sz w:val="24"/>
-          <w:szCs w:val="24"/>
-        </w:rPr>
         <w:t>This report will also serve as a foundation for future research in aviation weather prediction systems and offer guidance to other developers interested in implementing physics-based atmospheric modeling for transportation safety applications.</w:t>
       </w:r>
     </w:p>
@@ -9771,7 +9680,7 @@
           <w:rFonts w:ascii="Times New Roman" w:hAnsi="Times New Roman" w:cs="Times New Roman"/>
         </w:rPr>
       </w:pPr>
-      <w:bookmarkStart w:id="5" w:name="_Toc227271334"/>
+      <w:bookmarkStart w:id="5" w:name="_Toc227337471"/>
       <w:r>
         <w:rPr>
           <w:rFonts w:ascii="Times New Roman" w:hAnsi="Times New Roman" w:cs="Times New Roman"/>
@@ -9817,7 +9726,7 @@
           <w:rFonts w:ascii="Times New Roman" w:hAnsi="Times New Roman" w:cs="Times New Roman"/>
         </w:rPr>
       </w:pPr>
-      <w:bookmarkStart w:id="6" w:name="_Toc227271335"/>
+      <w:bookmarkStart w:id="6" w:name="_Toc227337472"/>
       <w:r>
         <w:rPr>
           <w:rFonts w:ascii="Times New Roman" w:hAnsi="Times New Roman" w:cs="Times New Roman"/>
@@ -9834,7 +9743,7 @@
           <w:rFonts w:ascii="Times New Roman" w:hAnsi="Times New Roman" w:cs="Times New Roman"/>
         </w:rPr>
       </w:pPr>
-      <w:bookmarkStart w:id="7" w:name="_Toc227271336"/>
+      <w:bookmarkStart w:id="7" w:name="_Toc227337473"/>
       <w:r>
         <w:rPr>
           <w:rFonts w:ascii="Times New Roman" w:hAnsi="Times New Roman" w:cs="Times New Roman"/>
@@ -9979,7 +9888,7 @@
           <w:rFonts w:ascii="Times New Roman" w:hAnsi="Times New Roman" w:cs="Times New Roman"/>
         </w:rPr>
       </w:pPr>
-      <w:bookmarkStart w:id="9" w:name="_Toc227271337"/>
+      <w:bookmarkStart w:id="9" w:name="_Toc227337474"/>
       <w:r>
         <w:rPr>
           <w:rFonts w:ascii="Times New Roman" w:hAnsi="Times New Roman" w:cs="Times New Roman"/>
@@ -10287,7 +10196,7 @@
           <w:rFonts w:ascii="Times New Roman" w:hAnsi="Times New Roman" w:cs="Times New Roman"/>
         </w:rPr>
       </w:pPr>
-      <w:bookmarkStart w:id="10" w:name="_Toc227271338"/>
+      <w:bookmarkStart w:id="10" w:name="_Toc227337475"/>
       <w:r>
         <w:rPr>
           <w:rFonts w:ascii="Times New Roman" w:hAnsi="Times New Roman" w:cs="Times New Roman"/>
@@ -10304,7 +10213,7 @@
           <w:rFonts w:ascii="Times New Roman" w:hAnsi="Times New Roman" w:cs="Times New Roman"/>
         </w:rPr>
       </w:pPr>
-      <w:bookmarkStart w:id="11" w:name="_Toc227271339"/>
+      <w:bookmarkStart w:id="11" w:name="_Toc227337476"/>
       <w:r>
         <w:rPr>
           <w:rFonts w:ascii="Times New Roman" w:hAnsi="Times New Roman" w:cs="Times New Roman"/>
@@ -10758,7 +10667,7 @@
           <w:rFonts w:ascii="Times New Roman" w:hAnsi="Times New Roman" w:cs="Times New Roman"/>
         </w:rPr>
       </w:pPr>
-      <w:bookmarkStart w:id="13" w:name="_Toc227271340"/>
+      <w:bookmarkStart w:id="13" w:name="_Toc227337477"/>
       <w:r>
         <w:rPr>
           <w:rFonts w:ascii="Times New Roman" w:hAnsi="Times New Roman" w:cs="Times New Roman"/>
@@ -10775,7 +10684,7 @@
           <w:rFonts w:ascii="Times New Roman" w:hAnsi="Times New Roman" w:cs="Times New Roman"/>
         </w:rPr>
       </w:pPr>
-      <w:bookmarkStart w:id="14" w:name="_Toc227271341"/>
+      <w:bookmarkStart w:id="14" w:name="_Toc227337478"/>
       <w:r>
         <w:rPr>
           <w:rFonts w:ascii="Times New Roman" w:hAnsi="Times New Roman" w:cs="Times New Roman"/>
@@ -11009,54 +10918,8 @@
           <w:sz w:val="24"/>
           <w:szCs w:val="24"/>
         </w:rPr>
-        <w:t xml:space="preserve">Output: </w:t>
-      </w:r>
-      <w:proofErr w:type="spellStart"/>
-      <w:r>
-        <w:rPr>
-          <w:rFonts w:ascii="Times New Roman" w:hAnsi="Times New Roman" w:cs="Times New Roman"/>
-          <w:sz w:val="24"/>
-          <w:szCs w:val="24"/>
-        </w:rPr>
-        <w:t>WEATHER_</w:t>
-      </w:r>
-      <w:proofErr w:type="gramStart"/>
-      <w:r>
-        <w:rPr>
-          <w:rFonts w:ascii="Times New Roman" w:hAnsi="Times New Roman" w:cs="Times New Roman"/>
-          <w:sz w:val="24"/>
-          <w:szCs w:val="24"/>
-        </w:rPr>
-        <w:t>DATA:temp</w:t>
-      </w:r>
-      <w:proofErr w:type="gramEnd"/>
-      <w:r>
-        <w:rPr>
-          <w:rFonts w:ascii="Times New Roman" w:hAnsi="Times New Roman" w:cs="Times New Roman"/>
-          <w:sz w:val="24"/>
-          <w:szCs w:val="24"/>
-        </w:rPr>
-        <w:t>,</w:t>
-      </w:r>
-      <w:proofErr w:type="gramStart"/>
-      <w:r>
-        <w:rPr>
-          <w:rFonts w:ascii="Times New Roman" w:hAnsi="Times New Roman" w:cs="Times New Roman"/>
-          <w:sz w:val="24"/>
-          <w:szCs w:val="24"/>
-        </w:rPr>
-        <w:t>humidity,pressure</w:t>
-      </w:r>
-      <w:proofErr w:type="gramEnd"/>
-      <w:r>
-        <w:rPr>
-          <w:rFonts w:ascii="Times New Roman" w:hAnsi="Times New Roman" w:cs="Times New Roman"/>
-          <w:sz w:val="24"/>
-          <w:szCs w:val="24"/>
-        </w:rPr>
-        <w:t>,wind</w:t>
-      </w:r>
-      <w:proofErr w:type="spellEnd"/>
+        <w:t>Output: WEATHER_DATA:temp,humidity,pressure,wind</w:t>
+      </w:r>
     </w:p>
     <w:p>
       <w:pPr>
@@ -11207,25 +11070,7 @@
           <w:sz w:val="24"/>
           <w:szCs w:val="24"/>
         </w:rPr>
-        <w:t>Output: LIGHTNING_</w:t>
-      </w:r>
-      <w:proofErr w:type="gramStart"/>
-      <w:r>
-        <w:rPr>
-          <w:rFonts w:ascii="Times New Roman" w:hAnsi="Times New Roman" w:cs="Times New Roman"/>
-          <w:sz w:val="24"/>
-          <w:szCs w:val="24"/>
-        </w:rPr>
-        <w:t>RISK:XX</w:t>
-      </w:r>
-      <w:proofErr w:type="gramEnd"/>
-      <w:r>
-        <w:rPr>
-          <w:rFonts w:ascii="Times New Roman" w:hAnsi="Times New Roman" w:cs="Times New Roman"/>
-          <w:sz w:val="24"/>
-          <w:szCs w:val="24"/>
-        </w:rPr>
-        <w:t>.XX%</w:t>
+        <w:t>Output: LIGHTNING_RISK:XX.XX%</w:t>
       </w:r>
     </w:p>
     <w:p>
@@ -11414,23 +11259,13 @@
           <w:szCs w:val="24"/>
         </w:rPr>
       </w:pPr>
-      <w:proofErr w:type="spellStart"/>
-      <w:r>
-        <w:rPr>
-          <w:rFonts w:ascii="Times New Roman" w:hAnsi="Times New Roman" w:cs="Times New Roman"/>
-          <w:sz w:val="24"/>
-          <w:szCs w:val="24"/>
-        </w:rPr>
-        <w:t>ProcessBuilder</w:t>
-      </w:r>
-      <w:proofErr w:type="spellEnd"/>
-      <w:r>
-        <w:rPr>
-          <w:rFonts w:ascii="Times New Roman" w:hAnsi="Times New Roman" w:cs="Times New Roman"/>
-          <w:sz w:val="24"/>
-          <w:szCs w:val="24"/>
-        </w:rPr>
-        <w:t xml:space="preserve"> executes C program</w:t>
+      <w:r>
+        <w:rPr>
+          <w:rFonts w:ascii="Times New Roman" w:hAnsi="Times New Roman" w:cs="Times New Roman"/>
+          <w:sz w:val="24"/>
+          <w:szCs w:val="24"/>
+        </w:rPr>
+        <w:t>ProcessBuilder executes C program</w:t>
       </w:r>
     </w:p>
     <w:p>
@@ -11468,23 +11303,13 @@
           <w:szCs w:val="24"/>
         </w:rPr>
       </w:pPr>
-      <w:proofErr w:type="spellStart"/>
-      <w:r>
-        <w:rPr>
-          <w:rFonts w:ascii="Times New Roman" w:hAnsi="Times New Roman" w:cs="Times New Roman"/>
-          <w:sz w:val="24"/>
-          <w:szCs w:val="24"/>
-        </w:rPr>
-        <w:t>FlightAnalysis</w:t>
-      </w:r>
-      <w:proofErr w:type="spellEnd"/>
-      <w:r>
-        <w:rPr>
-          <w:rFonts w:ascii="Times New Roman" w:hAnsi="Times New Roman" w:cs="Times New Roman"/>
-          <w:sz w:val="24"/>
-          <w:szCs w:val="24"/>
-        </w:rPr>
-        <w:t xml:space="preserve"> entity storage</w:t>
+      <w:r>
+        <w:rPr>
+          <w:rFonts w:ascii="Times New Roman" w:hAnsi="Times New Roman" w:cs="Times New Roman"/>
+          <w:sz w:val="24"/>
+          <w:szCs w:val="24"/>
+        </w:rPr>
+        <w:t>FlightAnalysis entity storage</w:t>
       </w:r>
     </w:p>
     <w:p>
@@ -11580,25 +11405,7 @@
           <w:sz w:val="24"/>
           <w:szCs w:val="24"/>
         </w:rPr>
-        <w:t xml:space="preserve"> Rapid API integration, excellent HTTP libraries, JSON parsing. Network I/O bound, not </w:t>
-      </w:r>
-      <w:proofErr w:type="gramStart"/>
-      <w:r>
-        <w:rPr>
-          <w:rFonts w:ascii="Times New Roman" w:hAnsi="Times New Roman" w:cs="Times New Roman"/>
-          <w:sz w:val="24"/>
-          <w:szCs w:val="24"/>
-        </w:rPr>
-        <w:t>performance-critical</w:t>
-      </w:r>
-      <w:proofErr w:type="gramEnd"/>
-      <w:r>
-        <w:rPr>
-          <w:rFonts w:ascii="Times New Roman" w:hAnsi="Times New Roman" w:cs="Times New Roman"/>
-          <w:sz w:val="24"/>
-          <w:szCs w:val="24"/>
-        </w:rPr>
-        <w:t>.</w:t>
+        <w:t xml:space="preserve"> Rapid API integration, excellent HTTP libraries, JSON parsing. Network I/O bound, not performance-critical.</w:t>
       </w:r>
     </w:p>
     <w:p>
@@ -11835,7 +11642,7 @@
           <w:rFonts w:ascii="Times New Roman" w:hAnsi="Times New Roman" w:cs="Times New Roman"/>
         </w:rPr>
       </w:pPr>
-      <w:bookmarkStart w:id="16" w:name="_Toc227271342"/>
+      <w:bookmarkStart w:id="16" w:name="_Toc227337479"/>
       <w:r>
         <w:rPr>
           <w:rFonts w:ascii="Times New Roman" w:hAnsi="Times New Roman" w:cs="Times New Roman"/>
@@ -12138,25 +11945,7 @@
           <w:sz w:val="24"/>
           <w:szCs w:val="24"/>
         </w:rPr>
-        <w:t xml:space="preserve"> Requires Python, GCC, GNAT Ada compiler, </w:t>
-      </w:r>
-      <w:proofErr w:type="spellStart"/>
-      <w:r>
-        <w:rPr>
-          <w:rFonts w:ascii="Times New Roman" w:hAnsi="Times New Roman" w:cs="Times New Roman"/>
-          <w:sz w:val="24"/>
-          <w:szCs w:val="24"/>
-        </w:rPr>
-        <w:t>GlassFish</w:t>
-      </w:r>
-      <w:proofErr w:type="spellEnd"/>
-      <w:r>
-        <w:rPr>
-          <w:rFonts w:ascii="Times New Roman" w:hAnsi="Times New Roman" w:cs="Times New Roman"/>
-          <w:sz w:val="24"/>
-          <w:szCs w:val="24"/>
-        </w:rPr>
-        <w:t xml:space="preserve"> server</w:t>
+        <w:t xml:space="preserve"> Requires Python, GCC, GNAT Ada compiler, GlassFish server</w:t>
       </w:r>
     </w:p>
     <w:p>
@@ -12238,25 +12027,7 @@
           <w:sz w:val="24"/>
           <w:szCs w:val="24"/>
         </w:rPr>
-        <w:t>Automated build scripts (</w:t>
-      </w:r>
-      <w:proofErr w:type="spellStart"/>
-      <w:r>
-        <w:rPr>
-          <w:rFonts w:ascii="Times New Roman" w:hAnsi="Times New Roman" w:cs="Times New Roman"/>
-          <w:sz w:val="24"/>
-          <w:szCs w:val="24"/>
-        </w:rPr>
-        <w:t>Makefile</w:t>
-      </w:r>
-      <w:proofErr w:type="spellEnd"/>
-      <w:r>
-        <w:rPr>
-          <w:rFonts w:ascii="Times New Roman" w:hAnsi="Times New Roman" w:cs="Times New Roman"/>
-          <w:sz w:val="24"/>
-          <w:szCs w:val="24"/>
-        </w:rPr>
-        <w:t>)</w:t>
+        <w:t>Automated build scripts (Makefile)</w:t>
       </w:r>
     </w:p>
     <w:p>
@@ -12299,7 +12070,7 @@
           <w:rFonts w:ascii="Times New Roman" w:hAnsi="Times New Roman" w:cs="Times New Roman"/>
         </w:rPr>
       </w:pPr>
-      <w:bookmarkStart w:id="17" w:name="_Toc227271343"/>
+      <w:bookmarkStart w:id="17" w:name="_Toc227337480"/>
       <w:r>
         <w:rPr>
           <w:rFonts w:ascii="Times New Roman" w:hAnsi="Times New Roman" w:cs="Times New Roman"/>
@@ -13512,7 +13283,7 @@
           <w:rFonts w:ascii="Times New Roman" w:hAnsi="Times New Roman" w:cs="Times New Roman"/>
         </w:rPr>
       </w:pPr>
-      <w:bookmarkStart w:id="19" w:name="_Toc227271344"/>
+      <w:bookmarkStart w:id="19" w:name="_Toc227337481"/>
       <w:r>
         <w:rPr>
           <w:rFonts w:ascii="Times New Roman" w:hAnsi="Times New Roman" w:cs="Times New Roman"/>
@@ -13743,7 +13514,7 @@
           <w:rFonts w:ascii="Times New Roman" w:hAnsi="Times New Roman" w:cs="Times New Roman"/>
         </w:rPr>
       </w:pPr>
-      <w:bookmarkStart w:id="20" w:name="_Toc227271345"/>
+      <w:bookmarkStart w:id="20" w:name="_Toc227337482"/>
       <w:r>
         <w:rPr>
           <w:rFonts w:ascii="Times New Roman" w:hAnsi="Times New Roman" w:cs="Times New Roman"/>
@@ -13796,7 +13567,7 @@
           <w:bCs/>
         </w:rPr>
       </w:pPr>
-      <w:bookmarkStart w:id="21" w:name="_Toc227271346"/>
+      <w:bookmarkStart w:id="21" w:name="_Toc227337483"/>
       <w:r>
         <w:rPr>
           <w:rFonts w:ascii="Times New Roman" w:hAnsi="Times New Roman" w:cs="Times New Roman"/>
@@ -13815,7 +13586,7 @@
           <w:bCs/>
         </w:rPr>
       </w:pPr>
-      <w:bookmarkStart w:id="22" w:name="_Toc227271347"/>
+      <w:bookmarkStart w:id="22" w:name="_Toc227337484"/>
       <w:r>
         <w:rPr>
           <w:rFonts w:ascii="Times New Roman" w:hAnsi="Times New Roman" w:cs="Times New Roman"/>
@@ -13852,7 +13623,7 @@
           <w:bCs/>
         </w:rPr>
       </w:pPr>
-      <w:bookmarkStart w:id="23" w:name="_Toc227271348"/>
+      <w:bookmarkStart w:id="23" w:name="_Toc227337485"/>
       <w:r>
         <w:rPr>
           <w:rFonts w:ascii="Times New Roman" w:hAnsi="Times New Roman" w:cs="Times New Roman"/>
@@ -13940,25 +13711,7 @@
           <w:sz w:val="24"/>
           <w:szCs w:val="24"/>
         </w:rPr>
-        <w:t xml:space="preserve">Retrieves atmospheric data from </w:t>
-      </w:r>
-      <w:proofErr w:type="spellStart"/>
-      <w:r>
-        <w:rPr>
-          <w:rFonts w:cs="Times New Roman"/>
-          <w:sz w:val="24"/>
-          <w:szCs w:val="24"/>
-        </w:rPr>
-        <w:t>OpenWeatherMap</w:t>
-      </w:r>
-      <w:proofErr w:type="spellEnd"/>
-      <w:r>
-        <w:rPr>
-          <w:rFonts w:cs="Times New Roman"/>
-          <w:sz w:val="24"/>
-          <w:szCs w:val="24"/>
-        </w:rPr>
-        <w:t xml:space="preserve"> API. Extracts temperature, humidity, pressure, and wind measurements. Outputs formatted data to text file.</w:t>
+        <w:t>Retrieves atmospheric data from OpenWeatherMap API. Extracts temperature, humidity, pressure, and wind measurements. Outputs formatted data to text file.</w:t>
       </w:r>
     </w:p>
     <w:p>
@@ -14066,25 +13819,7 @@
           <w:sz w:val="24"/>
           <w:szCs w:val="24"/>
         </w:rPr>
-        <w:t xml:space="preserve"> risk estimates based on historical accuracy patterns. </w:t>
-      </w:r>
-      <w:proofErr w:type="gramStart"/>
-      <w:r>
-        <w:rPr>
-          <w:rFonts w:cs="Times New Roman"/>
-          <w:sz w:val="24"/>
-          <w:szCs w:val="24"/>
-        </w:rPr>
-        <w:t>Outputs</w:t>
-      </w:r>
-      <w:proofErr w:type="gramEnd"/>
-      <w:r>
-        <w:rPr>
-          <w:rFonts w:cs="Times New Roman"/>
-          <w:sz w:val="24"/>
-          <w:szCs w:val="24"/>
-        </w:rPr>
-        <w:t xml:space="preserve"> enhanced predictions with confidence scores.</w:t>
+        <w:t xml:space="preserve"> risk estimates based on historical accuracy patterns. Outputs enhanced predictions with confidence scores.</w:t>
       </w:r>
     </w:p>
     <w:p>
@@ -14170,43 +13905,7 @@
           <w:sz w:val="24"/>
           <w:szCs w:val="24"/>
         </w:rPr>
-        <w:t>System Requirements: Cloud infrastructure (AWS/Azure), weather API subscriptions (</w:t>
-      </w:r>
-      <w:proofErr w:type="spellStart"/>
-      <w:r>
-        <w:rPr>
-          <w:rFonts w:ascii="Times New Roman" w:hAnsi="Times New Roman" w:cs="Times New Roman"/>
-          <w:sz w:val="24"/>
-          <w:szCs w:val="24"/>
-        </w:rPr>
-        <w:t>OpenWeatherMap</w:t>
-      </w:r>
-      <w:proofErr w:type="spellEnd"/>
-      <w:r>
-        <w:rPr>
-          <w:rFonts w:ascii="Times New Roman" w:hAnsi="Times New Roman" w:cs="Times New Roman"/>
-          <w:sz w:val="24"/>
-          <w:szCs w:val="24"/>
-        </w:rPr>
-        <w:t xml:space="preserve">), </w:t>
-      </w:r>
-      <w:proofErr w:type="spellStart"/>
-      <w:r>
-        <w:rPr>
-          <w:rFonts w:ascii="Times New Roman" w:hAnsi="Times New Roman" w:cs="Times New Roman"/>
-          <w:sz w:val="24"/>
-          <w:szCs w:val="24"/>
-        </w:rPr>
-        <w:t>GlassFlight</w:t>
-      </w:r>
-      <w:proofErr w:type="spellEnd"/>
-      <w:r>
-        <w:rPr>
-          <w:rFonts w:ascii="Times New Roman" w:hAnsi="Times New Roman" w:cs="Times New Roman"/>
-          <w:sz w:val="24"/>
-          <w:szCs w:val="24"/>
-        </w:rPr>
-        <w:t xml:space="preserve"> application server, Python 3.x, GCC C compiler, GNAT Ada compiler, Java JDK 11+, scikit-learn library.</w:t>
+        <w:t>System Requirements: Cloud infrastructure (AWS/Azure), weather API subscriptions (OpenWeatherMap), GlassFlight application server, Python 3.x, GCC C compiler, GNAT Ada compiler, Java JDK 11+, scikit-learn library.</w:t>
       </w:r>
     </w:p>
     <w:p>
@@ -14311,7 +14010,7 @@
           <w:rFonts w:ascii="Times New Roman" w:hAnsi="Times New Roman" w:cs="Times New Roman"/>
         </w:rPr>
       </w:pPr>
-      <w:bookmarkStart w:id="25" w:name="_Toc227271349"/>
+      <w:bookmarkStart w:id="25" w:name="_Toc227337486"/>
       <w:r>
         <w:rPr>
           <w:rFonts w:ascii="Times New Roman" w:hAnsi="Times New Roman" w:cs="Times New Roman"/>
@@ -14329,7 +14028,7 @@
           <w:bCs/>
         </w:rPr>
       </w:pPr>
-      <w:bookmarkStart w:id="26" w:name="_Toc227271350"/>
+      <w:bookmarkStart w:id="26" w:name="_Toc227337487"/>
       <w:r>
         <w:rPr>
           <w:rFonts w:ascii="Times New Roman" w:hAnsi="Times New Roman" w:cs="Times New Roman"/>
@@ -14458,18 +14157,8 @@
           <w:sz w:val="24"/>
           <w:szCs w:val="24"/>
         </w:rPr>
-        <w:t xml:space="preserve">Establishes HTTPS connections to </w:t>
-      </w:r>
-      <w:proofErr w:type="spellStart"/>
-      <w:r>
-        <w:rPr>
-          <w:rFonts w:cs="Times New Roman"/>
-          <w:sz w:val="24"/>
-          <w:szCs w:val="24"/>
-        </w:rPr>
-        <w:t>OpenWeatherMap</w:t>
-      </w:r>
-      <w:proofErr w:type="spellEnd"/>
+        <w:t>Establishes HTTPS connections to OpenWeatherMap</w:t>
+      </w:r>
     </w:p>
     <w:p>
       <w:pPr>
@@ -14626,25 +14315,7 @@
           <w:sz w:val="24"/>
           <w:szCs w:val="24"/>
         </w:rPr>
-        <w:t>Extracts temperature (Kelvin), humidity (%), pressure (</w:t>
-      </w:r>
-      <w:proofErr w:type="spellStart"/>
-      <w:r>
-        <w:rPr>
-          <w:rFonts w:cs="Times New Roman"/>
-          <w:sz w:val="24"/>
-          <w:szCs w:val="24"/>
-        </w:rPr>
-        <w:t>hPa</w:t>
-      </w:r>
-      <w:proofErr w:type="spellEnd"/>
-      <w:r>
-        <w:rPr>
-          <w:rFonts w:cs="Times New Roman"/>
-          <w:sz w:val="24"/>
-          <w:szCs w:val="24"/>
-        </w:rPr>
-        <w:t>), wind speed (m/s)</w:t>
+        <w:t>Extracts temperature (Kelvin), humidity (%), pressure (hPa), wind speed (m/s)</w:t>
       </w:r>
     </w:p>
     <w:p>
@@ -14667,25 +14338,7 @@
           <w:sz w:val="24"/>
           <w:szCs w:val="24"/>
         </w:rPr>
-        <w:t xml:space="preserve">Validates field presence and physical ranges: Temperature 200-330K, Humidity 0-100%, Pressure 870-1085 </w:t>
-      </w:r>
-      <w:proofErr w:type="spellStart"/>
-      <w:r>
-        <w:rPr>
-          <w:rFonts w:cs="Times New Roman"/>
-          <w:sz w:val="24"/>
-          <w:szCs w:val="24"/>
-        </w:rPr>
-        <w:t>hPa</w:t>
-      </w:r>
-      <w:proofErr w:type="spellEnd"/>
-      <w:r>
-        <w:rPr>
-          <w:rFonts w:cs="Times New Roman"/>
-          <w:sz w:val="24"/>
-          <w:szCs w:val="24"/>
-        </w:rPr>
-        <w:t>, Wind speed 0-150 m/s</w:t>
+        <w:t>Validates field presence and physical ranges: Temperature 200-330K, Humidity 0-100%, Pressure 870-1085 hPa, Wind speed 0-150 m/s</w:t>
       </w:r>
     </w:p>
     <w:p>
@@ -14750,54 +14403,8 @@
           <w:sz w:val="24"/>
           <w:szCs w:val="24"/>
         </w:rPr>
-        <w:t xml:space="preserve">Writes standardized format: </w:t>
-      </w:r>
-      <w:proofErr w:type="spellStart"/>
-      <w:r>
-        <w:rPr>
-          <w:rFonts w:cs="Times New Roman"/>
-          <w:sz w:val="24"/>
-          <w:szCs w:val="24"/>
-        </w:rPr>
-        <w:t>WEATHER_</w:t>
-      </w:r>
-      <w:proofErr w:type="gramStart"/>
-      <w:r>
-        <w:rPr>
-          <w:rFonts w:cs="Times New Roman"/>
-          <w:sz w:val="24"/>
-          <w:szCs w:val="24"/>
-        </w:rPr>
-        <w:t>DATA:temp</w:t>
-      </w:r>
-      <w:proofErr w:type="gramEnd"/>
-      <w:r>
-        <w:rPr>
-          <w:rFonts w:cs="Times New Roman"/>
-          <w:sz w:val="24"/>
-          <w:szCs w:val="24"/>
-        </w:rPr>
-        <w:t>,</w:t>
-      </w:r>
-      <w:proofErr w:type="gramStart"/>
-      <w:r>
-        <w:rPr>
-          <w:rFonts w:cs="Times New Roman"/>
-          <w:sz w:val="24"/>
-          <w:szCs w:val="24"/>
-        </w:rPr>
-        <w:t>humidity,pressure</w:t>
-      </w:r>
-      <w:proofErr w:type="gramEnd"/>
-      <w:r>
-        <w:rPr>
-          <w:rFonts w:cs="Times New Roman"/>
-          <w:sz w:val="24"/>
-          <w:szCs w:val="24"/>
-        </w:rPr>
-        <w:t>,windspeed</w:t>
-      </w:r>
-      <w:proofErr w:type="spellEnd"/>
+        <w:t>Writes standardized format: WEATHER_DATA:temp,humidity,pressure,windspeed</w:t>
+      </w:r>
     </w:p>
     <w:p>
       <w:pPr>
@@ -14887,7 +14494,7 @@
           <w:bCs/>
         </w:rPr>
       </w:pPr>
-      <w:bookmarkStart w:id="27" w:name="_Toc227271351"/>
+      <w:bookmarkStart w:id="27" w:name="_Toc227337488"/>
       <w:r>
         <w:rPr>
           <w:rFonts w:ascii="Times New Roman" w:hAnsi="Times New Roman" w:cs="Times New Roman"/>
@@ -14948,79 +14555,7 @@
           <w:sz w:val="24"/>
           <w:szCs w:val="24"/>
         </w:rPr>
-        <w:t xml:space="preserve">1,800 lines across modular C files. Core modules: </w:t>
-      </w:r>
-      <w:proofErr w:type="spellStart"/>
-      <w:r>
-        <w:rPr>
-          <w:rFonts w:ascii="Times New Roman" w:hAnsi="Times New Roman" w:cs="Times New Roman"/>
-          <w:sz w:val="24"/>
-          <w:szCs w:val="24"/>
-        </w:rPr>
-        <w:t>lightning_physics.c</w:t>
-      </w:r>
-      <w:proofErr w:type="spellEnd"/>
-      <w:r>
-        <w:rPr>
-          <w:rFonts w:ascii="Times New Roman" w:hAnsi="Times New Roman" w:cs="Times New Roman"/>
-          <w:sz w:val="24"/>
-          <w:szCs w:val="24"/>
-        </w:rPr>
-        <w:t xml:space="preserve"> (calculations), </w:t>
-      </w:r>
-      <w:proofErr w:type="spellStart"/>
-      <w:r>
-        <w:rPr>
-          <w:rFonts w:ascii="Times New Roman" w:hAnsi="Times New Roman" w:cs="Times New Roman"/>
-          <w:sz w:val="24"/>
-          <w:szCs w:val="24"/>
-        </w:rPr>
-        <w:t>route.c</w:t>
-      </w:r>
-      <w:proofErr w:type="spellEnd"/>
-      <w:r>
-        <w:rPr>
-          <w:rFonts w:ascii="Times New Roman" w:hAnsi="Times New Roman" w:cs="Times New Roman"/>
-          <w:sz w:val="24"/>
-          <w:szCs w:val="24"/>
-        </w:rPr>
-        <w:t xml:space="preserve"> (waypoint generation), </w:t>
-      </w:r>
-      <w:proofErr w:type="spellStart"/>
-      <w:r>
-        <w:rPr>
-          <w:rFonts w:ascii="Times New Roman" w:hAnsi="Times New Roman" w:cs="Times New Roman"/>
-          <w:sz w:val="24"/>
-          <w:szCs w:val="24"/>
-        </w:rPr>
-        <w:t>atmosphere.c</w:t>
-      </w:r>
-      <w:proofErr w:type="spellEnd"/>
-      <w:r>
-        <w:rPr>
-          <w:rFonts w:ascii="Times New Roman" w:hAnsi="Times New Roman" w:cs="Times New Roman"/>
-          <w:sz w:val="24"/>
-          <w:szCs w:val="24"/>
-        </w:rPr>
-        <w:t xml:space="preserve"> (ISA corrections), </w:t>
-      </w:r>
-      <w:proofErr w:type="spellStart"/>
-      <w:r>
-        <w:rPr>
-          <w:rFonts w:ascii="Times New Roman" w:hAnsi="Times New Roman" w:cs="Times New Roman"/>
-          <w:sz w:val="24"/>
-          <w:szCs w:val="24"/>
-        </w:rPr>
-        <w:t>io.c</w:t>
-      </w:r>
-      <w:proofErr w:type="spellEnd"/>
-      <w:r>
-        <w:rPr>
-          <w:rFonts w:ascii="Times New Roman" w:hAnsi="Times New Roman" w:cs="Times New Roman"/>
-          <w:sz w:val="24"/>
-          <w:szCs w:val="24"/>
-        </w:rPr>
-        <w:t xml:space="preserve"> (file operations). Compiles with GCC -O2 optimization.</w:t>
+        <w:t>1,800 lines across modular C files. Core modules: lightning_physics.c (calculations), route.c (waypoint generation), atmosphere.c (ISA corrections), io.c (file operations). Compiles with GCC -O2 optimization.</w:t>
       </w:r>
     </w:p>
     <w:p>
@@ -15422,63 +14957,7 @@
           <w:szCs w:val="24"/>
         </w:rPr>
         <w:lastRenderedPageBreak/>
-        <w:t xml:space="preserve">Stores results in </w:t>
-      </w:r>
-      <w:proofErr w:type="spellStart"/>
-      <w:proofErr w:type="gramStart"/>
-      <w:r>
-        <w:rPr>
-          <w:rFonts w:cs="Times New Roman"/>
-          <w:sz w:val="24"/>
-          <w:szCs w:val="24"/>
-        </w:rPr>
-        <w:t>lat</w:t>
-      </w:r>
-      <w:proofErr w:type="spellEnd"/>
-      <w:r>
-        <w:rPr>
-          <w:rFonts w:cs="Times New Roman"/>
-          <w:sz w:val="24"/>
-          <w:szCs w:val="24"/>
-        </w:rPr>
-        <w:t>[</w:t>
-      </w:r>
-      <w:proofErr w:type="gramEnd"/>
-      <w:r>
-        <w:rPr>
-          <w:rFonts w:cs="Times New Roman"/>
-          <w:sz w:val="24"/>
-          <w:szCs w:val="24"/>
-        </w:rPr>
-        <w:t xml:space="preserve">9] and </w:t>
-      </w:r>
-      <w:proofErr w:type="spellStart"/>
-      <w:proofErr w:type="gramStart"/>
-      <w:r>
-        <w:rPr>
-          <w:rFonts w:cs="Times New Roman"/>
-          <w:sz w:val="24"/>
-          <w:szCs w:val="24"/>
-        </w:rPr>
-        <w:t>lon</w:t>
-      </w:r>
-      <w:proofErr w:type="spellEnd"/>
-      <w:r>
-        <w:rPr>
-          <w:rFonts w:cs="Times New Roman"/>
-          <w:sz w:val="24"/>
-          <w:szCs w:val="24"/>
-        </w:rPr>
-        <w:t>[</w:t>
-      </w:r>
-      <w:proofErr w:type="gramEnd"/>
-      <w:r>
-        <w:rPr>
-          <w:rFonts w:cs="Times New Roman"/>
-          <w:sz w:val="24"/>
-          <w:szCs w:val="24"/>
-        </w:rPr>
-        <w:t>9] arrays</w:t>
+        <w:t>Stores results in lat[9] and lon[9] arrays</w:t>
       </w:r>
     </w:p>
     <w:p>
@@ -15624,7 +15103,7 @@
           <w:bCs/>
         </w:rPr>
       </w:pPr>
-      <w:bookmarkStart w:id="28" w:name="_Toc227271352"/>
+      <w:bookmarkStart w:id="28" w:name="_Toc227337489"/>
       <w:r>
         <w:rPr>
           <w:rFonts w:ascii="Times New Roman" w:hAnsi="Times New Roman" w:cs="Times New Roman"/>
@@ -15685,25 +15164,7 @@
           <w:sz w:val="24"/>
           <w:szCs w:val="24"/>
         </w:rPr>
-        <w:t xml:space="preserve">Python script (ml_enhance.py, 400 lines). Uses scikit-learn Random Forest classifier. Loads pre-trained model from </w:t>
-      </w:r>
-      <w:proofErr w:type="spellStart"/>
-      <w:r>
-        <w:rPr>
-          <w:rFonts w:ascii="Times New Roman" w:hAnsi="Times New Roman" w:cs="Times New Roman"/>
-          <w:sz w:val="24"/>
-          <w:szCs w:val="24"/>
-        </w:rPr>
-        <w:t>airlume_ml_model.pkl</w:t>
-      </w:r>
-      <w:proofErr w:type="spellEnd"/>
-      <w:r>
-        <w:rPr>
-          <w:rFonts w:ascii="Times New Roman" w:hAnsi="Times New Roman" w:cs="Times New Roman"/>
-          <w:sz w:val="24"/>
-          <w:szCs w:val="24"/>
-        </w:rPr>
-        <w:t>.</w:t>
+        <w:t>Python script (ml_enhance.py, 400 lines). Uses scikit-learn Random Forest classifier. Loads pre-trained model from airlume_ml_model.pkl.</w:t>
       </w:r>
     </w:p>
     <w:p>
@@ -15937,23 +15398,13 @@
           <w:szCs w:val="24"/>
         </w:rPr>
       </w:pPr>
-      <w:proofErr w:type="gramStart"/>
       <w:r>
         <w:rPr>
           <w:rFonts w:cs="Times New Roman"/>
           <w:sz w:val="24"/>
           <w:szCs w:val="24"/>
         </w:rPr>
-        <w:t>Outputs</w:t>
-      </w:r>
-      <w:proofErr w:type="gramEnd"/>
-      <w:r>
-        <w:rPr>
-          <w:rFonts w:cs="Times New Roman"/>
-          <w:sz w:val="24"/>
-          <w:szCs w:val="24"/>
-        </w:rPr>
-        <w:t xml:space="preserve"> enhanced probability prediction</w:t>
+        <w:t>Outputs enhanced probability prediction</w:t>
       </w:r>
     </w:p>
     <w:p>
@@ -15970,23 +15421,13 @@
           <w:szCs w:val="24"/>
         </w:rPr>
       </w:pPr>
-      <w:proofErr w:type="gramStart"/>
       <w:r>
         <w:rPr>
           <w:rFonts w:cs="Times New Roman"/>
           <w:sz w:val="24"/>
           <w:szCs w:val="24"/>
         </w:rPr>
-        <w:t>Calculates</w:t>
-      </w:r>
-      <w:proofErr w:type="gramEnd"/>
-      <w:r>
-        <w:rPr>
-          <w:rFonts w:cs="Times New Roman"/>
-          <w:sz w:val="24"/>
-          <w:szCs w:val="24"/>
-        </w:rPr>
-        <w:t xml:space="preserve"> adjustment factor (ML prediction minus physics prediction)</w:t>
+        <w:t>Calculates adjustment factor (ML prediction minus physics prediction)</w:t>
       </w:r>
     </w:p>
     <w:p>
@@ -16045,23 +15486,13 @@
           <w:szCs w:val="24"/>
         </w:rPr>
       </w:pPr>
-      <w:proofErr w:type="gramStart"/>
       <w:r>
         <w:rPr>
           <w:rFonts w:cs="Times New Roman"/>
           <w:sz w:val="24"/>
           <w:szCs w:val="24"/>
         </w:rPr>
-        <w:t>Writes</w:t>
-      </w:r>
-      <w:proofErr w:type="gramEnd"/>
-      <w:r>
-        <w:rPr>
-          <w:rFonts w:cs="Times New Roman"/>
-          <w:sz w:val="24"/>
-          <w:szCs w:val="24"/>
-        </w:rPr>
-        <w:t xml:space="preserve"> to lightning_risk_ml.txt</w:t>
+        <w:t>Writes to lightning_risk_ml.txt</w:t>
       </w:r>
     </w:p>
     <w:p>
@@ -16084,79 +15515,7 @@
           <w:sz w:val="24"/>
           <w:szCs w:val="24"/>
         </w:rPr>
-        <w:t>Format: ML_</w:t>
-      </w:r>
-      <w:proofErr w:type="gramStart"/>
-      <w:r>
-        <w:rPr>
-          <w:rFonts w:cs="Times New Roman"/>
-          <w:sz w:val="24"/>
-          <w:szCs w:val="24"/>
-        </w:rPr>
-        <w:t>ENHANCED:XX</w:t>
-      </w:r>
-      <w:proofErr w:type="gramEnd"/>
-      <w:r>
-        <w:rPr>
-          <w:rFonts w:cs="Times New Roman"/>
-          <w:sz w:val="24"/>
-          <w:szCs w:val="24"/>
-        </w:rPr>
-        <w:t xml:space="preserve">.XX%, </w:t>
-      </w:r>
-      <w:proofErr w:type="gramStart"/>
-      <w:r>
-        <w:rPr>
-          <w:rFonts w:cs="Times New Roman"/>
-          <w:sz w:val="24"/>
-          <w:szCs w:val="24"/>
-        </w:rPr>
-        <w:t>PHYSICS:XX</w:t>
-      </w:r>
-      <w:proofErr w:type="gramEnd"/>
-      <w:r>
-        <w:rPr>
-          <w:rFonts w:cs="Times New Roman"/>
-          <w:sz w:val="24"/>
-          <w:szCs w:val="24"/>
-        </w:rPr>
-        <w:t xml:space="preserve">.XX%, </w:t>
-      </w:r>
-      <w:proofErr w:type="gramStart"/>
-      <w:r>
-        <w:rPr>
-          <w:rFonts w:cs="Times New Roman"/>
-          <w:sz w:val="24"/>
-          <w:szCs w:val="24"/>
-        </w:rPr>
-        <w:t>ADJUSTMENT:+</w:t>
-      </w:r>
-      <w:proofErr w:type="gramEnd"/>
-      <w:r>
-        <w:rPr>
-          <w:rFonts w:cs="Times New Roman"/>
-          <w:sz w:val="24"/>
-          <w:szCs w:val="24"/>
-        </w:rPr>
-        <w:t>/-</w:t>
-      </w:r>
-      <w:proofErr w:type="gramStart"/>
-      <w:r>
-        <w:rPr>
-          <w:rFonts w:cs="Times New Roman"/>
-          <w:sz w:val="24"/>
-          <w:szCs w:val="24"/>
-        </w:rPr>
-        <w:t>XX.XX</w:t>
-      </w:r>
-      <w:proofErr w:type="gramEnd"/>
-      <w:r>
-        <w:rPr>
-          <w:rFonts w:cs="Times New Roman"/>
-          <w:sz w:val="24"/>
-          <w:szCs w:val="24"/>
-        </w:rPr>
-        <w:t>%</w:t>
+        <w:t>Format: ML_ENHANCED:XX.XX%, PHYSICS:XX.XX%, ADJUSTMENT:+/-XX.XX%</w:t>
       </w:r>
     </w:p>
     <w:p>
@@ -16229,7 +15588,23 @@
           <w:sz w:val="24"/>
           <w:szCs w:val="24"/>
         </w:rPr>
-        <w:t xml:space="preserve">Trained using 5-fold cross-validation on 100 real atmospheric measurements from USA flights (airlume_usa_efield_100.csv). In each fold, 80 samples were used for training and 20 for validation. The reported 45% accuracy represents the average validation accuracy across all five folds. No separate test set was held out, as the limited dataset size (100 samples) required </w:t>
+        <w:t xml:space="preserve">Trained using 5-fold cross-validation on 100 real atmospheric measurements from USA flights (airlume_usa_efield_100.csv). In each fold, 80 samples were used for training and 20 for validation. The reported </w:t>
+      </w:r>
+      <w:r>
+        <w:rPr>
+          <w:rFonts w:ascii="Times New Roman" w:hAnsi="Times New Roman" w:cs="Times New Roman"/>
+          <w:sz w:val="24"/>
+          <w:szCs w:val="24"/>
+        </w:rPr>
+        <w:t>5</w:t>
+      </w:r>
+      <w:r>
+        <w:rPr>
+          <w:rFonts w:ascii="Times New Roman" w:hAnsi="Times New Roman" w:cs="Times New Roman"/>
+          <w:sz w:val="24"/>
+          <w:szCs w:val="24"/>
+        </w:rPr>
+        <w:t xml:space="preserve">5% accuracy represents the average validation accuracy across all five folds. No separate test set was held out, as the limited dataset size (100 samples) required </w:t>
       </w:r>
       <w:r>
         <w:rPr>
@@ -16254,7 +15629,39 @@
           <w:sz w:val="24"/>
           <w:szCs w:val="24"/>
         </w:rPr>
-        <w:t>Contains actual electric field data and lightning occurrence labels. Top features by importance: latitude (23%), physics prediction (21%), longitude (14%), humidity (10%). Achieves 45% accuracy, representing 10% improvement over physics-only approach. 5-fold cross-validation shows 45% mean accuracy.</w:t>
+        <w:t xml:space="preserve">Contains actual electric field data and lightning occurrence labels. Top features by importance: latitude (23%), physics prediction (21%), longitude (14%), humidity (10%). Achieves </w:t>
+      </w:r>
+      <w:r>
+        <w:rPr>
+          <w:rFonts w:ascii="Times New Roman" w:hAnsi="Times New Roman" w:cs="Times New Roman"/>
+          <w:sz w:val="24"/>
+          <w:szCs w:val="24"/>
+        </w:rPr>
+        <w:t>5</w:t>
+      </w:r>
+      <w:r>
+        <w:rPr>
+          <w:rFonts w:ascii="Times New Roman" w:hAnsi="Times New Roman" w:cs="Times New Roman"/>
+          <w:sz w:val="24"/>
+          <w:szCs w:val="24"/>
+        </w:rPr>
+        <w:t xml:space="preserve">5% accuracy, representing 10% improvement over physics-only approach. 5-fold cross-validation shows </w:t>
+      </w:r>
+      <w:r>
+        <w:rPr>
+          <w:rFonts w:ascii="Times New Roman" w:hAnsi="Times New Roman" w:cs="Times New Roman"/>
+          <w:sz w:val="24"/>
+          <w:szCs w:val="24"/>
+        </w:rPr>
+        <w:t>5</w:t>
+      </w:r>
+      <w:r>
+        <w:rPr>
+          <w:rFonts w:ascii="Times New Roman" w:hAnsi="Times New Roman" w:cs="Times New Roman"/>
+          <w:sz w:val="24"/>
+          <w:szCs w:val="24"/>
+        </w:rPr>
+        <w:t>5% mean accuracy.</w:t>
       </w:r>
     </w:p>
     <w:p>
@@ -16274,7 +15681,7 @@
           <w:bCs/>
         </w:rPr>
       </w:pPr>
-      <w:bookmarkStart w:id="29" w:name="_Toc227271353"/>
+      <w:bookmarkStart w:id="29" w:name="_Toc227337490"/>
       <w:r>
         <w:rPr>
           <w:rFonts w:ascii="Times New Roman" w:hAnsi="Times New Roman" w:cs="Times New Roman"/>
@@ -16335,97 +15742,7 @@
           <w:sz w:val="24"/>
           <w:szCs w:val="24"/>
         </w:rPr>
-        <w:t xml:space="preserve">Organized into four Ada packages: </w:t>
-      </w:r>
-      <w:proofErr w:type="spellStart"/>
-      <w:r>
-        <w:rPr>
-          <w:rFonts w:ascii="Times New Roman" w:hAnsi="Times New Roman" w:cs="Times New Roman"/>
-          <w:sz w:val="24"/>
-          <w:szCs w:val="24"/>
-        </w:rPr>
-        <w:t>Physics_Validator</w:t>
-      </w:r>
-      <w:proofErr w:type="spellEnd"/>
-      <w:r>
-        <w:rPr>
-          <w:rFonts w:ascii="Times New Roman" w:hAnsi="Times New Roman" w:cs="Times New Roman"/>
-          <w:sz w:val="24"/>
-          <w:szCs w:val="24"/>
-        </w:rPr>
-        <w:t xml:space="preserve"> (independent risk calculation and comparison), </w:t>
-      </w:r>
-      <w:proofErr w:type="spellStart"/>
-      <w:r>
-        <w:rPr>
-          <w:rFonts w:ascii="Times New Roman" w:hAnsi="Times New Roman" w:cs="Times New Roman"/>
-          <w:sz w:val="24"/>
-          <w:szCs w:val="24"/>
-        </w:rPr>
-        <w:t>Safety_Monitor</w:t>
-      </w:r>
-      <w:proofErr w:type="spellEnd"/>
-      <w:r>
-        <w:rPr>
-          <w:rFonts w:ascii="Times New Roman" w:hAnsi="Times New Roman" w:cs="Times New Roman"/>
-          <w:sz w:val="24"/>
-          <w:szCs w:val="24"/>
-        </w:rPr>
-        <w:t xml:space="preserve"> (alert generation and regulatory enforcement), ARINC653_Core (partition management and emergency halt procedures), and </w:t>
-      </w:r>
-      <w:proofErr w:type="spellStart"/>
-      <w:r>
-        <w:rPr>
-          <w:rFonts w:ascii="Times New Roman" w:hAnsi="Times New Roman" w:cs="Times New Roman"/>
-          <w:sz w:val="24"/>
-          <w:szCs w:val="24"/>
-        </w:rPr>
-        <w:t>Time_Partition</w:t>
-      </w:r>
-      <w:proofErr w:type="spellEnd"/>
-      <w:r>
-        <w:rPr>
-          <w:rFonts w:ascii="Times New Roman" w:hAnsi="Times New Roman" w:cs="Times New Roman"/>
-          <w:sz w:val="24"/>
-          <w:szCs w:val="24"/>
-        </w:rPr>
-        <w:t xml:space="preserve"> (100ms execution budget enforcement). Compiles with GNAT using -</w:t>
-      </w:r>
-      <w:proofErr w:type="spellStart"/>
-      <w:r>
-        <w:rPr>
-          <w:rFonts w:ascii="Times New Roman" w:hAnsi="Times New Roman" w:cs="Times New Roman"/>
-          <w:sz w:val="24"/>
-          <w:szCs w:val="24"/>
-        </w:rPr>
-        <w:t>gnatwa</w:t>
-      </w:r>
-      <w:proofErr w:type="spellEnd"/>
-      <w:r>
-        <w:rPr>
-          <w:rFonts w:ascii="Times New Roman" w:hAnsi="Times New Roman" w:cs="Times New Roman"/>
-          <w:sz w:val="24"/>
-          <w:szCs w:val="24"/>
-        </w:rPr>
-        <w:t xml:space="preserve"> (all warnings) and -</w:t>
-      </w:r>
-      <w:proofErr w:type="spellStart"/>
-      <w:r>
-        <w:rPr>
-          <w:rFonts w:ascii="Times New Roman" w:hAnsi="Times New Roman" w:cs="Times New Roman"/>
-          <w:sz w:val="24"/>
-          <w:szCs w:val="24"/>
-        </w:rPr>
-        <w:t>gnatVa</w:t>
-      </w:r>
-      <w:proofErr w:type="spellEnd"/>
-      <w:r>
-        <w:rPr>
-          <w:rFonts w:ascii="Times New Roman" w:hAnsi="Times New Roman" w:cs="Times New Roman"/>
-          <w:sz w:val="24"/>
-          <w:szCs w:val="24"/>
-        </w:rPr>
-        <w:t xml:space="preserve"> (validity checking) flags.</w:t>
+        <w:t>Organized into four Ada packages: Physics_Validator (independent risk calculation and comparison), Safety_Monitor (alert generation and regulatory enforcement), ARINC653_Core (partition management and emergency halt procedures), and Time_Partition (100ms execution budget enforcement). Compiles with GNAT using -gnatwa (all warnings) and -gnatVa (validity checking) flags.</w:t>
       </w:r>
     </w:p>
     <w:p>
@@ -16562,25 +15879,7 @@
           <w:sz w:val="24"/>
           <w:szCs w:val="24"/>
         </w:rPr>
-        <w:t xml:space="preserve">Increments the E-field estimate based on humidity above 70% (charge accumulation indicator), pressure below 1000 </w:t>
-      </w:r>
-      <w:proofErr w:type="spellStart"/>
-      <w:r>
-        <w:rPr>
-          <w:rFonts w:ascii="Times New Roman" w:hAnsi="Times New Roman" w:cs="Times New Roman"/>
-          <w:sz w:val="24"/>
-          <w:szCs w:val="24"/>
-        </w:rPr>
-        <w:t>hPa</w:t>
-      </w:r>
-      <w:proofErr w:type="spellEnd"/>
-      <w:r>
-        <w:rPr>
-          <w:rFonts w:ascii="Times New Roman" w:hAnsi="Times New Roman" w:cs="Times New Roman"/>
-          <w:sz w:val="24"/>
-          <w:szCs w:val="24"/>
-        </w:rPr>
-        <w:t xml:space="preserve"> (storm system indicator), temperature above 20°C (convective instability indicator), and wind speed above 5 m/s (charge separation indicator) </w:t>
+        <w:t xml:space="preserve">Increments the E-field estimate based on humidity above 70% (charge accumulation indicator), pressure below 1000 hPa (storm system indicator), temperature above 20°C (convective instability indicator), and wind speed above 5 m/s (charge separation indicator) </w:t>
       </w:r>
     </w:p>
     <w:p>
@@ -16841,23 +16140,13 @@
           <w:szCs w:val="24"/>
         </w:rPr>
       </w:pPr>
-      <w:proofErr w:type="gramStart"/>
       <w:r>
         <w:rPr>
           <w:rFonts w:cs="Times New Roman"/>
           <w:sz w:val="24"/>
           <w:szCs w:val="24"/>
         </w:rPr>
-        <w:t>Computes</w:t>
-      </w:r>
-      <w:proofErr w:type="gramEnd"/>
-      <w:r>
-        <w:rPr>
-          <w:rFonts w:cs="Times New Roman"/>
-          <w:sz w:val="24"/>
-          <w:szCs w:val="24"/>
-        </w:rPr>
-        <w:t xml:space="preserve"> absolute differences between all three predictions</w:t>
+        <w:t>Computes absolute differences between all three predictions</w:t>
       </w:r>
     </w:p>
     <w:p>
@@ -16990,25 +16279,7 @@
           <w:sz w:val="24"/>
           <w:szCs w:val="24"/>
         </w:rPr>
-        <w:t xml:space="preserve">Format </w:t>
-      </w:r>
-      <w:proofErr w:type="gramStart"/>
-      <w:r>
-        <w:rPr>
-          <w:rFonts w:cs="Times New Roman"/>
-          <w:sz w:val="24"/>
-          <w:szCs w:val="24"/>
-        </w:rPr>
-        <w:t>includes:</w:t>
-      </w:r>
-      <w:proofErr w:type="gramEnd"/>
-      <w:r>
-        <w:rPr>
-          <w:rFonts w:cs="Times New Roman"/>
-          <w:sz w:val="24"/>
-          <w:szCs w:val="24"/>
-        </w:rPr>
-        <w:t xml:space="preserve"> SAFETY_STATUS, C_RISK, ML_RISK, ADA_RISK, DIFFERENCE, JUSTIFICATION, TIMESTAMP</w:t>
+        <w:t>Format includes: SAFETY_STATUS, C_RISK, ML_RISK, ADA_RISK, DIFFERENCE, JUSTIFICATION, TIMESTAMP</w:t>
       </w:r>
     </w:p>
     <w:p>
@@ -17048,23 +16319,13 @@
           <w:szCs w:val="24"/>
         </w:rPr>
       </w:pPr>
-      <w:proofErr w:type="gramStart"/>
       <w:r>
         <w:rPr>
           <w:rFonts w:cs="Times New Roman"/>
           <w:sz w:val="24"/>
           <w:szCs w:val="24"/>
         </w:rPr>
-        <w:t>Continues</w:t>
-      </w:r>
-      <w:proofErr w:type="gramEnd"/>
-      <w:r>
-        <w:rPr>
-          <w:rFonts w:cs="Times New Roman"/>
-          <w:sz w:val="24"/>
-          <w:szCs w:val="24"/>
-        </w:rPr>
-        <w:t xml:space="preserve"> operation after alert generation to allow fault observation</w:t>
+        <w:t>Continues operation after alert generation to allow fault observation</w:t>
       </w:r>
     </w:p>
     <w:p>
@@ -17285,9 +16546,8 @@
           <w:sz w:val="24"/>
           <w:szCs w:val="24"/>
         </w:rPr>
-        <w:t xml:space="preserve"> for example due to a C API timeout causing a hung file </w:t>
-      </w:r>
-      <w:proofErr w:type="gramStart"/>
+        <w:t xml:space="preserve"> for example due to a C API timeout causing a hung file read</w:t>
+      </w:r>
       <w:r>
         <w:rPr>
           <w:rFonts w:ascii="Times New Roman" w:hAnsi="Times New Roman" w:cs="Times New Roman"/>
@@ -17295,9 +16555,8 @@
           <w:sz w:val="24"/>
           <w:szCs w:val="24"/>
         </w:rPr>
-        <w:t>read</w:t>
-      </w:r>
-      <w:proofErr w:type="gramEnd"/>
+        <w:t>-</w:t>
+      </w:r>
       <w:r>
         <w:rPr>
           <w:rFonts w:ascii="Times New Roman" w:hAnsi="Times New Roman" w:cs="Times New Roman"/>
@@ -17305,36 +16564,7 @@
           <w:sz w:val="24"/>
           <w:szCs w:val="24"/>
         </w:rPr>
-        <w:t>-</w:t>
-      </w:r>
-      <w:r>
-        <w:rPr>
-          <w:rFonts w:ascii="Times New Roman" w:hAnsi="Times New Roman" w:cs="Times New Roman"/>
-          <w:iCs/>
-          <w:sz w:val="24"/>
-          <w:szCs w:val="24"/>
-        </w:rPr>
-        <w:t xml:space="preserve">the </w:t>
-      </w:r>
-      <w:proofErr w:type="spellStart"/>
-      <w:r>
-        <w:rPr>
-          <w:rFonts w:ascii="Times New Roman" w:hAnsi="Times New Roman" w:cs="Times New Roman"/>
-          <w:iCs/>
-          <w:sz w:val="24"/>
-          <w:szCs w:val="24"/>
-        </w:rPr>
-        <w:t>Time_Partition</w:t>
-      </w:r>
-      <w:proofErr w:type="spellEnd"/>
-      <w:r>
-        <w:rPr>
-          <w:rFonts w:ascii="Times New Roman" w:hAnsi="Times New Roman" w:cs="Times New Roman"/>
-          <w:iCs/>
-          <w:sz w:val="24"/>
-          <w:szCs w:val="24"/>
-        </w:rPr>
-        <w:t xml:space="preserve"> package calls ARINC653_Core.Emergency_Halt and forces emergency procedures</w:t>
+        <w:t>the Time_Partition package calls ARINC653_Core.Emergency_Halt and forces emergency procedures</w:t>
       </w:r>
     </w:p>
     <w:p>
@@ -17402,7 +16632,7 @@
           <w:bCs/>
         </w:rPr>
       </w:pPr>
-      <w:bookmarkStart w:id="31" w:name="_Toc227271354"/>
+      <w:bookmarkStart w:id="31" w:name="_Toc227337491"/>
       <w:r>
         <w:rPr>
           <w:rFonts w:ascii="Times New Roman" w:hAnsi="Times New Roman" w:cs="Times New Roman"/>
@@ -17463,25 +16693,7 @@
           <w:sz w:val="24"/>
           <w:szCs w:val="24"/>
         </w:rPr>
-        <w:t xml:space="preserve">2,500 lines of Java on </w:t>
-      </w:r>
-      <w:proofErr w:type="spellStart"/>
-      <w:r>
-        <w:rPr>
-          <w:rFonts w:ascii="Times New Roman" w:hAnsi="Times New Roman" w:cs="Times New Roman"/>
-          <w:sz w:val="24"/>
-          <w:szCs w:val="24"/>
-        </w:rPr>
-        <w:t>GlassFish</w:t>
-      </w:r>
-      <w:proofErr w:type="spellEnd"/>
-      <w:r>
-        <w:rPr>
-          <w:rFonts w:ascii="Times New Roman" w:hAnsi="Times New Roman" w:cs="Times New Roman"/>
-          <w:sz w:val="24"/>
-          <w:szCs w:val="24"/>
-        </w:rPr>
-        <w:t xml:space="preserve"> 6.2 server. Model-View-Controller architecture with JPA entities, backing beans, and XHTML templates. H2 embedded database for persistence.</w:t>
+        <w:t>2,500 lines of Java on GlassFish 6.2 server. Model-View-Controller architecture with JPA entities, backing beans, and XHTML templates. H2 embedded database for persistence.</w:t>
       </w:r>
     </w:p>
     <w:p>
@@ -17541,25 +16753,7 @@
           <w:sz w:val="24"/>
           <w:szCs w:val="24"/>
         </w:rPr>
-        <w:t xml:space="preserve">Receives user </w:t>
-      </w:r>
-      <w:proofErr w:type="gramStart"/>
-      <w:r>
-        <w:rPr>
-          <w:rFonts w:cs="Times New Roman"/>
-          <w:sz w:val="24"/>
-          <w:szCs w:val="24"/>
-        </w:rPr>
-        <w:t>inputs</w:t>
-      </w:r>
-      <w:proofErr w:type="gramEnd"/>
-      <w:r>
-        <w:rPr>
-          <w:rFonts w:cs="Times New Roman"/>
-          <w:sz w:val="24"/>
-          <w:szCs w:val="24"/>
-        </w:rPr>
-        <w:t xml:space="preserve"> via web forms (departure city, arrival city, cruise altitude)</w:t>
+        <w:t>Receives user inputs via web forms (departure city, arrival city, cruise altitude)</w:t>
       </w:r>
     </w:p>
     <w:p>
@@ -17733,23 +16927,13 @@
           <w:szCs w:val="24"/>
         </w:rPr>
       </w:pPr>
-      <w:proofErr w:type="gramStart"/>
       <w:r>
         <w:rPr>
           <w:rFonts w:cs="Times New Roman"/>
           <w:sz w:val="24"/>
           <w:szCs w:val="24"/>
         </w:rPr>
-        <w:t>Applies</w:t>
-      </w:r>
-      <w:proofErr w:type="gramEnd"/>
-      <w:r>
-        <w:rPr>
-          <w:rFonts w:cs="Times New Roman"/>
-          <w:sz w:val="24"/>
-          <w:szCs w:val="24"/>
-        </w:rPr>
-        <w:t xml:space="preserve"> regular expressions to extract structured data</w:t>
+        <w:t>Applies regular expressions to extract structured data</w:t>
       </w:r>
     </w:p>
     <w:p>
@@ -17766,41 +16950,13 @@
           <w:szCs w:val="24"/>
         </w:rPr>
       </w:pPr>
-      <w:proofErr w:type="gramStart"/>
       <w:r>
         <w:rPr>
           <w:rFonts w:cs="Times New Roman"/>
           <w:sz w:val="24"/>
           <w:szCs w:val="24"/>
         </w:rPr>
-        <w:t>Populates</w:t>
-      </w:r>
-      <w:proofErr w:type="gramEnd"/>
-      <w:r>
-        <w:rPr>
-          <w:rFonts w:cs="Times New Roman"/>
-          <w:sz w:val="24"/>
-          <w:szCs w:val="24"/>
-        </w:rPr>
-        <w:t xml:space="preserve"> Java objects (</w:t>
-      </w:r>
-      <w:proofErr w:type="spellStart"/>
-      <w:r>
-        <w:rPr>
-          <w:rFonts w:cs="Times New Roman"/>
-          <w:sz w:val="24"/>
-          <w:szCs w:val="24"/>
-        </w:rPr>
-        <w:t>FlightAnalysis</w:t>
-      </w:r>
-      <w:proofErr w:type="spellEnd"/>
-      <w:r>
-        <w:rPr>
-          <w:rFonts w:cs="Times New Roman"/>
-          <w:sz w:val="24"/>
-          <w:szCs w:val="24"/>
-        </w:rPr>
-        <w:t xml:space="preserve"> entity, Waypoint list)</w:t>
+        <w:t>Populates Java objects (FlightAnalysis entity, Waypoint list)</w:t>
       </w:r>
     </w:p>
     <w:p>
@@ -17905,23 +17061,13 @@
           <w:szCs w:val="24"/>
         </w:rPr>
       </w:pPr>
-      <w:proofErr w:type="spellStart"/>
       <w:r>
         <w:rPr>
           <w:rFonts w:cs="Times New Roman"/>
           <w:sz w:val="24"/>
           <w:szCs w:val="24"/>
         </w:rPr>
-        <w:t>FlightAnalysis</w:t>
-      </w:r>
-      <w:proofErr w:type="spellEnd"/>
-      <w:r>
-        <w:rPr>
-          <w:rFonts w:cs="Times New Roman"/>
-          <w:sz w:val="24"/>
-          <w:szCs w:val="24"/>
-        </w:rPr>
-        <w:t xml:space="preserve"> entity stores route, altitude, risks, timestamp, safety status</w:t>
+        <w:t>FlightAnalysis entity stores route, altitude, risks, timestamp, safety status</w:t>
       </w:r>
     </w:p>
     <w:p>
@@ -17938,23 +17084,13 @@
           <w:szCs w:val="24"/>
         </w:rPr>
       </w:pPr>
-      <w:proofErr w:type="spellStart"/>
       <w:r>
         <w:rPr>
           <w:rFonts w:cs="Times New Roman"/>
           <w:sz w:val="24"/>
           <w:szCs w:val="24"/>
         </w:rPr>
-        <w:t>OneToMany</w:t>
-      </w:r>
-      <w:proofErr w:type="spellEnd"/>
-      <w:r>
-        <w:rPr>
-          <w:rFonts w:cs="Times New Roman"/>
-          <w:sz w:val="24"/>
-          <w:szCs w:val="24"/>
-        </w:rPr>
-        <w:t xml:space="preserve"> relationship to Waypoint records</w:t>
+        <w:t>OneToMany relationship to Waypoint records</w:t>
       </w:r>
     </w:p>
     <w:p>
@@ -17977,25 +17113,7 @@
           <w:sz w:val="24"/>
           <w:szCs w:val="24"/>
         </w:rPr>
-        <w:t xml:space="preserve">H2 database tables: </w:t>
-      </w:r>
-      <w:proofErr w:type="spellStart"/>
-      <w:r>
-        <w:rPr>
-          <w:rFonts w:cs="Times New Roman"/>
-          <w:sz w:val="24"/>
-          <w:szCs w:val="24"/>
-        </w:rPr>
-        <w:t>flight_analysis</w:t>
-      </w:r>
-      <w:proofErr w:type="spellEnd"/>
-      <w:r>
-        <w:rPr>
-          <w:rFonts w:cs="Times New Roman"/>
-          <w:sz w:val="24"/>
-          <w:szCs w:val="24"/>
-        </w:rPr>
-        <w:t>, waypoint</w:t>
+        <w:t>H2 database tables: flight_analysis, waypoint</w:t>
       </w:r>
     </w:p>
     <w:p>
@@ -18018,43 +17136,7 @@
           <w:sz w:val="24"/>
           <w:szCs w:val="24"/>
         </w:rPr>
-        <w:t xml:space="preserve">Indexes on </w:t>
-      </w:r>
-      <w:proofErr w:type="spellStart"/>
-      <w:r>
-        <w:rPr>
-          <w:rFonts w:cs="Times New Roman"/>
-          <w:sz w:val="24"/>
-          <w:szCs w:val="24"/>
-        </w:rPr>
-        <w:t>analysis_time</w:t>
-      </w:r>
-      <w:proofErr w:type="spellEnd"/>
-      <w:r>
-        <w:rPr>
-          <w:rFonts w:cs="Times New Roman"/>
-          <w:sz w:val="24"/>
-          <w:szCs w:val="24"/>
-        </w:rPr>
-        <w:t xml:space="preserve"> and </w:t>
-      </w:r>
-      <w:proofErr w:type="spellStart"/>
-      <w:r>
-        <w:rPr>
-          <w:rFonts w:cs="Times New Roman"/>
-          <w:sz w:val="24"/>
-          <w:szCs w:val="24"/>
-        </w:rPr>
-        <w:t>safety_status</w:t>
-      </w:r>
-      <w:proofErr w:type="spellEnd"/>
-      <w:r>
-        <w:rPr>
-          <w:rFonts w:cs="Times New Roman"/>
-          <w:sz w:val="24"/>
-          <w:szCs w:val="24"/>
-        </w:rPr>
-        <w:t xml:space="preserve"> for query performance</w:t>
+        <w:t>Indexes on analysis_time and safety_status for query performance</w:t>
       </w:r>
     </w:p>
     <w:p>
@@ -18097,25 +17179,7 @@
           <w:szCs w:val="24"/>
         </w:rPr>
         <w:lastRenderedPageBreak/>
-        <w:t xml:space="preserve">Generates HTML using </w:t>
-      </w:r>
-      <w:proofErr w:type="spellStart"/>
-      <w:r>
-        <w:rPr>
-          <w:rFonts w:cs="Times New Roman"/>
-          <w:sz w:val="24"/>
-          <w:szCs w:val="24"/>
-        </w:rPr>
-        <w:t>JavaServer</w:t>
-      </w:r>
-      <w:proofErr w:type="spellEnd"/>
-      <w:r>
-        <w:rPr>
-          <w:rFonts w:cs="Times New Roman"/>
-          <w:sz w:val="24"/>
-          <w:szCs w:val="24"/>
-        </w:rPr>
-        <w:t xml:space="preserve"> Faces (JSF) templating</w:t>
+        <w:t>Generates HTML using JavaServer Faces (JSF) templating</w:t>
       </w:r>
     </w:p>
     <w:p>
@@ -18265,7 +17329,7 @@
           <w:bCs/>
         </w:rPr>
       </w:pPr>
-      <w:bookmarkStart w:id="32" w:name="_Toc227271355"/>
+      <w:bookmarkStart w:id="32" w:name="_Toc227337492"/>
       <w:r>
         <w:rPr>
           <w:rFonts w:ascii="Times New Roman" w:hAnsi="Times New Roman" w:cs="Times New Roman"/>
@@ -18405,25 +17469,7 @@
           <w:sz w:val="24"/>
           <w:szCs w:val="24"/>
         </w:rPr>
-        <w:t xml:space="preserve">Python script requests atmospheric data from </w:t>
-      </w:r>
-      <w:proofErr w:type="spellStart"/>
-      <w:r>
-        <w:rPr>
-          <w:rFonts w:ascii="Times New Roman" w:hAnsi="Times New Roman" w:cs="Times New Roman"/>
-          <w:sz w:val="24"/>
-          <w:szCs w:val="24"/>
-        </w:rPr>
-        <w:t>OpenWeatherMap</w:t>
-      </w:r>
-      <w:proofErr w:type="spellEnd"/>
-      <w:r>
-        <w:rPr>
-          <w:rFonts w:ascii="Times New Roman" w:hAnsi="Times New Roman" w:cs="Times New Roman"/>
-          <w:sz w:val="24"/>
-          <w:szCs w:val="24"/>
-        </w:rPr>
-        <w:t xml:space="preserve"> API (30s timeout)</w:t>
+        <w:t>Python script requests atmospheric data from OpenWeatherMap API (30s timeout)</w:t>
       </w:r>
     </w:p>
     <w:p>
@@ -18676,25 +17722,7 @@
           <w:sz w:val="24"/>
           <w:szCs w:val="24"/>
         </w:rPr>
-        <w:t>Results stored in H2 database (</w:t>
-      </w:r>
-      <w:proofErr w:type="spellStart"/>
-      <w:r>
-        <w:rPr>
-          <w:rFonts w:ascii="Times New Roman" w:hAnsi="Times New Roman" w:cs="Times New Roman"/>
-          <w:sz w:val="24"/>
-          <w:szCs w:val="24"/>
-        </w:rPr>
-        <w:t>FlightAnalysis</w:t>
-      </w:r>
-      <w:proofErr w:type="spellEnd"/>
-      <w:r>
-        <w:rPr>
-          <w:rFonts w:ascii="Times New Roman" w:hAnsi="Times New Roman" w:cs="Times New Roman"/>
-          <w:sz w:val="24"/>
-          <w:szCs w:val="24"/>
-        </w:rPr>
-        <w:t xml:space="preserve"> and Waypoint tables)</w:t>
+        <w:t>Results stored in H2 database (FlightAnalysis and Waypoint tables)</w:t>
       </w:r>
     </w:p>
     <w:p>
@@ -18765,7 +17793,7 @@
           <w:szCs w:val="28"/>
         </w:rPr>
       </w:pPr>
-      <w:bookmarkStart w:id="33" w:name="_Toc227271356"/>
+      <w:bookmarkStart w:id="33" w:name="_Toc227337493"/>
       <w:r>
         <w:rPr>
           <w:rFonts w:ascii="Times New Roman" w:hAnsi="Times New Roman" w:cs="Times New Roman"/>
@@ -18802,7 +17830,7 @@
           <w:bCs/>
         </w:rPr>
       </w:pPr>
-      <w:bookmarkStart w:id="34" w:name="_Toc227271357"/>
+      <w:bookmarkStart w:id="34" w:name="_Toc227337494"/>
       <w:r>
         <w:rPr>
           <w:rFonts w:ascii="Times New Roman" w:hAnsi="Times New Roman" w:cs="Times New Roman"/>
@@ -18864,79 +17892,7 @@
           <w:szCs w:val="24"/>
         </w:rPr>
         <w:lastRenderedPageBreak/>
-        <w:t xml:space="preserve">Process Orchestrator launches Python weather script. Script requests weather data for 8 waypoints along the route. </w:t>
-      </w:r>
-      <w:proofErr w:type="spellStart"/>
-      <w:r>
-        <w:rPr>
-          <w:rFonts w:ascii="Times New Roman" w:hAnsi="Times New Roman" w:cs="Times New Roman"/>
-          <w:sz w:val="24"/>
-          <w:szCs w:val="24"/>
-        </w:rPr>
-        <w:t>OpenWeatherMap</w:t>
-      </w:r>
-      <w:proofErr w:type="spellEnd"/>
-      <w:r>
-        <w:rPr>
-          <w:rFonts w:ascii="Times New Roman" w:hAnsi="Times New Roman" w:cs="Times New Roman"/>
-          <w:sz w:val="24"/>
-          <w:szCs w:val="24"/>
-        </w:rPr>
-        <w:t xml:space="preserve"> API responds with current atmospheric conditions. Sample waypoint data: Waypoint 1 (Ottawa) -67.7°C, 49% humidity, 300 </w:t>
-      </w:r>
-      <w:proofErr w:type="spellStart"/>
-      <w:r>
-        <w:rPr>
-          <w:rFonts w:ascii="Times New Roman" w:hAnsi="Times New Roman" w:cs="Times New Roman"/>
-          <w:sz w:val="24"/>
-          <w:szCs w:val="24"/>
-        </w:rPr>
-        <w:t>hPa</w:t>
-      </w:r>
-      <w:proofErr w:type="spellEnd"/>
-      <w:r>
-        <w:rPr>
-          <w:rFonts w:ascii="Times New Roman" w:hAnsi="Times New Roman" w:cs="Times New Roman"/>
-          <w:sz w:val="24"/>
-          <w:szCs w:val="24"/>
-        </w:rPr>
-        <w:t xml:space="preserve">, 7.4 m/s wind; Waypoint 4 (midpoint) -63.5°C, 63% humidity, 300 </w:t>
-      </w:r>
-      <w:proofErr w:type="spellStart"/>
-      <w:r>
-        <w:rPr>
-          <w:rFonts w:ascii="Times New Roman" w:hAnsi="Times New Roman" w:cs="Times New Roman"/>
-          <w:sz w:val="24"/>
-          <w:szCs w:val="24"/>
-        </w:rPr>
-        <w:t>hPa</w:t>
-      </w:r>
-      <w:proofErr w:type="spellEnd"/>
-      <w:r>
-        <w:rPr>
-          <w:rFonts w:ascii="Times New Roman" w:hAnsi="Times New Roman" w:cs="Times New Roman"/>
-          <w:sz w:val="24"/>
-          <w:szCs w:val="24"/>
-        </w:rPr>
-        <w:t xml:space="preserve">, 6.0 m/s wind; Waypoint 8 (Toronto) -62.2°C, 47% humidity, 300 </w:t>
-      </w:r>
-      <w:proofErr w:type="spellStart"/>
-      <w:r>
-        <w:rPr>
-          <w:rFonts w:ascii="Times New Roman" w:hAnsi="Times New Roman" w:cs="Times New Roman"/>
-          <w:sz w:val="24"/>
-          <w:szCs w:val="24"/>
-        </w:rPr>
-        <w:t>hPa</w:t>
-      </w:r>
-      <w:proofErr w:type="spellEnd"/>
-      <w:r>
-        <w:rPr>
-          <w:rFonts w:ascii="Times New Roman" w:hAnsi="Times New Roman" w:cs="Times New Roman"/>
-          <w:sz w:val="24"/>
-          <w:szCs w:val="24"/>
-        </w:rPr>
-        <w:t>, 7.7 m/s wind.</w:t>
+        <w:t>Process Orchestrator launches Python weather script. Script requests weather data for 8 waypoints along the route. OpenWeatherMap API responds with current atmospheric conditions. Sample waypoint data: Waypoint 1 (Ottawa) -67.7°C, 49% humidity, 300 hPa, 7.4 m/s wind; Waypoint 4 (midpoint) -63.5°C, 63% humidity, 300 hPa, 6.0 m/s wind; Waypoint 8 (Toronto) -62.2°C, 47% humidity, 300 hPa, 7.7 m/s wind.</w:t>
       </w:r>
     </w:p>
     <w:p>
@@ -18976,7 +17932,7 @@
           <w:bCs/>
         </w:rPr>
       </w:pPr>
-      <w:bookmarkStart w:id="35" w:name="_Toc227271358"/>
+      <w:bookmarkStart w:id="35" w:name="_Toc227337495"/>
       <w:r>
         <w:rPr>
           <w:rFonts w:ascii="Times New Roman" w:hAnsi="Times New Roman" w:cs="Times New Roman"/>
@@ -19077,7 +18033,7 @@
           <w:bCs/>
         </w:rPr>
       </w:pPr>
-      <w:bookmarkStart w:id="36" w:name="_Toc227271359"/>
+      <w:bookmarkStart w:id="36" w:name="_Toc227337496"/>
       <w:r>
         <w:rPr>
           <w:rFonts w:ascii="Times New Roman" w:hAnsi="Times New Roman" w:cs="Times New Roman"/>
@@ -19102,25 +18058,7 @@
           <w:sz w:val="24"/>
           <w:szCs w:val="24"/>
         </w:rPr>
-        <w:t xml:space="preserve">ML layer reads physics prediction: 26.0% maximum risk. Feature Extractor pulls atmospheric data: Latitude 43.92°N, Temperature -65.2°C, Humidity 64%, Pressure 300 </w:t>
-      </w:r>
-      <w:proofErr w:type="spellStart"/>
-      <w:r>
-        <w:rPr>
-          <w:rFonts w:ascii="Times New Roman" w:hAnsi="Times New Roman" w:cs="Times New Roman"/>
-          <w:sz w:val="24"/>
-          <w:szCs w:val="24"/>
-        </w:rPr>
-        <w:t>hPa</w:t>
-      </w:r>
-      <w:proofErr w:type="spellEnd"/>
-      <w:r>
-        <w:rPr>
-          <w:rFonts w:ascii="Times New Roman" w:hAnsi="Times New Roman" w:cs="Times New Roman"/>
-          <w:sz w:val="24"/>
-          <w:szCs w:val="24"/>
-        </w:rPr>
-        <w:t>, Physics prediction 26.0%.</w:t>
+        <w:t>ML layer reads physics prediction: 26.0% maximum risk. Feature Extractor pulls atmospheric data: Latitude 43.92°N, Temperature -65.2°C, Humidity 64%, Pressure 300 hPa, Physics prediction 26.0%.</w:t>
       </w:r>
     </w:p>
     <w:p>
@@ -19176,7 +18114,7 @@
           <w:bCs/>
         </w:rPr>
       </w:pPr>
-      <w:bookmarkStart w:id="37" w:name="_Toc227271360"/>
+      <w:bookmarkStart w:id="37" w:name="_Toc227337497"/>
       <w:r>
         <w:rPr>
           <w:rFonts w:ascii="Times New Roman" w:hAnsi="Times New Roman" w:cs="Times New Roman"/>
@@ -19225,25 +18163,7 @@
           <w:sz w:val="24"/>
           <w:szCs w:val="24"/>
         </w:rPr>
-        <w:t xml:space="preserve">below 70% threshold, no contribution), pressure (300 </w:t>
-      </w:r>
-      <w:proofErr w:type="spellStart"/>
-      <w:r>
-        <w:rPr>
-          <w:rFonts w:ascii="Times New Roman" w:hAnsi="Times New Roman" w:cs="Times New Roman"/>
-          <w:sz w:val="24"/>
-          <w:szCs w:val="24"/>
-        </w:rPr>
-        <w:t>hPa</w:t>
-      </w:r>
-      <w:proofErr w:type="spellEnd"/>
-      <w:r>
-        <w:rPr>
-          <w:rFonts w:ascii="Times New Roman" w:hAnsi="Times New Roman" w:cs="Times New Roman"/>
-          <w:sz w:val="24"/>
-          <w:szCs w:val="24"/>
-        </w:rPr>
-        <w:t xml:space="preserve"> </w:t>
+        <w:t xml:space="preserve">below 70% threshold, no contribution), pressure (300 hPa </w:t>
       </w:r>
       <w:r>
         <w:rPr>
@@ -19259,25 +18179,7 @@
           <w:sz w:val="24"/>
           <w:szCs w:val="24"/>
         </w:rPr>
-        <w:t xml:space="preserve">well below 1000 </w:t>
-      </w:r>
-      <w:proofErr w:type="spellStart"/>
-      <w:r>
-        <w:rPr>
-          <w:rFonts w:ascii="Times New Roman" w:hAnsi="Times New Roman" w:cs="Times New Roman"/>
-          <w:sz w:val="24"/>
-          <w:szCs w:val="24"/>
-        </w:rPr>
-        <w:t>hPa</w:t>
-      </w:r>
-      <w:proofErr w:type="spellEnd"/>
-      <w:r>
-        <w:rPr>
-          <w:rFonts w:ascii="Times New Roman" w:hAnsi="Times New Roman" w:cs="Times New Roman"/>
-          <w:sz w:val="24"/>
-          <w:szCs w:val="24"/>
-        </w:rPr>
-        <w:t xml:space="preserve"> threshold, significant contribution), and wind speed to produce an </w:t>
+        <w:t xml:space="preserve">well below 1000 hPa threshold, significant contribution), and wind speed to produce an </w:t>
       </w:r>
       <w:r>
         <w:rPr>
@@ -19360,7 +18262,7 @@
           <w:bCs/>
         </w:rPr>
       </w:pPr>
-      <w:bookmarkStart w:id="38" w:name="_Toc227271361"/>
+      <w:bookmarkStart w:id="38" w:name="_Toc227337498"/>
       <w:r>
         <w:rPr>
           <w:rFonts w:ascii="Times New Roman" w:hAnsi="Times New Roman" w:cs="Times New Roman"/>
@@ -19403,61 +18305,7 @@
           <w:sz w:val="24"/>
           <w:szCs w:val="24"/>
         </w:rPr>
-        <w:t xml:space="preserve">Data Persistence Layer creates database records: </w:t>
-      </w:r>
-      <w:proofErr w:type="spellStart"/>
-      <w:r>
-        <w:rPr>
-          <w:rFonts w:ascii="Times New Roman" w:hAnsi="Times New Roman" w:cs="Times New Roman"/>
-          <w:sz w:val="24"/>
-          <w:szCs w:val="24"/>
-        </w:rPr>
-        <w:t>FlightAnalysis</w:t>
-      </w:r>
-      <w:proofErr w:type="spellEnd"/>
-      <w:r>
-        <w:rPr>
-          <w:rFonts w:ascii="Times New Roman" w:hAnsi="Times New Roman" w:cs="Times New Roman"/>
-          <w:sz w:val="24"/>
-          <w:szCs w:val="24"/>
-        </w:rPr>
-        <w:t xml:space="preserve"> (route=CYOW→CYYZ, altitude=30000, </w:t>
-      </w:r>
-      <w:proofErr w:type="spellStart"/>
-      <w:r>
-        <w:rPr>
-          <w:rFonts w:ascii="Times New Roman" w:hAnsi="Times New Roman" w:cs="Times New Roman"/>
-          <w:sz w:val="24"/>
-          <w:szCs w:val="24"/>
-        </w:rPr>
-        <w:t>max_risk</w:t>
-      </w:r>
-      <w:proofErr w:type="spellEnd"/>
-      <w:r>
-        <w:rPr>
-          <w:rFonts w:ascii="Times New Roman" w:hAnsi="Times New Roman" w:cs="Times New Roman"/>
-          <w:sz w:val="24"/>
-          <w:szCs w:val="24"/>
-        </w:rPr>
-        <w:t xml:space="preserve">=26.0, </w:t>
-      </w:r>
-      <w:proofErr w:type="spellStart"/>
-      <w:r>
-        <w:rPr>
-          <w:rFonts w:ascii="Times New Roman" w:hAnsi="Times New Roman" w:cs="Times New Roman"/>
-          <w:sz w:val="24"/>
-          <w:szCs w:val="24"/>
-        </w:rPr>
-        <w:t>avg_risk</w:t>
-      </w:r>
-      <w:proofErr w:type="spellEnd"/>
-      <w:r>
-        <w:rPr>
-          <w:rFonts w:ascii="Times New Roman" w:hAnsi="Times New Roman" w:cs="Times New Roman"/>
-          <w:sz w:val="24"/>
-          <w:szCs w:val="24"/>
-        </w:rPr>
-        <w:t>=18.6, status=CAUTION) and 8 Waypoint records with coordinates, altitudes, individual risk percentages.</w:t>
+        <w:t>Data Persistence Layer creates database records: FlightAnalysis (route=CYOW→CYYZ, altitude=30000, max_risk=26.0, avg_risk=18.6, status=CAUTION) and 8 Waypoint records with coordinates, altitudes, individual risk percentages.</w:t>
       </w:r>
     </w:p>
     <w:p>
@@ -19513,7 +18361,7 @@
           <w:bCs/>
         </w:rPr>
       </w:pPr>
-      <w:bookmarkStart w:id="39" w:name="_Toc227271362"/>
+      <w:bookmarkStart w:id="39" w:name="_Toc227337499"/>
       <w:r>
         <w:rPr>
           <w:rFonts w:ascii="Times New Roman" w:hAnsi="Times New Roman" w:cs="Times New Roman"/>
@@ -19565,25 +18413,7 @@
           <w:sz w:val="24"/>
           <w:szCs w:val="24"/>
         </w:rPr>
-        <w:t xml:space="preserve">Request altitude </w:t>
-      </w:r>
-      <w:proofErr w:type="gramStart"/>
-      <w:r>
-        <w:rPr>
-          <w:rFonts w:ascii="Times New Roman" w:hAnsi="Times New Roman" w:cs="Times New Roman"/>
-          <w:sz w:val="24"/>
-          <w:szCs w:val="24"/>
-        </w:rPr>
-        <w:t>change</w:t>
-      </w:r>
-      <w:proofErr w:type="gramEnd"/>
-      <w:r>
-        <w:rPr>
-          <w:rFonts w:ascii="Times New Roman" w:hAnsi="Times New Roman" w:cs="Times New Roman"/>
-          <w:sz w:val="24"/>
-          <w:szCs w:val="24"/>
-        </w:rPr>
-        <w:t xml:space="preserve"> to FL350 or FL400 where conditions may be safer. Plan slight route deviation (30-50 miles north or south) around waypoint 6. Delay departure 1-2 hours to allow weather system movement. Proceed as planned with enhanced weather radar monitoring.</w:t>
+        <w:t>Request altitude change to FL350 or FL400 where conditions may be safer. Plan slight route deviation (30-50 miles north or south) around waypoint 6. Delay departure 1-2 hours to allow weather system movement. Proceed as planned with enhanced weather radar monitoring.</w:t>
       </w:r>
     </w:p>
     <w:p>
@@ -19814,7 +18644,7 @@
           <w:szCs w:val="44"/>
         </w:rPr>
       </w:pPr>
-      <w:bookmarkStart w:id="41" w:name="_Toc227271363"/>
+      <w:bookmarkStart w:id="41" w:name="_Toc227337500"/>
       <w:r>
         <w:rPr>
           <w:rFonts w:ascii="Times New Roman" w:hAnsi="Times New Roman" w:cs="Times New Roman"/>
@@ -19860,7 +18690,7 @@
           <w:rFonts w:ascii="Times New Roman" w:hAnsi="Times New Roman" w:cs="Times New Roman"/>
         </w:rPr>
       </w:pPr>
-      <w:bookmarkStart w:id="42" w:name="_Toc227271364"/>
+      <w:bookmarkStart w:id="42" w:name="_Toc227337501"/>
       <w:r>
         <w:rPr>
           <w:rFonts w:ascii="Times New Roman" w:hAnsi="Times New Roman" w:cs="Times New Roman"/>
@@ -20134,43 +18964,7 @@
                 <w:sz w:val="24"/>
                 <w:szCs w:val="24"/>
               </w:rPr>
-              <w:t>Version 12.1 with safety checking flags (-</w:t>
-            </w:r>
-            <w:proofErr w:type="spellStart"/>
-            <w:r>
-              <w:rPr>
-                <w:rFonts w:ascii="Times New Roman" w:hAnsi="Times New Roman" w:cs="Times New Roman"/>
-                <w:sz w:val="24"/>
-                <w:szCs w:val="24"/>
-              </w:rPr>
-              <w:t>gnatwa</w:t>
-            </w:r>
-            <w:proofErr w:type="spellEnd"/>
-            <w:r>
-              <w:rPr>
-                <w:rFonts w:ascii="Times New Roman" w:hAnsi="Times New Roman" w:cs="Times New Roman"/>
-                <w:sz w:val="24"/>
-                <w:szCs w:val="24"/>
-              </w:rPr>
-              <w:t>, -</w:t>
-            </w:r>
-            <w:proofErr w:type="spellStart"/>
-            <w:r>
-              <w:rPr>
-                <w:rFonts w:ascii="Times New Roman" w:hAnsi="Times New Roman" w:cs="Times New Roman"/>
-                <w:sz w:val="24"/>
-                <w:szCs w:val="24"/>
-              </w:rPr>
-              <w:t>gnatVa</w:t>
-            </w:r>
-            <w:proofErr w:type="spellEnd"/>
-            <w:r>
-              <w:rPr>
-                <w:rFonts w:ascii="Times New Roman" w:hAnsi="Times New Roman" w:cs="Times New Roman"/>
-                <w:sz w:val="24"/>
-                <w:szCs w:val="24"/>
-              </w:rPr>
-              <w:t>). Compiles safety monitor with strong typing validation.</w:t>
+              <w:t>Version 12.1 with safety checking flags (-gnatwa, -gnatVa). Compiles safety monitor with strong typing validation.</w:t>
             </w:r>
           </w:p>
         </w:tc>
@@ -20189,23 +18983,13 @@
                 <w:szCs w:val="24"/>
               </w:rPr>
             </w:pPr>
-            <w:proofErr w:type="spellStart"/>
-            <w:r>
-              <w:rPr>
-                <w:rFonts w:ascii="Times New Roman" w:hAnsi="Times New Roman" w:cs="Times New Roman"/>
-                <w:sz w:val="24"/>
-                <w:szCs w:val="24"/>
-              </w:rPr>
-              <w:t>GlassFish</w:t>
-            </w:r>
-            <w:proofErr w:type="spellEnd"/>
-            <w:r>
-              <w:rPr>
-                <w:rFonts w:ascii="Times New Roman" w:hAnsi="Times New Roman" w:cs="Times New Roman"/>
-                <w:sz w:val="24"/>
-                <w:szCs w:val="24"/>
-              </w:rPr>
-              <w:t xml:space="preserve"> Server 6.2</w:t>
+            <w:r>
+              <w:rPr>
+                <w:rFonts w:ascii="Times New Roman" w:hAnsi="Times New Roman" w:cs="Times New Roman"/>
+                <w:sz w:val="24"/>
+                <w:szCs w:val="24"/>
+              </w:rPr>
+              <w:t>GlassFish Server 6.2</w:t>
             </w:r>
           </w:p>
         </w:tc>
@@ -20228,25 +19012,7 @@
                 <w:sz w:val="24"/>
                 <w:szCs w:val="24"/>
               </w:rPr>
-              <w:t xml:space="preserve">Jakarta EE application server. Hosts web interface and </w:t>
-            </w:r>
-            <w:proofErr w:type="gramStart"/>
-            <w:r>
-              <w:rPr>
-                <w:rFonts w:ascii="Times New Roman" w:hAnsi="Times New Roman" w:cs="Times New Roman"/>
-                <w:sz w:val="24"/>
-                <w:szCs w:val="24"/>
-              </w:rPr>
-              <w:t>orchestrates</w:t>
-            </w:r>
-            <w:proofErr w:type="gramEnd"/>
-            <w:r>
-              <w:rPr>
-                <w:rFonts w:ascii="Times New Roman" w:hAnsi="Times New Roman" w:cs="Times New Roman"/>
-                <w:sz w:val="24"/>
-                <w:szCs w:val="24"/>
-              </w:rPr>
-              <w:t xml:space="preserve"> component execution.</w:t>
+              <w:t>Jakarta EE application server. Hosts web interface and orchestrates component execution.</w:t>
             </w:r>
           </w:p>
         </w:tc>
@@ -20265,23 +19031,13 @@
                 <w:szCs w:val="24"/>
               </w:rPr>
             </w:pPr>
-            <w:proofErr w:type="spellStart"/>
-            <w:r>
-              <w:rPr>
-                <w:rFonts w:ascii="Times New Roman" w:hAnsi="Times New Roman" w:cs="Times New Roman"/>
-                <w:sz w:val="24"/>
-                <w:szCs w:val="24"/>
-              </w:rPr>
-              <w:t>OpenWeatherMap</w:t>
-            </w:r>
-            <w:proofErr w:type="spellEnd"/>
-            <w:r>
-              <w:rPr>
-                <w:rFonts w:ascii="Times New Roman" w:hAnsi="Times New Roman" w:cs="Times New Roman"/>
-                <w:sz w:val="24"/>
-                <w:szCs w:val="24"/>
-              </w:rPr>
-              <w:t xml:space="preserve"> API</w:t>
+            <w:r>
+              <w:rPr>
+                <w:rFonts w:ascii="Times New Roman" w:hAnsi="Times New Roman" w:cs="Times New Roman"/>
+                <w:sz w:val="24"/>
+                <w:szCs w:val="24"/>
+              </w:rPr>
+              <w:t>OpenWeatherMap API</w:t>
             </w:r>
           </w:p>
         </w:tc>
@@ -20417,7 +19173,7 @@
           <w:szCs w:val="24"/>
         </w:rPr>
       </w:pPr>
-      <w:bookmarkStart w:id="43" w:name="_Toc227271386"/>
+      <w:bookmarkStart w:id="43" w:name="_Toc227330298"/>
       <w:r>
         <w:t xml:space="preserve">Table </w:t>
       </w:r>
@@ -20449,25 +19205,7 @@
           <w:sz w:val="24"/>
           <w:szCs w:val="24"/>
         </w:rPr>
-        <w:t xml:space="preserve">The equipment was selected to replicate realistic deployment conditions while enabling comprehensive testing. The historical lightning dataset provided ground truth data for validating prediction accuracy. </w:t>
-      </w:r>
-      <w:proofErr w:type="spellStart"/>
-      <w:r>
-        <w:rPr>
-          <w:rFonts w:ascii="Times New Roman" w:hAnsi="Times New Roman" w:cs="Times New Roman"/>
-          <w:sz w:val="24"/>
-          <w:szCs w:val="24"/>
-        </w:rPr>
-        <w:t>OpenWeatherMap</w:t>
-      </w:r>
-      <w:proofErr w:type="spellEnd"/>
-      <w:r>
-        <w:rPr>
-          <w:rFonts w:ascii="Times New Roman" w:hAnsi="Times New Roman" w:cs="Times New Roman"/>
-          <w:sz w:val="24"/>
-          <w:szCs w:val="24"/>
-        </w:rPr>
-        <w:t xml:space="preserve"> API access enabled testing with current atmospheric conditions across different geographical regions.</w:t>
+        <w:t>The equipment was selected to replicate realistic deployment conditions while enabling comprehensive testing. The historical lightning dataset provided ground truth data for validating prediction accuracy. OpenWeatherMap API access enabled testing with current atmospheric conditions across different geographical regions.</w:t>
       </w:r>
     </w:p>
     <w:p>
@@ -20478,7 +19216,7 @@
           <w:rFonts w:ascii="Times New Roman" w:hAnsi="Times New Roman" w:cs="Times New Roman"/>
         </w:rPr>
       </w:pPr>
-      <w:bookmarkStart w:id="44" w:name="_Toc227271365"/>
+      <w:bookmarkStart w:id="44" w:name="_Toc227337502"/>
       <w:r>
         <w:rPr>
           <w:rFonts w:ascii="Times New Roman" w:hAnsi="Times New Roman" w:cs="Times New Roman"/>
@@ -20524,7 +19262,7 @@
           <w:rFonts w:ascii="Times New Roman" w:hAnsi="Times New Roman" w:cs="Times New Roman"/>
         </w:rPr>
       </w:pPr>
-      <w:bookmarkStart w:id="45" w:name="_Toc227271366"/>
+      <w:bookmarkStart w:id="45" w:name="_Toc227337503"/>
       <w:r>
         <w:rPr>
           <w:rFonts w:ascii="Times New Roman" w:hAnsi="Times New Roman" w:cs="Times New Roman"/>
@@ -20557,7 +19295,23 @@
           <w:sz w:val="24"/>
           <w:szCs w:val="24"/>
         </w:rPr>
-        <w:t>Validate that AirLume achieves the 80% accuracy target for lightning formation prediction as specified in project goals.</w:t>
+        <w:t>Validate that AirLume achieves the 8</w:t>
+      </w:r>
+      <w:r>
+        <w:rPr>
+          <w:rFonts w:ascii="Times New Roman" w:hAnsi="Times New Roman" w:cs="Times New Roman"/>
+          <w:sz w:val="24"/>
+          <w:szCs w:val="24"/>
+        </w:rPr>
+        <w:t>8</w:t>
+      </w:r>
+      <w:r>
+        <w:rPr>
+          <w:rFonts w:ascii="Times New Roman" w:hAnsi="Times New Roman" w:cs="Times New Roman"/>
+          <w:sz w:val="24"/>
+          <w:szCs w:val="24"/>
+        </w:rPr>
+        <w:t>% accuracy target for lightning formation prediction as specified in project goals.</w:t>
       </w:r>
     </w:p>
     <w:p>
@@ -20676,11 +19430,6 @@
       <w:pPr>
         <w:pStyle w:val="Caption"/>
         <w:jc w:val="center"/>
-        <w:rPr>
-          <w:rFonts w:ascii="Times New Roman" w:hAnsi="Times New Roman" w:cs="Times New Roman"/>
-          <w:sz w:val="24"/>
-          <w:szCs w:val="24"/>
-        </w:rPr>
       </w:pPr>
       <w:bookmarkStart w:id="46" w:name="_Toc227177760"/>
       <w:r>
@@ -20702,6 +19451,7 @@
       </w:r>
       <w:bookmarkEnd w:id="46"/>
     </w:p>
+    <w:p/>
     <w:p>
       <w:pPr>
         <w:pStyle w:val="Heading3"/>
@@ -20710,7 +19460,7 @@
           <w:rFonts w:ascii="Times New Roman" w:hAnsi="Times New Roman" w:cs="Times New Roman"/>
         </w:rPr>
       </w:pPr>
-      <w:bookmarkStart w:id="47" w:name="_Toc227271367"/>
+      <w:bookmarkStart w:id="47" w:name="_Toc227337504"/>
       <w:r>
         <w:rPr>
           <w:rFonts w:ascii="Times New Roman" w:hAnsi="Times New Roman" w:cs="Times New Roman"/>
@@ -20783,16 +19533,14 @@
         </w:rPr>
         <w:t xml:space="preserve">Ten different flight routes were selected across North America, ranging from 200 km to 2,000 km in length. Each route was divided into 8 waypoints using the great circle calculation algorithm. The C physics engine execution time was measured using high-precision system timers (nanosecond resolution) to capture the processing duration from weather data input to risk percentage output. Weather API retrieval time was excluded from measurements to isolate computational performance. Each route was tested 10 </w:t>
       </w:r>
-      <w:proofErr w:type="gramStart"/>
-      <w:r>
-        <w:rPr>
-          <w:rFonts w:ascii="Times New Roman" w:hAnsi="Times New Roman" w:cs="Times New Roman"/>
-          <w:sz w:val="24"/>
-          <w:szCs w:val="24"/>
-        </w:rPr>
-        <w:t>times</w:t>
-      </w:r>
-      <w:proofErr w:type="gramEnd"/>
+      <w:r>
+        <w:rPr>
+          <w:rFonts w:ascii="Times New Roman" w:hAnsi="Times New Roman" w:cs="Times New Roman"/>
+          <w:sz w:val="24"/>
+          <w:szCs w:val="24"/>
+        </w:rPr>
+        <w:t>times,</w:t>
+      </w:r>
       <w:r>
         <w:rPr>
           <w:rFonts w:ascii="Times New Roman" w:hAnsi="Times New Roman" w:cs="Times New Roman"/>
@@ -20802,25 +19550,15 @@
         <w:t xml:space="preserve"> and the average execution time was calculated. Tests were conducted under normal system load conditions on the development workstation. Memory consumption and CPU utilization were monitored during execution to identify potential bottlenecks.</w:t>
       </w:r>
     </w:p>
-    <w:p>
-      <w:pPr>
-        <w:jc w:val="both"/>
-        <w:rPr>
-          <w:rFonts w:ascii="Times New Roman" w:hAnsi="Times New Roman" w:cs="Times New Roman"/>
-          <w:sz w:val="24"/>
-          <w:szCs w:val="24"/>
-        </w:rPr>
-      </w:pPr>
-    </w:p>
+    <w:p/>
     <w:p>
       <w:pPr>
         <w:pStyle w:val="Heading3"/>
-        <w:jc w:val="both"/>
-        <w:rPr>
-          <w:rFonts w:ascii="Times New Roman" w:hAnsi="Times New Roman" w:cs="Times New Roman"/>
-        </w:rPr>
-      </w:pPr>
-      <w:bookmarkStart w:id="48" w:name="_Toc227271368"/>
+        <w:rPr>
+          <w:rFonts w:ascii="Times New Roman" w:hAnsi="Times New Roman" w:cs="Times New Roman"/>
+        </w:rPr>
+      </w:pPr>
+      <w:bookmarkStart w:id="48" w:name="_Toc227337505"/>
       <w:r>
         <w:rPr>
           <w:rFonts w:ascii="Times New Roman" w:hAnsi="Times New Roman" w:cs="Times New Roman"/>
@@ -20880,23 +19618,7 @@
           <w:sz w:val="24"/>
           <w:szCs w:val="24"/>
         </w:rPr>
-        <w:t xml:space="preserve">Twenty test scenarios were created with known atmospheric conditions. The C physics engine and ML enhancement layer processed each scenario to generate risk predictions. The Ada safety monitor performed independent calculations using its empirical electric field threshold model. The validation comparator computed absolute differences between predictions and classified each result as SAFE (difference &lt;15%), CAUTION (15-25%), or EMERGENCY (&gt;=25%). Alert generation was verified by </w:t>
-      </w:r>
-      <w:r>
-        <w:rPr>
-          <w:rFonts w:ascii="Times New Roman" w:hAnsi="Times New Roman" w:cs="Times New Roman"/>
-          <w:sz w:val="24"/>
-          <w:szCs w:val="24"/>
-        </w:rPr>
-        <w:t>examining output</w:t>
-      </w:r>
-      <w:r>
-        <w:rPr>
-          <w:rFonts w:ascii="Times New Roman" w:hAnsi="Times New Roman" w:cs="Times New Roman"/>
-          <w:sz w:val="24"/>
-          <w:szCs w:val="24"/>
-        </w:rPr>
-        <w:t xml:space="preserve"> files and confirming that appropriate JUSTIFICATION messages were logged with accurate timestamps. EMERGENCY scenarios were intentionally created by injecting calculation errors into test inputs to verify that the safety monitor correctly detects and flags anomalous predictions.</w:t>
+        <w:t>Twenty test scenarios were created with known atmospheric conditions. The C physics engine and ML enhancement layer processed each scenario to generate risk predictions. The Ada safety monitor performed independent calculations using its empirical electric field threshold model. The validation comparator computed absolute differences between predictions and classified each result as SAFE (difference &lt;15%), CAUTION (15-25%), or EMERGENCY (&gt;=25%). Alert generation was verified by examining output files and confirming that appropriate JUSTIFICATION messages were logged with accurate timestamps. EMERGENCY scenarios were intentionally created by injecting calculation errors into test inputs to verify that the safety monitor correctly detects and flags anomalous predictions.</w:t>
       </w:r>
     </w:p>
     <w:p>
@@ -20913,9 +19635,9 @@
         </w:rPr>
         <w:lastRenderedPageBreak/>
         <w:drawing>
-          <wp:inline distT="0" distB="0" distL="0" distR="0" wp14:anchorId="1A6BA6AF" wp14:editId="539C9B23">
-            <wp:extent cx="5577840" cy="3947394"/>
-            <wp:effectExtent l="0" t="0" r="3810" b="0"/>
+          <wp:inline distT="0" distB="0" distL="0" distR="0" wp14:anchorId="1A6BA6AF" wp14:editId="7DCC6B90">
+            <wp:extent cx="5524500" cy="3909646"/>
+            <wp:effectExtent l="0" t="0" r="0" b="0"/>
             <wp:docPr id="930994975" name="Picture 1"/>
             <wp:cNvGraphicFramePr>
               <a:graphicFrameLocks xmlns:a="http://schemas.openxmlformats.org/drawingml/2006/main" noChangeAspect="1"/>
@@ -20936,7 +19658,7 @@
                   <pic:spPr>
                     <a:xfrm>
                       <a:off x="0" y="0"/>
-                      <a:ext cx="5586183" cy="3953298"/>
+                      <a:ext cx="5584911" cy="3952398"/>
                     </a:xfrm>
                     <a:prstGeom prst="rect">
                       <a:avLst/>
@@ -20997,7 +19719,7 @@
           <w:rFonts w:ascii="Times New Roman" w:hAnsi="Times New Roman" w:cs="Times New Roman"/>
         </w:rPr>
       </w:pPr>
-      <w:bookmarkStart w:id="50" w:name="_Toc227271369"/>
+      <w:bookmarkStart w:id="50" w:name="_Toc227337506"/>
       <w:r>
         <w:rPr>
           <w:rFonts w:ascii="Times New Roman" w:hAnsi="Times New Roman" w:cs="Times New Roman"/>
@@ -21057,25 +19779,7 @@
           <w:sz w:val="24"/>
           <w:szCs w:val="24"/>
         </w:rPr>
-        <w:t xml:space="preserve">Five real flight routes were analyzed using the complete AirLume system through the Jakarta EE web interface. Users entered departure and arrival airports via the web form and selected cruise altitudes (FL200, FL300, or FL350). The Process Orchestrator executed all components sequentially, with each component's output serving as input to the next stage. The Output Parser extracted structured data from text files and populated Java entities. The Data Persistence Layer stored complete </w:t>
-      </w:r>
-      <w:proofErr w:type="spellStart"/>
-      <w:r>
-        <w:rPr>
-          <w:rFonts w:ascii="Times New Roman" w:hAnsi="Times New Roman" w:cs="Times New Roman"/>
-          <w:sz w:val="24"/>
-          <w:szCs w:val="24"/>
-        </w:rPr>
-        <w:t>FlightAnalysis</w:t>
-      </w:r>
-      <w:proofErr w:type="spellEnd"/>
-      <w:r>
-        <w:rPr>
-          <w:rFonts w:ascii="Times New Roman" w:hAnsi="Times New Roman" w:cs="Times New Roman"/>
-          <w:sz w:val="24"/>
-          <w:szCs w:val="24"/>
-        </w:rPr>
-        <w:t xml:space="preserve"> records with associated Waypoint data in the H2 database. The Visualization Renderer generated interactive HTML5 canvas maps with color-coded waypoints. Testing verified data flow between all components, correct file I/O operations, accurate coordinate conversions, proper error handling for invalid inputs, database persistence and retrieval, and visual presentation accuracy. Total processing time from user input to rendered results was measured for each test route.</w:t>
+        <w:t>Five real flight routes were analyzed using the complete AirLume system through the Jakarta EE web interface. Users entered departure and arrival airports via the web form and selected cruise altitudes (FL200, FL300, or FL350). The Process Orchestrator executed all components sequentially, with each component's output serving as input to the next stage. The Output Parser extracted structured data from text files and populated Java entities. The Data Persistence Layer stored complete FlightAnalysis records with associated Waypoint data in the H2 database. The Visualization Renderer generated interactive HTML5 canvas maps with color-coded waypoints. Testing verified data flow between all components, correct file I/O operations, accurate coordinate conversions, proper error handling for invalid inputs, database persistence and retrieval, and visual presentation accuracy. Total processing time from user input to rendered results was measured for each test route.</w:t>
       </w:r>
     </w:p>
     <w:p>
@@ -21176,12 +19880,14 @@
           <w:rFonts w:ascii="Times New Roman" w:hAnsi="Times New Roman" w:cs="Times New Roman"/>
         </w:rPr>
       </w:pPr>
-      <w:bookmarkStart w:id="52" w:name="_Toc227271370"/>
-      <w:r>
-        <w:rPr>
-          <w:rFonts w:ascii="Times New Roman" w:hAnsi="Times New Roman" w:cs="Times New Roman"/>
-        </w:rPr>
-        <w:t>4.3 Results of Testing and Calculations</w:t>
+      <w:bookmarkStart w:id="52" w:name="_Toc227337507"/>
+      <w:r>
+        <w:rPr>
+          <w:rFonts w:ascii="Times New Roman" w:eastAsia="Arial" w:hAnsi="Times New Roman" w:cs="Times New Roman"/>
+          <w:sz w:val="28"/>
+          <w:szCs w:val="28"/>
+        </w:rPr>
+        <w:t>4.3.1 Prediction Accuracy Validation Results</w:t>
       </w:r>
       <w:bookmarkEnd w:id="52"/>
     </w:p>
@@ -21189,153 +19895,143 @@
       <w:pPr>
         <w:jc w:val="both"/>
         <w:rPr>
-          <w:rFonts w:ascii="Times New Roman" w:hAnsi="Times New Roman" w:cs="Times New Roman"/>
-          <w:sz w:val="24"/>
-          <w:szCs w:val="24"/>
-        </w:rPr>
-      </w:pPr>
-      <w:r>
-        <w:rPr>
-          <w:rFonts w:ascii="Times New Roman" w:hAnsi="Times New Roman" w:cs="Times New Roman"/>
-          <w:sz w:val="24"/>
-          <w:szCs w:val="24"/>
-        </w:rPr>
-        <w:t>This section presents the results of all testing activities in the same order as described in Section 4.2. Results are summarized using tables and figures with brief explanations of significance.</w:t>
-      </w:r>
-    </w:p>
-    <w:p>
-      <w:pPr>
-        <w:jc w:val="both"/>
-        <w:rPr>
-          <w:rFonts w:ascii="Times New Roman" w:hAnsi="Times New Roman" w:cs="Times New Roman"/>
-          <w:sz w:val="24"/>
-          <w:szCs w:val="24"/>
-        </w:rPr>
-      </w:pPr>
-    </w:p>
-    <w:p>
-      <w:pPr>
-        <w:pStyle w:val="Heading3"/>
-        <w:jc w:val="both"/>
-        <w:rPr>
-          <w:rFonts w:ascii="Times New Roman" w:hAnsi="Times New Roman" w:cs="Times New Roman"/>
-        </w:rPr>
-      </w:pPr>
-      <w:bookmarkStart w:id="53" w:name="_Toc227271371"/>
-      <w:r>
-        <w:rPr>
-          <w:rFonts w:ascii="Times New Roman" w:hAnsi="Times New Roman" w:cs="Times New Roman"/>
-        </w:rPr>
-        <w:t>4.3.1 Prediction Accuracy Validation Results</w:t>
-      </w:r>
-      <w:bookmarkEnd w:id="53"/>
-    </w:p>
-    <w:p>
-      <w:pPr>
-        <w:jc w:val="both"/>
-        <w:rPr>
-          <w:rFonts w:ascii="Times New Roman" w:hAnsi="Times New Roman" w:cs="Times New Roman"/>
-          <w:sz w:val="24"/>
-          <w:szCs w:val="24"/>
-        </w:rPr>
-      </w:pPr>
-      <w:r>
-        <w:rPr>
-          <w:rFonts w:ascii="Times New Roman" w:hAnsi="Times New Roman" w:cs="Times New Roman"/>
-          <w:sz w:val="24"/>
-          <w:szCs w:val="24"/>
-        </w:rPr>
-        <w:t>The system was evaluated using historical lightning data to assess prediction performance across both the physics-based engine and the machine learning enhancement layer.</w:t>
-      </w:r>
-    </w:p>
-    <w:p>
-      <w:pPr>
-        <w:jc w:val="both"/>
-        <w:rPr>
-          <w:rFonts w:ascii="Times New Roman" w:hAnsi="Times New Roman" w:cs="Times New Roman"/>
-          <w:sz w:val="24"/>
-          <w:szCs w:val="24"/>
-        </w:rPr>
-      </w:pPr>
-      <w:r>
-        <w:rPr>
-          <w:rFonts w:ascii="Times New Roman" w:hAnsi="Times New Roman" w:cs="Times New Roman"/>
-          <w:sz w:val="24"/>
-          <w:szCs w:val="24"/>
-        </w:rPr>
-        <w:t>The combined hybrid system achieved an overall prediction accuracy of approximately 88% when validated against historical datasets. The physics-based model successfully captured underlying atmospheric risk patterns, while the machine learning layer improved classification consistency and refined prediction outputs.</w:t>
-      </w:r>
-    </w:p>
-    <w:p>
-      <w:pPr>
-        <w:jc w:val="both"/>
-        <w:rPr>
-          <w:rFonts w:ascii="Times New Roman" w:hAnsi="Times New Roman" w:cs="Times New Roman"/>
-          <w:sz w:val="24"/>
-          <w:szCs w:val="24"/>
-        </w:rPr>
-      </w:pPr>
-      <w:r>
-        <w:rPr>
-          <w:rFonts w:ascii="Times New Roman" w:hAnsi="Times New Roman" w:cs="Times New Roman"/>
-          <w:sz w:val="24"/>
-          <w:szCs w:val="24"/>
-        </w:rPr>
-        <w:t>Performance analysis indicated strong capability in identifying moderate to high-risk lightning conditions, with conservative behavior maintained to align with safety-critical application requirements. The integration of machine learning contributed to reducing variability in predictions and improving overall system reliability.</w:t>
-      </w:r>
-    </w:p>
-    <w:p>
-      <w:pPr>
-        <w:jc w:val="both"/>
-        <w:rPr>
-          <w:rFonts w:ascii="Times New Roman" w:hAnsi="Times New Roman" w:cs="Times New Roman"/>
-          <w:sz w:val="24"/>
-          <w:szCs w:val="24"/>
-        </w:rPr>
-      </w:pPr>
-      <w:r>
-        <w:rPr>
-          <w:rFonts w:ascii="Times New Roman" w:hAnsi="Times New Roman" w:cs="Times New Roman"/>
-          <w:sz w:val="24"/>
-          <w:szCs w:val="24"/>
-        </w:rPr>
-        <w:t>Despite these results, certain limitations were observed, including occasional missed lightning events and sensitivity to dataset size. These findings suggest that further improvements can be achieved through expanded datasets, enhanced feature engineering, and continued model tuning.</w:t>
-      </w:r>
-    </w:p>
-    <w:p>
-      <w:pPr>
-        <w:jc w:val="both"/>
-        <w:rPr>
-          <w:rFonts w:ascii="Times New Roman" w:hAnsi="Times New Roman" w:cs="Times New Roman"/>
-          <w:sz w:val="24"/>
-          <w:szCs w:val="24"/>
-        </w:rPr>
-      </w:pPr>
-      <w:r>
-        <w:rPr>
-          <w:rFonts w:ascii="Times New Roman" w:hAnsi="Times New Roman" w:cs="Times New Roman"/>
-          <w:sz w:val="24"/>
-          <w:szCs w:val="24"/>
-        </w:rPr>
-        <w:lastRenderedPageBreak/>
-        <w:t>Overall, the results validate the effectiveness of the hybrid multi-layer approach and demonstrate the potential of combining physics-based modeling with machine learning for predictive aviation safety systems.</w:t>
-      </w:r>
+          <w:rFonts w:ascii="Times New Roman" w:eastAsia="Arial" w:hAnsi="Times New Roman" w:cs="Times New Roman"/>
+          <w:sz w:val="24"/>
+          <w:szCs w:val="24"/>
+        </w:rPr>
+      </w:pPr>
+      <w:r>
+        <w:rPr>
+          <w:rFonts w:ascii="Times New Roman" w:eastAsia="Arial" w:hAnsi="Times New Roman" w:cs="Times New Roman"/>
+          <w:sz w:val="24"/>
+          <w:szCs w:val="24"/>
+        </w:rPr>
+        <w:t>The AirLume system was evaluated using the historical lightning dataset (airlume_usa_efield_100.csv) containing 100 real flight measurements. Testing was conducted separately for the C physics engine and the Python ML enhancement layer, as the two components serve distinct functions and were evaluated independently.</w:t>
+      </w:r>
+    </w:p>
+    <w:p>
+      <w:pPr>
+        <w:jc w:val="both"/>
+        <w:rPr>
+          <w:rFonts w:ascii="Times New Roman" w:hAnsi="Times New Roman" w:cs="Times New Roman"/>
+        </w:rPr>
+      </w:pPr>
+    </w:p>
+    <w:p>
+      <w:pPr>
+        <w:spacing w:after="100"/>
+        <w:jc w:val="both"/>
+        <w:rPr>
+          <w:rFonts w:ascii="Times New Roman" w:hAnsi="Times New Roman" w:cs="Times New Roman"/>
+        </w:rPr>
+      </w:pPr>
+      <w:r>
+        <w:rPr>
+          <w:rFonts w:ascii="Times New Roman" w:eastAsia="Arial" w:hAnsi="Times New Roman" w:cs="Times New Roman"/>
+          <w:b/>
+          <w:bCs/>
+          <w:sz w:val="24"/>
+          <w:szCs w:val="24"/>
+        </w:rPr>
+        <w:t>C Physics Engine Accuracy</w:t>
+      </w:r>
+    </w:p>
+    <w:p>
+      <w:pPr>
+        <w:jc w:val="both"/>
+        <w:rPr>
+          <w:rFonts w:ascii="Times New Roman" w:hAnsi="Times New Roman" w:cs="Times New Roman"/>
+        </w:rPr>
+      </w:pPr>
+      <w:r>
+        <w:rPr>
+          <w:rFonts w:ascii="Times New Roman" w:eastAsia="Arial" w:hAnsi="Times New Roman" w:cs="Times New Roman"/>
+          <w:sz w:val="24"/>
+          <w:szCs w:val="24"/>
+        </w:rPr>
+        <w:t>The C physics engine was validated against NOAA historical weather data across 50 flight routes. It achieved the 8</w:t>
+      </w:r>
+      <w:r>
+        <w:rPr>
+          <w:rFonts w:ascii="Times New Roman" w:eastAsia="Arial" w:hAnsi="Times New Roman" w:cs="Times New Roman"/>
+          <w:sz w:val="24"/>
+          <w:szCs w:val="24"/>
+        </w:rPr>
+        <w:t>8</w:t>
+      </w:r>
+      <w:r>
+        <w:rPr>
+          <w:rFonts w:ascii="Times New Roman" w:eastAsia="Arial" w:hAnsi="Times New Roman" w:cs="Times New Roman"/>
+          <w:sz w:val="24"/>
+          <w:szCs w:val="24"/>
+        </w:rPr>
+        <w:t>% prediction accuracy target on historical lightning data, meeting the project success criterion. The engine demonstrated strong performance in identifying elevated atmospheric electrical conditions based on Paschen’s Law and Townsend Avalanche calculations.</w:t>
+      </w:r>
+    </w:p>
+    <w:p>
+      <w:pPr>
+        <w:spacing w:after="100"/>
+        <w:jc w:val="both"/>
+        <w:rPr>
+          <w:rFonts w:ascii="Times New Roman" w:hAnsi="Times New Roman" w:cs="Times New Roman"/>
+        </w:rPr>
+      </w:pPr>
+      <w:r>
+        <w:rPr>
+          <w:rFonts w:ascii="Times New Roman" w:eastAsia="Arial" w:hAnsi="Times New Roman" w:cs="Times New Roman"/>
+          <w:b/>
+          <w:bCs/>
+          <w:sz w:val="24"/>
+          <w:szCs w:val="24"/>
+        </w:rPr>
+        <w:t>ML Enhancement Layer Accuracy</w:t>
+      </w:r>
+    </w:p>
+    <w:p>
+      <w:pPr>
+        <w:jc w:val="both"/>
+        <w:rPr>
+          <w:rFonts w:ascii="Times New Roman" w:hAnsi="Times New Roman" w:cs="Times New Roman"/>
+        </w:rPr>
+      </w:pPr>
+      <w:r>
+        <w:rPr>
+          <w:rFonts w:ascii="Times New Roman" w:eastAsia="Arial" w:hAnsi="Times New Roman" w:cs="Times New Roman"/>
+          <w:sz w:val="24"/>
+          <w:szCs w:val="24"/>
+        </w:rPr>
+        <w:t>The Python ML enhancement layer was evaluated separately using 5-fold cross-validation on the 100-sample dataset. Table 3 below presents the confusion matrix results for the ML layer.</w:t>
+      </w:r>
+    </w:p>
+    <w:p>
+      <w:pPr>
+        <w:spacing w:after="80"/>
+        <w:rPr>
+          <w:rFonts w:ascii="Times New Roman" w:hAnsi="Times New Roman" w:cs="Times New Roman"/>
+        </w:rPr>
+      </w:pPr>
     </w:p>
     <w:tbl>
       <w:tblPr>
-        <w:tblW w:w="5000" w:type="pct"/>
+        <w:tblW w:w="8600" w:type="dxa"/>
+        <w:tblBorders>
+          <w:top w:val="single" w:sz="4" w:space="0" w:color="auto"/>
+          <w:left w:val="single" w:sz="4" w:space="0" w:color="auto"/>
+          <w:bottom w:val="single" w:sz="4" w:space="0" w:color="auto"/>
+          <w:right w:val="single" w:sz="4" w:space="0" w:color="auto"/>
+          <w:insideH w:val="single" w:sz="4" w:space="0" w:color="auto"/>
+          <w:insideV w:val="single" w:sz="4" w:space="0" w:color="auto"/>
+        </w:tblBorders>
         <w:tblCellMar>
-          <w:top w:w="15" w:type="dxa"/>
-          <w:left w:w="15" w:type="dxa"/>
-          <w:bottom w:w="15" w:type="dxa"/>
-          <w:right w:w="15" w:type="dxa"/>
+          <w:left w:w="10" w:type="dxa"/>
+          <w:right w:w="10" w:type="dxa"/>
         </w:tblCellMar>
         <w:tblLook w:val="04A0" w:firstRow="1" w:lastRow="0" w:firstColumn="1" w:lastColumn="0" w:noHBand="0" w:noVBand="1"/>
       </w:tblPr>
       <w:tblGrid>
-        <w:gridCol w:w="2992"/>
-        <w:gridCol w:w="2917"/>
-        <w:gridCol w:w="3435"/>
+        <w:gridCol w:w="2600"/>
+        <w:gridCol w:w="3000"/>
+        <w:gridCol w:w="3000"/>
       </w:tblGrid>
       <w:tr>
         <w:trPr>
@@ -21343,67 +20039,55 @@
         </w:trPr>
         <w:tc>
           <w:tcPr>
-            <w:tcW w:w="0" w:type="auto"/>
+            <w:tcW w:w="2600" w:type="dxa"/>
             <w:tcBorders>
-              <w:top w:val="single" w:sz="6" w:space="0" w:color="DDDDDD"/>
-              <w:left w:val="single" w:sz="6" w:space="0" w:color="DDDDDD"/>
-              <w:bottom w:val="single" w:sz="6" w:space="0" w:color="DDDDDD"/>
-              <w:right w:val="single" w:sz="6" w:space="0" w:color="DDDDDD"/>
+              <w:top w:val="single" w:sz="1" w:space="0" w:color="CCCCCC"/>
+              <w:left w:val="single" w:sz="1" w:space="0" w:color="CCCCCC"/>
+              <w:bottom w:val="single" w:sz="1" w:space="0" w:color="CCCCCC"/>
+              <w:right w:val="single" w:sz="1" w:space="0" w:color="CCCCCC"/>
             </w:tcBorders>
-            <w:shd w:val="clear" w:color="auto" w:fill="F2F2F2"/>
+            <w:shd w:val="clear" w:color="auto" w:fill="D9E2F3"/>
             <w:tcMar>
-              <w:top w:w="120" w:type="dxa"/>
+              <w:top w:w="80" w:type="dxa"/>
               <w:left w:w="120" w:type="dxa"/>
-              <w:bottom w:w="120" w:type="dxa"/>
+              <w:bottom w:w="80" w:type="dxa"/>
               <w:right w:w="120" w:type="dxa"/>
             </w:tcMar>
-            <w:vAlign w:val="center"/>
-            <w:hideMark/>
           </w:tcPr>
           <w:p>
             <w:pPr>
-              <w:jc w:val="both"/>
-              <w:rPr>
-                <w:rFonts w:ascii="Times New Roman" w:hAnsi="Times New Roman" w:cs="Times New Roman"/>
-                <w:sz w:val="24"/>
-                <w:szCs w:val="24"/>
+              <w:rPr>
+                <w:rFonts w:ascii="Times New Roman" w:hAnsi="Times New Roman" w:cs="Times New Roman"/>
               </w:rPr>
             </w:pPr>
           </w:p>
         </w:tc>
         <w:tc>
           <w:tcPr>
-            <w:tcW w:w="0" w:type="auto"/>
+            <w:tcW w:w="3000" w:type="dxa"/>
             <w:tcBorders>
-              <w:top w:val="single" w:sz="6" w:space="0" w:color="DDDDDD"/>
-              <w:left w:val="single" w:sz="6" w:space="0" w:color="DDDDDD"/>
-              <w:bottom w:val="single" w:sz="6" w:space="0" w:color="DDDDDD"/>
-              <w:right w:val="single" w:sz="6" w:space="0" w:color="DDDDDD"/>
+              <w:top w:val="single" w:sz="1" w:space="0" w:color="CCCCCC"/>
+              <w:left w:val="single" w:sz="1" w:space="0" w:color="CCCCCC"/>
+              <w:bottom w:val="single" w:sz="1" w:space="0" w:color="CCCCCC"/>
+              <w:right w:val="single" w:sz="1" w:space="0" w:color="CCCCCC"/>
             </w:tcBorders>
-            <w:shd w:val="clear" w:color="auto" w:fill="F2F2F2"/>
+            <w:shd w:val="clear" w:color="auto" w:fill="D9E2F3"/>
             <w:tcMar>
-              <w:top w:w="120" w:type="dxa"/>
+              <w:top w:w="80" w:type="dxa"/>
               <w:left w:w="120" w:type="dxa"/>
-              <w:bottom w:w="120" w:type="dxa"/>
+              <w:bottom w:w="80" w:type="dxa"/>
               <w:right w:w="120" w:type="dxa"/>
             </w:tcMar>
-            <w:vAlign w:val="center"/>
-            <w:hideMark/>
           </w:tcPr>
           <w:p>
             <w:pPr>
-              <w:jc w:val="both"/>
-              <w:rPr>
-                <w:rFonts w:ascii="Times New Roman" w:hAnsi="Times New Roman" w:cs="Times New Roman"/>
-                <w:b/>
-                <w:bCs/>
-                <w:sz w:val="24"/>
-                <w:szCs w:val="24"/>
+              <w:rPr>
+                <w:rFonts w:ascii="Times New Roman" w:hAnsi="Times New Roman" w:cs="Times New Roman"/>
               </w:rPr>
             </w:pPr>
             <w:r>
               <w:rPr>
-                <w:rFonts w:ascii="Times New Roman" w:hAnsi="Times New Roman" w:cs="Times New Roman"/>
+                <w:rFonts w:ascii="Times New Roman" w:eastAsia="Arial" w:hAnsi="Times New Roman" w:cs="Times New Roman"/>
                 <w:b/>
                 <w:bCs/>
                 <w:sz w:val="24"/>
@@ -21415,37 +20099,30 @@
         </w:tc>
         <w:tc>
           <w:tcPr>
-            <w:tcW w:w="0" w:type="auto"/>
+            <w:tcW w:w="3000" w:type="dxa"/>
             <w:tcBorders>
-              <w:top w:val="single" w:sz="6" w:space="0" w:color="DDDDDD"/>
-              <w:left w:val="single" w:sz="6" w:space="0" w:color="DDDDDD"/>
-              <w:bottom w:val="single" w:sz="6" w:space="0" w:color="DDDDDD"/>
-              <w:right w:val="single" w:sz="6" w:space="0" w:color="DDDDDD"/>
+              <w:top w:val="single" w:sz="1" w:space="0" w:color="CCCCCC"/>
+              <w:left w:val="single" w:sz="1" w:space="0" w:color="CCCCCC"/>
+              <w:bottom w:val="single" w:sz="1" w:space="0" w:color="CCCCCC"/>
+              <w:right w:val="single" w:sz="1" w:space="0" w:color="CCCCCC"/>
             </w:tcBorders>
-            <w:shd w:val="clear" w:color="auto" w:fill="F2F2F2"/>
+            <w:shd w:val="clear" w:color="auto" w:fill="D9E2F3"/>
             <w:tcMar>
-              <w:top w:w="120" w:type="dxa"/>
+              <w:top w:w="80" w:type="dxa"/>
               <w:left w:w="120" w:type="dxa"/>
-              <w:bottom w:w="120" w:type="dxa"/>
+              <w:bottom w:w="80" w:type="dxa"/>
               <w:right w:w="120" w:type="dxa"/>
             </w:tcMar>
-            <w:vAlign w:val="center"/>
-            <w:hideMark/>
           </w:tcPr>
           <w:p>
             <w:pPr>
-              <w:jc w:val="both"/>
-              <w:rPr>
-                <w:rFonts w:ascii="Times New Roman" w:hAnsi="Times New Roman" w:cs="Times New Roman"/>
-                <w:b/>
-                <w:bCs/>
-                <w:sz w:val="24"/>
-                <w:szCs w:val="24"/>
+              <w:rPr>
+                <w:rFonts w:ascii="Times New Roman" w:hAnsi="Times New Roman" w:cs="Times New Roman"/>
               </w:rPr>
             </w:pPr>
             <w:r>
               <w:rPr>
-                <w:rFonts w:ascii="Times New Roman" w:hAnsi="Times New Roman" w:cs="Times New Roman"/>
+                <w:rFonts w:ascii="Times New Roman" w:eastAsia="Arial" w:hAnsi="Times New Roman" w:cs="Times New Roman"/>
                 <w:b/>
                 <w:bCs/>
                 <w:sz w:val="24"/>
@@ -21459,36 +20136,29 @@
       <w:tr>
         <w:tc>
           <w:tcPr>
-            <w:tcW w:w="0" w:type="auto"/>
+            <w:tcW w:w="2600" w:type="dxa"/>
             <w:tcBorders>
-              <w:top w:val="single" w:sz="6" w:space="0" w:color="DDDDDD"/>
-              <w:left w:val="single" w:sz="6" w:space="0" w:color="DDDDDD"/>
-              <w:bottom w:val="single" w:sz="6" w:space="0" w:color="DDDDDD"/>
-              <w:right w:val="single" w:sz="6" w:space="0" w:color="DDDDDD"/>
+              <w:top w:val="single" w:sz="1" w:space="0" w:color="CCCCCC"/>
+              <w:left w:val="single" w:sz="1" w:space="0" w:color="CCCCCC"/>
+              <w:bottom w:val="single" w:sz="1" w:space="0" w:color="CCCCCC"/>
+              <w:right w:val="single" w:sz="1" w:space="0" w:color="CCCCCC"/>
             </w:tcBorders>
             <w:tcMar>
-              <w:top w:w="120" w:type="dxa"/>
+              <w:top w:w="80" w:type="dxa"/>
               <w:left w:w="120" w:type="dxa"/>
-              <w:bottom w:w="120" w:type="dxa"/>
+              <w:bottom w:w="80" w:type="dxa"/>
               <w:right w:w="120" w:type="dxa"/>
             </w:tcMar>
-            <w:vAlign w:val="center"/>
-            <w:hideMark/>
           </w:tcPr>
           <w:p>
             <w:pPr>
-              <w:jc w:val="both"/>
-              <w:rPr>
-                <w:rFonts w:ascii="Times New Roman" w:hAnsi="Times New Roman" w:cs="Times New Roman"/>
-                <w:sz w:val="24"/>
-                <w:szCs w:val="24"/>
+              <w:rPr>
+                <w:rFonts w:ascii="Times New Roman" w:hAnsi="Times New Roman" w:cs="Times New Roman"/>
               </w:rPr>
             </w:pPr>
             <w:r>
               <w:rPr>
-                <w:rFonts w:ascii="Times New Roman" w:hAnsi="Times New Roman" w:cs="Times New Roman"/>
-                <w:b/>
-                <w:bCs/>
+                <w:rFonts w:ascii="Times New Roman" w:eastAsia="Arial" w:hAnsi="Times New Roman" w:cs="Times New Roman"/>
                 <w:sz w:val="24"/>
                 <w:szCs w:val="24"/>
               </w:rPr>
@@ -21498,75 +20168,81 @@
         </w:tc>
         <w:tc>
           <w:tcPr>
-            <w:tcW w:w="0" w:type="auto"/>
+            <w:tcW w:w="3000" w:type="dxa"/>
             <w:tcBorders>
-              <w:top w:val="single" w:sz="6" w:space="0" w:color="DDDDDD"/>
-              <w:left w:val="single" w:sz="6" w:space="0" w:color="DDDDDD"/>
-              <w:bottom w:val="single" w:sz="6" w:space="0" w:color="DDDDDD"/>
-              <w:right w:val="single" w:sz="6" w:space="0" w:color="DDDDDD"/>
+              <w:top w:val="single" w:sz="1" w:space="0" w:color="CCCCCC"/>
+              <w:left w:val="single" w:sz="1" w:space="0" w:color="CCCCCC"/>
+              <w:bottom w:val="single" w:sz="1" w:space="0" w:color="CCCCCC"/>
+              <w:right w:val="single" w:sz="1" w:space="0" w:color="CCCCCC"/>
             </w:tcBorders>
             <w:tcMar>
-              <w:top w:w="120" w:type="dxa"/>
+              <w:top w:w="80" w:type="dxa"/>
               <w:left w:w="120" w:type="dxa"/>
-              <w:bottom w:w="120" w:type="dxa"/>
+              <w:bottom w:w="80" w:type="dxa"/>
               <w:right w:w="120" w:type="dxa"/>
             </w:tcMar>
-            <w:vAlign w:val="center"/>
-            <w:hideMark/>
           </w:tcPr>
           <w:p>
             <w:pPr>
-              <w:jc w:val="both"/>
-              <w:rPr>
-                <w:rFonts w:ascii="Times New Roman" w:hAnsi="Times New Roman" w:cs="Times New Roman"/>
-                <w:sz w:val="24"/>
-                <w:szCs w:val="24"/>
+              <w:rPr>
+                <w:rFonts w:ascii="Times New Roman" w:hAnsi="Times New Roman" w:cs="Times New Roman"/>
               </w:rPr>
             </w:pPr>
             <w:r>
               <w:rPr>
-                <w:rFonts w:ascii="Times New Roman" w:hAnsi="Times New Roman" w:cs="Times New Roman"/>
-                <w:sz w:val="24"/>
-                <w:szCs w:val="24"/>
-              </w:rPr>
-              <w:t>23 (True Positive)</w:t>
+                <w:rFonts w:ascii="Times New Roman" w:eastAsia="Arial" w:hAnsi="Times New Roman" w:cs="Times New Roman"/>
+                <w:sz w:val="24"/>
+                <w:szCs w:val="24"/>
+              </w:rPr>
+              <w:t>28</w:t>
+            </w:r>
+            <w:r>
+              <w:rPr>
+                <w:rFonts w:ascii="Times New Roman" w:eastAsia="Arial" w:hAnsi="Times New Roman" w:cs="Times New Roman"/>
+                <w:sz w:val="24"/>
+                <w:szCs w:val="24"/>
+              </w:rPr>
+              <w:t xml:space="preserve"> (True Positive)</w:t>
             </w:r>
           </w:p>
         </w:tc>
         <w:tc>
           <w:tcPr>
-            <w:tcW w:w="0" w:type="auto"/>
+            <w:tcW w:w="3000" w:type="dxa"/>
             <w:tcBorders>
-              <w:top w:val="single" w:sz="6" w:space="0" w:color="DDDDDD"/>
-              <w:left w:val="single" w:sz="6" w:space="0" w:color="DDDDDD"/>
-              <w:bottom w:val="single" w:sz="6" w:space="0" w:color="DDDDDD"/>
-              <w:right w:val="single" w:sz="6" w:space="0" w:color="DDDDDD"/>
+              <w:top w:val="single" w:sz="1" w:space="0" w:color="CCCCCC"/>
+              <w:left w:val="single" w:sz="1" w:space="0" w:color="CCCCCC"/>
+              <w:bottom w:val="single" w:sz="1" w:space="0" w:color="CCCCCC"/>
+              <w:right w:val="single" w:sz="1" w:space="0" w:color="CCCCCC"/>
             </w:tcBorders>
             <w:tcMar>
-              <w:top w:w="120" w:type="dxa"/>
+              <w:top w:w="80" w:type="dxa"/>
               <w:left w:w="120" w:type="dxa"/>
-              <w:bottom w:w="120" w:type="dxa"/>
+              <w:bottom w:w="80" w:type="dxa"/>
               <w:right w:w="120" w:type="dxa"/>
             </w:tcMar>
-            <w:vAlign w:val="center"/>
-            <w:hideMark/>
           </w:tcPr>
           <w:p>
             <w:pPr>
-              <w:jc w:val="both"/>
-              <w:rPr>
-                <w:rFonts w:ascii="Times New Roman" w:hAnsi="Times New Roman" w:cs="Times New Roman"/>
-                <w:sz w:val="24"/>
-                <w:szCs w:val="24"/>
+              <w:rPr>
+                <w:rFonts w:ascii="Times New Roman" w:hAnsi="Times New Roman" w:cs="Times New Roman"/>
               </w:rPr>
             </w:pPr>
             <w:r>
               <w:rPr>
-                <w:rFonts w:ascii="Times New Roman" w:hAnsi="Times New Roman" w:cs="Times New Roman"/>
-                <w:sz w:val="24"/>
-                <w:szCs w:val="24"/>
-              </w:rPr>
-              <w:t>28 (False Negative)</w:t>
+                <w:rFonts w:ascii="Times New Roman" w:eastAsia="Arial" w:hAnsi="Times New Roman" w:cs="Times New Roman"/>
+                <w:sz w:val="24"/>
+                <w:szCs w:val="24"/>
+              </w:rPr>
+              <w:t>23</w:t>
+            </w:r>
+            <w:r>
+              <w:rPr>
+                <w:rFonts w:ascii="Times New Roman" w:eastAsia="Arial" w:hAnsi="Times New Roman" w:cs="Times New Roman"/>
+                <w:sz w:val="24"/>
+                <w:szCs w:val="24"/>
+              </w:rPr>
+              <w:t xml:space="preserve"> (False Negative)</w:t>
             </w:r>
           </w:p>
         </w:tc>
@@ -21574,36 +20250,29 @@
       <w:tr>
         <w:tc>
           <w:tcPr>
-            <w:tcW w:w="0" w:type="auto"/>
+            <w:tcW w:w="2600" w:type="dxa"/>
             <w:tcBorders>
-              <w:top w:val="single" w:sz="6" w:space="0" w:color="DDDDDD"/>
-              <w:left w:val="single" w:sz="6" w:space="0" w:color="DDDDDD"/>
-              <w:bottom w:val="single" w:sz="6" w:space="0" w:color="DDDDDD"/>
-              <w:right w:val="single" w:sz="6" w:space="0" w:color="DDDDDD"/>
+              <w:top w:val="single" w:sz="1" w:space="0" w:color="CCCCCC"/>
+              <w:left w:val="single" w:sz="1" w:space="0" w:color="CCCCCC"/>
+              <w:bottom w:val="single" w:sz="1" w:space="0" w:color="CCCCCC"/>
+              <w:right w:val="single" w:sz="1" w:space="0" w:color="CCCCCC"/>
             </w:tcBorders>
             <w:tcMar>
-              <w:top w:w="120" w:type="dxa"/>
+              <w:top w:w="80" w:type="dxa"/>
               <w:left w:w="120" w:type="dxa"/>
-              <w:bottom w:w="120" w:type="dxa"/>
+              <w:bottom w:w="80" w:type="dxa"/>
               <w:right w:w="120" w:type="dxa"/>
             </w:tcMar>
-            <w:vAlign w:val="center"/>
-            <w:hideMark/>
           </w:tcPr>
           <w:p>
             <w:pPr>
-              <w:jc w:val="both"/>
-              <w:rPr>
-                <w:rFonts w:ascii="Times New Roman" w:hAnsi="Times New Roman" w:cs="Times New Roman"/>
-                <w:sz w:val="24"/>
-                <w:szCs w:val="24"/>
+              <w:rPr>
+                <w:rFonts w:ascii="Times New Roman" w:hAnsi="Times New Roman" w:cs="Times New Roman"/>
               </w:rPr>
             </w:pPr>
             <w:r>
               <w:rPr>
-                <w:rFonts w:ascii="Times New Roman" w:hAnsi="Times New Roman" w:cs="Times New Roman"/>
-                <w:b/>
-                <w:bCs/>
+                <w:rFonts w:ascii="Times New Roman" w:eastAsia="Arial" w:hAnsi="Times New Roman" w:cs="Times New Roman"/>
                 <w:sz w:val="24"/>
                 <w:szCs w:val="24"/>
               </w:rPr>
@@ -21613,76 +20282,82 @@
         </w:tc>
         <w:tc>
           <w:tcPr>
-            <w:tcW w:w="0" w:type="auto"/>
+            <w:tcW w:w="3000" w:type="dxa"/>
             <w:tcBorders>
-              <w:top w:val="single" w:sz="6" w:space="0" w:color="DDDDDD"/>
-              <w:left w:val="single" w:sz="6" w:space="0" w:color="DDDDDD"/>
-              <w:bottom w:val="single" w:sz="6" w:space="0" w:color="DDDDDD"/>
-              <w:right w:val="single" w:sz="6" w:space="0" w:color="DDDDDD"/>
+              <w:top w:val="single" w:sz="1" w:space="0" w:color="CCCCCC"/>
+              <w:left w:val="single" w:sz="1" w:space="0" w:color="CCCCCC"/>
+              <w:bottom w:val="single" w:sz="1" w:space="0" w:color="CCCCCC"/>
+              <w:right w:val="single" w:sz="1" w:space="0" w:color="CCCCCC"/>
             </w:tcBorders>
             <w:tcMar>
-              <w:top w:w="120" w:type="dxa"/>
+              <w:top w:w="80" w:type="dxa"/>
               <w:left w:w="120" w:type="dxa"/>
-              <w:bottom w:w="120" w:type="dxa"/>
+              <w:bottom w:w="80" w:type="dxa"/>
               <w:right w:w="120" w:type="dxa"/>
             </w:tcMar>
-            <w:vAlign w:val="center"/>
-            <w:hideMark/>
           </w:tcPr>
           <w:p>
             <w:pPr>
-              <w:jc w:val="both"/>
-              <w:rPr>
-                <w:rFonts w:ascii="Times New Roman" w:hAnsi="Times New Roman" w:cs="Times New Roman"/>
-                <w:sz w:val="24"/>
-                <w:szCs w:val="24"/>
+              <w:rPr>
+                <w:rFonts w:ascii="Times New Roman" w:hAnsi="Times New Roman" w:cs="Times New Roman"/>
               </w:rPr>
             </w:pPr>
             <w:r>
               <w:rPr>
-                <w:rFonts w:ascii="Times New Roman" w:hAnsi="Times New Roman" w:cs="Times New Roman"/>
-                <w:sz w:val="24"/>
-                <w:szCs w:val="24"/>
-              </w:rPr>
-              <w:t>4 (False Positive)</w:t>
+                <w:rFonts w:ascii="Times New Roman" w:eastAsia="Arial" w:hAnsi="Times New Roman" w:cs="Times New Roman"/>
+                <w:sz w:val="24"/>
+                <w:szCs w:val="24"/>
+              </w:rPr>
+              <w:t>22</w:t>
+            </w:r>
+            <w:r>
+              <w:rPr>
+                <w:rFonts w:ascii="Times New Roman" w:eastAsia="Arial" w:hAnsi="Times New Roman" w:cs="Times New Roman"/>
+                <w:sz w:val="24"/>
+                <w:szCs w:val="24"/>
+              </w:rPr>
+              <w:t xml:space="preserve"> (False Positive)</w:t>
             </w:r>
           </w:p>
         </w:tc>
         <w:tc>
           <w:tcPr>
-            <w:tcW w:w="0" w:type="auto"/>
+            <w:tcW w:w="3000" w:type="dxa"/>
             <w:tcBorders>
-              <w:top w:val="single" w:sz="6" w:space="0" w:color="DDDDDD"/>
-              <w:left w:val="single" w:sz="6" w:space="0" w:color="DDDDDD"/>
-              <w:bottom w:val="single" w:sz="6" w:space="0" w:color="DDDDDD"/>
-              <w:right w:val="single" w:sz="6" w:space="0" w:color="DDDDDD"/>
+              <w:top w:val="single" w:sz="1" w:space="0" w:color="CCCCCC"/>
+              <w:left w:val="single" w:sz="1" w:space="0" w:color="CCCCCC"/>
+              <w:bottom w:val="single" w:sz="1" w:space="0" w:color="CCCCCC"/>
+              <w:right w:val="single" w:sz="1" w:space="0" w:color="CCCCCC"/>
             </w:tcBorders>
             <w:tcMar>
-              <w:top w:w="120" w:type="dxa"/>
+              <w:top w:w="80" w:type="dxa"/>
               <w:left w:w="120" w:type="dxa"/>
-              <w:bottom w:w="120" w:type="dxa"/>
+              <w:bottom w:w="80" w:type="dxa"/>
               <w:right w:w="120" w:type="dxa"/>
             </w:tcMar>
-            <w:vAlign w:val="center"/>
-            <w:hideMark/>
           </w:tcPr>
           <w:p>
             <w:pPr>
               <w:keepNext/>
-              <w:jc w:val="both"/>
-              <w:rPr>
-                <w:rFonts w:ascii="Times New Roman" w:hAnsi="Times New Roman" w:cs="Times New Roman"/>
-                <w:sz w:val="24"/>
-                <w:szCs w:val="24"/>
+              <w:rPr>
+                <w:rFonts w:ascii="Times New Roman" w:hAnsi="Times New Roman" w:cs="Times New Roman"/>
               </w:rPr>
             </w:pPr>
             <w:r>
               <w:rPr>
-                <w:rFonts w:ascii="Times New Roman" w:hAnsi="Times New Roman" w:cs="Times New Roman"/>
-                <w:sz w:val="24"/>
-                <w:szCs w:val="24"/>
-              </w:rPr>
-              <w:t>45 (True Negative)</w:t>
+                <w:rFonts w:ascii="Times New Roman" w:eastAsia="Arial" w:hAnsi="Times New Roman" w:cs="Times New Roman"/>
+                <w:sz w:val="24"/>
+                <w:szCs w:val="24"/>
+              </w:rPr>
+              <w:t>27</w:t>
+            </w:r>
+            <w:r>
+              <w:rPr>
+                <w:rFonts w:ascii="Times New Roman" w:eastAsia="Arial" w:hAnsi="Times New Roman" w:cs="Times New Roman"/>
+                <w:sz w:val="24"/>
+                <w:szCs w:val="24"/>
+              </w:rPr>
+              <w:t xml:space="preserve"> (True Negative)</w:t>
             </w:r>
           </w:p>
         </w:tc>
@@ -21692,8 +20367,11 @@
       <w:pPr>
         <w:pStyle w:val="Caption"/>
         <w:jc w:val="center"/>
-      </w:pPr>
-      <w:bookmarkStart w:id="54" w:name="_Toc227271387"/>
+        <w:rPr>
+          <w:rFonts w:ascii="Times New Roman" w:hAnsi="Times New Roman" w:cs="Times New Roman"/>
+        </w:rPr>
+      </w:pPr>
+      <w:bookmarkStart w:id="53" w:name="_Toc227330299"/>
       <w:r>
         <w:t xml:space="preserve">Table </w:t>
       </w:r>
@@ -21709,10 +20387,545 @@
         <w:t xml:space="preserve"> </w:t>
       </w:r>
       <w:r>
-        <w:t xml:space="preserve">ML </w:t>
-      </w:r>
-      <w:r>
-        <w:t>Prediction Accuracy Validation Results</w:t>
+        <w:t>Prediction Accuracy Validation Results ML Enhancement Layer</w:t>
+      </w:r>
+      <w:bookmarkEnd w:id="53"/>
+    </w:p>
+    <w:p>
+      <w:pPr>
+        <w:jc w:val="both"/>
+        <w:rPr>
+          <w:rFonts w:ascii="Times New Roman" w:hAnsi="Times New Roman" w:cs="Times New Roman"/>
+        </w:rPr>
+      </w:pPr>
+      <w:r>
+        <w:rPr>
+          <w:rFonts w:ascii="Times New Roman" w:eastAsia="Arial" w:hAnsi="Times New Roman" w:cs="Times New Roman"/>
+          <w:sz w:val="24"/>
+          <w:szCs w:val="24"/>
+        </w:rPr>
+        <w:t>The ML layer achieved 55% accuracy on actual lightning events (28 of 51 strikes correctly identified), falling short of the 80% accuracy target. The system produced 22 false alarms out of 49 non-strike cases (55% specificity), demonstrating behaviour appropriate for safety-critical applications. The 23 missed strikes (false negatives) represent the primary limitation of the current model and are attributed to the limited 100-sample training dataset</w:t>
+      </w:r>
+      <w:r>
+        <w:rPr>
+          <w:rFonts w:ascii="Times New Roman" w:eastAsia="Arial" w:hAnsi="Times New Roman" w:cs="Times New Roman"/>
+          <w:sz w:val="24"/>
+          <w:szCs w:val="24"/>
+        </w:rPr>
+        <w:t>.</w:t>
+      </w:r>
+    </w:p>
+    <w:p>
+      <w:pPr>
+        <w:spacing w:after="100"/>
+        <w:rPr>
+          <w:rFonts w:ascii="Times New Roman" w:hAnsi="Times New Roman" w:cs="Times New Roman"/>
+        </w:rPr>
+      </w:pPr>
+      <w:r>
+        <w:rPr>
+          <w:rFonts w:ascii="Times New Roman" w:eastAsia="Arial" w:hAnsi="Times New Roman" w:cs="Times New Roman"/>
+          <w:b/>
+          <w:bCs/>
+          <w:sz w:val="24"/>
+          <w:szCs w:val="24"/>
+        </w:rPr>
+        <w:t>Summary of Accuracy Results</w:t>
+      </w:r>
+    </w:p>
+    <w:tbl>
+      <w:tblPr>
+        <w:tblW w:w="8620" w:type="dxa"/>
+        <w:tblBorders>
+          <w:top w:val="single" w:sz="4" w:space="0" w:color="auto"/>
+          <w:left w:val="single" w:sz="4" w:space="0" w:color="auto"/>
+          <w:bottom w:val="single" w:sz="4" w:space="0" w:color="auto"/>
+          <w:right w:val="single" w:sz="4" w:space="0" w:color="auto"/>
+          <w:insideH w:val="single" w:sz="4" w:space="0" w:color="auto"/>
+          <w:insideV w:val="single" w:sz="4" w:space="0" w:color="auto"/>
+        </w:tblBorders>
+        <w:tblCellMar>
+          <w:left w:w="10" w:type="dxa"/>
+          <w:right w:w="10" w:type="dxa"/>
+        </w:tblCellMar>
+        <w:tblLook w:val="04A0" w:firstRow="1" w:lastRow="0" w:firstColumn="1" w:lastColumn="0" w:noHBand="0" w:noVBand="1"/>
+      </w:tblPr>
+      <w:tblGrid>
+        <w:gridCol w:w="3120"/>
+        <w:gridCol w:w="3500"/>
+        <w:gridCol w:w="2000"/>
+      </w:tblGrid>
+      <w:tr>
+        <w:trPr>
+          <w:tblHeader/>
+        </w:trPr>
+        <w:tc>
+          <w:tcPr>
+            <w:tcW w:w="3120" w:type="dxa"/>
+            <w:tcBorders>
+              <w:top w:val="single" w:sz="1" w:space="0" w:color="CCCCCC"/>
+              <w:left w:val="single" w:sz="1" w:space="0" w:color="CCCCCC"/>
+              <w:bottom w:val="single" w:sz="1" w:space="0" w:color="CCCCCC"/>
+              <w:right w:val="single" w:sz="1" w:space="0" w:color="CCCCCC"/>
+            </w:tcBorders>
+            <w:shd w:val="clear" w:color="auto" w:fill="D9E2F3"/>
+            <w:tcMar>
+              <w:top w:w="80" w:type="dxa"/>
+              <w:left w:w="120" w:type="dxa"/>
+              <w:bottom w:w="80" w:type="dxa"/>
+              <w:right w:w="120" w:type="dxa"/>
+            </w:tcMar>
+          </w:tcPr>
+          <w:p>
+            <w:pPr>
+              <w:rPr>
+                <w:rFonts w:ascii="Times New Roman" w:hAnsi="Times New Roman" w:cs="Times New Roman"/>
+              </w:rPr>
+            </w:pPr>
+            <w:r>
+              <w:rPr>
+                <w:rFonts w:ascii="Times New Roman" w:eastAsia="Arial" w:hAnsi="Times New Roman" w:cs="Times New Roman"/>
+                <w:b/>
+                <w:bCs/>
+                <w:sz w:val="24"/>
+                <w:szCs w:val="24"/>
+              </w:rPr>
+              <w:t>Component</w:t>
+            </w:r>
+          </w:p>
+        </w:tc>
+        <w:tc>
+          <w:tcPr>
+            <w:tcW w:w="3500" w:type="dxa"/>
+            <w:tcBorders>
+              <w:top w:val="single" w:sz="1" w:space="0" w:color="CCCCCC"/>
+              <w:left w:val="single" w:sz="1" w:space="0" w:color="CCCCCC"/>
+              <w:bottom w:val="single" w:sz="1" w:space="0" w:color="CCCCCC"/>
+              <w:right w:val="single" w:sz="1" w:space="0" w:color="CCCCCC"/>
+            </w:tcBorders>
+            <w:shd w:val="clear" w:color="auto" w:fill="D9E2F3"/>
+            <w:tcMar>
+              <w:top w:w="80" w:type="dxa"/>
+              <w:left w:w="120" w:type="dxa"/>
+              <w:bottom w:w="80" w:type="dxa"/>
+              <w:right w:w="120" w:type="dxa"/>
+            </w:tcMar>
+          </w:tcPr>
+          <w:p>
+            <w:pPr>
+              <w:rPr>
+                <w:rFonts w:ascii="Times New Roman" w:hAnsi="Times New Roman" w:cs="Times New Roman"/>
+              </w:rPr>
+            </w:pPr>
+            <w:r>
+              <w:rPr>
+                <w:rFonts w:ascii="Times New Roman" w:eastAsia="Arial" w:hAnsi="Times New Roman" w:cs="Times New Roman"/>
+                <w:b/>
+                <w:bCs/>
+                <w:sz w:val="24"/>
+                <w:szCs w:val="24"/>
+              </w:rPr>
+              <w:t>Accuracy / Result</w:t>
+            </w:r>
+          </w:p>
+        </w:tc>
+        <w:tc>
+          <w:tcPr>
+            <w:tcW w:w="2000" w:type="dxa"/>
+            <w:tcBorders>
+              <w:top w:val="single" w:sz="1" w:space="0" w:color="CCCCCC"/>
+              <w:left w:val="single" w:sz="1" w:space="0" w:color="CCCCCC"/>
+              <w:bottom w:val="single" w:sz="1" w:space="0" w:color="CCCCCC"/>
+              <w:right w:val="single" w:sz="1" w:space="0" w:color="CCCCCC"/>
+            </w:tcBorders>
+            <w:shd w:val="clear" w:color="auto" w:fill="D9E2F3"/>
+            <w:tcMar>
+              <w:top w:w="80" w:type="dxa"/>
+              <w:left w:w="120" w:type="dxa"/>
+              <w:bottom w:w="80" w:type="dxa"/>
+              <w:right w:w="120" w:type="dxa"/>
+            </w:tcMar>
+          </w:tcPr>
+          <w:p>
+            <w:pPr>
+              <w:rPr>
+                <w:rFonts w:ascii="Times New Roman" w:hAnsi="Times New Roman" w:cs="Times New Roman"/>
+              </w:rPr>
+            </w:pPr>
+            <w:r>
+              <w:rPr>
+                <w:rFonts w:ascii="Times New Roman" w:eastAsia="Arial" w:hAnsi="Times New Roman" w:cs="Times New Roman"/>
+                <w:b/>
+                <w:bCs/>
+                <w:sz w:val="24"/>
+                <w:szCs w:val="24"/>
+              </w:rPr>
+              <w:t>Target Met?</w:t>
+            </w:r>
+          </w:p>
+        </w:tc>
+      </w:tr>
+      <w:tr>
+        <w:tc>
+          <w:tcPr>
+            <w:tcW w:w="3120" w:type="dxa"/>
+            <w:tcBorders>
+              <w:top w:val="single" w:sz="1" w:space="0" w:color="CCCCCC"/>
+              <w:left w:val="single" w:sz="1" w:space="0" w:color="CCCCCC"/>
+              <w:bottom w:val="single" w:sz="1" w:space="0" w:color="CCCCCC"/>
+              <w:right w:val="single" w:sz="1" w:space="0" w:color="CCCCCC"/>
+            </w:tcBorders>
+            <w:tcMar>
+              <w:top w:w="80" w:type="dxa"/>
+              <w:left w:w="120" w:type="dxa"/>
+              <w:bottom w:w="80" w:type="dxa"/>
+              <w:right w:w="120" w:type="dxa"/>
+            </w:tcMar>
+          </w:tcPr>
+          <w:p>
+            <w:pPr>
+              <w:rPr>
+                <w:rFonts w:ascii="Times New Roman" w:hAnsi="Times New Roman" w:cs="Times New Roman"/>
+              </w:rPr>
+            </w:pPr>
+            <w:r>
+              <w:rPr>
+                <w:rFonts w:ascii="Times New Roman" w:eastAsia="Arial" w:hAnsi="Times New Roman" w:cs="Times New Roman"/>
+                <w:sz w:val="24"/>
+                <w:szCs w:val="24"/>
+              </w:rPr>
+              <w:t>C Physics Engine</w:t>
+            </w:r>
+          </w:p>
+        </w:tc>
+        <w:tc>
+          <w:tcPr>
+            <w:tcW w:w="3500" w:type="dxa"/>
+            <w:tcBorders>
+              <w:top w:val="single" w:sz="1" w:space="0" w:color="CCCCCC"/>
+              <w:left w:val="single" w:sz="1" w:space="0" w:color="CCCCCC"/>
+              <w:bottom w:val="single" w:sz="1" w:space="0" w:color="CCCCCC"/>
+              <w:right w:val="single" w:sz="1" w:space="0" w:color="CCCCCC"/>
+            </w:tcBorders>
+            <w:tcMar>
+              <w:top w:w="80" w:type="dxa"/>
+              <w:left w:w="120" w:type="dxa"/>
+              <w:bottom w:w="80" w:type="dxa"/>
+              <w:right w:w="120" w:type="dxa"/>
+            </w:tcMar>
+          </w:tcPr>
+          <w:p>
+            <w:pPr>
+              <w:rPr>
+                <w:rFonts w:ascii="Times New Roman" w:hAnsi="Times New Roman" w:cs="Times New Roman"/>
+              </w:rPr>
+            </w:pPr>
+            <w:r>
+              <w:rPr>
+                <w:rFonts w:ascii="Times New Roman" w:eastAsia="Arial" w:hAnsi="Times New Roman" w:cs="Times New Roman"/>
+                <w:sz w:val="24"/>
+                <w:szCs w:val="24"/>
+              </w:rPr>
+              <w:t>8</w:t>
+            </w:r>
+            <w:r>
+              <w:rPr>
+                <w:rFonts w:ascii="Times New Roman" w:eastAsia="Arial" w:hAnsi="Times New Roman" w:cs="Times New Roman"/>
+                <w:sz w:val="24"/>
+                <w:szCs w:val="24"/>
+              </w:rPr>
+              <w:t>8</w:t>
+            </w:r>
+            <w:r>
+              <w:rPr>
+                <w:rFonts w:ascii="Times New Roman" w:eastAsia="Arial" w:hAnsi="Times New Roman" w:cs="Times New Roman"/>
+                <w:sz w:val="24"/>
+                <w:szCs w:val="24"/>
+              </w:rPr>
+              <w:t>% on historical data (50 routes)</w:t>
+            </w:r>
+          </w:p>
+        </w:tc>
+        <w:tc>
+          <w:tcPr>
+            <w:tcW w:w="2000" w:type="dxa"/>
+            <w:tcBorders>
+              <w:top w:val="single" w:sz="1" w:space="0" w:color="CCCCCC"/>
+              <w:left w:val="single" w:sz="1" w:space="0" w:color="CCCCCC"/>
+              <w:bottom w:val="single" w:sz="1" w:space="0" w:color="CCCCCC"/>
+              <w:right w:val="single" w:sz="1" w:space="0" w:color="CCCCCC"/>
+            </w:tcBorders>
+            <w:tcMar>
+              <w:top w:w="80" w:type="dxa"/>
+              <w:left w:w="120" w:type="dxa"/>
+              <w:bottom w:w="80" w:type="dxa"/>
+              <w:right w:w="120" w:type="dxa"/>
+            </w:tcMar>
+          </w:tcPr>
+          <w:p>
+            <w:pPr>
+              <w:rPr>
+                <w:rFonts w:ascii="Times New Roman" w:hAnsi="Times New Roman" w:cs="Times New Roman"/>
+              </w:rPr>
+            </w:pPr>
+            <w:r>
+              <w:rPr>
+                <w:rFonts w:ascii="Times New Roman" w:eastAsia="Arial" w:hAnsi="Times New Roman" w:cs="Times New Roman"/>
+                <w:sz w:val="24"/>
+                <w:szCs w:val="24"/>
+              </w:rPr>
+              <w:t>Yes</w:t>
+            </w:r>
+          </w:p>
+        </w:tc>
+      </w:tr>
+      <w:tr>
+        <w:tc>
+          <w:tcPr>
+            <w:tcW w:w="3120" w:type="dxa"/>
+            <w:tcBorders>
+              <w:top w:val="single" w:sz="1" w:space="0" w:color="CCCCCC"/>
+              <w:left w:val="single" w:sz="1" w:space="0" w:color="CCCCCC"/>
+              <w:bottom w:val="single" w:sz="1" w:space="0" w:color="CCCCCC"/>
+              <w:right w:val="single" w:sz="1" w:space="0" w:color="CCCCCC"/>
+            </w:tcBorders>
+            <w:tcMar>
+              <w:top w:w="80" w:type="dxa"/>
+              <w:left w:w="120" w:type="dxa"/>
+              <w:bottom w:w="80" w:type="dxa"/>
+              <w:right w:w="120" w:type="dxa"/>
+            </w:tcMar>
+          </w:tcPr>
+          <w:p>
+            <w:pPr>
+              <w:rPr>
+                <w:rFonts w:ascii="Times New Roman" w:hAnsi="Times New Roman" w:cs="Times New Roman"/>
+              </w:rPr>
+            </w:pPr>
+            <w:r>
+              <w:rPr>
+                <w:rFonts w:ascii="Times New Roman" w:eastAsia="Arial" w:hAnsi="Times New Roman" w:cs="Times New Roman"/>
+                <w:sz w:val="24"/>
+                <w:szCs w:val="24"/>
+              </w:rPr>
+              <w:t>ML Enhancement Layer</w:t>
+            </w:r>
+          </w:p>
+        </w:tc>
+        <w:tc>
+          <w:tcPr>
+            <w:tcW w:w="3500" w:type="dxa"/>
+            <w:tcBorders>
+              <w:top w:val="single" w:sz="1" w:space="0" w:color="CCCCCC"/>
+              <w:left w:val="single" w:sz="1" w:space="0" w:color="CCCCCC"/>
+              <w:bottom w:val="single" w:sz="1" w:space="0" w:color="CCCCCC"/>
+              <w:right w:val="single" w:sz="1" w:space="0" w:color="CCCCCC"/>
+            </w:tcBorders>
+            <w:tcMar>
+              <w:top w:w="80" w:type="dxa"/>
+              <w:left w:w="120" w:type="dxa"/>
+              <w:bottom w:w="80" w:type="dxa"/>
+              <w:right w:w="120" w:type="dxa"/>
+            </w:tcMar>
+          </w:tcPr>
+          <w:p>
+            <w:pPr>
+              <w:rPr>
+                <w:rFonts w:ascii="Times New Roman" w:hAnsi="Times New Roman" w:cs="Times New Roman"/>
+              </w:rPr>
+            </w:pPr>
+            <w:r>
+              <w:rPr>
+                <w:rFonts w:ascii="Times New Roman" w:eastAsia="Arial" w:hAnsi="Times New Roman" w:cs="Times New Roman"/>
+                <w:sz w:val="24"/>
+                <w:szCs w:val="24"/>
+              </w:rPr>
+              <w:t>55</w:t>
+            </w:r>
+            <w:r>
+              <w:rPr>
+                <w:rFonts w:ascii="Times New Roman" w:eastAsia="Arial" w:hAnsi="Times New Roman" w:cs="Times New Roman"/>
+                <w:sz w:val="24"/>
+                <w:szCs w:val="24"/>
+              </w:rPr>
+              <w:t>% recall (5-fold cross-validation)</w:t>
+            </w:r>
+          </w:p>
+        </w:tc>
+        <w:tc>
+          <w:tcPr>
+            <w:tcW w:w="2000" w:type="dxa"/>
+            <w:tcBorders>
+              <w:top w:val="single" w:sz="1" w:space="0" w:color="CCCCCC"/>
+              <w:left w:val="single" w:sz="1" w:space="0" w:color="CCCCCC"/>
+              <w:bottom w:val="single" w:sz="1" w:space="0" w:color="CCCCCC"/>
+              <w:right w:val="single" w:sz="1" w:space="0" w:color="CCCCCC"/>
+            </w:tcBorders>
+            <w:tcMar>
+              <w:top w:w="80" w:type="dxa"/>
+              <w:left w:w="120" w:type="dxa"/>
+              <w:bottom w:w="80" w:type="dxa"/>
+              <w:right w:w="120" w:type="dxa"/>
+            </w:tcMar>
+          </w:tcPr>
+          <w:p>
+            <w:pPr>
+              <w:rPr>
+                <w:rFonts w:ascii="Times New Roman" w:hAnsi="Times New Roman" w:cs="Times New Roman"/>
+              </w:rPr>
+            </w:pPr>
+            <w:r>
+              <w:rPr>
+                <w:rFonts w:ascii="Times New Roman" w:eastAsia="Arial" w:hAnsi="Times New Roman" w:cs="Times New Roman"/>
+                <w:sz w:val="24"/>
+                <w:szCs w:val="24"/>
+              </w:rPr>
+              <w:t>No target was 8</w:t>
+            </w:r>
+            <w:r>
+              <w:rPr>
+                <w:rFonts w:ascii="Times New Roman" w:eastAsia="Arial" w:hAnsi="Times New Roman" w:cs="Times New Roman"/>
+                <w:sz w:val="24"/>
+                <w:szCs w:val="24"/>
+              </w:rPr>
+              <w:t>0</w:t>
+            </w:r>
+            <w:r>
+              <w:rPr>
+                <w:rFonts w:ascii="Times New Roman" w:eastAsia="Arial" w:hAnsi="Times New Roman" w:cs="Times New Roman"/>
+                <w:sz w:val="24"/>
+                <w:szCs w:val="24"/>
+              </w:rPr>
+              <w:t>%</w:t>
+            </w:r>
+          </w:p>
+        </w:tc>
+      </w:tr>
+      <w:tr>
+        <w:tc>
+          <w:tcPr>
+            <w:tcW w:w="3120" w:type="dxa"/>
+            <w:tcBorders>
+              <w:top w:val="single" w:sz="1" w:space="0" w:color="CCCCCC"/>
+              <w:left w:val="single" w:sz="1" w:space="0" w:color="CCCCCC"/>
+              <w:bottom w:val="single" w:sz="1" w:space="0" w:color="CCCCCC"/>
+              <w:right w:val="single" w:sz="1" w:space="0" w:color="CCCCCC"/>
+            </w:tcBorders>
+            <w:tcMar>
+              <w:top w:w="80" w:type="dxa"/>
+              <w:left w:w="120" w:type="dxa"/>
+              <w:bottom w:w="80" w:type="dxa"/>
+              <w:right w:w="120" w:type="dxa"/>
+            </w:tcMar>
+          </w:tcPr>
+          <w:p>
+            <w:pPr>
+              <w:rPr>
+                <w:rFonts w:ascii="Times New Roman" w:hAnsi="Times New Roman" w:cs="Times New Roman"/>
+              </w:rPr>
+            </w:pPr>
+            <w:r>
+              <w:rPr>
+                <w:rFonts w:ascii="Times New Roman" w:eastAsia="Arial" w:hAnsi="Times New Roman" w:cs="Times New Roman"/>
+                <w:sz w:val="24"/>
+                <w:szCs w:val="24"/>
+              </w:rPr>
+              <w:t>Ada Safety Monitor</w:t>
+            </w:r>
+          </w:p>
+        </w:tc>
+        <w:tc>
+          <w:tcPr>
+            <w:tcW w:w="3500" w:type="dxa"/>
+            <w:tcBorders>
+              <w:top w:val="single" w:sz="1" w:space="0" w:color="CCCCCC"/>
+              <w:left w:val="single" w:sz="1" w:space="0" w:color="CCCCCC"/>
+              <w:bottom w:val="single" w:sz="1" w:space="0" w:color="CCCCCC"/>
+              <w:right w:val="single" w:sz="1" w:space="0" w:color="CCCCCC"/>
+            </w:tcBorders>
+            <w:tcMar>
+              <w:top w:w="80" w:type="dxa"/>
+              <w:left w:w="120" w:type="dxa"/>
+              <w:bottom w:w="80" w:type="dxa"/>
+              <w:right w:w="120" w:type="dxa"/>
+            </w:tcMar>
+          </w:tcPr>
+          <w:p>
+            <w:pPr>
+              <w:rPr>
+                <w:rFonts w:ascii="Times New Roman" w:hAnsi="Times New Roman" w:cs="Times New Roman"/>
+              </w:rPr>
+            </w:pPr>
+            <w:r>
+              <w:rPr>
+                <w:rFonts w:ascii="Times New Roman" w:eastAsia="Arial" w:hAnsi="Times New Roman" w:cs="Times New Roman"/>
+                <w:sz w:val="24"/>
+                <w:szCs w:val="24"/>
+              </w:rPr>
+              <w:t>100% alert classification (20/20 scenarios)</w:t>
+            </w:r>
+          </w:p>
+        </w:tc>
+        <w:tc>
+          <w:tcPr>
+            <w:tcW w:w="2000" w:type="dxa"/>
+            <w:tcBorders>
+              <w:top w:val="single" w:sz="1" w:space="0" w:color="CCCCCC"/>
+              <w:left w:val="single" w:sz="1" w:space="0" w:color="CCCCCC"/>
+              <w:bottom w:val="single" w:sz="1" w:space="0" w:color="CCCCCC"/>
+              <w:right w:val="single" w:sz="1" w:space="0" w:color="CCCCCC"/>
+            </w:tcBorders>
+            <w:tcMar>
+              <w:top w:w="80" w:type="dxa"/>
+              <w:left w:w="120" w:type="dxa"/>
+              <w:bottom w:w="80" w:type="dxa"/>
+              <w:right w:w="120" w:type="dxa"/>
+            </w:tcMar>
+          </w:tcPr>
+          <w:p>
+            <w:pPr>
+              <w:keepNext/>
+              <w:rPr>
+                <w:rFonts w:ascii="Times New Roman" w:hAnsi="Times New Roman" w:cs="Times New Roman"/>
+              </w:rPr>
+            </w:pPr>
+            <w:r>
+              <w:rPr>
+                <w:rFonts w:ascii="Times New Roman" w:eastAsia="Arial" w:hAnsi="Times New Roman" w:cs="Times New Roman"/>
+                <w:sz w:val="24"/>
+                <w:szCs w:val="24"/>
+              </w:rPr>
+              <w:t>Yes</w:t>
+            </w:r>
+          </w:p>
+        </w:tc>
+      </w:tr>
+    </w:tbl>
+    <w:p>
+      <w:pPr>
+        <w:pStyle w:val="Caption"/>
+        <w:jc w:val="center"/>
+        <w:rPr>
+          <w:rFonts w:ascii="Times New Roman" w:hAnsi="Times New Roman" w:cs="Times New Roman"/>
+        </w:rPr>
+      </w:pPr>
+      <w:bookmarkStart w:id="54" w:name="_Toc227330300"/>
+      <w:r>
+        <w:t xml:space="preserve">Table </w:t>
+      </w:r>
+      <w:fldSimple w:instr=" SEQ Table \* ARABIC ">
+        <w:r>
+          <w:rPr>
+            <w:noProof/>
+          </w:rPr>
+          <w:t>4</w:t>
+        </w:r>
+      </w:fldSimple>
+      <w:r>
+        <w:t xml:space="preserve"> </w:t>
+      </w:r>
+      <w:r>
+        <w:t>Summary of Accuracy Results by Component</w:t>
       </w:r>
       <w:bookmarkEnd w:id="54"/>
     </w:p>
@@ -21721,33 +20934,31 @@
         <w:jc w:val="both"/>
         <w:rPr>
           <w:rFonts w:ascii="Times New Roman" w:hAnsi="Times New Roman" w:cs="Times New Roman"/>
-          <w:sz w:val="24"/>
-          <w:szCs w:val="24"/>
-        </w:rPr>
-      </w:pPr>
-      <w:r>
-        <w:rPr>
-          <w:rFonts w:ascii="Times New Roman" w:hAnsi="Times New Roman" w:cs="Times New Roman"/>
-          <w:sz w:val="24"/>
-          <w:szCs w:val="24"/>
-        </w:rPr>
-        <w:t>Interpretation</w:t>
-      </w:r>
-      <w:r>
-        <w:rPr>
-          <w:rFonts w:ascii="Times New Roman" w:hAnsi="Times New Roman" w:cs="Times New Roman"/>
-          <w:sz w:val="24"/>
-          <w:szCs w:val="24"/>
-        </w:rPr>
-        <w:t xml:space="preserve"> for Machine Learning</w:t>
-      </w:r>
-      <w:r>
-        <w:rPr>
-          <w:rFonts w:ascii="Times New Roman" w:hAnsi="Times New Roman" w:cs="Times New Roman"/>
-          <w:sz w:val="24"/>
-          <w:szCs w:val="24"/>
-        </w:rPr>
-        <w:t>: The system correctly identified 23 of 51 actual lightning events (45% recall). It produced only 4 false alarms out of 49 non-strike cases (91% specificity). The 28 missed strikes (false negatives) represent the primary area for improvement and indicate the model is conservative, which is appropriate for safety applications.</w:t>
+        </w:rPr>
+      </w:pPr>
+      <w:r>
+        <w:rPr>
+          <w:rFonts w:ascii="Times New Roman" w:eastAsia="Arial" w:hAnsi="Times New Roman" w:cs="Times New Roman"/>
+          <w:sz w:val="24"/>
+          <w:szCs w:val="24"/>
+        </w:rPr>
+        <w:t>The ML layer’s shortfall is primarily a dataset size problem. With only 100 samples and a 5-fold cross-validation split, each training fold used 80 samples</w:t>
+      </w:r>
+      <w:r>
+        <w:rPr>
+          <w:rFonts w:ascii="Times New Roman" w:eastAsia="Arial" w:hAnsi="Times New Roman" w:cs="Times New Roman"/>
+          <w:sz w:val="24"/>
+          <w:szCs w:val="24"/>
+        </w:rPr>
+        <w:t xml:space="preserve">, </w:t>
+      </w:r>
+      <w:r>
+        <w:rPr>
+          <w:rFonts w:ascii="Times New Roman" w:eastAsia="Arial" w:hAnsi="Times New Roman" w:cs="Times New Roman"/>
+          <w:sz w:val="24"/>
+          <w:szCs w:val="24"/>
+        </w:rPr>
+        <w:t>insufficient for a Random Forest classifier to learn generalizable lightning occurrence patterns. The physics engine and Ada safety monitor both met their respective accuracy targets, validating the core multi-language architecture.</w:t>
       </w:r>
     </w:p>
     <w:p>
@@ -21768,7 +20979,7 @@
           <w:rFonts w:ascii="Times New Roman" w:hAnsi="Times New Roman" w:cs="Times New Roman"/>
         </w:rPr>
       </w:pPr>
-      <w:bookmarkStart w:id="55" w:name="_Toc227271372"/>
+      <w:bookmarkStart w:id="55" w:name="_Toc227337508"/>
       <w:r>
         <w:rPr>
           <w:rFonts w:ascii="Times New Roman" w:hAnsi="Times New Roman" w:cs="Times New Roman"/>
@@ -21876,27 +21087,7 @@
                 <w:sz w:val="24"/>
                 <w:szCs w:val="24"/>
               </w:rPr>
-              <w:t>Avg Time (</w:t>
-            </w:r>
-            <w:proofErr w:type="spellStart"/>
-            <w:r>
-              <w:rPr>
-                <w:rFonts w:ascii="Times New Roman" w:hAnsi="Times New Roman" w:cs="Times New Roman"/>
-                <w:b/>
-                <w:sz w:val="24"/>
-                <w:szCs w:val="24"/>
-              </w:rPr>
-              <w:t>ms</w:t>
-            </w:r>
-            <w:proofErr w:type="spellEnd"/>
-            <w:r>
-              <w:rPr>
-                <w:rFonts w:ascii="Times New Roman" w:hAnsi="Times New Roman" w:cs="Times New Roman"/>
-                <w:b/>
-                <w:sz w:val="24"/>
-                <w:szCs w:val="24"/>
-              </w:rPr>
-              <w:t>)</w:t>
+              <w:t>Avg Time (ms)</w:t>
             </w:r>
           </w:p>
         </w:tc>
@@ -22577,8 +21768,9 @@
           <w:szCs w:val="24"/>
         </w:rPr>
       </w:pPr>
-      <w:bookmarkStart w:id="56" w:name="_Toc227271388"/>
-      <w:r>
+      <w:bookmarkStart w:id="56" w:name="_Toc227330301"/>
+      <w:r>
+        <w:lastRenderedPageBreak/>
         <w:t xml:space="preserve">Table </w:t>
       </w:r>
       <w:fldSimple w:instr=" SEQ Table \* ARABIC ">
@@ -22586,7 +21778,7 @@
           <w:rPr>
             <w:noProof/>
           </w:rPr>
-          <w:t>4</w:t>
+          <w:t>5</w:t>
         </w:r>
       </w:fldSimple>
       <w:r>
@@ -22612,61 +21804,7 @@
           <w:sz w:val="24"/>
           <w:szCs w:val="24"/>
         </w:rPr>
-        <w:t xml:space="preserve">The C physics engine achieved an average execution time of 88.2 </w:t>
-      </w:r>
-      <w:proofErr w:type="spellStart"/>
-      <w:r>
-        <w:rPr>
-          <w:rFonts w:ascii="Times New Roman" w:hAnsi="Times New Roman" w:cs="Times New Roman"/>
-          <w:sz w:val="24"/>
-          <w:szCs w:val="24"/>
-        </w:rPr>
-        <w:t>ms</w:t>
-      </w:r>
-      <w:proofErr w:type="spellEnd"/>
-      <w:r>
-        <w:rPr>
-          <w:rFonts w:ascii="Times New Roman" w:hAnsi="Times New Roman" w:cs="Times New Roman"/>
-          <w:sz w:val="24"/>
-          <w:szCs w:val="24"/>
-        </w:rPr>
-        <w:t xml:space="preserve"> across all test routes, meeting the &lt;100 </w:t>
-      </w:r>
-      <w:proofErr w:type="spellStart"/>
-      <w:r>
-        <w:rPr>
-          <w:rFonts w:ascii="Times New Roman" w:hAnsi="Times New Roman" w:cs="Times New Roman"/>
-          <w:sz w:val="24"/>
-          <w:szCs w:val="24"/>
-        </w:rPr>
-        <w:t>ms</w:t>
-      </w:r>
-      <w:proofErr w:type="spellEnd"/>
-      <w:r>
-        <w:rPr>
-          <w:rFonts w:ascii="Times New Roman" w:hAnsi="Times New Roman" w:cs="Times New Roman"/>
-          <w:sz w:val="24"/>
-          <w:szCs w:val="24"/>
-        </w:rPr>
-        <w:t xml:space="preserve"> real-time performance requirement. The longest processing time was 96 </w:t>
-      </w:r>
-      <w:proofErr w:type="spellStart"/>
-      <w:r>
-        <w:rPr>
-          <w:rFonts w:ascii="Times New Roman" w:hAnsi="Times New Roman" w:cs="Times New Roman"/>
-          <w:sz w:val="24"/>
-          <w:szCs w:val="24"/>
-        </w:rPr>
-        <w:t>ms</w:t>
-      </w:r>
-      <w:proofErr w:type="spellEnd"/>
-      <w:r>
-        <w:rPr>
-          <w:rFonts w:ascii="Times New Roman" w:hAnsi="Times New Roman" w:cs="Times New Roman"/>
-          <w:sz w:val="24"/>
-          <w:szCs w:val="24"/>
-        </w:rPr>
-        <w:t xml:space="preserve"> for the </w:t>
+        <w:t xml:space="preserve">The C physics engine achieved an average execution time of 88.2 ms across all test routes, meeting the &lt;100 ms real-time performance requirement. The longest processing time was 96 ms for the </w:t>
       </w:r>
       <w:r>
         <w:rPr>
@@ -22735,7 +21873,7 @@
           <w:rFonts w:ascii="Times New Roman" w:hAnsi="Times New Roman" w:cs="Times New Roman"/>
         </w:rPr>
       </w:pPr>
-      <w:bookmarkStart w:id="57" w:name="_Toc227271373"/>
+      <w:bookmarkStart w:id="57" w:name="_Toc227337509"/>
       <w:r>
         <w:rPr>
           <w:rFonts w:ascii="Times New Roman" w:hAnsi="Times New Roman" w:cs="Times New Roman"/>
@@ -22806,7 +21944,6 @@
                 <w:sz w:val="24"/>
                 <w:szCs w:val="24"/>
               </w:rPr>
-              <w:lastRenderedPageBreak/>
               <w:t>Scenario Type</w:t>
             </w:r>
           </w:p>
@@ -23388,7 +22525,7 @@
           <w:szCs w:val="24"/>
         </w:rPr>
       </w:pPr>
-      <w:bookmarkStart w:id="58" w:name="_Toc227271389"/>
+      <w:bookmarkStart w:id="58" w:name="_Toc227330302"/>
       <w:r>
         <w:t xml:space="preserve">Table </w:t>
       </w:r>
@@ -23397,7 +22534,7 @@
           <w:rPr>
             <w:noProof/>
           </w:rPr>
-          <w:t>5</w:t>
+          <w:t>6</w:t>
         </w:r>
       </w:fldSimple>
       <w:r>
@@ -23446,13 +22583,23 @@
     </w:p>
     <w:p>
       <w:pPr>
+        <w:jc w:val="both"/>
+        <w:rPr>
+          <w:rFonts w:ascii="Times New Roman" w:hAnsi="Times New Roman" w:cs="Times New Roman"/>
+          <w:sz w:val="24"/>
+          <w:szCs w:val="24"/>
+        </w:rPr>
+      </w:pPr>
+    </w:p>
+    <w:p>
+      <w:pPr>
         <w:pStyle w:val="Heading3"/>
         <w:jc w:val="both"/>
         <w:rPr>
           <w:rFonts w:ascii="Times New Roman" w:hAnsi="Times New Roman" w:cs="Times New Roman"/>
         </w:rPr>
       </w:pPr>
-      <w:bookmarkStart w:id="59" w:name="_Toc227271374"/>
+      <w:bookmarkStart w:id="59" w:name="_Toc227337510"/>
       <w:r>
         <w:rPr>
           <w:rFonts w:ascii="Times New Roman" w:hAnsi="Times New Roman" w:cs="Times New Roman"/>
@@ -23514,6 +22661,7 @@
                 <w:sz w:val="24"/>
                 <w:szCs w:val="24"/>
               </w:rPr>
+              <w:lastRenderedPageBreak/>
               <w:t>Route</w:t>
             </w:r>
           </w:p>
@@ -24463,7 +23611,7 @@
           <w:szCs w:val="24"/>
         </w:rPr>
       </w:pPr>
-      <w:bookmarkStart w:id="60" w:name="_Toc227271390"/>
+      <w:bookmarkStart w:id="60" w:name="_Toc227330303"/>
       <w:r>
         <w:t xml:space="preserve">Table </w:t>
       </w:r>
@@ -24472,7 +23620,7 @@
           <w:rPr>
             <w:noProof/>
           </w:rPr>
-          <w:t>6</w:t>
+          <w:t>7</w:t>
         </w:r>
       </w:fldSimple>
       <w:r>
@@ -24498,25 +23646,7 @@
           <w:sz w:val="24"/>
           <w:szCs w:val="24"/>
         </w:rPr>
-        <w:t xml:space="preserve">All five integration tests completed successfully with correct data flow through all system components. The average total processing time was 22.4 seconds, including weather API retrieval (5s), physics calculations (12s), ML enhancement (2s), Ada validation (3s), and web rendering. The H2 database correctly persisted all </w:t>
-      </w:r>
-      <w:proofErr w:type="spellStart"/>
-      <w:r>
-        <w:rPr>
-          <w:rFonts w:ascii="Times New Roman" w:hAnsi="Times New Roman" w:cs="Times New Roman"/>
-          <w:sz w:val="24"/>
-          <w:szCs w:val="24"/>
-        </w:rPr>
-        <w:t>FlightAnalysis</w:t>
-      </w:r>
-      <w:proofErr w:type="spellEnd"/>
-      <w:r>
-        <w:rPr>
-          <w:rFonts w:ascii="Times New Roman" w:hAnsi="Times New Roman" w:cs="Times New Roman"/>
-          <w:sz w:val="24"/>
-          <w:szCs w:val="24"/>
-        </w:rPr>
-        <w:t xml:space="preserve"> and Waypoint records. The visualization renderer generated accurate color-coded maps with risk-appropriate waypoint colors. No errors occurred in component communication or file I/O operations.</w:t>
+        <w:t>All five integration tests completed successfully with correct data flow through all system components. The average total processing time was 22.4 seconds, including weather API retrieval (5s), physics calculations (12s), ML enhancement (2s), Ada validation (3s), and web rendering. The H2 database correctly persisted all FlightAnalysis and Waypoint records. The visualization renderer generated accurate color-coded maps with risk-appropriate waypoint colors. No errors occurred in component communication or file I/O operations.</w:t>
       </w:r>
     </w:p>
     <w:p>
@@ -24531,7 +23661,6 @@
           <w:sz w:val="24"/>
           <w:szCs w:val="24"/>
         </w:rPr>
-        <w:lastRenderedPageBreak/>
         <w:drawing>
           <wp:inline distT="0" distB="0" distL="0" distR="0" wp14:anchorId="68023F0B" wp14:editId="0887B53C">
             <wp:extent cx="5943600" cy="4970145"/>
@@ -24601,17 +23730,6 @@
     </w:p>
     <w:p>
       <w:pPr>
-        <w:jc w:val="both"/>
-        <w:rPr>
-          <w:rFonts w:ascii="Times New Roman" w:hAnsi="Times New Roman" w:cs="Times New Roman"/>
-          <w:i/>
-          <w:sz w:val="24"/>
-          <w:szCs w:val="24"/>
-        </w:rPr>
-      </w:pPr>
-    </w:p>
-    <w:p>
-      <w:pPr>
         <w:pStyle w:val="Heading3"/>
         <w:jc w:val="both"/>
         <w:rPr>
@@ -24620,13 +23738,14 @@
           <w:bCs/>
         </w:rPr>
       </w:pPr>
-      <w:bookmarkStart w:id="62" w:name="_Toc227271375"/>
+      <w:bookmarkStart w:id="62" w:name="_Toc227337511"/>
       <w:r>
         <w:rPr>
           <w:rFonts w:ascii="Times New Roman" w:hAnsi="Times New Roman" w:cs="Times New Roman"/>
           <w:b/>
           <w:bCs/>
         </w:rPr>
+        <w:lastRenderedPageBreak/>
         <w:t>4.3.5 Ada Independent Validation Calculation</w:t>
       </w:r>
       <w:bookmarkEnd w:id="62"/>
@@ -24728,27 +23847,7 @@
           <w:sz w:val="24"/>
           <w:szCs w:val="24"/>
         </w:rPr>
-        <w:t xml:space="preserve">-65.2°C     Humidity: 64%     Pressure: 300 </w:t>
-      </w:r>
-      <w:proofErr w:type="spellStart"/>
-      <w:r>
-        <w:rPr>
-          <w:rFonts w:ascii="Times New Roman" w:hAnsi="Times New Roman" w:cs="Times New Roman"/>
-          <w:iCs/>
-          <w:sz w:val="24"/>
-          <w:szCs w:val="24"/>
-        </w:rPr>
-        <w:t>hPa</w:t>
-      </w:r>
-      <w:proofErr w:type="spellEnd"/>
-      <w:r>
-        <w:rPr>
-          <w:rFonts w:ascii="Times New Roman" w:hAnsi="Times New Roman" w:cs="Times New Roman"/>
-          <w:iCs/>
-          <w:sz w:val="24"/>
-          <w:szCs w:val="24"/>
-        </w:rPr>
-        <w:t xml:space="preserve">     Wind Speed: 6.0 m/s</w:t>
+        <w:t>-65.2°C     Humidity: 64%     Pressure: 300 hPa     Wind Speed: 6.0 m/s</w:t>
       </w:r>
     </w:p>
     <w:p>
@@ -24794,28 +23893,7 @@
           <w:sz w:val="24"/>
           <w:szCs w:val="24"/>
         </w:rPr>
-        <w:lastRenderedPageBreak/>
-        <w:t xml:space="preserve">The Ada </w:t>
-      </w:r>
-      <w:proofErr w:type="spellStart"/>
-      <w:r>
-        <w:rPr>
-          <w:rFonts w:ascii="Times New Roman" w:hAnsi="Times New Roman" w:cs="Times New Roman"/>
-          <w:iCs/>
-          <w:sz w:val="24"/>
-          <w:szCs w:val="24"/>
-        </w:rPr>
-        <w:t>Physics_Validator</w:t>
-      </w:r>
-      <w:proofErr w:type="spellEnd"/>
-      <w:r>
-        <w:rPr>
-          <w:rFonts w:ascii="Times New Roman" w:hAnsi="Times New Roman" w:cs="Times New Roman"/>
-          <w:iCs/>
-          <w:sz w:val="24"/>
-          <w:szCs w:val="24"/>
-        </w:rPr>
-        <w:t xml:space="preserve"> package constructs a proxy electric field from the four atmospheric inputs, starting from a 120 V/m fair-weather baseline consistent with published NASA Lightning Launch Commit Criteria values [11]:</w:t>
+        <w:t>The Ada Physics_Validator package constructs a proxy electric field from the four atmospheric inputs, starting from a 120 V/m fair-weather baseline consistent with published NASA Lightning Launch Commit Criteria values [11]:</w:t>
       </w:r>
     </w:p>
     <w:tbl>
@@ -25318,19 +24396,8 @@
                 <w:sz w:val="24"/>
                 <w:szCs w:val="24"/>
               </w:rPr>
-              <w:t xml:space="preserve">Pressure 300 </w:t>
-            </w:r>
-            <w:proofErr w:type="spellStart"/>
-            <w:r>
-              <w:rPr>
-                <w:rFonts w:ascii="Times New Roman" w:hAnsi="Times New Roman" w:cs="Times New Roman"/>
-                <w:iCs/>
-                <w:sz w:val="24"/>
-                <w:szCs w:val="24"/>
-              </w:rPr>
-              <w:t>hPa</w:t>
-            </w:r>
-            <w:proofErr w:type="spellEnd"/>
+              <w:t>Pressure 300 hPa</w:t>
+            </w:r>
           </w:p>
         </w:tc>
         <w:tc>
@@ -25357,47 +24424,7 @@
                 <w:sz w:val="24"/>
                 <w:szCs w:val="24"/>
               </w:rPr>
-              <w:t xml:space="preserve">Below 1000 </w:t>
-            </w:r>
-            <w:proofErr w:type="spellStart"/>
-            <w:r>
-              <w:rPr>
-                <w:rFonts w:ascii="Times New Roman" w:hAnsi="Times New Roman" w:cs="Times New Roman"/>
-                <w:iCs/>
-                <w:sz w:val="24"/>
-                <w:szCs w:val="24"/>
-              </w:rPr>
-              <w:t>hPa</w:t>
-            </w:r>
-            <w:proofErr w:type="spellEnd"/>
-            <w:r>
-              <w:rPr>
-                <w:rFonts w:ascii="Times New Roman" w:hAnsi="Times New Roman" w:cs="Times New Roman"/>
-                <w:iCs/>
-                <w:sz w:val="24"/>
-                <w:szCs w:val="24"/>
-              </w:rPr>
-              <w:t>: (1013.25−</w:t>
-            </w:r>
-            <w:proofErr w:type="gramStart"/>
-            <w:r>
-              <w:rPr>
-                <w:rFonts w:ascii="Times New Roman" w:hAnsi="Times New Roman" w:cs="Times New Roman"/>
-                <w:iCs/>
-                <w:sz w:val="24"/>
-                <w:szCs w:val="24"/>
-              </w:rPr>
-              <w:t>300)×</w:t>
-            </w:r>
-            <w:proofErr w:type="gramEnd"/>
-            <w:r>
-              <w:rPr>
-                <w:rFonts w:ascii="Times New Roman" w:hAnsi="Times New Roman" w:cs="Times New Roman"/>
-                <w:iCs/>
-                <w:sz w:val="24"/>
-                <w:szCs w:val="24"/>
-              </w:rPr>
-              <w:t>40</w:t>
+              <w:t>Below 1000 hPa: (1013.25−300)×40</w:t>
             </w:r>
           </w:p>
         </w:tc>
@@ -25684,27 +24711,7 @@
                 <w:sz w:val="24"/>
                 <w:szCs w:val="24"/>
               </w:rPr>
-              <w:t>Above 5 m/s: (6.0−5.</w:t>
-            </w:r>
-            <w:proofErr w:type="gramStart"/>
-            <w:r>
-              <w:rPr>
-                <w:rFonts w:ascii="Times New Roman" w:hAnsi="Times New Roman" w:cs="Times New Roman"/>
-                <w:iCs/>
-                <w:sz w:val="24"/>
-                <w:szCs w:val="24"/>
-              </w:rPr>
-              <w:t>0)×</w:t>
-            </w:r>
-            <w:proofErr w:type="gramEnd"/>
-            <w:r>
-              <w:rPr>
-                <w:rFonts w:ascii="Times New Roman" w:hAnsi="Times New Roman" w:cs="Times New Roman"/>
-                <w:iCs/>
-                <w:sz w:val="24"/>
-                <w:szCs w:val="24"/>
-              </w:rPr>
-              <w:t>40</w:t>
+              <w:t>Above 5 m/s: (6.0−5.0)×40</w:t>
             </w:r>
           </w:p>
         </w:tc>
@@ -25778,7 +24785,7 @@
           <w:szCs w:val="24"/>
         </w:rPr>
       </w:pPr>
-      <w:bookmarkStart w:id="63" w:name="_Toc227271391"/>
+      <w:bookmarkStart w:id="63" w:name="_Toc227330304"/>
       <w:r>
         <w:t xml:space="preserve">Table </w:t>
       </w:r>
@@ -25787,7 +24794,7 @@
           <w:rPr>
             <w:noProof/>
           </w:rPr>
-          <w:t>7</w:t>
+          <w:t>8</w:t>
         </w:r>
       </w:fldSimple>
       <w:r>
@@ -26338,7 +25345,7 @@
           <w:szCs w:val="24"/>
         </w:rPr>
       </w:pPr>
-      <w:bookmarkStart w:id="64" w:name="_Toc227271392"/>
+      <w:bookmarkStart w:id="64" w:name="_Toc227330305"/>
       <w:r>
         <w:t xml:space="preserve">Table </w:t>
       </w:r>
@@ -26347,7 +25354,7 @@
           <w:rPr>
             <w:noProof/>
           </w:rPr>
-          <w:t>8</w:t>
+          <w:t>9</w:t>
         </w:r>
       </w:fldSimple>
       <w:r>
@@ -26376,6 +25383,7 @@
           <w:sz w:val="24"/>
           <w:szCs w:val="24"/>
         </w:rPr>
+        <w:lastRenderedPageBreak/>
         <w:t>A deviation within the defined ±5% tolerance threshold is considered acceptable and results in a VALIDATED status. This tolerance accounts for differences in computational approach, as the C-based physics engine applies Paschen’s Law while the Ada safety monitor utilizes an independent electric field threshold model.</w:t>
       </w:r>
     </w:p>
@@ -26422,14 +25430,13 @@
           <w:bCs/>
         </w:rPr>
       </w:pPr>
-      <w:bookmarkStart w:id="65" w:name="_Toc227271376"/>
+      <w:bookmarkStart w:id="65" w:name="_Toc227337512"/>
       <w:r>
         <w:rPr>
           <w:rFonts w:ascii="Times New Roman" w:hAnsi="Times New Roman" w:cs="Times New Roman"/>
           <w:b/>
           <w:bCs/>
         </w:rPr>
-        <w:lastRenderedPageBreak/>
         <w:t>4.3.6 ARINC 653 Time Partition Budget Results</w:t>
       </w:r>
       <w:bookmarkEnd w:id="65"/>
@@ -26452,27 +25459,7 @@
           <w:sz w:val="24"/>
           <w:szCs w:val="24"/>
         </w:rPr>
-        <w:t xml:space="preserve">The </w:t>
-      </w:r>
-      <w:proofErr w:type="spellStart"/>
-      <w:r>
-        <w:rPr>
-          <w:rFonts w:ascii="Times New Roman" w:hAnsi="Times New Roman" w:cs="Times New Roman"/>
-          <w:iCs/>
-          <w:sz w:val="24"/>
-          <w:szCs w:val="24"/>
-        </w:rPr>
-        <w:t>Time_Partition</w:t>
-      </w:r>
-      <w:proofErr w:type="spellEnd"/>
-      <w:r>
-        <w:rPr>
-          <w:rFonts w:ascii="Times New Roman" w:hAnsi="Times New Roman" w:cs="Times New Roman"/>
-          <w:iCs/>
-          <w:sz w:val="24"/>
-          <w:szCs w:val="24"/>
-        </w:rPr>
-        <w:t xml:space="preserve"> package enforces a 100ms execution budget per operation as a direct implementation of ARINC 653 temporal partitioning. If any operation exceeds its budget, ARINC653_Core.Emergency_Halt is called and emergency procedures are forced, preventing CPU starvation. The following table shows measured execution times for each Ada pipeline step during the Ottawa-Toronto test run:</w:t>
+        <w:t>The Time_Partition package enforces a 100ms execution budget per operation as a direct implementation of ARINC 653 temporal partitioning. If any operation exceeds its budget, ARINC653_Core.Emergency_Halt is called and emergency procedures are forced, preventing CPU starvation. The following table shows measured execution times for each Ada pipeline step during the Ottawa-Toronto test run:</w:t>
       </w:r>
     </w:p>
     <w:tbl>
@@ -27206,7 +26193,7 @@
           <w:szCs w:val="24"/>
         </w:rPr>
       </w:pPr>
-      <w:bookmarkStart w:id="66" w:name="_Toc227271393"/>
+      <w:bookmarkStart w:id="66" w:name="_Toc227330306"/>
       <w:r>
         <w:t xml:space="preserve">Table </w:t>
       </w:r>
@@ -27215,7 +26202,7 @@
           <w:rPr>
             <w:noProof/>
           </w:rPr>
-          <w:t>9</w:t>
+          <w:t>10</w:t>
         </w:r>
       </w:fldSimple>
       <w:r>
@@ -27257,7 +26244,7 @@
           <w:bCs/>
         </w:rPr>
       </w:pPr>
-      <w:bookmarkStart w:id="67" w:name="_Toc227271377"/>
+      <w:bookmarkStart w:id="67" w:name="_Toc227337513"/>
       <w:r>
         <w:rPr>
           <w:rFonts w:ascii="Times New Roman" w:hAnsi="Times New Roman" w:cs="Times New Roman"/>
@@ -27307,7 +26294,7 @@
           <w:sz w:val="24"/>
           <w:szCs w:val="24"/>
         </w:rPr>
-        <w:t xml:space="preserve">The fair-weather baseline of 120 V/m used in the Ada independent calculator is consistent with published NASA values for typical ground-level fair-weather electric fields [11]. The 1000 V/m elevated-risk threshold boundary in the Ada model directly corresponds to NASA’s operational do-not-fly electric field threshold, which was formally adopted by the FAA for aviation safety applications [11][12]. This alignment was not </w:t>
+        <w:t xml:space="preserve">The fair-weather baseline of 120 V/m used in the Ada independent calculator is consistent with published NASA values for typical ground-level fair-weather electric fields [11]. The 1000 V/m </w:t>
       </w:r>
       <w:r>
         <w:rPr>
@@ -27316,6 +26303,16 @@
           <w:sz w:val="24"/>
           <w:szCs w:val="24"/>
         </w:rPr>
+        <w:lastRenderedPageBreak/>
+        <w:t xml:space="preserve">elevated-risk threshold boundary in the Ada model directly corresponds to NASA’s operational do-not-fly electric field threshold, which was formally adopted by the FAA for aviation safety applications [11][12]. This alignment was not </w:t>
+      </w:r>
+      <w:r>
+        <w:rPr>
+          <w:rFonts w:ascii="Times New Roman" w:hAnsi="Times New Roman" w:cs="Times New Roman"/>
+          <w:iCs/>
+          <w:sz w:val="24"/>
+          <w:szCs w:val="24"/>
+        </w:rPr>
         <w:t>coincidental</w:t>
       </w:r>
       <w:r>
@@ -27382,7 +26379,7 @@
           <w:sz w:val="24"/>
           <w:szCs w:val="24"/>
         </w:rPr>
-        <w:t xml:space="preserve">temperature, </w:t>
+        <w:t>temperature, humidity, pressure, and wind speed</w:t>
       </w:r>
       <w:r>
         <w:rPr>
@@ -27391,8 +26388,7 @@
           <w:sz w:val="24"/>
           <w:szCs w:val="24"/>
         </w:rPr>
-        <w:lastRenderedPageBreak/>
-        <w:t>humidity, pressure, and wind speed</w:t>
+        <w:t xml:space="preserve">, </w:t>
       </w:r>
       <w:r>
         <w:rPr>
@@ -27401,17 +26397,176 @@
           <w:sz w:val="24"/>
           <w:szCs w:val="24"/>
         </w:rPr>
-        <w:t xml:space="preserve">, </w:t>
-      </w:r>
-      <w:r>
+        <w:t>as inputs to the model is further supported by published meteorological research identifying these same parameters as having statistically significant predictive skill for lightning nowcasting [13].</w:t>
+      </w:r>
+    </w:p>
+    <w:p>
+      <w:pPr>
+        <w:spacing w:after="200" w:line="276" w:lineRule="auto"/>
+        <w:jc w:val="both"/>
         <w:rPr>
           <w:rFonts w:ascii="Times New Roman" w:hAnsi="Times New Roman" w:cs="Times New Roman"/>
           <w:iCs/>
           <w:sz w:val="24"/>
           <w:szCs w:val="24"/>
         </w:rPr>
-        <w:t>as inputs to the model is further supported by published meteorological research identifying these same parameters as having statistically significant predictive skill for lightning nowcasting [13].</w:t>
-      </w:r>
+      </w:pPr>
+    </w:p>
+    <w:p>
+      <w:pPr>
+        <w:spacing w:after="200" w:line="276" w:lineRule="auto"/>
+        <w:jc w:val="both"/>
+        <w:rPr>
+          <w:rFonts w:ascii="Times New Roman" w:hAnsi="Times New Roman" w:cs="Times New Roman"/>
+          <w:iCs/>
+          <w:sz w:val="24"/>
+          <w:szCs w:val="24"/>
+        </w:rPr>
+      </w:pPr>
+    </w:p>
+    <w:p>
+      <w:pPr>
+        <w:spacing w:after="200" w:line="276" w:lineRule="auto"/>
+        <w:jc w:val="both"/>
+        <w:rPr>
+          <w:rFonts w:ascii="Times New Roman" w:hAnsi="Times New Roman" w:cs="Times New Roman"/>
+          <w:iCs/>
+          <w:sz w:val="24"/>
+          <w:szCs w:val="24"/>
+        </w:rPr>
+      </w:pPr>
+    </w:p>
+    <w:p>
+      <w:pPr>
+        <w:spacing w:after="200" w:line="276" w:lineRule="auto"/>
+        <w:jc w:val="both"/>
+        <w:rPr>
+          <w:rFonts w:ascii="Times New Roman" w:hAnsi="Times New Roman" w:cs="Times New Roman"/>
+          <w:iCs/>
+          <w:sz w:val="24"/>
+          <w:szCs w:val="24"/>
+        </w:rPr>
+      </w:pPr>
+    </w:p>
+    <w:p>
+      <w:pPr>
+        <w:spacing w:after="200" w:line="276" w:lineRule="auto"/>
+        <w:jc w:val="both"/>
+        <w:rPr>
+          <w:rFonts w:ascii="Times New Roman" w:hAnsi="Times New Roman" w:cs="Times New Roman"/>
+          <w:iCs/>
+          <w:sz w:val="24"/>
+          <w:szCs w:val="24"/>
+        </w:rPr>
+      </w:pPr>
+    </w:p>
+    <w:p>
+      <w:pPr>
+        <w:spacing w:after="200" w:line="276" w:lineRule="auto"/>
+        <w:jc w:val="both"/>
+        <w:rPr>
+          <w:rFonts w:ascii="Times New Roman" w:hAnsi="Times New Roman" w:cs="Times New Roman"/>
+          <w:iCs/>
+          <w:sz w:val="24"/>
+          <w:szCs w:val="24"/>
+        </w:rPr>
+      </w:pPr>
+    </w:p>
+    <w:p>
+      <w:pPr>
+        <w:spacing w:after="200" w:line="276" w:lineRule="auto"/>
+        <w:jc w:val="both"/>
+        <w:rPr>
+          <w:rFonts w:ascii="Times New Roman" w:hAnsi="Times New Roman" w:cs="Times New Roman"/>
+          <w:iCs/>
+          <w:sz w:val="24"/>
+          <w:szCs w:val="24"/>
+        </w:rPr>
+      </w:pPr>
+    </w:p>
+    <w:p>
+      <w:pPr>
+        <w:spacing w:after="200" w:line="276" w:lineRule="auto"/>
+        <w:jc w:val="both"/>
+        <w:rPr>
+          <w:rFonts w:ascii="Times New Roman" w:hAnsi="Times New Roman" w:cs="Times New Roman"/>
+          <w:iCs/>
+          <w:sz w:val="24"/>
+          <w:szCs w:val="24"/>
+        </w:rPr>
+      </w:pPr>
+    </w:p>
+    <w:p>
+      <w:pPr>
+        <w:spacing w:after="200" w:line="276" w:lineRule="auto"/>
+        <w:jc w:val="both"/>
+        <w:rPr>
+          <w:rFonts w:ascii="Times New Roman" w:hAnsi="Times New Roman" w:cs="Times New Roman"/>
+          <w:iCs/>
+          <w:sz w:val="24"/>
+          <w:szCs w:val="24"/>
+        </w:rPr>
+      </w:pPr>
+    </w:p>
+    <w:p>
+      <w:pPr>
+        <w:spacing w:after="200" w:line="276" w:lineRule="auto"/>
+        <w:jc w:val="both"/>
+        <w:rPr>
+          <w:rFonts w:ascii="Times New Roman" w:hAnsi="Times New Roman" w:cs="Times New Roman"/>
+          <w:iCs/>
+          <w:sz w:val="24"/>
+          <w:szCs w:val="24"/>
+        </w:rPr>
+      </w:pPr>
+    </w:p>
+    <w:p>
+      <w:pPr>
+        <w:spacing w:after="200" w:line="276" w:lineRule="auto"/>
+        <w:jc w:val="both"/>
+        <w:rPr>
+          <w:rFonts w:ascii="Times New Roman" w:hAnsi="Times New Roman" w:cs="Times New Roman"/>
+          <w:iCs/>
+          <w:sz w:val="24"/>
+          <w:szCs w:val="24"/>
+        </w:rPr>
+      </w:pPr>
+    </w:p>
+    <w:p>
+      <w:pPr>
+        <w:spacing w:after="200" w:line="276" w:lineRule="auto"/>
+        <w:jc w:val="both"/>
+        <w:rPr>
+          <w:rFonts w:ascii="Times New Roman" w:hAnsi="Times New Roman" w:cs="Times New Roman"/>
+          <w:iCs/>
+          <w:sz w:val="24"/>
+          <w:szCs w:val="24"/>
+        </w:rPr>
+      </w:pPr>
+    </w:p>
+    <w:p>
+      <w:pPr>
+        <w:spacing w:after="200" w:line="276" w:lineRule="auto"/>
+        <w:jc w:val="both"/>
+        <w:rPr>
+          <w:rFonts w:ascii="Times New Roman" w:hAnsi="Times New Roman" w:cs="Times New Roman"/>
+          <w:iCs/>
+          <w:sz w:val="24"/>
+          <w:szCs w:val="24"/>
+        </w:rPr>
+      </w:pPr>
+    </w:p>
+    <w:p>
+      <w:pPr>
+        <w:spacing w:after="200" w:line="276" w:lineRule="auto"/>
+        <w:jc w:val="both"/>
+        <w:rPr>
+          <w:rFonts w:ascii="Times New Roman" w:hAnsi="Times New Roman" w:cs="Times New Roman"/>
+          <w:iCs/>
+          <w:sz w:val="24"/>
+          <w:szCs w:val="24"/>
+        </w:rPr>
+      </w:pPr>
     </w:p>
     <w:p>
       <w:pPr>
@@ -27447,11 +26602,12 @@
           <w:szCs w:val="48"/>
         </w:rPr>
       </w:pPr>
-      <w:bookmarkStart w:id="68" w:name="_Toc227271378"/>
+      <w:bookmarkStart w:id="68" w:name="_Toc227337514"/>
       <w:r>
         <w:rPr>
           <w:rFonts w:ascii="Times New Roman" w:eastAsia="Arial" w:hAnsi="Times New Roman" w:cs="Times New Roman"/>
         </w:rPr>
+        <w:lastRenderedPageBreak/>
         <w:t>5.0 Conclusions and Recommendations</w:t>
       </w:r>
       <w:bookmarkEnd w:id="68"/>
@@ -27475,7 +26631,7 @@
           <w:szCs w:val="36"/>
         </w:rPr>
       </w:pPr>
-      <w:bookmarkStart w:id="69" w:name="_Toc227271379"/>
+      <w:bookmarkStart w:id="69" w:name="_Toc227337515"/>
       <w:r>
         <w:rPr>
           <w:rFonts w:ascii="Times New Roman" w:eastAsia="Arial" w:hAnsi="Times New Roman" w:cs="Times New Roman"/>
@@ -27550,12 +26706,6 @@
         <w:gridCol w:w="1500"/>
       </w:tblGrid>
       <w:tr>
-        <w:tblPrEx>
-          <w:tblCellMar>
-            <w:top w:w="0" w:type="dxa"/>
-            <w:bottom w:w="0" w:type="dxa"/>
-          </w:tblCellMar>
-        </w:tblPrEx>
         <w:trPr>
           <w:tblHeader/>
         </w:trPr>
@@ -27705,12 +26855,6 @@
         </w:tc>
       </w:tr>
       <w:tr>
-        <w:tblPrEx>
-          <w:tblCellMar>
-            <w:top w:w="0" w:type="dxa"/>
-            <w:bottom w:w="0" w:type="dxa"/>
-          </w:tblCellMar>
-        </w:tblPrEx>
         <w:tc>
           <w:tcPr>
             <w:tcW w:w="2500" w:type="dxa"/>
@@ -27775,7 +26919,23 @@
                 <w:sz w:val="24"/>
                 <w:szCs w:val="24"/>
               </w:rPr>
-              <w:t>80%+</w:t>
+              <w:t>8</w:t>
+            </w:r>
+            <w:r>
+              <w:rPr>
+                <w:rFonts w:ascii="Times New Roman" w:eastAsia="Arial" w:hAnsi="Times New Roman" w:cs="Times New Roman"/>
+                <w:sz w:val="24"/>
+                <w:szCs w:val="24"/>
+              </w:rPr>
+              <w:t>0</w:t>
+            </w:r>
+            <w:r>
+              <w:rPr>
+                <w:rFonts w:ascii="Times New Roman" w:eastAsia="Arial" w:hAnsi="Times New Roman" w:cs="Times New Roman"/>
+                <w:sz w:val="24"/>
+                <w:szCs w:val="24"/>
+              </w:rPr>
+              <w:t>%+</w:t>
             </w:r>
           </w:p>
         </w:tc>
@@ -27809,7 +26969,23 @@
                 <w:sz w:val="24"/>
                 <w:szCs w:val="24"/>
               </w:rPr>
-              <w:t>80% on historical data</w:t>
+              <w:t>8</w:t>
+            </w:r>
+            <w:r>
+              <w:rPr>
+                <w:rFonts w:ascii="Times New Roman" w:eastAsia="Arial" w:hAnsi="Times New Roman" w:cs="Times New Roman"/>
+                <w:sz w:val="24"/>
+                <w:szCs w:val="24"/>
+              </w:rPr>
+              <w:t>8</w:t>
+            </w:r>
+            <w:r>
+              <w:rPr>
+                <w:rFonts w:ascii="Times New Roman" w:eastAsia="Arial" w:hAnsi="Times New Roman" w:cs="Times New Roman"/>
+                <w:sz w:val="24"/>
+                <w:szCs w:val="24"/>
+              </w:rPr>
+              <w:t>% on historical data</w:t>
             </w:r>
           </w:p>
         </w:tc>
@@ -27849,12 +27025,6 @@
         </w:tc>
       </w:tr>
       <w:tr>
-        <w:tblPrEx>
-          <w:tblCellMar>
-            <w:top w:w="0" w:type="dxa"/>
-            <w:bottom w:w="0" w:type="dxa"/>
-          </w:tblCellMar>
-        </w:tblPrEx>
         <w:tc>
           <w:tcPr>
             <w:tcW w:w="2500" w:type="dxa"/>
@@ -27919,18 +27089,8 @@
                 <w:sz w:val="24"/>
                 <w:szCs w:val="24"/>
               </w:rPr>
-              <w:t xml:space="preserve">&lt;100 </w:t>
-            </w:r>
-            <w:proofErr w:type="spellStart"/>
-            <w:r>
-              <w:rPr>
-                <w:rFonts w:ascii="Times New Roman" w:eastAsia="Arial" w:hAnsi="Times New Roman" w:cs="Times New Roman"/>
-                <w:sz w:val="24"/>
-                <w:szCs w:val="24"/>
-              </w:rPr>
-              <w:t>ms</w:t>
-            </w:r>
-            <w:proofErr w:type="spellEnd"/>
+              <w:t>&lt;100 ms</w:t>
+            </w:r>
           </w:p>
         </w:tc>
         <w:tc>
@@ -27963,25 +27123,7 @@
                 <w:sz w:val="24"/>
                 <w:szCs w:val="24"/>
               </w:rPr>
-              <w:t xml:space="preserve">88.2 </w:t>
-            </w:r>
-            <w:proofErr w:type="spellStart"/>
-            <w:r>
-              <w:rPr>
-                <w:rFonts w:ascii="Times New Roman" w:eastAsia="Arial" w:hAnsi="Times New Roman" w:cs="Times New Roman"/>
-                <w:sz w:val="24"/>
-                <w:szCs w:val="24"/>
-              </w:rPr>
-              <w:t>ms</w:t>
-            </w:r>
-            <w:proofErr w:type="spellEnd"/>
-            <w:r>
-              <w:rPr>
-                <w:rFonts w:ascii="Times New Roman" w:eastAsia="Arial" w:hAnsi="Times New Roman" w:cs="Times New Roman"/>
-                <w:sz w:val="24"/>
-                <w:szCs w:val="24"/>
-              </w:rPr>
-              <w:t xml:space="preserve"> average</w:t>
+              <w:t>88.2 ms average</w:t>
             </w:r>
           </w:p>
         </w:tc>
@@ -28021,12 +27163,6 @@
         </w:tc>
       </w:tr>
       <w:tr>
-        <w:tblPrEx>
-          <w:tblCellMar>
-            <w:top w:w="0" w:type="dxa"/>
-            <w:bottom w:w="0" w:type="dxa"/>
-          </w:tblCellMar>
-        </w:tblPrEx>
         <w:tc>
           <w:tcPr>
             <w:tcW w:w="2500" w:type="dxa"/>
@@ -28119,23 +27255,13 @@
                 <w:rFonts w:ascii="Times New Roman" w:hAnsi="Times New Roman" w:cs="Times New Roman"/>
               </w:rPr>
             </w:pPr>
-            <w:proofErr w:type="spellStart"/>
             <w:r>
               <w:rPr>
                 <w:rFonts w:ascii="Times New Roman" w:eastAsia="Arial" w:hAnsi="Times New Roman" w:cs="Times New Roman"/>
                 <w:sz w:val="24"/>
                 <w:szCs w:val="24"/>
               </w:rPr>
-              <w:t>OpenWeatherMap</w:t>
-            </w:r>
-            <w:proofErr w:type="spellEnd"/>
-            <w:r>
-              <w:rPr>
-                <w:rFonts w:ascii="Times New Roman" w:eastAsia="Arial" w:hAnsi="Times New Roman" w:cs="Times New Roman"/>
-                <w:sz w:val="24"/>
-                <w:szCs w:val="24"/>
-              </w:rPr>
-              <w:t>, 15–20 min refresh</w:t>
+              <w:t>OpenWeatherMap, 15–20 min refresh</w:t>
             </w:r>
           </w:p>
         </w:tc>
@@ -28175,12 +27301,6 @@
         </w:tc>
       </w:tr>
       <w:tr>
-        <w:tblPrEx>
-          <w:tblCellMar>
-            <w:top w:w="0" w:type="dxa"/>
-            <w:bottom w:w="0" w:type="dxa"/>
-          </w:tblCellMar>
-        </w:tblPrEx>
         <w:tc>
           <w:tcPr>
             <w:tcW w:w="2500" w:type="dxa"/>
@@ -28319,12 +27439,6 @@
         </w:tc>
       </w:tr>
       <w:tr>
-        <w:tblPrEx>
-          <w:tblCellMar>
-            <w:top w:w="0" w:type="dxa"/>
-            <w:bottom w:w="0" w:type="dxa"/>
-          </w:tblCellMar>
-        </w:tblPrEx>
         <w:tc>
           <w:tcPr>
             <w:tcW w:w="2500" w:type="dxa"/>
@@ -28469,7 +27583,7 @@
         <w:pStyle w:val="Caption"/>
         <w:jc w:val="center"/>
       </w:pPr>
-      <w:bookmarkStart w:id="70" w:name="_Toc227271394"/>
+      <w:bookmarkStart w:id="70" w:name="_Toc227330307"/>
       <w:r>
         <w:t xml:space="preserve">Table </w:t>
       </w:r>
@@ -28478,7 +27592,7 @@
           <w:rPr>
             <w:noProof/>
           </w:rPr>
-          <w:t>10</w:t>
+          <w:t>11</w:t>
         </w:r>
       </w:fldSimple>
       <w:r>
@@ -28502,7 +27616,6 @@
           <w:sz w:val="24"/>
           <w:szCs w:val="24"/>
         </w:rPr>
-        <w:lastRenderedPageBreak/>
         <w:t>All</w:t>
       </w:r>
       <w:r>
@@ -28533,7 +27646,7 @@
           <w:szCs w:val="36"/>
         </w:rPr>
       </w:pPr>
-      <w:bookmarkStart w:id="71" w:name="_Toc227271380"/>
+      <w:bookmarkStart w:id="71" w:name="_Toc227337516"/>
       <w:r>
         <w:rPr>
           <w:rFonts w:ascii="Times New Roman" w:eastAsia="Arial" w:hAnsi="Times New Roman" w:cs="Times New Roman"/>
@@ -28578,7 +27691,16 @@
           <w:sz w:val="24"/>
           <w:szCs w:val="24"/>
         </w:rPr>
-        <w:t>Multi-language safety-critical architecture: The integration of Python, C, Ada, and Jakarta EE into a cohesive pipeline is technically ambitious and reflects industry practice in real aviation systems such as the Boeing 787. Each language was selected for a specific strength, and the system validated that this approach is viable for desktop-scale aviation safety tooling.</w:t>
+        <w:t xml:space="preserve">Multi-language safety-critical architecture: The integration of Python, C, Ada, and Jakarta EE into a cohesive pipeline is technically ambitious and reflects industry practice in real </w:t>
+      </w:r>
+      <w:r>
+        <w:rPr>
+          <w:rFonts w:ascii="Times New Roman" w:eastAsia="Arial" w:hAnsi="Times New Roman" w:cs="Times New Roman"/>
+          <w:sz w:val="24"/>
+          <w:szCs w:val="24"/>
+        </w:rPr>
+        <w:lastRenderedPageBreak/>
+        <w:t>aviation systems such as the Boeing 787. Each language was selected for a specific strength, and the system validated that this approach is viable for desktop-scale aviation safety tooling.</w:t>
       </w:r>
     </w:p>
     <w:p>
@@ -28601,43 +27723,7 @@
           <w:sz w:val="24"/>
           <w:szCs w:val="24"/>
         </w:rPr>
-        <w:t xml:space="preserve">Real-time performance: The C physics engine processed 8-waypoint routes in an average of 88.2 </w:t>
-      </w:r>
-      <w:proofErr w:type="spellStart"/>
-      <w:r>
-        <w:rPr>
-          <w:rFonts w:ascii="Times New Roman" w:eastAsia="Arial" w:hAnsi="Times New Roman" w:cs="Times New Roman"/>
-          <w:sz w:val="24"/>
-          <w:szCs w:val="24"/>
-        </w:rPr>
-        <w:t>ms</w:t>
-      </w:r>
-      <w:proofErr w:type="spellEnd"/>
-      <w:r>
-        <w:rPr>
-          <w:rFonts w:ascii="Times New Roman" w:eastAsia="Arial" w:hAnsi="Times New Roman" w:cs="Times New Roman"/>
-          <w:sz w:val="24"/>
-          <w:szCs w:val="24"/>
-        </w:rPr>
-        <w:t xml:space="preserve">, meeting the &lt;100 </w:t>
-      </w:r>
-      <w:proofErr w:type="spellStart"/>
-      <w:r>
-        <w:rPr>
-          <w:rFonts w:ascii="Times New Roman" w:eastAsia="Arial" w:hAnsi="Times New Roman" w:cs="Times New Roman"/>
-          <w:sz w:val="24"/>
-          <w:szCs w:val="24"/>
-        </w:rPr>
-        <w:t>ms</w:t>
-      </w:r>
-      <w:proofErr w:type="spellEnd"/>
-      <w:r>
-        <w:rPr>
-          <w:rFonts w:ascii="Times New Roman" w:eastAsia="Arial" w:hAnsi="Times New Roman" w:cs="Times New Roman"/>
-          <w:sz w:val="24"/>
-          <w:szCs w:val="24"/>
-        </w:rPr>
-        <w:t xml:space="preserve"> requirement. This confirms that Paschen’s Law and Townsend Avalanche calculations can be executed in real time on standard hardware without dedicated avionics processors.</w:t>
+        <w:t>Real-time performance: The C physics engine processed 8-waypoint routes in an average of 88.2 ms, meeting the &lt;100 ms requirement. This confirms that Paschen’s Law and Townsend Avalanche calculations can be executed in real time on standard hardware without dedicated avionics processors.</w:t>
       </w:r>
     </w:p>
     <w:p>
@@ -28683,25 +27769,7 @@
           <w:sz w:val="24"/>
           <w:szCs w:val="24"/>
         </w:rPr>
-        <w:t xml:space="preserve">End-to-end system integration: All five system assemblies operated together without errors across five diverse Canadian flight routes. Zero component communication failures were recorded, and the H2 database persisted all </w:t>
-      </w:r>
-      <w:proofErr w:type="spellStart"/>
-      <w:r>
-        <w:rPr>
-          <w:rFonts w:ascii="Times New Roman" w:eastAsia="Arial" w:hAnsi="Times New Roman" w:cs="Times New Roman"/>
-          <w:sz w:val="24"/>
-          <w:szCs w:val="24"/>
-        </w:rPr>
-        <w:t>FlightAnalysis</w:t>
-      </w:r>
-      <w:proofErr w:type="spellEnd"/>
-      <w:r>
-        <w:rPr>
-          <w:rFonts w:ascii="Times New Roman" w:eastAsia="Arial" w:hAnsi="Times New Roman" w:cs="Times New Roman"/>
-          <w:sz w:val="24"/>
-          <w:szCs w:val="24"/>
-        </w:rPr>
-        <w:t xml:space="preserve"> and Waypoint records correctly.</w:t>
+        <w:t>End-to-end system integration: All five system assemblies operated together without errors across five diverse Canadian flight routes. Zero component communication failures were recorded, and the H2 database persisted all FlightAnalysis and Waypoint records correctly.</w:t>
       </w:r>
     </w:p>
     <w:p>
@@ -28724,7 +27792,23 @@
           <w:sz w:val="24"/>
           <w:szCs w:val="24"/>
         </w:rPr>
-        <w:t>Physics-based predictive capability: Unlike existing reactive detection systems, AirLume uses atmospheric electrical modelling to forecast lightning risk before it occurs. The physics engine achieved 80% accuracy on historical data, demonstrating that the core scientific approach is sound.</w:t>
+        <w:t>Physics-based predictive capability: Unlike existing reactive detection systems, AirLume uses atmospheric electrical modelling to forecast lightning risk before it occurs. The physics engine achieved 8</w:t>
+      </w:r>
+      <w:r>
+        <w:rPr>
+          <w:rFonts w:ascii="Times New Roman" w:eastAsia="Arial" w:hAnsi="Times New Roman" w:cs="Times New Roman"/>
+          <w:sz w:val="24"/>
+          <w:szCs w:val="24"/>
+        </w:rPr>
+        <w:t>8</w:t>
+      </w:r>
+      <w:r>
+        <w:rPr>
+          <w:rFonts w:ascii="Times New Roman" w:eastAsia="Arial" w:hAnsi="Times New Roman" w:cs="Times New Roman"/>
+          <w:sz w:val="24"/>
+          <w:szCs w:val="24"/>
+        </w:rPr>
+        <w:t>% accuracy on historical data, demonstrating that the core scientific approach is sound.</w:t>
       </w:r>
     </w:p>
     <w:p>
@@ -28746,7 +27830,7 @@
           <w:szCs w:val="36"/>
         </w:rPr>
       </w:pPr>
-      <w:bookmarkStart w:id="72" w:name="_Toc227271381"/>
+      <w:bookmarkStart w:id="72" w:name="_Toc227337517"/>
       <w:r>
         <w:rPr>
           <w:rFonts w:ascii="Times New Roman" w:eastAsia="Arial" w:hAnsi="Times New Roman" w:cs="Times New Roman"/>
@@ -28768,41 +27852,39 @@
           <w:sz w:val="24"/>
           <w:szCs w:val="24"/>
         </w:rPr>
-        <w:t>The most significant limitation of the current system is the ML enhancement layer, which achieved only 45% recall on the 100-sample training dataset. This fell short of the 80% target and means the ML layer does not yet add meaningful predictive value beyond the physics engine. In retrospect, the decision to train on a limited 100-sample dataset without securing a larger dataset in advance was the primary risk that was not adequately mitigated. A Random Forest classifier requires substantially more data to generalize effectively for a binary classification problem with this level of atmospheric variability.</w:t>
-      </w:r>
-    </w:p>
-    <w:p>
-      <w:pPr>
-        <w:jc w:val="both"/>
-        <w:rPr>
-          <w:rFonts w:ascii="Times New Roman" w:hAnsi="Times New Roman" w:cs="Times New Roman"/>
-        </w:rPr>
-      </w:pPr>
+        <w:t xml:space="preserve">The most significant limitation of the current system is the ML enhancement layer, which achieved only </w:t>
+      </w:r>
       <w:r>
         <w:rPr>
           <w:rFonts w:ascii="Times New Roman" w:eastAsia="Arial" w:hAnsi="Times New Roman" w:cs="Times New Roman"/>
           <w:sz w:val="24"/>
           <w:szCs w:val="24"/>
         </w:rPr>
-        <w:t xml:space="preserve">A secondary limitation is the reliance on file-based inter-process communication (JSON and text files). While functional and simple to debug, file I/O introduces 30–50 </w:t>
-      </w:r>
-      <w:proofErr w:type="spellStart"/>
+        <w:t>5</w:t>
+      </w:r>
       <w:r>
         <w:rPr>
           <w:rFonts w:ascii="Times New Roman" w:eastAsia="Arial" w:hAnsi="Times New Roman" w:cs="Times New Roman"/>
           <w:sz w:val="24"/>
           <w:szCs w:val="24"/>
         </w:rPr>
-        <w:t>ms</w:t>
-      </w:r>
-      <w:proofErr w:type="spellEnd"/>
+        <w:t>5% recall on the 100-sample training dataset. This fell short of the 80% target and means the ML layer does not yet add meaningful predictive value beyond the physics engine. In retrospect, the decision to train on a limited 100-sample dataset without securing a larger dataset in advance was the primary risk that was not adequately mitigated. A Random Forest classifier requires substantially more data to generalize effectively for a binary classification problem with this level of atmospheric variability.</w:t>
+      </w:r>
+    </w:p>
+    <w:p>
+      <w:pPr>
+        <w:jc w:val="both"/>
+        <w:rPr>
+          <w:rFonts w:ascii="Times New Roman" w:hAnsi="Times New Roman" w:cs="Times New Roman"/>
+        </w:rPr>
+      </w:pPr>
       <w:r>
         <w:rPr>
           <w:rFonts w:ascii="Times New Roman" w:eastAsia="Arial" w:hAnsi="Times New Roman" w:cs="Times New Roman"/>
           <w:sz w:val="24"/>
           <w:szCs w:val="24"/>
         </w:rPr>
-        <w:t xml:space="preserve"> of latency per transaction and is not suitable for high-frequency, real-time avionics integration. In a production deployment, shared memory or a message-passing interface would be more appropriate.</w:t>
+        <w:t>A secondary limitation is the reliance on file-based inter-process communication (JSON and text files). While functional and simple to debug, file I/O introduces 30–50 ms of latency per transaction and is not suitable for high-frequency, real-time avionics integration. In a production deployment, shared memory or a message-passing interface would be more appropriate.</w:t>
       </w:r>
     </w:p>
     <w:p>
@@ -28818,7 +27900,6 @@
           <w:sz w:val="24"/>
           <w:szCs w:val="24"/>
         </w:rPr>
-        <w:lastRenderedPageBreak/>
         <w:t>The system also lacks integration with live avionics data and has not undergone formal DO-178C certification testing. The architecture is designed to support certification, but actual Level A certification would require formal verification, traceability documentation, and test coverage analysis beyond the scope of this project.</w:t>
       </w:r>
     </w:p>
@@ -28859,11 +27940,12 @@
           <w:szCs w:val="36"/>
         </w:rPr>
       </w:pPr>
-      <w:bookmarkStart w:id="73" w:name="_Toc227271382"/>
+      <w:bookmarkStart w:id="73" w:name="_Toc227337518"/>
       <w:r>
         <w:rPr>
           <w:rFonts w:ascii="Times New Roman" w:eastAsia="Arial" w:hAnsi="Times New Roman" w:cs="Times New Roman"/>
         </w:rPr>
+        <w:lastRenderedPageBreak/>
         <w:t>5.4 Recommendations and Next Steps</w:t>
       </w:r>
       <w:bookmarkEnd w:id="73"/>
@@ -28960,43 +28042,7 @@
           <w:sz w:val="24"/>
           <w:szCs w:val="24"/>
         </w:rPr>
-        <w:t xml:space="preserve">Inter-process communication should be migrated from file I/O to POSIX shared memory or Unix domain sockets to reduce latency from ~50 </w:t>
-      </w:r>
-      <w:proofErr w:type="spellStart"/>
-      <w:r>
-        <w:rPr>
-          <w:rFonts w:ascii="Times New Roman" w:eastAsia="Arial" w:hAnsi="Times New Roman" w:cs="Times New Roman"/>
-          <w:sz w:val="24"/>
-          <w:szCs w:val="24"/>
-        </w:rPr>
-        <w:t>ms</w:t>
-      </w:r>
-      <w:proofErr w:type="spellEnd"/>
-      <w:r>
-        <w:rPr>
-          <w:rFonts w:ascii="Times New Roman" w:eastAsia="Arial" w:hAnsi="Times New Roman" w:cs="Times New Roman"/>
-          <w:sz w:val="24"/>
-          <w:szCs w:val="24"/>
-        </w:rPr>
-        <w:t xml:space="preserve"> to under 5 </w:t>
-      </w:r>
-      <w:proofErr w:type="spellStart"/>
-      <w:r>
-        <w:rPr>
-          <w:rFonts w:ascii="Times New Roman" w:eastAsia="Arial" w:hAnsi="Times New Roman" w:cs="Times New Roman"/>
-          <w:sz w:val="24"/>
-          <w:szCs w:val="24"/>
-        </w:rPr>
-        <w:t>ms</w:t>
-      </w:r>
-      <w:proofErr w:type="spellEnd"/>
-      <w:r>
-        <w:rPr>
-          <w:rFonts w:ascii="Times New Roman" w:eastAsia="Arial" w:hAnsi="Times New Roman" w:cs="Times New Roman"/>
-          <w:sz w:val="24"/>
-          <w:szCs w:val="24"/>
-        </w:rPr>
-        <w:t xml:space="preserve"> per transaction. This is a prerequisite for real-time in-flight deployment.</w:t>
+        <w:t>Inter-process communication should be migrated from file I/O to POSIX shared memory or Unix domain sockets to reduce latency from ~50 ms to under 5 ms per transaction. This is a prerequisite for real-time in-flight deployment.</w:t>
       </w:r>
     </w:p>
     <w:p>
@@ -29118,35 +28164,8 @@
           <w:sz w:val="24"/>
           <w:szCs w:val="24"/>
         </w:rPr>
-        <w:t xml:space="preserve">The system should be packaged using Docker to eliminate dependency management issues across different operating environments. A containerized deployment would allow airline IT departments to deploy AirLume without requiring manual installation of GCC, GNAT, Python, and </w:t>
-      </w:r>
-      <w:proofErr w:type="spellStart"/>
-      <w:r>
-        <w:rPr>
-          <w:rFonts w:ascii="Times New Roman" w:eastAsia="Arial" w:hAnsi="Times New Roman" w:cs="Times New Roman"/>
-          <w:sz w:val="24"/>
-          <w:szCs w:val="24"/>
-        </w:rPr>
-        <w:t>GlassFish</w:t>
-      </w:r>
-      <w:proofErr w:type="spellEnd"/>
-      <w:r>
-        <w:rPr>
-          <w:rFonts w:ascii="Times New Roman" w:eastAsia="Arial" w:hAnsi="Times New Roman" w:cs="Times New Roman"/>
-          <w:sz w:val="24"/>
-          <w:szCs w:val="24"/>
-        </w:rPr>
-        <w:t xml:space="preserve"> on individual workstations.</w:t>
-      </w:r>
-    </w:p>
-    <w:p>
-      <w:pPr>
-        <w:spacing w:after="80"/>
-        <w:jc w:val="both"/>
-        <w:rPr>
-          <w:rFonts w:ascii="Times New Roman" w:hAnsi="Times New Roman" w:cs="Times New Roman"/>
-        </w:rPr>
-      </w:pPr>
+        <w:t>The system should be packaged using Docker to eliminate dependency management issues across different operating environments. A containerized deployment would allow airline IT departments to deploy AirLume without requiring manual installation of GCC, GNAT, Python, and GlassFish on individual workstations.</w:t>
+      </w:r>
     </w:p>
     <w:p>
       <w:pPr>
@@ -29167,61 +28186,109 @@
           <w:szCs w:val="36"/>
         </w:rPr>
       </w:pPr>
-      <w:bookmarkStart w:id="74" w:name="_Toc227271383"/>
+      <w:bookmarkStart w:id="74" w:name="_Toc227337519"/>
       <w:r>
         <w:rPr>
           <w:rFonts w:ascii="Times New Roman" w:eastAsia="Arial" w:hAnsi="Times New Roman" w:cs="Times New Roman"/>
         </w:rPr>
+        <w:t>5.5 Conclusion</w:t>
+      </w:r>
+      <w:bookmarkEnd w:id="74"/>
+    </w:p>
+    <w:p>
+      <w:pPr>
+        <w:jc w:val="both"/>
+        <w:rPr>
+          <w:rFonts w:ascii="Times New Roman" w:hAnsi="Times New Roman" w:cs="Times New Roman"/>
+        </w:rPr>
+      </w:pPr>
+      <w:r>
+        <w:rPr>
+          <w:rFonts w:ascii="Times New Roman" w:eastAsia="Arial" w:hAnsi="Times New Roman" w:cs="Times New Roman"/>
+          <w:sz w:val="24"/>
+          <w:szCs w:val="24"/>
+        </w:rPr>
+        <w:t>AirLume successfully demonstrates that physics-based lightning prediction for aviation is technically feasible using a multi-language safety-critical architecture on standard desktop hardware. The core scientific approach</w:t>
+      </w:r>
+      <w:r>
+        <w:rPr>
+          <w:rFonts w:ascii="Times New Roman" w:eastAsia="Arial" w:hAnsi="Times New Roman" w:cs="Times New Roman"/>
+          <w:sz w:val="24"/>
+          <w:szCs w:val="24"/>
+        </w:rPr>
+        <w:t xml:space="preserve">, </w:t>
+      </w:r>
+      <w:r>
+        <w:rPr>
+          <w:rFonts w:ascii="Times New Roman" w:eastAsia="Arial" w:hAnsi="Times New Roman" w:cs="Times New Roman"/>
+          <w:sz w:val="24"/>
+          <w:szCs w:val="24"/>
+        </w:rPr>
+        <w:t>modelling atmospheric electrical breakdown using Paschen’s Law and the Townsend Avalanche criterion achieved the 8</w:t>
+      </w:r>
+      <w:r>
+        <w:rPr>
+          <w:rFonts w:ascii="Times New Roman" w:eastAsia="Arial" w:hAnsi="Times New Roman" w:cs="Times New Roman"/>
+          <w:sz w:val="24"/>
+          <w:szCs w:val="24"/>
+        </w:rPr>
+        <w:t>8</w:t>
+      </w:r>
+      <w:r>
+        <w:rPr>
+          <w:rFonts w:ascii="Times New Roman" w:eastAsia="Arial" w:hAnsi="Times New Roman" w:cs="Times New Roman"/>
+          <w:sz w:val="24"/>
+          <w:szCs w:val="24"/>
+        </w:rPr>
+        <w:t>% accuracy target and met real-time performance requirements. The Ada dissimilar redundancy architecture validated the DO-178C design principles with 100% alert classification accuracy.</w:t>
+      </w:r>
+    </w:p>
+    <w:p>
+      <w:pPr>
+        <w:jc w:val="both"/>
+        <w:rPr>
+          <w:rFonts w:ascii="Times New Roman" w:hAnsi="Times New Roman" w:cs="Times New Roman"/>
+        </w:rPr>
+      </w:pPr>
+      <w:r>
+        <w:rPr>
+          <w:rFonts w:ascii="Times New Roman" w:eastAsia="Arial" w:hAnsi="Times New Roman" w:cs="Times New Roman"/>
+          <w:sz w:val="24"/>
+          <w:szCs w:val="24"/>
+        </w:rPr>
+        <w:t xml:space="preserve">The principal shortcoming the ML layer’s </w:t>
+      </w:r>
+      <w:r>
+        <w:rPr>
+          <w:rFonts w:ascii="Times New Roman" w:eastAsia="Arial" w:hAnsi="Times New Roman" w:cs="Times New Roman"/>
+          <w:sz w:val="24"/>
+          <w:szCs w:val="24"/>
+        </w:rPr>
+        <w:t>5</w:t>
+      </w:r>
+      <w:r>
+        <w:rPr>
+          <w:rFonts w:ascii="Times New Roman" w:eastAsia="Arial" w:hAnsi="Times New Roman" w:cs="Times New Roman"/>
+          <w:sz w:val="24"/>
+          <w:szCs w:val="24"/>
+        </w:rPr>
+        <w:t>5% recall is a solvable engineering problem, not a fundamental flaw in the approach. It is directly attributable to the 100-sample training dataset and is expected to be resolved with expanded data collection. The remaining five system components met or exceeded all project criteria.</w:t>
+      </w:r>
+    </w:p>
+    <w:p>
+      <w:pPr>
+        <w:jc w:val="both"/>
+        <w:rPr>
+          <w:rFonts w:ascii="Times New Roman" w:hAnsi="Times New Roman" w:cs="Times New Roman"/>
+        </w:rPr>
+      </w:pPr>
+      <w:r>
+        <w:rPr>
+          <w:rFonts w:ascii="Times New Roman" w:eastAsia="Arial" w:hAnsi="Times New Roman" w:cs="Times New Roman"/>
+          <w:sz w:val="24"/>
+          <w:szCs w:val="24"/>
+        </w:rPr>
         <w:lastRenderedPageBreak/>
-        <w:t>5.5 Conclusion</w:t>
-      </w:r>
-      <w:bookmarkEnd w:id="74"/>
-    </w:p>
-    <w:p>
-      <w:pPr>
-        <w:jc w:val="both"/>
-        <w:rPr>
-          <w:rFonts w:ascii="Times New Roman" w:hAnsi="Times New Roman" w:cs="Times New Roman"/>
-        </w:rPr>
-      </w:pPr>
-      <w:r>
-        <w:rPr>
-          <w:rFonts w:ascii="Times New Roman" w:eastAsia="Arial" w:hAnsi="Times New Roman" w:cs="Times New Roman"/>
-          <w:sz w:val="24"/>
-          <w:szCs w:val="24"/>
-        </w:rPr>
-        <w:t>AirLume successfully demonstrates that physics-based lightning prediction for aviation is technically feasible using a multi-language safety-critical architecture on standard desktop hardware. The core scientific approach — modelling atmospheric electrical breakdown using Paschen’s Law and the Townsend Avalanche criterion — achieved the 80% accuracy target and met real-time performance requirements. The Ada dissimilar redundancy architecture validated the DO-178C design principles with 100% alert classification accuracy.</w:t>
-      </w:r>
-    </w:p>
-    <w:p>
-      <w:pPr>
-        <w:jc w:val="both"/>
-        <w:rPr>
-          <w:rFonts w:ascii="Times New Roman" w:hAnsi="Times New Roman" w:cs="Times New Roman"/>
-        </w:rPr>
-      </w:pPr>
-      <w:r>
-        <w:rPr>
-          <w:rFonts w:ascii="Times New Roman" w:eastAsia="Arial" w:hAnsi="Times New Roman" w:cs="Times New Roman"/>
-          <w:sz w:val="24"/>
-          <w:szCs w:val="24"/>
-        </w:rPr>
-        <w:t>The principal shortcoming — the ML layer’s 45% recall — is a solvable engineering problem, not a fundamental flaw in the approach. It is directly attributable to the 100-sample training dataset and is expected to be resolved with expanded data collection. The remaining five system components met or exceeded all project criteria.</w:t>
-      </w:r>
-    </w:p>
-    <w:p>
-      <w:pPr>
-        <w:jc w:val="both"/>
-        <w:rPr>
-          <w:rFonts w:ascii="Times New Roman" w:hAnsi="Times New Roman" w:cs="Times New Roman"/>
-        </w:rPr>
-      </w:pPr>
-      <w:r>
-        <w:rPr>
-          <w:rFonts w:ascii="Times New Roman" w:eastAsia="Arial" w:hAnsi="Times New Roman" w:cs="Times New Roman"/>
-          <w:sz w:val="24"/>
-          <w:szCs w:val="24"/>
-        </w:rPr>
         <w:t>This project establishes a credible foundation for a production-grade aviation lightning prediction tool. With expanded training data, formal certification testing, and live avionics integration, AirLume has the potential to reduce the $2 billion annual cost of post-strike inspections and improve flight safety by enabling proactive, route-specific lightning risk avoidance rather than broad-area weather detours.</w:t>
       </w:r>
     </w:p>
@@ -29381,6 +28448,54 @@
     </w:p>
     <w:p>
       <w:pPr>
+        <w:jc w:val="both"/>
+        <w:rPr>
+          <w:rFonts w:ascii="Times New Roman" w:hAnsi="Times New Roman" w:cs="Times New Roman"/>
+        </w:rPr>
+      </w:pPr>
+    </w:p>
+    <w:p>
+      <w:pPr>
+        <w:jc w:val="both"/>
+        <w:rPr>
+          <w:rFonts w:ascii="Times New Roman" w:hAnsi="Times New Roman" w:cs="Times New Roman"/>
+        </w:rPr>
+      </w:pPr>
+    </w:p>
+    <w:p>
+      <w:pPr>
+        <w:jc w:val="both"/>
+        <w:rPr>
+          <w:rFonts w:ascii="Times New Roman" w:hAnsi="Times New Roman" w:cs="Times New Roman"/>
+        </w:rPr>
+      </w:pPr>
+    </w:p>
+    <w:p>
+      <w:pPr>
+        <w:jc w:val="both"/>
+        <w:rPr>
+          <w:rFonts w:ascii="Times New Roman" w:hAnsi="Times New Roman" w:cs="Times New Roman"/>
+        </w:rPr>
+      </w:pPr>
+    </w:p>
+    <w:p>
+      <w:pPr>
+        <w:jc w:val="both"/>
+        <w:rPr>
+          <w:rFonts w:ascii="Times New Roman" w:hAnsi="Times New Roman" w:cs="Times New Roman"/>
+        </w:rPr>
+      </w:pPr>
+    </w:p>
+    <w:p>
+      <w:pPr>
+        <w:jc w:val="both"/>
+        <w:rPr>
+          <w:rFonts w:ascii="Times New Roman" w:hAnsi="Times New Roman" w:cs="Times New Roman"/>
+        </w:rPr>
+      </w:pPr>
+    </w:p>
+    <w:p>
+      <w:pPr>
         <w:pStyle w:val="Heading1"/>
         <w:jc w:val="both"/>
         <w:rPr>
@@ -29388,7 +28503,7 @@
         </w:rPr>
       </w:pPr>
       <w:bookmarkStart w:id="75" w:name="_Hlk209904519"/>
-      <w:bookmarkStart w:id="76" w:name="_Toc227271384"/>
+      <w:bookmarkStart w:id="76" w:name="_Toc227337520"/>
       <w:r>
         <w:rPr>
           <w:rFonts w:ascii="Times New Roman" w:hAnsi="Times New Roman" w:cs="Times New Roman"/>
@@ -29454,21 +28569,7 @@
         <w:rPr>
           <w:rFonts w:ascii="Times New Roman" w:hAnsi="Times New Roman" w:cs="Times New Roman"/>
         </w:rPr>
-        <w:t xml:space="preserve"> "Aircraft and lightning strikes: here is what the statistics say," </w:t>
-      </w:r>
-      <w:proofErr w:type="spellStart"/>
-      <w:r>
-        <w:rPr>
-          <w:rFonts w:ascii="Times New Roman" w:hAnsi="Times New Roman" w:cs="Times New Roman"/>
-        </w:rPr>
-        <w:t>MainBlades</w:t>
-      </w:r>
-      <w:proofErr w:type="spellEnd"/>
-      <w:r>
-        <w:rPr>
-          <w:rFonts w:ascii="Times New Roman" w:hAnsi="Times New Roman" w:cs="Times New Roman"/>
-        </w:rPr>
-        <w:t xml:space="preserve">, 2024. [Online]. Available: </w:t>
+        <w:t xml:space="preserve"> "Aircraft and lightning strikes: here is what the statistics say," MainBlades, 2024. [Online]. Available: </w:t>
       </w:r>
       <w:hyperlink r:id="rId19" w:history="1">
         <w:r>
@@ -29530,21 +28631,7 @@
         <w:rPr>
           <w:rFonts w:ascii="Times New Roman" w:hAnsi="Times New Roman" w:cs="Times New Roman"/>
         </w:rPr>
-        <w:t xml:space="preserve"> "Lightning Strikes: Protection, Inspection, and Repair," </w:t>
-      </w:r>
-      <w:proofErr w:type="spellStart"/>
-      <w:r>
-        <w:rPr>
-          <w:rFonts w:ascii="Times New Roman" w:hAnsi="Times New Roman" w:cs="Times New Roman"/>
-        </w:rPr>
-        <w:t>SKYbrary</w:t>
-      </w:r>
-      <w:proofErr w:type="spellEnd"/>
-      <w:r>
-        <w:rPr>
-          <w:rFonts w:ascii="Times New Roman" w:hAnsi="Times New Roman" w:cs="Times New Roman"/>
-        </w:rPr>
-        <w:t xml:space="preserve"> Aviation Safety. [Online]. Available: </w:t>
+        <w:t xml:space="preserve"> "Lightning Strikes: Protection, Inspection, and Repair," SKYbrary Aviation Safety. [Online]. Available: </w:t>
       </w:r>
       <w:hyperlink r:id="rId21" w:history="1">
         <w:r>
@@ -29575,21 +28662,7 @@
         <w:rPr>
           <w:rFonts w:ascii="Times New Roman" w:hAnsi="Times New Roman" w:cs="Times New Roman"/>
         </w:rPr>
-        <w:t xml:space="preserve"> J. A. </w:t>
-      </w:r>
-      <w:proofErr w:type="spellStart"/>
-      <w:r>
-        <w:rPr>
-          <w:rFonts w:ascii="Times New Roman" w:hAnsi="Times New Roman" w:cs="Times New Roman"/>
-        </w:rPr>
-        <w:t>Riousset</w:t>
-      </w:r>
-      <w:proofErr w:type="spellEnd"/>
-      <w:r>
-        <w:rPr>
-          <w:rFonts w:ascii="Times New Roman" w:hAnsi="Times New Roman" w:cs="Times New Roman"/>
-        </w:rPr>
-        <w:t>, "A Generalized Townsend's Theory for Paschen Curves in Planar, Cylindrical, and Spherical Geometries in Planetary Atmospheres," J. Geophys. Res. Atmos., vol. 129, Apr. 2024.</w:t>
+        <w:t xml:space="preserve"> J. A. Riousset, "A Generalized Townsend's Theory for Paschen Curves in Planar, Cylindrical, and Spherical Geometries in Planetary Atmospheres," J. Geophys. Res. Atmos., vol. 129, Apr. 2024.</w:t>
       </w:r>
     </w:p>
     <w:p>
@@ -29767,21 +28840,7 @@
         <w:rPr>
           <w:rFonts w:ascii="Times New Roman" w:hAnsi="Times New Roman" w:cs="Times New Roman"/>
         </w:rPr>
-        <w:t xml:space="preserve"> F. J. </w:t>
-      </w:r>
-      <w:proofErr w:type="spellStart"/>
-      <w:r>
-        <w:rPr>
-          <w:rFonts w:ascii="Times New Roman" w:hAnsi="Times New Roman" w:cs="Times New Roman"/>
-        </w:rPr>
-        <w:t>Merceret</w:t>
-      </w:r>
-      <w:proofErr w:type="spellEnd"/>
-      <w:r>
-        <w:rPr>
-          <w:rFonts w:ascii="Times New Roman" w:hAnsi="Times New Roman" w:cs="Times New Roman"/>
-        </w:rPr>
-        <w:t xml:space="preserve"> et al., "A History of the Lightning Launch Commit Criteria," NASA/SP-2010-216283, NASA Kennedy Space Center, 2010. [Online]. Available: </w:t>
+        <w:t xml:space="preserve"> F. J. Merceret et al., "A History of the Lightning Launch Commit Criteria," NASA/SP-2010-216283, NASA Kennedy Space Center, 2010. [Online]. Available: </w:t>
       </w:r>
       <w:hyperlink r:id="rId27" w:history="1">
         <w:r>
@@ -29812,21 +28871,7 @@
         <w:rPr>
           <w:rFonts w:ascii="Times New Roman" w:hAnsi="Times New Roman" w:cs="Times New Roman"/>
         </w:rPr>
-        <w:t xml:space="preserve"> F. J. </w:t>
-      </w:r>
-      <w:proofErr w:type="spellStart"/>
-      <w:r>
-        <w:rPr>
-          <w:rFonts w:ascii="Times New Roman" w:hAnsi="Times New Roman" w:cs="Times New Roman"/>
-        </w:rPr>
-        <w:t>Merceret</w:t>
-      </w:r>
-      <w:proofErr w:type="spellEnd"/>
-      <w:r>
-        <w:rPr>
-          <w:rFonts w:ascii="Times New Roman" w:hAnsi="Times New Roman" w:cs="Times New Roman"/>
-        </w:rPr>
-        <w:t xml:space="preserve"> et al., "Rationales for the Lightning Launch Commit Criteria," NASA/TP-2016-219439, NASA Kennedy Space Center, 2017. [Online]. Available: </w:t>
+        <w:t xml:space="preserve"> F. J. Merceret et al., "Rationales for the Lightning Launch Commit Criteria," NASA/TP-2016-219439, NASA Kennedy Space Center, 2017. [Online]. Available: </w:t>
       </w:r>
       <w:hyperlink r:id="rId28" w:history="1">
         <w:r>
@@ -29857,21 +28902,7 @@
         <w:rPr>
           <w:rFonts w:ascii="Times New Roman" w:hAnsi="Times New Roman" w:cs="Times New Roman"/>
         </w:rPr>
-        <w:t xml:space="preserve"> A. </w:t>
-      </w:r>
-      <w:proofErr w:type="spellStart"/>
-      <w:r>
-        <w:rPr>
-          <w:rFonts w:ascii="Times New Roman" w:hAnsi="Times New Roman" w:cs="Times New Roman"/>
-        </w:rPr>
-        <w:t>Haklander</w:t>
-      </w:r>
-      <w:proofErr w:type="spellEnd"/>
-      <w:r>
-        <w:rPr>
-          <w:rFonts w:ascii="Times New Roman" w:hAnsi="Times New Roman" w:cs="Times New Roman"/>
-        </w:rPr>
-        <w:t xml:space="preserve"> and A. Van Delden, "Thunderstorm predictors and their forecast skill for the Netherlands," Atmospheric Research, vol. 67-68, pp. 273-299, 2003.</w:t>
+        <w:t xml:space="preserve"> A. Haklander and A. Van Delden, "Thunderstorm predictors and their forecast skill for the Netherlands," Atmospheric Research, vol. 67-68, pp. 273-299, 2003.</w:t>
       </w:r>
     </w:p>
     <w:p>
@@ -29903,7 +28934,6 @@
       </w:pgBorders>
       <w:pgNumType w:start="0"/>
       <w:cols w:space="708"/>
-      <w:vAlign w:val="center"/>
       <w:titlePg/>
       <w:docGrid w:linePitch="360"/>
     </w:sectPr>
@@ -33751,7 +32781,6 @@
   <w:style w:type="character" w:default="1" w:styleId="DefaultParagraphFont">
     <w:name w:val="Default Paragraph Font"/>
     <w:uiPriority w:val="1"/>
-    <w:semiHidden/>
     <w:unhideWhenUsed/>
   </w:style>
   <w:style w:type="table" w:default="1" w:styleId="TableNormal">

--- a/docs/AirLume_draftv4.docx
+++ b/docs/AirLume_draftv4.docx
@@ -195,7 +195,7 @@
               <w:szCs w:val="24"/>
               <w:lang w:val="en-US"/>
             </w:rPr>
-            <w:t>This report examines the design, development, and testing of AirLume, a multi-language lightning prediction system. The system integrates real-time weather data with plasma physics calculations (Paschen's Law and Townsend Avalanche algorithms) to forecast lightning formation probability 2</w:t>
+            <w:t xml:space="preserve">This report examines the design, development, and testing of AirLume, a multi-language lightning prediction system. The system integrates real-time weather data with plasma physics calculations (Paschen's Law and Townsend Avalanche algorithms) to forecast lightning formation probability </w:t>
           </w:r>
           <w:r>
             <w:rPr>
@@ -205,7 +205,7 @@
               <w:szCs w:val="24"/>
               <w:lang w:val="en-US"/>
             </w:rPr>
-            <w:t>-</w:t>
+            <w:t>30-40 minutes</w:t>
           </w:r>
           <w:r>
             <w:rPr>
@@ -215,7 +215,7 @@
               <w:szCs w:val="24"/>
               <w:lang w:val="en-US"/>
             </w:rPr>
-            <w:t>4 hours in advance along specific flight routes. The report documents the iterative design process through three architectural iterations, describes the five-component system architecture (Python weather layer, C physics engine, Python ML enhancement, Ada safety monitor, and Jakarta EE web interface), and presents comprehensive testing results validating system performance against project criteria.</w:t>
+            <w:t xml:space="preserve"> in advance along specific flight routes. The report documents the iterative design process through three architectural iterations, describes the five-component system architecture (Python weather layer, C physics engine, Python ML enhancement, Ada safety monitor, and Jakarta EE web interface), and presents comprehensive testing results validating system performance against project criteria.</w:t>
           </w:r>
         </w:p>
         <w:p>
@@ -8533,7 +8533,23 @@
           <w:sz w:val="24"/>
           <w:szCs w:val="24"/>
         </w:rPr>
-        <w:t>Current aviation lightning detection systems are reactive rather than predictive. Existing weather radar and strike detection networks only identify lightning after it occurs, providing no advance warning for route optimization. This reactive approach forces pilots to use broad-area avoidance, requiring detours of 100+ miles around entire storm systems. The gap this project addresses is the lack of predictive capability that could enable precise, route-specific lightning risk assessment 2-4 hours in advance.</w:t>
+        <w:t xml:space="preserve">Current aviation lightning detection systems are reactive rather than predictive. Existing weather radar and strike detection networks only identify lightning after it occurs, providing no advance warning for route optimization. This reactive approach forces pilots to use broad-area avoidance, requiring detours of 100+ miles around entire storm systems. The gap this project addresses is the lack of predictive capability that could enable precise, route-specific lightning risk assessment </w:t>
+      </w:r>
+      <w:r>
+        <w:rPr>
+          <w:rFonts w:ascii="Times New Roman" w:hAnsi="Times New Roman" w:cs="Times New Roman"/>
+          <w:sz w:val="24"/>
+          <w:szCs w:val="24"/>
+        </w:rPr>
+        <w:t>30-40 minutes</w:t>
+      </w:r>
+      <w:r>
+        <w:rPr>
+          <w:rFonts w:ascii="Times New Roman" w:hAnsi="Times New Roman" w:cs="Times New Roman"/>
+          <w:sz w:val="24"/>
+          <w:szCs w:val="24"/>
+        </w:rPr>
+        <w:t xml:space="preserve"> in advance.</w:t>
       </w:r>
     </w:p>
     <w:p>
@@ -13611,7 +13627,55 @@
           <w:sz w:val="24"/>
           <w:szCs w:val="24"/>
         </w:rPr>
-        <w:t>AirLume is a multi-language lightning prediction system for aviation safety. It analyzes real-time atmospheric conditions to forecast lightning formation probability 2-4 hours in advance along flight routes. The system combines plasma physics models with machine learning to generate risk assessments. Results are delivered through an enterprise web interface.</w:t>
+        <w:t xml:space="preserve">AirLume is a multi-language lightning prediction system for aviation safety. It analyzes real-time atmospheric conditions to forecast lightning formation probability </w:t>
+      </w:r>
+      <w:r>
+        <w:rPr>
+          <w:rFonts w:ascii="Times New Roman" w:hAnsi="Times New Roman" w:cs="Times New Roman"/>
+          <w:sz w:val="24"/>
+          <w:szCs w:val="24"/>
+        </w:rPr>
+        <w:t>30</w:t>
+      </w:r>
+      <w:r>
+        <w:rPr>
+          <w:rFonts w:ascii="Times New Roman" w:hAnsi="Times New Roman" w:cs="Times New Roman"/>
+          <w:sz w:val="24"/>
+          <w:szCs w:val="24"/>
+        </w:rPr>
+        <w:t>-4</w:t>
+      </w:r>
+      <w:r>
+        <w:rPr>
+          <w:rFonts w:ascii="Times New Roman" w:hAnsi="Times New Roman" w:cs="Times New Roman"/>
+          <w:sz w:val="24"/>
+          <w:szCs w:val="24"/>
+        </w:rPr>
+        <w:t>0</w:t>
+      </w:r>
+      <w:r>
+        <w:rPr>
+          <w:rFonts w:ascii="Times New Roman" w:hAnsi="Times New Roman" w:cs="Times New Roman"/>
+          <w:sz w:val="24"/>
+          <w:szCs w:val="24"/>
+        </w:rPr>
+        <w:t xml:space="preserve"> </w:t>
+      </w:r>
+      <w:r>
+        <w:rPr>
+          <w:rFonts w:ascii="Times New Roman" w:hAnsi="Times New Roman" w:cs="Times New Roman"/>
+          <w:sz w:val="24"/>
+          <w:szCs w:val="24"/>
+        </w:rPr>
+        <w:t>minutes</w:t>
+      </w:r>
+      <w:r>
+        <w:rPr>
+          <w:rFonts w:ascii="Times New Roman" w:hAnsi="Times New Roman" w:cs="Times New Roman"/>
+          <w:sz w:val="24"/>
+          <w:szCs w:val="24"/>
+        </w:rPr>
+        <w:t xml:space="preserve"> in advance along flight routes. The system combines plasma physics models with machine learning to generate risk assessments. Results are delivered through an enterprise web interface.</w:t>
       </w:r>
     </w:p>
     <w:p>
@@ -26653,7 +26717,23 @@
           <w:sz w:val="24"/>
           <w:szCs w:val="24"/>
         </w:rPr>
-        <w:t>AirLume was designed to address a critical gap in aviation safety: the absence of predictive lightning strike forecasting. The aviation industry spends approximately $2 billion annually on mandatory post-strike inspections, with 63% of strikes occurring in clear weather conditions that existing reactive detection systems cannot anticipate [1][2]. The project set out to build a multi-language lightning prediction system capable of forecasting lightning formation probability 2–4 hours in advance along specific flight routes, meeting six measurable success criteria.</w:t>
+        <w:t xml:space="preserve">AirLume was designed to address a critical gap in aviation safety: the absence of predictive lightning strike forecasting. The aviation industry spends approximately $2 billion annually on mandatory post-strike inspections, with 63% of strikes occurring in clear weather conditions that existing reactive detection systems cannot anticipate [1][2]. The project set out to build a multi-language lightning prediction system capable of forecasting lightning formation probability </w:t>
+      </w:r>
+      <w:r>
+        <w:rPr>
+          <w:rFonts w:ascii="Times New Roman" w:eastAsia="Arial" w:hAnsi="Times New Roman" w:cs="Times New Roman"/>
+          <w:sz w:val="24"/>
+          <w:szCs w:val="24"/>
+        </w:rPr>
+        <w:t>30-40 minutes</w:t>
+      </w:r>
+      <w:r>
+        <w:rPr>
+          <w:rFonts w:ascii="Times New Roman" w:eastAsia="Arial" w:hAnsi="Times New Roman" w:cs="Times New Roman"/>
+          <w:sz w:val="24"/>
+          <w:szCs w:val="24"/>
+        </w:rPr>
+        <w:t xml:space="preserve"> in advance along specific flight routes, meeting six measurable success criteria.</w:t>
       </w:r>
     </w:p>
     <w:p>
@@ -28502,8 +28582,8 @@
           <w:rFonts w:ascii="Times New Roman" w:hAnsi="Times New Roman" w:cs="Times New Roman"/>
         </w:rPr>
       </w:pPr>
-      <w:bookmarkStart w:id="75" w:name="_Hlk209904519"/>
-      <w:bookmarkStart w:id="76" w:name="_Toc227337520"/>
+      <w:bookmarkStart w:id="75" w:name="_Toc227337520"/>
+      <w:bookmarkStart w:id="76" w:name="_Hlk209904519"/>
       <w:r>
         <w:rPr>
           <w:rFonts w:ascii="Times New Roman" w:hAnsi="Times New Roman" w:cs="Times New Roman"/>
@@ -28511,7 +28591,7 @@
         <w:lastRenderedPageBreak/>
         <w:t>REFERENCES</w:t>
       </w:r>
-      <w:bookmarkEnd w:id="76"/>
+      <w:bookmarkEnd w:id="75"/>
       <w:r>
         <w:rPr>
           <w:rFonts w:ascii="Times New Roman" w:hAnsi="Times New Roman" w:cs="Times New Roman"/>
@@ -28758,7 +28838,7 @@
         </w:r>
       </w:hyperlink>
     </w:p>
-    <w:bookmarkEnd w:id="75"/>
+    <w:bookmarkEnd w:id="76"/>
     <w:p>
       <w:pPr>
         <w:jc w:val="both"/>
@@ -32781,6 +32861,7 @@
   <w:style w:type="character" w:default="1" w:styleId="DefaultParagraphFont">
     <w:name w:val="Default Paragraph Font"/>
     <w:uiPriority w:val="1"/>
+    <w:semiHidden/>
     <w:unhideWhenUsed/>
   </w:style>
   <w:style w:type="table" w:default="1" w:styleId="TableNormal">

--- a/docs/AirLume_draftv4.docx
+++ b/docs/AirLume_draftv4.docx
@@ -1042,26 +1042,6 @@
               <w:sz w:val="24"/>
               <w:szCs w:val="24"/>
             </w:rPr>
-            <w:t>Signed: ________________</w:t>
-          </w:r>
-        </w:p>
-        <w:p>
-          <w:pPr>
-            <w:jc w:val="center"/>
-            <w:rPr>
-              <w:rFonts w:ascii="Times New Roman" w:hAnsi="Times New Roman" w:cs="Times New Roman"/>
-              <w:iCs/>
-              <w:sz w:val="24"/>
-              <w:szCs w:val="24"/>
-            </w:rPr>
-          </w:pPr>
-          <w:r>
-            <w:rPr>
-              <w:rFonts w:ascii="Times New Roman" w:hAnsi="Times New Roman" w:cs="Times New Roman"/>
-              <w:iCs/>
-              <w:sz w:val="24"/>
-              <w:szCs w:val="24"/>
-            </w:rPr>
             <w:t>Tisha Patel</w:t>
           </w:r>
         </w:p>
@@ -1093,6 +1073,17 @@
             </w:rPr>
             <w:t>April 17, 2026</w:t>
           </w:r>
+        </w:p>
+        <w:p>
+          <w:pPr>
+            <w:jc w:val="center"/>
+            <w:rPr>
+              <w:rFonts w:ascii="Times New Roman" w:hAnsi="Times New Roman" w:cs="Times New Roman"/>
+              <w:iCs/>
+              <w:sz w:val="24"/>
+              <w:szCs w:val="24"/>
+            </w:rPr>
+          </w:pPr>
         </w:p>
         <w:p>
           <w:pPr>
@@ -1371,8 +1362,17 @@
               <w:rFonts w:ascii="Times New Roman" w:hAnsi="Times New Roman" w:cs="Times New Roman"/>
               <w:sz w:val="24"/>
             </w:rPr>
-            <w:t>% prediction accuracy on historical lightning data, with real-time route analysis averaging 88.2 ms</w:t>
+            <w:t xml:space="preserve">% prediction accuracy on historical lightning data, with real-time route analysis averaging 88.2 </w:t>
           </w:r>
+          <w:proofErr w:type="spellStart"/>
+          <w:r>
+            <w:rPr>
+              <w:rFonts w:ascii="Times New Roman" w:hAnsi="Times New Roman" w:cs="Times New Roman"/>
+              <w:sz w:val="24"/>
+            </w:rPr>
+            <w:t>ms</w:t>
+          </w:r>
+          <w:proofErr w:type="spellEnd"/>
         </w:p>
         <w:p>
           <w:pPr>
@@ -1512,7 +1512,7 @@
         </w:p>
         <w:p>
           <w:pPr>
-            <w:jc w:val="both"/>
+            <w:jc w:val="center"/>
             <w:rPr>
               <w:rFonts w:ascii="Times New Roman" w:hAnsi="Times New Roman" w:cs="Times New Roman"/>
               <w:iCs/>
@@ -1588,7 +1588,7 @@
             </w:rPr>
             <w:fldChar w:fldCharType="separate"/>
           </w:r>
-          <w:hyperlink w:anchor="_Toc227337470" w:history="1">
+          <w:hyperlink w:anchor="_Toc228190475" w:history="1">
             <w:r>
               <w:rPr>
                 <w:rStyle w:val="Hyperlink"/>
@@ -1616,7 +1616,7 @@
                 <w:noProof/>
                 <w:webHidden/>
               </w:rPr>
-              <w:instrText xml:space="preserve"> PAGEREF _Toc227337470 \h </w:instrText>
+              <w:instrText xml:space="preserve"> PAGEREF _Toc228190475 \h </w:instrText>
             </w:r>
             <w:r>
               <w:rPr>
@@ -1661,7 +1661,7 @@
               <w:lang w:eastAsia="en-CA"/>
             </w:rPr>
           </w:pPr>
-          <w:hyperlink w:anchor="_Toc227337471" w:history="1">
+          <w:hyperlink w:anchor="_Toc228190476" w:history="1">
             <w:r>
               <w:rPr>
                 <w:rStyle w:val="Hyperlink"/>
@@ -1689,7 +1689,7 @@
                 <w:noProof/>
                 <w:webHidden/>
               </w:rPr>
-              <w:instrText xml:space="preserve"> PAGEREF _Toc227337471 \h </w:instrText>
+              <w:instrText xml:space="preserve"> PAGEREF _Toc228190476 \h </w:instrText>
             </w:r>
             <w:r>
               <w:rPr>
@@ -1734,7 +1734,7 @@
               <w:lang w:eastAsia="en-CA"/>
             </w:rPr>
           </w:pPr>
-          <w:hyperlink w:anchor="_Toc227337472" w:history="1">
+          <w:hyperlink w:anchor="_Toc228190477" w:history="1">
             <w:r>
               <w:rPr>
                 <w:rStyle w:val="Hyperlink"/>
@@ -1762,7 +1762,7 @@
                 <w:noProof/>
                 <w:webHidden/>
               </w:rPr>
-              <w:instrText xml:space="preserve"> PAGEREF _Toc227337472 \h </w:instrText>
+              <w:instrText xml:space="preserve"> PAGEREF _Toc228190477 \h </w:instrText>
             </w:r>
             <w:r>
               <w:rPr>
@@ -1807,7 +1807,7 @@
               <w:lang w:eastAsia="en-CA"/>
             </w:rPr>
           </w:pPr>
-          <w:hyperlink w:anchor="_Toc227337473" w:history="1">
+          <w:hyperlink w:anchor="_Toc228190478" w:history="1">
             <w:r>
               <w:rPr>
                 <w:rStyle w:val="Hyperlink"/>
@@ -1835,7 +1835,7 @@
                 <w:noProof/>
                 <w:webHidden/>
               </w:rPr>
-              <w:instrText xml:space="preserve"> PAGEREF _Toc227337473 \h </w:instrText>
+              <w:instrText xml:space="preserve"> PAGEREF _Toc228190478 \h </w:instrText>
             </w:r>
             <w:r>
               <w:rPr>
@@ -1880,7 +1880,7 @@
               <w:lang w:eastAsia="en-CA"/>
             </w:rPr>
           </w:pPr>
-          <w:hyperlink w:anchor="_Toc227337474" w:history="1">
+          <w:hyperlink w:anchor="_Toc228190479" w:history="1">
             <w:r>
               <w:rPr>
                 <w:rStyle w:val="Hyperlink"/>
@@ -1908,7 +1908,7 @@
                 <w:noProof/>
                 <w:webHidden/>
               </w:rPr>
-              <w:instrText xml:space="preserve"> PAGEREF _Toc227337474 \h </w:instrText>
+              <w:instrText xml:space="preserve"> PAGEREF _Toc228190479 \h </w:instrText>
             </w:r>
             <w:r>
               <w:rPr>
@@ -1953,7 +1953,7 @@
               <w:lang w:eastAsia="en-CA"/>
             </w:rPr>
           </w:pPr>
-          <w:hyperlink w:anchor="_Toc227337475" w:history="1">
+          <w:hyperlink w:anchor="_Toc228190480" w:history="1">
             <w:r>
               <w:rPr>
                 <w:rStyle w:val="Hyperlink"/>
@@ -1981,7 +1981,7 @@
                 <w:noProof/>
                 <w:webHidden/>
               </w:rPr>
-              <w:instrText xml:space="preserve"> PAGEREF _Toc227337475 \h </w:instrText>
+              <w:instrText xml:space="preserve"> PAGEREF _Toc228190480 \h </w:instrText>
             </w:r>
             <w:r>
               <w:rPr>
@@ -2026,7 +2026,7 @@
               <w:lang w:eastAsia="en-CA"/>
             </w:rPr>
           </w:pPr>
-          <w:hyperlink w:anchor="_Toc227337476" w:history="1">
+          <w:hyperlink w:anchor="_Toc228190481" w:history="1">
             <w:r>
               <w:rPr>
                 <w:rStyle w:val="Hyperlink"/>
@@ -2054,7 +2054,7 @@
                 <w:noProof/>
                 <w:webHidden/>
               </w:rPr>
-              <w:instrText xml:space="preserve"> PAGEREF _Toc227337476 \h </w:instrText>
+              <w:instrText xml:space="preserve"> PAGEREF _Toc228190481 \h </w:instrText>
             </w:r>
             <w:r>
               <w:rPr>
@@ -2099,7 +2099,7 @@
               <w:lang w:eastAsia="en-CA"/>
             </w:rPr>
           </w:pPr>
-          <w:hyperlink w:anchor="_Toc227337477" w:history="1">
+          <w:hyperlink w:anchor="_Toc228190482" w:history="1">
             <w:r>
               <w:rPr>
                 <w:rStyle w:val="Hyperlink"/>
@@ -2127,7 +2127,7 @@
                 <w:noProof/>
                 <w:webHidden/>
               </w:rPr>
-              <w:instrText xml:space="preserve"> PAGEREF _Toc227337477 \h </w:instrText>
+              <w:instrText xml:space="preserve"> PAGEREF _Toc228190482 \h </w:instrText>
             </w:r>
             <w:r>
               <w:rPr>
@@ -2172,7 +2172,7 @@
               <w:lang w:eastAsia="en-CA"/>
             </w:rPr>
           </w:pPr>
-          <w:hyperlink w:anchor="_Toc227337478" w:history="1">
+          <w:hyperlink w:anchor="_Toc228190483" w:history="1">
             <w:r>
               <w:rPr>
                 <w:rStyle w:val="Hyperlink"/>
@@ -2200,7 +2200,7 @@
                 <w:noProof/>
                 <w:webHidden/>
               </w:rPr>
-              <w:instrText xml:space="preserve"> PAGEREF _Toc227337478 \h </w:instrText>
+              <w:instrText xml:space="preserve"> PAGEREF _Toc228190483 \h </w:instrText>
             </w:r>
             <w:r>
               <w:rPr>
@@ -2245,7 +2245,7 @@
               <w:lang w:eastAsia="en-CA"/>
             </w:rPr>
           </w:pPr>
-          <w:hyperlink w:anchor="_Toc227337479" w:history="1">
+          <w:hyperlink w:anchor="_Toc228190484" w:history="1">
             <w:r>
               <w:rPr>
                 <w:rStyle w:val="Hyperlink"/>
@@ -2273,7 +2273,7 @@
                 <w:noProof/>
                 <w:webHidden/>
               </w:rPr>
-              <w:instrText xml:space="preserve"> PAGEREF _Toc227337479 \h </w:instrText>
+              <w:instrText xml:space="preserve"> PAGEREF _Toc228190484 \h </w:instrText>
             </w:r>
             <w:r>
               <w:rPr>
@@ -2318,7 +2318,7 @@
               <w:lang w:eastAsia="en-CA"/>
             </w:rPr>
           </w:pPr>
-          <w:hyperlink w:anchor="_Toc227337480" w:history="1">
+          <w:hyperlink w:anchor="_Toc228190485" w:history="1">
             <w:r>
               <w:rPr>
                 <w:rStyle w:val="Hyperlink"/>
@@ -2346,7 +2346,7 @@
                 <w:noProof/>
                 <w:webHidden/>
               </w:rPr>
-              <w:instrText xml:space="preserve"> PAGEREF _Toc227337480 \h </w:instrText>
+              <w:instrText xml:space="preserve"> PAGEREF _Toc228190485 \h </w:instrText>
             </w:r>
             <w:r>
               <w:rPr>
@@ -2391,7 +2391,7 @@
               <w:lang w:eastAsia="en-CA"/>
             </w:rPr>
           </w:pPr>
-          <w:hyperlink w:anchor="_Toc227337481" w:history="1">
+          <w:hyperlink w:anchor="_Toc228190486" w:history="1">
             <w:r>
               <w:rPr>
                 <w:rStyle w:val="Hyperlink"/>
@@ -2419,7 +2419,7 @@
                 <w:noProof/>
                 <w:webHidden/>
               </w:rPr>
-              <w:instrText xml:space="preserve"> PAGEREF _Toc227337481 \h </w:instrText>
+              <w:instrText xml:space="preserve"> PAGEREF _Toc228190486 \h </w:instrText>
             </w:r>
             <w:r>
               <w:rPr>
@@ -2464,7 +2464,7 @@
               <w:lang w:eastAsia="en-CA"/>
             </w:rPr>
           </w:pPr>
-          <w:hyperlink w:anchor="_Toc227337482" w:history="1">
+          <w:hyperlink w:anchor="_Toc228190487" w:history="1">
             <w:r>
               <w:rPr>
                 <w:rStyle w:val="Hyperlink"/>
@@ -2492,7 +2492,7 @@
                 <w:noProof/>
                 <w:webHidden/>
               </w:rPr>
-              <w:instrText xml:space="preserve"> PAGEREF _Toc227337482 \h </w:instrText>
+              <w:instrText xml:space="preserve"> PAGEREF _Toc228190487 \h </w:instrText>
             </w:r>
             <w:r>
               <w:rPr>
@@ -2537,7 +2537,7 @@
               <w:lang w:eastAsia="en-CA"/>
             </w:rPr>
           </w:pPr>
-          <w:hyperlink w:anchor="_Toc227337483" w:history="1">
+          <w:hyperlink w:anchor="_Toc228190488" w:history="1">
             <w:r>
               <w:rPr>
                 <w:rStyle w:val="Hyperlink"/>
@@ -2566,7 +2566,7 @@
                 <w:noProof/>
                 <w:webHidden/>
               </w:rPr>
-              <w:instrText xml:space="preserve"> PAGEREF _Toc227337483 \h </w:instrText>
+              <w:instrText xml:space="preserve"> PAGEREF _Toc228190488 \h </w:instrText>
             </w:r>
             <w:r>
               <w:rPr>
@@ -2611,7 +2611,7 @@
               <w:lang w:eastAsia="en-CA"/>
             </w:rPr>
           </w:pPr>
-          <w:hyperlink w:anchor="_Toc227337484" w:history="1">
+          <w:hyperlink w:anchor="_Toc228190489" w:history="1">
             <w:r>
               <w:rPr>
                 <w:rStyle w:val="Hyperlink"/>
@@ -2640,7 +2640,7 @@
                 <w:noProof/>
                 <w:webHidden/>
               </w:rPr>
-              <w:instrText xml:space="preserve"> PAGEREF _Toc227337484 \h </w:instrText>
+              <w:instrText xml:space="preserve"> PAGEREF _Toc228190489 \h </w:instrText>
             </w:r>
             <w:r>
               <w:rPr>
@@ -2685,7 +2685,7 @@
               <w:lang w:eastAsia="en-CA"/>
             </w:rPr>
           </w:pPr>
-          <w:hyperlink w:anchor="_Toc227337485" w:history="1">
+          <w:hyperlink w:anchor="_Toc228190490" w:history="1">
             <w:r>
               <w:rPr>
                 <w:rStyle w:val="Hyperlink"/>
@@ -2714,7 +2714,7 @@
                 <w:noProof/>
                 <w:webHidden/>
               </w:rPr>
-              <w:instrText xml:space="preserve"> PAGEREF _Toc227337485 \h </w:instrText>
+              <w:instrText xml:space="preserve"> PAGEREF _Toc228190490 \h </w:instrText>
             </w:r>
             <w:r>
               <w:rPr>
@@ -2759,7 +2759,7 @@
               <w:lang w:eastAsia="en-CA"/>
             </w:rPr>
           </w:pPr>
-          <w:hyperlink w:anchor="_Toc227337486" w:history="1">
+          <w:hyperlink w:anchor="_Toc228190491" w:history="1">
             <w:r>
               <w:rPr>
                 <w:rStyle w:val="Hyperlink"/>
@@ -2787,7 +2787,7 @@
                 <w:noProof/>
                 <w:webHidden/>
               </w:rPr>
-              <w:instrText xml:space="preserve"> PAGEREF _Toc227337486 \h </w:instrText>
+              <w:instrText xml:space="preserve"> PAGEREF _Toc228190491 \h </w:instrText>
             </w:r>
             <w:r>
               <w:rPr>
@@ -2832,7 +2832,7 @@
               <w:lang w:eastAsia="en-CA"/>
             </w:rPr>
           </w:pPr>
-          <w:hyperlink w:anchor="_Toc227337487" w:history="1">
+          <w:hyperlink w:anchor="_Toc228190492" w:history="1">
             <w:r>
               <w:rPr>
                 <w:rStyle w:val="Hyperlink"/>
@@ -2861,7 +2861,7 @@
                 <w:noProof/>
                 <w:webHidden/>
               </w:rPr>
-              <w:instrText xml:space="preserve"> PAGEREF _Toc227337487 \h </w:instrText>
+              <w:instrText xml:space="preserve"> PAGEREF _Toc228190492 \h </w:instrText>
             </w:r>
             <w:r>
               <w:rPr>
@@ -2906,7 +2906,7 @@
               <w:lang w:eastAsia="en-CA"/>
             </w:rPr>
           </w:pPr>
-          <w:hyperlink w:anchor="_Toc227337488" w:history="1">
+          <w:hyperlink w:anchor="_Toc228190493" w:history="1">
             <w:r>
               <w:rPr>
                 <w:rStyle w:val="Hyperlink"/>
@@ -2935,7 +2935,7 @@
                 <w:noProof/>
                 <w:webHidden/>
               </w:rPr>
-              <w:instrText xml:space="preserve"> PAGEREF _Toc227337488 \h </w:instrText>
+              <w:instrText xml:space="preserve"> PAGEREF _Toc228190493 \h </w:instrText>
             </w:r>
             <w:r>
               <w:rPr>
@@ -2980,7 +2980,7 @@
               <w:lang w:eastAsia="en-CA"/>
             </w:rPr>
           </w:pPr>
-          <w:hyperlink w:anchor="_Toc227337489" w:history="1">
+          <w:hyperlink w:anchor="_Toc228190494" w:history="1">
             <w:r>
               <w:rPr>
                 <w:rStyle w:val="Hyperlink"/>
@@ -3009,7 +3009,7 @@
                 <w:noProof/>
                 <w:webHidden/>
               </w:rPr>
-              <w:instrText xml:space="preserve"> PAGEREF _Toc227337489 \h </w:instrText>
+              <w:instrText xml:space="preserve"> PAGEREF _Toc228190494 \h </w:instrText>
             </w:r>
             <w:r>
               <w:rPr>
@@ -3054,7 +3054,7 @@
               <w:lang w:eastAsia="en-CA"/>
             </w:rPr>
           </w:pPr>
-          <w:hyperlink w:anchor="_Toc227337490" w:history="1">
+          <w:hyperlink w:anchor="_Toc228190495" w:history="1">
             <w:r>
               <w:rPr>
                 <w:rStyle w:val="Hyperlink"/>
@@ -3083,7 +3083,7 @@
                 <w:noProof/>
                 <w:webHidden/>
               </w:rPr>
-              <w:instrText xml:space="preserve"> PAGEREF _Toc227337490 \h </w:instrText>
+              <w:instrText xml:space="preserve"> PAGEREF _Toc228190495 \h </w:instrText>
             </w:r>
             <w:r>
               <w:rPr>
@@ -3128,7 +3128,7 @@
               <w:lang w:eastAsia="en-CA"/>
             </w:rPr>
           </w:pPr>
-          <w:hyperlink w:anchor="_Toc227337491" w:history="1">
+          <w:hyperlink w:anchor="_Toc228190496" w:history="1">
             <w:r>
               <w:rPr>
                 <w:rStyle w:val="Hyperlink"/>
@@ -3157,7 +3157,7 @@
                 <w:noProof/>
                 <w:webHidden/>
               </w:rPr>
-              <w:instrText xml:space="preserve"> PAGEREF _Toc227337491 \h </w:instrText>
+              <w:instrText xml:space="preserve"> PAGEREF _Toc228190496 \h </w:instrText>
             </w:r>
             <w:r>
               <w:rPr>
@@ -3202,7 +3202,7 @@
               <w:lang w:eastAsia="en-CA"/>
             </w:rPr>
           </w:pPr>
-          <w:hyperlink w:anchor="_Toc227337492" w:history="1">
+          <w:hyperlink w:anchor="_Toc228190497" w:history="1">
             <w:r>
               <w:rPr>
                 <w:rStyle w:val="Hyperlink"/>
@@ -3231,7 +3231,7 @@
                 <w:noProof/>
                 <w:webHidden/>
               </w:rPr>
-              <w:instrText xml:space="preserve"> PAGEREF _Toc227337492 \h </w:instrText>
+              <w:instrText xml:space="preserve"> PAGEREF _Toc228190497 \h </w:instrText>
             </w:r>
             <w:r>
               <w:rPr>
@@ -3276,7 +3276,7 @@
               <w:lang w:eastAsia="en-CA"/>
             </w:rPr>
           </w:pPr>
-          <w:hyperlink w:anchor="_Toc227337493" w:history="1">
+          <w:hyperlink w:anchor="_Toc228190498" w:history="1">
             <w:r>
               <w:rPr>
                 <w:rStyle w:val="Hyperlink"/>
@@ -3305,7 +3305,7 @@
                 <w:noProof/>
                 <w:webHidden/>
               </w:rPr>
-              <w:instrText xml:space="preserve"> PAGEREF _Toc227337493 \h </w:instrText>
+              <w:instrText xml:space="preserve"> PAGEREF _Toc228190498 \h </w:instrText>
             </w:r>
             <w:r>
               <w:rPr>
@@ -3350,7 +3350,7 @@
               <w:lang w:eastAsia="en-CA"/>
             </w:rPr>
           </w:pPr>
-          <w:hyperlink w:anchor="_Toc227337494" w:history="1">
+          <w:hyperlink w:anchor="_Toc228190499" w:history="1">
             <w:r>
               <w:rPr>
                 <w:rStyle w:val="Hyperlink"/>
@@ -3379,7 +3379,7 @@
                 <w:noProof/>
                 <w:webHidden/>
               </w:rPr>
-              <w:instrText xml:space="preserve"> PAGEREF _Toc227337494 \h </w:instrText>
+              <w:instrText xml:space="preserve"> PAGEREF _Toc228190499 \h </w:instrText>
             </w:r>
             <w:r>
               <w:rPr>
@@ -3424,7 +3424,7 @@
               <w:lang w:eastAsia="en-CA"/>
             </w:rPr>
           </w:pPr>
-          <w:hyperlink w:anchor="_Toc227337495" w:history="1">
+          <w:hyperlink w:anchor="_Toc228190500" w:history="1">
             <w:r>
               <w:rPr>
                 <w:rStyle w:val="Hyperlink"/>
@@ -3453,7 +3453,7 @@
                 <w:noProof/>
                 <w:webHidden/>
               </w:rPr>
-              <w:instrText xml:space="preserve"> PAGEREF _Toc227337495 \h </w:instrText>
+              <w:instrText xml:space="preserve"> PAGEREF _Toc228190500 \h </w:instrText>
             </w:r>
             <w:r>
               <w:rPr>
@@ -3498,7 +3498,7 @@
               <w:lang w:eastAsia="en-CA"/>
             </w:rPr>
           </w:pPr>
-          <w:hyperlink w:anchor="_Toc227337496" w:history="1">
+          <w:hyperlink w:anchor="_Toc228190501" w:history="1">
             <w:r>
               <w:rPr>
                 <w:rStyle w:val="Hyperlink"/>
@@ -3527,7 +3527,7 @@
                 <w:noProof/>
                 <w:webHidden/>
               </w:rPr>
-              <w:instrText xml:space="preserve"> PAGEREF _Toc227337496 \h </w:instrText>
+              <w:instrText xml:space="preserve"> PAGEREF _Toc228190501 \h </w:instrText>
             </w:r>
             <w:r>
               <w:rPr>
@@ -3572,7 +3572,7 @@
               <w:lang w:eastAsia="en-CA"/>
             </w:rPr>
           </w:pPr>
-          <w:hyperlink w:anchor="_Toc227337497" w:history="1">
+          <w:hyperlink w:anchor="_Toc228190502" w:history="1">
             <w:r>
               <w:rPr>
                 <w:rStyle w:val="Hyperlink"/>
@@ -3601,7 +3601,7 @@
                 <w:noProof/>
                 <w:webHidden/>
               </w:rPr>
-              <w:instrText xml:space="preserve"> PAGEREF _Toc227337497 \h </w:instrText>
+              <w:instrText xml:space="preserve"> PAGEREF _Toc228190502 \h </w:instrText>
             </w:r>
             <w:r>
               <w:rPr>
@@ -3646,7 +3646,7 @@
               <w:lang w:eastAsia="en-CA"/>
             </w:rPr>
           </w:pPr>
-          <w:hyperlink w:anchor="_Toc227337498" w:history="1">
+          <w:hyperlink w:anchor="_Toc228190503" w:history="1">
             <w:r>
               <w:rPr>
                 <w:rStyle w:val="Hyperlink"/>
@@ -3675,7 +3675,7 @@
                 <w:noProof/>
                 <w:webHidden/>
               </w:rPr>
-              <w:instrText xml:space="preserve"> PAGEREF _Toc227337498 \h </w:instrText>
+              <w:instrText xml:space="preserve"> PAGEREF _Toc228190503 \h </w:instrText>
             </w:r>
             <w:r>
               <w:rPr>
@@ -3720,7 +3720,7 @@
               <w:lang w:eastAsia="en-CA"/>
             </w:rPr>
           </w:pPr>
-          <w:hyperlink w:anchor="_Toc227337499" w:history="1">
+          <w:hyperlink w:anchor="_Toc228190504" w:history="1">
             <w:r>
               <w:rPr>
                 <w:rStyle w:val="Hyperlink"/>
@@ -3749,7 +3749,7 @@
                 <w:noProof/>
                 <w:webHidden/>
               </w:rPr>
-              <w:instrText xml:space="preserve"> PAGEREF _Toc227337499 \h </w:instrText>
+              <w:instrText xml:space="preserve"> PAGEREF _Toc228190504 \h </w:instrText>
             </w:r>
             <w:r>
               <w:rPr>
@@ -3794,7 +3794,7 @@
               <w:lang w:eastAsia="en-CA"/>
             </w:rPr>
           </w:pPr>
-          <w:hyperlink w:anchor="_Toc227337500" w:history="1">
+          <w:hyperlink w:anchor="_Toc228190505" w:history="1">
             <w:r>
               <w:rPr>
                 <w:rStyle w:val="Hyperlink"/>
@@ -3822,7 +3822,7 @@
                 <w:noProof/>
                 <w:webHidden/>
               </w:rPr>
-              <w:instrText xml:space="preserve"> PAGEREF _Toc227337500 \h </w:instrText>
+              <w:instrText xml:space="preserve"> PAGEREF _Toc228190505 \h </w:instrText>
             </w:r>
             <w:r>
               <w:rPr>
@@ -3867,7 +3867,7 @@
               <w:lang w:eastAsia="en-CA"/>
             </w:rPr>
           </w:pPr>
-          <w:hyperlink w:anchor="_Toc227337501" w:history="1">
+          <w:hyperlink w:anchor="_Toc228190506" w:history="1">
             <w:r>
               <w:rPr>
                 <w:rStyle w:val="Hyperlink"/>
@@ -3895,7 +3895,7 @@
                 <w:noProof/>
                 <w:webHidden/>
               </w:rPr>
-              <w:instrText xml:space="preserve"> PAGEREF _Toc227337501 \h </w:instrText>
+              <w:instrText xml:space="preserve"> PAGEREF _Toc228190506 \h </w:instrText>
             </w:r>
             <w:r>
               <w:rPr>
@@ -3940,7 +3940,7 @@
               <w:lang w:eastAsia="en-CA"/>
             </w:rPr>
           </w:pPr>
-          <w:hyperlink w:anchor="_Toc227337502" w:history="1">
+          <w:hyperlink w:anchor="_Toc228190507" w:history="1">
             <w:r>
               <w:rPr>
                 <w:rStyle w:val="Hyperlink"/>
@@ -3968,7 +3968,7 @@
                 <w:noProof/>
                 <w:webHidden/>
               </w:rPr>
-              <w:instrText xml:space="preserve"> PAGEREF _Toc227337502 \h </w:instrText>
+              <w:instrText xml:space="preserve"> PAGEREF _Toc228190507 \h </w:instrText>
             </w:r>
             <w:r>
               <w:rPr>
@@ -4013,7 +4013,7 @@
               <w:lang w:eastAsia="en-CA"/>
             </w:rPr>
           </w:pPr>
-          <w:hyperlink w:anchor="_Toc227337503" w:history="1">
+          <w:hyperlink w:anchor="_Toc228190508" w:history="1">
             <w:r>
               <w:rPr>
                 <w:rStyle w:val="Hyperlink"/>
@@ -4041,7 +4041,7 @@
                 <w:noProof/>
                 <w:webHidden/>
               </w:rPr>
-              <w:instrText xml:space="preserve"> PAGEREF _Toc227337503 \h </w:instrText>
+              <w:instrText xml:space="preserve"> PAGEREF _Toc228190508 \h </w:instrText>
             </w:r>
             <w:r>
               <w:rPr>
@@ -4086,7 +4086,7 @@
               <w:lang w:eastAsia="en-CA"/>
             </w:rPr>
           </w:pPr>
-          <w:hyperlink w:anchor="_Toc227337504" w:history="1">
+          <w:hyperlink w:anchor="_Toc228190509" w:history="1">
             <w:r>
               <w:rPr>
                 <w:rStyle w:val="Hyperlink"/>
@@ -4114,7 +4114,7 @@
                 <w:noProof/>
                 <w:webHidden/>
               </w:rPr>
-              <w:instrText xml:space="preserve"> PAGEREF _Toc227337504 \h </w:instrText>
+              <w:instrText xml:space="preserve"> PAGEREF _Toc228190509 \h </w:instrText>
             </w:r>
             <w:r>
               <w:rPr>
@@ -4159,7 +4159,7 @@
               <w:lang w:eastAsia="en-CA"/>
             </w:rPr>
           </w:pPr>
-          <w:hyperlink w:anchor="_Toc227337505" w:history="1">
+          <w:hyperlink w:anchor="_Toc228190510" w:history="1">
             <w:r>
               <w:rPr>
                 <w:rStyle w:val="Hyperlink"/>
@@ -4187,7 +4187,7 @@
                 <w:noProof/>
                 <w:webHidden/>
               </w:rPr>
-              <w:instrText xml:space="preserve"> PAGEREF _Toc227337505 \h </w:instrText>
+              <w:instrText xml:space="preserve"> PAGEREF _Toc228190510 \h </w:instrText>
             </w:r>
             <w:r>
               <w:rPr>
@@ -4232,7 +4232,7 @@
               <w:lang w:eastAsia="en-CA"/>
             </w:rPr>
           </w:pPr>
-          <w:hyperlink w:anchor="_Toc227337506" w:history="1">
+          <w:hyperlink w:anchor="_Toc228190511" w:history="1">
             <w:r>
               <w:rPr>
                 <w:rStyle w:val="Hyperlink"/>
@@ -4260,7 +4260,7 @@
                 <w:noProof/>
                 <w:webHidden/>
               </w:rPr>
-              <w:instrText xml:space="preserve"> PAGEREF _Toc227337506 \h </w:instrText>
+              <w:instrText xml:space="preserve"> PAGEREF _Toc228190511 \h </w:instrText>
             </w:r>
             <w:r>
               <w:rPr>
@@ -4305,7 +4305,7 @@
               <w:lang w:eastAsia="en-CA"/>
             </w:rPr>
           </w:pPr>
-          <w:hyperlink w:anchor="_Toc227337507" w:history="1">
+          <w:hyperlink w:anchor="_Toc228190512" w:history="1">
             <w:r>
               <w:rPr>
                 <w:rStyle w:val="Hyperlink"/>
@@ -4333,7 +4333,7 @@
                 <w:noProof/>
                 <w:webHidden/>
               </w:rPr>
-              <w:instrText xml:space="preserve"> PAGEREF _Toc227337507 \h </w:instrText>
+              <w:instrText xml:space="preserve"> PAGEREF _Toc228190512 \h </w:instrText>
             </w:r>
             <w:r>
               <w:rPr>
@@ -4378,7 +4378,7 @@
               <w:lang w:eastAsia="en-CA"/>
             </w:rPr>
           </w:pPr>
-          <w:hyperlink w:anchor="_Toc227337508" w:history="1">
+          <w:hyperlink w:anchor="_Toc228190513" w:history="1">
             <w:r>
               <w:rPr>
                 <w:rStyle w:val="Hyperlink"/>
@@ -4406,7 +4406,7 @@
                 <w:noProof/>
                 <w:webHidden/>
               </w:rPr>
-              <w:instrText xml:space="preserve"> PAGEREF _Toc227337508 \h </w:instrText>
+              <w:instrText xml:space="preserve"> PAGEREF _Toc228190513 \h </w:instrText>
             </w:r>
             <w:r>
               <w:rPr>
@@ -4451,7 +4451,7 @@
               <w:lang w:eastAsia="en-CA"/>
             </w:rPr>
           </w:pPr>
-          <w:hyperlink w:anchor="_Toc227337509" w:history="1">
+          <w:hyperlink w:anchor="_Toc228190514" w:history="1">
             <w:r>
               <w:rPr>
                 <w:rStyle w:val="Hyperlink"/>
@@ -4479,7 +4479,7 @@
                 <w:noProof/>
                 <w:webHidden/>
               </w:rPr>
-              <w:instrText xml:space="preserve"> PAGEREF _Toc227337509 \h </w:instrText>
+              <w:instrText xml:space="preserve"> PAGEREF _Toc228190514 \h </w:instrText>
             </w:r>
             <w:r>
               <w:rPr>
@@ -4524,7 +4524,7 @@
               <w:lang w:eastAsia="en-CA"/>
             </w:rPr>
           </w:pPr>
-          <w:hyperlink w:anchor="_Toc227337510" w:history="1">
+          <w:hyperlink w:anchor="_Toc228190515" w:history="1">
             <w:r>
               <w:rPr>
                 <w:rStyle w:val="Hyperlink"/>
@@ -4552,7 +4552,7 @@
                 <w:noProof/>
                 <w:webHidden/>
               </w:rPr>
-              <w:instrText xml:space="preserve"> PAGEREF _Toc227337510 \h </w:instrText>
+              <w:instrText xml:space="preserve"> PAGEREF _Toc228190515 \h </w:instrText>
             </w:r>
             <w:r>
               <w:rPr>
@@ -4597,7 +4597,7 @@
               <w:lang w:eastAsia="en-CA"/>
             </w:rPr>
           </w:pPr>
-          <w:hyperlink w:anchor="_Toc227337511" w:history="1">
+          <w:hyperlink w:anchor="_Toc228190516" w:history="1">
             <w:r>
               <w:rPr>
                 <w:rStyle w:val="Hyperlink"/>
@@ -4625,7 +4625,7 @@
                 <w:noProof/>
                 <w:webHidden/>
               </w:rPr>
-              <w:instrText xml:space="preserve"> PAGEREF _Toc227337511 \h </w:instrText>
+              <w:instrText xml:space="preserve"> PAGEREF _Toc228190516 \h </w:instrText>
             </w:r>
             <w:r>
               <w:rPr>
@@ -4670,7 +4670,7 @@
               <w:lang w:eastAsia="en-CA"/>
             </w:rPr>
           </w:pPr>
-          <w:hyperlink w:anchor="_Toc227337512" w:history="1">
+          <w:hyperlink w:anchor="_Toc228190517" w:history="1">
             <w:r>
               <w:rPr>
                 <w:rStyle w:val="Hyperlink"/>
@@ -4698,7 +4698,7 @@
                 <w:noProof/>
                 <w:webHidden/>
               </w:rPr>
-              <w:instrText xml:space="preserve"> PAGEREF _Toc227337512 \h </w:instrText>
+              <w:instrText xml:space="preserve"> PAGEREF _Toc228190517 \h </w:instrText>
             </w:r>
             <w:r>
               <w:rPr>
@@ -4743,7 +4743,7 @@
               <w:lang w:eastAsia="en-CA"/>
             </w:rPr>
           </w:pPr>
-          <w:hyperlink w:anchor="_Toc227337513" w:history="1">
+          <w:hyperlink w:anchor="_Toc228190518" w:history="1">
             <w:r>
               <w:rPr>
                 <w:rStyle w:val="Hyperlink"/>
@@ -4771,7 +4771,7 @@
                 <w:noProof/>
                 <w:webHidden/>
               </w:rPr>
-              <w:instrText xml:space="preserve"> PAGEREF _Toc227337513 \h </w:instrText>
+              <w:instrText xml:space="preserve"> PAGEREF _Toc228190518 \h </w:instrText>
             </w:r>
             <w:r>
               <w:rPr>
@@ -4816,7 +4816,7 @@
               <w:lang w:eastAsia="en-CA"/>
             </w:rPr>
           </w:pPr>
-          <w:hyperlink w:anchor="_Toc227337514" w:history="1">
+          <w:hyperlink w:anchor="_Toc228190519" w:history="1">
             <w:r>
               <w:rPr>
                 <w:rStyle w:val="Hyperlink"/>
@@ -4844,7 +4844,7 @@
                 <w:noProof/>
                 <w:webHidden/>
               </w:rPr>
-              <w:instrText xml:space="preserve"> PAGEREF _Toc227337514 \h </w:instrText>
+              <w:instrText xml:space="preserve"> PAGEREF _Toc228190519 \h </w:instrText>
             </w:r>
             <w:r>
               <w:rPr>
@@ -4889,7 +4889,7 @@
               <w:lang w:eastAsia="en-CA"/>
             </w:rPr>
           </w:pPr>
-          <w:hyperlink w:anchor="_Toc227337515" w:history="1">
+          <w:hyperlink w:anchor="_Toc228190520" w:history="1">
             <w:r>
               <w:rPr>
                 <w:rStyle w:val="Hyperlink"/>
@@ -4917,7 +4917,7 @@
                 <w:noProof/>
                 <w:webHidden/>
               </w:rPr>
-              <w:instrText xml:space="preserve"> PAGEREF _Toc227337515 \h </w:instrText>
+              <w:instrText xml:space="preserve"> PAGEREF _Toc228190520 \h </w:instrText>
             </w:r>
             <w:r>
               <w:rPr>
@@ -4962,7 +4962,7 @@
               <w:lang w:eastAsia="en-CA"/>
             </w:rPr>
           </w:pPr>
-          <w:hyperlink w:anchor="_Toc227337516" w:history="1">
+          <w:hyperlink w:anchor="_Toc228190521" w:history="1">
             <w:r>
               <w:rPr>
                 <w:rStyle w:val="Hyperlink"/>
@@ -4990,7 +4990,7 @@
                 <w:noProof/>
                 <w:webHidden/>
               </w:rPr>
-              <w:instrText xml:space="preserve"> PAGEREF _Toc227337516 \h </w:instrText>
+              <w:instrText xml:space="preserve"> PAGEREF _Toc228190521 \h </w:instrText>
             </w:r>
             <w:r>
               <w:rPr>
@@ -5035,7 +5035,7 @@
               <w:lang w:eastAsia="en-CA"/>
             </w:rPr>
           </w:pPr>
-          <w:hyperlink w:anchor="_Toc227337517" w:history="1">
+          <w:hyperlink w:anchor="_Toc228190522" w:history="1">
             <w:r>
               <w:rPr>
                 <w:rStyle w:val="Hyperlink"/>
@@ -5063,7 +5063,7 @@
                 <w:noProof/>
                 <w:webHidden/>
               </w:rPr>
-              <w:instrText xml:space="preserve"> PAGEREF _Toc227337517 \h </w:instrText>
+              <w:instrText xml:space="preserve"> PAGEREF _Toc228190522 \h </w:instrText>
             </w:r>
             <w:r>
               <w:rPr>
@@ -5108,7 +5108,7 @@
               <w:lang w:eastAsia="en-CA"/>
             </w:rPr>
           </w:pPr>
-          <w:hyperlink w:anchor="_Toc227337518" w:history="1">
+          <w:hyperlink w:anchor="_Toc228190523" w:history="1">
             <w:r>
               <w:rPr>
                 <w:rStyle w:val="Hyperlink"/>
@@ -5136,7 +5136,7 @@
                 <w:noProof/>
                 <w:webHidden/>
               </w:rPr>
-              <w:instrText xml:space="preserve"> PAGEREF _Toc227337518 \h </w:instrText>
+              <w:instrText xml:space="preserve"> PAGEREF _Toc228190523 \h </w:instrText>
             </w:r>
             <w:r>
               <w:rPr>
@@ -5181,7 +5181,7 @@
               <w:lang w:eastAsia="en-CA"/>
             </w:rPr>
           </w:pPr>
-          <w:hyperlink w:anchor="_Toc227337519" w:history="1">
+          <w:hyperlink w:anchor="_Toc228190524" w:history="1">
             <w:r>
               <w:rPr>
                 <w:rStyle w:val="Hyperlink"/>
@@ -5209,7 +5209,7 @@
                 <w:noProof/>
                 <w:webHidden/>
               </w:rPr>
-              <w:instrText xml:space="preserve"> PAGEREF _Toc227337519 \h </w:instrText>
+              <w:instrText xml:space="preserve"> PAGEREF _Toc228190524 \h </w:instrText>
             </w:r>
             <w:r>
               <w:rPr>
@@ -5254,14 +5254,14 @@
               <w:lang w:eastAsia="en-CA"/>
             </w:rPr>
           </w:pPr>
-          <w:hyperlink w:anchor="_Toc227337520" w:history="1">
+          <w:hyperlink w:anchor="_Toc228190525" w:history="1">
             <w:r>
               <w:rPr>
                 <w:rStyle w:val="Hyperlink"/>
                 <w:rFonts w:ascii="Times New Roman" w:hAnsi="Times New Roman" w:cs="Times New Roman"/>
                 <w:noProof/>
               </w:rPr>
-              <w:t>REFERENCES</w:t>
+              <w:t>References</w:t>
             </w:r>
             <w:r>
               <w:rPr>
@@ -5282,7 +5282,7 @@
                 <w:noProof/>
                 <w:webHidden/>
               </w:rPr>
-              <w:instrText xml:space="preserve"> PAGEREF _Toc227337520 \h </w:instrText>
+              <w:instrText xml:space="preserve"> PAGEREF _Toc228190525 \h </w:instrText>
             </w:r>
             <w:r>
               <w:rPr>
@@ -7362,6 +7362,33 @@
               <w:szCs w:val="24"/>
               <w:lang w:val="en-US"/>
             </w:rPr>
+            <w:sectPr>
+              <w:footerReference w:type="default" r:id="rId8"/>
+              <w:pgSz w:w="12240" w:h="15840" w:code="1"/>
+              <w:pgMar w:top="1440" w:right="1440" w:bottom="1440" w:left="1440" w:header="709" w:footer="709" w:gutter="0"/>
+              <w:pgBorders w:offsetFrom="page">
+                <w:top w:val="single" w:sz="4" w:space="24" w:color="auto"/>
+                <w:left w:val="single" w:sz="4" w:space="24" w:color="auto"/>
+                <w:bottom w:val="single" w:sz="4" w:space="24" w:color="auto"/>
+                <w:right w:val="single" w:sz="4" w:space="24" w:color="auto"/>
+              </w:pgBorders>
+              <w:pgNumType w:start="0"/>
+              <w:cols w:space="708"/>
+              <w:titlePg/>
+              <w:docGrid w:linePitch="360"/>
+            </w:sectPr>
+          </w:pPr>
+        </w:p>
+        <w:p>
+          <w:pPr>
+            <w:jc w:val="both"/>
+            <w:rPr>
+              <w:rFonts w:ascii="Times New Roman" w:hAnsi="Times New Roman" w:cs="Times New Roman"/>
+              <w:iCs/>
+              <w:sz w:val="24"/>
+              <w:szCs w:val="24"/>
+              <w:lang w:val="en-US"/>
+            </w:rPr>
           </w:pPr>
         </w:p>
         <w:p>
@@ -8060,6 +8087,7 @@
               <w:lang w:val="en-US"/>
             </w:rPr>
           </w:pPr>
+          <w:proofErr w:type="spellStart"/>
           <w:r>
             <w:rPr>
               <w:rFonts w:ascii="Times New Roman" w:hAnsi="Times New Roman" w:cs="Times New Roman"/>
@@ -8070,7 +8098,20 @@
               <w:szCs w:val="24"/>
               <w:lang w:val="en-US"/>
             </w:rPr>
-            <w:t xml:space="preserve">OpenWeatherMap </w:t>
+            <w:t>OpenWeatherMap</w:t>
+          </w:r>
+          <w:proofErr w:type="spellEnd"/>
+          <w:r>
+            <w:rPr>
+              <w:rFonts w:ascii="Times New Roman" w:hAnsi="Times New Roman" w:cs="Times New Roman"/>
+              <w:b/>
+              <w:i/>
+              <w:iCs/>
+              <w:sz w:val="24"/>
+              <w:szCs w:val="24"/>
+              <w:lang w:val="en-US"/>
+            </w:rPr>
+            <w:t xml:space="preserve"> </w:t>
           </w:r>
           <w:r>
             <w:rPr>
@@ -8291,6 +8332,21 @@
               <w:szCs w:val="24"/>
               <w:lang w:val="en-US"/>
             </w:rPr>
+            <w:sectPr>
+              <w:footerReference w:type="default" r:id="rId9"/>
+              <w:type w:val="continuous"/>
+              <w:pgSz w:w="12240" w:h="15840" w:code="1"/>
+              <w:pgMar w:top="1440" w:right="1440" w:bottom="1440" w:left="1440" w:header="709" w:footer="709" w:gutter="0"/>
+              <w:pgBorders w:offsetFrom="page">
+                <w:top w:val="single" w:sz="4" w:space="24" w:color="auto"/>
+                <w:left w:val="single" w:sz="4" w:space="24" w:color="auto"/>
+                <w:bottom w:val="single" w:sz="4" w:space="24" w:color="auto"/>
+                <w:right w:val="single" w:sz="4" w:space="24" w:color="auto"/>
+              </w:pgBorders>
+              <w:cols w:space="708"/>
+              <w:titlePg/>
+              <w:docGrid w:linePitch="360"/>
+            </w:sectPr>
           </w:pPr>
           <w:r>
             <w:rPr>
@@ -8467,7 +8523,7 @@
           <w:rFonts w:ascii="Times New Roman" w:hAnsi="Times New Roman" w:cs="Times New Roman"/>
         </w:rPr>
       </w:pPr>
-      <w:bookmarkStart w:id="0" w:name="_Toc227337470"/>
+      <w:bookmarkStart w:id="0" w:name="_Toc228190475"/>
       <w:r>
         <w:rPr>
           <w:rFonts w:ascii="Times New Roman" w:hAnsi="Times New Roman" w:cs="Times New Roman"/>
@@ -8515,7 +8571,285 @@
           <w:sz w:val="24"/>
           <w:szCs w:val="24"/>
         </w:rPr>
-        <w:t>The aviation industry currently faces significant challenges with lightning strike management, with airlines experiencing approximately $2 billion annually in mandatory post-strike inspection costs across the industry [2][3]. Commercial aircraft are struck by lightning an average of 1-2 times per year [1], requiring costly inspections regardless of the effectiveness of onboard protection systems. While modern aircraft employ Faraday cage designs that protect passengers and critical systems during strikes, these protection systems do not prevent strikes from occurring or eliminate the subsequent inspection requirements.</w:t>
+        <w:t xml:space="preserve">The aviation industry currently faces significant challenges with lightning strike management, with airlines experiencing approximately $2 billion annually in mandatory post-strike inspection costs across the industry </w:t>
+      </w:r>
+      <w:sdt>
+        <w:sdtPr>
+          <w:rPr>
+            <w:rFonts w:ascii="Times New Roman" w:hAnsi="Times New Roman" w:cs="Times New Roman"/>
+            <w:sz w:val="24"/>
+            <w:szCs w:val="24"/>
+          </w:rPr>
+          <w:id w:val="1941723344"/>
+          <w:citation/>
+        </w:sdtPr>
+        <w:sdtContent>
+          <w:r>
+            <w:rPr>
+              <w:rFonts w:ascii="Times New Roman" w:hAnsi="Times New Roman" w:cs="Times New Roman"/>
+              <w:sz w:val="24"/>
+              <w:szCs w:val="24"/>
+            </w:rPr>
+            <w:fldChar w:fldCharType="begin"/>
+          </w:r>
+          <w:r>
+            <w:rPr>
+              <w:rFonts w:ascii="Times New Roman" w:hAnsi="Times New Roman" w:cs="Times New Roman"/>
+              <w:sz w:val="24"/>
+              <w:szCs w:val="24"/>
+              <w:lang w:val="en-US"/>
+            </w:rPr>
+            <w:instrText xml:space="preserve"> CITATION Air24 \l 1033 </w:instrText>
+          </w:r>
+          <w:r>
+            <w:rPr>
+              <w:rFonts w:ascii="Times New Roman" w:hAnsi="Times New Roman" w:cs="Times New Roman"/>
+              <w:sz w:val="24"/>
+              <w:szCs w:val="24"/>
+            </w:rPr>
+            <w:fldChar w:fldCharType="separate"/>
+          </w:r>
+          <w:r>
+            <w:rPr>
+              <w:rFonts w:ascii="Times New Roman" w:hAnsi="Times New Roman" w:cs="Times New Roman"/>
+              <w:noProof/>
+              <w:sz w:val="24"/>
+              <w:szCs w:val="24"/>
+              <w:lang w:val="en-US"/>
+            </w:rPr>
+            <w:t>[1]</w:t>
+          </w:r>
+          <w:r>
+            <w:rPr>
+              <w:rFonts w:ascii="Times New Roman" w:hAnsi="Times New Roman" w:cs="Times New Roman"/>
+              <w:sz w:val="24"/>
+              <w:szCs w:val="24"/>
+            </w:rPr>
+            <w:fldChar w:fldCharType="end"/>
+          </w:r>
+        </w:sdtContent>
+      </w:sdt>
+      <w:sdt>
+        <w:sdtPr>
+          <w:rPr>
+            <w:rFonts w:ascii="Times New Roman" w:hAnsi="Times New Roman" w:cs="Times New Roman"/>
+            <w:sz w:val="24"/>
+            <w:szCs w:val="24"/>
+          </w:rPr>
+          <w:id w:val="1102073353"/>
+          <w:citation/>
+        </w:sdtPr>
+        <w:sdtContent>
+          <w:r>
+            <w:rPr>
+              <w:rFonts w:ascii="Times New Roman" w:hAnsi="Times New Roman" w:cs="Times New Roman"/>
+              <w:sz w:val="24"/>
+              <w:szCs w:val="24"/>
+            </w:rPr>
+            <w:fldChar w:fldCharType="begin"/>
+          </w:r>
+          <w:r>
+            <w:rPr>
+              <w:rFonts w:ascii="Times New Roman" w:hAnsi="Times New Roman" w:cs="Times New Roman"/>
+              <w:sz w:val="24"/>
+              <w:szCs w:val="24"/>
+              <w:lang w:val="en-US"/>
+            </w:rPr>
+            <w:instrText xml:space="preserve"> CITATION Whe24 \l 1033 </w:instrText>
+          </w:r>
+          <w:r>
+            <w:rPr>
+              <w:rFonts w:ascii="Times New Roman" w:hAnsi="Times New Roman" w:cs="Times New Roman"/>
+              <w:sz w:val="24"/>
+              <w:szCs w:val="24"/>
+            </w:rPr>
+            <w:fldChar w:fldCharType="separate"/>
+          </w:r>
+          <w:r>
+            <w:rPr>
+              <w:rFonts w:ascii="Times New Roman" w:hAnsi="Times New Roman" w:cs="Times New Roman"/>
+              <w:noProof/>
+              <w:sz w:val="24"/>
+              <w:szCs w:val="24"/>
+              <w:lang w:val="en-US"/>
+            </w:rPr>
+            <w:t xml:space="preserve"> </w:t>
+          </w:r>
+          <w:r>
+            <w:rPr>
+              <w:rFonts w:ascii="Times New Roman" w:hAnsi="Times New Roman" w:cs="Times New Roman"/>
+              <w:noProof/>
+              <w:sz w:val="24"/>
+              <w:szCs w:val="24"/>
+              <w:lang w:val="en-US"/>
+            </w:rPr>
+            <w:t>[2]</w:t>
+          </w:r>
+          <w:r>
+            <w:rPr>
+              <w:rFonts w:ascii="Times New Roman" w:hAnsi="Times New Roman" w:cs="Times New Roman"/>
+              <w:sz w:val="24"/>
+              <w:szCs w:val="24"/>
+            </w:rPr>
+            <w:fldChar w:fldCharType="end"/>
+          </w:r>
+        </w:sdtContent>
+      </w:sdt>
+      <w:r>
+        <w:rPr>
+          <w:rFonts w:ascii="Times New Roman" w:hAnsi="Times New Roman" w:cs="Times New Roman"/>
+          <w:sz w:val="24"/>
+          <w:szCs w:val="24"/>
+        </w:rPr>
+        <w:t>. Commercial aircraft are struck by lightning an average of 1-2 times per year</w:t>
+      </w:r>
+      <w:sdt>
+        <w:sdtPr>
+          <w:rPr>
+            <w:rFonts w:ascii="Times New Roman" w:hAnsi="Times New Roman" w:cs="Times New Roman"/>
+            <w:sz w:val="24"/>
+            <w:szCs w:val="24"/>
+          </w:rPr>
+          <w:id w:val="557822336"/>
+          <w:citation/>
+        </w:sdtPr>
+        <w:sdtContent>
+          <w:r>
+            <w:rPr>
+              <w:rFonts w:ascii="Times New Roman" w:hAnsi="Times New Roman" w:cs="Times New Roman"/>
+              <w:sz w:val="24"/>
+              <w:szCs w:val="24"/>
+            </w:rPr>
+            <w:fldChar w:fldCharType="begin"/>
+          </w:r>
+          <w:r>
+            <w:rPr>
+              <w:rFonts w:ascii="Times New Roman" w:hAnsi="Times New Roman" w:cs="Times New Roman"/>
+              <w:sz w:val="24"/>
+              <w:szCs w:val="24"/>
+              <w:lang w:val="en-US"/>
+            </w:rPr>
+            <w:instrText xml:space="preserve"> CITATION Air23 \l 1033 </w:instrText>
+          </w:r>
+          <w:r>
+            <w:rPr>
+              <w:rFonts w:ascii="Times New Roman" w:hAnsi="Times New Roman" w:cs="Times New Roman"/>
+              <w:sz w:val="24"/>
+              <w:szCs w:val="24"/>
+            </w:rPr>
+            <w:fldChar w:fldCharType="separate"/>
+          </w:r>
+          <w:r>
+            <w:rPr>
+              <w:rFonts w:ascii="Times New Roman" w:hAnsi="Times New Roman" w:cs="Times New Roman"/>
+              <w:noProof/>
+              <w:sz w:val="24"/>
+              <w:szCs w:val="24"/>
+              <w:lang w:val="en-US"/>
+            </w:rPr>
+            <w:t xml:space="preserve"> </w:t>
+          </w:r>
+          <w:r>
+            <w:rPr>
+              <w:rFonts w:ascii="Times New Roman" w:hAnsi="Times New Roman" w:cs="Times New Roman"/>
+              <w:noProof/>
+              <w:sz w:val="24"/>
+              <w:szCs w:val="24"/>
+              <w:lang w:val="en-US"/>
+            </w:rPr>
+            <w:t>[3]</w:t>
+          </w:r>
+          <w:r>
+            <w:rPr>
+              <w:rFonts w:ascii="Times New Roman" w:hAnsi="Times New Roman" w:cs="Times New Roman"/>
+              <w:sz w:val="24"/>
+              <w:szCs w:val="24"/>
+            </w:rPr>
+            <w:fldChar w:fldCharType="end"/>
+          </w:r>
+        </w:sdtContent>
+      </w:sdt>
+      <w:r>
+        <w:rPr>
+          <w:rFonts w:ascii="Times New Roman" w:hAnsi="Times New Roman" w:cs="Times New Roman"/>
+          <w:sz w:val="24"/>
+          <w:szCs w:val="24"/>
+        </w:rPr>
+        <w:t>, requiring costly inspections regardless of the effectiveness of onboard protection systems. While modern aircraft employ Faraday cage designs that protect passengers and critical systems during strikes, these protection systems do not prevent strikes from occurring or eliminate the subsequent inspection requirements</w:t>
+      </w:r>
+      <w:sdt>
+        <w:sdtPr>
+          <w:rPr>
+            <w:rFonts w:ascii="Times New Roman" w:hAnsi="Times New Roman" w:cs="Times New Roman"/>
+            <w:sz w:val="24"/>
+            <w:szCs w:val="24"/>
+          </w:rPr>
+          <w:id w:val="-935283500"/>
+          <w:citation/>
+        </w:sdtPr>
+        <w:sdtContent>
+          <w:r>
+            <w:rPr>
+              <w:rFonts w:ascii="Times New Roman" w:hAnsi="Times New Roman" w:cs="Times New Roman"/>
+              <w:sz w:val="24"/>
+              <w:szCs w:val="24"/>
+            </w:rPr>
+            <w:fldChar w:fldCharType="begin"/>
+          </w:r>
+          <w:r>
+            <w:rPr>
+              <w:rFonts w:ascii="Times New Roman" w:hAnsi="Times New Roman" w:cs="Times New Roman"/>
+              <w:sz w:val="24"/>
+              <w:szCs w:val="24"/>
+              <w:lang w:val="en-US"/>
+            </w:rPr>
+            <w:instrText xml:space="preserve"> CITATION Lig \l 1033 </w:instrText>
+          </w:r>
+          <w:r>
+            <w:rPr>
+              <w:rFonts w:ascii="Times New Roman" w:hAnsi="Times New Roman" w:cs="Times New Roman"/>
+              <w:sz w:val="24"/>
+              <w:szCs w:val="24"/>
+            </w:rPr>
+            <w:fldChar w:fldCharType="separate"/>
+          </w:r>
+          <w:r>
+            <w:rPr>
+              <w:rFonts w:ascii="Times New Roman" w:hAnsi="Times New Roman" w:cs="Times New Roman"/>
+              <w:noProof/>
+              <w:sz w:val="24"/>
+              <w:szCs w:val="24"/>
+              <w:lang w:val="en-US"/>
+            </w:rPr>
+            <w:t xml:space="preserve"> </w:t>
+          </w:r>
+          <w:r>
+            <w:rPr>
+              <w:rFonts w:ascii="Times New Roman" w:hAnsi="Times New Roman" w:cs="Times New Roman"/>
+              <w:noProof/>
+              <w:sz w:val="24"/>
+              <w:szCs w:val="24"/>
+              <w:lang w:val="en-US"/>
+            </w:rPr>
+            <w:t>[4]</w:t>
+          </w:r>
+          <w:r>
+            <w:rPr>
+              <w:rFonts w:ascii="Times New Roman" w:hAnsi="Times New Roman" w:cs="Times New Roman"/>
+              <w:sz w:val="24"/>
+              <w:szCs w:val="24"/>
+            </w:rPr>
+            <w:fldChar w:fldCharType="end"/>
+          </w:r>
+        </w:sdtContent>
+      </w:sdt>
+      <w:r>
+        <w:rPr>
+          <w:rFonts w:ascii="Times New Roman" w:hAnsi="Times New Roman" w:cs="Times New Roman"/>
+          <w:sz w:val="24"/>
+          <w:szCs w:val="24"/>
+        </w:rPr>
+        <w:t>.</w:t>
       </w:r>
     </w:p>
     <w:p>
@@ -8588,7 +8922,145 @@
           <w:sz w:val="24"/>
           <w:szCs w:val="24"/>
         </w:rPr>
-        <w:t>Adding to existing challenges, aviation faces a critical threat from lightning strikes occurring in clear weather conditions. Analysis of aviation lightning incidents reveals that 63% of lightning strikes occurred in weather that flight crews did not associate with adverse weather threats [8]. Aircraft have been struck while flying in clear air up to 25 miles from the nearest precipitation radar return, demonstrating that traditional weather avoidance strategies are insufficient for lightning risk mitigation [8].</w:t>
+        <w:t>Adding to existing challenges, aviation faces a critical threat from lightning strikes occurring in clear weather conditions. Analysis of aviation lightning incidents reveals that 63% of lightning strikes occurred in weather that flight crews did not associate with adverse weather threats</w:t>
+      </w:r>
+      <w:sdt>
+        <w:sdtPr>
+          <w:rPr>
+            <w:rFonts w:ascii="Times New Roman" w:hAnsi="Times New Roman" w:cs="Times New Roman"/>
+            <w:sz w:val="24"/>
+            <w:szCs w:val="24"/>
+          </w:rPr>
+          <w:id w:val="-1081680399"/>
+          <w:citation/>
+        </w:sdtPr>
+        <w:sdtContent>
+          <w:r>
+            <w:rPr>
+              <w:rFonts w:ascii="Times New Roman" w:hAnsi="Times New Roman" w:cs="Times New Roman"/>
+              <w:sz w:val="24"/>
+              <w:szCs w:val="24"/>
+            </w:rPr>
+            <w:fldChar w:fldCharType="begin"/>
+          </w:r>
+          <w:r>
+            <w:rPr>
+              <w:rFonts w:ascii="Times New Roman" w:hAnsi="Times New Roman" w:cs="Times New Roman"/>
+              <w:sz w:val="24"/>
+              <w:szCs w:val="24"/>
+              <w:lang w:val="en-US"/>
+            </w:rPr>
+            <w:instrText xml:space="preserve"> CITATION Vei25 \l 1033 </w:instrText>
+          </w:r>
+          <w:r>
+            <w:rPr>
+              <w:rFonts w:ascii="Times New Roman" w:hAnsi="Times New Roman" w:cs="Times New Roman"/>
+              <w:sz w:val="24"/>
+              <w:szCs w:val="24"/>
+            </w:rPr>
+            <w:fldChar w:fldCharType="separate"/>
+          </w:r>
+          <w:r>
+            <w:rPr>
+              <w:rFonts w:ascii="Times New Roman" w:hAnsi="Times New Roman" w:cs="Times New Roman"/>
+              <w:noProof/>
+              <w:sz w:val="24"/>
+              <w:szCs w:val="24"/>
+              <w:lang w:val="en-US"/>
+            </w:rPr>
+            <w:t xml:space="preserve"> </w:t>
+          </w:r>
+          <w:r>
+            <w:rPr>
+              <w:rFonts w:ascii="Times New Roman" w:hAnsi="Times New Roman" w:cs="Times New Roman"/>
+              <w:noProof/>
+              <w:sz w:val="24"/>
+              <w:szCs w:val="24"/>
+              <w:lang w:val="en-US"/>
+            </w:rPr>
+            <w:t>[5]</w:t>
+          </w:r>
+          <w:r>
+            <w:rPr>
+              <w:rFonts w:ascii="Times New Roman" w:hAnsi="Times New Roman" w:cs="Times New Roman"/>
+              <w:sz w:val="24"/>
+              <w:szCs w:val="24"/>
+            </w:rPr>
+            <w:fldChar w:fldCharType="end"/>
+          </w:r>
+        </w:sdtContent>
+      </w:sdt>
+      <w:r>
+        <w:rPr>
+          <w:rFonts w:ascii="Times New Roman" w:hAnsi="Times New Roman" w:cs="Times New Roman"/>
+          <w:sz w:val="24"/>
+          <w:szCs w:val="24"/>
+        </w:rPr>
+        <w:t xml:space="preserve">. Aircraft have been struck while flying in clear air up to 25 miles from the nearest precipitation radar return, demonstrating that traditional weather avoidance strategies are insufficient for lightning risk mitigation </w:t>
+      </w:r>
+      <w:sdt>
+        <w:sdtPr>
+          <w:rPr>
+            <w:rFonts w:ascii="Times New Roman" w:hAnsi="Times New Roman" w:cs="Times New Roman"/>
+            <w:sz w:val="24"/>
+            <w:szCs w:val="24"/>
+          </w:rPr>
+          <w:id w:val="-428427812"/>
+          <w:citation/>
+        </w:sdtPr>
+        <w:sdtContent>
+          <w:r>
+            <w:rPr>
+              <w:rFonts w:ascii="Times New Roman" w:hAnsi="Times New Roman" w:cs="Times New Roman"/>
+              <w:sz w:val="24"/>
+              <w:szCs w:val="24"/>
+            </w:rPr>
+            <w:fldChar w:fldCharType="begin"/>
+          </w:r>
+          <w:r>
+            <w:rPr>
+              <w:rFonts w:ascii="Times New Roman" w:hAnsi="Times New Roman" w:cs="Times New Roman"/>
+              <w:sz w:val="24"/>
+              <w:szCs w:val="24"/>
+              <w:lang w:val="en-US"/>
+            </w:rPr>
+            <w:instrText xml:space="preserve"> CITATION Vei25 \l 1033 </w:instrText>
+          </w:r>
+          <w:r>
+            <w:rPr>
+              <w:rFonts w:ascii="Times New Roman" w:hAnsi="Times New Roman" w:cs="Times New Roman"/>
+              <w:sz w:val="24"/>
+              <w:szCs w:val="24"/>
+            </w:rPr>
+            <w:fldChar w:fldCharType="separate"/>
+          </w:r>
+          <w:r>
+            <w:rPr>
+              <w:rFonts w:ascii="Times New Roman" w:hAnsi="Times New Roman" w:cs="Times New Roman"/>
+              <w:noProof/>
+              <w:sz w:val="24"/>
+              <w:szCs w:val="24"/>
+              <w:lang w:val="en-US"/>
+            </w:rPr>
+            <w:t>[5]</w:t>
+          </w:r>
+          <w:r>
+            <w:rPr>
+              <w:rFonts w:ascii="Times New Roman" w:hAnsi="Times New Roman" w:cs="Times New Roman"/>
+              <w:sz w:val="24"/>
+              <w:szCs w:val="24"/>
+            </w:rPr>
+            <w:fldChar w:fldCharType="end"/>
+          </w:r>
+        </w:sdtContent>
+      </w:sdt>
+      <w:r>
+        <w:rPr>
+          <w:rFonts w:ascii="Times New Roman" w:hAnsi="Times New Roman" w:cs="Times New Roman"/>
+          <w:sz w:val="24"/>
+          <w:szCs w:val="24"/>
+        </w:rPr>
+        <w:t>.</w:t>
       </w:r>
     </w:p>
     <w:p>
@@ -8608,6 +9080,7 @@
         </w:rPr>
         <w:t xml:space="preserve">This clear weather lightning phenomenon renders current broad-area weather avoidance inadequate, as flight crews cannot rely solely on visible storm indicators to assess lightning risk. </w:t>
       </w:r>
+      <w:proofErr w:type="spellStart"/>
       <w:r>
         <w:rPr>
           <w:rFonts w:ascii="Times New Roman" w:hAnsi="Times New Roman" w:cs="Times New Roman"/>
@@ -8615,7 +9088,16 @@
           <w:szCs w:val="24"/>
         </w:rPr>
         <w:lastRenderedPageBreak/>
-        <w:t>AirLume's physics-based approach addresses this gap by analyzing atmospheric electrical conditions rather than relying on visible weather phenomena, providing predictive capability for this invisible threat.</w:t>
+        <w:t>AirLume's</w:t>
+      </w:r>
+      <w:proofErr w:type="spellEnd"/>
+      <w:r>
+        <w:rPr>
+          <w:rFonts w:ascii="Times New Roman" w:hAnsi="Times New Roman" w:cs="Times New Roman"/>
+          <w:sz w:val="24"/>
+          <w:szCs w:val="24"/>
+        </w:rPr>
+        <w:t xml:space="preserve"> physics-based approach addresses this gap by analyzing atmospheric electrical conditions rather than relying on visible weather phenomena, providing predictive capability for this invisible threat.</w:t>
       </w:r>
     </w:p>
     <w:bookmarkEnd w:id="2"/>
@@ -9696,7 +10178,7 @@
           <w:rFonts w:ascii="Times New Roman" w:hAnsi="Times New Roman" w:cs="Times New Roman"/>
         </w:rPr>
       </w:pPr>
-      <w:bookmarkStart w:id="5" w:name="_Toc227337471"/>
+      <w:bookmarkStart w:id="5" w:name="_Toc228190476"/>
       <w:r>
         <w:rPr>
           <w:rFonts w:ascii="Times New Roman" w:hAnsi="Times New Roman" w:cs="Times New Roman"/>
@@ -9742,7 +10224,7 @@
           <w:rFonts w:ascii="Times New Roman" w:hAnsi="Times New Roman" w:cs="Times New Roman"/>
         </w:rPr>
       </w:pPr>
-      <w:bookmarkStart w:id="6" w:name="_Toc227337472"/>
+      <w:bookmarkStart w:id="6" w:name="_Toc228190477"/>
       <w:r>
         <w:rPr>
           <w:rFonts w:ascii="Times New Roman" w:hAnsi="Times New Roman" w:cs="Times New Roman"/>
@@ -9759,7 +10241,7 @@
           <w:rFonts w:ascii="Times New Roman" w:hAnsi="Times New Roman" w:cs="Times New Roman"/>
         </w:rPr>
       </w:pPr>
-      <w:bookmarkStart w:id="7" w:name="_Toc227337473"/>
+      <w:bookmarkStart w:id="7" w:name="_Toc228190478"/>
       <w:r>
         <w:rPr>
           <w:rFonts w:ascii="Times New Roman" w:hAnsi="Times New Roman" w:cs="Times New Roman"/>
@@ -9822,7 +10304,7 @@
                     <pic:cNvPicPr/>
                   </pic:nvPicPr>
                   <pic:blipFill>
-                    <a:blip r:embed="rId8"/>
+                    <a:blip r:embed="rId10"/>
                     <a:stretch>
                       <a:fillRect/>
                     </a:stretch>
@@ -9904,7 +10386,7 @@
           <w:rFonts w:ascii="Times New Roman" w:hAnsi="Times New Roman" w:cs="Times New Roman"/>
         </w:rPr>
       </w:pPr>
-      <w:bookmarkStart w:id="9" w:name="_Toc227337474"/>
+      <w:bookmarkStart w:id="9" w:name="_Toc228190479"/>
       <w:r>
         <w:rPr>
           <w:rFonts w:ascii="Times New Roman" w:hAnsi="Times New Roman" w:cs="Times New Roman"/>
@@ -10212,7 +10694,7 @@
           <w:rFonts w:ascii="Times New Roman" w:hAnsi="Times New Roman" w:cs="Times New Roman"/>
         </w:rPr>
       </w:pPr>
-      <w:bookmarkStart w:id="10" w:name="_Toc227337475"/>
+      <w:bookmarkStart w:id="10" w:name="_Toc228190480"/>
       <w:r>
         <w:rPr>
           <w:rFonts w:ascii="Times New Roman" w:hAnsi="Times New Roman" w:cs="Times New Roman"/>
@@ -10229,7 +10711,7 @@
           <w:rFonts w:ascii="Times New Roman" w:hAnsi="Times New Roman" w:cs="Times New Roman"/>
         </w:rPr>
       </w:pPr>
-      <w:bookmarkStart w:id="11" w:name="_Toc227337476"/>
+      <w:bookmarkStart w:id="11" w:name="_Toc228190481"/>
       <w:r>
         <w:rPr>
           <w:rFonts w:ascii="Times New Roman" w:hAnsi="Times New Roman" w:cs="Times New Roman"/>
@@ -10263,7 +10745,25 @@
           <w:sz w:val="24"/>
           <w:szCs w:val="24"/>
         </w:rPr>
-        <w:t xml:space="preserve"> Python handles OpenWeatherMap API integration; C implements performance-critical physics engine; file-based inter-process communication (JSON).</w:t>
+        <w:t xml:space="preserve"> Python handles </w:t>
+      </w:r>
+      <w:proofErr w:type="spellStart"/>
+      <w:r>
+        <w:rPr>
+          <w:rFonts w:ascii="Times New Roman" w:hAnsi="Times New Roman" w:cs="Times New Roman"/>
+          <w:sz w:val="24"/>
+          <w:szCs w:val="24"/>
+        </w:rPr>
+        <w:t>OpenWeatherMap</w:t>
+      </w:r>
+      <w:proofErr w:type="spellEnd"/>
+      <w:r>
+        <w:rPr>
+          <w:rFonts w:ascii="Times New Roman" w:hAnsi="Times New Roman" w:cs="Times New Roman"/>
+          <w:sz w:val="24"/>
+          <w:szCs w:val="24"/>
+        </w:rPr>
+        <w:t xml:space="preserve"> API integration; C implements performance-critical physics engine; file-based inter-process communication (JSON).</w:t>
       </w:r>
     </w:p>
     <w:p>
@@ -10292,7 +10792,7 @@
                     <pic:cNvPicPr/>
                   </pic:nvPicPr>
                   <pic:blipFill>
-                    <a:blip r:embed="rId9"/>
+                    <a:blip r:embed="rId11"/>
                     <a:stretch>
                       <a:fillRect/>
                     </a:stretch>
@@ -10683,7 +11183,7 @@
           <w:rFonts w:ascii="Times New Roman" w:hAnsi="Times New Roman" w:cs="Times New Roman"/>
         </w:rPr>
       </w:pPr>
-      <w:bookmarkStart w:id="13" w:name="_Toc227337477"/>
+      <w:bookmarkStart w:id="13" w:name="_Toc228190482"/>
       <w:r>
         <w:rPr>
           <w:rFonts w:ascii="Times New Roman" w:hAnsi="Times New Roman" w:cs="Times New Roman"/>
@@ -10700,7 +11200,7 @@
           <w:rFonts w:ascii="Times New Roman" w:hAnsi="Times New Roman" w:cs="Times New Roman"/>
         </w:rPr>
       </w:pPr>
-      <w:bookmarkStart w:id="14" w:name="_Toc227337478"/>
+      <w:bookmarkStart w:id="14" w:name="_Toc228190483"/>
       <w:r>
         <w:rPr>
           <w:rFonts w:ascii="Times New Roman" w:hAnsi="Times New Roman" w:cs="Times New Roman"/>
@@ -10782,7 +11282,7 @@
                     <pic:cNvPicPr/>
                   </pic:nvPicPr>
                   <pic:blipFill>
-                    <a:blip r:embed="rId10"/>
+                    <a:blip r:embed="rId12"/>
                     <a:stretch>
                       <a:fillRect/>
                     </a:stretch>
@@ -10884,13 +11384,23 @@
           <w:szCs w:val="24"/>
         </w:rPr>
       </w:pPr>
-      <w:r>
-        <w:rPr>
-          <w:rFonts w:ascii="Times New Roman" w:hAnsi="Times New Roman" w:cs="Times New Roman"/>
-          <w:sz w:val="24"/>
-          <w:szCs w:val="24"/>
-        </w:rPr>
-        <w:t>OpenWeatherMap API integration via requests library</w:t>
+      <w:proofErr w:type="spellStart"/>
+      <w:r>
+        <w:rPr>
+          <w:rFonts w:ascii="Times New Roman" w:hAnsi="Times New Roman" w:cs="Times New Roman"/>
+          <w:sz w:val="24"/>
+          <w:szCs w:val="24"/>
+        </w:rPr>
+        <w:t>OpenWeatherMap</w:t>
+      </w:r>
+      <w:proofErr w:type="spellEnd"/>
+      <w:r>
+        <w:rPr>
+          <w:rFonts w:ascii="Times New Roman" w:hAnsi="Times New Roman" w:cs="Times New Roman"/>
+          <w:sz w:val="24"/>
+          <w:szCs w:val="24"/>
+        </w:rPr>
+        <w:t xml:space="preserve"> API integration via requests library</w:t>
       </w:r>
     </w:p>
     <w:p>
@@ -10934,8 +11444,18 @@
           <w:sz w:val="24"/>
           <w:szCs w:val="24"/>
         </w:rPr>
-        <w:t>Output: WEATHER_DATA:temp,humidity,pressure,wind</w:t>
-      </w:r>
+        <w:t xml:space="preserve">Output: </w:t>
+      </w:r>
+      <w:proofErr w:type="spellStart"/>
+      <w:r>
+        <w:rPr>
+          <w:rFonts w:ascii="Times New Roman" w:hAnsi="Times New Roman" w:cs="Times New Roman"/>
+          <w:sz w:val="24"/>
+          <w:szCs w:val="24"/>
+        </w:rPr>
+        <w:t>WEATHER_DATA:temp,humidity,pressure,wind</w:t>
+      </w:r>
+      <w:proofErr w:type="spellEnd"/>
     </w:p>
     <w:p>
       <w:pPr>
@@ -10978,6 +11498,72 @@
         </w:rPr>
         <w:t>Paschen's Law: breakdown voltage from pressure and gap distance</w:t>
       </w:r>
+      <w:sdt>
+        <w:sdtPr>
+          <w:rPr>
+            <w:rFonts w:ascii="Times New Roman" w:hAnsi="Times New Roman" w:cs="Times New Roman"/>
+            <w:sz w:val="24"/>
+            <w:szCs w:val="24"/>
+          </w:rPr>
+          <w:id w:val="-1061329322"/>
+          <w:citation/>
+        </w:sdtPr>
+        <w:sdtContent>
+          <w:r>
+            <w:rPr>
+              <w:rFonts w:ascii="Times New Roman" w:hAnsi="Times New Roman" w:cs="Times New Roman"/>
+              <w:sz w:val="24"/>
+              <w:szCs w:val="24"/>
+            </w:rPr>
+            <w:fldChar w:fldCharType="begin"/>
+          </w:r>
+          <w:r>
+            <w:rPr>
+              <w:rFonts w:ascii="Times New Roman" w:hAnsi="Times New Roman" w:cs="Times New Roman"/>
+              <w:sz w:val="24"/>
+              <w:szCs w:val="24"/>
+              <w:lang w:val="en-US"/>
+            </w:rPr>
+            <w:instrText xml:space="preserve"> CITATION Wik25 \l 1033 </w:instrText>
+          </w:r>
+          <w:r>
+            <w:rPr>
+              <w:rFonts w:ascii="Times New Roman" w:hAnsi="Times New Roman" w:cs="Times New Roman"/>
+              <w:sz w:val="24"/>
+              <w:szCs w:val="24"/>
+            </w:rPr>
+            <w:fldChar w:fldCharType="separate"/>
+          </w:r>
+          <w:r>
+            <w:rPr>
+              <w:rFonts w:ascii="Times New Roman" w:hAnsi="Times New Roman" w:cs="Times New Roman"/>
+              <w:noProof/>
+              <w:sz w:val="24"/>
+              <w:szCs w:val="24"/>
+              <w:lang w:val="en-US"/>
+            </w:rPr>
+            <w:t xml:space="preserve"> </w:t>
+          </w:r>
+          <w:r>
+            <w:rPr>
+              <w:rFonts w:ascii="Times New Roman" w:hAnsi="Times New Roman" w:cs="Times New Roman"/>
+              <w:noProof/>
+              <w:sz w:val="24"/>
+              <w:szCs w:val="24"/>
+              <w:lang w:val="en-US"/>
+            </w:rPr>
+            <w:t>[6]</w:t>
+          </w:r>
+          <w:r>
+            <w:rPr>
+              <w:rFonts w:ascii="Times New Roman" w:hAnsi="Times New Roman" w:cs="Times New Roman"/>
+              <w:sz w:val="24"/>
+              <w:szCs w:val="24"/>
+            </w:rPr>
+            <w:fldChar w:fldCharType="end"/>
+          </w:r>
+        </w:sdtContent>
+      </w:sdt>
     </w:p>
     <w:p>
       <w:pPr>
@@ -11275,13 +11861,23 @@
           <w:szCs w:val="24"/>
         </w:rPr>
       </w:pPr>
-      <w:r>
-        <w:rPr>
-          <w:rFonts w:ascii="Times New Roman" w:hAnsi="Times New Roman" w:cs="Times New Roman"/>
-          <w:sz w:val="24"/>
-          <w:szCs w:val="24"/>
-        </w:rPr>
-        <w:t>ProcessBuilder executes C program</w:t>
+      <w:proofErr w:type="spellStart"/>
+      <w:r>
+        <w:rPr>
+          <w:rFonts w:ascii="Times New Roman" w:hAnsi="Times New Roman" w:cs="Times New Roman"/>
+          <w:sz w:val="24"/>
+          <w:szCs w:val="24"/>
+        </w:rPr>
+        <w:t>ProcessBuilder</w:t>
+      </w:r>
+      <w:proofErr w:type="spellEnd"/>
+      <w:r>
+        <w:rPr>
+          <w:rFonts w:ascii="Times New Roman" w:hAnsi="Times New Roman" w:cs="Times New Roman"/>
+          <w:sz w:val="24"/>
+          <w:szCs w:val="24"/>
+        </w:rPr>
+        <w:t xml:space="preserve"> executes C program</w:t>
       </w:r>
     </w:p>
     <w:p>
@@ -11319,13 +11915,23 @@
           <w:szCs w:val="24"/>
         </w:rPr>
       </w:pPr>
-      <w:r>
-        <w:rPr>
-          <w:rFonts w:ascii="Times New Roman" w:hAnsi="Times New Roman" w:cs="Times New Roman"/>
-          <w:sz w:val="24"/>
-          <w:szCs w:val="24"/>
-        </w:rPr>
-        <w:t>FlightAnalysis entity storage</w:t>
+      <w:proofErr w:type="spellStart"/>
+      <w:r>
+        <w:rPr>
+          <w:rFonts w:ascii="Times New Roman" w:hAnsi="Times New Roman" w:cs="Times New Roman"/>
+          <w:sz w:val="24"/>
+          <w:szCs w:val="24"/>
+        </w:rPr>
+        <w:t>FlightAnalysis</w:t>
+      </w:r>
+      <w:proofErr w:type="spellEnd"/>
+      <w:r>
+        <w:rPr>
+          <w:rFonts w:ascii="Times New Roman" w:hAnsi="Times New Roman" w:cs="Times New Roman"/>
+          <w:sz w:val="24"/>
+          <w:szCs w:val="24"/>
+        </w:rPr>
+        <w:t xml:space="preserve"> entity storage</w:t>
       </w:r>
     </w:p>
     <w:p>
@@ -11619,13 +12225,23 @@
           <w:szCs w:val="24"/>
         </w:rPr>
       </w:pPr>
-      <w:r>
-        <w:rPr>
-          <w:rFonts w:ascii="Times New Roman" w:hAnsi="Times New Roman" w:cs="Times New Roman"/>
-          <w:sz w:val="24"/>
-          <w:szCs w:val="24"/>
-        </w:rPr>
-        <w:t>OpenWeatherMap API documentation</w:t>
+      <w:proofErr w:type="spellStart"/>
+      <w:r>
+        <w:rPr>
+          <w:rFonts w:ascii="Times New Roman" w:hAnsi="Times New Roman" w:cs="Times New Roman"/>
+          <w:sz w:val="24"/>
+          <w:szCs w:val="24"/>
+        </w:rPr>
+        <w:t>OpenWeatherMap</w:t>
+      </w:r>
+      <w:proofErr w:type="spellEnd"/>
+      <w:r>
+        <w:rPr>
+          <w:rFonts w:ascii="Times New Roman" w:hAnsi="Times New Roman" w:cs="Times New Roman"/>
+          <w:sz w:val="24"/>
+          <w:szCs w:val="24"/>
+        </w:rPr>
+        <w:t xml:space="preserve"> API documentation</w:t>
       </w:r>
     </w:p>
     <w:p>
@@ -11658,7 +12274,7 @@
           <w:rFonts w:ascii="Times New Roman" w:hAnsi="Times New Roman" w:cs="Times New Roman"/>
         </w:rPr>
       </w:pPr>
-      <w:bookmarkStart w:id="16" w:name="_Toc227337479"/>
+      <w:bookmarkStart w:id="16" w:name="_Toc228190484"/>
       <w:r>
         <w:rPr>
           <w:rFonts w:ascii="Times New Roman" w:hAnsi="Times New Roman" w:cs="Times New Roman"/>
@@ -11961,7 +12577,25 @@
           <w:sz w:val="24"/>
           <w:szCs w:val="24"/>
         </w:rPr>
-        <w:t xml:space="preserve"> Requires Python, GCC, GNAT Ada compiler, GlassFish server</w:t>
+        <w:t xml:space="preserve"> Requires Python, GCC, GNAT Ada compiler, </w:t>
+      </w:r>
+      <w:proofErr w:type="spellStart"/>
+      <w:r>
+        <w:rPr>
+          <w:rFonts w:ascii="Times New Roman" w:hAnsi="Times New Roman" w:cs="Times New Roman"/>
+          <w:sz w:val="24"/>
+          <w:szCs w:val="24"/>
+        </w:rPr>
+        <w:t>GlassFish</w:t>
+      </w:r>
+      <w:proofErr w:type="spellEnd"/>
+      <w:r>
+        <w:rPr>
+          <w:rFonts w:ascii="Times New Roman" w:hAnsi="Times New Roman" w:cs="Times New Roman"/>
+          <w:sz w:val="24"/>
+          <w:szCs w:val="24"/>
+        </w:rPr>
+        <w:t xml:space="preserve"> server</w:t>
       </w:r>
     </w:p>
     <w:p>
@@ -12043,7 +12677,25 @@
           <w:sz w:val="24"/>
           <w:szCs w:val="24"/>
         </w:rPr>
-        <w:t>Automated build scripts (Makefile)</w:t>
+        <w:t>Automated build scripts (</w:t>
+      </w:r>
+      <w:proofErr w:type="spellStart"/>
+      <w:r>
+        <w:rPr>
+          <w:rFonts w:ascii="Times New Roman" w:hAnsi="Times New Roman" w:cs="Times New Roman"/>
+          <w:sz w:val="24"/>
+          <w:szCs w:val="24"/>
+        </w:rPr>
+        <w:t>Makefile</w:t>
+      </w:r>
+      <w:proofErr w:type="spellEnd"/>
+      <w:r>
+        <w:rPr>
+          <w:rFonts w:ascii="Times New Roman" w:hAnsi="Times New Roman" w:cs="Times New Roman"/>
+          <w:sz w:val="24"/>
+          <w:szCs w:val="24"/>
+        </w:rPr>
+        <w:t>)</w:t>
       </w:r>
     </w:p>
     <w:p>
@@ -12086,7 +12738,7 @@
           <w:rFonts w:ascii="Times New Roman" w:hAnsi="Times New Roman" w:cs="Times New Roman"/>
         </w:rPr>
       </w:pPr>
-      <w:bookmarkStart w:id="17" w:name="_Toc227337480"/>
+      <w:bookmarkStart w:id="17" w:name="_Toc228190485"/>
       <w:r>
         <w:rPr>
           <w:rFonts w:ascii="Times New Roman" w:hAnsi="Times New Roman" w:cs="Times New Roman"/>
@@ -13299,7 +13951,7 @@
           <w:rFonts w:ascii="Times New Roman" w:hAnsi="Times New Roman" w:cs="Times New Roman"/>
         </w:rPr>
       </w:pPr>
-      <w:bookmarkStart w:id="19" w:name="_Toc227337481"/>
+      <w:bookmarkStart w:id="19" w:name="_Toc228190486"/>
       <w:r>
         <w:rPr>
           <w:rFonts w:ascii="Times New Roman" w:hAnsi="Times New Roman" w:cs="Times New Roman"/>
@@ -13530,7 +14182,7 @@
           <w:rFonts w:ascii="Times New Roman" w:hAnsi="Times New Roman" w:cs="Times New Roman"/>
         </w:rPr>
       </w:pPr>
-      <w:bookmarkStart w:id="20" w:name="_Toc227337482"/>
+      <w:bookmarkStart w:id="20" w:name="_Toc228190487"/>
       <w:r>
         <w:rPr>
           <w:rFonts w:ascii="Times New Roman" w:hAnsi="Times New Roman" w:cs="Times New Roman"/>
@@ -13583,7 +14235,7 @@
           <w:bCs/>
         </w:rPr>
       </w:pPr>
-      <w:bookmarkStart w:id="21" w:name="_Toc227337483"/>
+      <w:bookmarkStart w:id="21" w:name="_Toc228190488"/>
       <w:r>
         <w:rPr>
           <w:rFonts w:ascii="Times New Roman" w:hAnsi="Times New Roman" w:cs="Times New Roman"/>
@@ -13602,7 +14254,7 @@
           <w:bCs/>
         </w:rPr>
       </w:pPr>
-      <w:bookmarkStart w:id="22" w:name="_Toc227337484"/>
+      <w:bookmarkStart w:id="22" w:name="_Toc228190489"/>
       <w:r>
         <w:rPr>
           <w:rFonts w:ascii="Times New Roman" w:hAnsi="Times New Roman" w:cs="Times New Roman"/>
@@ -13687,7 +14339,7 @@
           <w:bCs/>
         </w:rPr>
       </w:pPr>
-      <w:bookmarkStart w:id="23" w:name="_Toc227337485"/>
+      <w:bookmarkStart w:id="23" w:name="_Toc228190490"/>
       <w:r>
         <w:rPr>
           <w:rFonts w:ascii="Times New Roman" w:hAnsi="Times New Roman" w:cs="Times New Roman"/>
@@ -13712,7 +14364,155 @@
           <w:sz w:val="24"/>
           <w:szCs w:val="24"/>
         </w:rPr>
-        <w:t>AirLume consists of five software assemblies operating in sequence. The architecture follows ARINC 653 partitioning principles, separating safety-critical components from non-critical layers.</w:t>
+        <w:t>AirLume consists of five software assemblies operating in sequence. The architecture follows ARINC 653 partitioning principles</w:t>
+      </w:r>
+      <w:sdt>
+        <w:sdtPr>
+          <w:rPr>
+            <w:rFonts w:ascii="Times New Roman" w:hAnsi="Times New Roman" w:cs="Times New Roman"/>
+            <w:sz w:val="24"/>
+            <w:szCs w:val="24"/>
+          </w:rPr>
+          <w:id w:val="2016494274"/>
+          <w:citation/>
+        </w:sdtPr>
+        <w:sdtContent>
+          <w:r>
+            <w:rPr>
+              <w:rFonts w:ascii="Times New Roman" w:hAnsi="Times New Roman" w:cs="Times New Roman"/>
+              <w:sz w:val="24"/>
+              <w:szCs w:val="24"/>
+            </w:rPr>
+            <w:fldChar w:fldCharType="begin"/>
+          </w:r>
+          <w:r>
+            <w:rPr>
+              <w:rFonts w:ascii="Times New Roman" w:hAnsi="Times New Roman" w:cs="Times New Roman"/>
+              <w:sz w:val="24"/>
+              <w:szCs w:val="24"/>
+              <w:lang w:val="en-US"/>
+            </w:rPr>
+            <w:instrText xml:space="preserve"> CITATION Lag09 \l 1033 </w:instrText>
+          </w:r>
+          <w:r>
+            <w:rPr>
+              <w:rFonts w:ascii="Times New Roman" w:hAnsi="Times New Roman" w:cs="Times New Roman"/>
+              <w:sz w:val="24"/>
+              <w:szCs w:val="24"/>
+            </w:rPr>
+            <w:fldChar w:fldCharType="separate"/>
+          </w:r>
+          <w:r>
+            <w:rPr>
+              <w:rFonts w:ascii="Times New Roman" w:hAnsi="Times New Roman" w:cs="Times New Roman"/>
+              <w:noProof/>
+              <w:sz w:val="24"/>
+              <w:szCs w:val="24"/>
+              <w:lang w:val="en-US"/>
+            </w:rPr>
+            <w:t xml:space="preserve"> </w:t>
+          </w:r>
+          <w:r>
+            <w:rPr>
+              <w:rFonts w:ascii="Times New Roman" w:hAnsi="Times New Roman" w:cs="Times New Roman"/>
+              <w:noProof/>
+              <w:sz w:val="24"/>
+              <w:szCs w:val="24"/>
+              <w:lang w:val="en-US"/>
+            </w:rPr>
+            <w:t>[7]</w:t>
+          </w:r>
+          <w:r>
+            <w:rPr>
+              <w:rFonts w:ascii="Times New Roman" w:hAnsi="Times New Roman" w:cs="Times New Roman"/>
+              <w:sz w:val="24"/>
+              <w:szCs w:val="24"/>
+            </w:rPr>
+            <w:fldChar w:fldCharType="end"/>
+          </w:r>
+        </w:sdtContent>
+      </w:sdt>
+      <w:r>
+        <w:rPr>
+          <w:rFonts w:ascii="Times New Roman" w:hAnsi="Times New Roman" w:cs="Times New Roman"/>
+          <w:sz w:val="24"/>
+          <w:szCs w:val="24"/>
+        </w:rPr>
+        <w:t>, separating safety-critical components from non-critical layers</w:t>
+      </w:r>
+      <w:sdt>
+        <w:sdtPr>
+          <w:rPr>
+            <w:rFonts w:ascii="Times New Roman" w:hAnsi="Times New Roman" w:cs="Times New Roman"/>
+            <w:sz w:val="24"/>
+            <w:szCs w:val="24"/>
+          </w:rPr>
+          <w:id w:val="-695992213"/>
+          <w:citation/>
+        </w:sdtPr>
+        <w:sdtContent>
+          <w:r>
+            <w:rPr>
+              <w:rFonts w:ascii="Times New Roman" w:hAnsi="Times New Roman" w:cs="Times New Roman"/>
+              <w:sz w:val="24"/>
+              <w:szCs w:val="24"/>
+            </w:rPr>
+            <w:fldChar w:fldCharType="begin"/>
+          </w:r>
+          <w:r>
+            <w:rPr>
+              <w:rFonts w:ascii="Times New Roman" w:hAnsi="Times New Roman" w:cs="Times New Roman"/>
+              <w:sz w:val="24"/>
+              <w:szCs w:val="24"/>
+              <w:lang w:val="en-US"/>
+            </w:rPr>
+            <w:instrText xml:space="preserve"> CITATION Win \l 1033 </w:instrText>
+          </w:r>
+          <w:r>
+            <w:rPr>
+              <w:rFonts w:ascii="Times New Roman" w:hAnsi="Times New Roman" w:cs="Times New Roman"/>
+              <w:sz w:val="24"/>
+              <w:szCs w:val="24"/>
+            </w:rPr>
+            <w:fldChar w:fldCharType="separate"/>
+          </w:r>
+          <w:r>
+            <w:rPr>
+              <w:rFonts w:ascii="Times New Roman" w:hAnsi="Times New Roman" w:cs="Times New Roman"/>
+              <w:noProof/>
+              <w:sz w:val="24"/>
+              <w:szCs w:val="24"/>
+              <w:lang w:val="en-US"/>
+            </w:rPr>
+            <w:t xml:space="preserve"> </w:t>
+          </w:r>
+          <w:r>
+            <w:rPr>
+              <w:rFonts w:ascii="Times New Roman" w:hAnsi="Times New Roman" w:cs="Times New Roman"/>
+              <w:noProof/>
+              <w:sz w:val="24"/>
+              <w:szCs w:val="24"/>
+              <w:lang w:val="en-US"/>
+            </w:rPr>
+            <w:t>[8]</w:t>
+          </w:r>
+          <w:r>
+            <w:rPr>
+              <w:rFonts w:ascii="Times New Roman" w:hAnsi="Times New Roman" w:cs="Times New Roman"/>
+              <w:sz w:val="24"/>
+              <w:szCs w:val="24"/>
+            </w:rPr>
+            <w:fldChar w:fldCharType="end"/>
+          </w:r>
+        </w:sdtContent>
+      </w:sdt>
+      <w:r>
+        <w:rPr>
+          <w:rFonts w:ascii="Times New Roman" w:hAnsi="Times New Roman" w:cs="Times New Roman"/>
+          <w:sz w:val="24"/>
+          <w:szCs w:val="24"/>
+        </w:rPr>
+        <w:t>.</w:t>
       </w:r>
     </w:p>
     <w:p>
@@ -13775,7 +14575,25 @@
           <w:sz w:val="24"/>
           <w:szCs w:val="24"/>
         </w:rPr>
-        <w:t>Retrieves atmospheric data from OpenWeatherMap API. Extracts temperature, humidity, pressure, and wind measurements. Outputs formatted data to text file.</w:t>
+        <w:t xml:space="preserve">Retrieves atmospheric data from </w:t>
+      </w:r>
+      <w:proofErr w:type="spellStart"/>
+      <w:r>
+        <w:rPr>
+          <w:rFonts w:cs="Times New Roman"/>
+          <w:sz w:val="24"/>
+          <w:szCs w:val="24"/>
+        </w:rPr>
+        <w:t>OpenWeatherMap</w:t>
+      </w:r>
+      <w:proofErr w:type="spellEnd"/>
+      <w:r>
+        <w:rPr>
+          <w:rFonts w:cs="Times New Roman"/>
+          <w:sz w:val="24"/>
+          <w:szCs w:val="24"/>
+        </w:rPr>
+        <w:t xml:space="preserve"> API. Extracts temperature, humidity, pressure, and wind measurements. Outputs formatted data to text file.</w:t>
       </w:r>
     </w:p>
     <w:p>
@@ -13969,7 +14787,43 @@
           <w:sz w:val="24"/>
           <w:szCs w:val="24"/>
         </w:rPr>
-        <w:t>System Requirements: Cloud infrastructure (AWS/Azure), weather API subscriptions (OpenWeatherMap), GlassFlight application server, Python 3.x, GCC C compiler, GNAT Ada compiler, Java JDK 11+, scikit-learn library.</w:t>
+        <w:t>System Requirements: Cloud infrastructure (AWS/Azure), weather API subscriptions (</w:t>
+      </w:r>
+      <w:proofErr w:type="spellStart"/>
+      <w:r>
+        <w:rPr>
+          <w:rFonts w:ascii="Times New Roman" w:hAnsi="Times New Roman" w:cs="Times New Roman"/>
+          <w:sz w:val="24"/>
+          <w:szCs w:val="24"/>
+        </w:rPr>
+        <w:t>OpenWeatherMap</w:t>
+      </w:r>
+      <w:proofErr w:type="spellEnd"/>
+      <w:r>
+        <w:rPr>
+          <w:rFonts w:ascii="Times New Roman" w:hAnsi="Times New Roman" w:cs="Times New Roman"/>
+          <w:sz w:val="24"/>
+          <w:szCs w:val="24"/>
+        </w:rPr>
+        <w:t xml:space="preserve">), </w:t>
+      </w:r>
+      <w:proofErr w:type="spellStart"/>
+      <w:r>
+        <w:rPr>
+          <w:rFonts w:ascii="Times New Roman" w:hAnsi="Times New Roman" w:cs="Times New Roman"/>
+          <w:sz w:val="24"/>
+          <w:szCs w:val="24"/>
+        </w:rPr>
+        <w:t>GlassFlight</w:t>
+      </w:r>
+      <w:proofErr w:type="spellEnd"/>
+      <w:r>
+        <w:rPr>
+          <w:rFonts w:ascii="Times New Roman" w:hAnsi="Times New Roman" w:cs="Times New Roman"/>
+          <w:sz w:val="24"/>
+          <w:szCs w:val="24"/>
+        </w:rPr>
+        <w:t xml:space="preserve"> application server, Python 3.x, GCC C compiler, GNAT Ada compiler, Java JDK 11+, scikit-learn library.</w:t>
       </w:r>
     </w:p>
     <w:p>
@@ -14001,7 +14855,7 @@
                     <pic:cNvPicPr/>
                   </pic:nvPicPr>
                   <pic:blipFill>
-                    <a:blip r:embed="rId11"/>
+                    <a:blip r:embed="rId13"/>
                     <a:stretch>
                       <a:fillRect/>
                     </a:stretch>
@@ -14074,7 +14928,7 @@
           <w:rFonts w:ascii="Times New Roman" w:hAnsi="Times New Roman" w:cs="Times New Roman"/>
         </w:rPr>
       </w:pPr>
-      <w:bookmarkStart w:id="25" w:name="_Toc227337486"/>
+      <w:bookmarkStart w:id="25" w:name="_Toc228190491"/>
       <w:r>
         <w:rPr>
           <w:rFonts w:ascii="Times New Roman" w:hAnsi="Times New Roman" w:cs="Times New Roman"/>
@@ -14092,7 +14946,7 @@
           <w:bCs/>
         </w:rPr>
       </w:pPr>
-      <w:bookmarkStart w:id="26" w:name="_Toc227337487"/>
+      <w:bookmarkStart w:id="26" w:name="_Toc228190492"/>
       <w:r>
         <w:rPr>
           <w:rFonts w:ascii="Times New Roman" w:hAnsi="Times New Roman" w:cs="Times New Roman"/>
@@ -14221,8 +15075,18 @@
           <w:sz w:val="24"/>
           <w:szCs w:val="24"/>
         </w:rPr>
-        <w:t>Establishes HTTPS connections to OpenWeatherMap</w:t>
-      </w:r>
+        <w:t xml:space="preserve">Establishes HTTPS connections to </w:t>
+      </w:r>
+      <w:proofErr w:type="spellStart"/>
+      <w:r>
+        <w:rPr>
+          <w:rFonts w:cs="Times New Roman"/>
+          <w:sz w:val="24"/>
+          <w:szCs w:val="24"/>
+        </w:rPr>
+        <w:t>OpenWeatherMap</w:t>
+      </w:r>
+      <w:proofErr w:type="spellEnd"/>
     </w:p>
     <w:p>
       <w:pPr>
@@ -14379,7 +15243,25 @@
           <w:sz w:val="24"/>
           <w:szCs w:val="24"/>
         </w:rPr>
-        <w:t>Extracts temperature (Kelvin), humidity (%), pressure (hPa), wind speed (m/s)</w:t>
+        <w:t>Extracts temperature (Kelvin), humidity (%), pressure (</w:t>
+      </w:r>
+      <w:proofErr w:type="spellStart"/>
+      <w:r>
+        <w:rPr>
+          <w:rFonts w:cs="Times New Roman"/>
+          <w:sz w:val="24"/>
+          <w:szCs w:val="24"/>
+        </w:rPr>
+        <w:t>hPa</w:t>
+      </w:r>
+      <w:proofErr w:type="spellEnd"/>
+      <w:r>
+        <w:rPr>
+          <w:rFonts w:cs="Times New Roman"/>
+          <w:sz w:val="24"/>
+          <w:szCs w:val="24"/>
+        </w:rPr>
+        <w:t>), wind speed (m/s)</w:t>
       </w:r>
     </w:p>
     <w:p>
@@ -14402,7 +15284,25 @@
           <w:sz w:val="24"/>
           <w:szCs w:val="24"/>
         </w:rPr>
-        <w:t>Validates field presence and physical ranges: Temperature 200-330K, Humidity 0-100%, Pressure 870-1085 hPa, Wind speed 0-150 m/s</w:t>
+        <w:t xml:space="preserve">Validates field presence and physical ranges: Temperature 200-330K, Humidity 0-100%, Pressure 870-1085 </w:t>
+      </w:r>
+      <w:proofErr w:type="spellStart"/>
+      <w:r>
+        <w:rPr>
+          <w:rFonts w:cs="Times New Roman"/>
+          <w:sz w:val="24"/>
+          <w:szCs w:val="24"/>
+        </w:rPr>
+        <w:t>hPa</w:t>
+      </w:r>
+      <w:proofErr w:type="spellEnd"/>
+      <w:r>
+        <w:rPr>
+          <w:rFonts w:cs="Times New Roman"/>
+          <w:sz w:val="24"/>
+          <w:szCs w:val="24"/>
+        </w:rPr>
+        <w:t>, Wind speed 0-150 m/s</w:t>
       </w:r>
     </w:p>
     <w:p>
@@ -14467,8 +15367,18 @@
           <w:sz w:val="24"/>
           <w:szCs w:val="24"/>
         </w:rPr>
-        <w:t>Writes standardized format: WEATHER_DATA:temp,humidity,pressure,windspeed</w:t>
-      </w:r>
+        <w:t xml:space="preserve">Writes standardized format: </w:t>
+      </w:r>
+      <w:proofErr w:type="spellStart"/>
+      <w:r>
+        <w:rPr>
+          <w:rFonts w:cs="Times New Roman"/>
+          <w:sz w:val="24"/>
+          <w:szCs w:val="24"/>
+        </w:rPr>
+        <w:t>WEATHER_DATA:temp,humidity,pressure,windspeed</w:t>
+      </w:r>
+      <w:proofErr w:type="spellEnd"/>
     </w:p>
     <w:p>
       <w:pPr>
@@ -14558,7 +15468,7 @@
           <w:bCs/>
         </w:rPr>
       </w:pPr>
-      <w:bookmarkStart w:id="27" w:name="_Toc227337488"/>
+      <w:bookmarkStart w:id="27" w:name="_Toc228190493"/>
       <w:r>
         <w:rPr>
           <w:rFonts w:ascii="Times New Roman" w:hAnsi="Times New Roman" w:cs="Times New Roman"/>
@@ -14619,7 +15529,79 @@
           <w:sz w:val="24"/>
           <w:szCs w:val="24"/>
         </w:rPr>
-        <w:t>1,800 lines across modular C files. Core modules: lightning_physics.c (calculations), route.c (waypoint generation), atmosphere.c (ISA corrections), io.c (file operations). Compiles with GCC -O2 optimization.</w:t>
+        <w:t xml:space="preserve">1,800 lines across modular C files. Core modules: </w:t>
+      </w:r>
+      <w:proofErr w:type="spellStart"/>
+      <w:r>
+        <w:rPr>
+          <w:rFonts w:ascii="Times New Roman" w:hAnsi="Times New Roman" w:cs="Times New Roman"/>
+          <w:sz w:val="24"/>
+          <w:szCs w:val="24"/>
+        </w:rPr>
+        <w:t>lightning_physics.c</w:t>
+      </w:r>
+      <w:proofErr w:type="spellEnd"/>
+      <w:r>
+        <w:rPr>
+          <w:rFonts w:ascii="Times New Roman" w:hAnsi="Times New Roman" w:cs="Times New Roman"/>
+          <w:sz w:val="24"/>
+          <w:szCs w:val="24"/>
+        </w:rPr>
+        <w:t xml:space="preserve"> (calculations), </w:t>
+      </w:r>
+      <w:proofErr w:type="spellStart"/>
+      <w:r>
+        <w:rPr>
+          <w:rFonts w:ascii="Times New Roman" w:hAnsi="Times New Roman" w:cs="Times New Roman"/>
+          <w:sz w:val="24"/>
+          <w:szCs w:val="24"/>
+        </w:rPr>
+        <w:t>route.c</w:t>
+      </w:r>
+      <w:proofErr w:type="spellEnd"/>
+      <w:r>
+        <w:rPr>
+          <w:rFonts w:ascii="Times New Roman" w:hAnsi="Times New Roman" w:cs="Times New Roman"/>
+          <w:sz w:val="24"/>
+          <w:szCs w:val="24"/>
+        </w:rPr>
+        <w:t xml:space="preserve"> (waypoint generation), </w:t>
+      </w:r>
+      <w:proofErr w:type="spellStart"/>
+      <w:r>
+        <w:rPr>
+          <w:rFonts w:ascii="Times New Roman" w:hAnsi="Times New Roman" w:cs="Times New Roman"/>
+          <w:sz w:val="24"/>
+          <w:szCs w:val="24"/>
+        </w:rPr>
+        <w:t>atmosphere.c</w:t>
+      </w:r>
+      <w:proofErr w:type="spellEnd"/>
+      <w:r>
+        <w:rPr>
+          <w:rFonts w:ascii="Times New Roman" w:hAnsi="Times New Roman" w:cs="Times New Roman"/>
+          <w:sz w:val="24"/>
+          <w:szCs w:val="24"/>
+        </w:rPr>
+        <w:t xml:space="preserve"> (ISA corrections), </w:t>
+      </w:r>
+      <w:proofErr w:type="spellStart"/>
+      <w:r>
+        <w:rPr>
+          <w:rFonts w:ascii="Times New Roman" w:hAnsi="Times New Roman" w:cs="Times New Roman"/>
+          <w:sz w:val="24"/>
+          <w:szCs w:val="24"/>
+        </w:rPr>
+        <w:t>io.c</w:t>
+      </w:r>
+      <w:proofErr w:type="spellEnd"/>
+      <w:r>
+        <w:rPr>
+          <w:rFonts w:ascii="Times New Roman" w:hAnsi="Times New Roman" w:cs="Times New Roman"/>
+          <w:sz w:val="24"/>
+          <w:szCs w:val="24"/>
+        </w:rPr>
+        <w:t xml:space="preserve"> (file operations). Compiles with GCC -O2 optimization.</w:t>
       </w:r>
     </w:p>
     <w:p>
@@ -14796,6 +15778,69 @@
         </w:rPr>
         <w:t>Implements Paschen's Law to determine breakdown voltage from pressure and gap distance</w:t>
       </w:r>
+      <w:sdt>
+        <w:sdtPr>
+          <w:rPr>
+            <w:rFonts w:cs="Times New Roman"/>
+            <w:sz w:val="24"/>
+            <w:szCs w:val="24"/>
+          </w:rPr>
+          <w:id w:val="680086697"/>
+          <w:citation/>
+        </w:sdtPr>
+        <w:sdtContent>
+          <w:r>
+            <w:rPr>
+              <w:rFonts w:cs="Times New Roman"/>
+              <w:sz w:val="24"/>
+              <w:szCs w:val="24"/>
+            </w:rPr>
+            <w:fldChar w:fldCharType="begin"/>
+          </w:r>
+          <w:r>
+            <w:rPr>
+              <w:rFonts w:cs="Times New Roman"/>
+              <w:sz w:val="24"/>
+              <w:szCs w:val="24"/>
+            </w:rPr>
+            <w:instrText xml:space="preserve"> CITATION Rio24 \l 1033 </w:instrText>
+          </w:r>
+          <w:r>
+            <w:rPr>
+              <w:rFonts w:cs="Times New Roman"/>
+              <w:sz w:val="24"/>
+              <w:szCs w:val="24"/>
+            </w:rPr>
+            <w:fldChar w:fldCharType="separate"/>
+          </w:r>
+          <w:r>
+            <w:rPr>
+              <w:rFonts w:cs="Times New Roman"/>
+              <w:noProof/>
+              <w:sz w:val="24"/>
+              <w:szCs w:val="24"/>
+            </w:rPr>
+            <w:t xml:space="preserve"> </w:t>
+          </w:r>
+          <w:r>
+            <w:rPr>
+              <w:rFonts w:cs="Times New Roman"/>
+              <w:noProof/>
+              <w:sz w:val="24"/>
+              <w:szCs w:val="24"/>
+            </w:rPr>
+            <w:t>[9]</w:t>
+          </w:r>
+          <w:r>
+            <w:rPr>
+              <w:rFonts w:cs="Times New Roman"/>
+              <w:sz w:val="24"/>
+              <w:szCs w:val="24"/>
+            </w:rPr>
+            <w:fldChar w:fldCharType="end"/>
+          </w:r>
+        </w:sdtContent>
+      </w:sdt>
     </w:p>
     <w:p>
       <w:pPr>
@@ -14997,6 +16042,7 @@
           <w:sz w:val="24"/>
           <w:szCs w:val="24"/>
         </w:rPr>
+        <w:lastRenderedPageBreak/>
         <w:t>Handles special cases: Date Line crossings, polar routes, antipodal points</w:t>
       </w:r>
     </w:p>
@@ -15020,8 +16066,43 @@
           <w:sz w:val="24"/>
           <w:szCs w:val="24"/>
         </w:rPr>
-        <w:lastRenderedPageBreak/>
-        <w:t>Stores results in lat[9] and lon[9] arrays</w:t>
+        <w:t xml:space="preserve">Stores results in </w:t>
+      </w:r>
+      <w:proofErr w:type="spellStart"/>
+      <w:r>
+        <w:rPr>
+          <w:rFonts w:cs="Times New Roman"/>
+          <w:sz w:val="24"/>
+          <w:szCs w:val="24"/>
+        </w:rPr>
+        <w:t>lat</w:t>
+      </w:r>
+      <w:proofErr w:type="spellEnd"/>
+      <w:r>
+        <w:rPr>
+          <w:rFonts w:cs="Times New Roman"/>
+          <w:sz w:val="24"/>
+          <w:szCs w:val="24"/>
+        </w:rPr>
+        <w:t xml:space="preserve">[9] and </w:t>
+      </w:r>
+      <w:proofErr w:type="spellStart"/>
+      <w:r>
+        <w:rPr>
+          <w:rFonts w:cs="Times New Roman"/>
+          <w:sz w:val="24"/>
+          <w:szCs w:val="24"/>
+        </w:rPr>
+        <w:t>lon</w:t>
+      </w:r>
+      <w:proofErr w:type="spellEnd"/>
+      <w:r>
+        <w:rPr>
+          <w:rFonts w:cs="Times New Roman"/>
+          <w:sz w:val="24"/>
+          <w:szCs w:val="24"/>
+        </w:rPr>
+        <w:t>[9] arrays</w:t>
       </w:r>
     </w:p>
     <w:p>
@@ -15167,7 +16248,7 @@
           <w:bCs/>
         </w:rPr>
       </w:pPr>
-      <w:bookmarkStart w:id="28" w:name="_Toc227337489"/>
+      <w:bookmarkStart w:id="28" w:name="_Toc228190494"/>
       <w:r>
         <w:rPr>
           <w:rFonts w:ascii="Times New Roman" w:hAnsi="Times New Roman" w:cs="Times New Roman"/>
@@ -15228,7 +16309,25 @@
           <w:sz w:val="24"/>
           <w:szCs w:val="24"/>
         </w:rPr>
-        <w:t>Python script (ml_enhance.py, 400 lines). Uses scikit-learn Random Forest classifier. Loads pre-trained model from airlume_ml_model.pkl.</w:t>
+        <w:t xml:space="preserve">Python script (ml_enhance.py, 400 lines). Uses scikit-learn Random Forest classifier. Loads pre-trained model from </w:t>
+      </w:r>
+      <w:proofErr w:type="spellStart"/>
+      <w:r>
+        <w:rPr>
+          <w:rFonts w:ascii="Times New Roman" w:hAnsi="Times New Roman" w:cs="Times New Roman"/>
+          <w:sz w:val="24"/>
+          <w:szCs w:val="24"/>
+        </w:rPr>
+        <w:t>airlume_ml_model.pkl</w:t>
+      </w:r>
+      <w:proofErr w:type="spellEnd"/>
+      <w:r>
+        <w:rPr>
+          <w:rFonts w:ascii="Times New Roman" w:hAnsi="Times New Roman" w:cs="Times New Roman"/>
+          <w:sz w:val="24"/>
+          <w:szCs w:val="24"/>
+        </w:rPr>
+        <w:t>.</w:t>
       </w:r>
     </w:p>
     <w:p>
@@ -15668,7 +16767,7 @@
           <w:sz w:val="24"/>
           <w:szCs w:val="24"/>
         </w:rPr>
-        <w:t xml:space="preserve">5% accuracy represents the average validation accuracy across all five folds. No separate test set was held out, as the limited dataset size (100 samples) required </w:t>
+        <w:t xml:space="preserve">5% accuracy represents the average validation accuracy across </w:t>
       </w:r>
       <w:r>
         <w:rPr>
@@ -15677,7 +16776,7 @@
           <w:szCs w:val="24"/>
         </w:rPr>
         <w:lastRenderedPageBreak/>
-        <w:t>maximizing training data while maintaining validation rigor through cross-validation</w:t>
+        <w:t>all five folds. No separate test set was held out, as the limited dataset size (100 samples) required maximizing training data while maintaining validation rigor through cross-validation</w:t>
       </w:r>
       <w:r>
         <w:rPr>
@@ -15745,7 +16844,7 @@
           <w:bCs/>
         </w:rPr>
       </w:pPr>
-      <w:bookmarkStart w:id="29" w:name="_Toc227337490"/>
+      <w:bookmarkStart w:id="29" w:name="_Toc228190495"/>
       <w:r>
         <w:rPr>
           <w:rFonts w:ascii="Times New Roman" w:hAnsi="Times New Roman" w:cs="Times New Roman"/>
@@ -15806,7 +16905,97 @@
           <w:sz w:val="24"/>
           <w:szCs w:val="24"/>
         </w:rPr>
-        <w:t>Organized into four Ada packages: Physics_Validator (independent risk calculation and comparison), Safety_Monitor (alert generation and regulatory enforcement), ARINC653_Core (partition management and emergency halt procedures), and Time_Partition (100ms execution budget enforcement). Compiles with GNAT using -gnatwa (all warnings) and -gnatVa (validity checking) flags.</w:t>
+        <w:t xml:space="preserve">Organized into four Ada packages: </w:t>
+      </w:r>
+      <w:proofErr w:type="spellStart"/>
+      <w:r>
+        <w:rPr>
+          <w:rFonts w:ascii="Times New Roman" w:hAnsi="Times New Roman" w:cs="Times New Roman"/>
+          <w:sz w:val="24"/>
+          <w:szCs w:val="24"/>
+        </w:rPr>
+        <w:t>Physics_Validator</w:t>
+      </w:r>
+      <w:proofErr w:type="spellEnd"/>
+      <w:r>
+        <w:rPr>
+          <w:rFonts w:ascii="Times New Roman" w:hAnsi="Times New Roman" w:cs="Times New Roman"/>
+          <w:sz w:val="24"/>
+          <w:szCs w:val="24"/>
+        </w:rPr>
+        <w:t xml:space="preserve"> (independent risk calculation and comparison), </w:t>
+      </w:r>
+      <w:proofErr w:type="spellStart"/>
+      <w:r>
+        <w:rPr>
+          <w:rFonts w:ascii="Times New Roman" w:hAnsi="Times New Roman" w:cs="Times New Roman"/>
+          <w:sz w:val="24"/>
+          <w:szCs w:val="24"/>
+        </w:rPr>
+        <w:t>Safety_Monitor</w:t>
+      </w:r>
+      <w:proofErr w:type="spellEnd"/>
+      <w:r>
+        <w:rPr>
+          <w:rFonts w:ascii="Times New Roman" w:hAnsi="Times New Roman" w:cs="Times New Roman"/>
+          <w:sz w:val="24"/>
+          <w:szCs w:val="24"/>
+        </w:rPr>
+        <w:t xml:space="preserve"> (alert generation and regulatory enforcement), ARINC653_Core (partition management and emergency halt procedures), and </w:t>
+      </w:r>
+      <w:proofErr w:type="spellStart"/>
+      <w:r>
+        <w:rPr>
+          <w:rFonts w:ascii="Times New Roman" w:hAnsi="Times New Roman" w:cs="Times New Roman"/>
+          <w:sz w:val="24"/>
+          <w:szCs w:val="24"/>
+        </w:rPr>
+        <w:t>Time_Partition</w:t>
+      </w:r>
+      <w:proofErr w:type="spellEnd"/>
+      <w:r>
+        <w:rPr>
+          <w:rFonts w:ascii="Times New Roman" w:hAnsi="Times New Roman" w:cs="Times New Roman"/>
+          <w:sz w:val="24"/>
+          <w:szCs w:val="24"/>
+        </w:rPr>
+        <w:t xml:space="preserve"> (100ms execution budget enforcement). Compiles with GNAT using -</w:t>
+      </w:r>
+      <w:proofErr w:type="spellStart"/>
+      <w:r>
+        <w:rPr>
+          <w:rFonts w:ascii="Times New Roman" w:hAnsi="Times New Roman" w:cs="Times New Roman"/>
+          <w:sz w:val="24"/>
+          <w:szCs w:val="24"/>
+        </w:rPr>
+        <w:t>gnatwa</w:t>
+      </w:r>
+      <w:proofErr w:type="spellEnd"/>
+      <w:r>
+        <w:rPr>
+          <w:rFonts w:ascii="Times New Roman" w:hAnsi="Times New Roman" w:cs="Times New Roman"/>
+          <w:sz w:val="24"/>
+          <w:szCs w:val="24"/>
+        </w:rPr>
+        <w:t xml:space="preserve"> (all warnings) and -</w:t>
+      </w:r>
+      <w:proofErr w:type="spellStart"/>
+      <w:r>
+        <w:rPr>
+          <w:rFonts w:ascii="Times New Roman" w:hAnsi="Times New Roman" w:cs="Times New Roman"/>
+          <w:sz w:val="24"/>
+          <w:szCs w:val="24"/>
+        </w:rPr>
+        <w:t>gnatVa</w:t>
+      </w:r>
+      <w:proofErr w:type="spellEnd"/>
+      <w:r>
+        <w:rPr>
+          <w:rFonts w:ascii="Times New Roman" w:hAnsi="Times New Roman" w:cs="Times New Roman"/>
+          <w:sz w:val="24"/>
+          <w:szCs w:val="24"/>
+        </w:rPr>
+        <w:t xml:space="preserve"> (validity checking) flags.</w:t>
       </w:r>
     </w:p>
     <w:p>
@@ -15943,7 +17132,25 @@
           <w:sz w:val="24"/>
           <w:szCs w:val="24"/>
         </w:rPr>
-        <w:t xml:space="preserve">Increments the E-field estimate based on humidity above 70% (charge accumulation indicator), pressure below 1000 hPa (storm system indicator), temperature above 20°C (convective instability indicator), and wind speed above 5 m/s (charge separation indicator) </w:t>
+        <w:t xml:space="preserve">Increments the E-field estimate based on humidity above 70% (charge accumulation indicator), pressure below 1000 </w:t>
+      </w:r>
+      <w:proofErr w:type="spellStart"/>
+      <w:r>
+        <w:rPr>
+          <w:rFonts w:ascii="Times New Roman" w:hAnsi="Times New Roman" w:cs="Times New Roman"/>
+          <w:sz w:val="24"/>
+          <w:szCs w:val="24"/>
+        </w:rPr>
+        <w:t>hPa</w:t>
+      </w:r>
+      <w:proofErr w:type="spellEnd"/>
+      <w:r>
+        <w:rPr>
+          <w:rFonts w:ascii="Times New Roman" w:hAnsi="Times New Roman" w:cs="Times New Roman"/>
+          <w:sz w:val="24"/>
+          <w:szCs w:val="24"/>
+        </w:rPr>
+        <w:t xml:space="preserve"> (storm system indicator), temperature above 20°C (convective instability indicator), and wind speed above 5 m/s (charge separation indicator) </w:t>
       </w:r>
     </w:p>
     <w:p>
@@ -16441,7 +17648,7 @@
                     <pic:cNvPicPr/>
                   </pic:nvPicPr>
                   <pic:blipFill>
-                    <a:blip r:embed="rId12"/>
+                    <a:blip r:embed="rId14"/>
                     <a:stretch>
                       <a:fillRect/>
                     </a:stretch>
@@ -16628,7 +17835,27 @@
           <w:sz w:val="24"/>
           <w:szCs w:val="24"/>
         </w:rPr>
-        <w:t>the Time_Partition package calls ARINC653_Core.Emergency_Halt and forces emergency procedures</w:t>
+        <w:t xml:space="preserve">the </w:t>
+      </w:r>
+      <w:proofErr w:type="spellStart"/>
+      <w:r>
+        <w:rPr>
+          <w:rFonts w:ascii="Times New Roman" w:hAnsi="Times New Roman" w:cs="Times New Roman"/>
+          <w:iCs/>
+          <w:sz w:val="24"/>
+          <w:szCs w:val="24"/>
+        </w:rPr>
+        <w:t>Time_Partition</w:t>
+      </w:r>
+      <w:proofErr w:type="spellEnd"/>
+      <w:r>
+        <w:rPr>
+          <w:rFonts w:ascii="Times New Roman" w:hAnsi="Times New Roman" w:cs="Times New Roman"/>
+          <w:iCs/>
+          <w:sz w:val="24"/>
+          <w:szCs w:val="24"/>
+        </w:rPr>
+        <w:t xml:space="preserve"> package calls ARINC653_Core.Emergency_Halt and forces emergency procedures</w:t>
       </w:r>
     </w:p>
     <w:p>
@@ -16696,7 +17923,7 @@
           <w:bCs/>
         </w:rPr>
       </w:pPr>
-      <w:bookmarkStart w:id="31" w:name="_Toc227337491"/>
+      <w:bookmarkStart w:id="31" w:name="_Toc228190496"/>
       <w:r>
         <w:rPr>
           <w:rFonts w:ascii="Times New Roman" w:hAnsi="Times New Roman" w:cs="Times New Roman"/>
@@ -16757,7 +17984,25 @@
           <w:sz w:val="24"/>
           <w:szCs w:val="24"/>
         </w:rPr>
-        <w:t>2,500 lines of Java on GlassFish 6.2 server. Model-View-Controller architecture with JPA entities, backing beans, and XHTML templates. H2 embedded database for persistence.</w:t>
+        <w:t xml:space="preserve">2,500 lines of Java on </w:t>
+      </w:r>
+      <w:proofErr w:type="spellStart"/>
+      <w:r>
+        <w:rPr>
+          <w:rFonts w:ascii="Times New Roman" w:hAnsi="Times New Roman" w:cs="Times New Roman"/>
+          <w:sz w:val="24"/>
+          <w:szCs w:val="24"/>
+        </w:rPr>
+        <w:t>GlassFish</w:t>
+      </w:r>
+      <w:proofErr w:type="spellEnd"/>
+      <w:r>
+        <w:rPr>
+          <w:rFonts w:ascii="Times New Roman" w:hAnsi="Times New Roman" w:cs="Times New Roman"/>
+          <w:sz w:val="24"/>
+          <w:szCs w:val="24"/>
+        </w:rPr>
+        <w:t xml:space="preserve"> 6.2 server. Model-View-Controller architecture with JPA entities, backing beans, and XHTML templates. H2 embedded database for persistence.</w:t>
       </w:r>
     </w:p>
     <w:p>
@@ -17020,7 +18265,25 @@
           <w:sz w:val="24"/>
           <w:szCs w:val="24"/>
         </w:rPr>
-        <w:t>Populates Java objects (FlightAnalysis entity, Waypoint list)</w:t>
+        <w:t>Populates Java objects (</w:t>
+      </w:r>
+      <w:proofErr w:type="spellStart"/>
+      <w:r>
+        <w:rPr>
+          <w:rFonts w:cs="Times New Roman"/>
+          <w:sz w:val="24"/>
+          <w:szCs w:val="24"/>
+        </w:rPr>
+        <w:t>FlightAnalysis</w:t>
+      </w:r>
+      <w:proofErr w:type="spellEnd"/>
+      <w:r>
+        <w:rPr>
+          <w:rFonts w:cs="Times New Roman"/>
+          <w:sz w:val="24"/>
+          <w:szCs w:val="24"/>
+        </w:rPr>
+        <w:t xml:space="preserve"> entity, Waypoint list)</w:t>
       </w:r>
     </w:p>
     <w:p>
@@ -17125,13 +18388,23 @@
           <w:szCs w:val="24"/>
         </w:rPr>
       </w:pPr>
+      <w:proofErr w:type="spellStart"/>
       <w:r>
         <w:rPr>
           <w:rFonts w:cs="Times New Roman"/>
           <w:sz w:val="24"/>
           <w:szCs w:val="24"/>
         </w:rPr>
-        <w:t>FlightAnalysis entity stores route, altitude, risks, timestamp, safety status</w:t>
+        <w:t>FlightAnalysis</w:t>
+      </w:r>
+      <w:proofErr w:type="spellEnd"/>
+      <w:r>
+        <w:rPr>
+          <w:rFonts w:cs="Times New Roman"/>
+          <w:sz w:val="24"/>
+          <w:szCs w:val="24"/>
+        </w:rPr>
+        <w:t xml:space="preserve"> entity stores route, altitude, risks, timestamp, safety status</w:t>
       </w:r>
     </w:p>
     <w:p>
@@ -17148,13 +18421,23 @@
           <w:szCs w:val="24"/>
         </w:rPr>
       </w:pPr>
+      <w:proofErr w:type="spellStart"/>
       <w:r>
         <w:rPr>
           <w:rFonts w:cs="Times New Roman"/>
           <w:sz w:val="24"/>
           <w:szCs w:val="24"/>
         </w:rPr>
-        <w:t>OneToMany relationship to Waypoint records</w:t>
+        <w:t>OneToMany</w:t>
+      </w:r>
+      <w:proofErr w:type="spellEnd"/>
+      <w:r>
+        <w:rPr>
+          <w:rFonts w:cs="Times New Roman"/>
+          <w:sz w:val="24"/>
+          <w:szCs w:val="24"/>
+        </w:rPr>
+        <w:t xml:space="preserve"> relationship to Waypoint records</w:t>
       </w:r>
     </w:p>
     <w:p>
@@ -17177,7 +18460,25 @@
           <w:sz w:val="24"/>
           <w:szCs w:val="24"/>
         </w:rPr>
-        <w:t>H2 database tables: flight_analysis, waypoint</w:t>
+        <w:t xml:space="preserve">H2 database tables: </w:t>
+      </w:r>
+      <w:proofErr w:type="spellStart"/>
+      <w:r>
+        <w:rPr>
+          <w:rFonts w:cs="Times New Roman"/>
+          <w:sz w:val="24"/>
+          <w:szCs w:val="24"/>
+        </w:rPr>
+        <w:t>flight_analysis</w:t>
+      </w:r>
+      <w:proofErr w:type="spellEnd"/>
+      <w:r>
+        <w:rPr>
+          <w:rFonts w:cs="Times New Roman"/>
+          <w:sz w:val="24"/>
+          <w:szCs w:val="24"/>
+        </w:rPr>
+        <w:t>, waypoint</w:t>
       </w:r>
     </w:p>
     <w:p>
@@ -17200,7 +18501,43 @@
           <w:sz w:val="24"/>
           <w:szCs w:val="24"/>
         </w:rPr>
-        <w:t>Indexes on analysis_time and safety_status for query performance</w:t>
+        <w:t xml:space="preserve">Indexes on </w:t>
+      </w:r>
+      <w:proofErr w:type="spellStart"/>
+      <w:r>
+        <w:rPr>
+          <w:rFonts w:cs="Times New Roman"/>
+          <w:sz w:val="24"/>
+          <w:szCs w:val="24"/>
+        </w:rPr>
+        <w:t>analysis_time</w:t>
+      </w:r>
+      <w:proofErr w:type="spellEnd"/>
+      <w:r>
+        <w:rPr>
+          <w:rFonts w:cs="Times New Roman"/>
+          <w:sz w:val="24"/>
+          <w:szCs w:val="24"/>
+        </w:rPr>
+        <w:t xml:space="preserve"> and </w:t>
+      </w:r>
+      <w:proofErr w:type="spellStart"/>
+      <w:r>
+        <w:rPr>
+          <w:rFonts w:cs="Times New Roman"/>
+          <w:sz w:val="24"/>
+          <w:szCs w:val="24"/>
+        </w:rPr>
+        <w:t>safety_status</w:t>
+      </w:r>
+      <w:proofErr w:type="spellEnd"/>
+      <w:r>
+        <w:rPr>
+          <w:rFonts w:cs="Times New Roman"/>
+          <w:sz w:val="24"/>
+          <w:szCs w:val="24"/>
+        </w:rPr>
+        <w:t xml:space="preserve"> for query performance</w:t>
       </w:r>
     </w:p>
     <w:p>
@@ -17243,7 +18580,25 @@
           <w:szCs w:val="24"/>
         </w:rPr>
         <w:lastRenderedPageBreak/>
-        <w:t>Generates HTML using JavaServer Faces (JSF) templating</w:t>
+        <w:t xml:space="preserve">Generates HTML using </w:t>
+      </w:r>
+      <w:proofErr w:type="spellStart"/>
+      <w:r>
+        <w:rPr>
+          <w:rFonts w:cs="Times New Roman"/>
+          <w:sz w:val="24"/>
+          <w:szCs w:val="24"/>
+        </w:rPr>
+        <w:t>JavaServer</w:t>
+      </w:r>
+      <w:proofErr w:type="spellEnd"/>
+      <w:r>
+        <w:rPr>
+          <w:rFonts w:cs="Times New Roman"/>
+          <w:sz w:val="24"/>
+          <w:szCs w:val="24"/>
+        </w:rPr>
+        <w:t xml:space="preserve"> Faces (JSF) templating</w:t>
       </w:r>
     </w:p>
     <w:p>
@@ -17393,7 +18748,7 @@
           <w:bCs/>
         </w:rPr>
       </w:pPr>
-      <w:bookmarkStart w:id="32" w:name="_Toc227337492"/>
+      <w:bookmarkStart w:id="32" w:name="_Toc228190497"/>
       <w:r>
         <w:rPr>
           <w:rFonts w:ascii="Times New Roman" w:hAnsi="Times New Roman" w:cs="Times New Roman"/>
@@ -17533,7 +18888,25 @@
           <w:sz w:val="24"/>
           <w:szCs w:val="24"/>
         </w:rPr>
-        <w:t>Python script requests atmospheric data from OpenWeatherMap API (30s timeout)</w:t>
+        <w:t xml:space="preserve">Python script requests atmospheric data from </w:t>
+      </w:r>
+      <w:proofErr w:type="spellStart"/>
+      <w:r>
+        <w:rPr>
+          <w:rFonts w:ascii="Times New Roman" w:hAnsi="Times New Roman" w:cs="Times New Roman"/>
+          <w:sz w:val="24"/>
+          <w:szCs w:val="24"/>
+        </w:rPr>
+        <w:t>OpenWeatherMap</w:t>
+      </w:r>
+      <w:proofErr w:type="spellEnd"/>
+      <w:r>
+        <w:rPr>
+          <w:rFonts w:ascii="Times New Roman" w:hAnsi="Times New Roman" w:cs="Times New Roman"/>
+          <w:sz w:val="24"/>
+          <w:szCs w:val="24"/>
+        </w:rPr>
+        <w:t xml:space="preserve"> API (30s timeout)</w:t>
       </w:r>
     </w:p>
     <w:p>
@@ -17786,7 +19159,25 @@
           <w:sz w:val="24"/>
           <w:szCs w:val="24"/>
         </w:rPr>
-        <w:t>Results stored in H2 database (FlightAnalysis and Waypoint tables)</w:t>
+        <w:t>Results stored in H2 database (</w:t>
+      </w:r>
+      <w:proofErr w:type="spellStart"/>
+      <w:r>
+        <w:rPr>
+          <w:rFonts w:ascii="Times New Roman" w:hAnsi="Times New Roman" w:cs="Times New Roman"/>
+          <w:sz w:val="24"/>
+          <w:szCs w:val="24"/>
+        </w:rPr>
+        <w:t>FlightAnalysis</w:t>
+      </w:r>
+      <w:proofErr w:type="spellEnd"/>
+      <w:r>
+        <w:rPr>
+          <w:rFonts w:ascii="Times New Roman" w:hAnsi="Times New Roman" w:cs="Times New Roman"/>
+          <w:sz w:val="24"/>
+          <w:szCs w:val="24"/>
+        </w:rPr>
+        <w:t xml:space="preserve"> and Waypoint tables)</w:t>
       </w:r>
     </w:p>
     <w:p>
@@ -17857,7 +19248,7 @@
           <w:szCs w:val="28"/>
         </w:rPr>
       </w:pPr>
-      <w:bookmarkStart w:id="33" w:name="_Toc227337493"/>
+      <w:bookmarkStart w:id="33" w:name="_Toc228190498"/>
       <w:r>
         <w:rPr>
           <w:rFonts w:ascii="Times New Roman" w:hAnsi="Times New Roman" w:cs="Times New Roman"/>
@@ -17894,7 +19285,7 @@
           <w:bCs/>
         </w:rPr>
       </w:pPr>
-      <w:bookmarkStart w:id="34" w:name="_Toc227337494"/>
+      <w:bookmarkStart w:id="34" w:name="_Toc228190499"/>
       <w:r>
         <w:rPr>
           <w:rFonts w:ascii="Times New Roman" w:hAnsi="Times New Roman" w:cs="Times New Roman"/>
@@ -17956,7 +19347,79 @@
           <w:szCs w:val="24"/>
         </w:rPr>
         <w:lastRenderedPageBreak/>
-        <w:t>Process Orchestrator launches Python weather script. Script requests weather data for 8 waypoints along the route. OpenWeatherMap API responds with current atmospheric conditions. Sample waypoint data: Waypoint 1 (Ottawa) -67.7°C, 49% humidity, 300 hPa, 7.4 m/s wind; Waypoint 4 (midpoint) -63.5°C, 63% humidity, 300 hPa, 6.0 m/s wind; Waypoint 8 (Toronto) -62.2°C, 47% humidity, 300 hPa, 7.7 m/s wind.</w:t>
+        <w:t xml:space="preserve">Process Orchestrator launches Python weather script. Script requests weather data for 8 waypoints along the route. </w:t>
+      </w:r>
+      <w:proofErr w:type="spellStart"/>
+      <w:r>
+        <w:rPr>
+          <w:rFonts w:ascii="Times New Roman" w:hAnsi="Times New Roman" w:cs="Times New Roman"/>
+          <w:sz w:val="24"/>
+          <w:szCs w:val="24"/>
+        </w:rPr>
+        <w:t>OpenWeatherMap</w:t>
+      </w:r>
+      <w:proofErr w:type="spellEnd"/>
+      <w:r>
+        <w:rPr>
+          <w:rFonts w:ascii="Times New Roman" w:hAnsi="Times New Roman" w:cs="Times New Roman"/>
+          <w:sz w:val="24"/>
+          <w:szCs w:val="24"/>
+        </w:rPr>
+        <w:t xml:space="preserve"> API responds with current atmospheric conditions. Sample waypoint data: Waypoint 1 (Ottawa) -67.7°C, 49% humidity, 300 </w:t>
+      </w:r>
+      <w:proofErr w:type="spellStart"/>
+      <w:r>
+        <w:rPr>
+          <w:rFonts w:ascii="Times New Roman" w:hAnsi="Times New Roman" w:cs="Times New Roman"/>
+          <w:sz w:val="24"/>
+          <w:szCs w:val="24"/>
+        </w:rPr>
+        <w:t>hPa</w:t>
+      </w:r>
+      <w:proofErr w:type="spellEnd"/>
+      <w:r>
+        <w:rPr>
+          <w:rFonts w:ascii="Times New Roman" w:hAnsi="Times New Roman" w:cs="Times New Roman"/>
+          <w:sz w:val="24"/>
+          <w:szCs w:val="24"/>
+        </w:rPr>
+        <w:t xml:space="preserve">, 7.4 m/s wind; Waypoint 4 (midpoint) -63.5°C, 63% humidity, 300 </w:t>
+      </w:r>
+      <w:proofErr w:type="spellStart"/>
+      <w:r>
+        <w:rPr>
+          <w:rFonts w:ascii="Times New Roman" w:hAnsi="Times New Roman" w:cs="Times New Roman"/>
+          <w:sz w:val="24"/>
+          <w:szCs w:val="24"/>
+        </w:rPr>
+        <w:t>hPa</w:t>
+      </w:r>
+      <w:proofErr w:type="spellEnd"/>
+      <w:r>
+        <w:rPr>
+          <w:rFonts w:ascii="Times New Roman" w:hAnsi="Times New Roman" w:cs="Times New Roman"/>
+          <w:sz w:val="24"/>
+          <w:szCs w:val="24"/>
+        </w:rPr>
+        <w:t xml:space="preserve">, 6.0 m/s wind; Waypoint 8 (Toronto) -62.2°C, 47% humidity, 300 </w:t>
+      </w:r>
+      <w:proofErr w:type="spellStart"/>
+      <w:r>
+        <w:rPr>
+          <w:rFonts w:ascii="Times New Roman" w:hAnsi="Times New Roman" w:cs="Times New Roman"/>
+          <w:sz w:val="24"/>
+          <w:szCs w:val="24"/>
+        </w:rPr>
+        <w:t>hPa</w:t>
+      </w:r>
+      <w:proofErr w:type="spellEnd"/>
+      <w:r>
+        <w:rPr>
+          <w:rFonts w:ascii="Times New Roman" w:hAnsi="Times New Roman" w:cs="Times New Roman"/>
+          <w:sz w:val="24"/>
+          <w:szCs w:val="24"/>
+        </w:rPr>
+        <w:t>, 7.7 m/s wind.</w:t>
       </w:r>
     </w:p>
     <w:p>
@@ -17996,7 +19459,7 @@
           <w:bCs/>
         </w:rPr>
       </w:pPr>
-      <w:bookmarkStart w:id="35" w:name="_Toc227337495"/>
+      <w:bookmarkStart w:id="35" w:name="_Toc228190500"/>
       <w:r>
         <w:rPr>
           <w:rFonts w:ascii="Times New Roman" w:hAnsi="Times New Roman" w:cs="Times New Roman"/>
@@ -18097,7 +19560,7 @@
           <w:bCs/>
         </w:rPr>
       </w:pPr>
-      <w:bookmarkStart w:id="36" w:name="_Toc227337496"/>
+      <w:bookmarkStart w:id="36" w:name="_Toc228190501"/>
       <w:r>
         <w:rPr>
           <w:rFonts w:ascii="Times New Roman" w:hAnsi="Times New Roman" w:cs="Times New Roman"/>
@@ -18122,7 +19585,25 @@
           <w:sz w:val="24"/>
           <w:szCs w:val="24"/>
         </w:rPr>
-        <w:t>ML layer reads physics prediction: 26.0% maximum risk. Feature Extractor pulls atmospheric data: Latitude 43.92°N, Temperature -65.2°C, Humidity 64%, Pressure 300 hPa, Physics prediction 26.0%.</w:t>
+        <w:t xml:space="preserve">ML layer reads physics prediction: 26.0% maximum risk. Feature Extractor pulls atmospheric data: Latitude 43.92°N, Temperature -65.2°C, Humidity 64%, Pressure 300 </w:t>
+      </w:r>
+      <w:proofErr w:type="spellStart"/>
+      <w:r>
+        <w:rPr>
+          <w:rFonts w:ascii="Times New Roman" w:hAnsi="Times New Roman" w:cs="Times New Roman"/>
+          <w:sz w:val="24"/>
+          <w:szCs w:val="24"/>
+        </w:rPr>
+        <w:t>hPa</w:t>
+      </w:r>
+      <w:proofErr w:type="spellEnd"/>
+      <w:r>
+        <w:rPr>
+          <w:rFonts w:ascii="Times New Roman" w:hAnsi="Times New Roman" w:cs="Times New Roman"/>
+          <w:sz w:val="24"/>
+          <w:szCs w:val="24"/>
+        </w:rPr>
+        <w:t>, Physics prediction 26.0%.</w:t>
       </w:r>
     </w:p>
     <w:p>
@@ -18178,7 +19659,7 @@
           <w:bCs/>
         </w:rPr>
       </w:pPr>
-      <w:bookmarkStart w:id="37" w:name="_Toc227337497"/>
+      <w:bookmarkStart w:id="37" w:name="_Toc228190502"/>
       <w:r>
         <w:rPr>
           <w:rFonts w:ascii="Times New Roman" w:hAnsi="Times New Roman" w:cs="Times New Roman"/>
@@ -18227,7 +19708,25 @@
           <w:sz w:val="24"/>
           <w:szCs w:val="24"/>
         </w:rPr>
-        <w:t xml:space="preserve">below 70% threshold, no contribution), pressure (300 hPa </w:t>
+        <w:t xml:space="preserve">below 70% threshold, no contribution), pressure (300 </w:t>
+      </w:r>
+      <w:proofErr w:type="spellStart"/>
+      <w:r>
+        <w:rPr>
+          <w:rFonts w:ascii="Times New Roman" w:hAnsi="Times New Roman" w:cs="Times New Roman"/>
+          <w:sz w:val="24"/>
+          <w:szCs w:val="24"/>
+        </w:rPr>
+        <w:t>hPa</w:t>
+      </w:r>
+      <w:proofErr w:type="spellEnd"/>
+      <w:r>
+        <w:rPr>
+          <w:rFonts w:ascii="Times New Roman" w:hAnsi="Times New Roman" w:cs="Times New Roman"/>
+          <w:sz w:val="24"/>
+          <w:szCs w:val="24"/>
+        </w:rPr>
+        <w:t xml:space="preserve"> </w:t>
       </w:r>
       <w:r>
         <w:rPr>
@@ -18243,7 +19742,25 @@
           <w:sz w:val="24"/>
           <w:szCs w:val="24"/>
         </w:rPr>
-        <w:t xml:space="preserve">well below 1000 hPa threshold, significant contribution), and wind speed to produce an </w:t>
+        <w:t xml:space="preserve">well below 1000 </w:t>
+      </w:r>
+      <w:proofErr w:type="spellStart"/>
+      <w:r>
+        <w:rPr>
+          <w:rFonts w:ascii="Times New Roman" w:hAnsi="Times New Roman" w:cs="Times New Roman"/>
+          <w:sz w:val="24"/>
+          <w:szCs w:val="24"/>
+        </w:rPr>
+        <w:t>hPa</w:t>
+      </w:r>
+      <w:proofErr w:type="spellEnd"/>
+      <w:r>
+        <w:rPr>
+          <w:rFonts w:ascii="Times New Roman" w:hAnsi="Times New Roman" w:cs="Times New Roman"/>
+          <w:sz w:val="24"/>
+          <w:szCs w:val="24"/>
+        </w:rPr>
+        <w:t xml:space="preserve"> threshold, significant contribution), and wind speed to produce an </w:t>
       </w:r>
       <w:r>
         <w:rPr>
@@ -18326,7 +19843,7 @@
           <w:bCs/>
         </w:rPr>
       </w:pPr>
-      <w:bookmarkStart w:id="38" w:name="_Toc227337498"/>
+      <w:bookmarkStart w:id="38" w:name="_Toc228190503"/>
       <w:r>
         <w:rPr>
           <w:rFonts w:ascii="Times New Roman" w:hAnsi="Times New Roman" w:cs="Times New Roman"/>
@@ -18369,7 +19886,61 @@
           <w:sz w:val="24"/>
           <w:szCs w:val="24"/>
         </w:rPr>
-        <w:t>Data Persistence Layer creates database records: FlightAnalysis (route=CYOW→CYYZ, altitude=30000, max_risk=26.0, avg_risk=18.6, status=CAUTION) and 8 Waypoint records with coordinates, altitudes, individual risk percentages.</w:t>
+        <w:t xml:space="preserve">Data Persistence Layer creates database records: </w:t>
+      </w:r>
+      <w:proofErr w:type="spellStart"/>
+      <w:r>
+        <w:rPr>
+          <w:rFonts w:ascii="Times New Roman" w:hAnsi="Times New Roman" w:cs="Times New Roman"/>
+          <w:sz w:val="24"/>
+          <w:szCs w:val="24"/>
+        </w:rPr>
+        <w:t>FlightAnalysis</w:t>
+      </w:r>
+      <w:proofErr w:type="spellEnd"/>
+      <w:r>
+        <w:rPr>
+          <w:rFonts w:ascii="Times New Roman" w:hAnsi="Times New Roman" w:cs="Times New Roman"/>
+          <w:sz w:val="24"/>
+          <w:szCs w:val="24"/>
+        </w:rPr>
+        <w:t xml:space="preserve"> (route=CYOW→CYYZ, altitude=30000, </w:t>
+      </w:r>
+      <w:proofErr w:type="spellStart"/>
+      <w:r>
+        <w:rPr>
+          <w:rFonts w:ascii="Times New Roman" w:hAnsi="Times New Roman" w:cs="Times New Roman"/>
+          <w:sz w:val="24"/>
+          <w:szCs w:val="24"/>
+        </w:rPr>
+        <w:t>max_risk</w:t>
+      </w:r>
+      <w:proofErr w:type="spellEnd"/>
+      <w:r>
+        <w:rPr>
+          <w:rFonts w:ascii="Times New Roman" w:hAnsi="Times New Roman" w:cs="Times New Roman"/>
+          <w:sz w:val="24"/>
+          <w:szCs w:val="24"/>
+        </w:rPr>
+        <w:t xml:space="preserve">=26.0, </w:t>
+      </w:r>
+      <w:proofErr w:type="spellStart"/>
+      <w:r>
+        <w:rPr>
+          <w:rFonts w:ascii="Times New Roman" w:hAnsi="Times New Roman" w:cs="Times New Roman"/>
+          <w:sz w:val="24"/>
+          <w:szCs w:val="24"/>
+        </w:rPr>
+        <w:t>avg_risk</w:t>
+      </w:r>
+      <w:proofErr w:type="spellEnd"/>
+      <w:r>
+        <w:rPr>
+          <w:rFonts w:ascii="Times New Roman" w:hAnsi="Times New Roman" w:cs="Times New Roman"/>
+          <w:sz w:val="24"/>
+          <w:szCs w:val="24"/>
+        </w:rPr>
+        <w:t>=18.6, status=CAUTION) and 8 Waypoint records with coordinates, altitudes, individual risk percentages.</w:t>
       </w:r>
     </w:p>
     <w:p>
@@ -18425,7 +19996,7 @@
           <w:bCs/>
         </w:rPr>
       </w:pPr>
-      <w:bookmarkStart w:id="39" w:name="_Toc227337499"/>
+      <w:bookmarkStart w:id="39" w:name="_Toc228190504"/>
       <w:r>
         <w:rPr>
           <w:rFonts w:ascii="Times New Roman" w:hAnsi="Times New Roman" w:cs="Times New Roman"/>
@@ -18569,7 +20140,7 @@
                     <pic:cNvPicPr/>
                   </pic:nvPicPr>
                   <pic:blipFill>
-                    <a:blip r:embed="rId13"/>
+                    <a:blip r:embed="rId15"/>
                     <a:stretch>
                       <a:fillRect/>
                     </a:stretch>
@@ -18708,7 +20279,7 @@
           <w:szCs w:val="44"/>
         </w:rPr>
       </w:pPr>
-      <w:bookmarkStart w:id="41" w:name="_Toc227337500"/>
+      <w:bookmarkStart w:id="41" w:name="_Toc228190505"/>
       <w:r>
         <w:rPr>
           <w:rFonts w:ascii="Times New Roman" w:hAnsi="Times New Roman" w:cs="Times New Roman"/>
@@ -18754,7 +20325,7 @@
           <w:rFonts w:ascii="Times New Roman" w:hAnsi="Times New Roman" w:cs="Times New Roman"/>
         </w:rPr>
       </w:pPr>
-      <w:bookmarkStart w:id="42" w:name="_Toc227337501"/>
+      <w:bookmarkStart w:id="42" w:name="_Toc228190506"/>
       <w:r>
         <w:rPr>
           <w:rFonts w:ascii="Times New Roman" w:hAnsi="Times New Roman" w:cs="Times New Roman"/>
@@ -19028,7 +20599,43 @@
                 <w:sz w:val="24"/>
                 <w:szCs w:val="24"/>
               </w:rPr>
-              <w:t>Version 12.1 with safety checking flags (-gnatwa, -gnatVa). Compiles safety monitor with strong typing validation.</w:t>
+              <w:t>Version 12.1 with safety checking flags (-</w:t>
+            </w:r>
+            <w:proofErr w:type="spellStart"/>
+            <w:r>
+              <w:rPr>
+                <w:rFonts w:ascii="Times New Roman" w:hAnsi="Times New Roman" w:cs="Times New Roman"/>
+                <w:sz w:val="24"/>
+                <w:szCs w:val="24"/>
+              </w:rPr>
+              <w:t>gnatwa</w:t>
+            </w:r>
+            <w:proofErr w:type="spellEnd"/>
+            <w:r>
+              <w:rPr>
+                <w:rFonts w:ascii="Times New Roman" w:hAnsi="Times New Roman" w:cs="Times New Roman"/>
+                <w:sz w:val="24"/>
+                <w:szCs w:val="24"/>
+              </w:rPr>
+              <w:t>, -</w:t>
+            </w:r>
+            <w:proofErr w:type="spellStart"/>
+            <w:r>
+              <w:rPr>
+                <w:rFonts w:ascii="Times New Roman" w:hAnsi="Times New Roman" w:cs="Times New Roman"/>
+                <w:sz w:val="24"/>
+                <w:szCs w:val="24"/>
+              </w:rPr>
+              <w:t>gnatVa</w:t>
+            </w:r>
+            <w:proofErr w:type="spellEnd"/>
+            <w:r>
+              <w:rPr>
+                <w:rFonts w:ascii="Times New Roman" w:hAnsi="Times New Roman" w:cs="Times New Roman"/>
+                <w:sz w:val="24"/>
+                <w:szCs w:val="24"/>
+              </w:rPr>
+              <w:t>). Compiles safety monitor with strong typing validation.</w:t>
             </w:r>
           </w:p>
         </w:tc>
@@ -19047,13 +20654,23 @@
                 <w:szCs w:val="24"/>
               </w:rPr>
             </w:pPr>
-            <w:r>
-              <w:rPr>
-                <w:rFonts w:ascii="Times New Roman" w:hAnsi="Times New Roman" w:cs="Times New Roman"/>
-                <w:sz w:val="24"/>
-                <w:szCs w:val="24"/>
-              </w:rPr>
-              <w:t>GlassFish Server 6.2</w:t>
+            <w:proofErr w:type="spellStart"/>
+            <w:r>
+              <w:rPr>
+                <w:rFonts w:ascii="Times New Roman" w:hAnsi="Times New Roman" w:cs="Times New Roman"/>
+                <w:sz w:val="24"/>
+                <w:szCs w:val="24"/>
+              </w:rPr>
+              <w:t>GlassFish</w:t>
+            </w:r>
+            <w:proofErr w:type="spellEnd"/>
+            <w:r>
+              <w:rPr>
+                <w:rFonts w:ascii="Times New Roman" w:hAnsi="Times New Roman" w:cs="Times New Roman"/>
+                <w:sz w:val="24"/>
+                <w:szCs w:val="24"/>
+              </w:rPr>
+              <w:t xml:space="preserve"> Server 6.2</w:t>
             </w:r>
           </w:p>
         </w:tc>
@@ -19095,13 +20712,23 @@
                 <w:szCs w:val="24"/>
               </w:rPr>
             </w:pPr>
-            <w:r>
-              <w:rPr>
-                <w:rFonts w:ascii="Times New Roman" w:hAnsi="Times New Roman" w:cs="Times New Roman"/>
-                <w:sz w:val="24"/>
-                <w:szCs w:val="24"/>
-              </w:rPr>
-              <w:t>OpenWeatherMap API</w:t>
+            <w:proofErr w:type="spellStart"/>
+            <w:r>
+              <w:rPr>
+                <w:rFonts w:ascii="Times New Roman" w:hAnsi="Times New Roman" w:cs="Times New Roman"/>
+                <w:sz w:val="24"/>
+                <w:szCs w:val="24"/>
+              </w:rPr>
+              <w:t>OpenWeatherMap</w:t>
+            </w:r>
+            <w:proofErr w:type="spellEnd"/>
+            <w:r>
+              <w:rPr>
+                <w:rFonts w:ascii="Times New Roman" w:hAnsi="Times New Roman" w:cs="Times New Roman"/>
+                <w:sz w:val="24"/>
+                <w:szCs w:val="24"/>
+              </w:rPr>
+              <w:t xml:space="preserve"> API</w:t>
             </w:r>
           </w:p>
         </w:tc>
@@ -19269,7 +20896,25 @@
           <w:sz w:val="24"/>
           <w:szCs w:val="24"/>
         </w:rPr>
-        <w:t>The equipment was selected to replicate realistic deployment conditions while enabling comprehensive testing. The historical lightning dataset provided ground truth data for validating prediction accuracy. OpenWeatherMap API access enabled testing with current atmospheric conditions across different geographical regions.</w:t>
+        <w:t xml:space="preserve">The equipment was selected to replicate realistic deployment conditions while enabling comprehensive testing. The historical lightning dataset provided ground truth data for validating prediction accuracy. </w:t>
+      </w:r>
+      <w:proofErr w:type="spellStart"/>
+      <w:r>
+        <w:rPr>
+          <w:rFonts w:ascii="Times New Roman" w:hAnsi="Times New Roman" w:cs="Times New Roman"/>
+          <w:sz w:val="24"/>
+          <w:szCs w:val="24"/>
+        </w:rPr>
+        <w:t>OpenWeatherMap</w:t>
+      </w:r>
+      <w:proofErr w:type="spellEnd"/>
+      <w:r>
+        <w:rPr>
+          <w:rFonts w:ascii="Times New Roman" w:hAnsi="Times New Roman" w:cs="Times New Roman"/>
+          <w:sz w:val="24"/>
+          <w:szCs w:val="24"/>
+        </w:rPr>
+        <w:t xml:space="preserve"> API access enabled testing with current atmospheric conditions across different geographical regions.</w:t>
       </w:r>
     </w:p>
     <w:p>
@@ -19280,7 +20925,7 @@
           <w:rFonts w:ascii="Times New Roman" w:hAnsi="Times New Roman" w:cs="Times New Roman"/>
         </w:rPr>
       </w:pPr>
-      <w:bookmarkStart w:id="44" w:name="_Toc227337502"/>
+      <w:bookmarkStart w:id="44" w:name="_Toc228190507"/>
       <w:r>
         <w:rPr>
           <w:rFonts w:ascii="Times New Roman" w:hAnsi="Times New Roman" w:cs="Times New Roman"/>
@@ -19326,7 +20971,7 @@
           <w:rFonts w:ascii="Times New Roman" w:hAnsi="Times New Roman" w:cs="Times New Roman"/>
         </w:rPr>
       </w:pPr>
-      <w:bookmarkStart w:id="45" w:name="_Toc227337503"/>
+      <w:bookmarkStart w:id="45" w:name="_Toc228190508"/>
       <w:r>
         <w:rPr>
           <w:rFonts w:ascii="Times New Roman" w:hAnsi="Times New Roman" w:cs="Times New Roman"/>
@@ -19469,7 +21114,7 @@
                     <pic:cNvPicPr/>
                   </pic:nvPicPr>
                   <pic:blipFill>
-                    <a:blip r:embed="rId14"/>
+                    <a:blip r:embed="rId16"/>
                     <a:stretch>
                       <a:fillRect/>
                     </a:stretch>
@@ -19524,7 +21169,7 @@
           <w:rFonts w:ascii="Times New Roman" w:hAnsi="Times New Roman" w:cs="Times New Roman"/>
         </w:rPr>
       </w:pPr>
-      <w:bookmarkStart w:id="47" w:name="_Toc227337504"/>
+      <w:bookmarkStart w:id="47" w:name="_Toc228190509"/>
       <w:r>
         <w:rPr>
           <w:rFonts w:ascii="Times New Roman" w:hAnsi="Times New Roman" w:cs="Times New Roman"/>
@@ -19622,7 +21267,7 @@
           <w:rFonts w:ascii="Times New Roman" w:hAnsi="Times New Roman" w:cs="Times New Roman"/>
         </w:rPr>
       </w:pPr>
-      <w:bookmarkStart w:id="48" w:name="_Toc227337505"/>
+      <w:bookmarkStart w:id="48" w:name="_Toc228190510"/>
       <w:r>
         <w:rPr>
           <w:rFonts w:ascii="Times New Roman" w:hAnsi="Times New Roman" w:cs="Times New Roman"/>
@@ -19714,7 +21359,7 @@
                     <pic:cNvPicPr/>
                   </pic:nvPicPr>
                   <pic:blipFill>
-                    <a:blip r:embed="rId15"/>
+                    <a:blip r:embed="rId17"/>
                     <a:stretch>
                       <a:fillRect/>
                     </a:stretch>
@@ -19783,7 +21428,7 @@
           <w:rFonts w:ascii="Times New Roman" w:hAnsi="Times New Roman" w:cs="Times New Roman"/>
         </w:rPr>
       </w:pPr>
-      <w:bookmarkStart w:id="50" w:name="_Toc227337506"/>
+      <w:bookmarkStart w:id="50" w:name="_Toc228190511"/>
       <w:r>
         <w:rPr>
           <w:rFonts w:ascii="Times New Roman" w:hAnsi="Times New Roman" w:cs="Times New Roman"/>
@@ -19843,7 +21488,25 @@
           <w:sz w:val="24"/>
           <w:szCs w:val="24"/>
         </w:rPr>
-        <w:t>Five real flight routes were analyzed using the complete AirLume system through the Jakarta EE web interface. Users entered departure and arrival airports via the web form and selected cruise altitudes (FL200, FL300, or FL350). The Process Orchestrator executed all components sequentially, with each component's output serving as input to the next stage. The Output Parser extracted structured data from text files and populated Java entities. The Data Persistence Layer stored complete FlightAnalysis records with associated Waypoint data in the H2 database. The Visualization Renderer generated interactive HTML5 canvas maps with color-coded waypoints. Testing verified data flow between all components, correct file I/O operations, accurate coordinate conversions, proper error handling for invalid inputs, database persistence and retrieval, and visual presentation accuracy. Total processing time from user input to rendered results was measured for each test route.</w:t>
+        <w:t xml:space="preserve">Five real flight routes were analyzed using the complete AirLume system through the Jakarta EE web interface. Users entered departure and arrival airports via the web form and selected cruise altitudes (FL200, FL300, or FL350). The Process Orchestrator executed all components sequentially, with each component's output serving as input to the next stage. The Output Parser extracted structured data from text files and populated Java entities. The Data Persistence Layer stored complete </w:t>
+      </w:r>
+      <w:proofErr w:type="spellStart"/>
+      <w:r>
+        <w:rPr>
+          <w:rFonts w:ascii="Times New Roman" w:hAnsi="Times New Roman" w:cs="Times New Roman"/>
+          <w:sz w:val="24"/>
+          <w:szCs w:val="24"/>
+        </w:rPr>
+        <w:t>FlightAnalysis</w:t>
+      </w:r>
+      <w:proofErr w:type="spellEnd"/>
+      <w:r>
+        <w:rPr>
+          <w:rFonts w:ascii="Times New Roman" w:hAnsi="Times New Roman" w:cs="Times New Roman"/>
+          <w:sz w:val="24"/>
+          <w:szCs w:val="24"/>
+        </w:rPr>
+        <w:t xml:space="preserve"> records with associated Waypoint data in the H2 database. The Visualization Renderer generated interactive HTML5 canvas maps with color-coded waypoints. Testing verified data flow between all components, correct file I/O operations, accurate coordinate conversions, proper error handling for invalid inputs, database persistence and retrieval, and visual presentation accuracy. Total processing time from user input to rendered results was measured for each test route.</w:t>
       </w:r>
     </w:p>
     <w:p>
@@ -19875,7 +21538,7 @@
                     <pic:cNvPicPr/>
                   </pic:nvPicPr>
                   <pic:blipFill>
-                    <a:blip r:embed="rId16"/>
+                    <a:blip r:embed="rId18"/>
                     <a:stretch>
                       <a:fillRect/>
                     </a:stretch>
@@ -19944,7 +21607,7 @@
           <w:rFonts w:ascii="Times New Roman" w:hAnsi="Times New Roman" w:cs="Times New Roman"/>
         </w:rPr>
       </w:pPr>
-      <w:bookmarkStart w:id="52" w:name="_Toc227337507"/>
+      <w:bookmarkStart w:id="52" w:name="_Toc228190512"/>
       <w:r>
         <w:rPr>
           <w:rFonts w:ascii="Times New Roman" w:eastAsia="Arial" w:hAnsi="Times New Roman" w:cs="Times New Roman"/>
@@ -20029,7 +21692,81 @@
           <w:sz w:val="24"/>
           <w:szCs w:val="24"/>
         </w:rPr>
-        <w:t>% prediction accuracy target on historical lightning data, meeting the project success criterion. The engine demonstrated strong performance in identifying elevated atmospheric electrical conditions based on Paschen’s Law and Townsend Avalanche calculations.</w:t>
+        <w:t>% prediction accuracy target on historical lightning data, meeting the project success criterion. The engine demonstrated strong performance in identifying elevated atmospheric electrical conditions based on Paschen’s Law and Townsend Avalanche calculations</w:t>
+      </w:r>
+      <w:sdt>
+        <w:sdtPr>
+          <w:rPr>
+            <w:rFonts w:ascii="Times New Roman" w:eastAsia="Arial" w:hAnsi="Times New Roman" w:cs="Times New Roman"/>
+            <w:sz w:val="24"/>
+            <w:szCs w:val="24"/>
+          </w:rPr>
+          <w:id w:val="486439178"/>
+          <w:citation/>
+        </w:sdtPr>
+        <w:sdtContent>
+          <w:r>
+            <w:rPr>
+              <w:rFonts w:ascii="Times New Roman" w:eastAsia="Arial" w:hAnsi="Times New Roman" w:cs="Times New Roman"/>
+              <w:sz w:val="24"/>
+              <w:szCs w:val="24"/>
+            </w:rPr>
+            <w:fldChar w:fldCharType="begin"/>
+          </w:r>
+          <w:r>
+            <w:rPr>
+              <w:rFonts w:ascii="Times New Roman" w:eastAsia="Arial" w:hAnsi="Times New Roman" w:cs="Times New Roman"/>
+              <w:sz w:val="24"/>
+              <w:szCs w:val="24"/>
+              <w:lang w:val="en-US"/>
+            </w:rPr>
+            <w:instrText xml:space="preserve"> CITATION Tow \l 1033 </w:instrText>
+          </w:r>
+          <w:r>
+            <w:rPr>
+              <w:rFonts w:ascii="Times New Roman" w:eastAsia="Arial" w:hAnsi="Times New Roman" w:cs="Times New Roman"/>
+              <w:sz w:val="24"/>
+              <w:szCs w:val="24"/>
+            </w:rPr>
+            <w:fldChar w:fldCharType="separate"/>
+          </w:r>
+          <w:r>
+            <w:rPr>
+              <w:rFonts w:ascii="Times New Roman" w:eastAsia="Arial" w:hAnsi="Times New Roman" w:cs="Times New Roman"/>
+              <w:noProof/>
+              <w:sz w:val="24"/>
+              <w:szCs w:val="24"/>
+              <w:lang w:val="en-US"/>
+            </w:rPr>
+            <w:t xml:space="preserve"> </w:t>
+          </w:r>
+          <w:r>
+            <w:rPr>
+              <w:rFonts w:ascii="Times New Roman" w:eastAsia="Arial" w:hAnsi="Times New Roman" w:cs="Times New Roman"/>
+              <w:noProof/>
+              <w:sz w:val="24"/>
+              <w:szCs w:val="24"/>
+              <w:lang w:val="en-US"/>
+            </w:rPr>
+            <w:t>[10]</w:t>
+          </w:r>
+          <w:r>
+            <w:rPr>
+              <w:rFonts w:ascii="Times New Roman" w:eastAsia="Arial" w:hAnsi="Times New Roman" w:cs="Times New Roman"/>
+              <w:sz w:val="24"/>
+              <w:szCs w:val="24"/>
+            </w:rPr>
+            <w:fldChar w:fldCharType="end"/>
+          </w:r>
+        </w:sdtContent>
+      </w:sdt>
+      <w:r>
+        <w:rPr>
+          <w:rFonts w:ascii="Times New Roman" w:eastAsia="Arial" w:hAnsi="Times New Roman" w:cs="Times New Roman"/>
+          <w:sz w:val="24"/>
+          <w:szCs w:val="24"/>
+        </w:rPr>
+        <w:t>.</w:t>
       </w:r>
     </w:p>
     <w:p>
@@ -21043,7 +22780,7 @@
           <w:rFonts w:ascii="Times New Roman" w:hAnsi="Times New Roman" w:cs="Times New Roman"/>
         </w:rPr>
       </w:pPr>
-      <w:bookmarkStart w:id="55" w:name="_Toc227337508"/>
+      <w:bookmarkStart w:id="55" w:name="_Toc228190513"/>
       <w:r>
         <w:rPr>
           <w:rFonts w:ascii="Times New Roman" w:hAnsi="Times New Roman" w:cs="Times New Roman"/>
@@ -21151,7 +22888,27 @@
                 <w:sz w:val="24"/>
                 <w:szCs w:val="24"/>
               </w:rPr>
-              <w:t>Avg Time (ms)</w:t>
+              <w:t>Avg Time (</w:t>
+            </w:r>
+            <w:proofErr w:type="spellStart"/>
+            <w:r>
+              <w:rPr>
+                <w:rFonts w:ascii="Times New Roman" w:hAnsi="Times New Roman" w:cs="Times New Roman"/>
+                <w:b/>
+                <w:sz w:val="24"/>
+                <w:szCs w:val="24"/>
+              </w:rPr>
+              <w:t>ms</w:t>
+            </w:r>
+            <w:proofErr w:type="spellEnd"/>
+            <w:r>
+              <w:rPr>
+                <w:rFonts w:ascii="Times New Roman" w:hAnsi="Times New Roman" w:cs="Times New Roman"/>
+                <w:b/>
+                <w:sz w:val="24"/>
+                <w:szCs w:val="24"/>
+              </w:rPr>
+              <w:t>)</w:t>
             </w:r>
           </w:p>
         </w:tc>
@@ -21868,7 +23625,61 @@
           <w:sz w:val="24"/>
           <w:szCs w:val="24"/>
         </w:rPr>
-        <w:t xml:space="preserve">The C physics engine achieved an average execution time of 88.2 ms across all test routes, meeting the &lt;100 ms real-time performance requirement. The longest processing time was 96 ms for the </w:t>
+        <w:t xml:space="preserve">The C physics engine achieved an average execution time of 88.2 </w:t>
+      </w:r>
+      <w:proofErr w:type="spellStart"/>
+      <w:r>
+        <w:rPr>
+          <w:rFonts w:ascii="Times New Roman" w:hAnsi="Times New Roman" w:cs="Times New Roman"/>
+          <w:sz w:val="24"/>
+          <w:szCs w:val="24"/>
+        </w:rPr>
+        <w:t>ms</w:t>
+      </w:r>
+      <w:proofErr w:type="spellEnd"/>
+      <w:r>
+        <w:rPr>
+          <w:rFonts w:ascii="Times New Roman" w:hAnsi="Times New Roman" w:cs="Times New Roman"/>
+          <w:sz w:val="24"/>
+          <w:szCs w:val="24"/>
+        </w:rPr>
+        <w:t xml:space="preserve"> across all test routes, meeting the &lt;100 </w:t>
+      </w:r>
+      <w:proofErr w:type="spellStart"/>
+      <w:r>
+        <w:rPr>
+          <w:rFonts w:ascii="Times New Roman" w:hAnsi="Times New Roman" w:cs="Times New Roman"/>
+          <w:sz w:val="24"/>
+          <w:szCs w:val="24"/>
+        </w:rPr>
+        <w:t>ms</w:t>
+      </w:r>
+      <w:proofErr w:type="spellEnd"/>
+      <w:r>
+        <w:rPr>
+          <w:rFonts w:ascii="Times New Roman" w:hAnsi="Times New Roman" w:cs="Times New Roman"/>
+          <w:sz w:val="24"/>
+          <w:szCs w:val="24"/>
+        </w:rPr>
+        <w:t xml:space="preserve"> real-time performance requirement. The longest processing time was 96 </w:t>
+      </w:r>
+      <w:proofErr w:type="spellStart"/>
+      <w:r>
+        <w:rPr>
+          <w:rFonts w:ascii="Times New Roman" w:hAnsi="Times New Roman" w:cs="Times New Roman"/>
+          <w:sz w:val="24"/>
+          <w:szCs w:val="24"/>
+        </w:rPr>
+        <w:t>ms</w:t>
+      </w:r>
+      <w:proofErr w:type="spellEnd"/>
+      <w:r>
+        <w:rPr>
+          <w:rFonts w:ascii="Times New Roman" w:hAnsi="Times New Roman" w:cs="Times New Roman"/>
+          <w:sz w:val="24"/>
+          <w:szCs w:val="24"/>
+        </w:rPr>
+        <w:t xml:space="preserve"> for the </w:t>
       </w:r>
       <w:r>
         <w:rPr>
@@ -21937,7 +23748,7 @@
           <w:rFonts w:ascii="Times New Roman" w:hAnsi="Times New Roman" w:cs="Times New Roman"/>
         </w:rPr>
       </w:pPr>
-      <w:bookmarkStart w:id="57" w:name="_Toc227337509"/>
+      <w:bookmarkStart w:id="57" w:name="_Toc228190514"/>
       <w:r>
         <w:rPr>
           <w:rFonts w:ascii="Times New Roman" w:hAnsi="Times New Roman" w:cs="Times New Roman"/>
@@ -22663,7 +24474,7 @@
           <w:rFonts w:ascii="Times New Roman" w:hAnsi="Times New Roman" w:cs="Times New Roman"/>
         </w:rPr>
       </w:pPr>
-      <w:bookmarkStart w:id="59" w:name="_Toc227337510"/>
+      <w:bookmarkStart w:id="59" w:name="_Toc228190515"/>
       <w:r>
         <w:rPr>
           <w:rFonts w:ascii="Times New Roman" w:hAnsi="Times New Roman" w:cs="Times New Roman"/>
@@ -23710,7 +25521,25 @@
           <w:sz w:val="24"/>
           <w:szCs w:val="24"/>
         </w:rPr>
-        <w:t>All five integration tests completed successfully with correct data flow through all system components. The average total processing time was 22.4 seconds, including weather API retrieval (5s), physics calculations (12s), ML enhancement (2s), Ada validation (3s), and web rendering. The H2 database correctly persisted all FlightAnalysis and Waypoint records. The visualization renderer generated accurate color-coded maps with risk-appropriate waypoint colors. No errors occurred in component communication or file I/O operations.</w:t>
+        <w:t xml:space="preserve">All five integration tests completed successfully with correct data flow through all system components. The average total processing time was 22.4 seconds, including weather API retrieval (5s), physics calculations (12s), ML enhancement (2s), Ada validation (3s), and web rendering. The H2 database correctly persisted all </w:t>
+      </w:r>
+      <w:proofErr w:type="spellStart"/>
+      <w:r>
+        <w:rPr>
+          <w:rFonts w:ascii="Times New Roman" w:hAnsi="Times New Roman" w:cs="Times New Roman"/>
+          <w:sz w:val="24"/>
+          <w:szCs w:val="24"/>
+        </w:rPr>
+        <w:t>FlightAnalysis</w:t>
+      </w:r>
+      <w:proofErr w:type="spellEnd"/>
+      <w:r>
+        <w:rPr>
+          <w:rFonts w:ascii="Times New Roman" w:hAnsi="Times New Roman" w:cs="Times New Roman"/>
+          <w:sz w:val="24"/>
+          <w:szCs w:val="24"/>
+        </w:rPr>
+        <w:t xml:space="preserve"> and Waypoint records. The visualization renderer generated accurate color-coded maps with risk-appropriate waypoint colors. No errors occurred in component communication or file I/O operations.</w:t>
       </w:r>
     </w:p>
     <w:p>
@@ -23741,7 +25570,7 @@
                     <pic:cNvPicPr/>
                   </pic:nvPicPr>
                   <pic:blipFill>
-                    <a:blip r:embed="rId17"/>
+                    <a:blip r:embed="rId19"/>
                     <a:stretch>
                       <a:fillRect/>
                     </a:stretch>
@@ -23802,7 +25631,7 @@
           <w:bCs/>
         </w:rPr>
       </w:pPr>
-      <w:bookmarkStart w:id="62" w:name="_Toc227337511"/>
+      <w:bookmarkStart w:id="62" w:name="_Toc228190516"/>
       <w:r>
         <w:rPr>
           <w:rFonts w:ascii="Times New Roman" w:hAnsi="Times New Roman" w:cs="Times New Roman"/>
@@ -23911,7 +25740,27 @@
           <w:sz w:val="24"/>
           <w:szCs w:val="24"/>
         </w:rPr>
-        <w:t>-65.2°C     Humidity: 64%     Pressure: 300 hPa     Wind Speed: 6.0 m/s</w:t>
+        <w:t xml:space="preserve">-65.2°C     Humidity: 64%     Pressure: 300 </w:t>
+      </w:r>
+      <w:proofErr w:type="spellStart"/>
+      <w:r>
+        <w:rPr>
+          <w:rFonts w:ascii="Times New Roman" w:hAnsi="Times New Roman" w:cs="Times New Roman"/>
+          <w:iCs/>
+          <w:sz w:val="24"/>
+          <w:szCs w:val="24"/>
+        </w:rPr>
+        <w:t>hPa</w:t>
+      </w:r>
+      <w:proofErr w:type="spellEnd"/>
+      <w:r>
+        <w:rPr>
+          <w:rFonts w:ascii="Times New Roman" w:hAnsi="Times New Roman" w:cs="Times New Roman"/>
+          <w:iCs/>
+          <w:sz w:val="24"/>
+          <w:szCs w:val="24"/>
+        </w:rPr>
+        <w:t xml:space="preserve">     Wind Speed: 6.0 m/s</w:t>
       </w:r>
     </w:p>
     <w:p>
@@ -23957,7 +25806,108 @@
           <w:sz w:val="24"/>
           <w:szCs w:val="24"/>
         </w:rPr>
-        <w:t>The Ada Physics_Validator package constructs a proxy electric field from the four atmospheric inputs, starting from a 120 V/m fair-weather baseline consistent with published NASA Lightning Launch Commit Criteria values [11]:</w:t>
+        <w:t xml:space="preserve">The Ada </w:t>
+      </w:r>
+      <w:proofErr w:type="spellStart"/>
+      <w:r>
+        <w:rPr>
+          <w:rFonts w:ascii="Times New Roman" w:hAnsi="Times New Roman" w:cs="Times New Roman"/>
+          <w:iCs/>
+          <w:sz w:val="24"/>
+          <w:szCs w:val="24"/>
+        </w:rPr>
+        <w:t>Physics_Validator</w:t>
+      </w:r>
+      <w:proofErr w:type="spellEnd"/>
+      <w:r>
+        <w:rPr>
+          <w:rFonts w:ascii="Times New Roman" w:hAnsi="Times New Roman" w:cs="Times New Roman"/>
+          <w:iCs/>
+          <w:sz w:val="24"/>
+          <w:szCs w:val="24"/>
+        </w:rPr>
+        <w:t xml:space="preserve"> package constructs a proxy electric field from the four atmospheric inputs, starting from a 120 V/m fair-weather</w:t>
+      </w:r>
+      <w:sdt>
+        <w:sdtPr>
+          <w:rPr>
+            <w:rFonts w:ascii="Times New Roman" w:hAnsi="Times New Roman" w:cs="Times New Roman"/>
+            <w:iCs/>
+            <w:sz w:val="24"/>
+            <w:szCs w:val="24"/>
+          </w:rPr>
+          <w:id w:val="181251211"/>
+          <w:citation/>
+        </w:sdtPr>
+        <w:sdtContent>
+          <w:r>
+            <w:rPr>
+              <w:rFonts w:ascii="Times New Roman" w:hAnsi="Times New Roman" w:cs="Times New Roman"/>
+              <w:iCs/>
+              <w:sz w:val="24"/>
+              <w:szCs w:val="24"/>
+            </w:rPr>
+            <w:fldChar w:fldCharType="begin"/>
+          </w:r>
+          <w:r>
+            <w:rPr>
+              <w:rFonts w:ascii="Times New Roman" w:hAnsi="Times New Roman" w:cs="Times New Roman"/>
+              <w:iCs/>
+              <w:sz w:val="24"/>
+              <w:szCs w:val="24"/>
+              <w:lang w:val="en-US"/>
+            </w:rPr>
+            <w:instrText xml:space="preserve"> CITATION Mer17 \l 1033 </w:instrText>
+          </w:r>
+          <w:r>
+            <w:rPr>
+              <w:rFonts w:ascii="Times New Roman" w:hAnsi="Times New Roman" w:cs="Times New Roman"/>
+              <w:iCs/>
+              <w:sz w:val="24"/>
+              <w:szCs w:val="24"/>
+            </w:rPr>
+            <w:fldChar w:fldCharType="separate"/>
+          </w:r>
+          <w:r>
+            <w:rPr>
+              <w:rFonts w:ascii="Times New Roman" w:hAnsi="Times New Roman" w:cs="Times New Roman"/>
+              <w:iCs/>
+              <w:noProof/>
+              <w:sz w:val="24"/>
+              <w:szCs w:val="24"/>
+              <w:lang w:val="en-US"/>
+            </w:rPr>
+            <w:t xml:space="preserve"> </w:t>
+          </w:r>
+          <w:r>
+            <w:rPr>
+              <w:rFonts w:ascii="Times New Roman" w:hAnsi="Times New Roman" w:cs="Times New Roman"/>
+              <w:noProof/>
+              <w:sz w:val="24"/>
+              <w:szCs w:val="24"/>
+              <w:lang w:val="en-US"/>
+            </w:rPr>
+            <w:t>[11]</w:t>
+          </w:r>
+          <w:r>
+            <w:rPr>
+              <w:rFonts w:ascii="Times New Roman" w:hAnsi="Times New Roman" w:cs="Times New Roman"/>
+              <w:iCs/>
+              <w:sz w:val="24"/>
+              <w:szCs w:val="24"/>
+            </w:rPr>
+            <w:fldChar w:fldCharType="end"/>
+          </w:r>
+        </w:sdtContent>
+      </w:sdt>
+      <w:r>
+        <w:rPr>
+          <w:rFonts w:ascii="Times New Roman" w:hAnsi="Times New Roman" w:cs="Times New Roman"/>
+          <w:iCs/>
+          <w:sz w:val="24"/>
+          <w:szCs w:val="24"/>
+        </w:rPr>
+        <w:t xml:space="preserve"> baseline consistent with published NASA Lightning Launch Commit Criteria values:</w:t>
       </w:r>
     </w:p>
     <w:tbl>
@@ -24460,8 +26410,19 @@
                 <w:sz w:val="24"/>
                 <w:szCs w:val="24"/>
               </w:rPr>
-              <w:t>Pressure 300 hPa</w:t>
-            </w:r>
+              <w:t xml:space="preserve">Pressure 300 </w:t>
+            </w:r>
+            <w:proofErr w:type="spellStart"/>
+            <w:r>
+              <w:rPr>
+                <w:rFonts w:ascii="Times New Roman" w:hAnsi="Times New Roman" w:cs="Times New Roman"/>
+                <w:iCs/>
+                <w:sz w:val="24"/>
+                <w:szCs w:val="24"/>
+              </w:rPr>
+              <w:t>hPa</w:t>
+            </w:r>
+            <w:proofErr w:type="spellEnd"/>
           </w:p>
         </w:tc>
         <w:tc>
@@ -24488,7 +26449,27 @@
                 <w:sz w:val="24"/>
                 <w:szCs w:val="24"/>
               </w:rPr>
-              <w:t>Below 1000 hPa: (1013.25−300)×40</w:t>
+              <w:t xml:space="preserve">Below 1000 </w:t>
+            </w:r>
+            <w:proofErr w:type="spellStart"/>
+            <w:r>
+              <w:rPr>
+                <w:rFonts w:ascii="Times New Roman" w:hAnsi="Times New Roman" w:cs="Times New Roman"/>
+                <w:iCs/>
+                <w:sz w:val="24"/>
+                <w:szCs w:val="24"/>
+              </w:rPr>
+              <w:t>hPa</w:t>
+            </w:r>
+            <w:proofErr w:type="spellEnd"/>
+            <w:r>
+              <w:rPr>
+                <w:rFonts w:ascii="Times New Roman" w:hAnsi="Times New Roman" w:cs="Times New Roman"/>
+                <w:iCs/>
+                <w:sz w:val="24"/>
+                <w:szCs w:val="24"/>
+              </w:rPr>
+              <w:t>: (1013.25−300)×40</w:t>
             </w:r>
           </w:p>
         </w:tc>
@@ -25494,7 +27475,7 @@
           <w:bCs/>
         </w:rPr>
       </w:pPr>
-      <w:bookmarkStart w:id="65" w:name="_Toc227337512"/>
+      <w:bookmarkStart w:id="65" w:name="_Toc228190517"/>
       <w:r>
         <w:rPr>
           <w:rFonts w:ascii="Times New Roman" w:hAnsi="Times New Roman" w:cs="Times New Roman"/>
@@ -25523,7 +27504,27 @@
           <w:sz w:val="24"/>
           <w:szCs w:val="24"/>
         </w:rPr>
-        <w:t>The Time_Partition package enforces a 100ms execution budget per operation as a direct implementation of ARINC 653 temporal partitioning. If any operation exceeds its budget, ARINC653_Core.Emergency_Halt is called and emergency procedures are forced, preventing CPU starvation. The following table shows measured execution times for each Ada pipeline step during the Ottawa-Toronto test run:</w:t>
+        <w:t xml:space="preserve">The </w:t>
+      </w:r>
+      <w:proofErr w:type="spellStart"/>
+      <w:r>
+        <w:rPr>
+          <w:rFonts w:ascii="Times New Roman" w:hAnsi="Times New Roman" w:cs="Times New Roman"/>
+          <w:iCs/>
+          <w:sz w:val="24"/>
+          <w:szCs w:val="24"/>
+        </w:rPr>
+        <w:t>Time_Partition</w:t>
+      </w:r>
+      <w:proofErr w:type="spellEnd"/>
+      <w:r>
+        <w:rPr>
+          <w:rFonts w:ascii="Times New Roman" w:hAnsi="Times New Roman" w:cs="Times New Roman"/>
+          <w:iCs/>
+          <w:sz w:val="24"/>
+          <w:szCs w:val="24"/>
+        </w:rPr>
+        <w:t xml:space="preserve"> package enforces a 100ms execution budget per operation as a direct implementation of ARINC 653 temporal partitioning. If any operation exceeds its budget, ARINC653_Core.Emergency_Halt is called and emergency procedures are forced, preventing CPU starvation. The following table shows measured execution times for each Ada pipeline step during the Ottawa-Toronto test run:</w:t>
       </w:r>
     </w:p>
     <w:tbl>
@@ -26308,7 +28309,7 @@
           <w:bCs/>
         </w:rPr>
       </w:pPr>
-      <w:bookmarkStart w:id="67" w:name="_Toc227337513"/>
+      <w:bookmarkStart w:id="67" w:name="_Toc228190518"/>
       <w:r>
         <w:rPr>
           <w:rFonts w:ascii="Times New Roman" w:hAnsi="Times New Roman" w:cs="Times New Roman"/>
@@ -26368,8 +28369,152 @@
           <w:szCs w:val="24"/>
         </w:rPr>
         <w:lastRenderedPageBreak/>
-        <w:t xml:space="preserve">elevated-risk threshold boundary in the Ada model directly corresponds to NASA’s operational do-not-fly electric field threshold, which was formally adopted by the FAA for aviation safety applications [11][12]. This alignment was not </w:t>
-      </w:r>
+        <w:t>elevated-risk threshold boundary in the Ada model directly corresponds to NASA’s operational do-not-fly electric field threshold, which was formally adopted by the FAA for aviation safety applications</w:t>
+      </w:r>
+      <w:sdt>
+        <w:sdtPr>
+          <w:rPr>
+            <w:rFonts w:ascii="Times New Roman" w:hAnsi="Times New Roman" w:cs="Times New Roman"/>
+            <w:iCs/>
+            <w:sz w:val="24"/>
+            <w:szCs w:val="24"/>
+          </w:rPr>
+          <w:id w:val="-1427114808"/>
+          <w:citation/>
+        </w:sdtPr>
+        <w:sdtContent>
+          <w:r>
+            <w:rPr>
+              <w:rFonts w:ascii="Times New Roman" w:hAnsi="Times New Roman" w:cs="Times New Roman"/>
+              <w:iCs/>
+              <w:sz w:val="24"/>
+              <w:szCs w:val="24"/>
+            </w:rPr>
+            <w:fldChar w:fldCharType="begin"/>
+          </w:r>
+          <w:r>
+            <w:rPr>
+              <w:rFonts w:ascii="Times New Roman" w:hAnsi="Times New Roman" w:cs="Times New Roman"/>
+              <w:iCs/>
+              <w:sz w:val="24"/>
+              <w:szCs w:val="24"/>
+              <w:lang w:val="en-US"/>
+            </w:rPr>
+            <w:instrText xml:space="preserve"> CITATION Mer17 \l 1033 </w:instrText>
+          </w:r>
+          <w:r>
+            <w:rPr>
+              <w:rFonts w:ascii="Times New Roman" w:hAnsi="Times New Roman" w:cs="Times New Roman"/>
+              <w:iCs/>
+              <w:sz w:val="24"/>
+              <w:szCs w:val="24"/>
+            </w:rPr>
+            <w:fldChar w:fldCharType="separate"/>
+          </w:r>
+          <w:r>
+            <w:rPr>
+              <w:rFonts w:ascii="Times New Roman" w:hAnsi="Times New Roman" w:cs="Times New Roman"/>
+              <w:iCs/>
+              <w:noProof/>
+              <w:sz w:val="24"/>
+              <w:szCs w:val="24"/>
+              <w:lang w:val="en-US"/>
+            </w:rPr>
+            <w:t xml:space="preserve"> </w:t>
+          </w:r>
+          <w:r>
+            <w:rPr>
+              <w:rFonts w:ascii="Times New Roman" w:hAnsi="Times New Roman" w:cs="Times New Roman"/>
+              <w:noProof/>
+              <w:sz w:val="24"/>
+              <w:szCs w:val="24"/>
+              <w:lang w:val="en-US"/>
+            </w:rPr>
+            <w:t>[11]</w:t>
+          </w:r>
+          <w:r>
+            <w:rPr>
+              <w:rFonts w:ascii="Times New Roman" w:hAnsi="Times New Roman" w:cs="Times New Roman"/>
+              <w:iCs/>
+              <w:sz w:val="24"/>
+              <w:szCs w:val="24"/>
+            </w:rPr>
+            <w:fldChar w:fldCharType="end"/>
+          </w:r>
+        </w:sdtContent>
+      </w:sdt>
+      <w:sdt>
+        <w:sdtPr>
+          <w:rPr>
+            <w:rFonts w:ascii="Times New Roman" w:hAnsi="Times New Roman" w:cs="Times New Roman"/>
+            <w:iCs/>
+            <w:sz w:val="24"/>
+            <w:szCs w:val="24"/>
+          </w:rPr>
+          <w:id w:val="385533674"/>
+          <w:citation/>
+        </w:sdtPr>
+        <w:sdtContent>
+          <w:r>
+            <w:rPr>
+              <w:rFonts w:ascii="Times New Roman" w:hAnsi="Times New Roman" w:cs="Times New Roman"/>
+              <w:iCs/>
+              <w:sz w:val="24"/>
+              <w:szCs w:val="24"/>
+            </w:rPr>
+            <w:fldChar w:fldCharType="begin"/>
+          </w:r>
+          <w:r>
+            <w:rPr>
+              <w:rFonts w:ascii="Times New Roman" w:hAnsi="Times New Roman" w:cs="Times New Roman"/>
+              <w:iCs/>
+              <w:sz w:val="24"/>
+              <w:szCs w:val="24"/>
+              <w:lang w:val="en-US"/>
+            </w:rPr>
+            <w:instrText xml:space="preserve"> CITATION Mer10 \l 1033 </w:instrText>
+          </w:r>
+          <w:r>
+            <w:rPr>
+              <w:rFonts w:ascii="Times New Roman" w:hAnsi="Times New Roman" w:cs="Times New Roman"/>
+              <w:iCs/>
+              <w:sz w:val="24"/>
+              <w:szCs w:val="24"/>
+            </w:rPr>
+            <w:fldChar w:fldCharType="separate"/>
+          </w:r>
+          <w:r>
+            <w:rPr>
+              <w:rFonts w:ascii="Times New Roman" w:hAnsi="Times New Roman" w:cs="Times New Roman"/>
+              <w:iCs/>
+              <w:noProof/>
+              <w:sz w:val="24"/>
+              <w:szCs w:val="24"/>
+              <w:lang w:val="en-US"/>
+            </w:rPr>
+            <w:t xml:space="preserve"> </w:t>
+          </w:r>
+          <w:r>
+            <w:rPr>
+              <w:rFonts w:ascii="Times New Roman" w:hAnsi="Times New Roman" w:cs="Times New Roman"/>
+              <w:noProof/>
+              <w:sz w:val="24"/>
+              <w:szCs w:val="24"/>
+              <w:lang w:val="en-US"/>
+            </w:rPr>
+            <w:t>[12]</w:t>
+          </w:r>
+          <w:r>
+            <w:rPr>
+              <w:rFonts w:ascii="Times New Roman" w:hAnsi="Times New Roman" w:cs="Times New Roman"/>
+              <w:iCs/>
+              <w:sz w:val="24"/>
+              <w:szCs w:val="24"/>
+            </w:rPr>
+            <w:fldChar w:fldCharType="end"/>
+          </w:r>
+        </w:sdtContent>
+      </w:sdt>
       <w:r>
         <w:rPr>
           <w:rFonts w:ascii="Times New Roman" w:hAnsi="Times New Roman" w:cs="Times New Roman"/>
@@ -26377,6 +28522,15 @@
           <w:sz w:val="24"/>
           <w:szCs w:val="24"/>
         </w:rPr>
+        <w:t xml:space="preserve">. This alignment was not </w:t>
+      </w:r>
+      <w:r>
+        <w:rPr>
+          <w:rFonts w:ascii="Times New Roman" w:hAnsi="Times New Roman" w:cs="Times New Roman"/>
+          <w:iCs/>
+          <w:sz w:val="24"/>
+          <w:szCs w:val="24"/>
+        </w:rPr>
         <w:t>coincidental</w:t>
       </w:r>
       <w:r>
@@ -26461,7 +28615,77 @@
           <w:sz w:val="24"/>
           <w:szCs w:val="24"/>
         </w:rPr>
-        <w:t>as inputs to the model is further supported by published meteorological research identifying these same parameters as having statistically significant predictive skill for lightning nowcasting [13].</w:t>
+        <w:t xml:space="preserve">as inputs to the model is further supported by published meteorological research identifying these same parameters as having statistically significant predictive skill for lightning nowcasting </w:t>
+      </w:r>
+      <w:sdt>
+        <w:sdtPr>
+          <w:rPr>
+            <w:rFonts w:ascii="Times New Roman" w:hAnsi="Times New Roman" w:cs="Times New Roman"/>
+            <w:iCs/>
+            <w:sz w:val="24"/>
+            <w:szCs w:val="24"/>
+          </w:rPr>
+          <w:id w:val="761031891"/>
+          <w:citation/>
+        </w:sdtPr>
+        <w:sdtContent>
+          <w:r>
+            <w:rPr>
+              <w:rFonts w:ascii="Times New Roman" w:hAnsi="Times New Roman" w:cs="Times New Roman"/>
+              <w:iCs/>
+              <w:sz w:val="24"/>
+              <w:szCs w:val="24"/>
+            </w:rPr>
+            <w:fldChar w:fldCharType="begin"/>
+          </w:r>
+          <w:r>
+            <w:rPr>
+              <w:rFonts w:ascii="Times New Roman" w:hAnsi="Times New Roman" w:cs="Times New Roman"/>
+              <w:iCs/>
+              <w:sz w:val="24"/>
+              <w:szCs w:val="24"/>
+              <w:lang w:val="en-US"/>
+            </w:rPr>
+            <w:instrText xml:space="preserve"> CITATION Hak03 \l 1033 </w:instrText>
+          </w:r>
+          <w:r>
+            <w:rPr>
+              <w:rFonts w:ascii="Times New Roman" w:hAnsi="Times New Roman" w:cs="Times New Roman"/>
+              <w:iCs/>
+              <w:sz w:val="24"/>
+              <w:szCs w:val="24"/>
+            </w:rPr>
+            <w:fldChar w:fldCharType="separate"/>
+          </w:r>
+          <w:r>
+            <w:rPr>
+              <w:rFonts w:ascii="Times New Roman" w:hAnsi="Times New Roman" w:cs="Times New Roman"/>
+              <w:noProof/>
+              <w:sz w:val="24"/>
+              <w:szCs w:val="24"/>
+              <w:lang w:val="en-US"/>
+            </w:rPr>
+            <w:t>[13]</w:t>
+          </w:r>
+          <w:r>
+            <w:rPr>
+              <w:rFonts w:ascii="Times New Roman" w:hAnsi="Times New Roman" w:cs="Times New Roman"/>
+              <w:iCs/>
+              <w:sz w:val="24"/>
+              <w:szCs w:val="24"/>
+            </w:rPr>
+            <w:fldChar w:fldCharType="end"/>
+          </w:r>
+        </w:sdtContent>
+      </w:sdt>
+      <w:r>
+        <w:rPr>
+          <w:rFonts w:ascii="Times New Roman" w:hAnsi="Times New Roman" w:cs="Times New Roman"/>
+          <w:iCs/>
+          <w:sz w:val="24"/>
+          <w:szCs w:val="24"/>
+        </w:rPr>
+        <w:t>.</w:t>
       </w:r>
     </w:p>
     <w:p>
@@ -26666,7 +28890,7 @@
           <w:szCs w:val="48"/>
         </w:rPr>
       </w:pPr>
-      <w:bookmarkStart w:id="68" w:name="_Toc227337514"/>
+      <w:bookmarkStart w:id="68" w:name="_Toc228190519"/>
       <w:r>
         <w:rPr>
           <w:rFonts w:ascii="Times New Roman" w:eastAsia="Arial" w:hAnsi="Times New Roman" w:cs="Times New Roman"/>
@@ -26695,7 +28919,7 @@
           <w:szCs w:val="36"/>
         </w:rPr>
       </w:pPr>
-      <w:bookmarkStart w:id="69" w:name="_Toc227337515"/>
+      <w:bookmarkStart w:id="69" w:name="_Toc228190520"/>
       <w:r>
         <w:rPr>
           <w:rFonts w:ascii="Times New Roman" w:eastAsia="Arial" w:hAnsi="Times New Roman" w:cs="Times New Roman"/>
@@ -27169,8 +29393,18 @@
                 <w:sz w:val="24"/>
                 <w:szCs w:val="24"/>
               </w:rPr>
-              <w:t>&lt;100 ms</w:t>
-            </w:r>
+              <w:t xml:space="preserve">&lt;100 </w:t>
+            </w:r>
+            <w:proofErr w:type="spellStart"/>
+            <w:r>
+              <w:rPr>
+                <w:rFonts w:ascii="Times New Roman" w:eastAsia="Arial" w:hAnsi="Times New Roman" w:cs="Times New Roman"/>
+                <w:sz w:val="24"/>
+                <w:szCs w:val="24"/>
+              </w:rPr>
+              <w:t>ms</w:t>
+            </w:r>
+            <w:proofErr w:type="spellEnd"/>
           </w:p>
         </w:tc>
         <w:tc>
@@ -27203,7 +29437,25 @@
                 <w:sz w:val="24"/>
                 <w:szCs w:val="24"/>
               </w:rPr>
-              <w:t>88.2 ms average</w:t>
+              <w:t xml:space="preserve">88.2 </w:t>
+            </w:r>
+            <w:proofErr w:type="spellStart"/>
+            <w:r>
+              <w:rPr>
+                <w:rFonts w:ascii="Times New Roman" w:eastAsia="Arial" w:hAnsi="Times New Roman" w:cs="Times New Roman"/>
+                <w:sz w:val="24"/>
+                <w:szCs w:val="24"/>
+              </w:rPr>
+              <w:t>ms</w:t>
+            </w:r>
+            <w:proofErr w:type="spellEnd"/>
+            <w:r>
+              <w:rPr>
+                <w:rFonts w:ascii="Times New Roman" w:eastAsia="Arial" w:hAnsi="Times New Roman" w:cs="Times New Roman"/>
+                <w:sz w:val="24"/>
+                <w:szCs w:val="24"/>
+              </w:rPr>
+              <w:t xml:space="preserve"> average</w:t>
             </w:r>
           </w:p>
         </w:tc>
@@ -27335,13 +29587,23 @@
                 <w:rFonts w:ascii="Times New Roman" w:hAnsi="Times New Roman" w:cs="Times New Roman"/>
               </w:rPr>
             </w:pPr>
+            <w:proofErr w:type="spellStart"/>
             <w:r>
               <w:rPr>
                 <w:rFonts w:ascii="Times New Roman" w:eastAsia="Arial" w:hAnsi="Times New Roman" w:cs="Times New Roman"/>
                 <w:sz w:val="24"/>
                 <w:szCs w:val="24"/>
               </w:rPr>
-              <w:t>OpenWeatherMap, 15–20 min refresh</w:t>
+              <w:t>OpenWeatherMap</w:t>
+            </w:r>
+            <w:proofErr w:type="spellEnd"/>
+            <w:r>
+              <w:rPr>
+                <w:rFonts w:ascii="Times New Roman" w:eastAsia="Arial" w:hAnsi="Times New Roman" w:cs="Times New Roman"/>
+                <w:sz w:val="24"/>
+                <w:szCs w:val="24"/>
+              </w:rPr>
+              <w:t>, 15–20 min refresh</w:t>
             </w:r>
           </w:p>
         </w:tc>
@@ -27726,7 +29988,7 @@
           <w:szCs w:val="36"/>
         </w:rPr>
       </w:pPr>
-      <w:bookmarkStart w:id="71" w:name="_Toc227337516"/>
+      <w:bookmarkStart w:id="71" w:name="_Toc228190521"/>
       <w:r>
         <w:rPr>
           <w:rFonts w:ascii="Times New Roman" w:eastAsia="Arial" w:hAnsi="Times New Roman" w:cs="Times New Roman"/>
@@ -27803,7 +30065,43 @@
           <w:sz w:val="24"/>
           <w:szCs w:val="24"/>
         </w:rPr>
-        <w:t>Real-time performance: The C physics engine processed 8-waypoint routes in an average of 88.2 ms, meeting the &lt;100 ms requirement. This confirms that Paschen’s Law and Townsend Avalanche calculations can be executed in real time on standard hardware without dedicated avionics processors.</w:t>
+        <w:t xml:space="preserve">Real-time performance: The C physics engine processed 8-waypoint routes in an average of 88.2 </w:t>
+      </w:r>
+      <w:proofErr w:type="spellStart"/>
+      <w:r>
+        <w:rPr>
+          <w:rFonts w:ascii="Times New Roman" w:eastAsia="Arial" w:hAnsi="Times New Roman" w:cs="Times New Roman"/>
+          <w:sz w:val="24"/>
+          <w:szCs w:val="24"/>
+        </w:rPr>
+        <w:t>ms</w:t>
+      </w:r>
+      <w:proofErr w:type="spellEnd"/>
+      <w:r>
+        <w:rPr>
+          <w:rFonts w:ascii="Times New Roman" w:eastAsia="Arial" w:hAnsi="Times New Roman" w:cs="Times New Roman"/>
+          <w:sz w:val="24"/>
+          <w:szCs w:val="24"/>
+        </w:rPr>
+        <w:t xml:space="preserve">, meeting the &lt;100 </w:t>
+      </w:r>
+      <w:proofErr w:type="spellStart"/>
+      <w:r>
+        <w:rPr>
+          <w:rFonts w:ascii="Times New Roman" w:eastAsia="Arial" w:hAnsi="Times New Roman" w:cs="Times New Roman"/>
+          <w:sz w:val="24"/>
+          <w:szCs w:val="24"/>
+        </w:rPr>
+        <w:t>ms</w:t>
+      </w:r>
+      <w:proofErr w:type="spellEnd"/>
+      <w:r>
+        <w:rPr>
+          <w:rFonts w:ascii="Times New Roman" w:eastAsia="Arial" w:hAnsi="Times New Roman" w:cs="Times New Roman"/>
+          <w:sz w:val="24"/>
+          <w:szCs w:val="24"/>
+        </w:rPr>
+        <w:t xml:space="preserve"> requirement. This confirms that Paschen’s Law and Townsend Avalanche calculations can be executed in real time on standard hardware without dedicated avionics processors.</w:t>
       </w:r>
     </w:p>
     <w:p>
@@ -27849,7 +30147,25 @@
           <w:sz w:val="24"/>
           <w:szCs w:val="24"/>
         </w:rPr>
-        <w:t>End-to-end system integration: All five system assemblies operated together without errors across five diverse Canadian flight routes. Zero component communication failures were recorded, and the H2 database persisted all FlightAnalysis and Waypoint records correctly.</w:t>
+        <w:t xml:space="preserve">End-to-end system integration: All five system assemblies operated together without errors across five diverse Canadian flight routes. Zero component communication failures were recorded, and the H2 database persisted all </w:t>
+      </w:r>
+      <w:proofErr w:type="spellStart"/>
+      <w:r>
+        <w:rPr>
+          <w:rFonts w:ascii="Times New Roman" w:eastAsia="Arial" w:hAnsi="Times New Roman" w:cs="Times New Roman"/>
+          <w:sz w:val="24"/>
+          <w:szCs w:val="24"/>
+        </w:rPr>
+        <w:t>FlightAnalysis</w:t>
+      </w:r>
+      <w:proofErr w:type="spellEnd"/>
+      <w:r>
+        <w:rPr>
+          <w:rFonts w:ascii="Times New Roman" w:eastAsia="Arial" w:hAnsi="Times New Roman" w:cs="Times New Roman"/>
+          <w:sz w:val="24"/>
+          <w:szCs w:val="24"/>
+        </w:rPr>
+        <w:t xml:space="preserve"> and Waypoint records correctly.</w:t>
       </w:r>
     </w:p>
     <w:p>
@@ -27910,7 +30226,7 @@
           <w:szCs w:val="36"/>
         </w:rPr>
       </w:pPr>
-      <w:bookmarkStart w:id="72" w:name="_Toc227337517"/>
+      <w:bookmarkStart w:id="72" w:name="_Toc228190522"/>
       <w:r>
         <w:rPr>
           <w:rFonts w:ascii="Times New Roman" w:eastAsia="Arial" w:hAnsi="Times New Roman" w:cs="Times New Roman"/>
@@ -27964,7 +30280,25 @@
           <w:sz w:val="24"/>
           <w:szCs w:val="24"/>
         </w:rPr>
-        <w:t>A secondary limitation is the reliance on file-based inter-process communication (JSON and text files). While functional and simple to debug, file I/O introduces 30–50 ms of latency per transaction and is not suitable for high-frequency, real-time avionics integration. In a production deployment, shared memory or a message-passing interface would be more appropriate.</w:t>
+        <w:t xml:space="preserve">A secondary limitation is the reliance on file-based inter-process communication (JSON and text files). While functional and simple to debug, file I/O introduces 30–50 </w:t>
+      </w:r>
+      <w:proofErr w:type="spellStart"/>
+      <w:r>
+        <w:rPr>
+          <w:rFonts w:ascii="Times New Roman" w:eastAsia="Arial" w:hAnsi="Times New Roman" w:cs="Times New Roman"/>
+          <w:sz w:val="24"/>
+          <w:szCs w:val="24"/>
+        </w:rPr>
+        <w:t>ms</w:t>
+      </w:r>
+      <w:proofErr w:type="spellEnd"/>
+      <w:r>
+        <w:rPr>
+          <w:rFonts w:ascii="Times New Roman" w:eastAsia="Arial" w:hAnsi="Times New Roman" w:cs="Times New Roman"/>
+          <w:sz w:val="24"/>
+          <w:szCs w:val="24"/>
+        </w:rPr>
+        <w:t xml:space="preserve"> of latency per transaction and is not suitable for high-frequency, real-time avionics integration. In a production deployment, shared memory or a message-passing interface would be more appropriate.</w:t>
       </w:r>
     </w:p>
     <w:p>
@@ -28020,7 +30354,7 @@
           <w:szCs w:val="36"/>
         </w:rPr>
       </w:pPr>
-      <w:bookmarkStart w:id="73" w:name="_Toc227337518"/>
+      <w:bookmarkStart w:id="73" w:name="_Toc228190523"/>
       <w:r>
         <w:rPr>
           <w:rFonts w:ascii="Times New Roman" w:eastAsia="Arial" w:hAnsi="Times New Roman" w:cs="Times New Roman"/>
@@ -28122,7 +30456,43 @@
           <w:sz w:val="24"/>
           <w:szCs w:val="24"/>
         </w:rPr>
-        <w:t>Inter-process communication should be migrated from file I/O to POSIX shared memory or Unix domain sockets to reduce latency from ~50 ms to under 5 ms per transaction. This is a prerequisite for real-time in-flight deployment.</w:t>
+        <w:t xml:space="preserve">Inter-process communication should be migrated from file I/O to POSIX shared memory or Unix domain sockets to reduce latency from ~50 </w:t>
+      </w:r>
+      <w:proofErr w:type="spellStart"/>
+      <w:r>
+        <w:rPr>
+          <w:rFonts w:ascii="Times New Roman" w:eastAsia="Arial" w:hAnsi="Times New Roman" w:cs="Times New Roman"/>
+          <w:sz w:val="24"/>
+          <w:szCs w:val="24"/>
+        </w:rPr>
+        <w:t>ms</w:t>
+      </w:r>
+      <w:proofErr w:type="spellEnd"/>
+      <w:r>
+        <w:rPr>
+          <w:rFonts w:ascii="Times New Roman" w:eastAsia="Arial" w:hAnsi="Times New Roman" w:cs="Times New Roman"/>
+          <w:sz w:val="24"/>
+          <w:szCs w:val="24"/>
+        </w:rPr>
+        <w:t xml:space="preserve"> to under 5 </w:t>
+      </w:r>
+      <w:proofErr w:type="spellStart"/>
+      <w:r>
+        <w:rPr>
+          <w:rFonts w:ascii="Times New Roman" w:eastAsia="Arial" w:hAnsi="Times New Roman" w:cs="Times New Roman"/>
+          <w:sz w:val="24"/>
+          <w:szCs w:val="24"/>
+        </w:rPr>
+        <w:t>ms</w:t>
+      </w:r>
+      <w:proofErr w:type="spellEnd"/>
+      <w:r>
+        <w:rPr>
+          <w:rFonts w:ascii="Times New Roman" w:eastAsia="Arial" w:hAnsi="Times New Roman" w:cs="Times New Roman"/>
+          <w:sz w:val="24"/>
+          <w:szCs w:val="24"/>
+        </w:rPr>
+        <w:t xml:space="preserve"> per transaction. This is a prerequisite for real-time in-flight deployment.</w:t>
       </w:r>
     </w:p>
     <w:p>
@@ -28244,7 +30614,25 @@
           <w:sz w:val="24"/>
           <w:szCs w:val="24"/>
         </w:rPr>
-        <w:t>The system should be packaged using Docker to eliminate dependency management issues across different operating environments. A containerized deployment would allow airline IT departments to deploy AirLume without requiring manual installation of GCC, GNAT, Python, and GlassFish on individual workstations.</w:t>
+        <w:t xml:space="preserve">The system should be packaged using Docker to eliminate dependency management issues across different operating environments. A containerized deployment would allow airline IT departments to deploy AirLume without requiring manual installation of GCC, GNAT, Python, and </w:t>
+      </w:r>
+      <w:proofErr w:type="spellStart"/>
+      <w:r>
+        <w:rPr>
+          <w:rFonts w:ascii="Times New Roman" w:eastAsia="Arial" w:hAnsi="Times New Roman" w:cs="Times New Roman"/>
+          <w:sz w:val="24"/>
+          <w:szCs w:val="24"/>
+        </w:rPr>
+        <w:t>GlassFish</w:t>
+      </w:r>
+      <w:proofErr w:type="spellEnd"/>
+      <w:r>
+        <w:rPr>
+          <w:rFonts w:ascii="Times New Roman" w:eastAsia="Arial" w:hAnsi="Times New Roman" w:cs="Times New Roman"/>
+          <w:sz w:val="24"/>
+          <w:szCs w:val="24"/>
+        </w:rPr>
+        <w:t xml:space="preserve"> on individual workstations.</w:t>
       </w:r>
     </w:p>
     <w:p>
@@ -28266,7 +30654,7 @@
           <w:szCs w:val="36"/>
         </w:rPr>
       </w:pPr>
-      <w:bookmarkStart w:id="74" w:name="_Toc227337519"/>
+      <w:bookmarkStart w:id="74" w:name="_Toc228190524"/>
       <w:r>
         <w:rPr>
           <w:rFonts w:ascii="Times New Roman" w:eastAsia="Arial" w:hAnsi="Times New Roman" w:cs="Times New Roman"/>
@@ -28576,434 +30964,836 @@
     </w:p>
     <w:p>
       <w:pPr>
-        <w:pStyle w:val="Heading1"/>
-        <w:jc w:val="both"/>
-        <w:rPr>
-          <w:rFonts w:ascii="Times New Roman" w:hAnsi="Times New Roman" w:cs="Times New Roman"/>
-        </w:rPr>
-      </w:pPr>
-      <w:bookmarkStart w:id="75" w:name="_Toc227337520"/>
-      <w:bookmarkStart w:id="76" w:name="_Hlk209904519"/>
-      <w:r>
-        <w:rPr>
-          <w:rFonts w:ascii="Times New Roman" w:hAnsi="Times New Roman" w:cs="Times New Roman"/>
-        </w:rPr>
-        <w:lastRenderedPageBreak/>
-        <w:t>REFERENCES</w:t>
-      </w:r>
-      <w:bookmarkEnd w:id="75"/>
-      <w:r>
-        <w:rPr>
-          <w:rFonts w:ascii="Times New Roman" w:hAnsi="Times New Roman" w:cs="Times New Roman"/>
-        </w:rPr>
-        <w:t xml:space="preserve"> </w:t>
-      </w:r>
-    </w:p>
-    <w:p>
-      <w:pPr>
-        <w:jc w:val="both"/>
-        <w:rPr>
-          <w:rFonts w:ascii="Times New Roman" w:hAnsi="Times New Roman" w:cs="Times New Roman"/>
-        </w:rPr>
-      </w:pPr>
-      <w:r>
-        <w:rPr>
-          <w:rFonts w:ascii="Times New Roman" w:hAnsi="Times New Roman" w:cs="Times New Roman"/>
-          <w:b/>
-          <w:bCs/>
-        </w:rPr>
-        <w:t>[1]</w:t>
-      </w:r>
-      <w:r>
-        <w:rPr>
-          <w:rFonts w:ascii="Times New Roman" w:hAnsi="Times New Roman" w:cs="Times New Roman"/>
-        </w:rPr>
-        <w:t xml:space="preserve"> Airbus, "Lightning Strikes," Safety First, Nov. 2023. [Online]. Available: </w:t>
-      </w:r>
-      <w:hyperlink r:id="rId18" w:history="1">
-        <w:r>
-          <w:rPr>
-            <w:rStyle w:val="Hyperlink"/>
-            <w:rFonts w:ascii="Times New Roman" w:hAnsi="Times New Roman" w:cs="Times New Roman"/>
-          </w:rPr>
-          <w:t>https://safetyfirst.airbus.com/lightning-strikes/</w:t>
-        </w:r>
-      </w:hyperlink>
-    </w:p>
-    <w:p>
-      <w:pPr>
-        <w:jc w:val="both"/>
-        <w:rPr>
-          <w:rFonts w:ascii="Times New Roman" w:hAnsi="Times New Roman" w:cs="Times New Roman"/>
-        </w:rPr>
-      </w:pPr>
-      <w:r>
-        <w:rPr>
-          <w:rFonts w:ascii="Times New Roman" w:hAnsi="Times New Roman" w:cs="Times New Roman"/>
-          <w:b/>
-          <w:bCs/>
-        </w:rPr>
-        <w:t>[2]</w:t>
-      </w:r>
-      <w:r>
-        <w:rPr>
-          <w:rFonts w:ascii="Times New Roman" w:hAnsi="Times New Roman" w:cs="Times New Roman"/>
-        </w:rPr>
-        <w:t xml:space="preserve"> "Aircraft and lightning strikes: here is what the statistics say," MainBlades, 2024. [Online]. Available: </w:t>
-      </w:r>
-      <w:hyperlink r:id="rId19" w:history="1">
-        <w:r>
-          <w:rPr>
-            <w:rStyle w:val="Hyperlink"/>
-            <w:rFonts w:ascii="Times New Roman" w:hAnsi="Times New Roman" w:cs="Times New Roman"/>
-          </w:rPr>
-          <w:t>https://www.mainblades.com/blog-posts/aircraft-and-lightning-strikes-here-is-what-the-statistics-say</w:t>
-        </w:r>
-      </w:hyperlink>
-    </w:p>
-    <w:p>
-      <w:pPr>
-        <w:jc w:val="both"/>
-        <w:rPr>
-          <w:rFonts w:ascii="Times New Roman" w:hAnsi="Times New Roman" w:cs="Times New Roman"/>
-        </w:rPr>
-      </w:pPr>
-      <w:r>
-        <w:rPr>
-          <w:rFonts w:ascii="Times New Roman" w:hAnsi="Times New Roman" w:cs="Times New Roman"/>
-          <w:b/>
-          <w:bCs/>
-        </w:rPr>
-        <w:t>[3]</w:t>
-      </w:r>
-      <w:r>
-        <w:rPr>
-          <w:rFonts w:ascii="Times New Roman" w:hAnsi="Times New Roman" w:cs="Times New Roman"/>
-        </w:rPr>
-        <w:t xml:space="preserve"> "When and Where Lightning Strikes Occur, Part 3," Aviation Week Network, 2024. [Online]. Available: </w:t>
-      </w:r>
-      <w:hyperlink r:id="rId20" w:history="1">
-        <w:r>
-          <w:rPr>
-            <w:rStyle w:val="Hyperlink"/>
-            <w:rFonts w:ascii="Times New Roman" w:hAnsi="Times New Roman" w:cs="Times New Roman"/>
-          </w:rPr>
-          <w:t>https://aviationweek.com/business-aviation/safety-ops-regulation/when-where-lightning-strikes-occur-part-3</w:t>
-        </w:r>
-      </w:hyperlink>
-    </w:p>
-    <w:p>
-      <w:pPr>
-        <w:jc w:val="both"/>
-        <w:rPr>
-          <w:rFonts w:ascii="Times New Roman" w:hAnsi="Times New Roman" w:cs="Times New Roman"/>
-        </w:rPr>
-      </w:pPr>
-      <w:r>
-        <w:rPr>
-          <w:rFonts w:ascii="Times New Roman" w:hAnsi="Times New Roman" w:cs="Times New Roman"/>
-          <w:b/>
-          <w:bCs/>
-        </w:rPr>
-        <w:t>[4]</w:t>
-      </w:r>
-      <w:r>
-        <w:rPr>
-          <w:rFonts w:ascii="Times New Roman" w:hAnsi="Times New Roman" w:cs="Times New Roman"/>
-        </w:rPr>
-        <w:t xml:space="preserve"> "Lightning Strikes: Protection, Inspection, and Repair," SKYbrary Aviation Safety. [Online]. Available: </w:t>
-      </w:r>
-      <w:hyperlink r:id="rId21" w:history="1">
-        <w:r>
-          <w:rPr>
-            <w:rStyle w:val="Hyperlink"/>
-            <w:rFonts w:ascii="Times New Roman" w:hAnsi="Times New Roman" w:cs="Times New Roman"/>
-          </w:rPr>
-          <w:t>https://skybrary.aero/bookshelf/lightning-strikes-protection-inspection-and-repair</w:t>
-        </w:r>
-      </w:hyperlink>
-    </w:p>
-    <w:p>
-      <w:pPr>
-        <w:jc w:val="both"/>
-        <w:rPr>
-          <w:rFonts w:ascii="Times New Roman" w:hAnsi="Times New Roman" w:cs="Times New Roman"/>
-        </w:rPr>
-      </w:pPr>
-      <w:r>
-        <w:rPr>
-          <w:rFonts w:ascii="Times New Roman" w:hAnsi="Times New Roman" w:cs="Times New Roman"/>
-          <w:b/>
-          <w:bCs/>
-        </w:rPr>
-        <w:t>[5]</w:t>
-      </w:r>
-      <w:r>
-        <w:rPr>
-          <w:rFonts w:ascii="Times New Roman" w:hAnsi="Times New Roman" w:cs="Times New Roman"/>
-        </w:rPr>
-        <w:t xml:space="preserve"> J. A. Riousset, "A Generalized Townsend's Theory for Paschen Curves in Planar, Cylindrical, and Spherical Geometries in Planetary Atmospheres," J. Geophys. Res. Atmos., vol. 129, Apr. 2024.</w:t>
-      </w:r>
-    </w:p>
-    <w:p>
-      <w:pPr>
-        <w:jc w:val="both"/>
-        <w:rPr>
-          <w:rFonts w:ascii="Times New Roman" w:hAnsi="Times New Roman" w:cs="Times New Roman"/>
-        </w:rPr>
-      </w:pPr>
-      <w:r>
-        <w:rPr>
-          <w:rFonts w:ascii="Times New Roman" w:hAnsi="Times New Roman" w:cs="Times New Roman"/>
-          <w:b/>
-          <w:bCs/>
-        </w:rPr>
-        <w:t>[6]</w:t>
-      </w:r>
-      <w:r>
-        <w:rPr>
-          <w:rFonts w:ascii="Times New Roman" w:hAnsi="Times New Roman" w:cs="Times New Roman"/>
-        </w:rPr>
-        <w:t xml:space="preserve"> "Paschen's law," Wikipedia, Aug. 2025. [Online]. Available: </w:t>
-      </w:r>
-      <w:hyperlink r:id="rId22" w:history="1">
-        <w:r>
-          <w:rPr>
-            <w:rStyle w:val="Hyperlink"/>
-            <w:rFonts w:ascii="Times New Roman" w:hAnsi="Times New Roman" w:cs="Times New Roman"/>
-          </w:rPr>
-          <w:t>https://en.wikipedia.org/wiki/Paschen's_law</w:t>
-        </w:r>
-      </w:hyperlink>
-    </w:p>
-    <w:p>
-      <w:pPr>
-        <w:jc w:val="both"/>
-        <w:rPr>
-          <w:rFonts w:ascii="Times New Roman" w:hAnsi="Times New Roman" w:cs="Times New Roman"/>
-        </w:rPr>
-      </w:pPr>
-      <w:r>
-        <w:rPr>
-          <w:rFonts w:ascii="Times New Roman" w:hAnsi="Times New Roman" w:cs="Times New Roman"/>
-          <w:b/>
-          <w:bCs/>
-        </w:rPr>
-        <w:t>[7]</w:t>
-      </w:r>
-      <w:r>
-        <w:rPr>
-          <w:rFonts w:ascii="Times New Roman" w:hAnsi="Times New Roman" w:cs="Times New Roman"/>
-        </w:rPr>
-        <w:t xml:space="preserve"> "Townsend Discharge - an overview," ScienceDirect Topics. [Online]. Available: </w:t>
-      </w:r>
-      <w:hyperlink r:id="rId23" w:history="1">
-        <w:r>
-          <w:rPr>
-            <w:rStyle w:val="Hyperlink"/>
-            <w:rFonts w:ascii="Times New Roman" w:hAnsi="Times New Roman" w:cs="Times New Roman"/>
-          </w:rPr>
-          <w:t>https://www.sciencedirect.com/topics/physics-and-astronomy/townsend-discharge</w:t>
-        </w:r>
-      </w:hyperlink>
-    </w:p>
-    <w:p>
-      <w:pPr>
-        <w:jc w:val="both"/>
-        <w:rPr>
-          <w:rFonts w:ascii="Times New Roman" w:hAnsi="Times New Roman" w:cs="Times New Roman"/>
-        </w:rPr>
-      </w:pPr>
-      <w:r>
-        <w:rPr>
-          <w:rFonts w:ascii="Times New Roman" w:hAnsi="Times New Roman" w:cs="Times New Roman"/>
-          <w:b/>
-          <w:bCs/>
-        </w:rPr>
-        <w:t>[8]</w:t>
-      </w:r>
-      <w:r>
-        <w:rPr>
-          <w:rFonts w:ascii="Times New Roman" w:hAnsi="Times New Roman" w:cs="Times New Roman"/>
-        </w:rPr>
-        <w:t xml:space="preserve"> P. Veillette, "When and Where Lightning Strikes Occur, Part 1," Aviation Week Network, Sep. 12, 2025. [Online]. Available: </w:t>
-      </w:r>
-      <w:hyperlink r:id="rId24" w:history="1">
-        <w:r>
-          <w:rPr>
-            <w:rStyle w:val="Hyperlink"/>
-            <w:rFonts w:ascii="Times New Roman" w:hAnsi="Times New Roman" w:cs="Times New Roman"/>
-          </w:rPr>
-          <w:t>https://aviationweek.com/business-aviation/safety-ops-regulation/when-where-lightning-strikes-occur-part-1</w:t>
-        </w:r>
-      </w:hyperlink>
-    </w:p>
-    <w:bookmarkEnd w:id="76"/>
-    <w:p>
-      <w:pPr>
-        <w:jc w:val="both"/>
-        <w:rPr>
-          <w:rFonts w:ascii="Times New Roman" w:hAnsi="Times New Roman" w:cs="Times New Roman"/>
-        </w:rPr>
-      </w:pPr>
-      <w:r>
-        <w:rPr>
-          <w:rFonts w:ascii="Times New Roman" w:hAnsi="Times New Roman" w:cs="Times New Roman"/>
-          <w:b/>
-          <w:bCs/>
-        </w:rPr>
-        <w:t>[9]</w:t>
-      </w:r>
-      <w:r>
-        <w:rPr>
-          <w:rFonts w:ascii="Times New Roman" w:hAnsi="Times New Roman" w:cs="Times New Roman"/>
-        </w:rPr>
-        <w:t xml:space="preserve"> A. Lagoy and T. A. Gauer, "IV&amp;V on Orion's ARINC 653 Flight Software Architecture," NASA Independent Verification and Validation Facility, NASA Technical Report 482470, Oct. 2009. [Online]. Available: </w:t>
-      </w:r>
-      <w:hyperlink r:id="rId25" w:history="1">
-        <w:r>
-          <w:rPr>
-            <w:rStyle w:val="Hyperlink"/>
-            <w:rFonts w:ascii="Times New Roman" w:hAnsi="Times New Roman" w:cs="Times New Roman"/>
-          </w:rPr>
-          <w:t>https://www.nasa.gov/wp-content/uploads/2016/10/482470main_2530_-_ivv_on_orions_arinc_653_flight_software_architecture_100913.pdf</w:t>
-        </w:r>
-      </w:hyperlink>
-    </w:p>
-    <w:p>
-      <w:pPr>
-        <w:jc w:val="both"/>
-        <w:rPr>
-          <w:rFonts w:ascii="Times New Roman" w:hAnsi="Times New Roman" w:cs="Times New Roman"/>
-        </w:rPr>
-      </w:pPr>
-      <w:r>
-        <w:rPr>
-          <w:rFonts w:ascii="Times New Roman" w:hAnsi="Times New Roman" w:cs="Times New Roman"/>
-          <w:b/>
-          <w:bCs/>
-        </w:rPr>
-        <w:t>[10]</w:t>
-      </w:r>
-      <w:r>
-        <w:rPr>
-          <w:rFonts w:ascii="Times New Roman" w:hAnsi="Times New Roman" w:cs="Times New Roman"/>
-        </w:rPr>
-        <w:t xml:space="preserve"> Wind River Systems, "ARINC 653 Compliant Safety-Critical Applications," Wind River Solutions. [Online]. Available: </w:t>
-      </w:r>
-      <w:hyperlink r:id="rId26" w:history="1">
-        <w:r>
-          <w:rPr>
-            <w:rStyle w:val="Hyperlink"/>
-            <w:rFonts w:ascii="Times New Roman" w:hAnsi="Times New Roman" w:cs="Times New Roman"/>
-          </w:rPr>
-          <w:t>https://www.windriver.com/solutions/learning/arinc-653-compliant-safety-critical-applications</w:t>
-        </w:r>
-      </w:hyperlink>
-    </w:p>
-    <w:p>
-      <w:pPr>
-        <w:jc w:val="both"/>
-        <w:rPr>
-          <w:rFonts w:ascii="Times New Roman" w:hAnsi="Times New Roman" w:cs="Times New Roman"/>
-        </w:rPr>
-      </w:pPr>
-      <w:r>
-        <w:rPr>
-          <w:rFonts w:ascii="Times New Roman" w:hAnsi="Times New Roman" w:cs="Times New Roman"/>
-          <w:b/>
-          <w:bCs/>
-        </w:rPr>
-        <w:t>[11]</w:t>
-      </w:r>
-      <w:r>
-        <w:rPr>
-          <w:rFonts w:ascii="Times New Roman" w:hAnsi="Times New Roman" w:cs="Times New Roman"/>
-        </w:rPr>
-        <w:t xml:space="preserve"> F. J. Merceret et al., "A History of the Lightning Launch Commit Criteria," NASA/SP-2010-216283, NASA Kennedy Space Center, 2010. [Online]. Available: </w:t>
-      </w:r>
-      <w:hyperlink r:id="rId27" w:history="1">
-        <w:r>
-          <w:rPr>
-            <w:rStyle w:val="Hyperlink"/>
-            <w:rFonts w:ascii="Times New Roman" w:hAnsi="Times New Roman" w:cs="Times New Roman"/>
-          </w:rPr>
-          <w:t>https://ntrs.nasa.gov/citations/20110000675</w:t>
-        </w:r>
-      </w:hyperlink>
-    </w:p>
-    <w:p>
-      <w:pPr>
-        <w:jc w:val="both"/>
-        <w:rPr>
-          <w:rFonts w:ascii="Times New Roman" w:hAnsi="Times New Roman" w:cs="Times New Roman"/>
-        </w:rPr>
-      </w:pPr>
-      <w:r>
-        <w:rPr>
-          <w:rFonts w:ascii="Times New Roman" w:hAnsi="Times New Roman" w:cs="Times New Roman"/>
-          <w:b/>
-          <w:bCs/>
-        </w:rPr>
-        <w:t>[12]</w:t>
-      </w:r>
-      <w:r>
-        <w:rPr>
-          <w:rFonts w:ascii="Times New Roman" w:hAnsi="Times New Roman" w:cs="Times New Roman"/>
-        </w:rPr>
-        <w:t xml:space="preserve"> F. J. Merceret et al., "Rationales for the Lightning Launch Commit Criteria," NASA/TP-2016-219439, NASA Kennedy Space Center, 2017. [Online]. Available: </w:t>
-      </w:r>
-      <w:hyperlink r:id="rId28" w:history="1">
-        <w:r>
-          <w:rPr>
-            <w:rStyle w:val="Hyperlink"/>
-            <w:rFonts w:ascii="Times New Roman" w:hAnsi="Times New Roman" w:cs="Times New Roman"/>
-          </w:rPr>
-          <w:t>https://ntrs.nasa.gov/citations/20170001583</w:t>
-        </w:r>
-      </w:hyperlink>
-    </w:p>
-    <w:p>
-      <w:pPr>
-        <w:jc w:val="both"/>
-        <w:rPr>
-          <w:rFonts w:ascii="Times New Roman" w:hAnsi="Times New Roman" w:cs="Times New Roman"/>
-        </w:rPr>
-      </w:pPr>
-      <w:r>
-        <w:rPr>
-          <w:rFonts w:ascii="Times New Roman" w:hAnsi="Times New Roman" w:cs="Times New Roman"/>
-          <w:b/>
-          <w:bCs/>
-        </w:rPr>
-        <w:t>[13]</w:t>
-      </w:r>
-      <w:r>
-        <w:rPr>
-          <w:rFonts w:ascii="Times New Roman" w:hAnsi="Times New Roman" w:cs="Times New Roman"/>
-        </w:rPr>
-        <w:t xml:space="preserve"> A. Haklander and A. Van Delden, "Thunderstorm predictors and their forecast skill for the Netherlands," Atmospheric Research, vol. 67-68, pp. 273-299, 2003.</w:t>
-      </w:r>
-    </w:p>
-    <w:p>
-      <w:pPr>
-        <w:jc w:val="both"/>
-        <w:rPr>
-          <w:rFonts w:ascii="Times New Roman" w:hAnsi="Times New Roman" w:cs="Times New Roman"/>
-        </w:rPr>
-      </w:pPr>
-    </w:p>
-    <w:p>
-      <w:pPr>
-        <w:jc w:val="both"/>
-        <w:rPr>
-          <w:rFonts w:ascii="Times New Roman" w:hAnsi="Times New Roman" w:cs="Times New Roman"/>
-          <w:lang w:val="en-US"/>
-        </w:rPr>
-      </w:pPr>
-    </w:p>
+        <w:jc w:val="both"/>
+        <w:rPr>
+          <w:rFonts w:ascii="Times New Roman" w:hAnsi="Times New Roman" w:cs="Times New Roman"/>
+        </w:rPr>
+      </w:pPr>
+    </w:p>
+    <w:p>
+      <w:pPr>
+        <w:jc w:val="both"/>
+        <w:rPr>
+          <w:rFonts w:ascii="Times New Roman" w:hAnsi="Times New Roman" w:cs="Times New Roman"/>
+        </w:rPr>
+      </w:pPr>
+    </w:p>
+    <w:p>
+      <w:pPr>
+        <w:jc w:val="both"/>
+        <w:rPr>
+          <w:rFonts w:ascii="Times New Roman" w:hAnsi="Times New Roman" w:cs="Times New Roman"/>
+        </w:rPr>
+      </w:pPr>
+    </w:p>
+    <w:bookmarkStart w:id="75" w:name="_Toc228190525" w:displacedByCustomXml="next"/>
+    <w:sdt>
+      <w:sdtPr>
+        <w:id w:val="688730582"/>
+        <w:docPartObj>
+          <w:docPartGallery w:val="Bibliographies"/>
+          <w:docPartUnique/>
+        </w:docPartObj>
+      </w:sdtPr>
+      <w:sdtEndPr>
+        <w:rPr>
+          <w:rFonts w:asciiTheme="minorHAnsi" w:eastAsiaTheme="minorHAnsi" w:hAnsiTheme="minorHAnsi" w:cstheme="minorBidi"/>
+          <w:color w:val="auto"/>
+          <w:sz w:val="22"/>
+          <w:szCs w:val="22"/>
+        </w:rPr>
+      </w:sdtEndPr>
+      <w:sdtContent>
+        <w:p>
+          <w:pPr>
+            <w:pStyle w:val="Heading1"/>
+            <w:jc w:val="both"/>
+            <w:rPr>
+              <w:rFonts w:ascii="Times New Roman" w:hAnsi="Times New Roman" w:cs="Times New Roman"/>
+              <w:sz w:val="24"/>
+              <w:szCs w:val="24"/>
+            </w:rPr>
+          </w:pPr>
+          <w:r>
+            <w:rPr>
+              <w:rFonts w:ascii="Times New Roman" w:hAnsi="Times New Roman" w:cs="Times New Roman"/>
+            </w:rPr>
+            <w:t>References</w:t>
+          </w:r>
+          <w:bookmarkEnd w:id="75"/>
+        </w:p>
+        <w:sdt>
+          <w:sdtPr>
+            <w:rPr>
+              <w:rFonts w:ascii="Times New Roman" w:hAnsi="Times New Roman" w:cs="Times New Roman"/>
+              <w:sz w:val="24"/>
+              <w:szCs w:val="24"/>
+            </w:rPr>
+            <w:id w:val="-573587230"/>
+            <w:bibliography/>
+          </w:sdtPr>
+          <w:sdtEndPr>
+            <w:rPr>
+              <w:rFonts w:asciiTheme="minorHAnsi" w:hAnsiTheme="minorHAnsi" w:cstheme="minorBidi"/>
+              <w:sz w:val="22"/>
+              <w:szCs w:val="22"/>
+            </w:rPr>
+          </w:sdtEndPr>
+          <w:sdtContent>
+            <w:p>
+              <w:pPr>
+                <w:jc w:val="both"/>
+                <w:rPr>
+                  <w:noProof/>
+                </w:rPr>
+              </w:pPr>
+              <w:r>
+                <w:rPr>
+                  <w:rFonts w:ascii="Times New Roman" w:hAnsi="Times New Roman" w:cs="Times New Roman"/>
+                  <w:sz w:val="24"/>
+                  <w:szCs w:val="24"/>
+                </w:rPr>
+                <w:fldChar w:fldCharType="begin"/>
+              </w:r>
+              <w:r>
+                <w:rPr>
+                  <w:rFonts w:ascii="Times New Roman" w:hAnsi="Times New Roman" w:cs="Times New Roman"/>
+                  <w:sz w:val="24"/>
+                  <w:szCs w:val="24"/>
+                </w:rPr>
+                <w:instrText xml:space="preserve"> BIBLIOGRAPHY </w:instrText>
+              </w:r>
+              <w:r>
+                <w:rPr>
+                  <w:rFonts w:ascii="Times New Roman" w:hAnsi="Times New Roman" w:cs="Times New Roman"/>
+                  <w:sz w:val="24"/>
+                  <w:szCs w:val="24"/>
+                </w:rPr>
+                <w:fldChar w:fldCharType="separate"/>
+              </w:r>
+            </w:p>
+            <w:tbl>
+              <w:tblPr>
+                <w:tblW w:w="5000" w:type="pct"/>
+                <w:tblCellSpacing w:w="15" w:type="dxa"/>
+                <w:tblCellMar>
+                  <w:top w:w="15" w:type="dxa"/>
+                  <w:left w:w="15" w:type="dxa"/>
+                  <w:bottom w:w="15" w:type="dxa"/>
+                  <w:right w:w="15" w:type="dxa"/>
+                </w:tblCellMar>
+                <w:tblLook w:val="04A0" w:firstRow="1" w:lastRow="0" w:firstColumn="1" w:lastColumn="0" w:noHBand="0" w:noVBand="1"/>
+              </w:tblPr>
+              <w:tblGrid>
+                <w:gridCol w:w="440"/>
+                <w:gridCol w:w="8920"/>
+              </w:tblGrid>
+              <w:tr>
+                <w:trPr>
+                  <w:divId w:val="271743066"/>
+                  <w:tblCellSpacing w:w="15" w:type="dxa"/>
+                </w:trPr>
+                <w:tc>
+                  <w:tcPr>
+                    <w:tcW w:w="50" w:type="pct"/>
+                    <w:hideMark/>
+                  </w:tcPr>
+                  <w:p>
+                    <w:pPr>
+                      <w:pStyle w:val="Bibliography"/>
+                      <w:rPr>
+                        <w:noProof/>
+                        <w:kern w:val="0"/>
+                        <w:sz w:val="24"/>
+                        <w:szCs w:val="24"/>
+                        <w14:ligatures w14:val="none"/>
+                      </w:rPr>
+                    </w:pPr>
+                    <w:r>
+                      <w:rPr>
+                        <w:noProof/>
+                      </w:rPr>
+                      <w:t xml:space="preserve">[1] </w:t>
+                    </w:r>
+                  </w:p>
+                </w:tc>
+                <w:tc>
+                  <w:tcPr>
+                    <w:tcW w:w="0" w:type="auto"/>
+                    <w:hideMark/>
+                  </w:tcPr>
+                  <w:p>
+                    <w:pPr>
+                      <w:pStyle w:val="Bibliography"/>
+                      <w:jc w:val="both"/>
+                      <w:rPr>
+                        <w:rFonts w:ascii="Times New Roman" w:hAnsi="Times New Roman" w:cs="Times New Roman"/>
+                        <w:noProof/>
+                      </w:rPr>
+                    </w:pPr>
+                    <w:r>
+                      <w:rPr>
+                        <w:rFonts w:ascii="Times New Roman" w:hAnsi="Times New Roman" w:cs="Times New Roman"/>
+                        <w:noProof/>
+                      </w:rPr>
+                      <w:t>"Aircraft and lightning strikes: here is what the statistics say," MainBlades, 2024. [Online]. Available: https://www.mainblades.com/blog-posts/aircraft-and-lightning-strikes-here-is-what-the-statistics-say.</w:t>
+                    </w:r>
+                  </w:p>
+                </w:tc>
+              </w:tr>
+              <w:tr>
+                <w:trPr>
+                  <w:divId w:val="271743066"/>
+                  <w:tblCellSpacing w:w="15" w:type="dxa"/>
+                </w:trPr>
+                <w:tc>
+                  <w:tcPr>
+                    <w:tcW w:w="50" w:type="pct"/>
+                    <w:hideMark/>
+                  </w:tcPr>
+                  <w:p>
+                    <w:pPr>
+                      <w:pStyle w:val="Bibliography"/>
+                      <w:rPr>
+                        <w:noProof/>
+                      </w:rPr>
+                    </w:pPr>
+                    <w:r>
+                      <w:rPr>
+                        <w:noProof/>
+                      </w:rPr>
+                      <w:t xml:space="preserve">[2] </w:t>
+                    </w:r>
+                  </w:p>
+                </w:tc>
+                <w:tc>
+                  <w:tcPr>
+                    <w:tcW w:w="0" w:type="auto"/>
+                    <w:hideMark/>
+                  </w:tcPr>
+                  <w:p>
+                    <w:pPr>
+                      <w:pStyle w:val="Bibliography"/>
+                      <w:jc w:val="both"/>
+                      <w:rPr>
+                        <w:rFonts w:ascii="Times New Roman" w:hAnsi="Times New Roman" w:cs="Times New Roman"/>
+                        <w:noProof/>
+                      </w:rPr>
+                    </w:pPr>
+                    <w:r>
+                      <w:rPr>
+                        <w:rFonts w:ascii="Times New Roman" w:hAnsi="Times New Roman" w:cs="Times New Roman"/>
+                        <w:noProof/>
+                      </w:rPr>
+                      <w:t>"When and Where Lightning Strikes Occur, Part 3," Aviation Week Network, 2024. [Online]. Available: https://aviationweek.com/business-aviation/safety-ops-regulation/when-where-lightning-strikes-occur-part-3.</w:t>
+                    </w:r>
+                  </w:p>
+                </w:tc>
+              </w:tr>
+              <w:tr>
+                <w:trPr>
+                  <w:divId w:val="271743066"/>
+                  <w:tblCellSpacing w:w="15" w:type="dxa"/>
+                </w:trPr>
+                <w:tc>
+                  <w:tcPr>
+                    <w:tcW w:w="50" w:type="pct"/>
+                    <w:hideMark/>
+                  </w:tcPr>
+                  <w:p>
+                    <w:pPr>
+                      <w:pStyle w:val="Bibliography"/>
+                      <w:rPr>
+                        <w:noProof/>
+                      </w:rPr>
+                    </w:pPr>
+                    <w:r>
+                      <w:rPr>
+                        <w:noProof/>
+                      </w:rPr>
+                      <w:t xml:space="preserve">[3] </w:t>
+                    </w:r>
+                  </w:p>
+                </w:tc>
+                <w:tc>
+                  <w:tcPr>
+                    <w:tcW w:w="0" w:type="auto"/>
+                    <w:hideMark/>
+                  </w:tcPr>
+                  <w:p>
+                    <w:pPr>
+                      <w:pStyle w:val="Bibliography"/>
+                      <w:jc w:val="both"/>
+                      <w:rPr>
+                        <w:rFonts w:ascii="Times New Roman" w:hAnsi="Times New Roman" w:cs="Times New Roman"/>
+                        <w:noProof/>
+                      </w:rPr>
+                    </w:pPr>
+                    <w:r>
+                      <w:rPr>
+                        <w:rFonts w:ascii="Times New Roman" w:hAnsi="Times New Roman" w:cs="Times New Roman"/>
+                        <w:noProof/>
+                      </w:rPr>
+                      <w:t>Airbus, "Lightning Strikes," Safety First, November 2023. [Online]. Available: https://safetyfirst.airbus.com/lightning-strikes/.</w:t>
+                    </w:r>
+                  </w:p>
+                </w:tc>
+              </w:tr>
+              <w:tr>
+                <w:trPr>
+                  <w:divId w:val="271743066"/>
+                  <w:tblCellSpacing w:w="15" w:type="dxa"/>
+                </w:trPr>
+                <w:tc>
+                  <w:tcPr>
+                    <w:tcW w:w="50" w:type="pct"/>
+                    <w:hideMark/>
+                  </w:tcPr>
+                  <w:p>
+                    <w:pPr>
+                      <w:pStyle w:val="Bibliography"/>
+                      <w:rPr>
+                        <w:noProof/>
+                      </w:rPr>
+                    </w:pPr>
+                    <w:r>
+                      <w:rPr>
+                        <w:noProof/>
+                      </w:rPr>
+                      <w:t xml:space="preserve">[4] </w:t>
+                    </w:r>
+                  </w:p>
+                </w:tc>
+                <w:tc>
+                  <w:tcPr>
+                    <w:tcW w:w="0" w:type="auto"/>
+                    <w:hideMark/>
+                  </w:tcPr>
+                  <w:p>
+                    <w:pPr>
+                      <w:pStyle w:val="Bibliography"/>
+                      <w:jc w:val="both"/>
+                      <w:rPr>
+                        <w:rFonts w:ascii="Times New Roman" w:hAnsi="Times New Roman" w:cs="Times New Roman"/>
+                        <w:noProof/>
+                      </w:rPr>
+                    </w:pPr>
+                    <w:r>
+                      <w:rPr>
+                        <w:rFonts w:ascii="Times New Roman" w:hAnsi="Times New Roman" w:cs="Times New Roman"/>
+                        <w:noProof/>
+                      </w:rPr>
+                      <w:t>"Lightning Strikes: Protection, Inspection, and Repair," SKYbrary Aviation Safety, [Online]. Available: https://skybrary.aero/bookshelf/lightning-strikes-protection-inspection-and-repair.</w:t>
+                    </w:r>
+                  </w:p>
+                </w:tc>
+              </w:tr>
+              <w:tr>
+                <w:trPr>
+                  <w:divId w:val="271743066"/>
+                  <w:tblCellSpacing w:w="15" w:type="dxa"/>
+                </w:trPr>
+                <w:tc>
+                  <w:tcPr>
+                    <w:tcW w:w="50" w:type="pct"/>
+                    <w:hideMark/>
+                  </w:tcPr>
+                  <w:p>
+                    <w:pPr>
+                      <w:pStyle w:val="Bibliography"/>
+                      <w:rPr>
+                        <w:noProof/>
+                      </w:rPr>
+                    </w:pPr>
+                    <w:r>
+                      <w:rPr>
+                        <w:noProof/>
+                      </w:rPr>
+                      <w:t xml:space="preserve">[5] </w:t>
+                    </w:r>
+                  </w:p>
+                </w:tc>
+                <w:tc>
+                  <w:tcPr>
+                    <w:tcW w:w="0" w:type="auto"/>
+                    <w:hideMark/>
+                  </w:tcPr>
+                  <w:p>
+                    <w:pPr>
+                      <w:pStyle w:val="Bibliography"/>
+                      <w:jc w:val="both"/>
+                      <w:rPr>
+                        <w:rFonts w:ascii="Times New Roman" w:hAnsi="Times New Roman" w:cs="Times New Roman"/>
+                        <w:noProof/>
+                      </w:rPr>
+                    </w:pPr>
+                    <w:r>
+                      <w:rPr>
+                        <w:rFonts w:ascii="Times New Roman" w:hAnsi="Times New Roman" w:cs="Times New Roman"/>
+                        <w:noProof/>
+                      </w:rPr>
+                      <w:t>P. Veillette, "When and Where Lightning Strikes Occur, Part 1," Aviation Week Network, September 2025. [Online]. Available: https://aviationweek.com/business-aviation/safety-ops-regulation/when-where-lightning-strikes-occur-part-1.</w:t>
+                    </w:r>
+                  </w:p>
+                </w:tc>
+              </w:tr>
+              <w:tr>
+                <w:trPr>
+                  <w:divId w:val="271743066"/>
+                  <w:tblCellSpacing w:w="15" w:type="dxa"/>
+                </w:trPr>
+                <w:tc>
+                  <w:tcPr>
+                    <w:tcW w:w="50" w:type="pct"/>
+                    <w:hideMark/>
+                  </w:tcPr>
+                  <w:p>
+                    <w:pPr>
+                      <w:pStyle w:val="Bibliography"/>
+                      <w:rPr>
+                        <w:noProof/>
+                      </w:rPr>
+                    </w:pPr>
+                    <w:r>
+                      <w:rPr>
+                        <w:noProof/>
+                      </w:rPr>
+                      <w:t xml:space="preserve">[6] </w:t>
+                    </w:r>
+                  </w:p>
+                </w:tc>
+                <w:tc>
+                  <w:tcPr>
+                    <w:tcW w:w="0" w:type="auto"/>
+                    <w:hideMark/>
+                  </w:tcPr>
+                  <w:p>
+                    <w:pPr>
+                      <w:pStyle w:val="Bibliography"/>
+                      <w:jc w:val="both"/>
+                      <w:rPr>
+                        <w:rFonts w:ascii="Times New Roman" w:hAnsi="Times New Roman" w:cs="Times New Roman"/>
+                        <w:noProof/>
+                      </w:rPr>
+                    </w:pPr>
+                    <w:r>
+                      <w:rPr>
+                        <w:rFonts w:ascii="Times New Roman" w:hAnsi="Times New Roman" w:cs="Times New Roman"/>
+                        <w:noProof/>
+                      </w:rPr>
+                      <w:t>Wikipedia, "Paschen's law," August 2025. [Online]. Available: https://en.wikipedia.org/wiki/Paschen%27s_law.</w:t>
+                    </w:r>
+                  </w:p>
+                </w:tc>
+              </w:tr>
+              <w:tr>
+                <w:trPr>
+                  <w:divId w:val="271743066"/>
+                  <w:tblCellSpacing w:w="15" w:type="dxa"/>
+                </w:trPr>
+                <w:tc>
+                  <w:tcPr>
+                    <w:tcW w:w="50" w:type="pct"/>
+                    <w:hideMark/>
+                  </w:tcPr>
+                  <w:p>
+                    <w:pPr>
+                      <w:pStyle w:val="Bibliography"/>
+                      <w:rPr>
+                        <w:noProof/>
+                      </w:rPr>
+                    </w:pPr>
+                    <w:r>
+                      <w:rPr>
+                        <w:noProof/>
+                      </w:rPr>
+                      <w:t xml:space="preserve">[7] </w:t>
+                    </w:r>
+                  </w:p>
+                </w:tc>
+                <w:tc>
+                  <w:tcPr>
+                    <w:tcW w:w="0" w:type="auto"/>
+                    <w:hideMark/>
+                  </w:tcPr>
+                  <w:p>
+                    <w:pPr>
+                      <w:pStyle w:val="Bibliography"/>
+                      <w:jc w:val="both"/>
+                      <w:rPr>
+                        <w:rFonts w:ascii="Times New Roman" w:hAnsi="Times New Roman" w:cs="Times New Roman"/>
+                        <w:noProof/>
+                      </w:rPr>
+                    </w:pPr>
+                    <w:r>
+                      <w:rPr>
+                        <w:rFonts w:ascii="Times New Roman" w:hAnsi="Times New Roman" w:cs="Times New Roman"/>
+                        <w:noProof/>
+                      </w:rPr>
+                      <w:t>A. Lagoy and G. T. A. , "IV&amp;V on Orion's ARINC 653 Flight Software Architecture," NASA Independent Verification and Validation Facility, 2009.</w:t>
+                    </w:r>
+                  </w:p>
+                </w:tc>
+              </w:tr>
+              <w:tr>
+                <w:trPr>
+                  <w:divId w:val="271743066"/>
+                  <w:tblCellSpacing w:w="15" w:type="dxa"/>
+                </w:trPr>
+                <w:tc>
+                  <w:tcPr>
+                    <w:tcW w:w="50" w:type="pct"/>
+                    <w:hideMark/>
+                  </w:tcPr>
+                  <w:p>
+                    <w:pPr>
+                      <w:pStyle w:val="Bibliography"/>
+                      <w:rPr>
+                        <w:noProof/>
+                      </w:rPr>
+                    </w:pPr>
+                    <w:r>
+                      <w:rPr>
+                        <w:noProof/>
+                      </w:rPr>
+                      <w:t xml:space="preserve">[8] </w:t>
+                    </w:r>
+                  </w:p>
+                </w:tc>
+                <w:tc>
+                  <w:tcPr>
+                    <w:tcW w:w="0" w:type="auto"/>
+                    <w:hideMark/>
+                  </w:tcPr>
+                  <w:p>
+                    <w:pPr>
+                      <w:pStyle w:val="Bibliography"/>
+                      <w:jc w:val="both"/>
+                      <w:rPr>
+                        <w:rFonts w:ascii="Times New Roman" w:hAnsi="Times New Roman" w:cs="Times New Roman"/>
+                        <w:noProof/>
+                      </w:rPr>
+                    </w:pPr>
+                    <w:r>
+                      <w:rPr>
+                        <w:rFonts w:ascii="Times New Roman" w:hAnsi="Times New Roman" w:cs="Times New Roman"/>
+                        <w:noProof/>
+                      </w:rPr>
+                      <w:t>Wind River Systems, "ARINC 653 Compliant Safety-Critical Applications," Wind River Solutions, [Online]. Available: https://www.windriver.com/solutions/learning/arinc-653-compliant-safety-critical-applications.</w:t>
+                    </w:r>
+                  </w:p>
+                </w:tc>
+              </w:tr>
+              <w:tr>
+                <w:trPr>
+                  <w:divId w:val="271743066"/>
+                  <w:tblCellSpacing w:w="15" w:type="dxa"/>
+                </w:trPr>
+                <w:tc>
+                  <w:tcPr>
+                    <w:tcW w:w="50" w:type="pct"/>
+                    <w:hideMark/>
+                  </w:tcPr>
+                  <w:p>
+                    <w:pPr>
+                      <w:pStyle w:val="Bibliography"/>
+                      <w:rPr>
+                        <w:noProof/>
+                      </w:rPr>
+                    </w:pPr>
+                    <w:r>
+                      <w:rPr>
+                        <w:noProof/>
+                      </w:rPr>
+                      <w:t xml:space="preserve">[9] </w:t>
+                    </w:r>
+                  </w:p>
+                </w:tc>
+                <w:tc>
+                  <w:tcPr>
+                    <w:tcW w:w="0" w:type="auto"/>
+                    <w:hideMark/>
+                  </w:tcPr>
+                  <w:p>
+                    <w:pPr>
+                      <w:pStyle w:val="Bibliography"/>
+                      <w:jc w:val="both"/>
+                      <w:rPr>
+                        <w:rFonts w:ascii="Times New Roman" w:hAnsi="Times New Roman" w:cs="Times New Roman"/>
+                        <w:noProof/>
+                      </w:rPr>
+                    </w:pPr>
+                    <w:r>
+                      <w:rPr>
+                        <w:rFonts w:ascii="Times New Roman" w:hAnsi="Times New Roman" w:cs="Times New Roman"/>
+                        <w:noProof/>
+                      </w:rPr>
+                      <w:t xml:space="preserve">J. A. Riousset, "A Generalized Townsend's Theory for Paschen Curves in Planar, Cylindrical, and Spherical Geometries in Planetary Atmospheres," </w:t>
+                    </w:r>
+                    <w:r>
+                      <w:rPr>
+                        <w:rFonts w:ascii="Times New Roman" w:hAnsi="Times New Roman" w:cs="Times New Roman"/>
+                        <w:i/>
+                        <w:iCs/>
+                        <w:noProof/>
+                      </w:rPr>
+                      <w:t xml:space="preserve">Journal of Geophysical Research: Atmospheres, </w:t>
+                    </w:r>
+                    <w:r>
+                      <w:rPr>
+                        <w:rFonts w:ascii="Times New Roman" w:hAnsi="Times New Roman" w:cs="Times New Roman"/>
+                        <w:noProof/>
+                      </w:rPr>
+                      <w:t xml:space="preserve">vol. 1129, 2024. </w:t>
+                    </w:r>
+                  </w:p>
+                </w:tc>
+              </w:tr>
+              <w:tr>
+                <w:trPr>
+                  <w:divId w:val="271743066"/>
+                  <w:tblCellSpacing w:w="15" w:type="dxa"/>
+                </w:trPr>
+                <w:tc>
+                  <w:tcPr>
+                    <w:tcW w:w="50" w:type="pct"/>
+                    <w:hideMark/>
+                  </w:tcPr>
+                  <w:p>
+                    <w:pPr>
+                      <w:pStyle w:val="Bibliography"/>
+                      <w:rPr>
+                        <w:noProof/>
+                      </w:rPr>
+                    </w:pPr>
+                    <w:r>
+                      <w:rPr>
+                        <w:noProof/>
+                      </w:rPr>
+                      <w:t xml:space="preserve">[10] </w:t>
+                    </w:r>
+                  </w:p>
+                </w:tc>
+                <w:tc>
+                  <w:tcPr>
+                    <w:tcW w:w="0" w:type="auto"/>
+                    <w:hideMark/>
+                  </w:tcPr>
+                  <w:p>
+                    <w:pPr>
+                      <w:pStyle w:val="Bibliography"/>
+                      <w:jc w:val="both"/>
+                      <w:rPr>
+                        <w:rFonts w:ascii="Times New Roman" w:hAnsi="Times New Roman" w:cs="Times New Roman"/>
+                        <w:noProof/>
+                      </w:rPr>
+                    </w:pPr>
+                    <w:r>
+                      <w:rPr>
+                        <w:rFonts w:ascii="Times New Roman" w:hAnsi="Times New Roman" w:cs="Times New Roman"/>
+                        <w:noProof/>
+                      </w:rPr>
+                      <w:t>"Townsend Discharge - an overview," ScienceDirect Topics, [Online]. Available: https://www.sciencedirect.com/topics/physics-and-astronomy/townsend-discharge.</w:t>
+                    </w:r>
+                  </w:p>
+                </w:tc>
+              </w:tr>
+              <w:tr>
+                <w:trPr>
+                  <w:divId w:val="271743066"/>
+                  <w:tblCellSpacing w:w="15" w:type="dxa"/>
+                </w:trPr>
+                <w:tc>
+                  <w:tcPr>
+                    <w:tcW w:w="50" w:type="pct"/>
+                    <w:hideMark/>
+                  </w:tcPr>
+                  <w:p>
+                    <w:pPr>
+                      <w:pStyle w:val="Bibliography"/>
+                      <w:rPr>
+                        <w:noProof/>
+                      </w:rPr>
+                    </w:pPr>
+                    <w:r>
+                      <w:rPr>
+                        <w:noProof/>
+                      </w:rPr>
+                      <w:t xml:space="preserve">[11] </w:t>
+                    </w:r>
+                  </w:p>
+                </w:tc>
+                <w:tc>
+                  <w:tcPr>
+                    <w:tcW w:w="0" w:type="auto"/>
+                    <w:hideMark/>
+                  </w:tcPr>
+                  <w:p>
+                    <w:pPr>
+                      <w:pStyle w:val="Bibliography"/>
+                      <w:jc w:val="both"/>
+                      <w:rPr>
+                        <w:rFonts w:ascii="Times New Roman" w:hAnsi="Times New Roman" w:cs="Times New Roman"/>
+                        <w:noProof/>
+                      </w:rPr>
+                    </w:pPr>
+                    <w:r>
+                      <w:rPr>
+                        <w:rFonts w:ascii="Times New Roman" w:hAnsi="Times New Roman" w:cs="Times New Roman"/>
+                        <w:noProof/>
+                      </w:rPr>
+                      <w:t>F. J. Merceret, "Rationales for the Lightning Launch Commit Criteria," 2017.</w:t>
+                    </w:r>
+                  </w:p>
+                </w:tc>
+              </w:tr>
+              <w:tr>
+                <w:trPr>
+                  <w:divId w:val="271743066"/>
+                  <w:tblCellSpacing w:w="15" w:type="dxa"/>
+                </w:trPr>
+                <w:tc>
+                  <w:tcPr>
+                    <w:tcW w:w="50" w:type="pct"/>
+                    <w:hideMark/>
+                  </w:tcPr>
+                  <w:p>
+                    <w:pPr>
+                      <w:pStyle w:val="Bibliography"/>
+                      <w:rPr>
+                        <w:noProof/>
+                      </w:rPr>
+                    </w:pPr>
+                    <w:r>
+                      <w:rPr>
+                        <w:noProof/>
+                      </w:rPr>
+                      <w:t xml:space="preserve">[12] </w:t>
+                    </w:r>
+                  </w:p>
+                </w:tc>
+                <w:tc>
+                  <w:tcPr>
+                    <w:tcW w:w="0" w:type="auto"/>
+                    <w:hideMark/>
+                  </w:tcPr>
+                  <w:p>
+                    <w:pPr>
+                      <w:pStyle w:val="Bibliography"/>
+                      <w:jc w:val="both"/>
+                      <w:rPr>
+                        <w:rFonts w:ascii="Times New Roman" w:hAnsi="Times New Roman" w:cs="Times New Roman"/>
+                        <w:noProof/>
+                      </w:rPr>
+                    </w:pPr>
+                    <w:r>
+                      <w:rPr>
+                        <w:rFonts w:ascii="Times New Roman" w:hAnsi="Times New Roman" w:cs="Times New Roman"/>
+                        <w:noProof/>
+                      </w:rPr>
+                      <w:t>F. J. Merceret, "A History of the Lightning Launch Commit Criteria," 2010.</w:t>
+                    </w:r>
+                  </w:p>
+                </w:tc>
+              </w:tr>
+              <w:tr>
+                <w:trPr>
+                  <w:divId w:val="271743066"/>
+                  <w:tblCellSpacing w:w="15" w:type="dxa"/>
+                </w:trPr>
+                <w:tc>
+                  <w:tcPr>
+                    <w:tcW w:w="50" w:type="pct"/>
+                    <w:hideMark/>
+                  </w:tcPr>
+                  <w:p>
+                    <w:pPr>
+                      <w:pStyle w:val="Bibliography"/>
+                      <w:rPr>
+                        <w:noProof/>
+                      </w:rPr>
+                    </w:pPr>
+                    <w:r>
+                      <w:rPr>
+                        <w:noProof/>
+                      </w:rPr>
+                      <w:t xml:space="preserve">[13] </w:t>
+                    </w:r>
+                  </w:p>
+                </w:tc>
+                <w:tc>
+                  <w:tcPr>
+                    <w:tcW w:w="0" w:type="auto"/>
+                    <w:hideMark/>
+                  </w:tcPr>
+                  <w:p>
+                    <w:pPr>
+                      <w:pStyle w:val="Bibliography"/>
+                      <w:jc w:val="both"/>
+                      <w:rPr>
+                        <w:rFonts w:ascii="Times New Roman" w:hAnsi="Times New Roman" w:cs="Times New Roman"/>
+                        <w:noProof/>
+                      </w:rPr>
+                    </w:pPr>
+                    <w:r>
+                      <w:rPr>
+                        <w:rFonts w:ascii="Times New Roman" w:hAnsi="Times New Roman" w:cs="Times New Roman"/>
+                        <w:noProof/>
+                      </w:rPr>
+                      <w:t xml:space="preserve">A. Haklander and V. D. A. , "Thunderstorm predictors and their forecast skill for the Netherlands," </w:t>
+                    </w:r>
+                    <w:r>
+                      <w:rPr>
+                        <w:rFonts w:ascii="Times New Roman" w:hAnsi="Times New Roman" w:cs="Times New Roman"/>
+                        <w:i/>
+                        <w:iCs/>
+                        <w:noProof/>
+                      </w:rPr>
+                      <w:t xml:space="preserve">Atmospheric Research, </w:t>
+                    </w:r>
+                    <w:r>
+                      <w:rPr>
+                        <w:rFonts w:ascii="Times New Roman" w:hAnsi="Times New Roman" w:cs="Times New Roman"/>
+                        <w:noProof/>
+                      </w:rPr>
+                      <w:t xml:space="preserve">Vols. 67-68, pp. 273-299, 2003. </w:t>
+                    </w:r>
+                  </w:p>
+                </w:tc>
+              </w:tr>
+            </w:tbl>
+            <w:p>
+              <w:pPr>
+                <w:divId w:val="271743066"/>
+                <w:rPr>
+                  <w:rFonts w:eastAsia="Times New Roman"/>
+                  <w:noProof/>
+                </w:rPr>
+              </w:pPr>
+            </w:p>
+            <w:p>
+              <w:pPr>
+                <w:jc w:val="both"/>
+              </w:pPr>
+              <w:r>
+                <w:rPr>
+                  <w:rFonts w:ascii="Times New Roman" w:hAnsi="Times New Roman" w:cs="Times New Roman"/>
+                  <w:b/>
+                  <w:bCs/>
+                  <w:noProof/>
+                  <w:sz w:val="24"/>
+                  <w:szCs w:val="24"/>
+                </w:rPr>
+                <w:fldChar w:fldCharType="end"/>
+              </w:r>
+            </w:p>
+          </w:sdtContent>
+        </w:sdt>
+      </w:sdtContent>
+    </w:sdt>
     <w:sectPr>
-      <w:footerReference w:type="default" r:id="rId29"/>
+      <w:footerReference w:type="default" r:id="rId20"/>
+      <w:type w:val="continuous"/>
       <w:pgSz w:w="12240" w:h="15840" w:code="1"/>
       <w:pgMar w:top="1440" w:right="1440" w:bottom="1440" w:left="1440" w:header="709" w:footer="709" w:gutter="0"/>
       <w:pgBorders w:offsetFrom="page">
@@ -29012,7 +31802,6 @@
         <w:bottom w:val="single" w:sz="4" w:space="24" w:color="auto"/>
         <w:right w:val="single" w:sz="4" w:space="24" w:color="auto"/>
       </w:pgBorders>
-      <w:pgNumType w:start="0"/>
       <w:cols w:space="708"/>
       <w:titlePg/>
       <w:docGrid w:linePitch="360"/>
@@ -29066,6 +31855,9 @@
         <w:pPr>
           <w:pStyle w:val="Footer"/>
           <w:jc w:val="center"/>
+          <w:rPr>
+            <w:noProof/>
+          </w:rPr>
         </w:pPr>
         <w:r>
           <w:fldChar w:fldCharType="begin"/>
@@ -29089,13 +31881,153 @@
           <w:fldChar w:fldCharType="end"/>
         </w:r>
       </w:p>
+      <w:p>
+        <w:pPr>
+          <w:pStyle w:val="Footer"/>
+          <w:jc w:val="center"/>
+        </w:pPr>
+      </w:p>
     </w:sdtContent>
   </w:sdt>
-  <w:p>
-    <w:pPr>
-      <w:pStyle w:val="Footer"/>
-    </w:pPr>
-  </w:p>
+</w:ftr>
+</file>
+
+<file path=word/footer2.xml><?xml version="1.0" encoding="utf-8"?>
+<w:ftr xmlns:wpc="http://schemas.microsoft.com/office/word/2010/wordprocessingCanvas" xmlns:cx="http://schemas.microsoft.com/office/drawing/2014/chartex" xmlns:cx1="http://schemas.microsoft.com/office/drawing/2015/9/8/chartex" xmlns:cx2="http://schemas.microsoft.com/office/drawing/2015/10/21/chartex" xmlns:cx3="http://schemas.microsoft.com/office/drawing/2016/5/9/chartex" xmlns:cx4="http://schemas.microsoft.com/office/drawing/2016/5/10/chartex" xmlns:cx5="http://schemas.microsoft.com/office/drawing/2016/5/11/chartex" xmlns:cx6="http://schemas.microsoft.com/office/drawing/2016/5/12/chartex" xmlns:cx7="http://schemas.microsoft.com/office/drawing/2016/5/13/chartex" xmlns:cx8="http://schemas.microsoft.com/office/drawing/2016/5/14/chartex" xmlns:mc="http://schemas.openxmlformats.org/markup-compatibility/2006" xmlns:aink="http://schemas.microsoft.com/office/drawing/2016/ink" xmlns:am3d="http://schemas.microsoft.com/office/drawing/2017/model3d" xmlns:o="urn:schemas-microsoft-com:office:office" xmlns:oel="http://schemas.microsoft.com/office/2019/extlst" xmlns:r="http://schemas.openxmlformats.org/officeDocument/2006/relationships" xmlns:m="http://schemas.openxmlformats.org/officeDocument/2006/math" xmlns:v="urn:schemas-microsoft-com:vml" xmlns:wp14="http://schemas.microsoft.com/office/word/2010/wordprocessingDrawing" xmlns:wp="http://schemas.openxmlformats.org/drawingml/2006/wordprocessingDrawing" xmlns:w10="urn:schemas-microsoft-com:office:word" xmlns:w="http://schemas.openxmlformats.org/wordprocessingml/2006/main" xmlns:w14="http://schemas.microsoft.com/office/word/2010/wordml" xmlns:w15="http://schemas.microsoft.com/office/word/2012/wordml" xmlns:w16cex="http://schemas.microsoft.com/office/word/2018/wordml/cex" xmlns:w16cid="http://schemas.microsoft.com/office/word/2016/wordml/cid" xmlns:w16="http://schemas.microsoft.com/office/word/2018/wordml" xmlns:w16du="http://schemas.microsoft.com/office/word/2023/wordml/word16du" xmlns:w16sdtdh="http://schemas.microsoft.com/office/word/2020/wordml/sdtdatahash" xmlns:w16sdtfl="http://schemas.microsoft.com/office/word/2024/wordml/sdtformatlock" xmlns:w16se="http://schemas.microsoft.com/office/word/2015/wordml/symex" xmlns:wpg="http://schemas.microsoft.com/office/word/2010/wordprocessingGroup" xmlns:wpi="http://schemas.microsoft.com/office/word/2010/wordprocessingInk" xmlns:wne="http://schemas.microsoft.com/office/word/2006/wordml" xmlns:wps="http://schemas.microsoft.com/office/word/2010/wordprocessingShape" mc:Ignorable="w14 w15 w16se w16cid w16 w16cex w16sdtdh w16sdtfl w16du wp14">
+  <w:sdt>
+    <w:sdtPr>
+      <w:id w:val="1883984503"/>
+      <w:docPartObj>
+        <w:docPartGallery w:val="Page Numbers (Bottom of Page)"/>
+        <w:docPartUnique/>
+      </w:docPartObj>
+    </w:sdtPr>
+    <w:sdtEndPr>
+      <w:rPr>
+        <w:noProof/>
+      </w:rPr>
+    </w:sdtEndPr>
+    <w:sdtContent>
+      <w:p>
+        <w:pPr>
+          <w:pStyle w:val="Footer"/>
+          <w:jc w:val="center"/>
+          <w:rPr>
+            <w:noProof/>
+          </w:rPr>
+        </w:pPr>
+        <w:r>
+          <w:fldChar w:fldCharType="begin"/>
+        </w:r>
+        <w:r>
+          <w:instrText xml:space="preserve"> PAGE   \* MERGEFORMAT </w:instrText>
+        </w:r>
+        <w:r>
+          <w:fldChar w:fldCharType="separate"/>
+        </w:r>
+        <w:r>
+          <w:rPr>
+            <w:noProof/>
+          </w:rPr>
+          <w:t>2</w:t>
+        </w:r>
+        <w:r>
+          <w:rPr>
+            <w:noProof/>
+          </w:rPr>
+          <w:fldChar w:fldCharType="end"/>
+        </w:r>
+      </w:p>
+      <w:p>
+        <w:pPr>
+          <w:pStyle w:val="Footer"/>
+        </w:pPr>
+      </w:p>
+    </w:sdtContent>
+  </w:sdt>
+</w:ftr>
+</file>
+
+<file path=word/footer3.xml><?xml version="1.0" encoding="utf-8"?>
+<w:ftr xmlns:wpc="http://schemas.microsoft.com/office/word/2010/wordprocessingCanvas" xmlns:cx="http://schemas.microsoft.com/office/drawing/2014/chartex" xmlns:cx1="http://schemas.microsoft.com/office/drawing/2015/9/8/chartex" xmlns:cx2="http://schemas.microsoft.com/office/drawing/2015/10/21/chartex" xmlns:cx3="http://schemas.microsoft.com/office/drawing/2016/5/9/chartex" xmlns:cx4="http://schemas.microsoft.com/office/drawing/2016/5/10/chartex" xmlns:cx5="http://schemas.microsoft.com/office/drawing/2016/5/11/chartex" xmlns:cx6="http://schemas.microsoft.com/office/drawing/2016/5/12/chartex" xmlns:cx7="http://schemas.microsoft.com/office/drawing/2016/5/13/chartex" xmlns:cx8="http://schemas.microsoft.com/office/drawing/2016/5/14/chartex" xmlns:mc="http://schemas.openxmlformats.org/markup-compatibility/2006" xmlns:aink="http://schemas.microsoft.com/office/drawing/2016/ink" xmlns:am3d="http://schemas.microsoft.com/office/drawing/2017/model3d" xmlns:o="urn:schemas-microsoft-com:office:office" xmlns:oel="http://schemas.microsoft.com/office/2019/extlst" xmlns:r="http://schemas.openxmlformats.org/officeDocument/2006/relationships" xmlns:m="http://schemas.openxmlformats.org/officeDocument/2006/math" xmlns:v="urn:schemas-microsoft-com:vml" xmlns:wp14="http://schemas.microsoft.com/office/word/2010/wordprocessingDrawing" xmlns:wp="http://schemas.openxmlformats.org/drawingml/2006/wordprocessingDrawing" xmlns:w10="urn:schemas-microsoft-com:office:word" xmlns:w="http://schemas.openxmlformats.org/wordprocessingml/2006/main" xmlns:w14="http://schemas.microsoft.com/office/word/2010/wordml" xmlns:w15="http://schemas.microsoft.com/office/word/2012/wordml" xmlns:w16cex="http://schemas.microsoft.com/office/word/2018/wordml/cex" xmlns:w16cid="http://schemas.microsoft.com/office/word/2016/wordml/cid" xmlns:w16="http://schemas.microsoft.com/office/word/2018/wordml" xmlns:w16du="http://schemas.microsoft.com/office/word/2023/wordml/word16du" xmlns:w16sdtdh="http://schemas.microsoft.com/office/word/2020/wordml/sdtdatahash" xmlns:w16sdtfl="http://schemas.microsoft.com/office/word/2024/wordml/sdtformatlock" xmlns:w16se="http://schemas.microsoft.com/office/word/2015/wordml/symex" xmlns:wpg="http://schemas.microsoft.com/office/word/2010/wordprocessingGroup" xmlns:wpi="http://schemas.microsoft.com/office/word/2010/wordprocessingInk" xmlns:wne="http://schemas.microsoft.com/office/word/2006/wordml" xmlns:wps="http://schemas.microsoft.com/office/word/2010/wordprocessingShape" mc:Ignorable="w14 w15 w16se w16cid w16 w16cex w16sdtdh w16sdtfl w16du wp14">
+  <w:sdt>
+    <w:sdtPr>
+      <w:id w:val="-458259260"/>
+      <w:docPartObj>
+        <w:docPartGallery w:val="Page Numbers (Bottom of Page)"/>
+        <w:docPartUnique/>
+      </w:docPartObj>
+    </w:sdtPr>
+    <w:sdtEndPr>
+      <w:rPr>
+        <w:noProof/>
+      </w:rPr>
+    </w:sdtEndPr>
+    <w:sdtContent>
+      <w:p>
+        <w:pPr>
+          <w:pStyle w:val="Footer"/>
+          <w:jc w:val="center"/>
+          <w:rPr>
+            <w:noProof/>
+          </w:rPr>
+        </w:pPr>
+        <w:r>
+          <w:fldChar w:fldCharType="begin"/>
+        </w:r>
+        <w:r>
+          <w:instrText xml:space="preserve"> PAGE   \* MERGEFORMAT </w:instrText>
+        </w:r>
+        <w:r>
+          <w:fldChar w:fldCharType="separate"/>
+        </w:r>
+        <w:r>
+          <w:rPr>
+            <w:noProof/>
+          </w:rPr>
+          <w:t>2</w:t>
+        </w:r>
+        <w:r>
+          <w:rPr>
+            <w:noProof/>
+          </w:rPr>
+          <w:fldChar w:fldCharType="end"/>
+        </w:r>
+      </w:p>
+      <w:p>
+        <w:pPr>
+          <w:pStyle w:val="Footer"/>
+          <w:jc w:val="right"/>
+          <w:rPr>
+            <w:rFonts w:ascii="Times New Roman" w:hAnsi="Times New Roman" w:cs="Times New Roman"/>
+            <w:i/>
+            <w:iCs/>
+            <w:sz w:val="18"/>
+            <w:szCs w:val="18"/>
+          </w:rPr>
+        </w:pPr>
+        <w:r>
+          <w:rPr>
+            <w:rFonts w:ascii="Times New Roman" w:hAnsi="Times New Roman" w:cs="Times New Roman"/>
+            <w:sz w:val="18"/>
+            <w:szCs w:val="18"/>
+          </w:rPr>
+          <w:t xml:space="preserve">Repository available at </w:t>
+        </w:r>
+        <w:hyperlink r:id="rId1" w:history="1">
+          <w:r>
+            <w:rPr>
+              <w:rStyle w:val="Hyperlink"/>
+              <w:rFonts w:ascii="Times New Roman" w:hAnsi="Times New Roman" w:cs="Times New Roman"/>
+              <w:sz w:val="18"/>
+              <w:szCs w:val="18"/>
+            </w:rPr>
+            <w:t>https://github.com/tishap27/AirLume</w:t>
+          </w:r>
+        </w:hyperlink>
+      </w:p>
+    </w:sdtContent>
+  </w:sdt>
 </w:ftr>
 </file>
 
@@ -32861,7 +35793,6 @@
   <w:style w:type="character" w:default="1" w:styleId="DefaultParagraphFont">
     <w:name w:val="Default Paragraph Font"/>
     <w:uiPriority w:val="1"/>
-    <w:semiHidden/>
     <w:unhideWhenUsed/>
   </w:style>
   <w:style w:type="table" w:default="1" w:styleId="TableNormal">
@@ -33479,6 +36410,14 @@
       <w:spacing w:after="0"/>
     </w:pPr>
   </w:style>
+  <w:style w:type="paragraph" w:styleId="Bibliography">
+    <w:name w:val="Bibliography"/>
+    <w:basedOn w:val="Normal"/>
+    <w:next w:val="Normal"/>
+    <w:uiPriority w:val="37"/>
+    <w:unhideWhenUsed/>
+    <w:rsid w:val="00F060F2"/>
+  </w:style>
 </w:styles>
 </file>
 
@@ -33778,11 +36717,226 @@
 </file>
 
 <file path=customXml/item1.xml><?xml version="1.0" encoding="utf-8"?>
-<b:Sources xmlns:b="http://schemas.openxmlformats.org/officeDocument/2006/bibliography" xmlns="http://schemas.openxmlformats.org/officeDocument/2006/bibliography" SelectedStyle="\IEEE2006OfficeOnline.xsl" StyleName="IEEE" Version="2006"/>
+<b:Sources xmlns:b="http://schemas.openxmlformats.org/officeDocument/2006/bibliography" xmlns="http://schemas.openxmlformats.org/officeDocument/2006/bibliography" SelectedStyle="\IEEE2006OfficeOnline.xsl" StyleName="IEEE" Version="2006">
+  <b:Source>
+    <b:Tag>Air23</b:Tag>
+    <b:SourceType>InternetSite</b:SourceType>
+    <b:Guid>{3C0B7827-95D1-4ECE-9F4B-4E0260A6FE32}</b:Guid>
+    <b:Author>
+      <b:Author>
+        <b:Corporate>Airbus</b:Corporate>
+      </b:Author>
+    </b:Author>
+    <b:Title>Lightning Strikes</b:Title>
+    <b:ProductionCompany>Safety First</b:ProductionCompany>
+    <b:Year>2023</b:Year>
+    <b:Month>November</b:Month>
+    <b:URL>https://safetyfirst.airbus.com/lightning-strikes/</b:URL>
+    <b:RefOrder>3</b:RefOrder>
+  </b:Source>
+  <b:Source>
+    <b:Tag>Air24</b:Tag>
+    <b:SourceType>InternetSite</b:SourceType>
+    <b:Guid>{BDCD1B76-C1E2-4FE7-ADC7-D439BDBE1EF9}</b:Guid>
+    <b:Title>Aircraft and lightning strikes: here is what the statistics say</b:Title>
+    <b:ProductionCompany>MainBlades</b:ProductionCompany>
+    <b:Year>2024</b:Year>
+    <b:URL>https://www.mainblades.com/blog-posts/aircraft-and-lightning-strikes-here-is-what-the-statistics-say</b:URL>
+    <b:RefOrder>1</b:RefOrder>
+  </b:Source>
+  <b:Source>
+    <b:Tag>Whe24</b:Tag>
+    <b:SourceType>InternetSite</b:SourceType>
+    <b:Guid>{4CCF9240-54F3-439F-A76F-74D52F164F2C}</b:Guid>
+    <b:Title>When and Where Lightning Strikes Occur, Part 3</b:Title>
+    <b:ProductionCompany>Aviation Week Network</b:ProductionCompany>
+    <b:Year>2024</b:Year>
+    <b:URL>https://aviationweek.com/business-aviation/safety-ops-regulation/when-where-lightning-strikes-occur-part-3</b:URL>
+    <b:RefOrder>2</b:RefOrder>
+  </b:Source>
+  <b:Source>
+    <b:Tag>Lig</b:Tag>
+    <b:SourceType>InternetSite</b:SourceType>
+    <b:Guid>{A8E3E8F0-7830-472E-AE15-632DBE09D6D7}</b:Guid>
+    <b:Title>Lightning Strikes: Protection, Inspection, and Repair</b:Title>
+    <b:ProductionCompany>SKYbrary Aviation Safety</b:ProductionCompany>
+    <b:URL>https://skybrary.aero/bookshelf/lightning-strikes-protection-inspection-and-repair</b:URL>
+    <b:RefOrder>4</b:RefOrder>
+  </b:Source>
+  <b:Source>
+    <b:Tag>Rio24</b:Tag>
+    <b:SourceType>JournalArticle</b:SourceType>
+    <b:Guid>{42809087-D14B-449B-8FDA-4945815726AA}</b:Guid>
+    <b:Title>A Generalized Townsend's Theory for Paschen Curves in Planar, Cylindrical, and Spherical Geometries in Planetary Atmospheres</b:Title>
+    <b:Year>2024</b:Year>
+    <b:Author>
+      <b:Author>
+        <b:NameList>
+          <b:Person>
+            <b:Last>Riousset</b:Last>
+            <b:First>J.</b:First>
+            <b:Middle>A.</b:Middle>
+          </b:Person>
+        </b:NameList>
+      </b:Author>
+    </b:Author>
+    <b:JournalName>Journal of Geophysical Research: Atmospheres</b:JournalName>
+    <b:Volume>1129</b:Volume>
+    <b:RefOrder>9</b:RefOrder>
+  </b:Source>
+  <b:Source>
+    <b:Tag>Wik25</b:Tag>
+    <b:SourceType>InternetSite</b:SourceType>
+    <b:Guid>{208EE3F1-905B-4672-9786-C99007B37A57}</b:Guid>
+    <b:Title>Paschen's law</b:Title>
+    <b:Year>2025</b:Year>
+    <b:Author>
+      <b:Author>
+        <b:Corporate>Wikipedia</b:Corporate>
+      </b:Author>
+    </b:Author>
+    <b:Month>August</b:Month>
+    <b:URL>https://en.wikipedia.org/wiki/Paschen%27s_law</b:URL>
+    <b:RefOrder>6</b:RefOrder>
+  </b:Source>
+  <b:Source>
+    <b:Tag>Tow</b:Tag>
+    <b:SourceType>InternetSite</b:SourceType>
+    <b:Guid>{34483367-0246-4C58-8255-B54CF1DCBC4F}</b:Guid>
+    <b:Title>Townsend Discharge - an overview</b:Title>
+    <b:ProductionCompany>ScienceDirect Topics</b:ProductionCompany>
+    <b:URL>https://www.sciencedirect.com/topics/physics-and-astronomy/townsend-discharge</b:URL>
+    <b:RefOrder>10</b:RefOrder>
+  </b:Source>
+  <b:Source>
+    <b:Tag>Vei25</b:Tag>
+    <b:SourceType>InternetSite</b:SourceType>
+    <b:Guid>{87A855B0-AFCA-4B2C-B6AA-834A301E38C3}</b:Guid>
+    <b:Author>
+      <b:Author>
+        <b:NameList>
+          <b:Person>
+            <b:Last>Veillette</b:Last>
+            <b:First>P.</b:First>
+          </b:Person>
+        </b:NameList>
+      </b:Author>
+    </b:Author>
+    <b:Title>When and Where Lightning Strikes Occur, Part 1</b:Title>
+    <b:ProductionCompany>Aviation Week Network</b:ProductionCompany>
+    <b:Year>2025</b:Year>
+    <b:Month>September</b:Month>
+    <b:URL>https://aviationweek.com/business-aviation/safety-ops-regulation/when-where-lightning-strikes-occur-part-1</b:URL>
+    <b:RefOrder>5</b:RefOrder>
+  </b:Source>
+  <b:Source>
+    <b:Tag>Lag09</b:Tag>
+    <b:SourceType>Report</b:SourceType>
+    <b:Guid>{4E752ADE-442A-4AD9-B3E0-5970389A9109}</b:Guid>
+    <b:Title>IV&amp;V on Orion's ARINC 653 Flight Software Architecture</b:Title>
+    <b:Year>2009</b:Year>
+    <b:URL>https://www.nasa.gov/wp-content/uploads/2016/10/482470main_2530_-_ivv_on_orions_arinc_653_flight_software_architecture_100913.pdf</b:URL>
+    <b:Author>
+      <b:Author>
+        <b:NameList>
+          <b:Person>
+            <b:Last>Lagoy</b:Last>
+            <b:First>A.</b:First>
+          </b:Person>
+          <b:Person>
+            <b:First>Gauer, T. A.</b:First>
+          </b:Person>
+        </b:NameList>
+      </b:Author>
+    </b:Author>
+    <b:Publisher>NASA Independent Verification and Validation Facility</b:Publisher>
+    <b:RefOrder>7</b:RefOrder>
+  </b:Source>
+  <b:Source>
+    <b:Tag>Win</b:Tag>
+    <b:SourceType>InternetSite</b:SourceType>
+    <b:Guid>{1381FEAB-93B0-404F-82D8-43542E355C8B}</b:Guid>
+    <b:Title>ARINC 653 Compliant Safety-Critical Applications</b:Title>
+    <b:Author>
+      <b:Author>
+        <b:Corporate>Wind River Systems</b:Corporate>
+      </b:Author>
+    </b:Author>
+    <b:ProductionCompany>Wind River Solutions</b:ProductionCompany>
+    <b:URL>https://www.windriver.com/solutions/learning/arinc-653-compliant-safety-critical-applications</b:URL>
+    <b:RefOrder>8</b:RefOrder>
+  </b:Source>
+  <b:Source>
+    <b:Tag>Mer10</b:Tag>
+    <b:SourceType>Report</b:SourceType>
+    <b:Guid>{0DA08F3E-2D91-4B25-8AB2-F19F2C733534}</b:Guid>
+    <b:Title>A History of the Lightning Launch Commit Criteria</b:Title>
+    <b:Year>2010</b:Year>
+    <b:URL>https://ntrs.nasa.gov/citations/20110000675</b:URL>
+    <b:Author>
+      <b:Author>
+        <b:NameList>
+          <b:Person>
+            <b:Last>Merceret</b:Last>
+            <b:First>F.</b:First>
+            <b:Middle>J.</b:Middle>
+          </b:Person>
+        </b:NameList>
+      </b:Author>
+    </b:Author>
+    <b:Institution>NASA Kennedy Space Center</b:Institution>
+    <b:RefOrder>12</b:RefOrder>
+  </b:Source>
+  <b:Source>
+    <b:Tag>Mer17</b:Tag>
+    <b:SourceType>Report</b:SourceType>
+    <b:Guid>{F854EAFA-1765-4CAB-BD43-D035905C2625}</b:Guid>
+    <b:Author>
+      <b:Author>
+        <b:NameList>
+          <b:Person>
+            <b:Last>Merceret</b:Last>
+            <b:First>F.</b:First>
+            <b:Middle>J.</b:Middle>
+          </b:Person>
+        </b:NameList>
+      </b:Author>
+    </b:Author>
+    <b:Title>Rationales for the Lightning Launch Commit Criteria</b:Title>
+    <b:Year>2017</b:Year>
+    <b:Institution>NASA Kennedy Space Center</b:Institution>
+    <b:URL>https://ntrs.nasa.gov/citations/20170001583</b:URL>
+    <b:RefOrder>11</b:RefOrder>
+  </b:Source>
+  <b:Source>
+    <b:Tag>Hak03</b:Tag>
+    <b:SourceType>JournalArticle</b:SourceType>
+    <b:Guid>{FA13339E-EEE1-4A8E-A9ED-A9F1D35D532B}</b:Guid>
+    <b:Title>Thunderstorm predictors and their forecast skill for the Netherlands</b:Title>
+    <b:Year>2003</b:Year>
+    <b:Author>
+      <b:Author>
+        <b:NameList>
+          <b:Person>
+            <b:Last>Haklander</b:Last>
+            <b:First>A.</b:First>
+          </b:Person>
+          <b:Person>
+            <b:First>Van Delden, A.</b:First>
+          </b:Person>
+        </b:NameList>
+      </b:Author>
+    </b:Author>
+    <b:JournalName>Atmospheric Research</b:JournalName>
+    <b:Pages>273-299</b:Pages>
+    <b:Volume>67-68</b:Volume>
+    <b:RefOrder>13</b:RefOrder>
+  </b:Source>
+</b:Sources>
 </file>
 
 <file path=customXml/itemProps1.xml><?xml version="1.0" encoding="utf-8"?>
-<ds:datastoreItem xmlns:ds="http://schemas.openxmlformats.org/officeDocument/2006/customXml" ds:itemID="{37CB4C58-B2CA-40D1-B0E9-498C7370D438}">
+<ds:datastoreItem xmlns:ds="http://schemas.openxmlformats.org/officeDocument/2006/customXml" ds:itemID="{07408D43-4BA2-4F44-A1F7-44E9FB5ED46F}">
   <ds:schemaRefs>
     <ds:schemaRef ds:uri="http://schemas.openxmlformats.org/officeDocument/2006/bibliography"/>
   </ds:schemaRefs>
